--- a/Daily Reports/21_09_2026-CBOT Reports.docx
+++ b/Daily Reports/21_09_2026-CBOT Reports.docx
@@ -104,7 +104,7 @@
           <w:color w:val="5C768D"/>
           <w:sz w:val="19"/>
         </w:rPr>
-        <w:t>Cập nhật tự động qua `macro_tracker.py` vào lúc 06:20 ICT ngày 21/09/2026</w:t>
+        <w:t>Cập nhật tự động qua `macro_tracker.py` vào lúc 06:33 ICT ngày 21/09/2026</w:t>
       </w:r>
     </w:p>
     <w:tbl>
@@ -313,7 +313,7 @@
               <w:rPr>
                 <w:b/>
               </w:rPr>
-              <w:t>99.32 / thùng</w:t>
+              <w:t>99.42 / thùng</w:t>
             </w:r>
           </w:p>
         </w:tc>
@@ -344,7 +344,7 @@
               <w:rPr>
                 <w:b/>
               </w:rPr>
-              <w:t>-4.38%</w:t>
+              <w:t>-4.28%</w:t>
             </w:r>
           </w:p>
         </w:tc>
@@ -442,7 +442,7 @@
               <w:rPr>
                 <w:b/>
               </w:rPr>
-              <w:t>100.28</w:t>
+              <w:t>100.26</w:t>
             </w:r>
           </w:p>
         </w:tc>
@@ -473,7 +473,7 @@
               <w:rPr>
                 <w:b/>
               </w:rPr>
-              <w:t>+0.06%</w:t>
+              <w:t>+0.04%</w:t>
             </w:r>
           </w:p>
         </w:tc>
@@ -1218,7 +1218,7 @@
         <w:rPr>
           <w:b/>
         </w:rPr>
-        <w:t>`99.32` (-4.38%)</w:t>
+        <w:t>`99.42` (-4.28%)</w:t>
       </w:r>
       <w:r>
         <w:t xml:space="preserve"> | DXY: </w:t>
@@ -1227,7 +1227,7 @@
         <w:rPr>
           <w:b/>
         </w:rPr>
-        <w:t>`100.28` (+0.06%)</w:t>
+        <w:t>`100.26` (+0.04%)</w:t>
       </w:r>
       <w:r>
         <w:t xml:space="preserve"> | Lúa mì CBOT: </w:t>
@@ -1306,7 +1306,7 @@
           <w:color w:val="5C768D"/>
           <w:sz w:val="19"/>
         </w:rPr>
-        <w:t>Cập nhật tự động lúc 06:20 ICT ngày 21/09/2026 — Nguồn: NOAA, USDA, BOM Australia</w:t>
+        <w:t>Cập nhật tự động lúc 06:33 ICT ngày 21/09/2026 — Nguồn: NOAA, USDA, BOM Australia</w:t>
       </w:r>
     </w:p>
     <w:p>
@@ -3605,7 +3605,7 @@
               <w:rPr>
                 <w:b/>
               </w:rPr>
-              <w:t>527.60 (+0.10)</w:t>
+              <w:t>527.61 (+0.11)</w:t>
             </w:r>
           </w:p>
         </w:tc>
@@ -3853,7 +3853,7 @@
               <w:rPr>
                 <w:b/>
               </w:rPr>
-              <w:t>715.06 (+0.81)</w:t>
+              <w:t>715.07 (+0.82)</w:t>
             </w:r>
           </w:p>
         </w:tc>
@@ -11624,10 +11624,10 @@
         <w:rPr>
           <w:b/>
         </w:rPr>
-        <w:t>`527.60 cents`</w:t>
+        <w:t>`527.61 cents`</w:t>
       </w:r>
       <w:r>
-        <w:t xml:space="preserve"> (+0.10).</w:t>
+        <w:t xml:space="preserve"> (+0.11).</w:t>
       </w:r>
     </w:p>
     <w:p>
@@ -11990,7 +11990,7 @@
               <w:rPr>
                 <w:b/>
               </w:rPr>
-              <w:t>99.32</w:t>
+              <w:t>99.42</w:t>
             </w:r>
           </w:p>
         </w:tc>
@@ -12021,7 +12021,7 @@
               <w:rPr>
                 <w:b/>
               </w:rPr>
-              <w:t>-4.38%</w:t>
+              <w:t>-4.28%</w:t>
             </w:r>
           </w:p>
         </w:tc>
@@ -12113,7 +12113,7 @@
               <w:rPr>
                 <w:b/>
               </w:rPr>
-              <w:t>100.28</w:t>
+              <w:t>100.26</w:t>
             </w:r>
           </w:p>
         </w:tc>
@@ -12144,7 +12144,7 @@
               <w:rPr>
                 <w:b/>
               </w:rPr>
-              <w:t>+0.06%</w:t>
+              <w:t>+0.04%</w:t>
             </w:r>
           </w:p>
         </w:tc>
@@ -21805,10 +21805,10 @@
         <w:rPr>
           <w:b/>
         </w:rPr>
-        <w:t>`715.06 cents`</w:t>
+        <w:t>`715.07 cents`</w:t>
       </w:r>
       <w:r>
-        <w:t xml:space="preserve"> (+0.81).</w:t>
+        <w:t xml:space="preserve"> (+0.82).</w:t>
       </w:r>
     </w:p>
     <w:p>
@@ -22171,7 +22171,7 @@
               <w:rPr>
                 <w:b/>
               </w:rPr>
-              <w:t>99.32</w:t>
+              <w:t>99.42</w:t>
             </w:r>
           </w:p>
         </w:tc>
@@ -22202,7 +22202,7 @@
               <w:rPr>
                 <w:b/>
               </w:rPr>
-              <w:t>-4.38%</w:t>
+              <w:t>-4.28%</w:t>
             </w:r>
           </w:p>
         </w:tc>
@@ -22294,7 +22294,7 @@
               <w:rPr>
                 <w:b/>
               </w:rPr>
-              <w:t>100.28</w:t>
+              <w:t>100.26</w:t>
             </w:r>
           </w:p>
         </w:tc>
@@ -22325,7 +22325,7 @@
               <w:rPr>
                 <w:b/>
               </w:rPr>
-              <w:t>+0.06%</w:t>
+              <w:t>+0.04%</w:t>
             </w:r>
           </w:p>
         </w:tc>

--- a/Daily Reports/21_09_2026-CBOT Reports.docx
+++ b/Daily Reports/21_09_2026-CBOT Reports.docx
@@ -104,7 +104,7 @@
           <w:color w:val="5C768D"/>
           <w:sz w:val="19"/>
         </w:rPr>
-        <w:t>Cập nhật tự động qua `macro_tracker.py` vào lúc 06:33 ICT ngày 21/09/2026</w:t>
+        <w:t>Cập nhật tự động qua `macro_tracker.py` vào lúc 07:01 ICT ngày 21/09/2026</w:t>
       </w:r>
     </w:p>
     <w:tbl>
@@ -313,7 +313,7 @@
               <w:rPr>
                 <w:b/>
               </w:rPr>
-              <w:t>99.42 / thùng</w:t>
+              <w:t>99.33 / thùng</w:t>
             </w:r>
           </w:p>
         </w:tc>
@@ -344,7 +344,7 @@
               <w:rPr>
                 <w:b/>
               </w:rPr>
-              <w:t>-4.28%</w:t>
+              <w:t>-4.37%</w:t>
             </w:r>
           </w:p>
         </w:tc>
@@ -442,7 +442,7 @@
               <w:rPr>
                 <w:b/>
               </w:rPr>
-              <w:t>100.26</w:t>
+              <w:t>100.28</w:t>
             </w:r>
           </w:p>
         </w:tc>
@@ -473,7 +473,7 @@
               <w:rPr>
                 <w:b/>
               </w:rPr>
-              <w:t>+0.04%</w:t>
+              <w:t>+0.06%</w:t>
             </w:r>
           </w:p>
         </w:tc>
@@ -1218,7 +1218,7 @@
         <w:rPr>
           <w:b/>
         </w:rPr>
-        <w:t>`99.42` (-4.28%)</w:t>
+        <w:t>`99.33` (-4.37%)</w:t>
       </w:r>
       <w:r>
         <w:t xml:space="preserve"> | DXY: </w:t>
@@ -1227,7 +1227,7 @@
         <w:rPr>
           <w:b/>
         </w:rPr>
-        <w:t>`100.26` (+0.04%)</w:t>
+        <w:t>`100.28` (+0.06%)</w:t>
       </w:r>
       <w:r>
         <w:t xml:space="preserve"> | Lúa mì CBOT: </w:t>
@@ -1306,7 +1306,7 @@
           <w:color w:val="5C768D"/>
           <w:sz w:val="19"/>
         </w:rPr>
-        <w:t>Cập nhật tự động lúc 06:33 ICT ngày 21/09/2026 — Nguồn: NOAA, USDA, BOM Australia</w:t>
+        <w:t>Cập nhật tự động lúc 07:01 ICT ngày 21/09/2026 — Nguồn: NOAA, USDA, BOM Australia</w:t>
       </w:r>
     </w:p>
     <w:p>
@@ -3605,7 +3605,7 @@
               <w:rPr>
                 <w:b/>
               </w:rPr>
-              <w:t>527.61 (+0.11)</w:t>
+              <w:t>527.60 (+0.10)</w:t>
             </w:r>
           </w:p>
         </w:tc>
@@ -3853,7 +3853,7 @@
               <w:rPr>
                 <w:b/>
               </w:rPr>
-              <w:t>715.07 (+0.82)</w:t>
+              <w:t>715.06 (+0.81)</w:t>
             </w:r>
           </w:p>
         </w:tc>
@@ -11624,10 +11624,10 @@
         <w:rPr>
           <w:b/>
         </w:rPr>
-        <w:t>`527.61 cents`</w:t>
+        <w:t>`527.60 cents`</w:t>
       </w:r>
       <w:r>
-        <w:t xml:space="preserve"> (+0.11).</w:t>
+        <w:t xml:space="preserve"> (+0.10).</w:t>
       </w:r>
     </w:p>
     <w:p>
@@ -11990,7 +11990,7 @@
               <w:rPr>
                 <w:b/>
               </w:rPr>
-              <w:t>99.42</w:t>
+              <w:t>99.33</w:t>
             </w:r>
           </w:p>
         </w:tc>
@@ -12021,7 +12021,7 @@
               <w:rPr>
                 <w:b/>
               </w:rPr>
-              <w:t>-4.28%</w:t>
+              <w:t>-4.37%</w:t>
             </w:r>
           </w:p>
         </w:tc>
@@ -12113,7 +12113,7 @@
               <w:rPr>
                 <w:b/>
               </w:rPr>
-              <w:t>100.26</w:t>
+              <w:t>100.28</w:t>
             </w:r>
           </w:p>
         </w:tc>
@@ -12144,7 +12144,7 @@
               <w:rPr>
                 <w:b/>
               </w:rPr>
-              <w:t>+0.04%</w:t>
+              <w:t>+0.06%</w:t>
             </w:r>
           </w:p>
         </w:tc>
@@ -21805,10 +21805,10 @@
         <w:rPr>
           <w:b/>
         </w:rPr>
-        <w:t>`715.07 cents`</w:t>
+        <w:t>`715.06 cents`</w:t>
       </w:r>
       <w:r>
-        <w:t xml:space="preserve"> (+0.82).</w:t>
+        <w:t xml:space="preserve"> (+0.81).</w:t>
       </w:r>
     </w:p>
     <w:p>
@@ -22171,7 +22171,7 @@
               <w:rPr>
                 <w:b/>
               </w:rPr>
-              <w:t>99.42</w:t>
+              <w:t>99.33</w:t>
             </w:r>
           </w:p>
         </w:tc>
@@ -22202,7 +22202,7 @@
               <w:rPr>
                 <w:b/>
               </w:rPr>
-              <w:t>-4.28%</w:t>
+              <w:t>-4.37%</w:t>
             </w:r>
           </w:p>
         </w:tc>
@@ -22294,7 +22294,7 @@
               <w:rPr>
                 <w:b/>
               </w:rPr>
-              <w:t>100.26</w:t>
+              <w:t>100.28</w:t>
             </w:r>
           </w:p>
         </w:tc>
@@ -22325,7 +22325,7 @@
               <w:rPr>
                 <w:b/>
               </w:rPr>
-              <w:t>+0.04%</w:t>
+              <w:t>+0.06%</w:t>
             </w:r>
           </w:p>
         </w:tc>

--- a/Daily Reports/21_09_2026-CBOT Reports.docx
+++ b/Daily Reports/21_09_2026-CBOT Reports.docx
@@ -104,7 +104,7 @@
           <w:color w:val="5C768D"/>
           <w:sz w:val="19"/>
         </w:rPr>
-        <w:t>Cập nhật tự động qua `macro_tracker.py` vào lúc 07:01 ICT ngày 21/09/2026</w:t>
+        <w:t>Cập nhật tự động qua `macro_tracker.py` vào lúc 08:01 ICT ngày 21/09/2026</w:t>
       </w:r>
     </w:p>
     <w:tbl>
@@ -313,7 +313,7 @@
               <w:rPr>
                 <w:b/>
               </w:rPr>
-              <w:t>99.33 / thùng</w:t>
+              <w:t>98.22 / thùng</w:t>
             </w:r>
           </w:p>
         </w:tc>
@@ -344,7 +344,7 @@
               <w:rPr>
                 <w:b/>
               </w:rPr>
-              <w:t>-4.37%</w:t>
+              <w:t>-5.44%</w:t>
             </w:r>
           </w:p>
         </w:tc>
@@ -442,7 +442,7 @@
               <w:rPr>
                 <w:b/>
               </w:rPr>
-              <w:t>100.28</w:t>
+              <w:t>100.23</w:t>
             </w:r>
           </w:p>
         </w:tc>
@@ -473,7 +473,7 @@
               <w:rPr>
                 <w:b/>
               </w:rPr>
-              <w:t>+0.06%</w:t>
+              <w:t>+0.01%</w:t>
             </w:r>
           </w:p>
         </w:tc>
@@ -1218,7 +1218,7 @@
         <w:rPr>
           <w:b/>
         </w:rPr>
-        <w:t>`99.33` (-4.37%)</w:t>
+        <w:t>`98.22` (-5.44%)</w:t>
       </w:r>
       <w:r>
         <w:t xml:space="preserve"> | DXY: </w:t>
@@ -1227,7 +1227,7 @@
         <w:rPr>
           <w:b/>
         </w:rPr>
-        <w:t>`100.28` (+0.06%)</w:t>
+        <w:t>`100.23` (+0.01%)</w:t>
       </w:r>
       <w:r>
         <w:t xml:space="preserve"> | Lúa mì CBOT: </w:t>
@@ -1236,7 +1236,7 @@
         <w:rPr>
           <w:b/>
         </w:rPr>
-        <w:t>`714.25` (+0.00%)</w:t>
+        <w:t>`726.75` (+1.75%)</w:t>
       </w:r>
       <w:r>
         <w:t>.</w:t>
@@ -1306,7 +1306,7 @@
           <w:color w:val="5C768D"/>
           <w:sz w:val="19"/>
         </w:rPr>
-        <w:t>Cập nhật tự động lúc 07:01 ICT ngày 21/09/2026 — Nguồn: NOAA, USDA, BOM Australia</w:t>
+        <w:t>Cập nhật tự động lúc 08:01 ICT ngày 21/09/2026 — Nguồn: NOAA, USDA, BOM Australia</w:t>
       </w:r>
     </w:p>
     <w:p>
@@ -3574,7 +3574,7 @@
               <w:rPr>
                 <w:b/>
               </w:rPr>
-              <w:t>527.50</w:t>
+              <w:t>533.25</w:t>
             </w:r>
           </w:p>
         </w:tc>
@@ -3605,7 +3605,7 @@
               <w:rPr>
                 <w:b/>
               </w:rPr>
-              <w:t>527.60 (+0.10)</w:t>
+              <w:t>533.51 (+0.26)</w:t>
             </w:r>
           </w:p>
         </w:tc>
@@ -3633,7 +3633,7 @@
             </w:pPr>
             <w:r/>
             <w:r>
-              <w:t>Bearish (529.03 &lt; 530.67)</w:t>
+              <w:t>Bearish (529.41 &lt; 530.77)</w:t>
             </w:r>
           </w:p>
         </w:tc>
@@ -3661,7 +3661,7 @@
             </w:pPr>
             <w:r/>
             <w:r>
-              <w:t>0.75 cents</w:t>
+              <w:t>8.25 cents</w:t>
             </w:r>
           </w:p>
         </w:tc>
@@ -3822,7 +3822,7 @@
               <w:rPr>
                 <w:b/>
               </w:rPr>
-              <w:t>714.25</w:t>
+              <w:t>726.75</w:t>
             </w:r>
           </w:p>
         </w:tc>
@@ -3853,7 +3853,7 @@
               <w:rPr>
                 <w:b/>
               </w:rPr>
-              <w:t>715.06 (+0.81)</w:t>
+              <w:t>728.24 (+1.49)</w:t>
             </w:r>
           </w:p>
         </w:tc>
@@ -3881,7 +3881,7 @@
             </w:pPr>
             <w:r/>
             <w:r>
-              <w:t>Bearish (720.08 &lt; 723.37)</w:t>
+              <w:t>Bearish (720.69 &lt; 723.50)</w:t>
             </w:r>
           </w:p>
         </w:tc>
@@ -3909,7 +3909,7 @@
             </w:pPr>
             <w:r/>
             <w:r>
-              <w:t>2.50 cents</w:t>
+              <w:t>13.25 cents</w:t>
             </w:r>
           </w:p>
         </w:tc>
@@ -4347,7 +4347,7 @@
                 <w:b/>
                 <w:color w:val="15803D"/>
               </w:rPr>
-              <w:t>526.50 - 529.03 cents (Canh mua vùng hỗ trợ)</w:t>
+              <w:t>531.50 - 529.41 cents (Canh mua vùng hỗ trợ)</w:t>
             </w:r>
           </w:p>
         </w:tc>
@@ -4378,7 +4378,7 @@
               <w:rPr>
                 <w:b/>
               </w:rPr>
-              <w:t>479.47 cents (Dưới cản S2 + 1.5x ATR)</w:t>
+              <w:t>478.16 cents (Dưới cản S2 + 1.5x ATR)</w:t>
             </w:r>
           </w:p>
         </w:tc>
@@ -4414,7 +4414,7 @@
                 <w:color w:val="D97706"/>
                 <w:sz w:val="19"/>
               </w:rPr>
-              <w:t xml:space="preserve"> 529.00 cents </w:t>
+              <w:t xml:space="preserve"> 534.75 cents </w:t>
             </w:r>
             <w:r>
               <w:t xml:space="preserve"> / TP2: </w:t>
@@ -4559,7 +4559,7 @@
               <w:rPr>
                 <w:b/>
               </w:rPr>
-              <w:t>525.00 - 526.50 cents</w:t>
+              <w:t>530.00 - 531.50 cents</w:t>
             </w:r>
           </w:p>
         </w:tc>
@@ -4590,7 +4590,7 @@
               <w:rPr>
                 <w:b/>
               </w:rPr>
-              <w:t>480.31 cents (Chống quét SL tuyệt đối)</w:t>
+              <w:t>479.44 cents (Chống quét SL tuyệt đối)</w:t>
             </w:r>
           </w:p>
         </w:tc>
@@ -4752,7 +4752,7 @@
               <w:rPr>
                 <w:b/>
               </w:rPr>
-              <w:t>529.00 - 530.50 cents</w:t>
+              <w:t>534.75 - 536.25 cents</w:t>
             </w:r>
           </w:p>
         </w:tc>
@@ -4783,7 +4783,7 @@
               <w:rPr>
                 <w:b/>
               </w:rPr>
-              <w:t>530.69 cents</w:t>
+              <w:t>537.31 cents</w:t>
             </w:r>
           </w:p>
         </w:tc>
@@ -4945,7 +4945,7 @@
               <w:rPr>
                 <w:b/>
               </w:rPr>
-              <w:t>475.25 - 482.00 cents</w:t>
+              <w:t>471.75 - 482.00 cents</w:t>
             </w:r>
           </w:p>
         </w:tc>
@@ -5126,7 +5126,7 @@
                 <w:b/>
                 <w:color w:val="B91C1C"/>
               </w:rPr>
-              <w:t>720.08 - 723.37 cents (Canh bán hồi kỹ thuật H1)</w:t>
+              <w:t>720.69 - 723.50 cents (Canh bán hồi kỹ thuật H1)</w:t>
             </w:r>
           </w:p>
         </w:tc>
@@ -5157,7 +5157,7 @@
               <w:rPr>
                 <w:b/>
               </w:rPr>
-              <w:t>800.63 cents (Trên kháng cự R2 + 1.5x ATR)</w:t>
+              <w:t>802.73 cents (Trên kháng cự R2 + 1.5x ATR)</w:t>
             </w:r>
           </w:p>
         </w:tc>
@@ -5193,7 +5193,7 @@
                 <w:color w:val="D97706"/>
                 <w:sz w:val="19"/>
               </w:rPr>
-              <w:t xml:space="preserve"> 711.25 cents </w:t>
+              <w:t xml:space="preserve"> 723.50 cents </w:t>
             </w:r>
             <w:r>
               <w:t xml:space="preserve"> / TP2: </w:t>
@@ -5304,7 +5304,7 @@
                 <w:b/>
                 <w:color w:val="15803D"/>
               </w:rPr>
-              <w:t>Long trung hạn (Swing) (ZWH27)</w:t>
+              <w:t>Long trung hạn (Swing) (ZWZ26)</w:t>
             </w:r>
           </w:p>
         </w:tc>
@@ -5335,7 +5335,7 @@
               <w:rPr>
                 <w:b/>
               </w:rPr>
-              <w:t>725.75 - 727.75 cents</w:t>
+              <w:t>721.50 - 723.50 cents</w:t>
             </w:r>
           </w:p>
         </w:tc>
@@ -5366,7 +5366,7 @@
               <w:rPr>
                 <w:b/>
               </w:rPr>
-              <w:t>691.25 cents</w:t>
+              <w:t>671.85 cents</w:t>
             </w:r>
           </w:p>
         </w:tc>
@@ -5397,7 +5397,7 @@
               <w:rPr>
                 <w:b/>
               </w:rPr>
-              <w:t>732.75 cents (Đón sóng hồi trung hạn ~14.5 giá)</w:t>
+              <w:t>730.00 cents (Đón sóng hồi trung hạn ~14.5 giá)</w:t>
             </w:r>
           </w:p>
         </w:tc>
@@ -5497,7 +5497,7 @@
                 <w:b/>
                 <w:color w:val="B91C1C"/>
               </w:rPr>
-              <w:t>Short trung hạn (Swing) (ZWH27)</w:t>
+              <w:t>Short trung hạn (Swing) (ZWZ26)</w:t>
             </w:r>
           </w:p>
         </w:tc>
@@ -5528,7 +5528,7 @@
               <w:rPr>
                 <w:b/>
               </w:rPr>
-              <w:t>732.75 - 734.75 cents</w:t>
+              <w:t>730.00 - 732.00 cents</w:t>
             </w:r>
           </w:p>
         </w:tc>
@@ -5559,7 +5559,7 @@
               <w:rPr>
                 <w:b/>
               </w:rPr>
-              <w:t>736.25 cents</w:t>
+              <w:t>735.15 cents</w:t>
             </w:r>
           </w:p>
         </w:tc>
@@ -5590,7 +5590,7 @@
               <w:rPr>
                 <w:b/>
               </w:rPr>
-              <w:t>694.75 cents (Thuận xu hướng giảm ngắn hạn)</w:t>
+              <w:t>677.00 cents (Thuận xu hướng giảm ngắn hạn)</w:t>
             </w:r>
           </w:p>
         </w:tc>
@@ -5721,7 +5721,7 @@
               <w:rPr>
                 <w:b/>
               </w:rPr>
-              <w:t>661.99 - 677.00 cents</w:t>
+              <w:t>656.39 - 677.00 cents</w:t>
             </w:r>
           </w:p>
         </w:tc>
@@ -11609,7 +11609,7 @@
         <w:t>Giá Chốt Phiên (Close):</w:t>
       </w:r>
       <w:r>
-        <w:t xml:space="preserve"> 527.50 cents | </w:t>
+        <w:t xml:space="preserve"> 533.25 cents | </w:t>
       </w:r>
       <w:r>
         <w:rPr>
@@ -11624,10 +11624,10 @@
         <w:rPr>
           <w:b/>
         </w:rPr>
-        <w:t>`527.60 cents`</w:t>
+        <w:t>`533.51 cents`</w:t>
       </w:r>
       <w:r>
-        <w:t xml:space="preserve"> (+0.10).</w:t>
+        <w:t xml:space="preserve"> (+0.26).</w:t>
       </w:r>
     </w:p>
     <w:p>
@@ -11648,7 +11648,7 @@
         <w:rPr>
           <w:b/>
         </w:rPr>
-        <w:t>`168,498`</w:t>
+        <w:t>`14,090`</w:t>
       </w:r>
       <w:r>
         <w:t xml:space="preserve"> (Chênh lệch: </w:t>
@@ -11657,7 +11657,7 @@
         <w:rPr>
           <w:b/>
         </w:rPr>
-        <w:t>`-45,368`</w:t>
+        <w:t>`-199,776`</w:t>
       </w:r>
       <w:r>
         <w:t xml:space="preserve">) | OI: </w:t>
@@ -11675,7 +11675,7 @@
         <w:rPr>
           <w:b/>
         </w:rPr>
-        <w:t>`+1,557`</w:t>
+        <w:t>`+0`</w:t>
       </w:r>
       <w:r>
         <w:t>)</w:t>
@@ -11699,7 +11699,7 @@
         <w:rPr>
           <w:b/>
         </w:rPr>
-        <w:t>`Doji (Nến lưỡng lự thế trận)`</w:t>
+        <w:t>`Không phát hiện mô hình nến đặc biệt`</w:t>
       </w:r>
     </w:p>
     <w:p>
@@ -11719,8 +11719,9 @@
       <w:r>
         <w:rPr>
           <w:b/>
+          <w:color w:val="B91C1C"/>
         </w:rPr>
-        <w:t>`Giảm nhẹ tích lũy (Distribution Decline)`</w:t>
+        <w:t>`Tăng yếu / Rủi ro đảo chiều (Short Covering Rally)`</w:t>
       </w:r>
     </w:p>
     <w:p>
@@ -11741,10 +11742,10 @@
         <w:rPr>
           <w:b/>
         </w:rPr>
-        <w:t>TÍCH LŨY TIÊU CỰC (Distribution):</w:t>
+        <w:t>TÍCH LŨY TÍCH CỰC (Accumulation):</w:t>
       </w:r>
       <w:r>
-        <w:t xml:space="preserve"> Nến đi ngang nhưng dòng tiền rút dần (OI giảm), cảnh báo rủi ro suy sụt sắp tới.</w:t>
+        <w:t xml:space="preserve"> Nến đi ngang nhưng dòng tiền âm thầm gia tăng (OI tăng), báo hiệu chuẩn bị có nhịp bứt phá tăng.</w:t>
       </w:r>
     </w:p>
     <w:p>
@@ -11990,7 +11991,7 @@
               <w:rPr>
                 <w:b/>
               </w:rPr>
-              <w:t>99.33</w:t>
+              <w:t>98.22</w:t>
             </w:r>
           </w:p>
         </w:tc>
@@ -12021,7 +12022,7 @@
               <w:rPr>
                 <w:b/>
               </w:rPr>
-              <w:t>-4.37%</w:t>
+              <w:t>-5.44%</w:t>
             </w:r>
           </w:p>
         </w:tc>
@@ -12113,7 +12114,7 @@
               <w:rPr>
                 <w:b/>
               </w:rPr>
-              <w:t>100.28</w:t>
+              <w:t>100.23</w:t>
             </w:r>
           </w:p>
         </w:tc>
@@ -12144,7 +12145,7 @@
               <w:rPr>
                 <w:b/>
               </w:rPr>
-              <w:t>+0.06%</w:t>
+              <w:t>+0.01%</w:t>
             </w:r>
           </w:p>
         </w:tc>
@@ -12748,7 +12749,7 @@
         <w:t xml:space="preserve"> EMA_21 </w:t>
       </w:r>
       <w:r>
-        <w:t xml:space="preserve"> (529.03) &lt; </w:t>
+        <w:t xml:space="preserve"> (529.41) &lt; </w:t>
       </w:r>
       <w:r>
         <w:rPr>
@@ -12759,7 +12760,7 @@
         <w:t xml:space="preserve"> EMA_50 </w:t>
       </w:r>
       <w:r>
-        <w:t xml:space="preserve"> (530.67).</w:t>
+        <w:t xml:space="preserve"> (530.77).</w:t>
       </w:r>
     </w:p>
     <w:p>
@@ -12780,7 +12781,7 @@
         <w:rPr>
           <w:b/>
         </w:rPr>
-        <w:t>`40.60`</w:t>
+        <w:t>`61.24`</w:t>
       </w:r>
       <w:r>
         <w:t xml:space="preserve"> | ATR (14) = </w:t>
@@ -12789,7 +12790,7 @@
         <w:rPr>
           <w:b/>
         </w:rPr>
-        <w:t>`1.69`</w:t>
+        <w:t>`2.56`</w:t>
       </w:r>
       <w:r>
         <w:t xml:space="preserve"> cents | Volatility = </w:t>
@@ -12798,7 +12799,7 @@
         <w:rPr>
           <w:b/>
         </w:rPr>
-        <w:t>`0.75 cents`</w:t>
+        <w:t>`8.25 cents`</w:t>
       </w:r>
       <w:r>
         <w:t>.</w:t>
@@ -12822,7 +12823,7 @@
         <w:rPr>
           <w:b/>
         </w:rPr>
-        <w:t>`526.50`</w:t>
+        <w:t>`531.50`</w:t>
       </w:r>
       <w:r>
         <w:t xml:space="preserve"> | S2: </w:t>
@@ -12840,7 +12841,7 @@
         <w:rPr>
           <w:b/>
         </w:rPr>
-        <w:t>`529.00`</w:t>
+        <w:t>`534.75`</w:t>
       </w:r>
       <w:r>
         <w:t xml:space="preserve"> | R2: </w:t>
@@ -13583,7 +13584,7 @@
           <w:b/>
           <w:color w:val="15803D"/>
         </w:rPr>
-        <w:t>`526.50 - 529.03 cents (Canh mua vùng hỗ trợ)`</w:t>
+        <w:t>`531.50 - 529.41 cents (Canh mua vùng hỗ trợ)`</w:t>
       </w:r>
       <w:r>
         <w:t xml:space="preserve"> | SL: </w:t>
@@ -13592,7 +13593,7 @@
         <w:rPr>
           <w:b/>
         </w:rPr>
-        <w:t>`479.47 cents (Dưới cản S2 + 1.5x ATR)`</w:t>
+        <w:t>`478.16 cents (Dưới cản S2 + 1.5x ATR)`</w:t>
       </w:r>
       <w:r>
         <w:t xml:space="preserve"> | TP: </w:t>
@@ -13603,7 +13604,7 @@
           <w:color w:val="D97706"/>
           <w:sz w:val="19"/>
         </w:rPr>
-        <w:t xml:space="preserve"> 529.00 cents </w:t>
+        <w:t xml:space="preserve"> 534.75 cents </w:t>
       </w:r>
       <w:r>
         <w:t xml:space="preserve"> / </w:t>
@@ -13654,7 +13655,7 @@
         <w:rPr>
           <w:b/>
         </w:rPr>
-        <w:t>`525.00 - 526.50 cents`</w:t>
+        <w:t>`530.00 - 531.50 cents`</w:t>
       </w:r>
       <w:r>
         <w:t xml:space="preserve"> | SL: </w:t>
@@ -13663,7 +13664,7 @@
         <w:rPr>
           <w:b/>
         </w:rPr>
-        <w:t>`480.31 cents (Chống quét SL tuyệt đối)`</w:t>
+        <w:t>`479.44 cents (Chống quét SL tuyệt đối)`</w:t>
       </w:r>
       <w:r>
         <w:t xml:space="preserve"> | TP: </w:t>
@@ -13700,7 +13701,7 @@
         <w:rPr>
           <w:b/>
         </w:rPr>
-        <w:t>`529.00 - 530.50 cents`</w:t>
+        <w:t>`534.75 - 536.25 cents`</w:t>
       </w:r>
       <w:r>
         <w:t xml:space="preserve"> | SL: </w:t>
@@ -13709,7 +13710,7 @@
         <w:rPr>
           <w:b/>
         </w:rPr>
-        <w:t>`530.69 cents`</w:t>
+        <w:t>`537.31 cents`</w:t>
       </w:r>
       <w:r>
         <w:t xml:space="preserve"> | TP: </w:t>
@@ -13758,7 +13759,7 @@
         <w:rPr>
           <w:b/>
         </w:rPr>
-        <w:t>`475.25 - 482.00 cents`</w:t>
+        <w:t>`471.75 - 482.00 cents`</w:t>
       </w:r>
     </w:p>
     <w:p>
@@ -14165,7 +14166,7 @@
             </w:pPr>
             <w:r/>
             <w:r>
-              <w:t>527.50</w:t>
+              <w:t>533.25</w:t>
             </w:r>
           </w:p>
         </w:tc>
@@ -14193,7 +14194,7 @@
             </w:pPr>
             <w:r/>
             <w:r>
-              <w:t>531.25</w:t>
+              <w:t>537.00</w:t>
             </w:r>
           </w:p>
         </w:tc>
@@ -14221,7 +14222,7 @@
             </w:pPr>
             <w:r/>
             <w:r>
-              <w:t>524.25</w:t>
+              <w:t>530.00</w:t>
             </w:r>
           </w:p>
         </w:tc>
@@ -14252,7 +14253,7 @@
               <w:rPr>
                 <w:b/>
               </w:rPr>
-              <w:t>527.75</w:t>
+              <w:t>533.50</w:t>
             </w:r>
           </w:p>
         </w:tc>
@@ -14400,7 +14401,7 @@
             </w:pPr>
             <w:r/>
             <w:r>
-              <w:t>527.75</w:t>
+              <w:t>533.50</w:t>
             </w:r>
           </w:p>
         </w:tc>
@@ -14428,7 +14429,7 @@
             </w:pPr>
             <w:r/>
             <w:r>
-              <w:t>530.50</w:t>
+              <w:t>536.25</w:t>
             </w:r>
           </w:p>
         </w:tc>
@@ -14456,7 +14457,7 @@
             </w:pPr>
             <w:r/>
             <w:r>
-              <w:t>524.00</w:t>
+              <w:t>529.75</w:t>
             </w:r>
           </w:p>
         </w:tc>
@@ -14487,7 +14488,7 @@
               <w:rPr>
                 <w:b/>
               </w:rPr>
-              <w:t>527.25</w:t>
+              <w:t>533.00</w:t>
             </w:r>
           </w:p>
         </w:tc>
@@ -14635,7 +14636,7 @@
             </w:pPr>
             <w:r/>
             <w:r>
-              <w:t>527.25</w:t>
+              <w:t>533.00</w:t>
             </w:r>
           </w:p>
         </w:tc>
@@ -14663,7 +14664,7 @@
             </w:pPr>
             <w:r/>
             <w:r>
-              <w:t>530.25</w:t>
+              <w:t>536.00</w:t>
             </w:r>
           </w:p>
         </w:tc>
@@ -14691,7 +14692,7 @@
             </w:pPr>
             <w:r/>
             <w:r>
-              <w:t>523.25</w:t>
+              <w:t>529.00</w:t>
             </w:r>
           </w:p>
         </w:tc>
@@ -14722,7 +14723,7 @@
               <w:rPr>
                 <w:b/>
               </w:rPr>
-              <w:t>528.00</w:t>
+              <w:t>533.75</w:t>
             </w:r>
           </w:p>
         </w:tc>
@@ -14870,7 +14871,7 @@
             </w:pPr>
             <w:r/>
             <w:r>
-              <w:t>528.00</w:t>
+              <w:t>533.75</w:t>
             </w:r>
           </w:p>
         </w:tc>
@@ -14898,7 +14899,7 @@
             </w:pPr>
             <w:r/>
             <w:r>
-              <w:t>532.50</w:t>
+              <w:t>538.25</w:t>
             </w:r>
           </w:p>
         </w:tc>
@@ -14926,7 +14927,7 @@
             </w:pPr>
             <w:r/>
             <w:r>
-              <w:t>523.00</w:t>
+              <w:t>528.75</w:t>
             </w:r>
           </w:p>
         </w:tc>
@@ -14957,7 +14958,7 @@
               <w:rPr>
                 <w:b/>
               </w:rPr>
-              <w:t>528.75</w:t>
+              <w:t>534.50</w:t>
             </w:r>
           </w:p>
         </w:tc>
@@ -15105,7 +15106,7 @@
             </w:pPr>
             <w:r/>
             <w:r>
-              <w:t>528.75</w:t>
+              <w:t>534.50</w:t>
             </w:r>
           </w:p>
         </w:tc>
@@ -15133,7 +15134,7 @@
             </w:pPr>
             <w:r/>
             <w:r>
-              <w:t>534.25</w:t>
+              <w:t>540.00</w:t>
             </w:r>
           </w:p>
         </w:tc>
@@ -15161,7 +15162,7 @@
             </w:pPr>
             <w:r/>
             <w:r>
-              <w:t>522.50</w:t>
+              <w:t>528.25</w:t>
             </w:r>
           </w:p>
         </w:tc>
@@ -15192,7 +15193,7 @@
               <w:rPr>
                 <w:b/>
               </w:rPr>
-              <w:t>531.00</w:t>
+              <w:t>536.75</w:t>
             </w:r>
           </w:p>
         </w:tc>
@@ -15340,7 +15341,7 @@
             </w:pPr>
             <w:r/>
             <w:r>
-              <w:t>531.00</w:t>
+              <w:t>536.75</w:t>
             </w:r>
           </w:p>
         </w:tc>
@@ -15368,7 +15369,7 @@
             </w:pPr>
             <w:r/>
             <w:r>
-              <w:t>534.00</w:t>
+              <w:t>539.75</w:t>
             </w:r>
           </w:p>
         </w:tc>
@@ -15396,7 +15397,7 @@
             </w:pPr>
             <w:r/>
             <w:r>
-              <w:t>526.75</w:t>
+              <w:t>532.50</w:t>
             </w:r>
           </w:p>
         </w:tc>
@@ -15427,7 +15428,7 @@
               <w:rPr>
                 <w:b/>
               </w:rPr>
-              <w:t>531.25</w:t>
+              <w:t>537.00</w:t>
             </w:r>
           </w:p>
         </w:tc>
@@ -15575,7 +15576,7 @@
             </w:pPr>
             <w:r/>
             <w:r>
-              <w:t>531.25</w:t>
+              <w:t>537.00</w:t>
             </w:r>
           </w:p>
         </w:tc>
@@ -15603,7 +15604,7 @@
             </w:pPr>
             <w:r/>
             <w:r>
-              <w:t>534.50</w:t>
+              <w:t>540.25</w:t>
             </w:r>
           </w:p>
         </w:tc>
@@ -15631,7 +15632,7 @@
             </w:pPr>
             <w:r/>
             <w:r>
-              <w:t>524.75</w:t>
+              <w:t>530.50</w:t>
             </w:r>
           </w:p>
         </w:tc>
@@ -15662,7 +15663,7 @@
               <w:rPr>
                 <w:b/>
               </w:rPr>
-              <w:t>532.00</w:t>
+              <w:t>537.75</w:t>
             </w:r>
           </w:p>
         </w:tc>
@@ -15810,7 +15811,7 @@
             </w:pPr>
             <w:r/>
             <w:r>
-              <w:t>532.00</w:t>
+              <w:t>537.75</w:t>
             </w:r>
           </w:p>
         </w:tc>
@@ -15838,7 +15839,7 @@
             </w:pPr>
             <w:r/>
             <w:r>
-              <w:t>535.00</w:t>
+              <w:t>540.75</w:t>
             </w:r>
           </w:p>
         </w:tc>
@@ -15866,7 +15867,7 @@
             </w:pPr>
             <w:r/>
             <w:r>
-              <w:t>527.50</w:t>
+              <w:t>533.25</w:t>
             </w:r>
           </w:p>
         </w:tc>
@@ -15897,7 +15898,7 @@
               <w:rPr>
                 <w:b/>
               </w:rPr>
-              <w:t>531.50</w:t>
+              <w:t>537.25</w:t>
             </w:r>
           </w:p>
         </w:tc>
@@ -16045,7 +16046,7 @@
             </w:pPr>
             <w:r/>
             <w:r>
-              <w:t>531.50</w:t>
+              <w:t>537.25</w:t>
             </w:r>
           </w:p>
         </w:tc>
@@ -16073,7 +16074,7 @@
             </w:pPr>
             <w:r/>
             <w:r>
-              <w:t>535.50</w:t>
+              <w:t>541.25</w:t>
             </w:r>
           </w:p>
         </w:tc>
@@ -16101,7 +16102,7 @@
             </w:pPr>
             <w:r/>
             <w:r>
-              <w:t>525.75</w:t>
+              <w:t>531.50</w:t>
             </w:r>
           </w:p>
         </w:tc>
@@ -16132,7 +16133,7 @@
               <w:rPr>
                 <w:b/>
               </w:rPr>
-              <w:t>532.00</w:t>
+              <w:t>537.75</w:t>
             </w:r>
           </w:p>
         </w:tc>
@@ -16280,7 +16281,7 @@
             </w:pPr>
             <w:r/>
             <w:r>
-              <w:t>532.00</w:t>
+              <w:t>537.75</w:t>
             </w:r>
           </w:p>
         </w:tc>
@@ -16308,7 +16309,7 @@
             </w:pPr>
             <w:r/>
             <w:r>
-              <w:t>534.50</w:t>
+              <w:t>540.25</w:t>
             </w:r>
           </w:p>
         </w:tc>
@@ -16336,7 +16337,7 @@
             </w:pPr>
             <w:r/>
             <w:r>
-              <w:t>528.75</w:t>
+              <w:t>534.50</w:t>
             </w:r>
           </w:p>
         </w:tc>
@@ -16367,7 +16368,7 @@
               <w:rPr>
                 <w:b/>
               </w:rPr>
-              <w:t>532.50</w:t>
+              <w:t>538.25</w:t>
             </w:r>
           </w:p>
         </w:tc>
@@ -16515,7 +16516,7 @@
             </w:pPr>
             <w:r/>
             <w:r>
-              <w:t>532.50</w:t>
+              <w:t>538.25</w:t>
             </w:r>
           </w:p>
         </w:tc>
@@ -16543,7 +16544,7 @@
             </w:pPr>
             <w:r/>
             <w:r>
-              <w:t>536.00</w:t>
+              <w:t>541.75</w:t>
             </w:r>
           </w:p>
         </w:tc>
@@ -16571,7 +16572,7 @@
             </w:pPr>
             <w:r/>
             <w:r>
-              <w:t>526.50</w:t>
+              <w:t>532.25</w:t>
             </w:r>
           </w:p>
         </w:tc>
@@ -16602,7 +16603,7 @@
               <w:rPr>
                 <w:b/>
               </w:rPr>
-              <w:t>533.50</w:t>
+              <w:t>539.25</w:t>
             </w:r>
           </w:p>
         </w:tc>
@@ -16750,7 +16751,7 @@
             </w:pPr>
             <w:r/>
             <w:r>
-              <w:t>533.50</w:t>
+              <w:t>539.25</w:t>
             </w:r>
           </w:p>
         </w:tc>
@@ -16778,7 +16779,7 @@
             </w:pPr>
             <w:r/>
             <w:r>
-              <w:t>536.25</w:t>
+              <w:t>542.00</w:t>
             </w:r>
           </w:p>
         </w:tc>
@@ -16806,7 +16807,7 @@
             </w:pPr>
             <w:r/>
             <w:r>
-              <w:t>531.00</w:t>
+              <w:t>536.75</w:t>
             </w:r>
           </w:p>
         </w:tc>
@@ -16837,7 +16838,7 @@
               <w:rPr>
                 <w:b/>
               </w:rPr>
-              <w:t>533.50</w:t>
+              <w:t>539.25</w:t>
             </w:r>
           </w:p>
         </w:tc>
@@ -16985,7 +16986,7 @@
             </w:pPr>
             <w:r/>
             <w:r>
-              <w:t>533.50</w:t>
+              <w:t>539.25</w:t>
             </w:r>
           </w:p>
         </w:tc>
@@ -17013,7 +17014,7 @@
             </w:pPr>
             <w:r/>
             <w:r>
-              <w:t>536.25</w:t>
+              <w:t>542.00</w:t>
             </w:r>
           </w:p>
         </w:tc>
@@ -17041,7 +17042,7 @@
             </w:pPr>
             <w:r/>
             <w:r>
-              <w:t>531.00</w:t>
+              <w:t>536.75</w:t>
             </w:r>
           </w:p>
         </w:tc>
@@ -17072,7 +17073,7 @@
               <w:rPr>
                 <w:b/>
               </w:rPr>
-              <w:t>533.00</w:t>
+              <w:t>538.75</w:t>
             </w:r>
           </w:p>
         </w:tc>
@@ -17220,7 +17221,7 @@
             </w:pPr>
             <w:r/>
             <w:r>
-              <w:t>533.00</w:t>
+              <w:t>538.75</w:t>
             </w:r>
           </w:p>
         </w:tc>
@@ -17248,7 +17249,7 @@
             </w:pPr>
             <w:r/>
             <w:r>
-              <w:t>536.00</w:t>
+              <w:t>541.75</w:t>
             </w:r>
           </w:p>
         </w:tc>
@@ -17276,7 +17277,7 @@
             </w:pPr>
             <w:r/>
             <w:r>
-              <w:t>529.75</w:t>
+              <w:t>535.50</w:t>
             </w:r>
           </w:p>
         </w:tc>
@@ -17307,7 +17308,7 @@
               <w:rPr>
                 <w:b/>
               </w:rPr>
-              <w:t>532.75</w:t>
+              <w:t>538.50</w:t>
             </w:r>
           </w:p>
         </w:tc>
@@ -17455,7 +17456,7 @@
             </w:pPr>
             <w:r/>
             <w:r>
-              <w:t>532.75</w:t>
+              <w:t>538.50</w:t>
             </w:r>
           </w:p>
         </w:tc>
@@ -17483,7 +17484,7 @@
             </w:pPr>
             <w:r/>
             <w:r>
-              <w:t>536.75</w:t>
+              <w:t>542.50</w:t>
             </w:r>
           </w:p>
         </w:tc>
@@ -17511,7 +17512,7 @@
             </w:pPr>
             <w:r/>
             <w:r>
-              <w:t>527.50</w:t>
+              <w:t>533.25</w:t>
             </w:r>
           </w:p>
         </w:tc>
@@ -17542,7 +17543,7 @@
               <w:rPr>
                 <w:b/>
               </w:rPr>
-              <w:t>533.25</w:t>
+              <w:t>539.00</w:t>
             </w:r>
           </w:p>
         </w:tc>
@@ -17690,7 +17691,7 @@
             </w:pPr>
             <w:r/>
             <w:r>
-              <w:t>533.25</w:t>
+              <w:t>539.00</w:t>
             </w:r>
           </w:p>
         </w:tc>
@@ -17718,7 +17719,7 @@
             </w:pPr>
             <w:r/>
             <w:r>
-              <w:t>538.00</w:t>
+              <w:t>543.75</w:t>
             </w:r>
           </w:p>
         </w:tc>
@@ -17746,7 +17747,7 @@
             </w:pPr>
             <w:r/>
             <w:r>
-              <w:t>526.25</w:t>
+              <w:t>532.00</w:t>
             </w:r>
           </w:p>
         </w:tc>
@@ -17777,7 +17778,7 @@
               <w:rPr>
                 <w:b/>
               </w:rPr>
-              <w:t>535.25</w:t>
+              <w:t>541.00</w:t>
             </w:r>
           </w:p>
         </w:tc>
@@ -17925,7 +17926,7 @@
             </w:pPr>
             <w:r/>
             <w:r>
-              <w:t>535.25</w:t>
+              <w:t>541.00</w:t>
             </w:r>
           </w:p>
         </w:tc>
@@ -17953,7 +17954,7 @@
             </w:pPr>
             <w:r/>
             <w:r>
-              <w:t>543.25</w:t>
+              <w:t>549.00</w:t>
             </w:r>
           </w:p>
         </w:tc>
@@ -17981,7 +17982,7 @@
             </w:pPr>
             <w:r/>
             <w:r>
-              <w:t>528.25</w:t>
+              <w:t>534.00</w:t>
             </w:r>
           </w:p>
         </w:tc>
@@ -18012,7 +18013,7 @@
               <w:rPr>
                 <w:b/>
               </w:rPr>
-              <w:t>536.75</w:t>
+              <w:t>542.50</w:t>
             </w:r>
           </w:p>
         </w:tc>
@@ -18160,7 +18161,7 @@
             </w:pPr>
             <w:r/>
             <w:r>
-              <w:t>536.75</w:t>
+              <w:t>542.50</w:t>
             </w:r>
           </w:p>
         </w:tc>
@@ -18188,7 +18189,7 @@
             </w:pPr>
             <w:r/>
             <w:r>
-              <w:t>541.25</w:t>
+              <w:t>547.00</w:t>
             </w:r>
           </w:p>
         </w:tc>
@@ -18216,7 +18217,7 @@
             </w:pPr>
             <w:r/>
             <w:r>
-              <w:t>532.50</w:t>
+              <w:t>538.25</w:t>
             </w:r>
           </w:p>
         </w:tc>
@@ -18247,7 +18248,7 @@
               <w:rPr>
                 <w:b/>
               </w:rPr>
-              <w:t>536.25</w:t>
+              <w:t>542.00</w:t>
             </w:r>
           </w:p>
         </w:tc>
@@ -18395,7 +18396,7 @@
             </w:pPr>
             <w:r/>
             <w:r>
-              <w:t>536.25</w:t>
+              <w:t>542.00</w:t>
             </w:r>
           </w:p>
         </w:tc>
@@ -18423,7 +18424,7 @@
             </w:pPr>
             <w:r/>
             <w:r>
-              <w:t>538.50</w:t>
+              <w:t>544.25</w:t>
             </w:r>
           </w:p>
         </w:tc>
@@ -18451,7 +18452,7 @@
             </w:pPr>
             <w:r/>
             <w:r>
-              <w:t>533.50</w:t>
+              <w:t>539.25</w:t>
             </w:r>
           </w:p>
         </w:tc>
@@ -18482,7 +18483,7 @@
               <w:rPr>
                 <w:b/>
               </w:rPr>
-              <w:t>536.00</w:t>
+              <w:t>541.75</w:t>
             </w:r>
           </w:p>
         </w:tc>
@@ -18630,7 +18631,7 @@
             </w:pPr>
             <w:r/>
             <w:r>
-              <w:t>536.00</w:t>
+              <w:t>541.75</w:t>
             </w:r>
           </w:p>
         </w:tc>
@@ -18658,7 +18659,7 @@
             </w:pPr>
             <w:r/>
             <w:r>
-              <w:t>538.00</w:t>
+              <w:t>543.75</w:t>
             </w:r>
           </w:p>
         </w:tc>
@@ -18686,7 +18687,7 @@
             </w:pPr>
             <w:r/>
             <w:r>
-              <w:t>531.50</w:t>
+              <w:t>537.25</w:t>
             </w:r>
           </w:p>
         </w:tc>
@@ -18717,7 +18718,7 @@
               <w:rPr>
                 <w:b/>
               </w:rPr>
-              <w:t>536.25</w:t>
+              <w:t>542.00</w:t>
             </w:r>
           </w:p>
         </w:tc>
@@ -18865,7 +18866,7 @@
             </w:pPr>
             <w:r/>
             <w:r>
-              <w:t>536.25</w:t>
+              <w:t>542.00</w:t>
             </w:r>
           </w:p>
         </w:tc>
@@ -18893,7 +18894,7 @@
             </w:pPr>
             <w:r/>
             <w:r>
-              <w:t>540.00</w:t>
+              <w:t>545.75</w:t>
             </w:r>
           </w:p>
         </w:tc>
@@ -18921,7 +18922,7 @@
             </w:pPr>
             <w:r/>
             <w:r>
-              <w:t>533.50</w:t>
+              <w:t>539.25</w:t>
             </w:r>
           </w:p>
         </w:tc>
@@ -18952,7 +18953,7 @@
               <w:rPr>
                 <w:b/>
               </w:rPr>
-              <w:t>536.75</w:t>
+              <w:t>542.50</w:t>
             </w:r>
           </w:p>
         </w:tc>
@@ -19100,7 +19101,7 @@
             </w:pPr>
             <w:r/>
             <w:r>
-              <w:t>536.75</w:t>
+              <w:t>542.50</w:t>
             </w:r>
           </w:p>
         </w:tc>
@@ -19128,7 +19129,7 @@
             </w:pPr>
             <w:r/>
             <w:r>
-              <w:t>539.75</w:t>
+              <w:t>545.50</w:t>
             </w:r>
           </w:p>
         </w:tc>
@@ -19156,7 +19157,7 @@
             </w:pPr>
             <w:r/>
             <w:r>
-              <w:t>532.25</w:t>
+              <w:t>538.00</w:t>
             </w:r>
           </w:p>
         </w:tc>
@@ -19187,7 +19188,7 @@
               <w:rPr>
                 <w:b/>
               </w:rPr>
-              <w:t>537.00</w:t>
+              <w:t>542.75</w:t>
             </w:r>
           </w:p>
         </w:tc>
@@ -19335,7 +19336,7 @@
             </w:pPr>
             <w:r/>
             <w:r>
-              <w:t>537.00</w:t>
+              <w:t>542.75</w:t>
             </w:r>
           </w:p>
         </w:tc>
@@ -19363,7 +19364,7 @@
             </w:pPr>
             <w:r/>
             <w:r>
-              <w:t>541.25</w:t>
+              <w:t>547.00</w:t>
             </w:r>
           </w:p>
         </w:tc>
@@ -19391,7 +19392,7 @@
             </w:pPr>
             <w:r/>
             <w:r>
-              <w:t>533.75</w:t>
+              <w:t>539.50</w:t>
             </w:r>
           </w:p>
         </w:tc>
@@ -19422,7 +19423,7 @@
               <w:rPr>
                 <w:b/>
               </w:rPr>
-              <w:t>537.75</w:t>
+              <w:t>543.50</w:t>
             </w:r>
           </w:p>
         </w:tc>
@@ -19570,7 +19571,7 @@
             </w:pPr>
             <w:r/>
             <w:r>
-              <w:t>537.75</w:t>
+              <w:t>543.50</w:t>
             </w:r>
           </w:p>
         </w:tc>
@@ -19598,7 +19599,7 @@
             </w:pPr>
             <w:r/>
             <w:r>
-              <w:t>541.25</w:t>
+              <w:t>547.00</w:t>
             </w:r>
           </w:p>
         </w:tc>
@@ -19626,7 +19627,7 @@
             </w:pPr>
             <w:r/>
             <w:r>
-              <w:t>535.50</w:t>
+              <w:t>541.25</w:t>
             </w:r>
           </w:p>
         </w:tc>
@@ -19657,7 +19658,7 @@
               <w:rPr>
                 <w:b/>
               </w:rPr>
-              <w:t>537.75</w:t>
+              <w:t>543.50</w:t>
             </w:r>
           </w:p>
         </w:tc>
@@ -19805,7 +19806,7 @@
             </w:pPr>
             <w:r/>
             <w:r>
-              <w:t>537.75</w:t>
+              <w:t>543.50</w:t>
             </w:r>
           </w:p>
         </w:tc>
@@ -19833,7 +19834,7 @@
             </w:pPr>
             <w:r/>
             <w:r>
-              <w:t>541.50</w:t>
+              <w:t>547.25</w:t>
             </w:r>
           </w:p>
         </w:tc>
@@ -19861,7 +19862,7 @@
             </w:pPr>
             <w:r/>
             <w:r>
-              <w:t>534.25</w:t>
+              <w:t>540.00</w:t>
             </w:r>
           </w:p>
         </w:tc>
@@ -19892,7 +19893,7 @@
               <w:rPr>
                 <w:b/>
               </w:rPr>
-              <w:t>537.50</w:t>
+              <w:t>543.25</w:t>
             </w:r>
           </w:p>
         </w:tc>
@@ -20040,7 +20041,7 @@
             </w:pPr>
             <w:r/>
             <w:r>
-              <w:t>537.50</w:t>
+              <w:t>543.25</w:t>
             </w:r>
           </w:p>
         </w:tc>
@@ -20068,7 +20069,7 @@
             </w:pPr>
             <w:r/>
             <w:r>
-              <w:t>541.00</w:t>
+              <w:t>546.75</w:t>
             </w:r>
           </w:p>
         </w:tc>
@@ -20096,7 +20097,7 @@
             </w:pPr>
             <w:r/>
             <w:r>
-              <w:t>534.25</w:t>
+              <w:t>540.00</w:t>
             </w:r>
           </w:p>
         </w:tc>
@@ -20127,7 +20128,7 @@
               <w:rPr>
                 <w:b/>
               </w:rPr>
-              <w:t>537.25</w:t>
+              <w:t>543.00</w:t>
             </w:r>
           </w:p>
         </w:tc>
@@ -20275,7 +20276,7 @@
             </w:pPr>
             <w:r/>
             <w:r>
-              <w:t>537.25</w:t>
+              <w:t>543.00</w:t>
             </w:r>
           </w:p>
         </w:tc>
@@ -20303,7 +20304,7 @@
             </w:pPr>
             <w:r/>
             <w:r>
-              <w:t>540.25</w:t>
+              <w:t>546.00</w:t>
             </w:r>
           </w:p>
         </w:tc>
@@ -20331,7 +20332,7 @@
             </w:pPr>
             <w:r/>
             <w:r>
-              <w:t>534.50</w:t>
+              <w:t>540.25</w:t>
             </w:r>
           </w:p>
         </w:tc>
@@ -20362,7 +20363,7 @@
               <w:rPr>
                 <w:b/>
               </w:rPr>
-              <w:t>537.50</w:t>
+              <w:t>543.25</w:t>
             </w:r>
           </w:p>
         </w:tc>
@@ -20510,7 +20511,7 @@
             </w:pPr>
             <w:r/>
             <w:r>
-              <w:t>537.50</w:t>
+              <w:t>543.25</w:t>
             </w:r>
           </w:p>
         </w:tc>
@@ -20538,7 +20539,7 @@
             </w:pPr>
             <w:r/>
             <w:r>
-              <w:t>540.50</w:t>
+              <w:t>546.25</w:t>
             </w:r>
           </w:p>
         </w:tc>
@@ -20566,7 +20567,7 @@
             </w:pPr>
             <w:r/>
             <w:r>
-              <w:t>534.75</w:t>
+              <w:t>540.50</w:t>
             </w:r>
           </w:p>
         </w:tc>
@@ -20597,7 +20598,7 @@
               <w:rPr>
                 <w:b/>
               </w:rPr>
-              <w:t>537.50</w:t>
+              <w:t>543.25</w:t>
             </w:r>
           </w:p>
         </w:tc>
@@ -20745,7 +20746,7 @@
             </w:pPr>
             <w:r/>
             <w:r>
-              <w:t>537.50</w:t>
+              <w:t>543.25</w:t>
             </w:r>
           </w:p>
         </w:tc>
@@ -20773,7 +20774,7 @@
             </w:pPr>
             <w:r/>
             <w:r>
-              <w:t>541.50</w:t>
+              <w:t>547.25</w:t>
             </w:r>
           </w:p>
         </w:tc>
@@ -20801,7 +20802,7 @@
             </w:pPr>
             <w:r/>
             <w:r>
-              <w:t>534.00</w:t>
+              <w:t>539.75</w:t>
             </w:r>
           </w:p>
         </w:tc>
@@ -20832,7 +20833,7 @@
               <w:rPr>
                 <w:b/>
               </w:rPr>
-              <w:t>538.00</w:t>
+              <w:t>543.75</w:t>
             </w:r>
           </w:p>
         </w:tc>
@@ -20980,7 +20981,7 @@
             </w:pPr>
             <w:r/>
             <w:r>
-              <w:t>538.00</w:t>
+              <w:t>543.75</w:t>
             </w:r>
           </w:p>
         </w:tc>
@@ -21008,7 +21009,7 @@
             </w:pPr>
             <w:r/>
             <w:r>
-              <w:t>542.00</w:t>
+              <w:t>547.75</w:t>
             </w:r>
           </w:p>
         </w:tc>
@@ -21036,7 +21037,7 @@
             </w:pPr>
             <w:r/>
             <w:r>
-              <w:t>536.25</w:t>
+              <w:t>542.00</w:t>
             </w:r>
           </w:p>
         </w:tc>
@@ -21067,7 +21068,7 @@
               <w:rPr>
                 <w:b/>
               </w:rPr>
-              <w:t>537.75</w:t>
+              <w:t>543.50</w:t>
             </w:r>
           </w:p>
         </w:tc>
@@ -21790,7 +21791,7 @@
         <w:t>Giá Chốt Phiên (Close):</w:t>
       </w:r>
       <w:r>
-        <w:t xml:space="preserve"> 714.25 cents | </w:t>
+        <w:t xml:space="preserve"> 726.75 cents | </w:t>
       </w:r>
       <w:r>
         <w:rPr>
@@ -21805,10 +21806,10 @@
         <w:rPr>
           <w:b/>
         </w:rPr>
-        <w:t>`715.06 cents`</w:t>
+        <w:t>`728.24 cents`</w:t>
       </w:r>
       <w:r>
-        <w:t xml:space="preserve"> (+0.81).</w:t>
+        <w:t xml:space="preserve"> (+1.49).</w:t>
       </w:r>
     </w:p>
     <w:p>
@@ -21829,7 +21830,7 @@
         <w:rPr>
           <w:b/>
         </w:rPr>
-        <w:t>`45,666`</w:t>
+        <w:t>`4,257`</w:t>
       </w:r>
       <w:r>
         <w:t xml:space="preserve"> (Chênh lệch: </w:t>
@@ -21838,7 +21839,7 @@
         <w:rPr>
           <w:b/>
         </w:rPr>
-        <w:t>`-5,043`</w:t>
+        <w:t>`-46,452`</w:t>
       </w:r>
       <w:r>
         <w:t xml:space="preserve">) | OI: </w:t>
@@ -21856,7 +21857,7 @@
         <w:rPr>
           <w:b/>
         </w:rPr>
-        <w:t>`+223`</w:t>
+        <w:t>`+0`</w:t>
       </w:r>
       <w:r>
         <w:t>)</w:t>
@@ -21900,8 +21901,9 @@
       <w:r>
         <w:rPr>
           <w:b/>
+          <w:color w:val="B91C1C"/>
         </w:rPr>
-        <w:t>`Giảm nhẹ tích lũy (Distribution Decline)`</w:t>
+        <w:t>`Tăng yếu / Rủi ro đảo chiều (Short Covering Rally)`</w:t>
       </w:r>
     </w:p>
     <w:p>
@@ -21922,10 +21924,10 @@
         <w:rPr>
           <w:b/>
         </w:rPr>
-        <w:t>TÍCH LŨY TIÊU CỰC (Distribution):</w:t>
+        <w:t>TÍCH LŨY TÍCH CỰC (Accumulation):</w:t>
       </w:r>
       <w:r>
-        <w:t xml:space="preserve"> Nến đi ngang nhưng dòng tiền rút dần (OI giảm), cảnh báo rủi ro suy sụt sắp tới.</w:t>
+        <w:t xml:space="preserve"> Nến đi ngang nhưng dòng tiền âm thầm gia tăng (OI tăng), báo hiệu chuẩn bị có nhịp bứt phá tăng.</w:t>
       </w:r>
     </w:p>
     <w:p>
@@ -22171,7 +22173,7 @@
               <w:rPr>
                 <w:b/>
               </w:rPr>
-              <w:t>99.33</w:t>
+              <w:t>98.22</w:t>
             </w:r>
           </w:p>
         </w:tc>
@@ -22202,7 +22204,7 @@
               <w:rPr>
                 <w:b/>
               </w:rPr>
-              <w:t>-4.37%</w:t>
+              <w:t>-5.44%</w:t>
             </w:r>
           </w:p>
         </w:tc>
@@ -22294,7 +22296,7 @@
               <w:rPr>
                 <w:b/>
               </w:rPr>
-              <w:t>100.28</w:t>
+              <w:t>100.23</w:t>
             </w:r>
           </w:p>
         </w:tc>
@@ -22325,7 +22327,7 @@
               <w:rPr>
                 <w:b/>
               </w:rPr>
-              <w:t>+0.06%</w:t>
+              <w:t>+0.01%</w:t>
             </w:r>
           </w:p>
         </w:tc>
@@ -22929,7 +22931,7 @@
         <w:t xml:space="preserve"> EMA_21 </w:t>
       </w:r>
       <w:r>
-        <w:t xml:space="preserve"> (720.08) &lt; </w:t>
+        <w:t xml:space="preserve"> (720.69) &lt; </w:t>
       </w:r>
       <w:r>
         <w:rPr>
@@ -22940,7 +22942,7 @@
         <w:t xml:space="preserve"> EMA_50 </w:t>
       </w:r>
       <w:r>
-        <w:t xml:space="preserve"> (723.37).</w:t>
+        <w:t xml:space="preserve"> (723.50).</w:t>
       </w:r>
     </w:p>
     <w:p>
@@ -22961,7 +22963,7 @@
         <w:rPr>
           <w:b/>
         </w:rPr>
-        <w:t>`36.60`</w:t>
+        <w:t>`57.35`</w:t>
       </w:r>
       <w:r>
         <w:t xml:space="preserve"> | ATR (14) = </w:t>
@@ -22970,7 +22972,7 @@
         <w:rPr>
           <w:b/>
         </w:rPr>
-        <w:t>`3.75`</w:t>
+        <w:t>`5.15`</w:t>
       </w:r>
       <w:r>
         <w:t xml:space="preserve"> cents | Volatility = </w:t>
@@ -22979,7 +22981,7 @@
         <w:rPr>
           <w:b/>
         </w:rPr>
-        <w:t>`2.50 cents`</w:t>
+        <w:t>`13.25 cents`</w:t>
       </w:r>
       <w:r>
         <w:t>.</w:t>
@@ -23003,7 +23005,7 @@
         <w:rPr>
           <w:b/>
         </w:rPr>
-        <w:t>`711.25`</w:t>
+        <w:t>`723.50`</w:t>
       </w:r>
       <w:r>
         <w:t xml:space="preserve"> | S2: </w:t>
@@ -23021,7 +23023,7 @@
         <w:rPr>
           <w:b/>
         </w:rPr>
-        <w:t>`725.75`</w:t>
+        <w:t>`730.00`</w:t>
       </w:r>
       <w:r>
         <w:t xml:space="preserve"> | R2: </w:t>
@@ -23754,7 +23756,7 @@
           <w:b/>
           <w:color w:val="B91C1C"/>
         </w:rPr>
-        <w:t>`720.08 - 723.37 cents (Canh bán hồi kỹ thuật H1)`</w:t>
+        <w:t>`720.69 - 723.50 cents (Canh bán hồi kỹ thuật H1)`</w:t>
       </w:r>
       <w:r>
         <w:t xml:space="preserve"> | SL: </w:t>
@@ -23763,7 +23765,7 @@
         <w:rPr>
           <w:b/>
         </w:rPr>
-        <w:t>`800.63 cents (Trên kháng cự R2 + 1.5x ATR)`</w:t>
+        <w:t>`802.73 cents (Trên kháng cự R2 + 1.5x ATR)`</w:t>
       </w:r>
       <w:r>
         <w:t xml:space="preserve"> | TP: </w:t>
@@ -23774,7 +23776,7 @@
           <w:color w:val="D97706"/>
           <w:sz w:val="19"/>
         </w:rPr>
-        <w:t xml:space="preserve"> 711.25 cents </w:t>
+        <w:t xml:space="preserve"> 723.50 cents </w:t>
       </w:r>
       <w:r>
         <w:t xml:space="preserve"> / </w:t>
@@ -23800,7 +23802,7 @@
         <w:rPr>
           <w:b/>
         </w:rPr>
-        <w:t>Trung hạn (Swing Trades - HĐ ZWH27):</w:t>
+        <w:t>Trung hạn (Swing Trades - HĐ ZWZ26):</w:t>
       </w:r>
     </w:p>
     <w:p>
@@ -23825,7 +23827,7 @@
         <w:rPr>
           <w:b/>
         </w:rPr>
-        <w:t>`725.75 - 727.75 cents`</w:t>
+        <w:t>`721.50 - 723.50 cents`</w:t>
       </w:r>
       <w:r>
         <w:t xml:space="preserve"> | SL: </w:t>
@@ -23834,7 +23836,7 @@
         <w:rPr>
           <w:b/>
         </w:rPr>
-        <w:t>`691.25 cents`</w:t>
+        <w:t>`671.85 cents`</w:t>
       </w:r>
       <w:r>
         <w:t xml:space="preserve"> | TP: </w:t>
@@ -23843,7 +23845,7 @@
         <w:rPr>
           <w:b/>
         </w:rPr>
-        <w:t>`732.75 cents (Đón sóng hồi trung hạn ~14.5 giá)`</w:t>
+        <w:t>`730.00 cents (Đón sóng hồi trung hạn ~14.5 giá)`</w:t>
       </w:r>
       <w:r>
         <w:t>.</w:t>
@@ -23871,7 +23873,7 @@
         <w:rPr>
           <w:b/>
         </w:rPr>
-        <w:t>`732.75 - 734.75 cents`</w:t>
+        <w:t>`730.00 - 732.00 cents`</w:t>
       </w:r>
       <w:r>
         <w:t xml:space="preserve"> | SL: </w:t>
@@ -23880,7 +23882,7 @@
         <w:rPr>
           <w:b/>
         </w:rPr>
-        <w:t>`736.25 cents`</w:t>
+        <w:t>`735.15 cents`</w:t>
       </w:r>
       <w:r>
         <w:t xml:space="preserve"> | TP: </w:t>
@@ -23889,7 +23891,7 @@
         <w:rPr>
           <w:b/>
         </w:rPr>
-        <w:t>`694.75 cents (Thuận xu hướng giảm ngắn hạn)`</w:t>
+        <w:t>`677.00 cents (Thuận xu hướng giảm ngắn hạn)`</w:t>
       </w:r>
       <w:r>
         <w:t>.</w:t>
@@ -23929,7 +23931,7 @@
         <w:rPr>
           <w:b/>
         </w:rPr>
-        <w:t>`661.99 - 677.00 cents`</w:t>
+        <w:t>`656.39 - 677.00 cents`</w:t>
       </w:r>
     </w:p>
     <w:p>
@@ -24336,7 +24338,7 @@
             </w:pPr>
             <w:r/>
             <w:r>
-              <w:t>714.25</w:t>
+              <w:t>726.75</w:t>
             </w:r>
           </w:p>
         </w:tc>
@@ -24364,7 +24366,7 @@
             </w:pPr>
             <w:r/>
             <w:r>
-              <w:t>725.50</w:t>
+              <w:t>738.00</w:t>
             </w:r>
           </w:p>
         </w:tc>
@@ -24392,7 +24394,7 @@
             </w:pPr>
             <w:r/>
             <w:r>
-              <w:t>708.75</w:t>
+              <w:t>721.25</w:t>
             </w:r>
           </w:p>
         </w:tc>
@@ -24423,7 +24425,7 @@
               <w:rPr>
                 <w:b/>
               </w:rPr>
-              <w:t>713.50</w:t>
+              <w:t>726.00</w:t>
             </w:r>
           </w:p>
         </w:tc>
@@ -24571,7 +24573,7 @@
             </w:pPr>
             <w:r/>
             <w:r>
-              <w:t>713.50</w:t>
+              <w:t>726.00</w:t>
             </w:r>
           </w:p>
         </w:tc>
@@ -24599,7 +24601,7 @@
             </w:pPr>
             <w:r/>
             <w:r>
-              <w:t>721.00</w:t>
+              <w:t>733.50</w:t>
             </w:r>
           </w:p>
         </w:tc>
@@ -24627,7 +24629,7 @@
             </w:pPr>
             <w:r/>
             <w:r>
-              <w:t>707.50</w:t>
+              <w:t>720.00</w:t>
             </w:r>
           </w:p>
         </w:tc>
@@ -24658,7 +24660,7 @@
               <w:rPr>
                 <w:b/>
               </w:rPr>
-              <w:t>713.00</w:t>
+              <w:t>725.50</w:t>
             </w:r>
           </w:p>
         </w:tc>
@@ -24806,7 +24808,7 @@
             </w:pPr>
             <w:r/>
             <w:r>
-              <w:t>713.00</w:t>
+              <w:t>725.50</w:t>
             </w:r>
           </w:p>
         </w:tc>
@@ -24834,7 +24836,7 @@
             </w:pPr>
             <w:r/>
             <w:r>
-              <w:t>726.75</w:t>
+              <w:t>739.25</w:t>
             </w:r>
           </w:p>
         </w:tc>
@@ -24862,7 +24864,7 @@
             </w:pPr>
             <w:r/>
             <w:r>
-              <w:t>698.25</w:t>
+              <w:t>710.75</w:t>
             </w:r>
           </w:p>
         </w:tc>
@@ -24893,7 +24895,7 @@
               <w:rPr>
                 <w:b/>
               </w:rPr>
-              <w:t>715.00</w:t>
+              <w:t>727.50</w:t>
             </w:r>
           </w:p>
         </w:tc>
@@ -25041,7 +25043,7 @@
             </w:pPr>
             <w:r/>
             <w:r>
-              <w:t>715.00</w:t>
+              <w:t>727.50</w:t>
             </w:r>
           </w:p>
         </w:tc>
@@ -25069,7 +25071,7 @@
             </w:pPr>
             <w:r/>
             <w:r>
-              <w:t>728.25</w:t>
+              <w:t>740.75</w:t>
             </w:r>
           </w:p>
         </w:tc>
@@ -25097,7 +25099,7 @@
             </w:pPr>
             <w:r/>
             <w:r>
-              <w:t>706.75</w:t>
+              <w:t>719.25</w:t>
             </w:r>
           </w:p>
         </w:tc>
@@ -25128,7 +25130,7 @@
               <w:rPr>
                 <w:b/>
               </w:rPr>
-              <w:t>716.25</w:t>
+              <w:t>728.75</w:t>
             </w:r>
           </w:p>
         </w:tc>
@@ -25276,7 +25278,7 @@
             </w:pPr>
             <w:r/>
             <w:r>
-              <w:t>716.25</w:t>
+              <w:t>728.75</w:t>
             </w:r>
           </w:p>
         </w:tc>
@@ -25304,7 +25306,7 @@
             </w:pPr>
             <w:r/>
             <w:r>
-              <w:t>732.75</w:t>
+              <w:t>745.25</w:t>
             </w:r>
           </w:p>
         </w:tc>
@@ -25332,7 +25334,7 @@
             </w:pPr>
             <w:r/>
             <w:r>
-              <w:t>705.75</w:t>
+              <w:t>718.25</w:t>
             </w:r>
           </w:p>
         </w:tc>
@@ -25363,7 +25365,7 @@
               <w:rPr>
                 <w:b/>
               </w:rPr>
-              <w:t>720.75</w:t>
+              <w:t>733.25</w:t>
             </w:r>
           </w:p>
         </w:tc>
@@ -25511,7 +25513,7 @@
             </w:pPr>
             <w:r/>
             <w:r>
-              <w:t>720.75</w:t>
+              <w:t>733.25</w:t>
             </w:r>
           </w:p>
         </w:tc>
@@ -25539,7 +25541,7 @@
             </w:pPr>
             <w:r/>
             <w:r>
-              <w:t>728.50</w:t>
+              <w:t>741.00</w:t>
             </w:r>
           </w:p>
         </w:tc>
@@ -25567,7 +25569,7 @@
             </w:pPr>
             <w:r/>
             <w:r>
-              <w:t>709.75</w:t>
+              <w:t>722.25</w:t>
             </w:r>
           </w:p>
         </w:tc>
@@ -25598,7 +25600,7 @@
               <w:rPr>
                 <w:b/>
               </w:rPr>
-              <w:t>722.00</w:t>
+              <w:t>734.50</w:t>
             </w:r>
           </w:p>
         </w:tc>
@@ -25746,7 +25748,7 @@
             </w:pPr>
             <w:r/>
             <w:r>
-              <w:t>722.00</w:t>
+              <w:t>734.50</w:t>
             </w:r>
           </w:p>
         </w:tc>
@@ -25774,7 +25776,7 @@
             </w:pPr>
             <w:r/>
             <w:r>
-              <w:t>730.25</w:t>
+              <w:t>742.75</w:t>
             </w:r>
           </w:p>
         </w:tc>
@@ -25802,7 +25804,7 @@
             </w:pPr>
             <w:r/>
             <w:r>
-              <w:t>711.50</w:t>
+              <w:t>724.00</w:t>
             </w:r>
           </w:p>
         </w:tc>
@@ -25833,7 +25835,7 @@
               <w:rPr>
                 <w:b/>
               </w:rPr>
-              <w:t>723.75</w:t>
+              <w:t>736.25</w:t>
             </w:r>
           </w:p>
         </w:tc>
@@ -25981,7 +25983,7 @@
             </w:pPr>
             <w:r/>
             <w:r>
-              <w:t>723.75</w:t>
+              <w:t>736.25</w:t>
             </w:r>
           </w:p>
         </w:tc>
@@ -26009,7 +26011,7 @@
             </w:pPr>
             <w:r/>
             <w:r>
-              <w:t>736.00</w:t>
+              <w:t>748.50</w:t>
             </w:r>
           </w:p>
         </w:tc>
@@ -26037,7 +26039,7 @@
             </w:pPr>
             <w:r/>
             <w:r>
-              <w:t>714.00</w:t>
+              <w:t>726.50</w:t>
             </w:r>
           </w:p>
         </w:tc>
@@ -26068,7 +26070,7 @@
               <w:rPr>
                 <w:b/>
               </w:rPr>
-              <w:t>722.75</w:t>
+              <w:t>735.25</w:t>
             </w:r>
           </w:p>
         </w:tc>
@@ -26216,7 +26218,7 @@
             </w:pPr>
             <w:r/>
             <w:r>
-              <w:t>722.75</w:t>
+              <w:t>735.25</w:t>
             </w:r>
           </w:p>
         </w:tc>
@@ -26244,7 +26246,7 @@
             </w:pPr>
             <w:r/>
             <w:r>
-              <w:t>733.25</w:t>
+              <w:t>745.75</w:t>
             </w:r>
           </w:p>
         </w:tc>
@@ -26272,7 +26274,7 @@
             </w:pPr>
             <w:r/>
             <w:r>
-              <w:t>708.00</w:t>
+              <w:t>720.50</w:t>
             </w:r>
           </w:p>
         </w:tc>
@@ -26303,7 +26305,7 @@
               <w:rPr>
                 <w:b/>
               </w:rPr>
-              <w:t>725.00</w:t>
+              <w:t>737.50</w:t>
             </w:r>
           </w:p>
         </w:tc>
@@ -26451,7 +26453,7 @@
             </w:pPr>
             <w:r/>
             <w:r>
-              <w:t>725.00</w:t>
+              <w:t>737.50</w:t>
             </w:r>
           </w:p>
         </w:tc>
@@ -26479,7 +26481,7 @@
             </w:pPr>
             <w:r/>
             <w:r>
-              <w:t>735.50</w:t>
+              <w:t>748.00</w:t>
             </w:r>
           </w:p>
         </w:tc>
@@ -26507,7 +26509,7 @@
             </w:pPr>
             <w:r/>
             <w:r>
-              <w:t>718.75</w:t>
+              <w:t>731.25</w:t>
             </w:r>
           </w:p>
         </w:tc>
@@ -26538,7 +26540,7 @@
               <w:rPr>
                 <w:b/>
               </w:rPr>
-              <w:t>725.75</w:t>
+              <w:t>738.25</w:t>
             </w:r>
           </w:p>
         </w:tc>
@@ -26686,7 +26688,7 @@
             </w:pPr>
             <w:r/>
             <w:r>
-              <w:t>725.75</w:t>
+              <w:t>738.25</w:t>
             </w:r>
           </w:p>
         </w:tc>
@@ -26714,7 +26716,7 @@
             </w:pPr>
             <w:r/>
             <w:r>
-              <w:t>740.00</w:t>
+              <w:t>752.50</w:t>
             </w:r>
           </w:p>
         </w:tc>
@@ -26742,7 +26744,7 @@
             </w:pPr>
             <w:r/>
             <w:r>
-              <w:t>711.00</w:t>
+              <w:t>723.50</w:t>
             </w:r>
           </w:p>
         </w:tc>
@@ -26773,7 +26775,7 @@
               <w:rPr>
                 <w:b/>
               </w:rPr>
-              <w:t>727.75</w:t>
+              <w:t>740.25</w:t>
             </w:r>
           </w:p>
         </w:tc>
@@ -26921,7 +26923,7 @@
             </w:pPr>
             <w:r/>
             <w:r>
-              <w:t>727.75</w:t>
+              <w:t>740.25</w:t>
             </w:r>
           </w:p>
         </w:tc>
@@ -26949,7 +26951,7 @@
             </w:pPr>
             <w:r/>
             <w:r>
-              <w:t>734.25</w:t>
+              <w:t>746.75</w:t>
             </w:r>
           </w:p>
         </w:tc>
@@ -26977,7 +26979,7 @@
             </w:pPr>
             <w:r/>
             <w:r>
-              <w:t>721.00</w:t>
+              <w:t>733.50</w:t>
             </w:r>
           </w:p>
         </w:tc>
@@ -27008,7 +27010,7 @@
               <w:rPr>
                 <w:b/>
               </w:rPr>
-              <w:t>728.00</w:t>
+              <w:t>740.50</w:t>
             </w:r>
           </w:p>
         </w:tc>
@@ -27156,7 +27158,7 @@
             </w:pPr>
             <w:r/>
             <w:r>
-              <w:t>728.00</w:t>
+              <w:t>740.50</w:t>
             </w:r>
           </w:p>
         </w:tc>
@@ -27184,7 +27186,7 @@
             </w:pPr>
             <w:r/>
             <w:r>
-              <w:t>738.25</w:t>
+              <w:t>750.75</w:t>
             </w:r>
           </w:p>
         </w:tc>
@@ -27212,7 +27214,7 @@
             </w:pPr>
             <w:r/>
             <w:r>
-              <w:t>720.00</w:t>
+              <w:t>732.50</w:t>
             </w:r>
           </w:p>
         </w:tc>
@@ -27243,7 +27245,7 @@
               <w:rPr>
                 <w:b/>
               </w:rPr>
-              <w:t>728.50</w:t>
+              <w:t>741.00</w:t>
             </w:r>
           </w:p>
         </w:tc>
@@ -27391,7 +27393,7 @@
             </w:pPr>
             <w:r/>
             <w:r>
-              <w:t>728.50</w:t>
+              <w:t>741.00</w:t>
             </w:r>
           </w:p>
         </w:tc>
@@ -27419,7 +27421,7 @@
             </w:pPr>
             <w:r/>
             <w:r>
-              <w:t>735.50</w:t>
+              <w:t>748.00</w:t>
             </w:r>
           </w:p>
         </w:tc>
@@ -27447,7 +27449,7 @@
             </w:pPr>
             <w:r/>
             <w:r>
-              <w:t>722.50</w:t>
+              <w:t>735.00</w:t>
             </w:r>
           </w:p>
         </w:tc>
@@ -27478,7 +27480,7 @@
               <w:rPr>
                 <w:b/>
               </w:rPr>
-              <w:t>727.75</w:t>
+              <w:t>740.25</w:t>
             </w:r>
           </w:p>
         </w:tc>
@@ -27626,7 +27628,7 @@
             </w:pPr>
             <w:r/>
             <w:r>
-              <w:t>727.75</w:t>
+              <w:t>740.25</w:t>
             </w:r>
           </w:p>
         </w:tc>
@@ -27654,7 +27656,7 @@
             </w:pPr>
             <w:r/>
             <w:r>
-              <w:t>741.25</w:t>
+              <w:t>753.75</w:t>
             </w:r>
           </w:p>
         </w:tc>
@@ -27682,7 +27684,7 @@
             </w:pPr>
             <w:r/>
             <w:r>
-              <w:t>714.75</w:t>
+              <w:t>727.25</w:t>
             </w:r>
           </w:p>
         </w:tc>
@@ -27713,7 +27715,7 @@
               <w:rPr>
                 <w:b/>
               </w:rPr>
-              <w:t>729.50</w:t>
+              <w:t>742.00</w:t>
             </w:r>
           </w:p>
         </w:tc>
@@ -27861,7 +27863,7 @@
             </w:pPr>
             <w:r/>
             <w:r>
-              <w:t>729.50</w:t>
+              <w:t>742.00</w:t>
             </w:r>
           </w:p>
         </w:tc>
@@ -27889,7 +27891,7 @@
             </w:pPr>
             <w:r/>
             <w:r>
-              <w:t>738.75</w:t>
+              <w:t>751.25</w:t>
             </w:r>
           </w:p>
         </w:tc>
@@ -27917,7 +27919,7 @@
             </w:pPr>
             <w:r/>
             <w:r>
-              <w:t>718.75</w:t>
+              <w:t>731.25</w:t>
             </w:r>
           </w:p>
         </w:tc>
@@ -27948,7 +27950,7 @@
               <w:rPr>
                 <w:b/>
               </w:rPr>
-              <w:t>730.00</w:t>
+              <w:t>742.50</w:t>
             </w:r>
           </w:p>
         </w:tc>
@@ -28096,7 +28098,7 @@
             </w:pPr>
             <w:r/>
             <w:r>
-              <w:t>730.00</w:t>
+              <w:t>742.50</w:t>
             </w:r>
           </w:p>
         </w:tc>
@@ -28124,7 +28126,7 @@
             </w:pPr>
             <w:r/>
             <w:r>
-              <w:t>742.25</w:t>
+              <w:t>754.75</w:t>
             </w:r>
           </w:p>
         </w:tc>
@@ -28152,7 +28154,7 @@
             </w:pPr>
             <w:r/>
             <w:r>
-              <w:t>715.75</w:t>
+              <w:t>728.25</w:t>
             </w:r>
           </w:p>
         </w:tc>
@@ -28183,7 +28185,7 @@
               <w:rPr>
                 <w:b/>
               </w:rPr>
-              <w:t>728.50</w:t>
+              <w:t>741.00</w:t>
             </w:r>
           </w:p>
         </w:tc>
@@ -28331,7 +28333,7 @@
             </w:pPr>
             <w:r/>
             <w:r>
-              <w:t>728.50</w:t>
+              <w:t>741.00</w:t>
             </w:r>
           </w:p>
         </w:tc>
@@ -28359,7 +28361,7 @@
             </w:pPr>
             <w:r/>
             <w:r>
-              <w:t>735.50</w:t>
+              <w:t>748.00</w:t>
             </w:r>
           </w:p>
         </w:tc>
@@ -28387,7 +28389,7 @@
             </w:pPr>
             <w:r/>
             <w:r>
-              <w:t>719.00</w:t>
+              <w:t>731.50</w:t>
             </w:r>
           </w:p>
         </w:tc>
@@ -28418,7 +28420,7 @@
               <w:rPr>
                 <w:b/>
               </w:rPr>
-              <w:t>729.00</w:t>
+              <w:t>741.50</w:t>
             </w:r>
           </w:p>
         </w:tc>
@@ -28566,7 +28568,7 @@
             </w:pPr>
             <w:r/>
             <w:r>
-              <w:t>729.00</w:t>
+              <w:t>741.50</w:t>
             </w:r>
           </w:p>
         </w:tc>
@@ -28594,7 +28596,7 @@
             </w:pPr>
             <w:r/>
             <w:r>
-              <w:t>739.50</w:t>
+              <w:t>752.00</w:t>
             </w:r>
           </w:p>
         </w:tc>
@@ -28622,7 +28624,7 @@
             </w:pPr>
             <w:r/>
             <w:r>
-              <w:t>721.75</w:t>
+              <w:t>734.25</w:t>
             </w:r>
           </w:p>
         </w:tc>
@@ -28653,7 +28655,7 @@
               <w:rPr>
                 <w:b/>
               </w:rPr>
-              <w:t>728.75</w:t>
+              <w:t>741.25</w:t>
             </w:r>
           </w:p>
         </w:tc>
@@ -28801,7 +28803,7 @@
             </w:pPr>
             <w:r/>
             <w:r>
-              <w:t>728.75</w:t>
+              <w:t>741.25</w:t>
             </w:r>
           </w:p>
         </w:tc>
@@ -28829,7 +28831,7 @@
             </w:pPr>
             <w:r/>
             <w:r>
-              <w:t>738.50</w:t>
+              <w:t>751.00</w:t>
             </w:r>
           </w:p>
         </w:tc>
@@ -28857,7 +28859,7 @@
             </w:pPr>
             <w:r/>
             <w:r>
-              <w:t>719.00</w:t>
+              <w:t>731.50</w:t>
             </w:r>
           </w:p>
         </w:tc>
@@ -28888,7 +28890,7 @@
               <w:rPr>
                 <w:b/>
               </w:rPr>
-              <w:t>729.25</w:t>
+              <w:t>741.75</w:t>
             </w:r>
           </w:p>
         </w:tc>
@@ -29036,7 +29038,7 @@
             </w:pPr>
             <w:r/>
             <w:r>
-              <w:t>729.25</w:t>
+              <w:t>741.75</w:t>
             </w:r>
           </w:p>
         </w:tc>
@@ -29064,7 +29066,7 @@
             </w:pPr>
             <w:r/>
             <w:r>
-              <w:t>740.00</w:t>
+              <w:t>752.50</w:t>
             </w:r>
           </w:p>
         </w:tc>
@@ -29092,7 +29094,7 @@
             </w:pPr>
             <w:r/>
             <w:r>
-              <w:t>722.00</w:t>
+              <w:t>734.50</w:t>
             </w:r>
           </w:p>
         </w:tc>
@@ -29123,7 +29125,7 @@
               <w:rPr>
                 <w:b/>
               </w:rPr>
-              <w:t>730.00</w:t>
+              <w:t>742.50</w:t>
             </w:r>
           </w:p>
         </w:tc>
@@ -29271,7 +29273,7 @@
             </w:pPr>
             <w:r/>
             <w:r>
-              <w:t>730.00</w:t>
+              <w:t>742.50</w:t>
             </w:r>
           </w:p>
         </w:tc>
@@ -29299,7 +29301,7 @@
             </w:pPr>
             <w:r/>
             <w:r>
-              <w:t>736.50</w:t>
+              <w:t>749.00</w:t>
             </w:r>
           </w:p>
         </w:tc>
@@ -29327,7 +29329,7 @@
             </w:pPr>
             <w:r/>
             <w:r>
-              <w:t>721.50</w:t>
+              <w:t>734.00</w:t>
             </w:r>
           </w:p>
         </w:tc>
@@ -29358,7 +29360,7 @@
               <w:rPr>
                 <w:b/>
               </w:rPr>
-              <w:t>730.50</w:t>
+              <w:t>743.00</w:t>
             </w:r>
           </w:p>
         </w:tc>
@@ -29506,7 +29508,7 @@
             </w:pPr>
             <w:r/>
             <w:r>
-              <w:t>730.50</w:t>
+              <w:t>743.00</w:t>
             </w:r>
           </w:p>
         </w:tc>
@@ -29534,7 +29536,7 @@
             </w:pPr>
             <w:r/>
             <w:r>
-              <w:t>741.50</w:t>
+              <w:t>754.00</w:t>
             </w:r>
           </w:p>
         </w:tc>
@@ -29562,7 +29564,7 @@
             </w:pPr>
             <w:r/>
             <w:r>
-              <w:t>718.75</w:t>
+              <w:t>731.25</w:t>
             </w:r>
           </w:p>
         </w:tc>
@@ -29593,7 +29595,7 @@
               <w:rPr>
                 <w:b/>
               </w:rPr>
-              <w:t>734.00</w:t>
+              <w:t>746.50</w:t>
             </w:r>
           </w:p>
         </w:tc>
@@ -29741,7 +29743,7 @@
             </w:pPr>
             <w:r/>
             <w:r>
-              <w:t>734.00</w:t>
+              <w:t>746.50</w:t>
             </w:r>
           </w:p>
         </w:tc>
@@ -29769,7 +29771,7 @@
             </w:pPr>
             <w:r/>
             <w:r>
-              <w:t>739.50</w:t>
+              <w:t>752.00</w:t>
             </w:r>
           </w:p>
         </w:tc>
@@ -29797,7 +29799,7 @@
             </w:pPr>
             <w:r/>
             <w:r>
-              <w:t>726.25</w:t>
+              <w:t>738.75</w:t>
             </w:r>
           </w:p>
         </w:tc>
@@ -29828,7 +29830,7 @@
               <w:rPr>
                 <w:b/>
               </w:rPr>
-              <w:t>734.75</w:t>
+              <w:t>747.25</w:t>
             </w:r>
           </w:p>
         </w:tc>
@@ -29976,7 +29978,7 @@
             </w:pPr>
             <w:r/>
             <w:r>
-              <w:t>734.75</w:t>
+              <w:t>747.25</w:t>
             </w:r>
           </w:p>
         </w:tc>
@@ -30004,7 +30006,7 @@
             </w:pPr>
             <w:r/>
             <w:r>
-              <w:t>744.00</w:t>
+              <w:t>756.50</w:t>
             </w:r>
           </w:p>
         </w:tc>
@@ -30032,7 +30034,7 @@
             </w:pPr>
             <w:r/>
             <w:r>
-              <w:t>728.25</w:t>
+              <w:t>740.75</w:t>
             </w:r>
           </w:p>
         </w:tc>
@@ -30063,7 +30065,7 @@
               <w:rPr>
                 <w:b/>
               </w:rPr>
-              <w:t>734.00</w:t>
+              <w:t>746.50</w:t>
             </w:r>
           </w:p>
         </w:tc>
@@ -30211,7 +30213,7 @@
             </w:pPr>
             <w:r/>
             <w:r>
-              <w:t>734.00</w:t>
+              <w:t>746.50</w:t>
             </w:r>
           </w:p>
         </w:tc>
@@ -30239,7 +30241,7 @@
             </w:pPr>
             <w:r/>
             <w:r>
-              <w:t>741.50</w:t>
+              <w:t>754.00</w:t>
             </w:r>
           </w:p>
         </w:tc>
@@ -30267,7 +30269,7 @@
             </w:pPr>
             <w:r/>
             <w:r>
-              <w:t>728.00</w:t>
+              <w:t>740.50</w:t>
             </w:r>
           </w:p>
         </w:tc>
@@ -30298,7 +30300,7 @@
               <w:rPr>
                 <w:b/>
               </w:rPr>
-              <w:t>733.00</w:t>
+              <w:t>745.50</w:t>
             </w:r>
           </w:p>
         </w:tc>
@@ -30446,7 +30448,7 @@
             </w:pPr>
             <w:r/>
             <w:r>
-              <w:t>733.00</w:t>
+              <w:t>745.50</w:t>
             </w:r>
           </w:p>
         </w:tc>
@@ -30474,7 +30476,7 @@
             </w:pPr>
             <w:r/>
             <w:r>
-              <w:t>740.00</w:t>
+              <w:t>752.50</w:t>
             </w:r>
           </w:p>
         </w:tc>
@@ -30502,7 +30504,7 @@
             </w:pPr>
             <w:r/>
             <w:r>
-              <w:t>719.50</w:t>
+              <w:t>732.00</w:t>
             </w:r>
           </w:p>
         </w:tc>
@@ -30533,7 +30535,7 @@
               <w:rPr>
                 <w:b/>
               </w:rPr>
-              <w:t>733.75</w:t>
+              <w:t>746.25</w:t>
             </w:r>
           </w:p>
         </w:tc>
@@ -30681,7 +30683,7 @@
             </w:pPr>
             <w:r/>
             <w:r>
-              <w:t>733.75</w:t>
+              <w:t>746.25</w:t>
             </w:r>
           </w:p>
         </w:tc>
@@ -30709,7 +30711,7 @@
             </w:pPr>
             <w:r/>
             <w:r>
-              <w:t>743.00</w:t>
+              <w:t>755.50</w:t>
             </w:r>
           </w:p>
         </w:tc>
@@ -30737,7 +30739,7 @@
             </w:pPr>
             <w:r/>
             <w:r>
-              <w:t>726.50</w:t>
+              <w:t>739.00</w:t>
             </w:r>
           </w:p>
         </w:tc>
@@ -30768,7 +30770,7 @@
               <w:rPr>
                 <w:b/>
               </w:rPr>
-              <w:t>733.50</w:t>
+              <w:t>746.00</w:t>
             </w:r>
           </w:p>
         </w:tc>
@@ -30916,7 +30918,7 @@
             </w:pPr>
             <w:r/>
             <w:r>
-              <w:t>733.50</w:t>
+              <w:t>746.00</w:t>
             </w:r>
           </w:p>
         </w:tc>
@@ -30944,7 +30946,7 @@
             </w:pPr>
             <w:r/>
             <w:r>
-              <w:t>742.00</w:t>
+              <w:t>754.50</w:t>
             </w:r>
           </w:p>
         </w:tc>
@@ -30972,7 +30974,7 @@
             </w:pPr>
             <w:r/>
             <w:r>
-              <w:t>719.50</w:t>
+              <w:t>732.00</w:t>
             </w:r>
           </w:p>
         </w:tc>
@@ -31003,7 +31005,7 @@
               <w:rPr>
                 <w:b/>
               </w:rPr>
-              <w:t>735.25</w:t>
+              <w:t>747.75</w:t>
             </w:r>
           </w:p>
         </w:tc>
@@ -31151,7 +31153,7 @@
             </w:pPr>
             <w:r/>
             <w:r>
-              <w:t>735.25</w:t>
+              <w:t>747.75</w:t>
             </w:r>
           </w:p>
         </w:tc>
@@ -31179,7 +31181,7 @@
             </w:pPr>
             <w:r/>
             <w:r>
-              <w:t>741.50</w:t>
+              <w:t>754.00</w:t>
             </w:r>
           </w:p>
         </w:tc>
@@ -31207,7 +31209,7 @@
             </w:pPr>
             <w:r/>
             <w:r>
-              <w:t>728.75</w:t>
+              <w:t>741.25</w:t>
             </w:r>
           </w:p>
         </w:tc>
@@ -31238,7 +31240,7 @@
               <w:rPr>
                 <w:b/>
               </w:rPr>
-              <w:t>734.50</w:t>
+              <w:t>747.00</w:t>
             </w:r>
           </w:p>
         </w:tc>

--- a/Daily Reports/21_09_2026-CBOT Reports.docx
+++ b/Daily Reports/21_09_2026-CBOT Reports.docx
@@ -104,7 +104,7 @@
           <w:color w:val="5C768D"/>
           <w:sz w:val="19"/>
         </w:rPr>
-        <w:t>Cập nhật tự động qua `macro_tracker.py` vào lúc 18:39 ICT ngày 21/09/2026</w:t>
+        <w:t>Cập nhật tự động qua `macro_tracker.py` vào lúc 19:01 ICT ngày 21/09/2026</w:t>
       </w:r>
     </w:p>
     <w:tbl>
@@ -313,7 +313,7 @@
               <w:rPr>
                 <w:b/>
               </w:rPr>
-              <w:t>96.95 / thùng</w:t>
+              <w:t>97.06 / thùng</w:t>
             </w:r>
           </w:p>
         </w:tc>
@@ -442,7 +442,7 @@
               <w:rPr>
                 <w:b/>
               </w:rPr>
-              <w:t>100.27</w:t>
+              <w:t>100.22</w:t>
             </w:r>
           </w:p>
         </w:tc>
@@ -1218,7 +1218,7 @@
         <w:rPr>
           <w:b/>
         </w:rPr>
-        <w:t>`96.95` (+0.00%)</w:t>
+        <w:t>`97.06` (+0.00%)</w:t>
       </w:r>
       <w:r>
         <w:t xml:space="preserve"> | DXY: </w:t>
@@ -1227,7 +1227,7 @@
         <w:rPr>
           <w:b/>
         </w:rPr>
-        <w:t>`100.27` (+0.00%)</w:t>
+        <w:t>`100.22` (+0.00%)</w:t>
       </w:r>
       <w:r>
         <w:t xml:space="preserve"> | Lúa mì CBOT: </w:t>
@@ -1236,7 +1236,7 @@
         <w:rPr>
           <w:b/>
         </w:rPr>
-        <w:t>`721.50` (+0.00%)</w:t>
+        <w:t>`723.75` (+0.00%)</w:t>
       </w:r>
       <w:r>
         <w:t>.</w:t>
@@ -1306,7 +1306,7 @@
           <w:color w:val="5C768D"/>
           <w:sz w:val="19"/>
         </w:rPr>
-        <w:t>Cập nhật tự động lúc 18:39 ICT ngày 21/09/2026 — Nguồn: NOAA, USDA, BOM Australia</w:t>
+        <w:t>Cập nhật tự động lúc 19:01 ICT ngày 21/09/2026 — Nguồn: NOAA, USDA, BOM Australia</w:t>
       </w:r>
     </w:p>
     <w:p>
@@ -3574,7 +3574,7 @@
               <w:rPr>
                 <w:b/>
               </w:rPr>
-              <w:t>533.25</w:t>
+              <w:t>533.50</w:t>
             </w:r>
           </w:p>
         </w:tc>
@@ -3605,7 +3605,7 @@
               <w:rPr>
                 <w:b/>
               </w:rPr>
-              <w:t>533.95 (+0.70)</w:t>
+              <w:t>534.22 (+0.72)</w:t>
             </w:r>
           </w:p>
         </w:tc>
@@ -3633,7 +3633,7 @@
             </w:pPr>
             <w:r/>
             <w:r>
-              <w:t>Bullish (531.92 &gt; 531.68)</w:t>
+              <w:t>Bullish (531.95 &gt; 531.69)</w:t>
             </w:r>
           </w:p>
         </w:tc>
@@ -3661,7 +3661,7 @@
             </w:pPr>
             <w:r/>
             <w:r>
-              <w:t>0.75 cents</w:t>
+              <w:t>1.00 cents</w:t>
             </w:r>
           </w:p>
         </w:tc>
@@ -3822,7 +3822,7 @@
               <w:rPr>
                 <w:b/>
               </w:rPr>
-              <w:t>721.50</w:t>
+              <w:t>723.75</w:t>
             </w:r>
           </w:p>
         </w:tc>
@@ -3853,7 +3853,7 @@
               <w:rPr>
                 <w:b/>
               </w:rPr>
-              <w:t>722.49 (+0.99)</w:t>
+              <w:t>724.89 (+1.14)</w:t>
             </w:r>
           </w:p>
         </w:tc>
@@ -3881,7 +3881,7 @@
             </w:pPr>
             <w:r/>
             <w:r>
-              <w:t>Bearish (722.72 &lt; 723.74)</w:t>
+              <w:t>Bearish (722.92 &lt; 723.82)</w:t>
             </w:r>
           </w:p>
         </w:tc>
@@ -3909,7 +3909,7 @@
             </w:pPr>
             <w:r/>
             <w:r>
-              <w:t>1.75 cents</w:t>
+              <w:t>4.25 cents</w:t>
             </w:r>
           </w:p>
         </w:tc>
@@ -4347,7 +4347,7 @@
                 <w:b/>
                 <w:color w:val="15803D"/>
               </w:rPr>
-              <w:t>532.00 - 531.92 cents (Canh mua vùng hỗ trợ)</w:t>
+              <w:t>532.00 - 531.95 cents (Canh mua vùng hỗ trợ)</w:t>
             </w:r>
           </w:p>
         </w:tc>
@@ -4378,7 +4378,7 @@
               <w:rPr>
                 <w:b/>
               </w:rPr>
-              <w:t>481.22 cents (Dưới cản S2 + 1.5x ATR)</w:t>
+              <w:t>481.17 cents (Dưới cản S2 + 1.5x ATR)</w:t>
             </w:r>
           </w:p>
         </w:tc>
@@ -4414,7 +4414,7 @@
                 <w:color w:val="D97706"/>
                 <w:sz w:val="19"/>
               </w:rPr>
-              <w:t xml:space="preserve"> 534.00 cents </w:t>
+              <w:t xml:space="preserve"> 534.50 cents </w:t>
             </w:r>
             <w:r>
               <w:t xml:space="preserve"> / TP2: </w:t>
@@ -4590,7 +4590,7 @@
               <w:rPr>
                 <w:b/>
               </w:rPr>
-              <w:t>481.89 cents (Chống quét SL tuyệt đối)</w:t>
+              <w:t>481.86 cents (Chống quét SL tuyệt đối)</w:t>
             </w:r>
           </w:p>
         </w:tc>
@@ -4752,7 +4752,7 @@
               <w:rPr>
                 <w:b/>
               </w:rPr>
-              <w:t>534.00 - 535.50 cents</w:t>
+              <w:t>534.50 - 536.00 cents</w:t>
             </w:r>
           </w:p>
         </w:tc>
@@ -4783,7 +4783,7 @@
               <w:rPr>
                 <w:b/>
               </w:rPr>
-              <w:t>535.36 cents</w:t>
+              <w:t>535.89 cents</w:t>
             </w:r>
           </w:p>
         </w:tc>
@@ -4945,7 +4945,7 @@
               <w:rPr>
                 <w:b/>
               </w:rPr>
-              <w:t>477.83 - 483.25 cents</w:t>
+              <w:t>477.70 - 483.25 cents</w:t>
             </w:r>
           </w:p>
         </w:tc>
@@ -5126,7 +5126,7 @@
                 <w:b/>
                 <w:color w:val="B91C1C"/>
               </w:rPr>
-              <w:t>722.72 - 723.74 cents (Canh bán hồi kỹ thuật H1)</w:t>
+              <w:t>722.92 - 723.82 cents (Canh bán hồi kỹ thuật H1)</w:t>
             </w:r>
           </w:p>
         </w:tc>
@@ -5157,7 +5157,7 @@
               <w:rPr>
                 <w:b/>
               </w:rPr>
-              <w:t>799.46 cents (Trên kháng cự R2 + 1.5x ATR)</w:t>
+              <w:t>799.96 cents (Trên kháng cự R2 + 1.5x ATR)</w:t>
             </w:r>
           </w:p>
         </w:tc>
@@ -5366,7 +5366,7 @@
               <w:rPr>
                 <w:b/>
               </w:rPr>
-              <w:t>674.02 cents</w:t>
+              <w:t>673.69 cents</w:t>
             </w:r>
           </w:p>
         </w:tc>
@@ -5559,7 +5559,7 @@
               <w:rPr>
                 <w:b/>
               </w:rPr>
-              <w:t>728.73 cents</w:t>
+              <w:t>729.06 cents</w:t>
             </w:r>
           </w:p>
         </w:tc>
@@ -5721,7 +5721,7 @@
               <w:rPr>
                 <w:b/>
               </w:rPr>
-              <w:t>665.10 - 677.00 cents</w:t>
+              <w:t>663.76 - 677.00 cents</w:t>
             </w:r>
           </w:p>
         </w:tc>
@@ -11609,7 +11609,7 @@
         <w:t>Giá Chốt Phiên (Close):</w:t>
       </w:r>
       <w:r>
-        <w:t xml:space="preserve"> 533.25 cents | </w:t>
+        <w:t xml:space="preserve"> 533.50 cents | </w:t>
       </w:r>
       <w:r>
         <w:rPr>
@@ -11624,10 +11624,10 @@
         <w:rPr>
           <w:b/>
         </w:rPr>
-        <w:t>`533.95 cents`</w:t>
+        <w:t>`534.22 cents`</w:t>
       </w:r>
       <w:r>
-        <w:t xml:space="preserve"> (+0.70).</w:t>
+        <w:t xml:space="preserve"> (+0.72).</w:t>
       </w:r>
     </w:p>
     <w:p>
@@ -11648,7 +11648,7 @@
         <w:rPr>
           <w:b/>
         </w:rPr>
-        <w:t>`34,978`</w:t>
+        <w:t>`36,088`</w:t>
       </w:r>
       <w:r>
         <w:t xml:space="preserve"> (Chênh lệch: </w:t>
@@ -11657,7 +11657,7 @@
         <w:rPr>
           <w:b/>
         </w:rPr>
-        <w:t>`+9,698`</w:t>
+        <w:t>`+10,808`</w:t>
       </w:r>
       <w:r>
         <w:t xml:space="preserve">) | OI: </w:t>
@@ -11699,7 +11699,7 @@
         <w:rPr>
           <w:b/>
         </w:rPr>
-        <w:t>`Doji (Nến lưỡng lự thế trận)`</w:t>
+        <w:t>`Không phát hiện mô hình nến đặc biệt`</w:t>
       </w:r>
     </w:p>
     <w:p>
@@ -11991,7 +11991,7 @@
               <w:rPr>
                 <w:b/>
               </w:rPr>
-              <w:t>96.95</w:t>
+              <w:t>97.06</w:t>
             </w:r>
           </w:p>
         </w:tc>
@@ -12114,7 +12114,7 @@
               <w:rPr>
                 <w:b/>
               </w:rPr>
-              <w:t>100.27</w:t>
+              <w:t>100.22</w:t>
             </w:r>
           </w:p>
         </w:tc>
@@ -12749,7 +12749,7 @@
         <w:t xml:space="preserve"> EMA_21 </w:t>
       </w:r>
       <w:r>
-        <w:t xml:space="preserve"> (531.92) &gt; </w:t>
+        <w:t xml:space="preserve"> (531.95) &gt; </w:t>
       </w:r>
       <w:r>
         <w:rPr>
@@ -12760,7 +12760,7 @@
         <w:t xml:space="preserve"> EMA_50 </w:t>
       </w:r>
       <w:r>
-        <w:t xml:space="preserve"> (531.68).</w:t>
+        <w:t xml:space="preserve"> (531.69).</w:t>
       </w:r>
     </w:p>
     <w:p>
@@ -12781,7 +12781,7 @@
         <w:rPr>
           <w:b/>
         </w:rPr>
-        <w:t>`57.31`</w:t>
+        <w:t>`58.26`</w:t>
       </w:r>
       <w:r>
         <w:t xml:space="preserve"> | ATR (14) = </w:t>
@@ -12790,7 +12790,7 @@
         <w:rPr>
           <w:b/>
         </w:rPr>
-        <w:t>`1.36`</w:t>
+        <w:t>`1.39`</w:t>
       </w:r>
       <w:r>
         <w:t xml:space="preserve"> cents | Volatility = </w:t>
@@ -12799,7 +12799,7 @@
         <w:rPr>
           <w:b/>
         </w:rPr>
-        <w:t>`0.75 cents`</w:t>
+        <w:t>`1.00 cents`</w:t>
       </w:r>
       <w:r>
         <w:t>.</w:t>
@@ -12841,7 +12841,7 @@
         <w:rPr>
           <w:b/>
         </w:rPr>
-        <w:t>`534.00`</w:t>
+        <w:t>`534.50`</w:t>
       </w:r>
       <w:r>
         <w:t xml:space="preserve"> | R2: </w:t>
@@ -13584,7 +13584,7 @@
           <w:b/>
           <w:color w:val="15803D"/>
         </w:rPr>
-        <w:t>`532.00 - 531.92 cents (Canh mua vùng hỗ trợ)`</w:t>
+        <w:t>`532.00 - 531.95 cents (Canh mua vùng hỗ trợ)`</w:t>
       </w:r>
       <w:r>
         <w:t xml:space="preserve"> | SL: </w:t>
@@ -13593,7 +13593,7 @@
         <w:rPr>
           <w:b/>
         </w:rPr>
-        <w:t>`481.22 cents (Dưới cản S2 + 1.5x ATR)`</w:t>
+        <w:t>`481.17 cents (Dưới cản S2 + 1.5x ATR)`</w:t>
       </w:r>
       <w:r>
         <w:t xml:space="preserve"> | TP: </w:t>
@@ -13604,7 +13604,7 @@
           <w:color w:val="D97706"/>
           <w:sz w:val="19"/>
         </w:rPr>
-        <w:t xml:space="preserve"> 534.00 cents </w:t>
+        <w:t xml:space="preserve"> 534.50 cents </w:t>
       </w:r>
       <w:r>
         <w:t xml:space="preserve"> / </w:t>
@@ -13664,7 +13664,7 @@
         <w:rPr>
           <w:b/>
         </w:rPr>
-        <w:t>`481.89 cents (Chống quét SL tuyệt đối)`</w:t>
+        <w:t>`481.86 cents (Chống quét SL tuyệt đối)`</w:t>
       </w:r>
       <w:r>
         <w:t xml:space="preserve"> | TP: </w:t>
@@ -13701,7 +13701,7 @@
         <w:rPr>
           <w:b/>
         </w:rPr>
-        <w:t>`534.00 - 535.50 cents`</w:t>
+        <w:t>`534.50 - 536.00 cents`</w:t>
       </w:r>
       <w:r>
         <w:t xml:space="preserve"> | SL: </w:t>
@@ -13710,7 +13710,7 @@
         <w:rPr>
           <w:b/>
         </w:rPr>
-        <w:t>`535.36 cents`</w:t>
+        <w:t>`535.89 cents`</w:t>
       </w:r>
       <w:r>
         <w:t xml:space="preserve"> | TP: </w:t>
@@ -13759,7 +13759,7 @@
         <w:rPr>
           <w:b/>
         </w:rPr>
-        <w:t>`477.83 - 483.25 cents`</w:t>
+        <w:t>`477.70 - 483.25 cents`</w:t>
       </w:r>
     </w:p>
     <w:p>
@@ -14166,7 +14166,7 @@
             </w:pPr>
             <w:r/>
             <w:r>
-              <w:t>533.25</w:t>
+              <w:t>533.50</w:t>
             </w:r>
           </w:p>
         </w:tc>
@@ -14194,7 +14194,7 @@
             </w:pPr>
             <w:r/>
             <w:r>
-              <w:t>537.00</w:t>
+              <w:t>537.25</w:t>
             </w:r>
           </w:p>
         </w:tc>
@@ -14222,7 +14222,7 @@
             </w:pPr>
             <w:r/>
             <w:r>
-              <w:t>530.00</w:t>
+              <w:t>530.25</w:t>
             </w:r>
           </w:p>
         </w:tc>
@@ -14253,7 +14253,7 @@
               <w:rPr>
                 <w:b/>
               </w:rPr>
-              <w:t>533.50</w:t>
+              <w:t>533.75</w:t>
             </w:r>
           </w:p>
         </w:tc>
@@ -14401,7 +14401,7 @@
             </w:pPr>
             <w:r/>
             <w:r>
-              <w:t>533.50</w:t>
+              <w:t>533.75</w:t>
             </w:r>
           </w:p>
         </w:tc>
@@ -14429,7 +14429,7 @@
             </w:pPr>
             <w:r/>
             <w:r>
-              <w:t>536.25</w:t>
+              <w:t>536.50</w:t>
             </w:r>
           </w:p>
         </w:tc>
@@ -14457,7 +14457,7 @@
             </w:pPr>
             <w:r/>
             <w:r>
-              <w:t>529.75</w:t>
+              <w:t>530.00</w:t>
             </w:r>
           </w:p>
         </w:tc>
@@ -14488,7 +14488,7 @@
               <w:rPr>
                 <w:b/>
               </w:rPr>
-              <w:t>533.00</w:t>
+              <w:t>533.25</w:t>
             </w:r>
           </w:p>
         </w:tc>
@@ -14636,7 +14636,7 @@
             </w:pPr>
             <w:r/>
             <w:r>
-              <w:t>533.00</w:t>
+              <w:t>533.25</w:t>
             </w:r>
           </w:p>
         </w:tc>
@@ -14664,7 +14664,7 @@
             </w:pPr>
             <w:r/>
             <w:r>
-              <w:t>536.00</w:t>
+              <w:t>536.25</w:t>
             </w:r>
           </w:p>
         </w:tc>
@@ -14692,7 +14692,7 @@
             </w:pPr>
             <w:r/>
             <w:r>
-              <w:t>529.00</w:t>
+              <w:t>529.25</w:t>
             </w:r>
           </w:p>
         </w:tc>
@@ -14723,7 +14723,7 @@
               <w:rPr>
                 <w:b/>
               </w:rPr>
-              <w:t>533.75</w:t>
+              <w:t>534.00</w:t>
             </w:r>
           </w:p>
         </w:tc>
@@ -14871,7 +14871,7 @@
             </w:pPr>
             <w:r/>
             <w:r>
-              <w:t>533.75</w:t>
+              <w:t>534.00</w:t>
             </w:r>
           </w:p>
         </w:tc>
@@ -14899,7 +14899,7 @@
             </w:pPr>
             <w:r/>
             <w:r>
-              <w:t>538.25</w:t>
+              <w:t>538.50</w:t>
             </w:r>
           </w:p>
         </w:tc>
@@ -14927,7 +14927,7 @@
             </w:pPr>
             <w:r/>
             <w:r>
-              <w:t>528.75</w:t>
+              <w:t>529.00</w:t>
             </w:r>
           </w:p>
         </w:tc>
@@ -14958,7 +14958,7 @@
               <w:rPr>
                 <w:b/>
               </w:rPr>
-              <w:t>534.50</w:t>
+              <w:t>534.75</w:t>
             </w:r>
           </w:p>
         </w:tc>
@@ -15106,7 +15106,7 @@
             </w:pPr>
             <w:r/>
             <w:r>
-              <w:t>534.50</w:t>
+              <w:t>534.75</w:t>
             </w:r>
           </w:p>
         </w:tc>
@@ -15134,7 +15134,7 @@
             </w:pPr>
             <w:r/>
             <w:r>
-              <w:t>540.00</w:t>
+              <w:t>540.25</w:t>
             </w:r>
           </w:p>
         </w:tc>
@@ -15162,7 +15162,7 @@
             </w:pPr>
             <w:r/>
             <w:r>
-              <w:t>528.25</w:t>
+              <w:t>528.50</w:t>
             </w:r>
           </w:p>
         </w:tc>
@@ -15193,7 +15193,7 @@
               <w:rPr>
                 <w:b/>
               </w:rPr>
-              <w:t>536.75</w:t>
+              <w:t>537.00</w:t>
             </w:r>
           </w:p>
         </w:tc>
@@ -15341,7 +15341,7 @@
             </w:pPr>
             <w:r/>
             <w:r>
-              <w:t>536.75</w:t>
+              <w:t>537.00</w:t>
             </w:r>
           </w:p>
         </w:tc>
@@ -15369,7 +15369,7 @@
             </w:pPr>
             <w:r/>
             <w:r>
-              <w:t>539.75</w:t>
+              <w:t>540.00</w:t>
             </w:r>
           </w:p>
         </w:tc>
@@ -15397,7 +15397,7 @@
             </w:pPr>
             <w:r/>
             <w:r>
-              <w:t>532.50</w:t>
+              <w:t>532.75</w:t>
             </w:r>
           </w:p>
         </w:tc>
@@ -15428,7 +15428,7 @@
               <w:rPr>
                 <w:b/>
               </w:rPr>
-              <w:t>537.00</w:t>
+              <w:t>537.25</w:t>
             </w:r>
           </w:p>
         </w:tc>
@@ -15576,7 +15576,7 @@
             </w:pPr>
             <w:r/>
             <w:r>
-              <w:t>537.00</w:t>
+              <w:t>537.25</w:t>
             </w:r>
           </w:p>
         </w:tc>
@@ -15604,7 +15604,7 @@
             </w:pPr>
             <w:r/>
             <w:r>
-              <w:t>540.25</w:t>
+              <w:t>540.50</w:t>
             </w:r>
           </w:p>
         </w:tc>
@@ -15632,7 +15632,7 @@
             </w:pPr>
             <w:r/>
             <w:r>
-              <w:t>530.50</w:t>
+              <w:t>530.75</w:t>
             </w:r>
           </w:p>
         </w:tc>
@@ -15663,7 +15663,7 @@
               <w:rPr>
                 <w:b/>
               </w:rPr>
-              <w:t>537.75</w:t>
+              <w:t>538.00</w:t>
             </w:r>
           </w:p>
         </w:tc>
@@ -15811,7 +15811,7 @@
             </w:pPr>
             <w:r/>
             <w:r>
-              <w:t>537.75</w:t>
+              <w:t>538.00</w:t>
             </w:r>
           </w:p>
         </w:tc>
@@ -15839,7 +15839,7 @@
             </w:pPr>
             <w:r/>
             <w:r>
-              <w:t>540.75</w:t>
+              <w:t>541.00</w:t>
             </w:r>
           </w:p>
         </w:tc>
@@ -15867,7 +15867,7 @@
             </w:pPr>
             <w:r/>
             <w:r>
-              <w:t>533.25</w:t>
+              <w:t>533.50</w:t>
             </w:r>
           </w:p>
         </w:tc>
@@ -15898,7 +15898,7 @@
               <w:rPr>
                 <w:b/>
               </w:rPr>
-              <w:t>537.25</w:t>
+              <w:t>537.50</w:t>
             </w:r>
           </w:p>
         </w:tc>
@@ -16046,7 +16046,7 @@
             </w:pPr>
             <w:r/>
             <w:r>
-              <w:t>537.25</w:t>
+              <w:t>537.50</w:t>
             </w:r>
           </w:p>
         </w:tc>
@@ -16074,7 +16074,7 @@
             </w:pPr>
             <w:r/>
             <w:r>
-              <w:t>541.25</w:t>
+              <w:t>541.50</w:t>
             </w:r>
           </w:p>
         </w:tc>
@@ -16102,7 +16102,7 @@
             </w:pPr>
             <w:r/>
             <w:r>
-              <w:t>531.50</w:t>
+              <w:t>531.75</w:t>
             </w:r>
           </w:p>
         </w:tc>
@@ -16133,7 +16133,7 @@
               <w:rPr>
                 <w:b/>
               </w:rPr>
-              <w:t>537.75</w:t>
+              <w:t>538.00</w:t>
             </w:r>
           </w:p>
         </w:tc>
@@ -16281,7 +16281,7 @@
             </w:pPr>
             <w:r/>
             <w:r>
-              <w:t>537.75</w:t>
+              <w:t>538.00</w:t>
             </w:r>
           </w:p>
         </w:tc>
@@ -16309,7 +16309,7 @@
             </w:pPr>
             <w:r/>
             <w:r>
-              <w:t>540.25</w:t>
+              <w:t>540.50</w:t>
             </w:r>
           </w:p>
         </w:tc>
@@ -16337,7 +16337,7 @@
             </w:pPr>
             <w:r/>
             <w:r>
-              <w:t>534.50</w:t>
+              <w:t>534.75</w:t>
             </w:r>
           </w:p>
         </w:tc>
@@ -16368,7 +16368,7 @@
               <w:rPr>
                 <w:b/>
               </w:rPr>
-              <w:t>538.25</w:t>
+              <w:t>538.50</w:t>
             </w:r>
           </w:p>
         </w:tc>
@@ -16516,7 +16516,7 @@
             </w:pPr>
             <w:r/>
             <w:r>
-              <w:t>538.25</w:t>
+              <w:t>538.50</w:t>
             </w:r>
           </w:p>
         </w:tc>
@@ -16544,7 +16544,7 @@
             </w:pPr>
             <w:r/>
             <w:r>
-              <w:t>541.75</w:t>
+              <w:t>542.00</w:t>
             </w:r>
           </w:p>
         </w:tc>
@@ -16572,7 +16572,947 @@
             </w:pPr>
             <w:r/>
             <w:r>
-              <w:t>532.25</w:t>
+              <w:t>532.50</w:t>
+            </w:r>
+          </w:p>
+        </w:tc>
+        <w:tc>
+          <w:tcPr>
+            <w:tcW w:type="dxa" w:w="1728"/>
+            <w:shd w:fill="F8FAFC"/>
+            <w:tcMar>
+              <w:top w:w="100" w:type="dxa"/>
+              <w:bottom w:w="100" w:type="dxa"/>
+              <w:left w:w="120" w:type="dxa"/>
+              <w:right w:w="120" w:type="dxa"/>
+            </w:tcMar>
+            <w:tcBorders>
+              <w:top w:val="single" w:sz="4" w:space="0" w:color="CCCCCC"/>
+              <w:bottom w:val="single" w:sz="4" w:space="0" w:color="CCCCCC"/>
+              <w:left w:val="single" w:sz="4" w:space="0" w:color="CCCCCC"/>
+              <w:right w:val="single" w:sz="4" w:space="0" w:color="CCCCCC"/>
+            </w:tcBorders>
+          </w:tcPr>
+          <w:p>
+            <w:pPr>
+              <w:spacing w:before="60" w:after="60" w:line="252" w:lineRule="auto"/>
+              <w:jc w:val="left"/>
+            </w:pPr>
+            <w:r/>
+            <w:r>
+              <w:rPr>
+                <w:b/>
+              </w:rPr>
+              <w:t>539.50</w:t>
+            </w:r>
+          </w:p>
+        </w:tc>
+        <w:tc>
+          <w:tcPr>
+            <w:tcW w:type="dxa" w:w="3456"/>
+            <w:shd w:fill="F8FAFC"/>
+            <w:tcMar>
+              <w:top w:w="100" w:type="dxa"/>
+              <w:bottom w:w="100" w:type="dxa"/>
+              <w:left w:w="120" w:type="dxa"/>
+              <w:right w:w="120" w:type="dxa"/>
+            </w:tcMar>
+            <w:tcBorders>
+              <w:top w:val="single" w:sz="4" w:space="0" w:color="CCCCCC"/>
+              <w:bottom w:val="single" w:sz="4" w:space="0" w:color="CCCCCC"/>
+              <w:left w:val="single" w:sz="4" w:space="0" w:color="CCCCCC"/>
+              <w:right w:val="single" w:sz="4" w:space="0" w:color="CCCCCC"/>
+            </w:tcBorders>
+          </w:tcPr>
+          <w:p>
+            <w:pPr>
+              <w:spacing w:before="60" w:after="60" w:line="252" w:lineRule="auto"/>
+              <w:jc w:val="left"/>
+            </w:pPr>
+            <w:r/>
+            <w:r>
+              <w:rPr>
+                <w:b/>
+              </w:rPr>
+              <w:t>+1.00</w:t>
+            </w:r>
+          </w:p>
+        </w:tc>
+        <w:tc>
+          <w:tcPr>
+            <w:tcW w:type="dxa" w:w="1440"/>
+            <w:shd w:fill="F8FAFC"/>
+            <w:tcMar>
+              <w:top w:w="100" w:type="dxa"/>
+              <w:bottom w:w="100" w:type="dxa"/>
+              <w:left w:w="120" w:type="dxa"/>
+              <w:right w:w="120" w:type="dxa"/>
+            </w:tcMar>
+            <w:tcBorders>
+              <w:top w:val="single" w:sz="4" w:space="0" w:color="CCCCCC"/>
+              <w:bottom w:val="single" w:sz="4" w:space="0" w:color="CCCCCC"/>
+              <w:left w:val="single" w:sz="4" w:space="0" w:color="CCCCCC"/>
+              <w:right w:val="single" w:sz="4" w:space="0" w:color="CCCCCC"/>
+            </w:tcBorders>
+          </w:tcPr>
+          <w:p>
+            <w:pPr>
+              <w:spacing w:before="60" w:after="60" w:line="252" w:lineRule="auto"/>
+              <w:jc w:val="left"/>
+            </w:pPr>
+            <w:r/>
+            <w:r>
+              <w:t>BULL</w:t>
+            </w:r>
+          </w:p>
+        </w:tc>
+      </w:tr>
+      <w:tr>
+        <w:tc>
+          <w:tcPr>
+            <w:tcW w:type="dxa" w:w="1584"/>
+            <w:shd w:fill="FFFFFF"/>
+            <w:tcMar>
+              <w:top w:w="100" w:type="dxa"/>
+              <w:bottom w:w="100" w:type="dxa"/>
+              <w:left w:w="120" w:type="dxa"/>
+              <w:right w:w="120" w:type="dxa"/>
+            </w:tcMar>
+            <w:tcBorders>
+              <w:top w:val="single" w:sz="4" w:space="0" w:color="CCCCCC"/>
+              <w:bottom w:val="single" w:sz="4" w:space="0" w:color="CCCCCC"/>
+              <w:left w:val="single" w:sz="4" w:space="0" w:color="CCCCCC"/>
+              <w:right w:val="single" w:sz="4" w:space="0" w:color="CCCCCC"/>
+            </w:tcBorders>
+          </w:tcPr>
+          <w:p>
+            <w:pPr>
+              <w:spacing w:before="60" w:after="60" w:line="252" w:lineRule="auto"/>
+              <w:jc w:val="left"/>
+            </w:pPr>
+            <w:r/>
+            <w:r>
+              <w:rPr>
+                <w:b/>
+              </w:rPr>
+              <w:t>Tue 22/09</w:t>
+            </w:r>
+          </w:p>
+        </w:tc>
+        <w:tc>
+          <w:tcPr>
+            <w:tcW w:type="dxa" w:w="864"/>
+            <w:shd w:fill="FFFFFF"/>
+            <w:tcMar>
+              <w:top w:w="100" w:type="dxa"/>
+              <w:bottom w:w="100" w:type="dxa"/>
+              <w:left w:w="120" w:type="dxa"/>
+              <w:right w:w="120" w:type="dxa"/>
+            </w:tcMar>
+            <w:tcBorders>
+              <w:top w:val="single" w:sz="4" w:space="0" w:color="CCCCCC"/>
+              <w:bottom w:val="single" w:sz="4" w:space="0" w:color="CCCCCC"/>
+              <w:left w:val="single" w:sz="4" w:space="0" w:color="CCCCCC"/>
+              <w:right w:val="single" w:sz="4" w:space="0" w:color="CCCCCC"/>
+            </w:tcBorders>
+          </w:tcPr>
+          <w:p>
+            <w:pPr>
+              <w:spacing w:before="60" w:after="60" w:line="252" w:lineRule="auto"/>
+              <w:jc w:val="left"/>
+            </w:pPr>
+            <w:r/>
+            <w:r>
+              <w:t>NY Close 23-01</w:t>
+            </w:r>
+          </w:p>
+        </w:tc>
+        <w:tc>
+          <w:tcPr>
+            <w:tcW w:type="dxa" w:w="1440"/>
+            <w:shd w:fill="FFFFFF"/>
+            <w:tcMar>
+              <w:top w:w="100" w:type="dxa"/>
+              <w:bottom w:w="100" w:type="dxa"/>
+              <w:left w:w="120" w:type="dxa"/>
+              <w:right w:w="120" w:type="dxa"/>
+            </w:tcMar>
+            <w:tcBorders>
+              <w:top w:val="single" w:sz="4" w:space="0" w:color="CCCCCC"/>
+              <w:bottom w:val="single" w:sz="4" w:space="0" w:color="CCCCCC"/>
+              <w:left w:val="single" w:sz="4" w:space="0" w:color="CCCCCC"/>
+              <w:right w:val="single" w:sz="4" w:space="0" w:color="CCCCCC"/>
+            </w:tcBorders>
+          </w:tcPr>
+          <w:p>
+            <w:pPr>
+              <w:spacing w:before="60" w:after="60" w:line="252" w:lineRule="auto"/>
+              <w:jc w:val="left"/>
+            </w:pPr>
+            <w:r/>
+            <w:r>
+              <w:t>539.50</w:t>
+            </w:r>
+          </w:p>
+        </w:tc>
+        <w:tc>
+          <w:tcPr>
+            <w:tcW w:type="dxa" w:w="2016"/>
+            <w:shd w:fill="FFFFFF"/>
+            <w:tcMar>
+              <w:top w:w="100" w:type="dxa"/>
+              <w:bottom w:w="100" w:type="dxa"/>
+              <w:left w:w="120" w:type="dxa"/>
+              <w:right w:w="120" w:type="dxa"/>
+            </w:tcMar>
+            <w:tcBorders>
+              <w:top w:val="single" w:sz="4" w:space="0" w:color="CCCCCC"/>
+              <w:bottom w:val="single" w:sz="4" w:space="0" w:color="CCCCCC"/>
+              <w:left w:val="single" w:sz="4" w:space="0" w:color="CCCCCC"/>
+              <w:right w:val="single" w:sz="4" w:space="0" w:color="CCCCCC"/>
+            </w:tcBorders>
+          </w:tcPr>
+          <w:p>
+            <w:pPr>
+              <w:spacing w:before="60" w:after="60" w:line="252" w:lineRule="auto"/>
+              <w:jc w:val="left"/>
+            </w:pPr>
+            <w:r/>
+            <w:r>
+              <w:t>542.25</w:t>
+            </w:r>
+          </w:p>
+        </w:tc>
+        <w:tc>
+          <w:tcPr>
+            <w:tcW w:type="dxa" w:w="1152"/>
+            <w:shd w:fill="FFFFFF"/>
+            <w:tcMar>
+              <w:top w:w="100" w:type="dxa"/>
+              <w:bottom w:w="100" w:type="dxa"/>
+              <w:left w:w="120" w:type="dxa"/>
+              <w:right w:w="120" w:type="dxa"/>
+            </w:tcMar>
+            <w:tcBorders>
+              <w:top w:val="single" w:sz="4" w:space="0" w:color="CCCCCC"/>
+              <w:bottom w:val="single" w:sz="4" w:space="0" w:color="CCCCCC"/>
+              <w:left w:val="single" w:sz="4" w:space="0" w:color="CCCCCC"/>
+              <w:right w:val="single" w:sz="4" w:space="0" w:color="CCCCCC"/>
+            </w:tcBorders>
+          </w:tcPr>
+          <w:p>
+            <w:pPr>
+              <w:spacing w:before="60" w:after="60" w:line="252" w:lineRule="auto"/>
+              <w:jc w:val="left"/>
+            </w:pPr>
+            <w:r/>
+            <w:r>
+              <w:t>537.00</w:t>
+            </w:r>
+          </w:p>
+        </w:tc>
+        <w:tc>
+          <w:tcPr>
+            <w:tcW w:type="dxa" w:w="1728"/>
+            <w:shd w:fill="FFFFFF"/>
+            <w:tcMar>
+              <w:top w:w="100" w:type="dxa"/>
+              <w:bottom w:w="100" w:type="dxa"/>
+              <w:left w:w="120" w:type="dxa"/>
+              <w:right w:w="120" w:type="dxa"/>
+            </w:tcMar>
+            <w:tcBorders>
+              <w:top w:val="single" w:sz="4" w:space="0" w:color="CCCCCC"/>
+              <w:bottom w:val="single" w:sz="4" w:space="0" w:color="CCCCCC"/>
+              <w:left w:val="single" w:sz="4" w:space="0" w:color="CCCCCC"/>
+              <w:right w:val="single" w:sz="4" w:space="0" w:color="CCCCCC"/>
+            </w:tcBorders>
+          </w:tcPr>
+          <w:p>
+            <w:pPr>
+              <w:spacing w:before="60" w:after="60" w:line="252" w:lineRule="auto"/>
+              <w:jc w:val="left"/>
+            </w:pPr>
+            <w:r/>
+            <w:r>
+              <w:rPr>
+                <w:b/>
+              </w:rPr>
+              <w:t>539.50</w:t>
+            </w:r>
+          </w:p>
+        </w:tc>
+        <w:tc>
+          <w:tcPr>
+            <w:tcW w:type="dxa" w:w="3456"/>
+            <w:shd w:fill="FFFFFF"/>
+            <w:tcMar>
+              <w:top w:w="100" w:type="dxa"/>
+              <w:bottom w:w="100" w:type="dxa"/>
+              <w:left w:w="120" w:type="dxa"/>
+              <w:right w:w="120" w:type="dxa"/>
+            </w:tcMar>
+            <w:tcBorders>
+              <w:top w:val="single" w:sz="4" w:space="0" w:color="CCCCCC"/>
+              <w:bottom w:val="single" w:sz="4" w:space="0" w:color="CCCCCC"/>
+              <w:left w:val="single" w:sz="4" w:space="0" w:color="CCCCCC"/>
+              <w:right w:val="single" w:sz="4" w:space="0" w:color="CCCCCC"/>
+            </w:tcBorders>
+          </w:tcPr>
+          <w:p>
+            <w:pPr>
+              <w:spacing w:before="60" w:after="60" w:line="252" w:lineRule="auto"/>
+              <w:jc w:val="left"/>
+            </w:pPr>
+            <w:r/>
+            <w:r>
+              <w:rPr>
+                <w:b/>
+              </w:rPr>
+              <w:t>+0.00</w:t>
+            </w:r>
+          </w:p>
+        </w:tc>
+        <w:tc>
+          <w:tcPr>
+            <w:tcW w:type="dxa" w:w="1440"/>
+            <w:shd w:fill="FFFFFF"/>
+            <w:tcMar>
+              <w:top w:w="100" w:type="dxa"/>
+              <w:bottom w:w="100" w:type="dxa"/>
+              <w:left w:w="120" w:type="dxa"/>
+              <w:right w:w="120" w:type="dxa"/>
+            </w:tcMar>
+            <w:tcBorders>
+              <w:top w:val="single" w:sz="4" w:space="0" w:color="CCCCCC"/>
+              <w:bottom w:val="single" w:sz="4" w:space="0" w:color="CCCCCC"/>
+              <w:left w:val="single" w:sz="4" w:space="0" w:color="CCCCCC"/>
+              <w:right w:val="single" w:sz="4" w:space="0" w:color="CCCCCC"/>
+            </w:tcBorders>
+          </w:tcPr>
+          <w:p>
+            <w:pPr>
+              <w:spacing w:before="60" w:after="60" w:line="252" w:lineRule="auto"/>
+              <w:jc w:val="left"/>
+            </w:pPr>
+            <w:r/>
+            <w:r>
+              <w:t>BULL</w:t>
+            </w:r>
+          </w:p>
+        </w:tc>
+      </w:tr>
+      <w:tr>
+        <w:tc>
+          <w:tcPr>
+            <w:tcW w:type="dxa" w:w="1584"/>
+            <w:shd w:fill="F8FAFC"/>
+            <w:tcMar>
+              <w:top w:w="100" w:type="dxa"/>
+              <w:bottom w:w="100" w:type="dxa"/>
+              <w:left w:w="120" w:type="dxa"/>
+              <w:right w:w="120" w:type="dxa"/>
+            </w:tcMar>
+            <w:tcBorders>
+              <w:top w:val="single" w:sz="4" w:space="0" w:color="CCCCCC"/>
+              <w:bottom w:val="single" w:sz="4" w:space="0" w:color="CCCCCC"/>
+              <w:left w:val="single" w:sz="4" w:space="0" w:color="CCCCCC"/>
+              <w:right w:val="single" w:sz="4" w:space="0" w:color="CCCCCC"/>
+            </w:tcBorders>
+          </w:tcPr>
+          <w:p>
+            <w:pPr>
+              <w:spacing w:before="60" w:after="60" w:line="252" w:lineRule="auto"/>
+              <w:jc w:val="left"/>
+            </w:pPr>
+            <w:r/>
+            <w:r>
+              <w:rPr>
+                <w:b/>
+              </w:rPr>
+              <w:t>Wed 23/09</w:t>
+            </w:r>
+          </w:p>
+        </w:tc>
+        <w:tc>
+          <w:tcPr>
+            <w:tcW w:type="dxa" w:w="864"/>
+            <w:shd w:fill="F8FAFC"/>
+            <w:tcMar>
+              <w:top w:w="100" w:type="dxa"/>
+              <w:bottom w:w="100" w:type="dxa"/>
+              <w:left w:w="120" w:type="dxa"/>
+              <w:right w:w="120" w:type="dxa"/>
+            </w:tcMar>
+            <w:tcBorders>
+              <w:top w:val="single" w:sz="4" w:space="0" w:color="CCCCCC"/>
+              <w:bottom w:val="single" w:sz="4" w:space="0" w:color="CCCCCC"/>
+              <w:left w:val="single" w:sz="4" w:space="0" w:color="CCCCCC"/>
+              <w:right w:val="single" w:sz="4" w:space="0" w:color="CCCCCC"/>
+            </w:tcBorders>
+          </w:tcPr>
+          <w:p>
+            <w:pPr>
+              <w:spacing w:before="60" w:after="60" w:line="252" w:lineRule="auto"/>
+              <w:jc w:val="left"/>
+            </w:pPr>
+            <w:r/>
+            <w:r>
+              <w:t>Asia 07-11</w:t>
+            </w:r>
+          </w:p>
+        </w:tc>
+        <w:tc>
+          <w:tcPr>
+            <w:tcW w:type="dxa" w:w="1440"/>
+            <w:shd w:fill="F8FAFC"/>
+            <w:tcMar>
+              <w:top w:w="100" w:type="dxa"/>
+              <w:bottom w:w="100" w:type="dxa"/>
+              <w:left w:w="120" w:type="dxa"/>
+              <w:right w:w="120" w:type="dxa"/>
+            </w:tcMar>
+            <w:tcBorders>
+              <w:top w:val="single" w:sz="4" w:space="0" w:color="CCCCCC"/>
+              <w:bottom w:val="single" w:sz="4" w:space="0" w:color="CCCCCC"/>
+              <w:left w:val="single" w:sz="4" w:space="0" w:color="CCCCCC"/>
+              <w:right w:val="single" w:sz="4" w:space="0" w:color="CCCCCC"/>
+            </w:tcBorders>
+          </w:tcPr>
+          <w:p>
+            <w:pPr>
+              <w:spacing w:before="60" w:after="60" w:line="252" w:lineRule="auto"/>
+              <w:jc w:val="left"/>
+            </w:pPr>
+            <w:r/>
+            <w:r>
+              <w:t>539.50</w:t>
+            </w:r>
+          </w:p>
+        </w:tc>
+        <w:tc>
+          <w:tcPr>
+            <w:tcW w:type="dxa" w:w="2016"/>
+            <w:shd w:fill="F8FAFC"/>
+            <w:tcMar>
+              <w:top w:w="100" w:type="dxa"/>
+              <w:bottom w:w="100" w:type="dxa"/>
+              <w:left w:w="120" w:type="dxa"/>
+              <w:right w:w="120" w:type="dxa"/>
+            </w:tcMar>
+            <w:tcBorders>
+              <w:top w:val="single" w:sz="4" w:space="0" w:color="CCCCCC"/>
+              <w:bottom w:val="single" w:sz="4" w:space="0" w:color="CCCCCC"/>
+              <w:left w:val="single" w:sz="4" w:space="0" w:color="CCCCCC"/>
+              <w:right w:val="single" w:sz="4" w:space="0" w:color="CCCCCC"/>
+            </w:tcBorders>
+          </w:tcPr>
+          <w:p>
+            <w:pPr>
+              <w:spacing w:before="60" w:after="60" w:line="252" w:lineRule="auto"/>
+              <w:jc w:val="left"/>
+            </w:pPr>
+            <w:r/>
+            <w:r>
+              <w:t>542.25</w:t>
+            </w:r>
+          </w:p>
+        </w:tc>
+        <w:tc>
+          <w:tcPr>
+            <w:tcW w:type="dxa" w:w="1152"/>
+            <w:shd w:fill="F8FAFC"/>
+            <w:tcMar>
+              <w:top w:w="100" w:type="dxa"/>
+              <w:bottom w:w="100" w:type="dxa"/>
+              <w:left w:w="120" w:type="dxa"/>
+              <w:right w:w="120" w:type="dxa"/>
+            </w:tcMar>
+            <w:tcBorders>
+              <w:top w:val="single" w:sz="4" w:space="0" w:color="CCCCCC"/>
+              <w:bottom w:val="single" w:sz="4" w:space="0" w:color="CCCCCC"/>
+              <w:left w:val="single" w:sz="4" w:space="0" w:color="CCCCCC"/>
+              <w:right w:val="single" w:sz="4" w:space="0" w:color="CCCCCC"/>
+            </w:tcBorders>
+          </w:tcPr>
+          <w:p>
+            <w:pPr>
+              <w:spacing w:before="60" w:after="60" w:line="252" w:lineRule="auto"/>
+              <w:jc w:val="left"/>
+            </w:pPr>
+            <w:r/>
+            <w:r>
+              <w:t>537.00</w:t>
+            </w:r>
+          </w:p>
+        </w:tc>
+        <w:tc>
+          <w:tcPr>
+            <w:tcW w:type="dxa" w:w="1728"/>
+            <w:shd w:fill="F8FAFC"/>
+            <w:tcMar>
+              <w:top w:w="100" w:type="dxa"/>
+              <w:bottom w:w="100" w:type="dxa"/>
+              <w:left w:w="120" w:type="dxa"/>
+              <w:right w:w="120" w:type="dxa"/>
+            </w:tcMar>
+            <w:tcBorders>
+              <w:top w:val="single" w:sz="4" w:space="0" w:color="CCCCCC"/>
+              <w:bottom w:val="single" w:sz="4" w:space="0" w:color="CCCCCC"/>
+              <w:left w:val="single" w:sz="4" w:space="0" w:color="CCCCCC"/>
+              <w:right w:val="single" w:sz="4" w:space="0" w:color="CCCCCC"/>
+            </w:tcBorders>
+          </w:tcPr>
+          <w:p>
+            <w:pPr>
+              <w:spacing w:before="60" w:after="60" w:line="252" w:lineRule="auto"/>
+              <w:jc w:val="left"/>
+            </w:pPr>
+            <w:r/>
+            <w:r>
+              <w:rPr>
+                <w:b/>
+              </w:rPr>
+              <w:t>539.00</w:t>
+            </w:r>
+          </w:p>
+        </w:tc>
+        <w:tc>
+          <w:tcPr>
+            <w:tcW w:type="dxa" w:w="3456"/>
+            <w:shd w:fill="F8FAFC"/>
+            <w:tcMar>
+              <w:top w:w="100" w:type="dxa"/>
+              <w:bottom w:w="100" w:type="dxa"/>
+              <w:left w:w="120" w:type="dxa"/>
+              <w:right w:w="120" w:type="dxa"/>
+            </w:tcMar>
+            <w:tcBorders>
+              <w:top w:val="single" w:sz="4" w:space="0" w:color="CCCCCC"/>
+              <w:bottom w:val="single" w:sz="4" w:space="0" w:color="CCCCCC"/>
+              <w:left w:val="single" w:sz="4" w:space="0" w:color="CCCCCC"/>
+              <w:right w:val="single" w:sz="4" w:space="0" w:color="CCCCCC"/>
+            </w:tcBorders>
+          </w:tcPr>
+          <w:p>
+            <w:pPr>
+              <w:spacing w:before="60" w:after="60" w:line="252" w:lineRule="auto"/>
+              <w:jc w:val="left"/>
+            </w:pPr>
+            <w:r/>
+            <w:r>
+              <w:rPr>
+                <w:b/>
+              </w:rPr>
+              <w:t>-0.50</w:t>
+            </w:r>
+          </w:p>
+        </w:tc>
+        <w:tc>
+          <w:tcPr>
+            <w:tcW w:type="dxa" w:w="1440"/>
+            <w:shd w:fill="F8FAFC"/>
+            <w:tcMar>
+              <w:top w:w="100" w:type="dxa"/>
+              <w:bottom w:w="100" w:type="dxa"/>
+              <w:left w:w="120" w:type="dxa"/>
+              <w:right w:w="120" w:type="dxa"/>
+            </w:tcMar>
+            <w:tcBorders>
+              <w:top w:val="single" w:sz="4" w:space="0" w:color="CCCCCC"/>
+              <w:bottom w:val="single" w:sz="4" w:space="0" w:color="CCCCCC"/>
+              <w:left w:val="single" w:sz="4" w:space="0" w:color="CCCCCC"/>
+              <w:right w:val="single" w:sz="4" w:space="0" w:color="CCCCCC"/>
+            </w:tcBorders>
+          </w:tcPr>
+          <w:p>
+            <w:pPr>
+              <w:spacing w:before="60" w:after="60" w:line="252" w:lineRule="auto"/>
+              <w:jc w:val="left"/>
+            </w:pPr>
+            <w:r/>
+            <w:r>
+              <w:t>BEAR</w:t>
+            </w:r>
+          </w:p>
+        </w:tc>
+      </w:tr>
+      <w:tr>
+        <w:tc>
+          <w:tcPr>
+            <w:tcW w:type="dxa" w:w="1584"/>
+            <w:shd w:fill="FFFFFF"/>
+            <w:tcMar>
+              <w:top w:w="100" w:type="dxa"/>
+              <w:bottom w:w="100" w:type="dxa"/>
+              <w:left w:w="120" w:type="dxa"/>
+              <w:right w:w="120" w:type="dxa"/>
+            </w:tcMar>
+            <w:tcBorders>
+              <w:top w:val="single" w:sz="4" w:space="0" w:color="CCCCCC"/>
+              <w:bottom w:val="single" w:sz="4" w:space="0" w:color="CCCCCC"/>
+              <w:left w:val="single" w:sz="4" w:space="0" w:color="CCCCCC"/>
+              <w:right w:val="single" w:sz="4" w:space="0" w:color="CCCCCC"/>
+            </w:tcBorders>
+          </w:tcPr>
+          <w:p>
+            <w:pPr>
+              <w:spacing w:before="60" w:after="60" w:line="252" w:lineRule="auto"/>
+              <w:jc w:val="left"/>
+            </w:pPr>
+            <w:r/>
+            <w:r>
+              <w:rPr>
+                <w:b/>
+              </w:rPr>
+              <w:t>Wed 23/09</w:t>
+            </w:r>
+          </w:p>
+        </w:tc>
+        <w:tc>
+          <w:tcPr>
+            <w:tcW w:type="dxa" w:w="864"/>
+            <w:shd w:fill="FFFFFF"/>
+            <w:tcMar>
+              <w:top w:w="100" w:type="dxa"/>
+              <w:bottom w:w="100" w:type="dxa"/>
+              <w:left w:w="120" w:type="dxa"/>
+              <w:right w:w="120" w:type="dxa"/>
+            </w:tcMar>
+            <w:tcBorders>
+              <w:top w:val="single" w:sz="4" w:space="0" w:color="CCCCCC"/>
+              <w:bottom w:val="single" w:sz="4" w:space="0" w:color="CCCCCC"/>
+              <w:left w:val="single" w:sz="4" w:space="0" w:color="CCCCCC"/>
+              <w:right w:val="single" w:sz="4" w:space="0" w:color="CCCCCC"/>
+            </w:tcBorders>
+          </w:tcPr>
+          <w:p>
+            <w:pPr>
+              <w:spacing w:before="60" w:after="60" w:line="252" w:lineRule="auto"/>
+              <w:jc w:val="left"/>
+            </w:pPr>
+            <w:r/>
+            <w:r>
+              <w:t>Asia 11-15</w:t>
+            </w:r>
+          </w:p>
+        </w:tc>
+        <w:tc>
+          <w:tcPr>
+            <w:tcW w:type="dxa" w:w="1440"/>
+            <w:shd w:fill="FFFFFF"/>
+            <w:tcMar>
+              <w:top w:w="100" w:type="dxa"/>
+              <w:bottom w:w="100" w:type="dxa"/>
+              <w:left w:w="120" w:type="dxa"/>
+              <w:right w:w="120" w:type="dxa"/>
+            </w:tcMar>
+            <w:tcBorders>
+              <w:top w:val="single" w:sz="4" w:space="0" w:color="CCCCCC"/>
+              <w:bottom w:val="single" w:sz="4" w:space="0" w:color="CCCCCC"/>
+              <w:left w:val="single" w:sz="4" w:space="0" w:color="CCCCCC"/>
+              <w:right w:val="single" w:sz="4" w:space="0" w:color="CCCCCC"/>
+            </w:tcBorders>
+          </w:tcPr>
+          <w:p>
+            <w:pPr>
+              <w:spacing w:before="60" w:after="60" w:line="252" w:lineRule="auto"/>
+              <w:jc w:val="left"/>
+            </w:pPr>
+            <w:r/>
+            <w:r>
+              <w:t>539.00</w:t>
+            </w:r>
+          </w:p>
+        </w:tc>
+        <w:tc>
+          <w:tcPr>
+            <w:tcW w:type="dxa" w:w="2016"/>
+            <w:shd w:fill="FFFFFF"/>
+            <w:tcMar>
+              <w:top w:w="100" w:type="dxa"/>
+              <w:bottom w:w="100" w:type="dxa"/>
+              <w:left w:w="120" w:type="dxa"/>
+              <w:right w:w="120" w:type="dxa"/>
+            </w:tcMar>
+            <w:tcBorders>
+              <w:top w:val="single" w:sz="4" w:space="0" w:color="CCCCCC"/>
+              <w:bottom w:val="single" w:sz="4" w:space="0" w:color="CCCCCC"/>
+              <w:left w:val="single" w:sz="4" w:space="0" w:color="CCCCCC"/>
+              <w:right w:val="single" w:sz="4" w:space="0" w:color="CCCCCC"/>
+            </w:tcBorders>
+          </w:tcPr>
+          <w:p>
+            <w:pPr>
+              <w:spacing w:before="60" w:after="60" w:line="252" w:lineRule="auto"/>
+              <w:jc w:val="left"/>
+            </w:pPr>
+            <w:r/>
+            <w:r>
+              <w:t>542.00</w:t>
+            </w:r>
+          </w:p>
+        </w:tc>
+        <w:tc>
+          <w:tcPr>
+            <w:tcW w:type="dxa" w:w="1152"/>
+            <w:shd w:fill="FFFFFF"/>
+            <w:tcMar>
+              <w:top w:w="100" w:type="dxa"/>
+              <w:bottom w:w="100" w:type="dxa"/>
+              <w:left w:w="120" w:type="dxa"/>
+              <w:right w:w="120" w:type="dxa"/>
+            </w:tcMar>
+            <w:tcBorders>
+              <w:top w:val="single" w:sz="4" w:space="0" w:color="CCCCCC"/>
+              <w:bottom w:val="single" w:sz="4" w:space="0" w:color="CCCCCC"/>
+              <w:left w:val="single" w:sz="4" w:space="0" w:color="CCCCCC"/>
+              <w:right w:val="single" w:sz="4" w:space="0" w:color="CCCCCC"/>
+            </w:tcBorders>
+          </w:tcPr>
+          <w:p>
+            <w:pPr>
+              <w:spacing w:before="60" w:after="60" w:line="252" w:lineRule="auto"/>
+              <w:jc w:val="left"/>
+            </w:pPr>
+            <w:r/>
+            <w:r>
+              <w:t>535.75</w:t>
+            </w:r>
+          </w:p>
+        </w:tc>
+        <w:tc>
+          <w:tcPr>
+            <w:tcW w:type="dxa" w:w="1728"/>
+            <w:shd w:fill="FFFFFF"/>
+            <w:tcMar>
+              <w:top w:w="100" w:type="dxa"/>
+              <w:bottom w:w="100" w:type="dxa"/>
+              <w:left w:w="120" w:type="dxa"/>
+              <w:right w:w="120" w:type="dxa"/>
+            </w:tcMar>
+            <w:tcBorders>
+              <w:top w:val="single" w:sz="4" w:space="0" w:color="CCCCCC"/>
+              <w:bottom w:val="single" w:sz="4" w:space="0" w:color="CCCCCC"/>
+              <w:left w:val="single" w:sz="4" w:space="0" w:color="CCCCCC"/>
+              <w:right w:val="single" w:sz="4" w:space="0" w:color="CCCCCC"/>
+            </w:tcBorders>
+          </w:tcPr>
+          <w:p>
+            <w:pPr>
+              <w:spacing w:before="60" w:after="60" w:line="252" w:lineRule="auto"/>
+              <w:jc w:val="left"/>
+            </w:pPr>
+            <w:r/>
+            <w:r>
+              <w:rPr>
+                <w:b/>
+              </w:rPr>
+              <w:t>538.75</w:t>
+            </w:r>
+          </w:p>
+        </w:tc>
+        <w:tc>
+          <w:tcPr>
+            <w:tcW w:type="dxa" w:w="3456"/>
+            <w:shd w:fill="FFFFFF"/>
+            <w:tcMar>
+              <w:top w:w="100" w:type="dxa"/>
+              <w:bottom w:w="100" w:type="dxa"/>
+              <w:left w:w="120" w:type="dxa"/>
+              <w:right w:w="120" w:type="dxa"/>
+            </w:tcMar>
+            <w:tcBorders>
+              <w:top w:val="single" w:sz="4" w:space="0" w:color="CCCCCC"/>
+              <w:bottom w:val="single" w:sz="4" w:space="0" w:color="CCCCCC"/>
+              <w:left w:val="single" w:sz="4" w:space="0" w:color="CCCCCC"/>
+              <w:right w:val="single" w:sz="4" w:space="0" w:color="CCCCCC"/>
+            </w:tcBorders>
+          </w:tcPr>
+          <w:p>
+            <w:pPr>
+              <w:spacing w:before="60" w:after="60" w:line="252" w:lineRule="auto"/>
+              <w:jc w:val="left"/>
+            </w:pPr>
+            <w:r/>
+            <w:r>
+              <w:rPr>
+                <w:b/>
+              </w:rPr>
+              <w:t>-0.25</w:t>
+            </w:r>
+          </w:p>
+        </w:tc>
+        <w:tc>
+          <w:tcPr>
+            <w:tcW w:type="dxa" w:w="1440"/>
+            <w:shd w:fill="FFFFFF"/>
+            <w:tcMar>
+              <w:top w:w="100" w:type="dxa"/>
+              <w:bottom w:w="100" w:type="dxa"/>
+              <w:left w:w="120" w:type="dxa"/>
+              <w:right w:w="120" w:type="dxa"/>
+            </w:tcMar>
+            <w:tcBorders>
+              <w:top w:val="single" w:sz="4" w:space="0" w:color="CCCCCC"/>
+              <w:bottom w:val="single" w:sz="4" w:space="0" w:color="CCCCCC"/>
+              <w:left w:val="single" w:sz="4" w:space="0" w:color="CCCCCC"/>
+              <w:right w:val="single" w:sz="4" w:space="0" w:color="CCCCCC"/>
+            </w:tcBorders>
+          </w:tcPr>
+          <w:p>
+            <w:pPr>
+              <w:spacing w:before="60" w:after="60" w:line="252" w:lineRule="auto"/>
+              <w:jc w:val="left"/>
+            </w:pPr>
+            <w:r/>
+            <w:r>
+              <w:t>BEAR</w:t>
+            </w:r>
+          </w:p>
+        </w:tc>
+      </w:tr>
+      <w:tr>
+        <w:tc>
+          <w:tcPr>
+            <w:tcW w:type="dxa" w:w="1584"/>
+            <w:shd w:fill="F8FAFC"/>
+            <w:tcMar>
+              <w:top w:w="100" w:type="dxa"/>
+              <w:bottom w:w="100" w:type="dxa"/>
+              <w:left w:w="120" w:type="dxa"/>
+              <w:right w:w="120" w:type="dxa"/>
+            </w:tcMar>
+            <w:tcBorders>
+              <w:top w:val="single" w:sz="4" w:space="0" w:color="CCCCCC"/>
+              <w:bottom w:val="single" w:sz="4" w:space="0" w:color="CCCCCC"/>
+              <w:left w:val="single" w:sz="4" w:space="0" w:color="CCCCCC"/>
+              <w:right w:val="single" w:sz="4" w:space="0" w:color="CCCCCC"/>
+            </w:tcBorders>
+          </w:tcPr>
+          <w:p>
+            <w:pPr>
+              <w:spacing w:before="60" w:after="60" w:line="252" w:lineRule="auto"/>
+              <w:jc w:val="left"/>
+            </w:pPr>
+            <w:r/>
+            <w:r>
+              <w:rPr>
+                <w:b/>
+              </w:rPr>
+              <w:t>Wed 23/09</w:t>
+            </w:r>
+          </w:p>
+        </w:tc>
+        <w:tc>
+          <w:tcPr>
+            <w:tcW w:type="dxa" w:w="864"/>
+            <w:shd w:fill="F8FAFC"/>
+            <w:tcMar>
+              <w:top w:w="100" w:type="dxa"/>
+              <w:bottom w:w="100" w:type="dxa"/>
+              <w:left w:w="120" w:type="dxa"/>
+              <w:right w:w="120" w:type="dxa"/>
+            </w:tcMar>
+            <w:tcBorders>
+              <w:top w:val="single" w:sz="4" w:space="0" w:color="CCCCCC"/>
+              <w:bottom w:val="single" w:sz="4" w:space="0" w:color="CCCCCC"/>
+              <w:left w:val="single" w:sz="4" w:space="0" w:color="CCCCCC"/>
+              <w:right w:val="single" w:sz="4" w:space="0" w:color="CCCCCC"/>
+            </w:tcBorders>
+          </w:tcPr>
+          <w:p>
+            <w:pPr>
+              <w:spacing w:before="60" w:after="60" w:line="252" w:lineRule="auto"/>
+              <w:jc w:val="left"/>
+            </w:pPr>
+            <w:r/>
+            <w:r>
+              <w:t>London 15-19</w:t>
+            </w:r>
+          </w:p>
+        </w:tc>
+        <w:tc>
+          <w:tcPr>
+            <w:tcW w:type="dxa" w:w="1440"/>
+            <w:shd w:fill="F8FAFC"/>
+            <w:tcMar>
+              <w:top w:w="100" w:type="dxa"/>
+              <w:bottom w:w="100" w:type="dxa"/>
+              <w:left w:w="120" w:type="dxa"/>
+              <w:right w:w="120" w:type="dxa"/>
+            </w:tcMar>
+            <w:tcBorders>
+              <w:top w:val="single" w:sz="4" w:space="0" w:color="CCCCCC"/>
+              <w:bottom w:val="single" w:sz="4" w:space="0" w:color="CCCCCC"/>
+              <w:left w:val="single" w:sz="4" w:space="0" w:color="CCCCCC"/>
+              <w:right w:val="single" w:sz="4" w:space="0" w:color="CCCCCC"/>
+            </w:tcBorders>
+          </w:tcPr>
+          <w:p>
+            <w:pPr>
+              <w:spacing w:before="60" w:after="60" w:line="252" w:lineRule="auto"/>
+              <w:jc w:val="left"/>
+            </w:pPr>
+            <w:r/>
+            <w:r>
+              <w:t>538.75</w:t>
+            </w:r>
+          </w:p>
+        </w:tc>
+        <w:tc>
+          <w:tcPr>
+            <w:tcW w:type="dxa" w:w="2016"/>
+            <w:shd w:fill="F8FAFC"/>
+            <w:tcMar>
+              <w:top w:w="100" w:type="dxa"/>
+              <w:bottom w:w="100" w:type="dxa"/>
+              <w:left w:w="120" w:type="dxa"/>
+              <w:right w:w="120" w:type="dxa"/>
+            </w:tcMar>
+            <w:tcBorders>
+              <w:top w:val="single" w:sz="4" w:space="0" w:color="CCCCCC"/>
+              <w:bottom w:val="single" w:sz="4" w:space="0" w:color="CCCCCC"/>
+              <w:left w:val="single" w:sz="4" w:space="0" w:color="CCCCCC"/>
+              <w:right w:val="single" w:sz="4" w:space="0" w:color="CCCCCC"/>
+            </w:tcBorders>
+          </w:tcPr>
+          <w:p>
+            <w:pPr>
+              <w:spacing w:before="60" w:after="60" w:line="252" w:lineRule="auto"/>
+              <w:jc w:val="left"/>
+            </w:pPr>
+            <w:r/>
+            <w:r>
+              <w:t>542.75</w:t>
+            </w:r>
+          </w:p>
+        </w:tc>
+        <w:tc>
+          <w:tcPr>
+            <w:tcW w:type="dxa" w:w="1152"/>
+            <w:shd w:fill="F8FAFC"/>
+            <w:tcMar>
+              <w:top w:w="100" w:type="dxa"/>
+              <w:bottom w:w="100" w:type="dxa"/>
+              <w:left w:w="120" w:type="dxa"/>
+              <w:right w:w="120" w:type="dxa"/>
+            </w:tcMar>
+            <w:tcBorders>
+              <w:top w:val="single" w:sz="4" w:space="0" w:color="CCCCCC"/>
+              <w:bottom w:val="single" w:sz="4" w:space="0" w:color="CCCCCC"/>
+              <w:left w:val="single" w:sz="4" w:space="0" w:color="CCCCCC"/>
+              <w:right w:val="single" w:sz="4" w:space="0" w:color="CCCCCC"/>
+            </w:tcBorders>
+          </w:tcPr>
+          <w:p>
+            <w:pPr>
+              <w:spacing w:before="60" w:after="60" w:line="252" w:lineRule="auto"/>
+              <w:jc w:val="left"/>
+            </w:pPr>
+            <w:r/>
+            <w:r>
+              <w:t>533.50</w:t>
             </w:r>
           </w:p>
         </w:tc>
@@ -16634,7 +17574,7 @@
               <w:rPr>
                 <w:b/>
               </w:rPr>
-              <w:t>+1.00</w:t>
+              <w:t>+0.50</w:t>
             </w:r>
           </w:p>
         </w:tc>
@@ -16695,7 +17635,7 @@
               <w:rPr>
                 <w:b/>
               </w:rPr>
-              <w:t>Tue 22/09</w:t>
+              <w:t>Wed 23/09</w:t>
             </w:r>
           </w:p>
         </w:tc>
@@ -16723,7 +17663,7 @@
             </w:pPr>
             <w:r/>
             <w:r>
-              <w:t>NY Close 23-01</w:t>
+              <w:t>Pre-NY 19-21</w:t>
             </w:r>
           </w:p>
         </w:tc>
@@ -16779,7 +17719,7 @@
             </w:pPr>
             <w:r/>
             <w:r>
-              <w:t>542.00</w:t>
+              <w:t>544.00</w:t>
             </w:r>
           </w:p>
         </w:tc>
@@ -16807,7 +17747,7 @@
             </w:pPr>
             <w:r/>
             <w:r>
-              <w:t>536.75</w:t>
+              <w:t>532.25</w:t>
             </w:r>
           </w:p>
         </w:tc>
@@ -16838,7 +17778,1887 @@
               <w:rPr>
                 <w:b/>
               </w:rPr>
-              <w:t>539.25</w:t>
+              <w:t>541.25</w:t>
+            </w:r>
+          </w:p>
+        </w:tc>
+        <w:tc>
+          <w:tcPr>
+            <w:tcW w:type="dxa" w:w="3456"/>
+            <w:shd w:fill="FFFFFF"/>
+            <w:tcMar>
+              <w:top w:w="100" w:type="dxa"/>
+              <w:bottom w:w="100" w:type="dxa"/>
+              <w:left w:w="120" w:type="dxa"/>
+              <w:right w:w="120" w:type="dxa"/>
+            </w:tcMar>
+            <w:tcBorders>
+              <w:top w:val="single" w:sz="4" w:space="0" w:color="CCCCCC"/>
+              <w:bottom w:val="single" w:sz="4" w:space="0" w:color="CCCCCC"/>
+              <w:left w:val="single" w:sz="4" w:space="0" w:color="CCCCCC"/>
+              <w:right w:val="single" w:sz="4" w:space="0" w:color="CCCCCC"/>
+            </w:tcBorders>
+          </w:tcPr>
+          <w:p>
+            <w:pPr>
+              <w:spacing w:before="60" w:after="60" w:line="252" w:lineRule="auto"/>
+              <w:jc w:val="left"/>
+            </w:pPr>
+            <w:r/>
+            <w:r>
+              <w:rPr>
+                <w:b/>
+              </w:rPr>
+              <w:t>+2.00</w:t>
+            </w:r>
+          </w:p>
+        </w:tc>
+        <w:tc>
+          <w:tcPr>
+            <w:tcW w:type="dxa" w:w="1440"/>
+            <w:shd w:fill="FFFFFF"/>
+            <w:tcMar>
+              <w:top w:w="100" w:type="dxa"/>
+              <w:bottom w:w="100" w:type="dxa"/>
+              <w:left w:w="120" w:type="dxa"/>
+              <w:right w:w="120" w:type="dxa"/>
+            </w:tcMar>
+            <w:tcBorders>
+              <w:top w:val="single" w:sz="4" w:space="0" w:color="CCCCCC"/>
+              <w:bottom w:val="single" w:sz="4" w:space="0" w:color="CCCCCC"/>
+              <w:left w:val="single" w:sz="4" w:space="0" w:color="CCCCCC"/>
+              <w:right w:val="single" w:sz="4" w:space="0" w:color="CCCCCC"/>
+            </w:tcBorders>
+          </w:tcPr>
+          <w:p>
+            <w:pPr>
+              <w:spacing w:before="60" w:after="60" w:line="252" w:lineRule="auto"/>
+              <w:jc w:val="left"/>
+            </w:pPr>
+            <w:r/>
+            <w:r>
+              <w:t>BULL</w:t>
+            </w:r>
+          </w:p>
+        </w:tc>
+      </w:tr>
+      <w:tr>
+        <w:tc>
+          <w:tcPr>
+            <w:tcW w:type="dxa" w:w="1584"/>
+            <w:shd w:fill="F8FAFC"/>
+            <w:tcMar>
+              <w:top w:w="100" w:type="dxa"/>
+              <w:bottom w:w="100" w:type="dxa"/>
+              <w:left w:w="120" w:type="dxa"/>
+              <w:right w:w="120" w:type="dxa"/>
+            </w:tcMar>
+            <w:tcBorders>
+              <w:top w:val="single" w:sz="4" w:space="0" w:color="CCCCCC"/>
+              <w:bottom w:val="single" w:sz="4" w:space="0" w:color="CCCCCC"/>
+              <w:left w:val="single" w:sz="4" w:space="0" w:color="CCCCCC"/>
+              <w:right w:val="single" w:sz="4" w:space="0" w:color="CCCCCC"/>
+            </w:tcBorders>
+          </w:tcPr>
+          <w:p>
+            <w:pPr>
+              <w:spacing w:before="60" w:after="60" w:line="252" w:lineRule="auto"/>
+              <w:jc w:val="left"/>
+            </w:pPr>
+            <w:r/>
+            <w:r>
+              <w:rPr>
+                <w:b/>
+              </w:rPr>
+              <w:t>Wed 23/09</w:t>
+            </w:r>
+          </w:p>
+        </w:tc>
+        <w:tc>
+          <w:tcPr>
+            <w:tcW w:type="dxa" w:w="864"/>
+            <w:shd w:fill="F8FAFC"/>
+            <w:tcMar>
+              <w:top w:w="100" w:type="dxa"/>
+              <w:bottom w:w="100" w:type="dxa"/>
+              <w:left w:w="120" w:type="dxa"/>
+              <w:right w:w="120" w:type="dxa"/>
+            </w:tcMar>
+            <w:tcBorders>
+              <w:top w:val="single" w:sz="4" w:space="0" w:color="CCCCCC"/>
+              <w:bottom w:val="single" w:sz="4" w:space="0" w:color="CCCCCC"/>
+              <w:left w:val="single" w:sz="4" w:space="0" w:color="CCCCCC"/>
+              <w:right w:val="single" w:sz="4" w:space="0" w:color="CCCCCC"/>
+            </w:tcBorders>
+          </w:tcPr>
+          <w:p>
+            <w:pPr>
+              <w:spacing w:before="60" w:after="60" w:line="252" w:lineRule="auto"/>
+              <w:jc w:val="left"/>
+            </w:pPr>
+            <w:r/>
+            <w:r>
+              <w:t>NY Open 21-23</w:t>
+            </w:r>
+          </w:p>
+        </w:tc>
+        <w:tc>
+          <w:tcPr>
+            <w:tcW w:type="dxa" w:w="1440"/>
+            <w:shd w:fill="F8FAFC"/>
+            <w:tcMar>
+              <w:top w:w="100" w:type="dxa"/>
+              <w:bottom w:w="100" w:type="dxa"/>
+              <w:left w:w="120" w:type="dxa"/>
+              <w:right w:w="120" w:type="dxa"/>
+            </w:tcMar>
+            <w:tcBorders>
+              <w:top w:val="single" w:sz="4" w:space="0" w:color="CCCCCC"/>
+              <w:bottom w:val="single" w:sz="4" w:space="0" w:color="CCCCCC"/>
+              <w:left w:val="single" w:sz="4" w:space="0" w:color="CCCCCC"/>
+              <w:right w:val="single" w:sz="4" w:space="0" w:color="CCCCCC"/>
+            </w:tcBorders>
+          </w:tcPr>
+          <w:p>
+            <w:pPr>
+              <w:spacing w:before="60" w:after="60" w:line="252" w:lineRule="auto"/>
+              <w:jc w:val="left"/>
+            </w:pPr>
+            <w:r/>
+            <w:r>
+              <w:t>541.25</w:t>
+            </w:r>
+          </w:p>
+        </w:tc>
+        <w:tc>
+          <w:tcPr>
+            <w:tcW w:type="dxa" w:w="2016"/>
+            <w:shd w:fill="F8FAFC"/>
+            <w:tcMar>
+              <w:top w:w="100" w:type="dxa"/>
+              <w:bottom w:w="100" w:type="dxa"/>
+              <w:left w:w="120" w:type="dxa"/>
+              <w:right w:w="120" w:type="dxa"/>
+            </w:tcMar>
+            <w:tcBorders>
+              <w:top w:val="single" w:sz="4" w:space="0" w:color="CCCCCC"/>
+              <w:bottom w:val="single" w:sz="4" w:space="0" w:color="CCCCCC"/>
+              <w:left w:val="single" w:sz="4" w:space="0" w:color="CCCCCC"/>
+              <w:right w:val="single" w:sz="4" w:space="0" w:color="CCCCCC"/>
+            </w:tcBorders>
+          </w:tcPr>
+          <w:p>
+            <w:pPr>
+              <w:spacing w:before="60" w:after="60" w:line="252" w:lineRule="auto"/>
+              <w:jc w:val="left"/>
+            </w:pPr>
+            <w:r/>
+            <w:r>
+              <w:t>549.25</w:t>
+            </w:r>
+          </w:p>
+        </w:tc>
+        <w:tc>
+          <w:tcPr>
+            <w:tcW w:type="dxa" w:w="1152"/>
+            <w:shd w:fill="F8FAFC"/>
+            <w:tcMar>
+              <w:top w:w="100" w:type="dxa"/>
+              <w:bottom w:w="100" w:type="dxa"/>
+              <w:left w:w="120" w:type="dxa"/>
+              <w:right w:w="120" w:type="dxa"/>
+            </w:tcMar>
+            <w:tcBorders>
+              <w:top w:val="single" w:sz="4" w:space="0" w:color="CCCCCC"/>
+              <w:bottom w:val="single" w:sz="4" w:space="0" w:color="CCCCCC"/>
+              <w:left w:val="single" w:sz="4" w:space="0" w:color="CCCCCC"/>
+              <w:right w:val="single" w:sz="4" w:space="0" w:color="CCCCCC"/>
+            </w:tcBorders>
+          </w:tcPr>
+          <w:p>
+            <w:pPr>
+              <w:spacing w:before="60" w:after="60" w:line="252" w:lineRule="auto"/>
+              <w:jc w:val="left"/>
+            </w:pPr>
+            <w:r/>
+            <w:r>
+              <w:t>534.25</w:t>
+            </w:r>
+          </w:p>
+        </w:tc>
+        <w:tc>
+          <w:tcPr>
+            <w:tcW w:type="dxa" w:w="1728"/>
+            <w:shd w:fill="F8FAFC"/>
+            <w:tcMar>
+              <w:top w:w="100" w:type="dxa"/>
+              <w:bottom w:w="100" w:type="dxa"/>
+              <w:left w:w="120" w:type="dxa"/>
+              <w:right w:w="120" w:type="dxa"/>
+            </w:tcMar>
+            <w:tcBorders>
+              <w:top w:val="single" w:sz="4" w:space="0" w:color="CCCCCC"/>
+              <w:bottom w:val="single" w:sz="4" w:space="0" w:color="CCCCCC"/>
+              <w:left w:val="single" w:sz="4" w:space="0" w:color="CCCCCC"/>
+              <w:right w:val="single" w:sz="4" w:space="0" w:color="CCCCCC"/>
+            </w:tcBorders>
+          </w:tcPr>
+          <w:p>
+            <w:pPr>
+              <w:spacing w:before="60" w:after="60" w:line="252" w:lineRule="auto"/>
+              <w:jc w:val="left"/>
+            </w:pPr>
+            <w:r/>
+            <w:r>
+              <w:rPr>
+                <w:b/>
+              </w:rPr>
+              <w:t>542.75</w:t>
+            </w:r>
+          </w:p>
+        </w:tc>
+        <w:tc>
+          <w:tcPr>
+            <w:tcW w:type="dxa" w:w="3456"/>
+            <w:shd w:fill="F8FAFC"/>
+            <w:tcMar>
+              <w:top w:w="100" w:type="dxa"/>
+              <w:bottom w:w="100" w:type="dxa"/>
+              <w:left w:w="120" w:type="dxa"/>
+              <w:right w:w="120" w:type="dxa"/>
+            </w:tcMar>
+            <w:tcBorders>
+              <w:top w:val="single" w:sz="4" w:space="0" w:color="CCCCCC"/>
+              <w:bottom w:val="single" w:sz="4" w:space="0" w:color="CCCCCC"/>
+              <w:left w:val="single" w:sz="4" w:space="0" w:color="CCCCCC"/>
+              <w:right w:val="single" w:sz="4" w:space="0" w:color="CCCCCC"/>
+            </w:tcBorders>
+          </w:tcPr>
+          <w:p>
+            <w:pPr>
+              <w:spacing w:before="60" w:after="60" w:line="252" w:lineRule="auto"/>
+              <w:jc w:val="left"/>
+            </w:pPr>
+            <w:r/>
+            <w:r>
+              <w:rPr>
+                <w:b/>
+              </w:rPr>
+              <w:t>+1.50</w:t>
+            </w:r>
+          </w:p>
+        </w:tc>
+        <w:tc>
+          <w:tcPr>
+            <w:tcW w:type="dxa" w:w="1440"/>
+            <w:shd w:fill="F8FAFC"/>
+            <w:tcMar>
+              <w:top w:w="100" w:type="dxa"/>
+              <w:bottom w:w="100" w:type="dxa"/>
+              <w:left w:w="120" w:type="dxa"/>
+              <w:right w:w="120" w:type="dxa"/>
+            </w:tcMar>
+            <w:tcBorders>
+              <w:top w:val="single" w:sz="4" w:space="0" w:color="CCCCCC"/>
+              <w:bottom w:val="single" w:sz="4" w:space="0" w:color="CCCCCC"/>
+              <w:left w:val="single" w:sz="4" w:space="0" w:color="CCCCCC"/>
+              <w:right w:val="single" w:sz="4" w:space="0" w:color="CCCCCC"/>
+            </w:tcBorders>
+          </w:tcPr>
+          <w:p>
+            <w:pPr>
+              <w:spacing w:before="60" w:after="60" w:line="252" w:lineRule="auto"/>
+              <w:jc w:val="left"/>
+            </w:pPr>
+            <w:r/>
+            <w:r>
+              <w:t>BULL</w:t>
+            </w:r>
+          </w:p>
+        </w:tc>
+      </w:tr>
+      <w:tr>
+        <w:tc>
+          <w:tcPr>
+            <w:tcW w:type="dxa" w:w="1584"/>
+            <w:shd w:fill="FFFFFF"/>
+            <w:tcMar>
+              <w:top w:w="100" w:type="dxa"/>
+              <w:bottom w:w="100" w:type="dxa"/>
+              <w:left w:w="120" w:type="dxa"/>
+              <w:right w:w="120" w:type="dxa"/>
+            </w:tcMar>
+            <w:tcBorders>
+              <w:top w:val="single" w:sz="4" w:space="0" w:color="CCCCCC"/>
+              <w:bottom w:val="single" w:sz="4" w:space="0" w:color="CCCCCC"/>
+              <w:left w:val="single" w:sz="4" w:space="0" w:color="CCCCCC"/>
+              <w:right w:val="single" w:sz="4" w:space="0" w:color="CCCCCC"/>
+            </w:tcBorders>
+          </w:tcPr>
+          <w:p>
+            <w:pPr>
+              <w:spacing w:before="60" w:after="60" w:line="252" w:lineRule="auto"/>
+              <w:jc w:val="left"/>
+            </w:pPr>
+            <w:r/>
+            <w:r>
+              <w:rPr>
+                <w:b/>
+              </w:rPr>
+              <w:t>Wed 23/09</w:t>
+            </w:r>
+          </w:p>
+        </w:tc>
+        <w:tc>
+          <w:tcPr>
+            <w:tcW w:type="dxa" w:w="864"/>
+            <w:shd w:fill="FFFFFF"/>
+            <w:tcMar>
+              <w:top w:w="100" w:type="dxa"/>
+              <w:bottom w:w="100" w:type="dxa"/>
+              <w:left w:w="120" w:type="dxa"/>
+              <w:right w:w="120" w:type="dxa"/>
+            </w:tcMar>
+            <w:tcBorders>
+              <w:top w:val="single" w:sz="4" w:space="0" w:color="CCCCCC"/>
+              <w:bottom w:val="single" w:sz="4" w:space="0" w:color="CCCCCC"/>
+              <w:left w:val="single" w:sz="4" w:space="0" w:color="CCCCCC"/>
+              <w:right w:val="single" w:sz="4" w:space="0" w:color="CCCCCC"/>
+            </w:tcBorders>
+          </w:tcPr>
+          <w:p>
+            <w:pPr>
+              <w:spacing w:before="60" w:after="60" w:line="252" w:lineRule="auto"/>
+              <w:jc w:val="left"/>
+            </w:pPr>
+            <w:r/>
+            <w:r>
+              <w:t>NY Close 23-01</w:t>
+            </w:r>
+          </w:p>
+        </w:tc>
+        <w:tc>
+          <w:tcPr>
+            <w:tcW w:type="dxa" w:w="1440"/>
+            <w:shd w:fill="FFFFFF"/>
+            <w:tcMar>
+              <w:top w:w="100" w:type="dxa"/>
+              <w:bottom w:w="100" w:type="dxa"/>
+              <w:left w:w="120" w:type="dxa"/>
+              <w:right w:w="120" w:type="dxa"/>
+            </w:tcMar>
+            <w:tcBorders>
+              <w:top w:val="single" w:sz="4" w:space="0" w:color="CCCCCC"/>
+              <w:bottom w:val="single" w:sz="4" w:space="0" w:color="CCCCCC"/>
+              <w:left w:val="single" w:sz="4" w:space="0" w:color="CCCCCC"/>
+              <w:right w:val="single" w:sz="4" w:space="0" w:color="CCCCCC"/>
+            </w:tcBorders>
+          </w:tcPr>
+          <w:p>
+            <w:pPr>
+              <w:spacing w:before="60" w:after="60" w:line="252" w:lineRule="auto"/>
+              <w:jc w:val="left"/>
+            </w:pPr>
+            <w:r/>
+            <w:r>
+              <w:t>542.75</w:t>
+            </w:r>
+          </w:p>
+        </w:tc>
+        <w:tc>
+          <w:tcPr>
+            <w:tcW w:type="dxa" w:w="2016"/>
+            <w:shd w:fill="FFFFFF"/>
+            <w:tcMar>
+              <w:top w:w="100" w:type="dxa"/>
+              <w:bottom w:w="100" w:type="dxa"/>
+              <w:left w:w="120" w:type="dxa"/>
+              <w:right w:w="120" w:type="dxa"/>
+            </w:tcMar>
+            <w:tcBorders>
+              <w:top w:val="single" w:sz="4" w:space="0" w:color="CCCCCC"/>
+              <w:bottom w:val="single" w:sz="4" w:space="0" w:color="CCCCCC"/>
+              <w:left w:val="single" w:sz="4" w:space="0" w:color="CCCCCC"/>
+              <w:right w:val="single" w:sz="4" w:space="0" w:color="CCCCCC"/>
+            </w:tcBorders>
+          </w:tcPr>
+          <w:p>
+            <w:pPr>
+              <w:spacing w:before="60" w:after="60" w:line="252" w:lineRule="auto"/>
+              <w:jc w:val="left"/>
+            </w:pPr>
+            <w:r/>
+            <w:r>
+              <w:t>547.25</w:t>
+            </w:r>
+          </w:p>
+        </w:tc>
+        <w:tc>
+          <w:tcPr>
+            <w:tcW w:type="dxa" w:w="1152"/>
+            <w:shd w:fill="FFFFFF"/>
+            <w:tcMar>
+              <w:top w:w="100" w:type="dxa"/>
+              <w:bottom w:w="100" w:type="dxa"/>
+              <w:left w:w="120" w:type="dxa"/>
+              <w:right w:w="120" w:type="dxa"/>
+            </w:tcMar>
+            <w:tcBorders>
+              <w:top w:val="single" w:sz="4" w:space="0" w:color="CCCCCC"/>
+              <w:bottom w:val="single" w:sz="4" w:space="0" w:color="CCCCCC"/>
+              <w:left w:val="single" w:sz="4" w:space="0" w:color="CCCCCC"/>
+              <w:right w:val="single" w:sz="4" w:space="0" w:color="CCCCCC"/>
+            </w:tcBorders>
+          </w:tcPr>
+          <w:p>
+            <w:pPr>
+              <w:spacing w:before="60" w:after="60" w:line="252" w:lineRule="auto"/>
+              <w:jc w:val="left"/>
+            </w:pPr>
+            <w:r/>
+            <w:r>
+              <w:t>538.50</w:t>
+            </w:r>
+          </w:p>
+        </w:tc>
+        <w:tc>
+          <w:tcPr>
+            <w:tcW w:type="dxa" w:w="1728"/>
+            <w:shd w:fill="FFFFFF"/>
+            <w:tcMar>
+              <w:top w:w="100" w:type="dxa"/>
+              <w:bottom w:w="100" w:type="dxa"/>
+              <w:left w:w="120" w:type="dxa"/>
+              <w:right w:w="120" w:type="dxa"/>
+            </w:tcMar>
+            <w:tcBorders>
+              <w:top w:val="single" w:sz="4" w:space="0" w:color="CCCCCC"/>
+              <w:bottom w:val="single" w:sz="4" w:space="0" w:color="CCCCCC"/>
+              <w:left w:val="single" w:sz="4" w:space="0" w:color="CCCCCC"/>
+              <w:right w:val="single" w:sz="4" w:space="0" w:color="CCCCCC"/>
+            </w:tcBorders>
+          </w:tcPr>
+          <w:p>
+            <w:pPr>
+              <w:spacing w:before="60" w:after="60" w:line="252" w:lineRule="auto"/>
+              <w:jc w:val="left"/>
+            </w:pPr>
+            <w:r/>
+            <w:r>
+              <w:rPr>
+                <w:b/>
+              </w:rPr>
+              <w:t>542.25</w:t>
+            </w:r>
+          </w:p>
+        </w:tc>
+        <w:tc>
+          <w:tcPr>
+            <w:tcW w:type="dxa" w:w="3456"/>
+            <w:shd w:fill="FFFFFF"/>
+            <w:tcMar>
+              <w:top w:w="100" w:type="dxa"/>
+              <w:bottom w:w="100" w:type="dxa"/>
+              <w:left w:w="120" w:type="dxa"/>
+              <w:right w:w="120" w:type="dxa"/>
+            </w:tcMar>
+            <w:tcBorders>
+              <w:top w:val="single" w:sz="4" w:space="0" w:color="CCCCCC"/>
+              <w:bottom w:val="single" w:sz="4" w:space="0" w:color="CCCCCC"/>
+              <w:left w:val="single" w:sz="4" w:space="0" w:color="CCCCCC"/>
+              <w:right w:val="single" w:sz="4" w:space="0" w:color="CCCCCC"/>
+            </w:tcBorders>
+          </w:tcPr>
+          <w:p>
+            <w:pPr>
+              <w:spacing w:before="60" w:after="60" w:line="252" w:lineRule="auto"/>
+              <w:jc w:val="left"/>
+            </w:pPr>
+            <w:r/>
+            <w:r>
+              <w:rPr>
+                <w:b/>
+              </w:rPr>
+              <w:t>-0.50</w:t>
+            </w:r>
+          </w:p>
+        </w:tc>
+        <w:tc>
+          <w:tcPr>
+            <w:tcW w:type="dxa" w:w="1440"/>
+            <w:shd w:fill="FFFFFF"/>
+            <w:tcMar>
+              <w:top w:w="100" w:type="dxa"/>
+              <w:bottom w:w="100" w:type="dxa"/>
+              <w:left w:w="120" w:type="dxa"/>
+              <w:right w:w="120" w:type="dxa"/>
+            </w:tcMar>
+            <w:tcBorders>
+              <w:top w:val="single" w:sz="4" w:space="0" w:color="CCCCCC"/>
+              <w:bottom w:val="single" w:sz="4" w:space="0" w:color="CCCCCC"/>
+              <w:left w:val="single" w:sz="4" w:space="0" w:color="CCCCCC"/>
+              <w:right w:val="single" w:sz="4" w:space="0" w:color="CCCCCC"/>
+            </w:tcBorders>
+          </w:tcPr>
+          <w:p>
+            <w:pPr>
+              <w:spacing w:before="60" w:after="60" w:line="252" w:lineRule="auto"/>
+              <w:jc w:val="left"/>
+            </w:pPr>
+            <w:r/>
+            <w:r>
+              <w:t>BEAR</w:t>
+            </w:r>
+          </w:p>
+        </w:tc>
+      </w:tr>
+      <w:tr>
+        <w:tc>
+          <w:tcPr>
+            <w:tcW w:type="dxa" w:w="1584"/>
+            <w:shd w:fill="F8FAFC"/>
+            <w:tcMar>
+              <w:top w:w="100" w:type="dxa"/>
+              <w:bottom w:w="100" w:type="dxa"/>
+              <w:left w:w="120" w:type="dxa"/>
+              <w:right w:w="120" w:type="dxa"/>
+            </w:tcMar>
+            <w:tcBorders>
+              <w:top w:val="single" w:sz="4" w:space="0" w:color="CCCCCC"/>
+              <w:bottom w:val="single" w:sz="4" w:space="0" w:color="CCCCCC"/>
+              <w:left w:val="single" w:sz="4" w:space="0" w:color="CCCCCC"/>
+              <w:right w:val="single" w:sz="4" w:space="0" w:color="CCCCCC"/>
+            </w:tcBorders>
+          </w:tcPr>
+          <w:p>
+            <w:pPr>
+              <w:spacing w:before="60" w:after="60" w:line="252" w:lineRule="auto"/>
+              <w:jc w:val="left"/>
+            </w:pPr>
+            <w:r/>
+            <w:r>
+              <w:rPr>
+                <w:b/>
+              </w:rPr>
+              <w:t>Thu 24/09</w:t>
+            </w:r>
+          </w:p>
+        </w:tc>
+        <w:tc>
+          <w:tcPr>
+            <w:tcW w:type="dxa" w:w="864"/>
+            <w:shd w:fill="F8FAFC"/>
+            <w:tcMar>
+              <w:top w:w="100" w:type="dxa"/>
+              <w:bottom w:w="100" w:type="dxa"/>
+              <w:left w:w="120" w:type="dxa"/>
+              <w:right w:w="120" w:type="dxa"/>
+            </w:tcMar>
+            <w:tcBorders>
+              <w:top w:val="single" w:sz="4" w:space="0" w:color="CCCCCC"/>
+              <w:bottom w:val="single" w:sz="4" w:space="0" w:color="CCCCCC"/>
+              <w:left w:val="single" w:sz="4" w:space="0" w:color="CCCCCC"/>
+              <w:right w:val="single" w:sz="4" w:space="0" w:color="CCCCCC"/>
+            </w:tcBorders>
+          </w:tcPr>
+          <w:p>
+            <w:pPr>
+              <w:spacing w:before="60" w:after="60" w:line="252" w:lineRule="auto"/>
+              <w:jc w:val="left"/>
+            </w:pPr>
+            <w:r/>
+            <w:r>
+              <w:t>Asia 07-11</w:t>
+            </w:r>
+          </w:p>
+        </w:tc>
+        <w:tc>
+          <w:tcPr>
+            <w:tcW w:type="dxa" w:w="1440"/>
+            <w:shd w:fill="F8FAFC"/>
+            <w:tcMar>
+              <w:top w:w="100" w:type="dxa"/>
+              <w:bottom w:w="100" w:type="dxa"/>
+              <w:left w:w="120" w:type="dxa"/>
+              <w:right w:w="120" w:type="dxa"/>
+            </w:tcMar>
+            <w:tcBorders>
+              <w:top w:val="single" w:sz="4" w:space="0" w:color="CCCCCC"/>
+              <w:bottom w:val="single" w:sz="4" w:space="0" w:color="CCCCCC"/>
+              <w:left w:val="single" w:sz="4" w:space="0" w:color="CCCCCC"/>
+              <w:right w:val="single" w:sz="4" w:space="0" w:color="CCCCCC"/>
+            </w:tcBorders>
+          </w:tcPr>
+          <w:p>
+            <w:pPr>
+              <w:spacing w:before="60" w:after="60" w:line="252" w:lineRule="auto"/>
+              <w:jc w:val="left"/>
+            </w:pPr>
+            <w:r/>
+            <w:r>
+              <w:t>542.25</w:t>
+            </w:r>
+          </w:p>
+        </w:tc>
+        <w:tc>
+          <w:tcPr>
+            <w:tcW w:type="dxa" w:w="2016"/>
+            <w:shd w:fill="F8FAFC"/>
+            <w:tcMar>
+              <w:top w:w="100" w:type="dxa"/>
+              <w:bottom w:w="100" w:type="dxa"/>
+              <w:left w:w="120" w:type="dxa"/>
+              <w:right w:w="120" w:type="dxa"/>
+            </w:tcMar>
+            <w:tcBorders>
+              <w:top w:val="single" w:sz="4" w:space="0" w:color="CCCCCC"/>
+              <w:bottom w:val="single" w:sz="4" w:space="0" w:color="CCCCCC"/>
+              <w:left w:val="single" w:sz="4" w:space="0" w:color="CCCCCC"/>
+              <w:right w:val="single" w:sz="4" w:space="0" w:color="CCCCCC"/>
+            </w:tcBorders>
+          </w:tcPr>
+          <w:p>
+            <w:pPr>
+              <w:spacing w:before="60" w:after="60" w:line="252" w:lineRule="auto"/>
+              <w:jc w:val="left"/>
+            </w:pPr>
+            <w:r/>
+            <w:r>
+              <w:t>544.50</w:t>
+            </w:r>
+          </w:p>
+        </w:tc>
+        <w:tc>
+          <w:tcPr>
+            <w:tcW w:type="dxa" w:w="1152"/>
+            <w:shd w:fill="F8FAFC"/>
+            <w:tcMar>
+              <w:top w:w="100" w:type="dxa"/>
+              <w:bottom w:w="100" w:type="dxa"/>
+              <w:left w:w="120" w:type="dxa"/>
+              <w:right w:w="120" w:type="dxa"/>
+            </w:tcMar>
+            <w:tcBorders>
+              <w:top w:val="single" w:sz="4" w:space="0" w:color="CCCCCC"/>
+              <w:bottom w:val="single" w:sz="4" w:space="0" w:color="CCCCCC"/>
+              <w:left w:val="single" w:sz="4" w:space="0" w:color="CCCCCC"/>
+              <w:right w:val="single" w:sz="4" w:space="0" w:color="CCCCCC"/>
+            </w:tcBorders>
+          </w:tcPr>
+          <w:p>
+            <w:pPr>
+              <w:spacing w:before="60" w:after="60" w:line="252" w:lineRule="auto"/>
+              <w:jc w:val="left"/>
+            </w:pPr>
+            <w:r/>
+            <w:r>
+              <w:t>539.50</w:t>
+            </w:r>
+          </w:p>
+        </w:tc>
+        <w:tc>
+          <w:tcPr>
+            <w:tcW w:type="dxa" w:w="1728"/>
+            <w:shd w:fill="F8FAFC"/>
+            <w:tcMar>
+              <w:top w:w="100" w:type="dxa"/>
+              <w:bottom w:w="100" w:type="dxa"/>
+              <w:left w:w="120" w:type="dxa"/>
+              <w:right w:w="120" w:type="dxa"/>
+            </w:tcMar>
+            <w:tcBorders>
+              <w:top w:val="single" w:sz="4" w:space="0" w:color="CCCCCC"/>
+              <w:bottom w:val="single" w:sz="4" w:space="0" w:color="CCCCCC"/>
+              <w:left w:val="single" w:sz="4" w:space="0" w:color="CCCCCC"/>
+              <w:right w:val="single" w:sz="4" w:space="0" w:color="CCCCCC"/>
+            </w:tcBorders>
+          </w:tcPr>
+          <w:p>
+            <w:pPr>
+              <w:spacing w:before="60" w:after="60" w:line="252" w:lineRule="auto"/>
+              <w:jc w:val="left"/>
+            </w:pPr>
+            <w:r/>
+            <w:r>
+              <w:rPr>
+                <w:b/>
+              </w:rPr>
+              <w:t>542.00</w:t>
+            </w:r>
+          </w:p>
+        </w:tc>
+        <w:tc>
+          <w:tcPr>
+            <w:tcW w:type="dxa" w:w="3456"/>
+            <w:shd w:fill="F8FAFC"/>
+            <w:tcMar>
+              <w:top w:w="100" w:type="dxa"/>
+              <w:bottom w:w="100" w:type="dxa"/>
+              <w:left w:w="120" w:type="dxa"/>
+              <w:right w:w="120" w:type="dxa"/>
+            </w:tcMar>
+            <w:tcBorders>
+              <w:top w:val="single" w:sz="4" w:space="0" w:color="CCCCCC"/>
+              <w:bottom w:val="single" w:sz="4" w:space="0" w:color="CCCCCC"/>
+              <w:left w:val="single" w:sz="4" w:space="0" w:color="CCCCCC"/>
+              <w:right w:val="single" w:sz="4" w:space="0" w:color="CCCCCC"/>
+            </w:tcBorders>
+          </w:tcPr>
+          <w:p>
+            <w:pPr>
+              <w:spacing w:before="60" w:after="60" w:line="252" w:lineRule="auto"/>
+              <w:jc w:val="left"/>
+            </w:pPr>
+            <w:r/>
+            <w:r>
+              <w:rPr>
+                <w:b/>
+              </w:rPr>
+              <w:t>-0.25</w:t>
+            </w:r>
+          </w:p>
+        </w:tc>
+        <w:tc>
+          <w:tcPr>
+            <w:tcW w:type="dxa" w:w="1440"/>
+            <w:shd w:fill="F8FAFC"/>
+            <w:tcMar>
+              <w:top w:w="100" w:type="dxa"/>
+              <w:bottom w:w="100" w:type="dxa"/>
+              <w:left w:w="120" w:type="dxa"/>
+              <w:right w:w="120" w:type="dxa"/>
+            </w:tcMar>
+            <w:tcBorders>
+              <w:top w:val="single" w:sz="4" w:space="0" w:color="CCCCCC"/>
+              <w:bottom w:val="single" w:sz="4" w:space="0" w:color="CCCCCC"/>
+              <w:left w:val="single" w:sz="4" w:space="0" w:color="CCCCCC"/>
+              <w:right w:val="single" w:sz="4" w:space="0" w:color="CCCCCC"/>
+            </w:tcBorders>
+          </w:tcPr>
+          <w:p>
+            <w:pPr>
+              <w:spacing w:before="60" w:after="60" w:line="252" w:lineRule="auto"/>
+              <w:jc w:val="left"/>
+            </w:pPr>
+            <w:r/>
+            <w:r>
+              <w:t>BEAR</w:t>
+            </w:r>
+          </w:p>
+        </w:tc>
+      </w:tr>
+      <w:tr>
+        <w:tc>
+          <w:tcPr>
+            <w:tcW w:type="dxa" w:w="1584"/>
+            <w:shd w:fill="FFFFFF"/>
+            <w:tcMar>
+              <w:top w:w="100" w:type="dxa"/>
+              <w:bottom w:w="100" w:type="dxa"/>
+              <w:left w:w="120" w:type="dxa"/>
+              <w:right w:w="120" w:type="dxa"/>
+            </w:tcMar>
+            <w:tcBorders>
+              <w:top w:val="single" w:sz="4" w:space="0" w:color="CCCCCC"/>
+              <w:bottom w:val="single" w:sz="4" w:space="0" w:color="CCCCCC"/>
+              <w:left w:val="single" w:sz="4" w:space="0" w:color="CCCCCC"/>
+              <w:right w:val="single" w:sz="4" w:space="0" w:color="CCCCCC"/>
+            </w:tcBorders>
+          </w:tcPr>
+          <w:p>
+            <w:pPr>
+              <w:spacing w:before="60" w:after="60" w:line="252" w:lineRule="auto"/>
+              <w:jc w:val="left"/>
+            </w:pPr>
+            <w:r/>
+            <w:r>
+              <w:rPr>
+                <w:b/>
+              </w:rPr>
+              <w:t>Thu 24/09</w:t>
+            </w:r>
+          </w:p>
+        </w:tc>
+        <w:tc>
+          <w:tcPr>
+            <w:tcW w:type="dxa" w:w="864"/>
+            <w:shd w:fill="FFFFFF"/>
+            <w:tcMar>
+              <w:top w:w="100" w:type="dxa"/>
+              <w:bottom w:w="100" w:type="dxa"/>
+              <w:left w:w="120" w:type="dxa"/>
+              <w:right w:w="120" w:type="dxa"/>
+            </w:tcMar>
+            <w:tcBorders>
+              <w:top w:val="single" w:sz="4" w:space="0" w:color="CCCCCC"/>
+              <w:bottom w:val="single" w:sz="4" w:space="0" w:color="CCCCCC"/>
+              <w:left w:val="single" w:sz="4" w:space="0" w:color="CCCCCC"/>
+              <w:right w:val="single" w:sz="4" w:space="0" w:color="CCCCCC"/>
+            </w:tcBorders>
+          </w:tcPr>
+          <w:p>
+            <w:pPr>
+              <w:spacing w:before="60" w:after="60" w:line="252" w:lineRule="auto"/>
+              <w:jc w:val="left"/>
+            </w:pPr>
+            <w:r/>
+            <w:r>
+              <w:t>Asia 11-15</w:t>
+            </w:r>
+          </w:p>
+        </w:tc>
+        <w:tc>
+          <w:tcPr>
+            <w:tcW w:type="dxa" w:w="1440"/>
+            <w:shd w:fill="FFFFFF"/>
+            <w:tcMar>
+              <w:top w:w="100" w:type="dxa"/>
+              <w:bottom w:w="100" w:type="dxa"/>
+              <w:left w:w="120" w:type="dxa"/>
+              <w:right w:w="120" w:type="dxa"/>
+            </w:tcMar>
+            <w:tcBorders>
+              <w:top w:val="single" w:sz="4" w:space="0" w:color="CCCCCC"/>
+              <w:bottom w:val="single" w:sz="4" w:space="0" w:color="CCCCCC"/>
+              <w:left w:val="single" w:sz="4" w:space="0" w:color="CCCCCC"/>
+              <w:right w:val="single" w:sz="4" w:space="0" w:color="CCCCCC"/>
+            </w:tcBorders>
+          </w:tcPr>
+          <w:p>
+            <w:pPr>
+              <w:spacing w:before="60" w:after="60" w:line="252" w:lineRule="auto"/>
+              <w:jc w:val="left"/>
+            </w:pPr>
+            <w:r/>
+            <w:r>
+              <w:t>542.00</w:t>
+            </w:r>
+          </w:p>
+        </w:tc>
+        <w:tc>
+          <w:tcPr>
+            <w:tcW w:type="dxa" w:w="2016"/>
+            <w:shd w:fill="FFFFFF"/>
+            <w:tcMar>
+              <w:top w:w="100" w:type="dxa"/>
+              <w:bottom w:w="100" w:type="dxa"/>
+              <w:left w:w="120" w:type="dxa"/>
+              <w:right w:w="120" w:type="dxa"/>
+            </w:tcMar>
+            <w:tcBorders>
+              <w:top w:val="single" w:sz="4" w:space="0" w:color="CCCCCC"/>
+              <w:bottom w:val="single" w:sz="4" w:space="0" w:color="CCCCCC"/>
+              <w:left w:val="single" w:sz="4" w:space="0" w:color="CCCCCC"/>
+              <w:right w:val="single" w:sz="4" w:space="0" w:color="CCCCCC"/>
+            </w:tcBorders>
+          </w:tcPr>
+          <w:p>
+            <w:pPr>
+              <w:spacing w:before="60" w:after="60" w:line="252" w:lineRule="auto"/>
+              <w:jc w:val="left"/>
+            </w:pPr>
+            <w:r/>
+            <w:r>
+              <w:t>544.00</w:t>
+            </w:r>
+          </w:p>
+        </w:tc>
+        <w:tc>
+          <w:tcPr>
+            <w:tcW w:type="dxa" w:w="1152"/>
+            <w:shd w:fill="FFFFFF"/>
+            <w:tcMar>
+              <w:top w:w="100" w:type="dxa"/>
+              <w:bottom w:w="100" w:type="dxa"/>
+              <w:left w:w="120" w:type="dxa"/>
+              <w:right w:w="120" w:type="dxa"/>
+            </w:tcMar>
+            <w:tcBorders>
+              <w:top w:val="single" w:sz="4" w:space="0" w:color="CCCCCC"/>
+              <w:bottom w:val="single" w:sz="4" w:space="0" w:color="CCCCCC"/>
+              <w:left w:val="single" w:sz="4" w:space="0" w:color="CCCCCC"/>
+              <w:right w:val="single" w:sz="4" w:space="0" w:color="CCCCCC"/>
+            </w:tcBorders>
+          </w:tcPr>
+          <w:p>
+            <w:pPr>
+              <w:spacing w:before="60" w:after="60" w:line="252" w:lineRule="auto"/>
+              <w:jc w:val="left"/>
+            </w:pPr>
+            <w:r/>
+            <w:r>
+              <w:t>537.50</w:t>
+            </w:r>
+          </w:p>
+        </w:tc>
+        <w:tc>
+          <w:tcPr>
+            <w:tcW w:type="dxa" w:w="1728"/>
+            <w:shd w:fill="FFFFFF"/>
+            <w:tcMar>
+              <w:top w:w="100" w:type="dxa"/>
+              <w:bottom w:w="100" w:type="dxa"/>
+              <w:left w:w="120" w:type="dxa"/>
+              <w:right w:w="120" w:type="dxa"/>
+            </w:tcMar>
+            <w:tcBorders>
+              <w:top w:val="single" w:sz="4" w:space="0" w:color="CCCCCC"/>
+              <w:bottom w:val="single" w:sz="4" w:space="0" w:color="CCCCCC"/>
+              <w:left w:val="single" w:sz="4" w:space="0" w:color="CCCCCC"/>
+              <w:right w:val="single" w:sz="4" w:space="0" w:color="CCCCCC"/>
+            </w:tcBorders>
+          </w:tcPr>
+          <w:p>
+            <w:pPr>
+              <w:spacing w:before="60" w:after="60" w:line="252" w:lineRule="auto"/>
+              <w:jc w:val="left"/>
+            </w:pPr>
+            <w:r/>
+            <w:r>
+              <w:rPr>
+                <w:b/>
+              </w:rPr>
+              <w:t>542.25</w:t>
+            </w:r>
+          </w:p>
+        </w:tc>
+        <w:tc>
+          <w:tcPr>
+            <w:tcW w:type="dxa" w:w="3456"/>
+            <w:shd w:fill="FFFFFF"/>
+            <w:tcMar>
+              <w:top w:w="100" w:type="dxa"/>
+              <w:bottom w:w="100" w:type="dxa"/>
+              <w:left w:w="120" w:type="dxa"/>
+              <w:right w:w="120" w:type="dxa"/>
+            </w:tcMar>
+            <w:tcBorders>
+              <w:top w:val="single" w:sz="4" w:space="0" w:color="CCCCCC"/>
+              <w:bottom w:val="single" w:sz="4" w:space="0" w:color="CCCCCC"/>
+              <w:left w:val="single" w:sz="4" w:space="0" w:color="CCCCCC"/>
+              <w:right w:val="single" w:sz="4" w:space="0" w:color="CCCCCC"/>
+            </w:tcBorders>
+          </w:tcPr>
+          <w:p>
+            <w:pPr>
+              <w:spacing w:before="60" w:after="60" w:line="252" w:lineRule="auto"/>
+              <w:jc w:val="left"/>
+            </w:pPr>
+            <w:r/>
+            <w:r>
+              <w:rPr>
+                <w:b/>
+              </w:rPr>
+              <w:t>+0.25</w:t>
+            </w:r>
+          </w:p>
+        </w:tc>
+        <w:tc>
+          <w:tcPr>
+            <w:tcW w:type="dxa" w:w="1440"/>
+            <w:shd w:fill="FFFFFF"/>
+            <w:tcMar>
+              <w:top w:w="100" w:type="dxa"/>
+              <w:bottom w:w="100" w:type="dxa"/>
+              <w:left w:w="120" w:type="dxa"/>
+              <w:right w:w="120" w:type="dxa"/>
+            </w:tcMar>
+            <w:tcBorders>
+              <w:top w:val="single" w:sz="4" w:space="0" w:color="CCCCCC"/>
+              <w:bottom w:val="single" w:sz="4" w:space="0" w:color="CCCCCC"/>
+              <w:left w:val="single" w:sz="4" w:space="0" w:color="CCCCCC"/>
+              <w:right w:val="single" w:sz="4" w:space="0" w:color="CCCCCC"/>
+            </w:tcBorders>
+          </w:tcPr>
+          <w:p>
+            <w:pPr>
+              <w:spacing w:before="60" w:after="60" w:line="252" w:lineRule="auto"/>
+              <w:jc w:val="left"/>
+            </w:pPr>
+            <w:r/>
+            <w:r>
+              <w:t>BULL</w:t>
+            </w:r>
+          </w:p>
+        </w:tc>
+      </w:tr>
+      <w:tr>
+        <w:tc>
+          <w:tcPr>
+            <w:tcW w:type="dxa" w:w="1584"/>
+            <w:shd w:fill="F8FAFC"/>
+            <w:tcMar>
+              <w:top w:w="100" w:type="dxa"/>
+              <w:bottom w:w="100" w:type="dxa"/>
+              <w:left w:w="120" w:type="dxa"/>
+              <w:right w:w="120" w:type="dxa"/>
+            </w:tcMar>
+            <w:tcBorders>
+              <w:top w:val="single" w:sz="4" w:space="0" w:color="CCCCCC"/>
+              <w:bottom w:val="single" w:sz="4" w:space="0" w:color="CCCCCC"/>
+              <w:left w:val="single" w:sz="4" w:space="0" w:color="CCCCCC"/>
+              <w:right w:val="single" w:sz="4" w:space="0" w:color="CCCCCC"/>
+            </w:tcBorders>
+          </w:tcPr>
+          <w:p>
+            <w:pPr>
+              <w:spacing w:before="60" w:after="60" w:line="252" w:lineRule="auto"/>
+              <w:jc w:val="left"/>
+            </w:pPr>
+            <w:r/>
+            <w:r>
+              <w:rPr>
+                <w:b/>
+              </w:rPr>
+              <w:t>Thu 24/09</w:t>
+            </w:r>
+          </w:p>
+        </w:tc>
+        <w:tc>
+          <w:tcPr>
+            <w:tcW w:type="dxa" w:w="864"/>
+            <w:shd w:fill="F8FAFC"/>
+            <w:tcMar>
+              <w:top w:w="100" w:type="dxa"/>
+              <w:bottom w:w="100" w:type="dxa"/>
+              <w:left w:w="120" w:type="dxa"/>
+              <w:right w:w="120" w:type="dxa"/>
+            </w:tcMar>
+            <w:tcBorders>
+              <w:top w:val="single" w:sz="4" w:space="0" w:color="CCCCCC"/>
+              <w:bottom w:val="single" w:sz="4" w:space="0" w:color="CCCCCC"/>
+              <w:left w:val="single" w:sz="4" w:space="0" w:color="CCCCCC"/>
+              <w:right w:val="single" w:sz="4" w:space="0" w:color="CCCCCC"/>
+            </w:tcBorders>
+          </w:tcPr>
+          <w:p>
+            <w:pPr>
+              <w:spacing w:before="60" w:after="60" w:line="252" w:lineRule="auto"/>
+              <w:jc w:val="left"/>
+            </w:pPr>
+            <w:r/>
+            <w:r>
+              <w:t>London 15-19</w:t>
+            </w:r>
+          </w:p>
+        </w:tc>
+        <w:tc>
+          <w:tcPr>
+            <w:tcW w:type="dxa" w:w="1440"/>
+            <w:shd w:fill="F8FAFC"/>
+            <w:tcMar>
+              <w:top w:w="100" w:type="dxa"/>
+              <w:bottom w:w="100" w:type="dxa"/>
+              <w:left w:w="120" w:type="dxa"/>
+              <w:right w:w="120" w:type="dxa"/>
+            </w:tcMar>
+            <w:tcBorders>
+              <w:top w:val="single" w:sz="4" w:space="0" w:color="CCCCCC"/>
+              <w:bottom w:val="single" w:sz="4" w:space="0" w:color="CCCCCC"/>
+              <w:left w:val="single" w:sz="4" w:space="0" w:color="CCCCCC"/>
+              <w:right w:val="single" w:sz="4" w:space="0" w:color="CCCCCC"/>
+            </w:tcBorders>
+          </w:tcPr>
+          <w:p>
+            <w:pPr>
+              <w:spacing w:before="60" w:after="60" w:line="252" w:lineRule="auto"/>
+              <w:jc w:val="left"/>
+            </w:pPr>
+            <w:r/>
+            <w:r>
+              <w:t>542.25</w:t>
+            </w:r>
+          </w:p>
+        </w:tc>
+        <w:tc>
+          <w:tcPr>
+            <w:tcW w:type="dxa" w:w="2016"/>
+            <w:shd w:fill="F8FAFC"/>
+            <w:tcMar>
+              <w:top w:w="100" w:type="dxa"/>
+              <w:bottom w:w="100" w:type="dxa"/>
+              <w:left w:w="120" w:type="dxa"/>
+              <w:right w:w="120" w:type="dxa"/>
+            </w:tcMar>
+            <w:tcBorders>
+              <w:top w:val="single" w:sz="4" w:space="0" w:color="CCCCCC"/>
+              <w:bottom w:val="single" w:sz="4" w:space="0" w:color="CCCCCC"/>
+              <w:left w:val="single" w:sz="4" w:space="0" w:color="CCCCCC"/>
+              <w:right w:val="single" w:sz="4" w:space="0" w:color="CCCCCC"/>
+            </w:tcBorders>
+          </w:tcPr>
+          <w:p>
+            <w:pPr>
+              <w:spacing w:before="60" w:after="60" w:line="252" w:lineRule="auto"/>
+              <w:jc w:val="left"/>
+            </w:pPr>
+            <w:r/>
+            <w:r>
+              <w:t>546.00</w:t>
+            </w:r>
+          </w:p>
+        </w:tc>
+        <w:tc>
+          <w:tcPr>
+            <w:tcW w:type="dxa" w:w="1152"/>
+            <w:shd w:fill="F8FAFC"/>
+            <w:tcMar>
+              <w:top w:w="100" w:type="dxa"/>
+              <w:bottom w:w="100" w:type="dxa"/>
+              <w:left w:w="120" w:type="dxa"/>
+              <w:right w:w="120" w:type="dxa"/>
+            </w:tcMar>
+            <w:tcBorders>
+              <w:top w:val="single" w:sz="4" w:space="0" w:color="CCCCCC"/>
+              <w:bottom w:val="single" w:sz="4" w:space="0" w:color="CCCCCC"/>
+              <w:left w:val="single" w:sz="4" w:space="0" w:color="CCCCCC"/>
+              <w:right w:val="single" w:sz="4" w:space="0" w:color="CCCCCC"/>
+            </w:tcBorders>
+          </w:tcPr>
+          <w:p>
+            <w:pPr>
+              <w:spacing w:before="60" w:after="60" w:line="252" w:lineRule="auto"/>
+              <w:jc w:val="left"/>
+            </w:pPr>
+            <w:r/>
+            <w:r>
+              <w:t>539.50</w:t>
+            </w:r>
+          </w:p>
+        </w:tc>
+        <w:tc>
+          <w:tcPr>
+            <w:tcW w:type="dxa" w:w="1728"/>
+            <w:shd w:fill="F8FAFC"/>
+            <w:tcMar>
+              <w:top w:w="100" w:type="dxa"/>
+              <w:bottom w:w="100" w:type="dxa"/>
+              <w:left w:w="120" w:type="dxa"/>
+              <w:right w:w="120" w:type="dxa"/>
+            </w:tcMar>
+            <w:tcBorders>
+              <w:top w:val="single" w:sz="4" w:space="0" w:color="CCCCCC"/>
+              <w:bottom w:val="single" w:sz="4" w:space="0" w:color="CCCCCC"/>
+              <w:left w:val="single" w:sz="4" w:space="0" w:color="CCCCCC"/>
+              <w:right w:val="single" w:sz="4" w:space="0" w:color="CCCCCC"/>
+            </w:tcBorders>
+          </w:tcPr>
+          <w:p>
+            <w:pPr>
+              <w:spacing w:before="60" w:after="60" w:line="252" w:lineRule="auto"/>
+              <w:jc w:val="left"/>
+            </w:pPr>
+            <w:r/>
+            <w:r>
+              <w:rPr>
+                <w:b/>
+              </w:rPr>
+              <w:t>542.75</w:t>
+            </w:r>
+          </w:p>
+        </w:tc>
+        <w:tc>
+          <w:tcPr>
+            <w:tcW w:type="dxa" w:w="3456"/>
+            <w:shd w:fill="F8FAFC"/>
+            <w:tcMar>
+              <w:top w:w="100" w:type="dxa"/>
+              <w:bottom w:w="100" w:type="dxa"/>
+              <w:left w:w="120" w:type="dxa"/>
+              <w:right w:w="120" w:type="dxa"/>
+            </w:tcMar>
+            <w:tcBorders>
+              <w:top w:val="single" w:sz="4" w:space="0" w:color="CCCCCC"/>
+              <w:bottom w:val="single" w:sz="4" w:space="0" w:color="CCCCCC"/>
+              <w:left w:val="single" w:sz="4" w:space="0" w:color="CCCCCC"/>
+              <w:right w:val="single" w:sz="4" w:space="0" w:color="CCCCCC"/>
+            </w:tcBorders>
+          </w:tcPr>
+          <w:p>
+            <w:pPr>
+              <w:spacing w:before="60" w:after="60" w:line="252" w:lineRule="auto"/>
+              <w:jc w:val="left"/>
+            </w:pPr>
+            <w:r/>
+            <w:r>
+              <w:rPr>
+                <w:b/>
+              </w:rPr>
+              <w:t>+0.50</w:t>
+            </w:r>
+          </w:p>
+        </w:tc>
+        <w:tc>
+          <w:tcPr>
+            <w:tcW w:type="dxa" w:w="1440"/>
+            <w:shd w:fill="F8FAFC"/>
+            <w:tcMar>
+              <w:top w:w="100" w:type="dxa"/>
+              <w:bottom w:w="100" w:type="dxa"/>
+              <w:left w:w="120" w:type="dxa"/>
+              <w:right w:w="120" w:type="dxa"/>
+            </w:tcMar>
+            <w:tcBorders>
+              <w:top w:val="single" w:sz="4" w:space="0" w:color="CCCCCC"/>
+              <w:bottom w:val="single" w:sz="4" w:space="0" w:color="CCCCCC"/>
+              <w:left w:val="single" w:sz="4" w:space="0" w:color="CCCCCC"/>
+              <w:right w:val="single" w:sz="4" w:space="0" w:color="CCCCCC"/>
+            </w:tcBorders>
+          </w:tcPr>
+          <w:p>
+            <w:pPr>
+              <w:spacing w:before="60" w:after="60" w:line="252" w:lineRule="auto"/>
+              <w:jc w:val="left"/>
+            </w:pPr>
+            <w:r/>
+            <w:r>
+              <w:t>BULL</w:t>
+            </w:r>
+          </w:p>
+        </w:tc>
+      </w:tr>
+      <w:tr>
+        <w:tc>
+          <w:tcPr>
+            <w:tcW w:type="dxa" w:w="1584"/>
+            <w:shd w:fill="FFFFFF"/>
+            <w:tcMar>
+              <w:top w:w="100" w:type="dxa"/>
+              <w:bottom w:w="100" w:type="dxa"/>
+              <w:left w:w="120" w:type="dxa"/>
+              <w:right w:w="120" w:type="dxa"/>
+            </w:tcMar>
+            <w:tcBorders>
+              <w:top w:val="single" w:sz="4" w:space="0" w:color="CCCCCC"/>
+              <w:bottom w:val="single" w:sz="4" w:space="0" w:color="CCCCCC"/>
+              <w:left w:val="single" w:sz="4" w:space="0" w:color="CCCCCC"/>
+              <w:right w:val="single" w:sz="4" w:space="0" w:color="CCCCCC"/>
+            </w:tcBorders>
+          </w:tcPr>
+          <w:p>
+            <w:pPr>
+              <w:spacing w:before="60" w:after="60" w:line="252" w:lineRule="auto"/>
+              <w:jc w:val="left"/>
+            </w:pPr>
+            <w:r/>
+            <w:r>
+              <w:rPr>
+                <w:b/>
+              </w:rPr>
+              <w:t>Thu 24/09</w:t>
+            </w:r>
+          </w:p>
+        </w:tc>
+        <w:tc>
+          <w:tcPr>
+            <w:tcW w:type="dxa" w:w="864"/>
+            <w:shd w:fill="FFFFFF"/>
+            <w:tcMar>
+              <w:top w:w="100" w:type="dxa"/>
+              <w:bottom w:w="100" w:type="dxa"/>
+              <w:left w:w="120" w:type="dxa"/>
+              <w:right w:w="120" w:type="dxa"/>
+            </w:tcMar>
+            <w:tcBorders>
+              <w:top w:val="single" w:sz="4" w:space="0" w:color="CCCCCC"/>
+              <w:bottom w:val="single" w:sz="4" w:space="0" w:color="CCCCCC"/>
+              <w:left w:val="single" w:sz="4" w:space="0" w:color="CCCCCC"/>
+              <w:right w:val="single" w:sz="4" w:space="0" w:color="CCCCCC"/>
+            </w:tcBorders>
+          </w:tcPr>
+          <w:p>
+            <w:pPr>
+              <w:spacing w:before="60" w:after="60" w:line="252" w:lineRule="auto"/>
+              <w:jc w:val="left"/>
+            </w:pPr>
+            <w:r/>
+            <w:r>
+              <w:t>Pre-NY 19-21</w:t>
+            </w:r>
+          </w:p>
+        </w:tc>
+        <w:tc>
+          <w:tcPr>
+            <w:tcW w:type="dxa" w:w="1440"/>
+            <w:shd w:fill="FFFFFF"/>
+            <w:tcMar>
+              <w:top w:w="100" w:type="dxa"/>
+              <w:bottom w:w="100" w:type="dxa"/>
+              <w:left w:w="120" w:type="dxa"/>
+              <w:right w:w="120" w:type="dxa"/>
+            </w:tcMar>
+            <w:tcBorders>
+              <w:top w:val="single" w:sz="4" w:space="0" w:color="CCCCCC"/>
+              <w:bottom w:val="single" w:sz="4" w:space="0" w:color="CCCCCC"/>
+              <w:left w:val="single" w:sz="4" w:space="0" w:color="CCCCCC"/>
+              <w:right w:val="single" w:sz="4" w:space="0" w:color="CCCCCC"/>
+            </w:tcBorders>
+          </w:tcPr>
+          <w:p>
+            <w:pPr>
+              <w:spacing w:before="60" w:after="60" w:line="252" w:lineRule="auto"/>
+              <w:jc w:val="left"/>
+            </w:pPr>
+            <w:r/>
+            <w:r>
+              <w:t>542.75</w:t>
+            </w:r>
+          </w:p>
+        </w:tc>
+        <w:tc>
+          <w:tcPr>
+            <w:tcW w:type="dxa" w:w="2016"/>
+            <w:shd w:fill="FFFFFF"/>
+            <w:tcMar>
+              <w:top w:w="100" w:type="dxa"/>
+              <w:bottom w:w="100" w:type="dxa"/>
+              <w:left w:w="120" w:type="dxa"/>
+              <w:right w:w="120" w:type="dxa"/>
+            </w:tcMar>
+            <w:tcBorders>
+              <w:top w:val="single" w:sz="4" w:space="0" w:color="CCCCCC"/>
+              <w:bottom w:val="single" w:sz="4" w:space="0" w:color="CCCCCC"/>
+              <w:left w:val="single" w:sz="4" w:space="0" w:color="CCCCCC"/>
+              <w:right w:val="single" w:sz="4" w:space="0" w:color="CCCCCC"/>
+            </w:tcBorders>
+          </w:tcPr>
+          <w:p>
+            <w:pPr>
+              <w:spacing w:before="60" w:after="60" w:line="252" w:lineRule="auto"/>
+              <w:jc w:val="left"/>
+            </w:pPr>
+            <w:r/>
+            <w:r>
+              <w:t>545.75</w:t>
+            </w:r>
+          </w:p>
+        </w:tc>
+        <w:tc>
+          <w:tcPr>
+            <w:tcW w:type="dxa" w:w="1152"/>
+            <w:shd w:fill="FFFFFF"/>
+            <w:tcMar>
+              <w:top w:w="100" w:type="dxa"/>
+              <w:bottom w:w="100" w:type="dxa"/>
+              <w:left w:w="120" w:type="dxa"/>
+              <w:right w:w="120" w:type="dxa"/>
+            </w:tcMar>
+            <w:tcBorders>
+              <w:top w:val="single" w:sz="4" w:space="0" w:color="CCCCCC"/>
+              <w:bottom w:val="single" w:sz="4" w:space="0" w:color="CCCCCC"/>
+              <w:left w:val="single" w:sz="4" w:space="0" w:color="CCCCCC"/>
+              <w:right w:val="single" w:sz="4" w:space="0" w:color="CCCCCC"/>
+            </w:tcBorders>
+          </w:tcPr>
+          <w:p>
+            <w:pPr>
+              <w:spacing w:before="60" w:after="60" w:line="252" w:lineRule="auto"/>
+              <w:jc w:val="left"/>
+            </w:pPr>
+            <w:r/>
+            <w:r>
+              <w:t>538.25</w:t>
+            </w:r>
+          </w:p>
+        </w:tc>
+        <w:tc>
+          <w:tcPr>
+            <w:tcW w:type="dxa" w:w="1728"/>
+            <w:shd w:fill="FFFFFF"/>
+            <w:tcMar>
+              <w:top w:w="100" w:type="dxa"/>
+              <w:bottom w:w="100" w:type="dxa"/>
+              <w:left w:w="120" w:type="dxa"/>
+              <w:right w:w="120" w:type="dxa"/>
+            </w:tcMar>
+            <w:tcBorders>
+              <w:top w:val="single" w:sz="4" w:space="0" w:color="CCCCCC"/>
+              <w:bottom w:val="single" w:sz="4" w:space="0" w:color="CCCCCC"/>
+              <w:left w:val="single" w:sz="4" w:space="0" w:color="CCCCCC"/>
+              <w:right w:val="single" w:sz="4" w:space="0" w:color="CCCCCC"/>
+            </w:tcBorders>
+          </w:tcPr>
+          <w:p>
+            <w:pPr>
+              <w:spacing w:before="60" w:after="60" w:line="252" w:lineRule="auto"/>
+              <w:jc w:val="left"/>
+            </w:pPr>
+            <w:r/>
+            <w:r>
+              <w:rPr>
+                <w:b/>
+              </w:rPr>
+              <w:t>543.00</w:t>
+            </w:r>
+          </w:p>
+        </w:tc>
+        <w:tc>
+          <w:tcPr>
+            <w:tcW w:type="dxa" w:w="3456"/>
+            <w:shd w:fill="FFFFFF"/>
+            <w:tcMar>
+              <w:top w:w="100" w:type="dxa"/>
+              <w:bottom w:w="100" w:type="dxa"/>
+              <w:left w:w="120" w:type="dxa"/>
+              <w:right w:w="120" w:type="dxa"/>
+            </w:tcMar>
+            <w:tcBorders>
+              <w:top w:val="single" w:sz="4" w:space="0" w:color="CCCCCC"/>
+              <w:bottom w:val="single" w:sz="4" w:space="0" w:color="CCCCCC"/>
+              <w:left w:val="single" w:sz="4" w:space="0" w:color="CCCCCC"/>
+              <w:right w:val="single" w:sz="4" w:space="0" w:color="CCCCCC"/>
+            </w:tcBorders>
+          </w:tcPr>
+          <w:p>
+            <w:pPr>
+              <w:spacing w:before="60" w:after="60" w:line="252" w:lineRule="auto"/>
+              <w:jc w:val="left"/>
+            </w:pPr>
+            <w:r/>
+            <w:r>
+              <w:rPr>
+                <w:b/>
+              </w:rPr>
+              <w:t>+0.25</w:t>
+            </w:r>
+          </w:p>
+        </w:tc>
+        <w:tc>
+          <w:tcPr>
+            <w:tcW w:type="dxa" w:w="1440"/>
+            <w:shd w:fill="FFFFFF"/>
+            <w:tcMar>
+              <w:top w:w="100" w:type="dxa"/>
+              <w:bottom w:w="100" w:type="dxa"/>
+              <w:left w:w="120" w:type="dxa"/>
+              <w:right w:w="120" w:type="dxa"/>
+            </w:tcMar>
+            <w:tcBorders>
+              <w:top w:val="single" w:sz="4" w:space="0" w:color="CCCCCC"/>
+              <w:bottom w:val="single" w:sz="4" w:space="0" w:color="CCCCCC"/>
+              <w:left w:val="single" w:sz="4" w:space="0" w:color="CCCCCC"/>
+              <w:right w:val="single" w:sz="4" w:space="0" w:color="CCCCCC"/>
+            </w:tcBorders>
+          </w:tcPr>
+          <w:p>
+            <w:pPr>
+              <w:spacing w:before="60" w:after="60" w:line="252" w:lineRule="auto"/>
+              <w:jc w:val="left"/>
+            </w:pPr>
+            <w:r/>
+            <w:r>
+              <w:t>BULL</w:t>
+            </w:r>
+          </w:p>
+        </w:tc>
+      </w:tr>
+      <w:tr>
+        <w:tc>
+          <w:tcPr>
+            <w:tcW w:type="dxa" w:w="1584"/>
+            <w:shd w:fill="F8FAFC"/>
+            <w:tcMar>
+              <w:top w:w="100" w:type="dxa"/>
+              <w:bottom w:w="100" w:type="dxa"/>
+              <w:left w:w="120" w:type="dxa"/>
+              <w:right w:w="120" w:type="dxa"/>
+            </w:tcMar>
+            <w:tcBorders>
+              <w:top w:val="single" w:sz="4" w:space="0" w:color="CCCCCC"/>
+              <w:bottom w:val="single" w:sz="4" w:space="0" w:color="CCCCCC"/>
+              <w:left w:val="single" w:sz="4" w:space="0" w:color="CCCCCC"/>
+              <w:right w:val="single" w:sz="4" w:space="0" w:color="CCCCCC"/>
+            </w:tcBorders>
+          </w:tcPr>
+          <w:p>
+            <w:pPr>
+              <w:spacing w:before="60" w:after="60" w:line="252" w:lineRule="auto"/>
+              <w:jc w:val="left"/>
+            </w:pPr>
+            <w:r/>
+            <w:r>
+              <w:rPr>
+                <w:b/>
+              </w:rPr>
+              <w:t>Thu 24/09</w:t>
+            </w:r>
+          </w:p>
+        </w:tc>
+        <w:tc>
+          <w:tcPr>
+            <w:tcW w:type="dxa" w:w="864"/>
+            <w:shd w:fill="F8FAFC"/>
+            <w:tcMar>
+              <w:top w:w="100" w:type="dxa"/>
+              <w:bottom w:w="100" w:type="dxa"/>
+              <w:left w:w="120" w:type="dxa"/>
+              <w:right w:w="120" w:type="dxa"/>
+            </w:tcMar>
+            <w:tcBorders>
+              <w:top w:val="single" w:sz="4" w:space="0" w:color="CCCCCC"/>
+              <w:bottom w:val="single" w:sz="4" w:space="0" w:color="CCCCCC"/>
+              <w:left w:val="single" w:sz="4" w:space="0" w:color="CCCCCC"/>
+              <w:right w:val="single" w:sz="4" w:space="0" w:color="CCCCCC"/>
+            </w:tcBorders>
+          </w:tcPr>
+          <w:p>
+            <w:pPr>
+              <w:spacing w:before="60" w:after="60" w:line="252" w:lineRule="auto"/>
+              <w:jc w:val="left"/>
+            </w:pPr>
+            <w:r/>
+            <w:r>
+              <w:t>NY Open 21-23</w:t>
+            </w:r>
+          </w:p>
+        </w:tc>
+        <w:tc>
+          <w:tcPr>
+            <w:tcW w:type="dxa" w:w="1440"/>
+            <w:shd w:fill="F8FAFC"/>
+            <w:tcMar>
+              <w:top w:w="100" w:type="dxa"/>
+              <w:bottom w:w="100" w:type="dxa"/>
+              <w:left w:w="120" w:type="dxa"/>
+              <w:right w:w="120" w:type="dxa"/>
+            </w:tcMar>
+            <w:tcBorders>
+              <w:top w:val="single" w:sz="4" w:space="0" w:color="CCCCCC"/>
+              <w:bottom w:val="single" w:sz="4" w:space="0" w:color="CCCCCC"/>
+              <w:left w:val="single" w:sz="4" w:space="0" w:color="CCCCCC"/>
+              <w:right w:val="single" w:sz="4" w:space="0" w:color="CCCCCC"/>
+            </w:tcBorders>
+          </w:tcPr>
+          <w:p>
+            <w:pPr>
+              <w:spacing w:before="60" w:after="60" w:line="252" w:lineRule="auto"/>
+              <w:jc w:val="left"/>
+            </w:pPr>
+            <w:r/>
+            <w:r>
+              <w:t>543.00</w:t>
+            </w:r>
+          </w:p>
+        </w:tc>
+        <w:tc>
+          <w:tcPr>
+            <w:tcW w:type="dxa" w:w="2016"/>
+            <w:shd w:fill="F8FAFC"/>
+            <w:tcMar>
+              <w:top w:w="100" w:type="dxa"/>
+              <w:bottom w:w="100" w:type="dxa"/>
+              <w:left w:w="120" w:type="dxa"/>
+              <w:right w:w="120" w:type="dxa"/>
+            </w:tcMar>
+            <w:tcBorders>
+              <w:top w:val="single" w:sz="4" w:space="0" w:color="CCCCCC"/>
+              <w:bottom w:val="single" w:sz="4" w:space="0" w:color="CCCCCC"/>
+              <w:left w:val="single" w:sz="4" w:space="0" w:color="CCCCCC"/>
+              <w:right w:val="single" w:sz="4" w:space="0" w:color="CCCCCC"/>
+            </w:tcBorders>
+          </w:tcPr>
+          <w:p>
+            <w:pPr>
+              <w:spacing w:before="60" w:after="60" w:line="252" w:lineRule="auto"/>
+              <w:jc w:val="left"/>
+            </w:pPr>
+            <w:r/>
+            <w:r>
+              <w:t>547.25</w:t>
+            </w:r>
+          </w:p>
+        </w:tc>
+        <w:tc>
+          <w:tcPr>
+            <w:tcW w:type="dxa" w:w="1152"/>
+            <w:shd w:fill="F8FAFC"/>
+            <w:tcMar>
+              <w:top w:w="100" w:type="dxa"/>
+              <w:bottom w:w="100" w:type="dxa"/>
+              <w:left w:w="120" w:type="dxa"/>
+              <w:right w:w="120" w:type="dxa"/>
+            </w:tcMar>
+            <w:tcBorders>
+              <w:top w:val="single" w:sz="4" w:space="0" w:color="CCCCCC"/>
+              <w:bottom w:val="single" w:sz="4" w:space="0" w:color="CCCCCC"/>
+              <w:left w:val="single" w:sz="4" w:space="0" w:color="CCCCCC"/>
+              <w:right w:val="single" w:sz="4" w:space="0" w:color="CCCCCC"/>
+            </w:tcBorders>
+          </w:tcPr>
+          <w:p>
+            <w:pPr>
+              <w:spacing w:before="60" w:after="60" w:line="252" w:lineRule="auto"/>
+              <w:jc w:val="left"/>
+            </w:pPr>
+            <w:r/>
+            <w:r>
+              <w:t>539.75</w:t>
+            </w:r>
+          </w:p>
+        </w:tc>
+        <w:tc>
+          <w:tcPr>
+            <w:tcW w:type="dxa" w:w="1728"/>
+            <w:shd w:fill="F8FAFC"/>
+            <w:tcMar>
+              <w:top w:w="100" w:type="dxa"/>
+              <w:bottom w:w="100" w:type="dxa"/>
+              <w:left w:w="120" w:type="dxa"/>
+              <w:right w:w="120" w:type="dxa"/>
+            </w:tcMar>
+            <w:tcBorders>
+              <w:top w:val="single" w:sz="4" w:space="0" w:color="CCCCCC"/>
+              <w:bottom w:val="single" w:sz="4" w:space="0" w:color="CCCCCC"/>
+              <w:left w:val="single" w:sz="4" w:space="0" w:color="CCCCCC"/>
+              <w:right w:val="single" w:sz="4" w:space="0" w:color="CCCCCC"/>
+            </w:tcBorders>
+          </w:tcPr>
+          <w:p>
+            <w:pPr>
+              <w:spacing w:before="60" w:after="60" w:line="252" w:lineRule="auto"/>
+              <w:jc w:val="left"/>
+            </w:pPr>
+            <w:r/>
+            <w:r>
+              <w:rPr>
+                <w:b/>
+              </w:rPr>
+              <w:t>543.75</w:t>
+            </w:r>
+          </w:p>
+        </w:tc>
+        <w:tc>
+          <w:tcPr>
+            <w:tcW w:type="dxa" w:w="3456"/>
+            <w:shd w:fill="F8FAFC"/>
+            <w:tcMar>
+              <w:top w:w="100" w:type="dxa"/>
+              <w:bottom w:w="100" w:type="dxa"/>
+              <w:left w:w="120" w:type="dxa"/>
+              <w:right w:w="120" w:type="dxa"/>
+            </w:tcMar>
+            <w:tcBorders>
+              <w:top w:val="single" w:sz="4" w:space="0" w:color="CCCCCC"/>
+              <w:bottom w:val="single" w:sz="4" w:space="0" w:color="CCCCCC"/>
+              <w:left w:val="single" w:sz="4" w:space="0" w:color="CCCCCC"/>
+              <w:right w:val="single" w:sz="4" w:space="0" w:color="CCCCCC"/>
+            </w:tcBorders>
+          </w:tcPr>
+          <w:p>
+            <w:pPr>
+              <w:spacing w:before="60" w:after="60" w:line="252" w:lineRule="auto"/>
+              <w:jc w:val="left"/>
+            </w:pPr>
+            <w:r/>
+            <w:r>
+              <w:rPr>
+                <w:b/>
+              </w:rPr>
+              <w:t>+0.75</w:t>
+            </w:r>
+          </w:p>
+        </w:tc>
+        <w:tc>
+          <w:tcPr>
+            <w:tcW w:type="dxa" w:w="1440"/>
+            <w:shd w:fill="F8FAFC"/>
+            <w:tcMar>
+              <w:top w:w="100" w:type="dxa"/>
+              <w:bottom w:w="100" w:type="dxa"/>
+              <w:left w:w="120" w:type="dxa"/>
+              <w:right w:w="120" w:type="dxa"/>
+            </w:tcMar>
+            <w:tcBorders>
+              <w:top w:val="single" w:sz="4" w:space="0" w:color="CCCCCC"/>
+              <w:bottom w:val="single" w:sz="4" w:space="0" w:color="CCCCCC"/>
+              <w:left w:val="single" w:sz="4" w:space="0" w:color="CCCCCC"/>
+              <w:right w:val="single" w:sz="4" w:space="0" w:color="CCCCCC"/>
+            </w:tcBorders>
+          </w:tcPr>
+          <w:p>
+            <w:pPr>
+              <w:spacing w:before="60" w:after="60" w:line="252" w:lineRule="auto"/>
+              <w:jc w:val="left"/>
+            </w:pPr>
+            <w:r/>
+            <w:r>
+              <w:t>BULL</w:t>
+            </w:r>
+          </w:p>
+        </w:tc>
+      </w:tr>
+      <w:tr>
+        <w:tc>
+          <w:tcPr>
+            <w:tcW w:type="dxa" w:w="1584"/>
+            <w:shd w:fill="FFFFFF"/>
+            <w:tcMar>
+              <w:top w:w="100" w:type="dxa"/>
+              <w:bottom w:w="100" w:type="dxa"/>
+              <w:left w:w="120" w:type="dxa"/>
+              <w:right w:w="120" w:type="dxa"/>
+            </w:tcMar>
+            <w:tcBorders>
+              <w:top w:val="single" w:sz="4" w:space="0" w:color="CCCCCC"/>
+              <w:bottom w:val="single" w:sz="4" w:space="0" w:color="CCCCCC"/>
+              <w:left w:val="single" w:sz="4" w:space="0" w:color="CCCCCC"/>
+              <w:right w:val="single" w:sz="4" w:space="0" w:color="CCCCCC"/>
+            </w:tcBorders>
+          </w:tcPr>
+          <w:p>
+            <w:pPr>
+              <w:spacing w:before="60" w:after="60" w:line="252" w:lineRule="auto"/>
+              <w:jc w:val="left"/>
+            </w:pPr>
+            <w:r/>
+            <w:r>
+              <w:rPr>
+                <w:b/>
+              </w:rPr>
+              <w:t>Thu 24/09</w:t>
+            </w:r>
+          </w:p>
+        </w:tc>
+        <w:tc>
+          <w:tcPr>
+            <w:tcW w:type="dxa" w:w="864"/>
+            <w:shd w:fill="FFFFFF"/>
+            <w:tcMar>
+              <w:top w:w="100" w:type="dxa"/>
+              <w:bottom w:w="100" w:type="dxa"/>
+              <w:left w:w="120" w:type="dxa"/>
+              <w:right w:w="120" w:type="dxa"/>
+            </w:tcMar>
+            <w:tcBorders>
+              <w:top w:val="single" w:sz="4" w:space="0" w:color="CCCCCC"/>
+              <w:bottom w:val="single" w:sz="4" w:space="0" w:color="CCCCCC"/>
+              <w:left w:val="single" w:sz="4" w:space="0" w:color="CCCCCC"/>
+              <w:right w:val="single" w:sz="4" w:space="0" w:color="CCCCCC"/>
+            </w:tcBorders>
+          </w:tcPr>
+          <w:p>
+            <w:pPr>
+              <w:spacing w:before="60" w:after="60" w:line="252" w:lineRule="auto"/>
+              <w:jc w:val="left"/>
+            </w:pPr>
+            <w:r/>
+            <w:r>
+              <w:t>NY Close 23-01</w:t>
+            </w:r>
+          </w:p>
+        </w:tc>
+        <w:tc>
+          <w:tcPr>
+            <w:tcW w:type="dxa" w:w="1440"/>
+            <w:shd w:fill="FFFFFF"/>
+            <w:tcMar>
+              <w:top w:w="100" w:type="dxa"/>
+              <w:bottom w:w="100" w:type="dxa"/>
+              <w:left w:w="120" w:type="dxa"/>
+              <w:right w:w="120" w:type="dxa"/>
+            </w:tcMar>
+            <w:tcBorders>
+              <w:top w:val="single" w:sz="4" w:space="0" w:color="CCCCCC"/>
+              <w:bottom w:val="single" w:sz="4" w:space="0" w:color="CCCCCC"/>
+              <w:left w:val="single" w:sz="4" w:space="0" w:color="CCCCCC"/>
+              <w:right w:val="single" w:sz="4" w:space="0" w:color="CCCCCC"/>
+            </w:tcBorders>
+          </w:tcPr>
+          <w:p>
+            <w:pPr>
+              <w:spacing w:before="60" w:after="60" w:line="252" w:lineRule="auto"/>
+              <w:jc w:val="left"/>
+            </w:pPr>
+            <w:r/>
+            <w:r>
+              <w:t>543.75</w:t>
+            </w:r>
+          </w:p>
+        </w:tc>
+        <w:tc>
+          <w:tcPr>
+            <w:tcW w:type="dxa" w:w="2016"/>
+            <w:shd w:fill="FFFFFF"/>
+            <w:tcMar>
+              <w:top w:w="100" w:type="dxa"/>
+              <w:bottom w:w="100" w:type="dxa"/>
+              <w:left w:w="120" w:type="dxa"/>
+              <w:right w:w="120" w:type="dxa"/>
+            </w:tcMar>
+            <w:tcBorders>
+              <w:top w:val="single" w:sz="4" w:space="0" w:color="CCCCCC"/>
+              <w:bottom w:val="single" w:sz="4" w:space="0" w:color="CCCCCC"/>
+              <w:left w:val="single" w:sz="4" w:space="0" w:color="CCCCCC"/>
+              <w:right w:val="single" w:sz="4" w:space="0" w:color="CCCCCC"/>
+            </w:tcBorders>
+          </w:tcPr>
+          <w:p>
+            <w:pPr>
+              <w:spacing w:before="60" w:after="60" w:line="252" w:lineRule="auto"/>
+              <w:jc w:val="left"/>
+            </w:pPr>
+            <w:r/>
+            <w:r>
+              <w:t>547.25</w:t>
+            </w:r>
+          </w:p>
+        </w:tc>
+        <w:tc>
+          <w:tcPr>
+            <w:tcW w:type="dxa" w:w="1152"/>
+            <w:shd w:fill="FFFFFF"/>
+            <w:tcMar>
+              <w:top w:w="100" w:type="dxa"/>
+              <w:bottom w:w="100" w:type="dxa"/>
+              <w:left w:w="120" w:type="dxa"/>
+              <w:right w:w="120" w:type="dxa"/>
+            </w:tcMar>
+            <w:tcBorders>
+              <w:top w:val="single" w:sz="4" w:space="0" w:color="CCCCCC"/>
+              <w:bottom w:val="single" w:sz="4" w:space="0" w:color="CCCCCC"/>
+              <w:left w:val="single" w:sz="4" w:space="0" w:color="CCCCCC"/>
+              <w:right w:val="single" w:sz="4" w:space="0" w:color="CCCCCC"/>
+            </w:tcBorders>
+          </w:tcPr>
+          <w:p>
+            <w:pPr>
+              <w:spacing w:before="60" w:after="60" w:line="252" w:lineRule="auto"/>
+              <w:jc w:val="left"/>
+            </w:pPr>
+            <w:r/>
+            <w:r>
+              <w:t>541.50</w:t>
+            </w:r>
+          </w:p>
+        </w:tc>
+        <w:tc>
+          <w:tcPr>
+            <w:tcW w:type="dxa" w:w="1728"/>
+            <w:shd w:fill="FFFFFF"/>
+            <w:tcMar>
+              <w:top w:w="100" w:type="dxa"/>
+              <w:bottom w:w="100" w:type="dxa"/>
+              <w:left w:w="120" w:type="dxa"/>
+              <w:right w:w="120" w:type="dxa"/>
+            </w:tcMar>
+            <w:tcBorders>
+              <w:top w:val="single" w:sz="4" w:space="0" w:color="CCCCCC"/>
+              <w:bottom w:val="single" w:sz="4" w:space="0" w:color="CCCCCC"/>
+              <w:left w:val="single" w:sz="4" w:space="0" w:color="CCCCCC"/>
+              <w:right w:val="single" w:sz="4" w:space="0" w:color="CCCCCC"/>
+            </w:tcBorders>
+          </w:tcPr>
+          <w:p>
+            <w:pPr>
+              <w:spacing w:before="60" w:after="60" w:line="252" w:lineRule="auto"/>
+              <w:jc w:val="left"/>
+            </w:pPr>
+            <w:r/>
+            <w:r>
+              <w:rPr>
+                <w:b/>
+              </w:rPr>
+              <w:t>543.75</w:t>
             </w:r>
           </w:p>
         </w:tc>
@@ -16930,7 +19750,7 @@
               <w:rPr>
                 <w:b/>
               </w:rPr>
-              <w:t>Wed 23/09</w:t>
+              <w:t>Fri 25/09</w:t>
             </w:r>
           </w:p>
         </w:tc>
@@ -16986,7 +19806,7 @@
             </w:pPr>
             <w:r/>
             <w:r>
-              <w:t>539.25</w:t>
+              <w:t>543.75</w:t>
             </w:r>
           </w:p>
         </w:tc>
@@ -17014,7 +19834,7 @@
             </w:pPr>
             <w:r/>
             <w:r>
-              <w:t>542.00</w:t>
+              <w:t>547.50</w:t>
             </w:r>
           </w:p>
         </w:tc>
@@ -17042,7 +19862,7 @@
             </w:pPr>
             <w:r/>
             <w:r>
-              <w:t>536.75</w:t>
+              <w:t>540.25</w:t>
             </w:r>
           </w:p>
         </w:tc>
@@ -17073,7 +19893,7 @@
               <w:rPr>
                 <w:b/>
               </w:rPr>
-              <w:t>538.75</w:t>
+              <w:t>543.50</w:t>
             </w:r>
           </w:p>
         </w:tc>
@@ -17081,241 +19901,6 @@
           <w:tcPr>
             <w:tcW w:type="dxa" w:w="3456"/>
             <w:shd w:fill="F8FAFC"/>
-            <w:tcMar>
-              <w:top w:w="100" w:type="dxa"/>
-              <w:bottom w:w="100" w:type="dxa"/>
-              <w:left w:w="120" w:type="dxa"/>
-              <w:right w:w="120" w:type="dxa"/>
-            </w:tcMar>
-            <w:tcBorders>
-              <w:top w:val="single" w:sz="4" w:space="0" w:color="CCCCCC"/>
-              <w:bottom w:val="single" w:sz="4" w:space="0" w:color="CCCCCC"/>
-              <w:left w:val="single" w:sz="4" w:space="0" w:color="CCCCCC"/>
-              <w:right w:val="single" w:sz="4" w:space="0" w:color="CCCCCC"/>
-            </w:tcBorders>
-          </w:tcPr>
-          <w:p>
-            <w:pPr>
-              <w:spacing w:before="60" w:after="60" w:line="252" w:lineRule="auto"/>
-              <w:jc w:val="left"/>
-            </w:pPr>
-            <w:r/>
-            <w:r>
-              <w:rPr>
-                <w:b/>
-              </w:rPr>
-              <w:t>-0.50</w:t>
-            </w:r>
-          </w:p>
-        </w:tc>
-        <w:tc>
-          <w:tcPr>
-            <w:tcW w:type="dxa" w:w="1440"/>
-            <w:shd w:fill="F8FAFC"/>
-            <w:tcMar>
-              <w:top w:w="100" w:type="dxa"/>
-              <w:bottom w:w="100" w:type="dxa"/>
-              <w:left w:w="120" w:type="dxa"/>
-              <w:right w:w="120" w:type="dxa"/>
-            </w:tcMar>
-            <w:tcBorders>
-              <w:top w:val="single" w:sz="4" w:space="0" w:color="CCCCCC"/>
-              <w:bottom w:val="single" w:sz="4" w:space="0" w:color="CCCCCC"/>
-              <w:left w:val="single" w:sz="4" w:space="0" w:color="CCCCCC"/>
-              <w:right w:val="single" w:sz="4" w:space="0" w:color="CCCCCC"/>
-            </w:tcBorders>
-          </w:tcPr>
-          <w:p>
-            <w:pPr>
-              <w:spacing w:before="60" w:after="60" w:line="252" w:lineRule="auto"/>
-              <w:jc w:val="left"/>
-            </w:pPr>
-            <w:r/>
-            <w:r>
-              <w:t>BEAR</w:t>
-            </w:r>
-          </w:p>
-        </w:tc>
-      </w:tr>
-      <w:tr>
-        <w:tc>
-          <w:tcPr>
-            <w:tcW w:type="dxa" w:w="1584"/>
-            <w:shd w:fill="FFFFFF"/>
-            <w:tcMar>
-              <w:top w:w="100" w:type="dxa"/>
-              <w:bottom w:w="100" w:type="dxa"/>
-              <w:left w:w="120" w:type="dxa"/>
-              <w:right w:w="120" w:type="dxa"/>
-            </w:tcMar>
-            <w:tcBorders>
-              <w:top w:val="single" w:sz="4" w:space="0" w:color="CCCCCC"/>
-              <w:bottom w:val="single" w:sz="4" w:space="0" w:color="CCCCCC"/>
-              <w:left w:val="single" w:sz="4" w:space="0" w:color="CCCCCC"/>
-              <w:right w:val="single" w:sz="4" w:space="0" w:color="CCCCCC"/>
-            </w:tcBorders>
-          </w:tcPr>
-          <w:p>
-            <w:pPr>
-              <w:spacing w:before="60" w:after="60" w:line="252" w:lineRule="auto"/>
-              <w:jc w:val="left"/>
-            </w:pPr>
-            <w:r/>
-            <w:r>
-              <w:rPr>
-                <w:b/>
-              </w:rPr>
-              <w:t>Wed 23/09</w:t>
-            </w:r>
-          </w:p>
-        </w:tc>
-        <w:tc>
-          <w:tcPr>
-            <w:tcW w:type="dxa" w:w="864"/>
-            <w:shd w:fill="FFFFFF"/>
-            <w:tcMar>
-              <w:top w:w="100" w:type="dxa"/>
-              <w:bottom w:w="100" w:type="dxa"/>
-              <w:left w:w="120" w:type="dxa"/>
-              <w:right w:w="120" w:type="dxa"/>
-            </w:tcMar>
-            <w:tcBorders>
-              <w:top w:val="single" w:sz="4" w:space="0" w:color="CCCCCC"/>
-              <w:bottom w:val="single" w:sz="4" w:space="0" w:color="CCCCCC"/>
-              <w:left w:val="single" w:sz="4" w:space="0" w:color="CCCCCC"/>
-              <w:right w:val="single" w:sz="4" w:space="0" w:color="CCCCCC"/>
-            </w:tcBorders>
-          </w:tcPr>
-          <w:p>
-            <w:pPr>
-              <w:spacing w:before="60" w:after="60" w:line="252" w:lineRule="auto"/>
-              <w:jc w:val="left"/>
-            </w:pPr>
-            <w:r/>
-            <w:r>
-              <w:t>Asia 11-15</w:t>
-            </w:r>
-          </w:p>
-        </w:tc>
-        <w:tc>
-          <w:tcPr>
-            <w:tcW w:type="dxa" w:w="1440"/>
-            <w:shd w:fill="FFFFFF"/>
-            <w:tcMar>
-              <w:top w:w="100" w:type="dxa"/>
-              <w:bottom w:w="100" w:type="dxa"/>
-              <w:left w:w="120" w:type="dxa"/>
-              <w:right w:w="120" w:type="dxa"/>
-            </w:tcMar>
-            <w:tcBorders>
-              <w:top w:val="single" w:sz="4" w:space="0" w:color="CCCCCC"/>
-              <w:bottom w:val="single" w:sz="4" w:space="0" w:color="CCCCCC"/>
-              <w:left w:val="single" w:sz="4" w:space="0" w:color="CCCCCC"/>
-              <w:right w:val="single" w:sz="4" w:space="0" w:color="CCCCCC"/>
-            </w:tcBorders>
-          </w:tcPr>
-          <w:p>
-            <w:pPr>
-              <w:spacing w:before="60" w:after="60" w:line="252" w:lineRule="auto"/>
-              <w:jc w:val="left"/>
-            </w:pPr>
-            <w:r/>
-            <w:r>
-              <w:t>538.75</w:t>
-            </w:r>
-          </w:p>
-        </w:tc>
-        <w:tc>
-          <w:tcPr>
-            <w:tcW w:type="dxa" w:w="2016"/>
-            <w:shd w:fill="FFFFFF"/>
-            <w:tcMar>
-              <w:top w:w="100" w:type="dxa"/>
-              <w:bottom w:w="100" w:type="dxa"/>
-              <w:left w:w="120" w:type="dxa"/>
-              <w:right w:w="120" w:type="dxa"/>
-            </w:tcMar>
-            <w:tcBorders>
-              <w:top w:val="single" w:sz="4" w:space="0" w:color="CCCCCC"/>
-              <w:bottom w:val="single" w:sz="4" w:space="0" w:color="CCCCCC"/>
-              <w:left w:val="single" w:sz="4" w:space="0" w:color="CCCCCC"/>
-              <w:right w:val="single" w:sz="4" w:space="0" w:color="CCCCCC"/>
-            </w:tcBorders>
-          </w:tcPr>
-          <w:p>
-            <w:pPr>
-              <w:spacing w:before="60" w:after="60" w:line="252" w:lineRule="auto"/>
-              <w:jc w:val="left"/>
-            </w:pPr>
-            <w:r/>
-            <w:r>
-              <w:t>541.75</w:t>
-            </w:r>
-          </w:p>
-        </w:tc>
-        <w:tc>
-          <w:tcPr>
-            <w:tcW w:type="dxa" w:w="1152"/>
-            <w:shd w:fill="FFFFFF"/>
-            <w:tcMar>
-              <w:top w:w="100" w:type="dxa"/>
-              <w:bottom w:w="100" w:type="dxa"/>
-              <w:left w:w="120" w:type="dxa"/>
-              <w:right w:w="120" w:type="dxa"/>
-            </w:tcMar>
-            <w:tcBorders>
-              <w:top w:val="single" w:sz="4" w:space="0" w:color="CCCCCC"/>
-              <w:bottom w:val="single" w:sz="4" w:space="0" w:color="CCCCCC"/>
-              <w:left w:val="single" w:sz="4" w:space="0" w:color="CCCCCC"/>
-              <w:right w:val="single" w:sz="4" w:space="0" w:color="CCCCCC"/>
-            </w:tcBorders>
-          </w:tcPr>
-          <w:p>
-            <w:pPr>
-              <w:spacing w:before="60" w:after="60" w:line="252" w:lineRule="auto"/>
-              <w:jc w:val="left"/>
-            </w:pPr>
-            <w:r/>
-            <w:r>
-              <w:t>535.50</w:t>
-            </w:r>
-          </w:p>
-        </w:tc>
-        <w:tc>
-          <w:tcPr>
-            <w:tcW w:type="dxa" w:w="1728"/>
-            <w:shd w:fill="FFFFFF"/>
-            <w:tcMar>
-              <w:top w:w="100" w:type="dxa"/>
-              <w:bottom w:w="100" w:type="dxa"/>
-              <w:left w:w="120" w:type="dxa"/>
-              <w:right w:w="120" w:type="dxa"/>
-            </w:tcMar>
-            <w:tcBorders>
-              <w:top w:val="single" w:sz="4" w:space="0" w:color="CCCCCC"/>
-              <w:bottom w:val="single" w:sz="4" w:space="0" w:color="CCCCCC"/>
-              <w:left w:val="single" w:sz="4" w:space="0" w:color="CCCCCC"/>
-              <w:right w:val="single" w:sz="4" w:space="0" w:color="CCCCCC"/>
-            </w:tcBorders>
-          </w:tcPr>
-          <w:p>
-            <w:pPr>
-              <w:spacing w:before="60" w:after="60" w:line="252" w:lineRule="auto"/>
-              <w:jc w:val="left"/>
-            </w:pPr>
-            <w:r/>
-            <w:r>
-              <w:rPr>
-                <w:b/>
-              </w:rPr>
-              <w:t>538.50</w:t>
-            </w:r>
-          </w:p>
-        </w:tc>
-        <w:tc>
-          <w:tcPr>
-            <w:tcW w:type="dxa" w:w="3456"/>
-            <w:shd w:fill="FFFFFF"/>
             <w:tcMar>
               <w:top w:w="100" w:type="dxa"/>
               <w:bottom w:w="100" w:type="dxa"/>
@@ -17346,7 +19931,7 @@
         <w:tc>
           <w:tcPr>
             <w:tcW w:type="dxa" w:w="1440"/>
-            <w:shd w:fill="FFFFFF"/>
+            <w:shd w:fill="F8FAFC"/>
             <w:tcMar>
               <w:top w:w="100" w:type="dxa"/>
               <w:bottom w:w="100" w:type="dxa"/>
@@ -17376,7 +19961,7 @@
         <w:tc>
           <w:tcPr>
             <w:tcW w:type="dxa" w:w="1584"/>
-            <w:shd w:fill="F8FAFC"/>
+            <w:shd w:fill="FFFFFF"/>
             <w:tcMar>
               <w:top w:w="100" w:type="dxa"/>
               <w:bottom w:w="100" w:type="dxa"/>
@@ -17400,126 +19985,126 @@
               <w:rPr>
                 <w:b/>
               </w:rPr>
-              <w:t>Wed 23/09</w:t>
+              <w:t>Fri 25/09</w:t>
             </w:r>
           </w:p>
         </w:tc>
         <w:tc>
           <w:tcPr>
             <w:tcW w:type="dxa" w:w="864"/>
-            <w:shd w:fill="F8FAFC"/>
-            <w:tcMar>
-              <w:top w:w="100" w:type="dxa"/>
-              <w:bottom w:w="100" w:type="dxa"/>
-              <w:left w:w="120" w:type="dxa"/>
-              <w:right w:w="120" w:type="dxa"/>
-            </w:tcMar>
-            <w:tcBorders>
-              <w:top w:val="single" w:sz="4" w:space="0" w:color="CCCCCC"/>
-              <w:bottom w:val="single" w:sz="4" w:space="0" w:color="CCCCCC"/>
-              <w:left w:val="single" w:sz="4" w:space="0" w:color="CCCCCC"/>
-              <w:right w:val="single" w:sz="4" w:space="0" w:color="CCCCCC"/>
-            </w:tcBorders>
-          </w:tcPr>
-          <w:p>
-            <w:pPr>
-              <w:spacing w:before="60" w:after="60" w:line="252" w:lineRule="auto"/>
-              <w:jc w:val="left"/>
-            </w:pPr>
-            <w:r/>
-            <w:r>
-              <w:t>London 15-19</w:t>
+            <w:shd w:fill="FFFFFF"/>
+            <w:tcMar>
+              <w:top w:w="100" w:type="dxa"/>
+              <w:bottom w:w="100" w:type="dxa"/>
+              <w:left w:w="120" w:type="dxa"/>
+              <w:right w:w="120" w:type="dxa"/>
+            </w:tcMar>
+            <w:tcBorders>
+              <w:top w:val="single" w:sz="4" w:space="0" w:color="CCCCCC"/>
+              <w:bottom w:val="single" w:sz="4" w:space="0" w:color="CCCCCC"/>
+              <w:left w:val="single" w:sz="4" w:space="0" w:color="CCCCCC"/>
+              <w:right w:val="single" w:sz="4" w:space="0" w:color="CCCCCC"/>
+            </w:tcBorders>
+          </w:tcPr>
+          <w:p>
+            <w:pPr>
+              <w:spacing w:before="60" w:after="60" w:line="252" w:lineRule="auto"/>
+              <w:jc w:val="left"/>
+            </w:pPr>
+            <w:r/>
+            <w:r>
+              <w:t>Asia 11-15</w:t>
             </w:r>
           </w:p>
         </w:tc>
         <w:tc>
           <w:tcPr>
             <w:tcW w:type="dxa" w:w="1440"/>
-            <w:shd w:fill="F8FAFC"/>
-            <w:tcMar>
-              <w:top w:w="100" w:type="dxa"/>
-              <w:bottom w:w="100" w:type="dxa"/>
-              <w:left w:w="120" w:type="dxa"/>
-              <w:right w:w="120" w:type="dxa"/>
-            </w:tcMar>
-            <w:tcBorders>
-              <w:top w:val="single" w:sz="4" w:space="0" w:color="CCCCCC"/>
-              <w:bottom w:val="single" w:sz="4" w:space="0" w:color="CCCCCC"/>
-              <w:left w:val="single" w:sz="4" w:space="0" w:color="CCCCCC"/>
-              <w:right w:val="single" w:sz="4" w:space="0" w:color="CCCCCC"/>
-            </w:tcBorders>
-          </w:tcPr>
-          <w:p>
-            <w:pPr>
-              <w:spacing w:before="60" w:after="60" w:line="252" w:lineRule="auto"/>
-              <w:jc w:val="left"/>
-            </w:pPr>
-            <w:r/>
-            <w:r>
-              <w:t>538.50</w:t>
+            <w:shd w:fill="FFFFFF"/>
+            <w:tcMar>
+              <w:top w:w="100" w:type="dxa"/>
+              <w:bottom w:w="100" w:type="dxa"/>
+              <w:left w:w="120" w:type="dxa"/>
+              <w:right w:w="120" w:type="dxa"/>
+            </w:tcMar>
+            <w:tcBorders>
+              <w:top w:val="single" w:sz="4" w:space="0" w:color="CCCCCC"/>
+              <w:bottom w:val="single" w:sz="4" w:space="0" w:color="CCCCCC"/>
+              <w:left w:val="single" w:sz="4" w:space="0" w:color="CCCCCC"/>
+              <w:right w:val="single" w:sz="4" w:space="0" w:color="CCCCCC"/>
+            </w:tcBorders>
+          </w:tcPr>
+          <w:p>
+            <w:pPr>
+              <w:spacing w:before="60" w:after="60" w:line="252" w:lineRule="auto"/>
+              <w:jc w:val="left"/>
+            </w:pPr>
+            <w:r/>
+            <w:r>
+              <w:t>543.50</w:t>
             </w:r>
           </w:p>
         </w:tc>
         <w:tc>
           <w:tcPr>
             <w:tcW w:type="dxa" w:w="2016"/>
-            <w:shd w:fill="F8FAFC"/>
-            <w:tcMar>
-              <w:top w:w="100" w:type="dxa"/>
-              <w:bottom w:w="100" w:type="dxa"/>
-              <w:left w:w="120" w:type="dxa"/>
-              <w:right w:w="120" w:type="dxa"/>
-            </w:tcMar>
-            <w:tcBorders>
-              <w:top w:val="single" w:sz="4" w:space="0" w:color="CCCCCC"/>
-              <w:bottom w:val="single" w:sz="4" w:space="0" w:color="CCCCCC"/>
-              <w:left w:val="single" w:sz="4" w:space="0" w:color="CCCCCC"/>
-              <w:right w:val="single" w:sz="4" w:space="0" w:color="CCCCCC"/>
-            </w:tcBorders>
-          </w:tcPr>
-          <w:p>
-            <w:pPr>
-              <w:spacing w:before="60" w:after="60" w:line="252" w:lineRule="auto"/>
-              <w:jc w:val="left"/>
-            </w:pPr>
-            <w:r/>
-            <w:r>
-              <w:t>542.50</w:t>
+            <w:shd w:fill="FFFFFF"/>
+            <w:tcMar>
+              <w:top w:w="100" w:type="dxa"/>
+              <w:bottom w:w="100" w:type="dxa"/>
+              <w:left w:w="120" w:type="dxa"/>
+              <w:right w:w="120" w:type="dxa"/>
+            </w:tcMar>
+            <w:tcBorders>
+              <w:top w:val="single" w:sz="4" w:space="0" w:color="CCCCCC"/>
+              <w:bottom w:val="single" w:sz="4" w:space="0" w:color="CCCCCC"/>
+              <w:left w:val="single" w:sz="4" w:space="0" w:color="CCCCCC"/>
+              <w:right w:val="single" w:sz="4" w:space="0" w:color="CCCCCC"/>
+            </w:tcBorders>
+          </w:tcPr>
+          <w:p>
+            <w:pPr>
+              <w:spacing w:before="60" w:after="60" w:line="252" w:lineRule="auto"/>
+              <w:jc w:val="left"/>
+            </w:pPr>
+            <w:r/>
+            <w:r>
+              <w:t>547.00</w:t>
             </w:r>
           </w:p>
         </w:tc>
         <w:tc>
           <w:tcPr>
             <w:tcW w:type="dxa" w:w="1152"/>
-            <w:shd w:fill="F8FAFC"/>
-            <w:tcMar>
-              <w:top w:w="100" w:type="dxa"/>
-              <w:bottom w:w="100" w:type="dxa"/>
-              <w:left w:w="120" w:type="dxa"/>
-              <w:right w:w="120" w:type="dxa"/>
-            </w:tcMar>
-            <w:tcBorders>
-              <w:top w:val="single" w:sz="4" w:space="0" w:color="CCCCCC"/>
-              <w:bottom w:val="single" w:sz="4" w:space="0" w:color="CCCCCC"/>
-              <w:left w:val="single" w:sz="4" w:space="0" w:color="CCCCCC"/>
-              <w:right w:val="single" w:sz="4" w:space="0" w:color="CCCCCC"/>
-            </w:tcBorders>
-          </w:tcPr>
-          <w:p>
-            <w:pPr>
-              <w:spacing w:before="60" w:after="60" w:line="252" w:lineRule="auto"/>
-              <w:jc w:val="left"/>
-            </w:pPr>
-            <w:r/>
-            <w:r>
-              <w:t>533.25</w:t>
+            <w:shd w:fill="FFFFFF"/>
+            <w:tcMar>
+              <w:top w:w="100" w:type="dxa"/>
+              <w:bottom w:w="100" w:type="dxa"/>
+              <w:left w:w="120" w:type="dxa"/>
+              <w:right w:w="120" w:type="dxa"/>
+            </w:tcMar>
+            <w:tcBorders>
+              <w:top w:val="single" w:sz="4" w:space="0" w:color="CCCCCC"/>
+              <w:bottom w:val="single" w:sz="4" w:space="0" w:color="CCCCCC"/>
+              <w:left w:val="single" w:sz="4" w:space="0" w:color="CCCCCC"/>
+              <w:right w:val="single" w:sz="4" w:space="0" w:color="CCCCCC"/>
+            </w:tcBorders>
+          </w:tcPr>
+          <w:p>
+            <w:pPr>
+              <w:spacing w:before="60" w:after="60" w:line="252" w:lineRule="auto"/>
+              <w:jc w:val="left"/>
+            </w:pPr>
+            <w:r/>
+            <w:r>
+              <w:t>540.25</w:t>
             </w:r>
           </w:p>
         </w:tc>
         <w:tc>
           <w:tcPr>
             <w:tcW w:type="dxa" w:w="1728"/>
-            <w:shd w:fill="F8FAFC"/>
+            <w:shd w:fill="FFFFFF"/>
             <w:tcMar>
               <w:top w:w="100" w:type="dxa"/>
               <w:bottom w:w="100" w:type="dxa"/>
@@ -17543,7 +20128,712 @@
               <w:rPr>
                 <w:b/>
               </w:rPr>
-              <w:t>539.00</w:t>
+              <w:t>543.25</w:t>
+            </w:r>
+          </w:p>
+        </w:tc>
+        <w:tc>
+          <w:tcPr>
+            <w:tcW w:type="dxa" w:w="3456"/>
+            <w:shd w:fill="FFFFFF"/>
+            <w:tcMar>
+              <w:top w:w="100" w:type="dxa"/>
+              <w:bottom w:w="100" w:type="dxa"/>
+              <w:left w:w="120" w:type="dxa"/>
+              <w:right w:w="120" w:type="dxa"/>
+            </w:tcMar>
+            <w:tcBorders>
+              <w:top w:val="single" w:sz="4" w:space="0" w:color="CCCCCC"/>
+              <w:bottom w:val="single" w:sz="4" w:space="0" w:color="CCCCCC"/>
+              <w:left w:val="single" w:sz="4" w:space="0" w:color="CCCCCC"/>
+              <w:right w:val="single" w:sz="4" w:space="0" w:color="CCCCCC"/>
+            </w:tcBorders>
+          </w:tcPr>
+          <w:p>
+            <w:pPr>
+              <w:spacing w:before="60" w:after="60" w:line="252" w:lineRule="auto"/>
+              <w:jc w:val="left"/>
+            </w:pPr>
+            <w:r/>
+            <w:r>
+              <w:rPr>
+                <w:b/>
+              </w:rPr>
+              <w:t>-0.25</w:t>
+            </w:r>
+          </w:p>
+        </w:tc>
+        <w:tc>
+          <w:tcPr>
+            <w:tcW w:type="dxa" w:w="1440"/>
+            <w:shd w:fill="FFFFFF"/>
+            <w:tcMar>
+              <w:top w:w="100" w:type="dxa"/>
+              <w:bottom w:w="100" w:type="dxa"/>
+              <w:left w:w="120" w:type="dxa"/>
+              <w:right w:w="120" w:type="dxa"/>
+            </w:tcMar>
+            <w:tcBorders>
+              <w:top w:val="single" w:sz="4" w:space="0" w:color="CCCCCC"/>
+              <w:bottom w:val="single" w:sz="4" w:space="0" w:color="CCCCCC"/>
+              <w:left w:val="single" w:sz="4" w:space="0" w:color="CCCCCC"/>
+              <w:right w:val="single" w:sz="4" w:space="0" w:color="CCCCCC"/>
+            </w:tcBorders>
+          </w:tcPr>
+          <w:p>
+            <w:pPr>
+              <w:spacing w:before="60" w:after="60" w:line="252" w:lineRule="auto"/>
+              <w:jc w:val="left"/>
+            </w:pPr>
+            <w:r/>
+            <w:r>
+              <w:t>BEAR</w:t>
+            </w:r>
+          </w:p>
+        </w:tc>
+      </w:tr>
+      <w:tr>
+        <w:tc>
+          <w:tcPr>
+            <w:tcW w:type="dxa" w:w="1584"/>
+            <w:shd w:fill="F8FAFC"/>
+            <w:tcMar>
+              <w:top w:w="100" w:type="dxa"/>
+              <w:bottom w:w="100" w:type="dxa"/>
+              <w:left w:w="120" w:type="dxa"/>
+              <w:right w:w="120" w:type="dxa"/>
+            </w:tcMar>
+            <w:tcBorders>
+              <w:top w:val="single" w:sz="4" w:space="0" w:color="CCCCCC"/>
+              <w:bottom w:val="single" w:sz="4" w:space="0" w:color="CCCCCC"/>
+              <w:left w:val="single" w:sz="4" w:space="0" w:color="CCCCCC"/>
+              <w:right w:val="single" w:sz="4" w:space="0" w:color="CCCCCC"/>
+            </w:tcBorders>
+          </w:tcPr>
+          <w:p>
+            <w:pPr>
+              <w:spacing w:before="60" w:after="60" w:line="252" w:lineRule="auto"/>
+              <w:jc w:val="left"/>
+            </w:pPr>
+            <w:r/>
+            <w:r>
+              <w:rPr>
+                <w:b/>
+              </w:rPr>
+              <w:t>Fri 25/09</w:t>
+            </w:r>
+          </w:p>
+        </w:tc>
+        <w:tc>
+          <w:tcPr>
+            <w:tcW w:type="dxa" w:w="864"/>
+            <w:shd w:fill="F8FAFC"/>
+            <w:tcMar>
+              <w:top w:w="100" w:type="dxa"/>
+              <w:bottom w:w="100" w:type="dxa"/>
+              <w:left w:w="120" w:type="dxa"/>
+              <w:right w:w="120" w:type="dxa"/>
+            </w:tcMar>
+            <w:tcBorders>
+              <w:top w:val="single" w:sz="4" w:space="0" w:color="CCCCCC"/>
+              <w:bottom w:val="single" w:sz="4" w:space="0" w:color="CCCCCC"/>
+              <w:left w:val="single" w:sz="4" w:space="0" w:color="CCCCCC"/>
+              <w:right w:val="single" w:sz="4" w:space="0" w:color="CCCCCC"/>
+            </w:tcBorders>
+          </w:tcPr>
+          <w:p>
+            <w:pPr>
+              <w:spacing w:before="60" w:after="60" w:line="252" w:lineRule="auto"/>
+              <w:jc w:val="left"/>
+            </w:pPr>
+            <w:r/>
+            <w:r>
+              <w:t>London 15-19</w:t>
+            </w:r>
+          </w:p>
+        </w:tc>
+        <w:tc>
+          <w:tcPr>
+            <w:tcW w:type="dxa" w:w="1440"/>
+            <w:shd w:fill="F8FAFC"/>
+            <w:tcMar>
+              <w:top w:w="100" w:type="dxa"/>
+              <w:bottom w:w="100" w:type="dxa"/>
+              <w:left w:w="120" w:type="dxa"/>
+              <w:right w:w="120" w:type="dxa"/>
+            </w:tcMar>
+            <w:tcBorders>
+              <w:top w:val="single" w:sz="4" w:space="0" w:color="CCCCCC"/>
+              <w:bottom w:val="single" w:sz="4" w:space="0" w:color="CCCCCC"/>
+              <w:left w:val="single" w:sz="4" w:space="0" w:color="CCCCCC"/>
+              <w:right w:val="single" w:sz="4" w:space="0" w:color="CCCCCC"/>
+            </w:tcBorders>
+          </w:tcPr>
+          <w:p>
+            <w:pPr>
+              <w:spacing w:before="60" w:after="60" w:line="252" w:lineRule="auto"/>
+              <w:jc w:val="left"/>
+            </w:pPr>
+            <w:r/>
+            <w:r>
+              <w:t>543.25</w:t>
+            </w:r>
+          </w:p>
+        </w:tc>
+        <w:tc>
+          <w:tcPr>
+            <w:tcW w:type="dxa" w:w="2016"/>
+            <w:shd w:fill="F8FAFC"/>
+            <w:tcMar>
+              <w:top w:w="100" w:type="dxa"/>
+              <w:bottom w:w="100" w:type="dxa"/>
+              <w:left w:w="120" w:type="dxa"/>
+              <w:right w:w="120" w:type="dxa"/>
+            </w:tcMar>
+            <w:tcBorders>
+              <w:top w:val="single" w:sz="4" w:space="0" w:color="CCCCCC"/>
+              <w:bottom w:val="single" w:sz="4" w:space="0" w:color="CCCCCC"/>
+              <w:left w:val="single" w:sz="4" w:space="0" w:color="CCCCCC"/>
+              <w:right w:val="single" w:sz="4" w:space="0" w:color="CCCCCC"/>
+            </w:tcBorders>
+          </w:tcPr>
+          <w:p>
+            <w:pPr>
+              <w:spacing w:before="60" w:after="60" w:line="252" w:lineRule="auto"/>
+              <w:jc w:val="left"/>
+            </w:pPr>
+            <w:r/>
+            <w:r>
+              <w:t>546.25</w:t>
+            </w:r>
+          </w:p>
+        </w:tc>
+        <w:tc>
+          <w:tcPr>
+            <w:tcW w:type="dxa" w:w="1152"/>
+            <w:shd w:fill="F8FAFC"/>
+            <w:tcMar>
+              <w:top w:w="100" w:type="dxa"/>
+              <w:bottom w:w="100" w:type="dxa"/>
+              <w:left w:w="120" w:type="dxa"/>
+              <w:right w:w="120" w:type="dxa"/>
+            </w:tcMar>
+            <w:tcBorders>
+              <w:top w:val="single" w:sz="4" w:space="0" w:color="CCCCCC"/>
+              <w:bottom w:val="single" w:sz="4" w:space="0" w:color="CCCCCC"/>
+              <w:left w:val="single" w:sz="4" w:space="0" w:color="CCCCCC"/>
+              <w:right w:val="single" w:sz="4" w:space="0" w:color="CCCCCC"/>
+            </w:tcBorders>
+          </w:tcPr>
+          <w:p>
+            <w:pPr>
+              <w:spacing w:before="60" w:after="60" w:line="252" w:lineRule="auto"/>
+              <w:jc w:val="left"/>
+            </w:pPr>
+            <w:r/>
+            <w:r>
+              <w:t>540.50</w:t>
+            </w:r>
+          </w:p>
+        </w:tc>
+        <w:tc>
+          <w:tcPr>
+            <w:tcW w:type="dxa" w:w="1728"/>
+            <w:shd w:fill="F8FAFC"/>
+            <w:tcMar>
+              <w:top w:w="100" w:type="dxa"/>
+              <w:bottom w:w="100" w:type="dxa"/>
+              <w:left w:w="120" w:type="dxa"/>
+              <w:right w:w="120" w:type="dxa"/>
+            </w:tcMar>
+            <w:tcBorders>
+              <w:top w:val="single" w:sz="4" w:space="0" w:color="CCCCCC"/>
+              <w:bottom w:val="single" w:sz="4" w:space="0" w:color="CCCCCC"/>
+              <w:left w:val="single" w:sz="4" w:space="0" w:color="CCCCCC"/>
+              <w:right w:val="single" w:sz="4" w:space="0" w:color="CCCCCC"/>
+            </w:tcBorders>
+          </w:tcPr>
+          <w:p>
+            <w:pPr>
+              <w:spacing w:before="60" w:after="60" w:line="252" w:lineRule="auto"/>
+              <w:jc w:val="left"/>
+            </w:pPr>
+            <w:r/>
+            <w:r>
+              <w:rPr>
+                <w:b/>
+              </w:rPr>
+              <w:t>543.50</w:t>
+            </w:r>
+          </w:p>
+        </w:tc>
+        <w:tc>
+          <w:tcPr>
+            <w:tcW w:type="dxa" w:w="3456"/>
+            <w:shd w:fill="F8FAFC"/>
+            <w:tcMar>
+              <w:top w:w="100" w:type="dxa"/>
+              <w:bottom w:w="100" w:type="dxa"/>
+              <w:left w:w="120" w:type="dxa"/>
+              <w:right w:w="120" w:type="dxa"/>
+            </w:tcMar>
+            <w:tcBorders>
+              <w:top w:val="single" w:sz="4" w:space="0" w:color="CCCCCC"/>
+              <w:bottom w:val="single" w:sz="4" w:space="0" w:color="CCCCCC"/>
+              <w:left w:val="single" w:sz="4" w:space="0" w:color="CCCCCC"/>
+              <w:right w:val="single" w:sz="4" w:space="0" w:color="CCCCCC"/>
+            </w:tcBorders>
+          </w:tcPr>
+          <w:p>
+            <w:pPr>
+              <w:spacing w:before="60" w:after="60" w:line="252" w:lineRule="auto"/>
+              <w:jc w:val="left"/>
+            </w:pPr>
+            <w:r/>
+            <w:r>
+              <w:rPr>
+                <w:b/>
+              </w:rPr>
+              <w:t>+0.25</w:t>
+            </w:r>
+          </w:p>
+        </w:tc>
+        <w:tc>
+          <w:tcPr>
+            <w:tcW w:type="dxa" w:w="1440"/>
+            <w:shd w:fill="F8FAFC"/>
+            <w:tcMar>
+              <w:top w:w="100" w:type="dxa"/>
+              <w:bottom w:w="100" w:type="dxa"/>
+              <w:left w:w="120" w:type="dxa"/>
+              <w:right w:w="120" w:type="dxa"/>
+            </w:tcMar>
+            <w:tcBorders>
+              <w:top w:val="single" w:sz="4" w:space="0" w:color="CCCCCC"/>
+              <w:bottom w:val="single" w:sz="4" w:space="0" w:color="CCCCCC"/>
+              <w:left w:val="single" w:sz="4" w:space="0" w:color="CCCCCC"/>
+              <w:right w:val="single" w:sz="4" w:space="0" w:color="CCCCCC"/>
+            </w:tcBorders>
+          </w:tcPr>
+          <w:p>
+            <w:pPr>
+              <w:spacing w:before="60" w:after="60" w:line="252" w:lineRule="auto"/>
+              <w:jc w:val="left"/>
+            </w:pPr>
+            <w:r/>
+            <w:r>
+              <w:t>BULL</w:t>
+            </w:r>
+          </w:p>
+        </w:tc>
+      </w:tr>
+      <w:tr>
+        <w:tc>
+          <w:tcPr>
+            <w:tcW w:type="dxa" w:w="1584"/>
+            <w:shd w:fill="FFFFFF"/>
+            <w:tcMar>
+              <w:top w:w="100" w:type="dxa"/>
+              <w:bottom w:w="100" w:type="dxa"/>
+              <w:left w:w="120" w:type="dxa"/>
+              <w:right w:w="120" w:type="dxa"/>
+            </w:tcMar>
+            <w:tcBorders>
+              <w:top w:val="single" w:sz="4" w:space="0" w:color="CCCCCC"/>
+              <w:bottom w:val="single" w:sz="4" w:space="0" w:color="CCCCCC"/>
+              <w:left w:val="single" w:sz="4" w:space="0" w:color="CCCCCC"/>
+              <w:right w:val="single" w:sz="4" w:space="0" w:color="CCCCCC"/>
+            </w:tcBorders>
+          </w:tcPr>
+          <w:p>
+            <w:pPr>
+              <w:spacing w:before="60" w:after="60" w:line="252" w:lineRule="auto"/>
+              <w:jc w:val="left"/>
+            </w:pPr>
+            <w:r/>
+            <w:r>
+              <w:rPr>
+                <w:b/>
+              </w:rPr>
+              <w:t>Fri 25/09</w:t>
+            </w:r>
+          </w:p>
+        </w:tc>
+        <w:tc>
+          <w:tcPr>
+            <w:tcW w:type="dxa" w:w="864"/>
+            <w:shd w:fill="FFFFFF"/>
+            <w:tcMar>
+              <w:top w:w="100" w:type="dxa"/>
+              <w:bottom w:w="100" w:type="dxa"/>
+              <w:left w:w="120" w:type="dxa"/>
+              <w:right w:w="120" w:type="dxa"/>
+            </w:tcMar>
+            <w:tcBorders>
+              <w:top w:val="single" w:sz="4" w:space="0" w:color="CCCCCC"/>
+              <w:bottom w:val="single" w:sz="4" w:space="0" w:color="CCCCCC"/>
+              <w:left w:val="single" w:sz="4" w:space="0" w:color="CCCCCC"/>
+              <w:right w:val="single" w:sz="4" w:space="0" w:color="CCCCCC"/>
+            </w:tcBorders>
+          </w:tcPr>
+          <w:p>
+            <w:pPr>
+              <w:spacing w:before="60" w:after="60" w:line="252" w:lineRule="auto"/>
+              <w:jc w:val="left"/>
+            </w:pPr>
+            <w:r/>
+            <w:r>
+              <w:t>Pre-NY 19-21</w:t>
+            </w:r>
+          </w:p>
+        </w:tc>
+        <w:tc>
+          <w:tcPr>
+            <w:tcW w:type="dxa" w:w="1440"/>
+            <w:shd w:fill="FFFFFF"/>
+            <w:tcMar>
+              <w:top w:w="100" w:type="dxa"/>
+              <w:bottom w:w="100" w:type="dxa"/>
+              <w:left w:w="120" w:type="dxa"/>
+              <w:right w:w="120" w:type="dxa"/>
+            </w:tcMar>
+            <w:tcBorders>
+              <w:top w:val="single" w:sz="4" w:space="0" w:color="CCCCCC"/>
+              <w:bottom w:val="single" w:sz="4" w:space="0" w:color="CCCCCC"/>
+              <w:left w:val="single" w:sz="4" w:space="0" w:color="CCCCCC"/>
+              <w:right w:val="single" w:sz="4" w:space="0" w:color="CCCCCC"/>
+            </w:tcBorders>
+          </w:tcPr>
+          <w:p>
+            <w:pPr>
+              <w:spacing w:before="60" w:after="60" w:line="252" w:lineRule="auto"/>
+              <w:jc w:val="left"/>
+            </w:pPr>
+            <w:r/>
+            <w:r>
+              <w:t>543.50</w:t>
+            </w:r>
+          </w:p>
+        </w:tc>
+        <w:tc>
+          <w:tcPr>
+            <w:tcW w:type="dxa" w:w="2016"/>
+            <w:shd w:fill="FFFFFF"/>
+            <w:tcMar>
+              <w:top w:w="100" w:type="dxa"/>
+              <w:bottom w:w="100" w:type="dxa"/>
+              <w:left w:w="120" w:type="dxa"/>
+              <w:right w:w="120" w:type="dxa"/>
+            </w:tcMar>
+            <w:tcBorders>
+              <w:top w:val="single" w:sz="4" w:space="0" w:color="CCCCCC"/>
+              <w:bottom w:val="single" w:sz="4" w:space="0" w:color="CCCCCC"/>
+              <w:left w:val="single" w:sz="4" w:space="0" w:color="CCCCCC"/>
+              <w:right w:val="single" w:sz="4" w:space="0" w:color="CCCCCC"/>
+            </w:tcBorders>
+          </w:tcPr>
+          <w:p>
+            <w:pPr>
+              <w:spacing w:before="60" w:after="60" w:line="252" w:lineRule="auto"/>
+              <w:jc w:val="left"/>
+            </w:pPr>
+            <w:r/>
+            <w:r>
+              <w:t>546.50</w:t>
+            </w:r>
+          </w:p>
+        </w:tc>
+        <w:tc>
+          <w:tcPr>
+            <w:tcW w:type="dxa" w:w="1152"/>
+            <w:shd w:fill="FFFFFF"/>
+            <w:tcMar>
+              <w:top w:w="100" w:type="dxa"/>
+              <w:bottom w:w="100" w:type="dxa"/>
+              <w:left w:w="120" w:type="dxa"/>
+              <w:right w:w="120" w:type="dxa"/>
+            </w:tcMar>
+            <w:tcBorders>
+              <w:top w:val="single" w:sz="4" w:space="0" w:color="CCCCCC"/>
+              <w:bottom w:val="single" w:sz="4" w:space="0" w:color="CCCCCC"/>
+              <w:left w:val="single" w:sz="4" w:space="0" w:color="CCCCCC"/>
+              <w:right w:val="single" w:sz="4" w:space="0" w:color="CCCCCC"/>
+            </w:tcBorders>
+          </w:tcPr>
+          <w:p>
+            <w:pPr>
+              <w:spacing w:before="60" w:after="60" w:line="252" w:lineRule="auto"/>
+              <w:jc w:val="left"/>
+            </w:pPr>
+            <w:r/>
+            <w:r>
+              <w:t>540.75</w:t>
+            </w:r>
+          </w:p>
+        </w:tc>
+        <w:tc>
+          <w:tcPr>
+            <w:tcW w:type="dxa" w:w="1728"/>
+            <w:shd w:fill="FFFFFF"/>
+            <w:tcMar>
+              <w:top w:w="100" w:type="dxa"/>
+              <w:bottom w:w="100" w:type="dxa"/>
+              <w:left w:w="120" w:type="dxa"/>
+              <w:right w:w="120" w:type="dxa"/>
+            </w:tcMar>
+            <w:tcBorders>
+              <w:top w:val="single" w:sz="4" w:space="0" w:color="CCCCCC"/>
+              <w:bottom w:val="single" w:sz="4" w:space="0" w:color="CCCCCC"/>
+              <w:left w:val="single" w:sz="4" w:space="0" w:color="CCCCCC"/>
+              <w:right w:val="single" w:sz="4" w:space="0" w:color="CCCCCC"/>
+            </w:tcBorders>
+          </w:tcPr>
+          <w:p>
+            <w:pPr>
+              <w:spacing w:before="60" w:after="60" w:line="252" w:lineRule="auto"/>
+              <w:jc w:val="left"/>
+            </w:pPr>
+            <w:r/>
+            <w:r>
+              <w:rPr>
+                <w:b/>
+              </w:rPr>
+              <w:t>543.50</w:t>
+            </w:r>
+          </w:p>
+        </w:tc>
+        <w:tc>
+          <w:tcPr>
+            <w:tcW w:type="dxa" w:w="3456"/>
+            <w:shd w:fill="FFFFFF"/>
+            <w:tcMar>
+              <w:top w:w="100" w:type="dxa"/>
+              <w:bottom w:w="100" w:type="dxa"/>
+              <w:left w:w="120" w:type="dxa"/>
+              <w:right w:w="120" w:type="dxa"/>
+            </w:tcMar>
+            <w:tcBorders>
+              <w:top w:val="single" w:sz="4" w:space="0" w:color="CCCCCC"/>
+              <w:bottom w:val="single" w:sz="4" w:space="0" w:color="CCCCCC"/>
+              <w:left w:val="single" w:sz="4" w:space="0" w:color="CCCCCC"/>
+              <w:right w:val="single" w:sz="4" w:space="0" w:color="CCCCCC"/>
+            </w:tcBorders>
+          </w:tcPr>
+          <w:p>
+            <w:pPr>
+              <w:spacing w:before="60" w:after="60" w:line="252" w:lineRule="auto"/>
+              <w:jc w:val="left"/>
+            </w:pPr>
+            <w:r/>
+            <w:r>
+              <w:rPr>
+                <w:b/>
+              </w:rPr>
+              <w:t>+0.00</w:t>
+            </w:r>
+          </w:p>
+        </w:tc>
+        <w:tc>
+          <w:tcPr>
+            <w:tcW w:type="dxa" w:w="1440"/>
+            <w:shd w:fill="FFFFFF"/>
+            <w:tcMar>
+              <w:top w:w="100" w:type="dxa"/>
+              <w:bottom w:w="100" w:type="dxa"/>
+              <w:left w:w="120" w:type="dxa"/>
+              <w:right w:w="120" w:type="dxa"/>
+            </w:tcMar>
+            <w:tcBorders>
+              <w:top w:val="single" w:sz="4" w:space="0" w:color="CCCCCC"/>
+              <w:bottom w:val="single" w:sz="4" w:space="0" w:color="CCCCCC"/>
+              <w:left w:val="single" w:sz="4" w:space="0" w:color="CCCCCC"/>
+              <w:right w:val="single" w:sz="4" w:space="0" w:color="CCCCCC"/>
+            </w:tcBorders>
+          </w:tcPr>
+          <w:p>
+            <w:pPr>
+              <w:spacing w:before="60" w:after="60" w:line="252" w:lineRule="auto"/>
+              <w:jc w:val="left"/>
+            </w:pPr>
+            <w:r/>
+            <w:r>
+              <w:t>BEAR</w:t>
+            </w:r>
+          </w:p>
+        </w:tc>
+      </w:tr>
+      <w:tr>
+        <w:tc>
+          <w:tcPr>
+            <w:tcW w:type="dxa" w:w="1584"/>
+            <w:shd w:fill="F8FAFC"/>
+            <w:tcMar>
+              <w:top w:w="100" w:type="dxa"/>
+              <w:bottom w:w="100" w:type="dxa"/>
+              <w:left w:w="120" w:type="dxa"/>
+              <w:right w:w="120" w:type="dxa"/>
+            </w:tcMar>
+            <w:tcBorders>
+              <w:top w:val="single" w:sz="4" w:space="0" w:color="CCCCCC"/>
+              <w:bottom w:val="single" w:sz="4" w:space="0" w:color="CCCCCC"/>
+              <w:left w:val="single" w:sz="4" w:space="0" w:color="CCCCCC"/>
+              <w:right w:val="single" w:sz="4" w:space="0" w:color="CCCCCC"/>
+            </w:tcBorders>
+          </w:tcPr>
+          <w:p>
+            <w:pPr>
+              <w:spacing w:before="60" w:after="60" w:line="252" w:lineRule="auto"/>
+              <w:jc w:val="left"/>
+            </w:pPr>
+            <w:r/>
+            <w:r>
+              <w:rPr>
+                <w:b/>
+              </w:rPr>
+              <w:t>Fri 25/09</w:t>
+            </w:r>
+          </w:p>
+        </w:tc>
+        <w:tc>
+          <w:tcPr>
+            <w:tcW w:type="dxa" w:w="864"/>
+            <w:shd w:fill="F8FAFC"/>
+            <w:tcMar>
+              <w:top w:w="100" w:type="dxa"/>
+              <w:bottom w:w="100" w:type="dxa"/>
+              <w:left w:w="120" w:type="dxa"/>
+              <w:right w:w="120" w:type="dxa"/>
+            </w:tcMar>
+            <w:tcBorders>
+              <w:top w:val="single" w:sz="4" w:space="0" w:color="CCCCCC"/>
+              <w:bottom w:val="single" w:sz="4" w:space="0" w:color="CCCCCC"/>
+              <w:left w:val="single" w:sz="4" w:space="0" w:color="CCCCCC"/>
+              <w:right w:val="single" w:sz="4" w:space="0" w:color="CCCCCC"/>
+            </w:tcBorders>
+          </w:tcPr>
+          <w:p>
+            <w:pPr>
+              <w:spacing w:before="60" w:after="60" w:line="252" w:lineRule="auto"/>
+              <w:jc w:val="left"/>
+            </w:pPr>
+            <w:r/>
+            <w:r>
+              <w:t>NY Open 21-23</w:t>
+            </w:r>
+          </w:p>
+        </w:tc>
+        <w:tc>
+          <w:tcPr>
+            <w:tcW w:type="dxa" w:w="1440"/>
+            <w:shd w:fill="F8FAFC"/>
+            <w:tcMar>
+              <w:top w:w="100" w:type="dxa"/>
+              <w:bottom w:w="100" w:type="dxa"/>
+              <w:left w:w="120" w:type="dxa"/>
+              <w:right w:w="120" w:type="dxa"/>
+            </w:tcMar>
+            <w:tcBorders>
+              <w:top w:val="single" w:sz="4" w:space="0" w:color="CCCCCC"/>
+              <w:bottom w:val="single" w:sz="4" w:space="0" w:color="CCCCCC"/>
+              <w:left w:val="single" w:sz="4" w:space="0" w:color="CCCCCC"/>
+              <w:right w:val="single" w:sz="4" w:space="0" w:color="CCCCCC"/>
+            </w:tcBorders>
+          </w:tcPr>
+          <w:p>
+            <w:pPr>
+              <w:spacing w:before="60" w:after="60" w:line="252" w:lineRule="auto"/>
+              <w:jc w:val="left"/>
+            </w:pPr>
+            <w:r/>
+            <w:r>
+              <w:t>543.50</w:t>
+            </w:r>
+          </w:p>
+        </w:tc>
+        <w:tc>
+          <w:tcPr>
+            <w:tcW w:type="dxa" w:w="2016"/>
+            <w:shd w:fill="F8FAFC"/>
+            <w:tcMar>
+              <w:top w:w="100" w:type="dxa"/>
+              <w:bottom w:w="100" w:type="dxa"/>
+              <w:left w:w="120" w:type="dxa"/>
+              <w:right w:w="120" w:type="dxa"/>
+            </w:tcMar>
+            <w:tcBorders>
+              <w:top w:val="single" w:sz="4" w:space="0" w:color="CCCCCC"/>
+              <w:bottom w:val="single" w:sz="4" w:space="0" w:color="CCCCCC"/>
+              <w:left w:val="single" w:sz="4" w:space="0" w:color="CCCCCC"/>
+              <w:right w:val="single" w:sz="4" w:space="0" w:color="CCCCCC"/>
+            </w:tcBorders>
+          </w:tcPr>
+          <w:p>
+            <w:pPr>
+              <w:spacing w:before="60" w:after="60" w:line="252" w:lineRule="auto"/>
+              <w:jc w:val="left"/>
+            </w:pPr>
+            <w:r/>
+            <w:r>
+              <w:t>547.50</w:t>
+            </w:r>
+          </w:p>
+        </w:tc>
+        <w:tc>
+          <w:tcPr>
+            <w:tcW w:type="dxa" w:w="1152"/>
+            <w:shd w:fill="F8FAFC"/>
+            <w:tcMar>
+              <w:top w:w="100" w:type="dxa"/>
+              <w:bottom w:w="100" w:type="dxa"/>
+              <w:left w:w="120" w:type="dxa"/>
+              <w:right w:w="120" w:type="dxa"/>
+            </w:tcMar>
+            <w:tcBorders>
+              <w:top w:val="single" w:sz="4" w:space="0" w:color="CCCCCC"/>
+              <w:bottom w:val="single" w:sz="4" w:space="0" w:color="CCCCCC"/>
+              <w:left w:val="single" w:sz="4" w:space="0" w:color="CCCCCC"/>
+              <w:right w:val="single" w:sz="4" w:space="0" w:color="CCCCCC"/>
+            </w:tcBorders>
+          </w:tcPr>
+          <w:p>
+            <w:pPr>
+              <w:spacing w:before="60" w:after="60" w:line="252" w:lineRule="auto"/>
+              <w:jc w:val="left"/>
+            </w:pPr>
+            <w:r/>
+            <w:r>
+              <w:t>540.00</w:t>
+            </w:r>
+          </w:p>
+        </w:tc>
+        <w:tc>
+          <w:tcPr>
+            <w:tcW w:type="dxa" w:w="1728"/>
+            <w:shd w:fill="F8FAFC"/>
+            <w:tcMar>
+              <w:top w:w="100" w:type="dxa"/>
+              <w:bottom w:w="100" w:type="dxa"/>
+              <w:left w:w="120" w:type="dxa"/>
+              <w:right w:w="120" w:type="dxa"/>
+            </w:tcMar>
+            <w:tcBorders>
+              <w:top w:val="single" w:sz="4" w:space="0" w:color="CCCCCC"/>
+              <w:bottom w:val="single" w:sz="4" w:space="0" w:color="CCCCCC"/>
+              <w:left w:val="single" w:sz="4" w:space="0" w:color="CCCCCC"/>
+              <w:right w:val="single" w:sz="4" w:space="0" w:color="CCCCCC"/>
+            </w:tcBorders>
+          </w:tcPr>
+          <w:p>
+            <w:pPr>
+              <w:spacing w:before="60" w:after="60" w:line="252" w:lineRule="auto"/>
+              <w:jc w:val="left"/>
+            </w:pPr>
+            <w:r/>
+            <w:r>
+              <w:rPr>
+                <w:b/>
+              </w:rPr>
+              <w:t>544.00</w:t>
             </w:r>
           </w:p>
         </w:tc>
@@ -17635,7 +20925,7 @@
               <w:rPr>
                 <w:b/>
               </w:rPr>
-              <w:t>Wed 23/09</w:t>
+              <w:t>Fri 25/09</w:t>
             </w:r>
           </w:p>
         </w:tc>
@@ -17663,7 +20953,7 @@
             </w:pPr>
             <w:r/>
             <w:r>
-              <w:t>Pre-NY 19-21</w:t>
+              <w:t>NY Close 23-01</w:t>
             </w:r>
           </w:p>
         </w:tc>
@@ -17691,7 +20981,7 @@
             </w:pPr>
             <w:r/>
             <w:r>
-              <w:t>539.00</w:t>
+              <w:t>544.00</w:t>
             </w:r>
           </w:p>
         </w:tc>
@@ -17719,7 +21009,7 @@
             </w:pPr>
             <w:r/>
             <w:r>
-              <w:t>543.75</w:t>
+              <w:t>548.00</w:t>
             </w:r>
           </w:p>
         </w:tc>
@@ -17747,7 +21037,7 @@
             </w:pPr>
             <w:r/>
             <w:r>
-              <w:t>532.00</w:t>
+              <w:t>542.25</w:t>
             </w:r>
           </w:p>
         </w:tc>
@@ -17755,3061 +21045,6 @@
           <w:tcPr>
             <w:tcW w:type="dxa" w:w="1728"/>
             <w:shd w:fill="FFFFFF"/>
-            <w:tcMar>
-              <w:top w:w="100" w:type="dxa"/>
-              <w:bottom w:w="100" w:type="dxa"/>
-              <w:left w:w="120" w:type="dxa"/>
-              <w:right w:w="120" w:type="dxa"/>
-            </w:tcMar>
-            <w:tcBorders>
-              <w:top w:val="single" w:sz="4" w:space="0" w:color="CCCCCC"/>
-              <w:bottom w:val="single" w:sz="4" w:space="0" w:color="CCCCCC"/>
-              <w:left w:val="single" w:sz="4" w:space="0" w:color="CCCCCC"/>
-              <w:right w:val="single" w:sz="4" w:space="0" w:color="CCCCCC"/>
-            </w:tcBorders>
-          </w:tcPr>
-          <w:p>
-            <w:pPr>
-              <w:spacing w:before="60" w:after="60" w:line="252" w:lineRule="auto"/>
-              <w:jc w:val="left"/>
-            </w:pPr>
-            <w:r/>
-            <w:r>
-              <w:rPr>
-                <w:b/>
-              </w:rPr>
-              <w:t>541.00</w:t>
-            </w:r>
-          </w:p>
-        </w:tc>
-        <w:tc>
-          <w:tcPr>
-            <w:tcW w:type="dxa" w:w="3456"/>
-            <w:shd w:fill="FFFFFF"/>
-            <w:tcMar>
-              <w:top w:w="100" w:type="dxa"/>
-              <w:bottom w:w="100" w:type="dxa"/>
-              <w:left w:w="120" w:type="dxa"/>
-              <w:right w:w="120" w:type="dxa"/>
-            </w:tcMar>
-            <w:tcBorders>
-              <w:top w:val="single" w:sz="4" w:space="0" w:color="CCCCCC"/>
-              <w:bottom w:val="single" w:sz="4" w:space="0" w:color="CCCCCC"/>
-              <w:left w:val="single" w:sz="4" w:space="0" w:color="CCCCCC"/>
-              <w:right w:val="single" w:sz="4" w:space="0" w:color="CCCCCC"/>
-            </w:tcBorders>
-          </w:tcPr>
-          <w:p>
-            <w:pPr>
-              <w:spacing w:before="60" w:after="60" w:line="252" w:lineRule="auto"/>
-              <w:jc w:val="left"/>
-            </w:pPr>
-            <w:r/>
-            <w:r>
-              <w:rPr>
-                <w:b/>
-              </w:rPr>
-              <w:t>+2.00</w:t>
-            </w:r>
-          </w:p>
-        </w:tc>
-        <w:tc>
-          <w:tcPr>
-            <w:tcW w:type="dxa" w:w="1440"/>
-            <w:shd w:fill="FFFFFF"/>
-            <w:tcMar>
-              <w:top w:w="100" w:type="dxa"/>
-              <w:bottom w:w="100" w:type="dxa"/>
-              <w:left w:w="120" w:type="dxa"/>
-              <w:right w:w="120" w:type="dxa"/>
-            </w:tcMar>
-            <w:tcBorders>
-              <w:top w:val="single" w:sz="4" w:space="0" w:color="CCCCCC"/>
-              <w:bottom w:val="single" w:sz="4" w:space="0" w:color="CCCCCC"/>
-              <w:left w:val="single" w:sz="4" w:space="0" w:color="CCCCCC"/>
-              <w:right w:val="single" w:sz="4" w:space="0" w:color="CCCCCC"/>
-            </w:tcBorders>
-          </w:tcPr>
-          <w:p>
-            <w:pPr>
-              <w:spacing w:before="60" w:after="60" w:line="252" w:lineRule="auto"/>
-              <w:jc w:val="left"/>
-            </w:pPr>
-            <w:r/>
-            <w:r>
-              <w:t>BULL</w:t>
-            </w:r>
-          </w:p>
-        </w:tc>
-      </w:tr>
-      <w:tr>
-        <w:tc>
-          <w:tcPr>
-            <w:tcW w:type="dxa" w:w="1584"/>
-            <w:shd w:fill="F8FAFC"/>
-            <w:tcMar>
-              <w:top w:w="100" w:type="dxa"/>
-              <w:bottom w:w="100" w:type="dxa"/>
-              <w:left w:w="120" w:type="dxa"/>
-              <w:right w:w="120" w:type="dxa"/>
-            </w:tcMar>
-            <w:tcBorders>
-              <w:top w:val="single" w:sz="4" w:space="0" w:color="CCCCCC"/>
-              <w:bottom w:val="single" w:sz="4" w:space="0" w:color="CCCCCC"/>
-              <w:left w:val="single" w:sz="4" w:space="0" w:color="CCCCCC"/>
-              <w:right w:val="single" w:sz="4" w:space="0" w:color="CCCCCC"/>
-            </w:tcBorders>
-          </w:tcPr>
-          <w:p>
-            <w:pPr>
-              <w:spacing w:before="60" w:after="60" w:line="252" w:lineRule="auto"/>
-              <w:jc w:val="left"/>
-            </w:pPr>
-            <w:r/>
-            <w:r>
-              <w:rPr>
-                <w:b/>
-              </w:rPr>
-              <w:t>Wed 23/09</w:t>
-            </w:r>
-          </w:p>
-        </w:tc>
-        <w:tc>
-          <w:tcPr>
-            <w:tcW w:type="dxa" w:w="864"/>
-            <w:shd w:fill="F8FAFC"/>
-            <w:tcMar>
-              <w:top w:w="100" w:type="dxa"/>
-              <w:bottom w:w="100" w:type="dxa"/>
-              <w:left w:w="120" w:type="dxa"/>
-              <w:right w:w="120" w:type="dxa"/>
-            </w:tcMar>
-            <w:tcBorders>
-              <w:top w:val="single" w:sz="4" w:space="0" w:color="CCCCCC"/>
-              <w:bottom w:val="single" w:sz="4" w:space="0" w:color="CCCCCC"/>
-              <w:left w:val="single" w:sz="4" w:space="0" w:color="CCCCCC"/>
-              <w:right w:val="single" w:sz="4" w:space="0" w:color="CCCCCC"/>
-            </w:tcBorders>
-          </w:tcPr>
-          <w:p>
-            <w:pPr>
-              <w:spacing w:before="60" w:after="60" w:line="252" w:lineRule="auto"/>
-              <w:jc w:val="left"/>
-            </w:pPr>
-            <w:r/>
-            <w:r>
-              <w:t>NY Open 21-23</w:t>
-            </w:r>
-          </w:p>
-        </w:tc>
-        <w:tc>
-          <w:tcPr>
-            <w:tcW w:type="dxa" w:w="1440"/>
-            <w:shd w:fill="F8FAFC"/>
-            <w:tcMar>
-              <w:top w:w="100" w:type="dxa"/>
-              <w:bottom w:w="100" w:type="dxa"/>
-              <w:left w:w="120" w:type="dxa"/>
-              <w:right w:w="120" w:type="dxa"/>
-            </w:tcMar>
-            <w:tcBorders>
-              <w:top w:val="single" w:sz="4" w:space="0" w:color="CCCCCC"/>
-              <w:bottom w:val="single" w:sz="4" w:space="0" w:color="CCCCCC"/>
-              <w:left w:val="single" w:sz="4" w:space="0" w:color="CCCCCC"/>
-              <w:right w:val="single" w:sz="4" w:space="0" w:color="CCCCCC"/>
-            </w:tcBorders>
-          </w:tcPr>
-          <w:p>
-            <w:pPr>
-              <w:spacing w:before="60" w:after="60" w:line="252" w:lineRule="auto"/>
-              <w:jc w:val="left"/>
-            </w:pPr>
-            <w:r/>
-            <w:r>
-              <w:t>541.00</w:t>
-            </w:r>
-          </w:p>
-        </w:tc>
-        <w:tc>
-          <w:tcPr>
-            <w:tcW w:type="dxa" w:w="2016"/>
-            <w:shd w:fill="F8FAFC"/>
-            <w:tcMar>
-              <w:top w:w="100" w:type="dxa"/>
-              <w:bottom w:w="100" w:type="dxa"/>
-              <w:left w:w="120" w:type="dxa"/>
-              <w:right w:w="120" w:type="dxa"/>
-            </w:tcMar>
-            <w:tcBorders>
-              <w:top w:val="single" w:sz="4" w:space="0" w:color="CCCCCC"/>
-              <w:bottom w:val="single" w:sz="4" w:space="0" w:color="CCCCCC"/>
-              <w:left w:val="single" w:sz="4" w:space="0" w:color="CCCCCC"/>
-              <w:right w:val="single" w:sz="4" w:space="0" w:color="CCCCCC"/>
-            </w:tcBorders>
-          </w:tcPr>
-          <w:p>
-            <w:pPr>
-              <w:spacing w:before="60" w:after="60" w:line="252" w:lineRule="auto"/>
-              <w:jc w:val="left"/>
-            </w:pPr>
-            <w:r/>
-            <w:r>
-              <w:t>549.00</w:t>
-            </w:r>
-          </w:p>
-        </w:tc>
-        <w:tc>
-          <w:tcPr>
-            <w:tcW w:type="dxa" w:w="1152"/>
-            <w:shd w:fill="F8FAFC"/>
-            <w:tcMar>
-              <w:top w:w="100" w:type="dxa"/>
-              <w:bottom w:w="100" w:type="dxa"/>
-              <w:left w:w="120" w:type="dxa"/>
-              <w:right w:w="120" w:type="dxa"/>
-            </w:tcMar>
-            <w:tcBorders>
-              <w:top w:val="single" w:sz="4" w:space="0" w:color="CCCCCC"/>
-              <w:bottom w:val="single" w:sz="4" w:space="0" w:color="CCCCCC"/>
-              <w:left w:val="single" w:sz="4" w:space="0" w:color="CCCCCC"/>
-              <w:right w:val="single" w:sz="4" w:space="0" w:color="CCCCCC"/>
-            </w:tcBorders>
-          </w:tcPr>
-          <w:p>
-            <w:pPr>
-              <w:spacing w:before="60" w:after="60" w:line="252" w:lineRule="auto"/>
-              <w:jc w:val="left"/>
-            </w:pPr>
-            <w:r/>
-            <w:r>
-              <w:t>534.00</w:t>
-            </w:r>
-          </w:p>
-        </w:tc>
-        <w:tc>
-          <w:tcPr>
-            <w:tcW w:type="dxa" w:w="1728"/>
-            <w:shd w:fill="F8FAFC"/>
-            <w:tcMar>
-              <w:top w:w="100" w:type="dxa"/>
-              <w:bottom w:w="100" w:type="dxa"/>
-              <w:left w:w="120" w:type="dxa"/>
-              <w:right w:w="120" w:type="dxa"/>
-            </w:tcMar>
-            <w:tcBorders>
-              <w:top w:val="single" w:sz="4" w:space="0" w:color="CCCCCC"/>
-              <w:bottom w:val="single" w:sz="4" w:space="0" w:color="CCCCCC"/>
-              <w:left w:val="single" w:sz="4" w:space="0" w:color="CCCCCC"/>
-              <w:right w:val="single" w:sz="4" w:space="0" w:color="CCCCCC"/>
-            </w:tcBorders>
-          </w:tcPr>
-          <w:p>
-            <w:pPr>
-              <w:spacing w:before="60" w:after="60" w:line="252" w:lineRule="auto"/>
-              <w:jc w:val="left"/>
-            </w:pPr>
-            <w:r/>
-            <w:r>
-              <w:rPr>
-                <w:b/>
-              </w:rPr>
-              <w:t>542.50</w:t>
-            </w:r>
-          </w:p>
-        </w:tc>
-        <w:tc>
-          <w:tcPr>
-            <w:tcW w:type="dxa" w:w="3456"/>
-            <w:shd w:fill="F8FAFC"/>
-            <w:tcMar>
-              <w:top w:w="100" w:type="dxa"/>
-              <w:bottom w:w="100" w:type="dxa"/>
-              <w:left w:w="120" w:type="dxa"/>
-              <w:right w:w="120" w:type="dxa"/>
-            </w:tcMar>
-            <w:tcBorders>
-              <w:top w:val="single" w:sz="4" w:space="0" w:color="CCCCCC"/>
-              <w:bottom w:val="single" w:sz="4" w:space="0" w:color="CCCCCC"/>
-              <w:left w:val="single" w:sz="4" w:space="0" w:color="CCCCCC"/>
-              <w:right w:val="single" w:sz="4" w:space="0" w:color="CCCCCC"/>
-            </w:tcBorders>
-          </w:tcPr>
-          <w:p>
-            <w:pPr>
-              <w:spacing w:before="60" w:after="60" w:line="252" w:lineRule="auto"/>
-              <w:jc w:val="left"/>
-            </w:pPr>
-            <w:r/>
-            <w:r>
-              <w:rPr>
-                <w:b/>
-              </w:rPr>
-              <w:t>+1.50</w:t>
-            </w:r>
-          </w:p>
-        </w:tc>
-        <w:tc>
-          <w:tcPr>
-            <w:tcW w:type="dxa" w:w="1440"/>
-            <w:shd w:fill="F8FAFC"/>
-            <w:tcMar>
-              <w:top w:w="100" w:type="dxa"/>
-              <w:bottom w:w="100" w:type="dxa"/>
-              <w:left w:w="120" w:type="dxa"/>
-              <w:right w:w="120" w:type="dxa"/>
-            </w:tcMar>
-            <w:tcBorders>
-              <w:top w:val="single" w:sz="4" w:space="0" w:color="CCCCCC"/>
-              <w:bottom w:val="single" w:sz="4" w:space="0" w:color="CCCCCC"/>
-              <w:left w:val="single" w:sz="4" w:space="0" w:color="CCCCCC"/>
-              <w:right w:val="single" w:sz="4" w:space="0" w:color="CCCCCC"/>
-            </w:tcBorders>
-          </w:tcPr>
-          <w:p>
-            <w:pPr>
-              <w:spacing w:before="60" w:after="60" w:line="252" w:lineRule="auto"/>
-              <w:jc w:val="left"/>
-            </w:pPr>
-            <w:r/>
-            <w:r>
-              <w:t>BULL</w:t>
-            </w:r>
-          </w:p>
-        </w:tc>
-      </w:tr>
-      <w:tr>
-        <w:tc>
-          <w:tcPr>
-            <w:tcW w:type="dxa" w:w="1584"/>
-            <w:shd w:fill="FFFFFF"/>
-            <w:tcMar>
-              <w:top w:w="100" w:type="dxa"/>
-              <w:bottom w:w="100" w:type="dxa"/>
-              <w:left w:w="120" w:type="dxa"/>
-              <w:right w:w="120" w:type="dxa"/>
-            </w:tcMar>
-            <w:tcBorders>
-              <w:top w:val="single" w:sz="4" w:space="0" w:color="CCCCCC"/>
-              <w:bottom w:val="single" w:sz="4" w:space="0" w:color="CCCCCC"/>
-              <w:left w:val="single" w:sz="4" w:space="0" w:color="CCCCCC"/>
-              <w:right w:val="single" w:sz="4" w:space="0" w:color="CCCCCC"/>
-            </w:tcBorders>
-          </w:tcPr>
-          <w:p>
-            <w:pPr>
-              <w:spacing w:before="60" w:after="60" w:line="252" w:lineRule="auto"/>
-              <w:jc w:val="left"/>
-            </w:pPr>
-            <w:r/>
-            <w:r>
-              <w:rPr>
-                <w:b/>
-              </w:rPr>
-              <w:t>Wed 23/09</w:t>
-            </w:r>
-          </w:p>
-        </w:tc>
-        <w:tc>
-          <w:tcPr>
-            <w:tcW w:type="dxa" w:w="864"/>
-            <w:shd w:fill="FFFFFF"/>
-            <w:tcMar>
-              <w:top w:w="100" w:type="dxa"/>
-              <w:bottom w:w="100" w:type="dxa"/>
-              <w:left w:w="120" w:type="dxa"/>
-              <w:right w:w="120" w:type="dxa"/>
-            </w:tcMar>
-            <w:tcBorders>
-              <w:top w:val="single" w:sz="4" w:space="0" w:color="CCCCCC"/>
-              <w:bottom w:val="single" w:sz="4" w:space="0" w:color="CCCCCC"/>
-              <w:left w:val="single" w:sz="4" w:space="0" w:color="CCCCCC"/>
-              <w:right w:val="single" w:sz="4" w:space="0" w:color="CCCCCC"/>
-            </w:tcBorders>
-          </w:tcPr>
-          <w:p>
-            <w:pPr>
-              <w:spacing w:before="60" w:after="60" w:line="252" w:lineRule="auto"/>
-              <w:jc w:val="left"/>
-            </w:pPr>
-            <w:r/>
-            <w:r>
-              <w:t>NY Close 23-01</w:t>
-            </w:r>
-          </w:p>
-        </w:tc>
-        <w:tc>
-          <w:tcPr>
-            <w:tcW w:type="dxa" w:w="1440"/>
-            <w:shd w:fill="FFFFFF"/>
-            <w:tcMar>
-              <w:top w:w="100" w:type="dxa"/>
-              <w:bottom w:w="100" w:type="dxa"/>
-              <w:left w:w="120" w:type="dxa"/>
-              <w:right w:w="120" w:type="dxa"/>
-            </w:tcMar>
-            <w:tcBorders>
-              <w:top w:val="single" w:sz="4" w:space="0" w:color="CCCCCC"/>
-              <w:bottom w:val="single" w:sz="4" w:space="0" w:color="CCCCCC"/>
-              <w:left w:val="single" w:sz="4" w:space="0" w:color="CCCCCC"/>
-              <w:right w:val="single" w:sz="4" w:space="0" w:color="CCCCCC"/>
-            </w:tcBorders>
-          </w:tcPr>
-          <w:p>
-            <w:pPr>
-              <w:spacing w:before="60" w:after="60" w:line="252" w:lineRule="auto"/>
-              <w:jc w:val="left"/>
-            </w:pPr>
-            <w:r/>
-            <w:r>
-              <w:t>542.50</w:t>
-            </w:r>
-          </w:p>
-        </w:tc>
-        <w:tc>
-          <w:tcPr>
-            <w:tcW w:type="dxa" w:w="2016"/>
-            <w:shd w:fill="FFFFFF"/>
-            <w:tcMar>
-              <w:top w:w="100" w:type="dxa"/>
-              <w:bottom w:w="100" w:type="dxa"/>
-              <w:left w:w="120" w:type="dxa"/>
-              <w:right w:w="120" w:type="dxa"/>
-            </w:tcMar>
-            <w:tcBorders>
-              <w:top w:val="single" w:sz="4" w:space="0" w:color="CCCCCC"/>
-              <w:bottom w:val="single" w:sz="4" w:space="0" w:color="CCCCCC"/>
-              <w:left w:val="single" w:sz="4" w:space="0" w:color="CCCCCC"/>
-              <w:right w:val="single" w:sz="4" w:space="0" w:color="CCCCCC"/>
-            </w:tcBorders>
-          </w:tcPr>
-          <w:p>
-            <w:pPr>
-              <w:spacing w:before="60" w:after="60" w:line="252" w:lineRule="auto"/>
-              <w:jc w:val="left"/>
-            </w:pPr>
-            <w:r/>
-            <w:r>
-              <w:t>547.00</w:t>
-            </w:r>
-          </w:p>
-        </w:tc>
-        <w:tc>
-          <w:tcPr>
-            <w:tcW w:type="dxa" w:w="1152"/>
-            <w:shd w:fill="FFFFFF"/>
-            <w:tcMar>
-              <w:top w:w="100" w:type="dxa"/>
-              <w:bottom w:w="100" w:type="dxa"/>
-              <w:left w:w="120" w:type="dxa"/>
-              <w:right w:w="120" w:type="dxa"/>
-            </w:tcMar>
-            <w:tcBorders>
-              <w:top w:val="single" w:sz="4" w:space="0" w:color="CCCCCC"/>
-              <w:bottom w:val="single" w:sz="4" w:space="0" w:color="CCCCCC"/>
-              <w:left w:val="single" w:sz="4" w:space="0" w:color="CCCCCC"/>
-              <w:right w:val="single" w:sz="4" w:space="0" w:color="CCCCCC"/>
-            </w:tcBorders>
-          </w:tcPr>
-          <w:p>
-            <w:pPr>
-              <w:spacing w:before="60" w:after="60" w:line="252" w:lineRule="auto"/>
-              <w:jc w:val="left"/>
-            </w:pPr>
-            <w:r/>
-            <w:r>
-              <w:t>538.25</w:t>
-            </w:r>
-          </w:p>
-        </w:tc>
-        <w:tc>
-          <w:tcPr>
-            <w:tcW w:type="dxa" w:w="1728"/>
-            <w:shd w:fill="FFFFFF"/>
-            <w:tcMar>
-              <w:top w:w="100" w:type="dxa"/>
-              <w:bottom w:w="100" w:type="dxa"/>
-              <w:left w:w="120" w:type="dxa"/>
-              <w:right w:w="120" w:type="dxa"/>
-            </w:tcMar>
-            <w:tcBorders>
-              <w:top w:val="single" w:sz="4" w:space="0" w:color="CCCCCC"/>
-              <w:bottom w:val="single" w:sz="4" w:space="0" w:color="CCCCCC"/>
-              <w:left w:val="single" w:sz="4" w:space="0" w:color="CCCCCC"/>
-              <w:right w:val="single" w:sz="4" w:space="0" w:color="CCCCCC"/>
-            </w:tcBorders>
-          </w:tcPr>
-          <w:p>
-            <w:pPr>
-              <w:spacing w:before="60" w:after="60" w:line="252" w:lineRule="auto"/>
-              <w:jc w:val="left"/>
-            </w:pPr>
-            <w:r/>
-            <w:r>
-              <w:rPr>
-                <w:b/>
-              </w:rPr>
-              <w:t>542.00</w:t>
-            </w:r>
-          </w:p>
-        </w:tc>
-        <w:tc>
-          <w:tcPr>
-            <w:tcW w:type="dxa" w:w="3456"/>
-            <w:shd w:fill="FFFFFF"/>
-            <w:tcMar>
-              <w:top w:w="100" w:type="dxa"/>
-              <w:bottom w:w="100" w:type="dxa"/>
-              <w:left w:w="120" w:type="dxa"/>
-              <w:right w:w="120" w:type="dxa"/>
-            </w:tcMar>
-            <w:tcBorders>
-              <w:top w:val="single" w:sz="4" w:space="0" w:color="CCCCCC"/>
-              <w:bottom w:val="single" w:sz="4" w:space="0" w:color="CCCCCC"/>
-              <w:left w:val="single" w:sz="4" w:space="0" w:color="CCCCCC"/>
-              <w:right w:val="single" w:sz="4" w:space="0" w:color="CCCCCC"/>
-            </w:tcBorders>
-          </w:tcPr>
-          <w:p>
-            <w:pPr>
-              <w:spacing w:before="60" w:after="60" w:line="252" w:lineRule="auto"/>
-              <w:jc w:val="left"/>
-            </w:pPr>
-            <w:r/>
-            <w:r>
-              <w:rPr>
-                <w:b/>
-              </w:rPr>
-              <w:t>-0.50</w:t>
-            </w:r>
-          </w:p>
-        </w:tc>
-        <w:tc>
-          <w:tcPr>
-            <w:tcW w:type="dxa" w:w="1440"/>
-            <w:shd w:fill="FFFFFF"/>
-            <w:tcMar>
-              <w:top w:w="100" w:type="dxa"/>
-              <w:bottom w:w="100" w:type="dxa"/>
-              <w:left w:w="120" w:type="dxa"/>
-              <w:right w:w="120" w:type="dxa"/>
-            </w:tcMar>
-            <w:tcBorders>
-              <w:top w:val="single" w:sz="4" w:space="0" w:color="CCCCCC"/>
-              <w:bottom w:val="single" w:sz="4" w:space="0" w:color="CCCCCC"/>
-              <w:left w:val="single" w:sz="4" w:space="0" w:color="CCCCCC"/>
-              <w:right w:val="single" w:sz="4" w:space="0" w:color="CCCCCC"/>
-            </w:tcBorders>
-          </w:tcPr>
-          <w:p>
-            <w:pPr>
-              <w:spacing w:before="60" w:after="60" w:line="252" w:lineRule="auto"/>
-              <w:jc w:val="left"/>
-            </w:pPr>
-            <w:r/>
-            <w:r>
-              <w:t>BEAR</w:t>
-            </w:r>
-          </w:p>
-        </w:tc>
-      </w:tr>
-      <w:tr>
-        <w:tc>
-          <w:tcPr>
-            <w:tcW w:type="dxa" w:w="1584"/>
-            <w:shd w:fill="F8FAFC"/>
-            <w:tcMar>
-              <w:top w:w="100" w:type="dxa"/>
-              <w:bottom w:w="100" w:type="dxa"/>
-              <w:left w:w="120" w:type="dxa"/>
-              <w:right w:w="120" w:type="dxa"/>
-            </w:tcMar>
-            <w:tcBorders>
-              <w:top w:val="single" w:sz="4" w:space="0" w:color="CCCCCC"/>
-              <w:bottom w:val="single" w:sz="4" w:space="0" w:color="CCCCCC"/>
-              <w:left w:val="single" w:sz="4" w:space="0" w:color="CCCCCC"/>
-              <w:right w:val="single" w:sz="4" w:space="0" w:color="CCCCCC"/>
-            </w:tcBorders>
-          </w:tcPr>
-          <w:p>
-            <w:pPr>
-              <w:spacing w:before="60" w:after="60" w:line="252" w:lineRule="auto"/>
-              <w:jc w:val="left"/>
-            </w:pPr>
-            <w:r/>
-            <w:r>
-              <w:rPr>
-                <w:b/>
-              </w:rPr>
-              <w:t>Thu 24/09</w:t>
-            </w:r>
-          </w:p>
-        </w:tc>
-        <w:tc>
-          <w:tcPr>
-            <w:tcW w:type="dxa" w:w="864"/>
-            <w:shd w:fill="F8FAFC"/>
-            <w:tcMar>
-              <w:top w:w="100" w:type="dxa"/>
-              <w:bottom w:w="100" w:type="dxa"/>
-              <w:left w:w="120" w:type="dxa"/>
-              <w:right w:w="120" w:type="dxa"/>
-            </w:tcMar>
-            <w:tcBorders>
-              <w:top w:val="single" w:sz="4" w:space="0" w:color="CCCCCC"/>
-              <w:bottom w:val="single" w:sz="4" w:space="0" w:color="CCCCCC"/>
-              <w:left w:val="single" w:sz="4" w:space="0" w:color="CCCCCC"/>
-              <w:right w:val="single" w:sz="4" w:space="0" w:color="CCCCCC"/>
-            </w:tcBorders>
-          </w:tcPr>
-          <w:p>
-            <w:pPr>
-              <w:spacing w:before="60" w:after="60" w:line="252" w:lineRule="auto"/>
-              <w:jc w:val="left"/>
-            </w:pPr>
-            <w:r/>
-            <w:r>
-              <w:t>Asia 07-11</w:t>
-            </w:r>
-          </w:p>
-        </w:tc>
-        <w:tc>
-          <w:tcPr>
-            <w:tcW w:type="dxa" w:w="1440"/>
-            <w:shd w:fill="F8FAFC"/>
-            <w:tcMar>
-              <w:top w:w="100" w:type="dxa"/>
-              <w:bottom w:w="100" w:type="dxa"/>
-              <w:left w:w="120" w:type="dxa"/>
-              <w:right w:w="120" w:type="dxa"/>
-            </w:tcMar>
-            <w:tcBorders>
-              <w:top w:val="single" w:sz="4" w:space="0" w:color="CCCCCC"/>
-              <w:bottom w:val="single" w:sz="4" w:space="0" w:color="CCCCCC"/>
-              <w:left w:val="single" w:sz="4" w:space="0" w:color="CCCCCC"/>
-              <w:right w:val="single" w:sz="4" w:space="0" w:color="CCCCCC"/>
-            </w:tcBorders>
-          </w:tcPr>
-          <w:p>
-            <w:pPr>
-              <w:spacing w:before="60" w:after="60" w:line="252" w:lineRule="auto"/>
-              <w:jc w:val="left"/>
-            </w:pPr>
-            <w:r/>
-            <w:r>
-              <w:t>542.00</w:t>
-            </w:r>
-          </w:p>
-        </w:tc>
-        <w:tc>
-          <w:tcPr>
-            <w:tcW w:type="dxa" w:w="2016"/>
-            <w:shd w:fill="F8FAFC"/>
-            <w:tcMar>
-              <w:top w:w="100" w:type="dxa"/>
-              <w:bottom w:w="100" w:type="dxa"/>
-              <w:left w:w="120" w:type="dxa"/>
-              <w:right w:w="120" w:type="dxa"/>
-            </w:tcMar>
-            <w:tcBorders>
-              <w:top w:val="single" w:sz="4" w:space="0" w:color="CCCCCC"/>
-              <w:bottom w:val="single" w:sz="4" w:space="0" w:color="CCCCCC"/>
-              <w:left w:val="single" w:sz="4" w:space="0" w:color="CCCCCC"/>
-              <w:right w:val="single" w:sz="4" w:space="0" w:color="CCCCCC"/>
-            </w:tcBorders>
-          </w:tcPr>
-          <w:p>
-            <w:pPr>
-              <w:spacing w:before="60" w:after="60" w:line="252" w:lineRule="auto"/>
-              <w:jc w:val="left"/>
-            </w:pPr>
-            <w:r/>
-            <w:r>
-              <w:t>544.25</w:t>
-            </w:r>
-          </w:p>
-        </w:tc>
-        <w:tc>
-          <w:tcPr>
-            <w:tcW w:type="dxa" w:w="1152"/>
-            <w:shd w:fill="F8FAFC"/>
-            <w:tcMar>
-              <w:top w:w="100" w:type="dxa"/>
-              <w:bottom w:w="100" w:type="dxa"/>
-              <w:left w:w="120" w:type="dxa"/>
-              <w:right w:w="120" w:type="dxa"/>
-            </w:tcMar>
-            <w:tcBorders>
-              <w:top w:val="single" w:sz="4" w:space="0" w:color="CCCCCC"/>
-              <w:bottom w:val="single" w:sz="4" w:space="0" w:color="CCCCCC"/>
-              <w:left w:val="single" w:sz="4" w:space="0" w:color="CCCCCC"/>
-              <w:right w:val="single" w:sz="4" w:space="0" w:color="CCCCCC"/>
-            </w:tcBorders>
-          </w:tcPr>
-          <w:p>
-            <w:pPr>
-              <w:spacing w:before="60" w:after="60" w:line="252" w:lineRule="auto"/>
-              <w:jc w:val="left"/>
-            </w:pPr>
-            <w:r/>
-            <w:r>
-              <w:t>539.25</w:t>
-            </w:r>
-          </w:p>
-        </w:tc>
-        <w:tc>
-          <w:tcPr>
-            <w:tcW w:type="dxa" w:w="1728"/>
-            <w:shd w:fill="F8FAFC"/>
-            <w:tcMar>
-              <w:top w:w="100" w:type="dxa"/>
-              <w:bottom w:w="100" w:type="dxa"/>
-              <w:left w:w="120" w:type="dxa"/>
-              <w:right w:w="120" w:type="dxa"/>
-            </w:tcMar>
-            <w:tcBorders>
-              <w:top w:val="single" w:sz="4" w:space="0" w:color="CCCCCC"/>
-              <w:bottom w:val="single" w:sz="4" w:space="0" w:color="CCCCCC"/>
-              <w:left w:val="single" w:sz="4" w:space="0" w:color="CCCCCC"/>
-              <w:right w:val="single" w:sz="4" w:space="0" w:color="CCCCCC"/>
-            </w:tcBorders>
-          </w:tcPr>
-          <w:p>
-            <w:pPr>
-              <w:spacing w:before="60" w:after="60" w:line="252" w:lineRule="auto"/>
-              <w:jc w:val="left"/>
-            </w:pPr>
-            <w:r/>
-            <w:r>
-              <w:rPr>
-                <w:b/>
-              </w:rPr>
-              <w:t>541.75</w:t>
-            </w:r>
-          </w:p>
-        </w:tc>
-        <w:tc>
-          <w:tcPr>
-            <w:tcW w:type="dxa" w:w="3456"/>
-            <w:shd w:fill="F8FAFC"/>
-            <w:tcMar>
-              <w:top w:w="100" w:type="dxa"/>
-              <w:bottom w:w="100" w:type="dxa"/>
-              <w:left w:w="120" w:type="dxa"/>
-              <w:right w:w="120" w:type="dxa"/>
-            </w:tcMar>
-            <w:tcBorders>
-              <w:top w:val="single" w:sz="4" w:space="0" w:color="CCCCCC"/>
-              <w:bottom w:val="single" w:sz="4" w:space="0" w:color="CCCCCC"/>
-              <w:left w:val="single" w:sz="4" w:space="0" w:color="CCCCCC"/>
-              <w:right w:val="single" w:sz="4" w:space="0" w:color="CCCCCC"/>
-            </w:tcBorders>
-          </w:tcPr>
-          <w:p>
-            <w:pPr>
-              <w:spacing w:before="60" w:after="60" w:line="252" w:lineRule="auto"/>
-              <w:jc w:val="left"/>
-            </w:pPr>
-            <w:r/>
-            <w:r>
-              <w:rPr>
-                <w:b/>
-              </w:rPr>
-              <w:t>-0.25</w:t>
-            </w:r>
-          </w:p>
-        </w:tc>
-        <w:tc>
-          <w:tcPr>
-            <w:tcW w:type="dxa" w:w="1440"/>
-            <w:shd w:fill="F8FAFC"/>
-            <w:tcMar>
-              <w:top w:w="100" w:type="dxa"/>
-              <w:bottom w:w="100" w:type="dxa"/>
-              <w:left w:w="120" w:type="dxa"/>
-              <w:right w:w="120" w:type="dxa"/>
-            </w:tcMar>
-            <w:tcBorders>
-              <w:top w:val="single" w:sz="4" w:space="0" w:color="CCCCCC"/>
-              <w:bottom w:val="single" w:sz="4" w:space="0" w:color="CCCCCC"/>
-              <w:left w:val="single" w:sz="4" w:space="0" w:color="CCCCCC"/>
-              <w:right w:val="single" w:sz="4" w:space="0" w:color="CCCCCC"/>
-            </w:tcBorders>
-          </w:tcPr>
-          <w:p>
-            <w:pPr>
-              <w:spacing w:before="60" w:after="60" w:line="252" w:lineRule="auto"/>
-              <w:jc w:val="left"/>
-            </w:pPr>
-            <w:r/>
-            <w:r>
-              <w:t>BEAR</w:t>
-            </w:r>
-          </w:p>
-        </w:tc>
-      </w:tr>
-      <w:tr>
-        <w:tc>
-          <w:tcPr>
-            <w:tcW w:type="dxa" w:w="1584"/>
-            <w:shd w:fill="FFFFFF"/>
-            <w:tcMar>
-              <w:top w:w="100" w:type="dxa"/>
-              <w:bottom w:w="100" w:type="dxa"/>
-              <w:left w:w="120" w:type="dxa"/>
-              <w:right w:w="120" w:type="dxa"/>
-            </w:tcMar>
-            <w:tcBorders>
-              <w:top w:val="single" w:sz="4" w:space="0" w:color="CCCCCC"/>
-              <w:bottom w:val="single" w:sz="4" w:space="0" w:color="CCCCCC"/>
-              <w:left w:val="single" w:sz="4" w:space="0" w:color="CCCCCC"/>
-              <w:right w:val="single" w:sz="4" w:space="0" w:color="CCCCCC"/>
-            </w:tcBorders>
-          </w:tcPr>
-          <w:p>
-            <w:pPr>
-              <w:spacing w:before="60" w:after="60" w:line="252" w:lineRule="auto"/>
-              <w:jc w:val="left"/>
-            </w:pPr>
-            <w:r/>
-            <w:r>
-              <w:rPr>
-                <w:b/>
-              </w:rPr>
-              <w:t>Thu 24/09</w:t>
-            </w:r>
-          </w:p>
-        </w:tc>
-        <w:tc>
-          <w:tcPr>
-            <w:tcW w:type="dxa" w:w="864"/>
-            <w:shd w:fill="FFFFFF"/>
-            <w:tcMar>
-              <w:top w:w="100" w:type="dxa"/>
-              <w:bottom w:w="100" w:type="dxa"/>
-              <w:left w:w="120" w:type="dxa"/>
-              <w:right w:w="120" w:type="dxa"/>
-            </w:tcMar>
-            <w:tcBorders>
-              <w:top w:val="single" w:sz="4" w:space="0" w:color="CCCCCC"/>
-              <w:bottom w:val="single" w:sz="4" w:space="0" w:color="CCCCCC"/>
-              <w:left w:val="single" w:sz="4" w:space="0" w:color="CCCCCC"/>
-              <w:right w:val="single" w:sz="4" w:space="0" w:color="CCCCCC"/>
-            </w:tcBorders>
-          </w:tcPr>
-          <w:p>
-            <w:pPr>
-              <w:spacing w:before="60" w:after="60" w:line="252" w:lineRule="auto"/>
-              <w:jc w:val="left"/>
-            </w:pPr>
-            <w:r/>
-            <w:r>
-              <w:t>Asia 11-15</w:t>
-            </w:r>
-          </w:p>
-        </w:tc>
-        <w:tc>
-          <w:tcPr>
-            <w:tcW w:type="dxa" w:w="1440"/>
-            <w:shd w:fill="FFFFFF"/>
-            <w:tcMar>
-              <w:top w:w="100" w:type="dxa"/>
-              <w:bottom w:w="100" w:type="dxa"/>
-              <w:left w:w="120" w:type="dxa"/>
-              <w:right w:w="120" w:type="dxa"/>
-            </w:tcMar>
-            <w:tcBorders>
-              <w:top w:val="single" w:sz="4" w:space="0" w:color="CCCCCC"/>
-              <w:bottom w:val="single" w:sz="4" w:space="0" w:color="CCCCCC"/>
-              <w:left w:val="single" w:sz="4" w:space="0" w:color="CCCCCC"/>
-              <w:right w:val="single" w:sz="4" w:space="0" w:color="CCCCCC"/>
-            </w:tcBorders>
-          </w:tcPr>
-          <w:p>
-            <w:pPr>
-              <w:spacing w:before="60" w:after="60" w:line="252" w:lineRule="auto"/>
-              <w:jc w:val="left"/>
-            </w:pPr>
-            <w:r/>
-            <w:r>
-              <w:t>541.75</w:t>
-            </w:r>
-          </w:p>
-        </w:tc>
-        <w:tc>
-          <w:tcPr>
-            <w:tcW w:type="dxa" w:w="2016"/>
-            <w:shd w:fill="FFFFFF"/>
-            <w:tcMar>
-              <w:top w:w="100" w:type="dxa"/>
-              <w:bottom w:w="100" w:type="dxa"/>
-              <w:left w:w="120" w:type="dxa"/>
-              <w:right w:w="120" w:type="dxa"/>
-            </w:tcMar>
-            <w:tcBorders>
-              <w:top w:val="single" w:sz="4" w:space="0" w:color="CCCCCC"/>
-              <w:bottom w:val="single" w:sz="4" w:space="0" w:color="CCCCCC"/>
-              <w:left w:val="single" w:sz="4" w:space="0" w:color="CCCCCC"/>
-              <w:right w:val="single" w:sz="4" w:space="0" w:color="CCCCCC"/>
-            </w:tcBorders>
-          </w:tcPr>
-          <w:p>
-            <w:pPr>
-              <w:spacing w:before="60" w:after="60" w:line="252" w:lineRule="auto"/>
-              <w:jc w:val="left"/>
-            </w:pPr>
-            <w:r/>
-            <w:r>
-              <w:t>543.75</w:t>
-            </w:r>
-          </w:p>
-        </w:tc>
-        <w:tc>
-          <w:tcPr>
-            <w:tcW w:type="dxa" w:w="1152"/>
-            <w:shd w:fill="FFFFFF"/>
-            <w:tcMar>
-              <w:top w:w="100" w:type="dxa"/>
-              <w:bottom w:w="100" w:type="dxa"/>
-              <w:left w:w="120" w:type="dxa"/>
-              <w:right w:w="120" w:type="dxa"/>
-            </w:tcMar>
-            <w:tcBorders>
-              <w:top w:val="single" w:sz="4" w:space="0" w:color="CCCCCC"/>
-              <w:bottom w:val="single" w:sz="4" w:space="0" w:color="CCCCCC"/>
-              <w:left w:val="single" w:sz="4" w:space="0" w:color="CCCCCC"/>
-              <w:right w:val="single" w:sz="4" w:space="0" w:color="CCCCCC"/>
-            </w:tcBorders>
-          </w:tcPr>
-          <w:p>
-            <w:pPr>
-              <w:spacing w:before="60" w:after="60" w:line="252" w:lineRule="auto"/>
-              <w:jc w:val="left"/>
-            </w:pPr>
-            <w:r/>
-            <w:r>
-              <w:t>537.25</w:t>
-            </w:r>
-          </w:p>
-        </w:tc>
-        <w:tc>
-          <w:tcPr>
-            <w:tcW w:type="dxa" w:w="1728"/>
-            <w:shd w:fill="FFFFFF"/>
-            <w:tcMar>
-              <w:top w:w="100" w:type="dxa"/>
-              <w:bottom w:w="100" w:type="dxa"/>
-              <w:left w:w="120" w:type="dxa"/>
-              <w:right w:w="120" w:type="dxa"/>
-            </w:tcMar>
-            <w:tcBorders>
-              <w:top w:val="single" w:sz="4" w:space="0" w:color="CCCCCC"/>
-              <w:bottom w:val="single" w:sz="4" w:space="0" w:color="CCCCCC"/>
-              <w:left w:val="single" w:sz="4" w:space="0" w:color="CCCCCC"/>
-              <w:right w:val="single" w:sz="4" w:space="0" w:color="CCCCCC"/>
-            </w:tcBorders>
-          </w:tcPr>
-          <w:p>
-            <w:pPr>
-              <w:spacing w:before="60" w:after="60" w:line="252" w:lineRule="auto"/>
-              <w:jc w:val="left"/>
-            </w:pPr>
-            <w:r/>
-            <w:r>
-              <w:rPr>
-                <w:b/>
-              </w:rPr>
-              <w:t>542.00</w:t>
-            </w:r>
-          </w:p>
-        </w:tc>
-        <w:tc>
-          <w:tcPr>
-            <w:tcW w:type="dxa" w:w="3456"/>
-            <w:shd w:fill="FFFFFF"/>
-            <w:tcMar>
-              <w:top w:w="100" w:type="dxa"/>
-              <w:bottom w:w="100" w:type="dxa"/>
-              <w:left w:w="120" w:type="dxa"/>
-              <w:right w:w="120" w:type="dxa"/>
-            </w:tcMar>
-            <w:tcBorders>
-              <w:top w:val="single" w:sz="4" w:space="0" w:color="CCCCCC"/>
-              <w:bottom w:val="single" w:sz="4" w:space="0" w:color="CCCCCC"/>
-              <w:left w:val="single" w:sz="4" w:space="0" w:color="CCCCCC"/>
-              <w:right w:val="single" w:sz="4" w:space="0" w:color="CCCCCC"/>
-            </w:tcBorders>
-          </w:tcPr>
-          <w:p>
-            <w:pPr>
-              <w:spacing w:before="60" w:after="60" w:line="252" w:lineRule="auto"/>
-              <w:jc w:val="left"/>
-            </w:pPr>
-            <w:r/>
-            <w:r>
-              <w:rPr>
-                <w:b/>
-              </w:rPr>
-              <w:t>+0.25</w:t>
-            </w:r>
-          </w:p>
-        </w:tc>
-        <w:tc>
-          <w:tcPr>
-            <w:tcW w:type="dxa" w:w="1440"/>
-            <w:shd w:fill="FFFFFF"/>
-            <w:tcMar>
-              <w:top w:w="100" w:type="dxa"/>
-              <w:bottom w:w="100" w:type="dxa"/>
-              <w:left w:w="120" w:type="dxa"/>
-              <w:right w:w="120" w:type="dxa"/>
-            </w:tcMar>
-            <w:tcBorders>
-              <w:top w:val="single" w:sz="4" w:space="0" w:color="CCCCCC"/>
-              <w:bottom w:val="single" w:sz="4" w:space="0" w:color="CCCCCC"/>
-              <w:left w:val="single" w:sz="4" w:space="0" w:color="CCCCCC"/>
-              <w:right w:val="single" w:sz="4" w:space="0" w:color="CCCCCC"/>
-            </w:tcBorders>
-          </w:tcPr>
-          <w:p>
-            <w:pPr>
-              <w:spacing w:before="60" w:after="60" w:line="252" w:lineRule="auto"/>
-              <w:jc w:val="left"/>
-            </w:pPr>
-            <w:r/>
-            <w:r>
-              <w:t>BULL</w:t>
-            </w:r>
-          </w:p>
-        </w:tc>
-      </w:tr>
-      <w:tr>
-        <w:tc>
-          <w:tcPr>
-            <w:tcW w:type="dxa" w:w="1584"/>
-            <w:shd w:fill="F8FAFC"/>
-            <w:tcMar>
-              <w:top w:w="100" w:type="dxa"/>
-              <w:bottom w:w="100" w:type="dxa"/>
-              <w:left w:w="120" w:type="dxa"/>
-              <w:right w:w="120" w:type="dxa"/>
-            </w:tcMar>
-            <w:tcBorders>
-              <w:top w:val="single" w:sz="4" w:space="0" w:color="CCCCCC"/>
-              <w:bottom w:val="single" w:sz="4" w:space="0" w:color="CCCCCC"/>
-              <w:left w:val="single" w:sz="4" w:space="0" w:color="CCCCCC"/>
-              <w:right w:val="single" w:sz="4" w:space="0" w:color="CCCCCC"/>
-            </w:tcBorders>
-          </w:tcPr>
-          <w:p>
-            <w:pPr>
-              <w:spacing w:before="60" w:after="60" w:line="252" w:lineRule="auto"/>
-              <w:jc w:val="left"/>
-            </w:pPr>
-            <w:r/>
-            <w:r>
-              <w:rPr>
-                <w:b/>
-              </w:rPr>
-              <w:t>Thu 24/09</w:t>
-            </w:r>
-          </w:p>
-        </w:tc>
-        <w:tc>
-          <w:tcPr>
-            <w:tcW w:type="dxa" w:w="864"/>
-            <w:shd w:fill="F8FAFC"/>
-            <w:tcMar>
-              <w:top w:w="100" w:type="dxa"/>
-              <w:bottom w:w="100" w:type="dxa"/>
-              <w:left w:w="120" w:type="dxa"/>
-              <w:right w:w="120" w:type="dxa"/>
-            </w:tcMar>
-            <w:tcBorders>
-              <w:top w:val="single" w:sz="4" w:space="0" w:color="CCCCCC"/>
-              <w:bottom w:val="single" w:sz="4" w:space="0" w:color="CCCCCC"/>
-              <w:left w:val="single" w:sz="4" w:space="0" w:color="CCCCCC"/>
-              <w:right w:val="single" w:sz="4" w:space="0" w:color="CCCCCC"/>
-            </w:tcBorders>
-          </w:tcPr>
-          <w:p>
-            <w:pPr>
-              <w:spacing w:before="60" w:after="60" w:line="252" w:lineRule="auto"/>
-              <w:jc w:val="left"/>
-            </w:pPr>
-            <w:r/>
-            <w:r>
-              <w:t>London 15-19</w:t>
-            </w:r>
-          </w:p>
-        </w:tc>
-        <w:tc>
-          <w:tcPr>
-            <w:tcW w:type="dxa" w:w="1440"/>
-            <w:shd w:fill="F8FAFC"/>
-            <w:tcMar>
-              <w:top w:w="100" w:type="dxa"/>
-              <w:bottom w:w="100" w:type="dxa"/>
-              <w:left w:w="120" w:type="dxa"/>
-              <w:right w:w="120" w:type="dxa"/>
-            </w:tcMar>
-            <w:tcBorders>
-              <w:top w:val="single" w:sz="4" w:space="0" w:color="CCCCCC"/>
-              <w:bottom w:val="single" w:sz="4" w:space="0" w:color="CCCCCC"/>
-              <w:left w:val="single" w:sz="4" w:space="0" w:color="CCCCCC"/>
-              <w:right w:val="single" w:sz="4" w:space="0" w:color="CCCCCC"/>
-            </w:tcBorders>
-          </w:tcPr>
-          <w:p>
-            <w:pPr>
-              <w:spacing w:before="60" w:after="60" w:line="252" w:lineRule="auto"/>
-              <w:jc w:val="left"/>
-            </w:pPr>
-            <w:r/>
-            <w:r>
-              <w:t>542.00</w:t>
-            </w:r>
-          </w:p>
-        </w:tc>
-        <w:tc>
-          <w:tcPr>
-            <w:tcW w:type="dxa" w:w="2016"/>
-            <w:shd w:fill="F8FAFC"/>
-            <w:tcMar>
-              <w:top w:w="100" w:type="dxa"/>
-              <w:bottom w:w="100" w:type="dxa"/>
-              <w:left w:w="120" w:type="dxa"/>
-              <w:right w:w="120" w:type="dxa"/>
-            </w:tcMar>
-            <w:tcBorders>
-              <w:top w:val="single" w:sz="4" w:space="0" w:color="CCCCCC"/>
-              <w:bottom w:val="single" w:sz="4" w:space="0" w:color="CCCCCC"/>
-              <w:left w:val="single" w:sz="4" w:space="0" w:color="CCCCCC"/>
-              <w:right w:val="single" w:sz="4" w:space="0" w:color="CCCCCC"/>
-            </w:tcBorders>
-          </w:tcPr>
-          <w:p>
-            <w:pPr>
-              <w:spacing w:before="60" w:after="60" w:line="252" w:lineRule="auto"/>
-              <w:jc w:val="left"/>
-            </w:pPr>
-            <w:r/>
-            <w:r>
-              <w:t>545.75</w:t>
-            </w:r>
-          </w:p>
-        </w:tc>
-        <w:tc>
-          <w:tcPr>
-            <w:tcW w:type="dxa" w:w="1152"/>
-            <w:shd w:fill="F8FAFC"/>
-            <w:tcMar>
-              <w:top w:w="100" w:type="dxa"/>
-              <w:bottom w:w="100" w:type="dxa"/>
-              <w:left w:w="120" w:type="dxa"/>
-              <w:right w:w="120" w:type="dxa"/>
-            </w:tcMar>
-            <w:tcBorders>
-              <w:top w:val="single" w:sz="4" w:space="0" w:color="CCCCCC"/>
-              <w:bottom w:val="single" w:sz="4" w:space="0" w:color="CCCCCC"/>
-              <w:left w:val="single" w:sz="4" w:space="0" w:color="CCCCCC"/>
-              <w:right w:val="single" w:sz="4" w:space="0" w:color="CCCCCC"/>
-            </w:tcBorders>
-          </w:tcPr>
-          <w:p>
-            <w:pPr>
-              <w:spacing w:before="60" w:after="60" w:line="252" w:lineRule="auto"/>
-              <w:jc w:val="left"/>
-            </w:pPr>
-            <w:r/>
-            <w:r>
-              <w:t>539.25</w:t>
-            </w:r>
-          </w:p>
-        </w:tc>
-        <w:tc>
-          <w:tcPr>
-            <w:tcW w:type="dxa" w:w="1728"/>
-            <w:shd w:fill="F8FAFC"/>
-            <w:tcMar>
-              <w:top w:w="100" w:type="dxa"/>
-              <w:bottom w:w="100" w:type="dxa"/>
-              <w:left w:w="120" w:type="dxa"/>
-              <w:right w:w="120" w:type="dxa"/>
-            </w:tcMar>
-            <w:tcBorders>
-              <w:top w:val="single" w:sz="4" w:space="0" w:color="CCCCCC"/>
-              <w:bottom w:val="single" w:sz="4" w:space="0" w:color="CCCCCC"/>
-              <w:left w:val="single" w:sz="4" w:space="0" w:color="CCCCCC"/>
-              <w:right w:val="single" w:sz="4" w:space="0" w:color="CCCCCC"/>
-            </w:tcBorders>
-          </w:tcPr>
-          <w:p>
-            <w:pPr>
-              <w:spacing w:before="60" w:after="60" w:line="252" w:lineRule="auto"/>
-              <w:jc w:val="left"/>
-            </w:pPr>
-            <w:r/>
-            <w:r>
-              <w:rPr>
-                <w:b/>
-              </w:rPr>
-              <w:t>542.50</w:t>
-            </w:r>
-          </w:p>
-        </w:tc>
-        <w:tc>
-          <w:tcPr>
-            <w:tcW w:type="dxa" w:w="3456"/>
-            <w:shd w:fill="F8FAFC"/>
-            <w:tcMar>
-              <w:top w:w="100" w:type="dxa"/>
-              <w:bottom w:w="100" w:type="dxa"/>
-              <w:left w:w="120" w:type="dxa"/>
-              <w:right w:w="120" w:type="dxa"/>
-            </w:tcMar>
-            <w:tcBorders>
-              <w:top w:val="single" w:sz="4" w:space="0" w:color="CCCCCC"/>
-              <w:bottom w:val="single" w:sz="4" w:space="0" w:color="CCCCCC"/>
-              <w:left w:val="single" w:sz="4" w:space="0" w:color="CCCCCC"/>
-              <w:right w:val="single" w:sz="4" w:space="0" w:color="CCCCCC"/>
-            </w:tcBorders>
-          </w:tcPr>
-          <w:p>
-            <w:pPr>
-              <w:spacing w:before="60" w:after="60" w:line="252" w:lineRule="auto"/>
-              <w:jc w:val="left"/>
-            </w:pPr>
-            <w:r/>
-            <w:r>
-              <w:rPr>
-                <w:b/>
-              </w:rPr>
-              <w:t>+0.50</w:t>
-            </w:r>
-          </w:p>
-        </w:tc>
-        <w:tc>
-          <w:tcPr>
-            <w:tcW w:type="dxa" w:w="1440"/>
-            <w:shd w:fill="F8FAFC"/>
-            <w:tcMar>
-              <w:top w:w="100" w:type="dxa"/>
-              <w:bottom w:w="100" w:type="dxa"/>
-              <w:left w:w="120" w:type="dxa"/>
-              <w:right w:w="120" w:type="dxa"/>
-            </w:tcMar>
-            <w:tcBorders>
-              <w:top w:val="single" w:sz="4" w:space="0" w:color="CCCCCC"/>
-              <w:bottom w:val="single" w:sz="4" w:space="0" w:color="CCCCCC"/>
-              <w:left w:val="single" w:sz="4" w:space="0" w:color="CCCCCC"/>
-              <w:right w:val="single" w:sz="4" w:space="0" w:color="CCCCCC"/>
-            </w:tcBorders>
-          </w:tcPr>
-          <w:p>
-            <w:pPr>
-              <w:spacing w:before="60" w:after="60" w:line="252" w:lineRule="auto"/>
-              <w:jc w:val="left"/>
-            </w:pPr>
-            <w:r/>
-            <w:r>
-              <w:t>BULL</w:t>
-            </w:r>
-          </w:p>
-        </w:tc>
-      </w:tr>
-      <w:tr>
-        <w:tc>
-          <w:tcPr>
-            <w:tcW w:type="dxa" w:w="1584"/>
-            <w:shd w:fill="FFFFFF"/>
-            <w:tcMar>
-              <w:top w:w="100" w:type="dxa"/>
-              <w:bottom w:w="100" w:type="dxa"/>
-              <w:left w:w="120" w:type="dxa"/>
-              <w:right w:w="120" w:type="dxa"/>
-            </w:tcMar>
-            <w:tcBorders>
-              <w:top w:val="single" w:sz="4" w:space="0" w:color="CCCCCC"/>
-              <w:bottom w:val="single" w:sz="4" w:space="0" w:color="CCCCCC"/>
-              <w:left w:val="single" w:sz="4" w:space="0" w:color="CCCCCC"/>
-              <w:right w:val="single" w:sz="4" w:space="0" w:color="CCCCCC"/>
-            </w:tcBorders>
-          </w:tcPr>
-          <w:p>
-            <w:pPr>
-              <w:spacing w:before="60" w:after="60" w:line="252" w:lineRule="auto"/>
-              <w:jc w:val="left"/>
-            </w:pPr>
-            <w:r/>
-            <w:r>
-              <w:rPr>
-                <w:b/>
-              </w:rPr>
-              <w:t>Thu 24/09</w:t>
-            </w:r>
-          </w:p>
-        </w:tc>
-        <w:tc>
-          <w:tcPr>
-            <w:tcW w:type="dxa" w:w="864"/>
-            <w:shd w:fill="FFFFFF"/>
-            <w:tcMar>
-              <w:top w:w="100" w:type="dxa"/>
-              <w:bottom w:w="100" w:type="dxa"/>
-              <w:left w:w="120" w:type="dxa"/>
-              <w:right w:w="120" w:type="dxa"/>
-            </w:tcMar>
-            <w:tcBorders>
-              <w:top w:val="single" w:sz="4" w:space="0" w:color="CCCCCC"/>
-              <w:bottom w:val="single" w:sz="4" w:space="0" w:color="CCCCCC"/>
-              <w:left w:val="single" w:sz="4" w:space="0" w:color="CCCCCC"/>
-              <w:right w:val="single" w:sz="4" w:space="0" w:color="CCCCCC"/>
-            </w:tcBorders>
-          </w:tcPr>
-          <w:p>
-            <w:pPr>
-              <w:spacing w:before="60" w:after="60" w:line="252" w:lineRule="auto"/>
-              <w:jc w:val="left"/>
-            </w:pPr>
-            <w:r/>
-            <w:r>
-              <w:t>Pre-NY 19-21</w:t>
-            </w:r>
-          </w:p>
-        </w:tc>
-        <w:tc>
-          <w:tcPr>
-            <w:tcW w:type="dxa" w:w="1440"/>
-            <w:shd w:fill="FFFFFF"/>
-            <w:tcMar>
-              <w:top w:w="100" w:type="dxa"/>
-              <w:bottom w:w="100" w:type="dxa"/>
-              <w:left w:w="120" w:type="dxa"/>
-              <w:right w:w="120" w:type="dxa"/>
-            </w:tcMar>
-            <w:tcBorders>
-              <w:top w:val="single" w:sz="4" w:space="0" w:color="CCCCCC"/>
-              <w:bottom w:val="single" w:sz="4" w:space="0" w:color="CCCCCC"/>
-              <w:left w:val="single" w:sz="4" w:space="0" w:color="CCCCCC"/>
-              <w:right w:val="single" w:sz="4" w:space="0" w:color="CCCCCC"/>
-            </w:tcBorders>
-          </w:tcPr>
-          <w:p>
-            <w:pPr>
-              <w:spacing w:before="60" w:after="60" w:line="252" w:lineRule="auto"/>
-              <w:jc w:val="left"/>
-            </w:pPr>
-            <w:r/>
-            <w:r>
-              <w:t>542.50</w:t>
-            </w:r>
-          </w:p>
-        </w:tc>
-        <w:tc>
-          <w:tcPr>
-            <w:tcW w:type="dxa" w:w="2016"/>
-            <w:shd w:fill="FFFFFF"/>
-            <w:tcMar>
-              <w:top w:w="100" w:type="dxa"/>
-              <w:bottom w:w="100" w:type="dxa"/>
-              <w:left w:w="120" w:type="dxa"/>
-              <w:right w:w="120" w:type="dxa"/>
-            </w:tcMar>
-            <w:tcBorders>
-              <w:top w:val="single" w:sz="4" w:space="0" w:color="CCCCCC"/>
-              <w:bottom w:val="single" w:sz="4" w:space="0" w:color="CCCCCC"/>
-              <w:left w:val="single" w:sz="4" w:space="0" w:color="CCCCCC"/>
-              <w:right w:val="single" w:sz="4" w:space="0" w:color="CCCCCC"/>
-            </w:tcBorders>
-          </w:tcPr>
-          <w:p>
-            <w:pPr>
-              <w:spacing w:before="60" w:after="60" w:line="252" w:lineRule="auto"/>
-              <w:jc w:val="left"/>
-            </w:pPr>
-            <w:r/>
-            <w:r>
-              <w:t>545.50</w:t>
-            </w:r>
-          </w:p>
-        </w:tc>
-        <w:tc>
-          <w:tcPr>
-            <w:tcW w:type="dxa" w:w="1152"/>
-            <w:shd w:fill="FFFFFF"/>
-            <w:tcMar>
-              <w:top w:w="100" w:type="dxa"/>
-              <w:bottom w:w="100" w:type="dxa"/>
-              <w:left w:w="120" w:type="dxa"/>
-              <w:right w:w="120" w:type="dxa"/>
-            </w:tcMar>
-            <w:tcBorders>
-              <w:top w:val="single" w:sz="4" w:space="0" w:color="CCCCCC"/>
-              <w:bottom w:val="single" w:sz="4" w:space="0" w:color="CCCCCC"/>
-              <w:left w:val="single" w:sz="4" w:space="0" w:color="CCCCCC"/>
-              <w:right w:val="single" w:sz="4" w:space="0" w:color="CCCCCC"/>
-            </w:tcBorders>
-          </w:tcPr>
-          <w:p>
-            <w:pPr>
-              <w:spacing w:before="60" w:after="60" w:line="252" w:lineRule="auto"/>
-              <w:jc w:val="left"/>
-            </w:pPr>
-            <w:r/>
-            <w:r>
-              <w:t>538.00</w:t>
-            </w:r>
-          </w:p>
-        </w:tc>
-        <w:tc>
-          <w:tcPr>
-            <w:tcW w:type="dxa" w:w="1728"/>
-            <w:shd w:fill="FFFFFF"/>
-            <w:tcMar>
-              <w:top w:w="100" w:type="dxa"/>
-              <w:bottom w:w="100" w:type="dxa"/>
-              <w:left w:w="120" w:type="dxa"/>
-              <w:right w:w="120" w:type="dxa"/>
-            </w:tcMar>
-            <w:tcBorders>
-              <w:top w:val="single" w:sz="4" w:space="0" w:color="CCCCCC"/>
-              <w:bottom w:val="single" w:sz="4" w:space="0" w:color="CCCCCC"/>
-              <w:left w:val="single" w:sz="4" w:space="0" w:color="CCCCCC"/>
-              <w:right w:val="single" w:sz="4" w:space="0" w:color="CCCCCC"/>
-            </w:tcBorders>
-          </w:tcPr>
-          <w:p>
-            <w:pPr>
-              <w:spacing w:before="60" w:after="60" w:line="252" w:lineRule="auto"/>
-              <w:jc w:val="left"/>
-            </w:pPr>
-            <w:r/>
-            <w:r>
-              <w:rPr>
-                <w:b/>
-              </w:rPr>
-              <w:t>542.75</w:t>
-            </w:r>
-          </w:p>
-        </w:tc>
-        <w:tc>
-          <w:tcPr>
-            <w:tcW w:type="dxa" w:w="3456"/>
-            <w:shd w:fill="FFFFFF"/>
-            <w:tcMar>
-              <w:top w:w="100" w:type="dxa"/>
-              <w:bottom w:w="100" w:type="dxa"/>
-              <w:left w:w="120" w:type="dxa"/>
-              <w:right w:w="120" w:type="dxa"/>
-            </w:tcMar>
-            <w:tcBorders>
-              <w:top w:val="single" w:sz="4" w:space="0" w:color="CCCCCC"/>
-              <w:bottom w:val="single" w:sz="4" w:space="0" w:color="CCCCCC"/>
-              <w:left w:val="single" w:sz="4" w:space="0" w:color="CCCCCC"/>
-              <w:right w:val="single" w:sz="4" w:space="0" w:color="CCCCCC"/>
-            </w:tcBorders>
-          </w:tcPr>
-          <w:p>
-            <w:pPr>
-              <w:spacing w:before="60" w:after="60" w:line="252" w:lineRule="auto"/>
-              <w:jc w:val="left"/>
-            </w:pPr>
-            <w:r/>
-            <w:r>
-              <w:rPr>
-                <w:b/>
-              </w:rPr>
-              <w:t>+0.25</w:t>
-            </w:r>
-          </w:p>
-        </w:tc>
-        <w:tc>
-          <w:tcPr>
-            <w:tcW w:type="dxa" w:w="1440"/>
-            <w:shd w:fill="FFFFFF"/>
-            <w:tcMar>
-              <w:top w:w="100" w:type="dxa"/>
-              <w:bottom w:w="100" w:type="dxa"/>
-              <w:left w:w="120" w:type="dxa"/>
-              <w:right w:w="120" w:type="dxa"/>
-            </w:tcMar>
-            <w:tcBorders>
-              <w:top w:val="single" w:sz="4" w:space="0" w:color="CCCCCC"/>
-              <w:bottom w:val="single" w:sz="4" w:space="0" w:color="CCCCCC"/>
-              <w:left w:val="single" w:sz="4" w:space="0" w:color="CCCCCC"/>
-              <w:right w:val="single" w:sz="4" w:space="0" w:color="CCCCCC"/>
-            </w:tcBorders>
-          </w:tcPr>
-          <w:p>
-            <w:pPr>
-              <w:spacing w:before="60" w:after="60" w:line="252" w:lineRule="auto"/>
-              <w:jc w:val="left"/>
-            </w:pPr>
-            <w:r/>
-            <w:r>
-              <w:t>BULL</w:t>
-            </w:r>
-          </w:p>
-        </w:tc>
-      </w:tr>
-      <w:tr>
-        <w:tc>
-          <w:tcPr>
-            <w:tcW w:type="dxa" w:w="1584"/>
-            <w:shd w:fill="F8FAFC"/>
-            <w:tcMar>
-              <w:top w:w="100" w:type="dxa"/>
-              <w:bottom w:w="100" w:type="dxa"/>
-              <w:left w:w="120" w:type="dxa"/>
-              <w:right w:w="120" w:type="dxa"/>
-            </w:tcMar>
-            <w:tcBorders>
-              <w:top w:val="single" w:sz="4" w:space="0" w:color="CCCCCC"/>
-              <w:bottom w:val="single" w:sz="4" w:space="0" w:color="CCCCCC"/>
-              <w:left w:val="single" w:sz="4" w:space="0" w:color="CCCCCC"/>
-              <w:right w:val="single" w:sz="4" w:space="0" w:color="CCCCCC"/>
-            </w:tcBorders>
-          </w:tcPr>
-          <w:p>
-            <w:pPr>
-              <w:spacing w:before="60" w:after="60" w:line="252" w:lineRule="auto"/>
-              <w:jc w:val="left"/>
-            </w:pPr>
-            <w:r/>
-            <w:r>
-              <w:rPr>
-                <w:b/>
-              </w:rPr>
-              <w:t>Thu 24/09</w:t>
-            </w:r>
-          </w:p>
-        </w:tc>
-        <w:tc>
-          <w:tcPr>
-            <w:tcW w:type="dxa" w:w="864"/>
-            <w:shd w:fill="F8FAFC"/>
-            <w:tcMar>
-              <w:top w:w="100" w:type="dxa"/>
-              <w:bottom w:w="100" w:type="dxa"/>
-              <w:left w:w="120" w:type="dxa"/>
-              <w:right w:w="120" w:type="dxa"/>
-            </w:tcMar>
-            <w:tcBorders>
-              <w:top w:val="single" w:sz="4" w:space="0" w:color="CCCCCC"/>
-              <w:bottom w:val="single" w:sz="4" w:space="0" w:color="CCCCCC"/>
-              <w:left w:val="single" w:sz="4" w:space="0" w:color="CCCCCC"/>
-              <w:right w:val="single" w:sz="4" w:space="0" w:color="CCCCCC"/>
-            </w:tcBorders>
-          </w:tcPr>
-          <w:p>
-            <w:pPr>
-              <w:spacing w:before="60" w:after="60" w:line="252" w:lineRule="auto"/>
-              <w:jc w:val="left"/>
-            </w:pPr>
-            <w:r/>
-            <w:r>
-              <w:t>NY Open 21-23</w:t>
-            </w:r>
-          </w:p>
-        </w:tc>
-        <w:tc>
-          <w:tcPr>
-            <w:tcW w:type="dxa" w:w="1440"/>
-            <w:shd w:fill="F8FAFC"/>
-            <w:tcMar>
-              <w:top w:w="100" w:type="dxa"/>
-              <w:bottom w:w="100" w:type="dxa"/>
-              <w:left w:w="120" w:type="dxa"/>
-              <w:right w:w="120" w:type="dxa"/>
-            </w:tcMar>
-            <w:tcBorders>
-              <w:top w:val="single" w:sz="4" w:space="0" w:color="CCCCCC"/>
-              <w:bottom w:val="single" w:sz="4" w:space="0" w:color="CCCCCC"/>
-              <w:left w:val="single" w:sz="4" w:space="0" w:color="CCCCCC"/>
-              <w:right w:val="single" w:sz="4" w:space="0" w:color="CCCCCC"/>
-            </w:tcBorders>
-          </w:tcPr>
-          <w:p>
-            <w:pPr>
-              <w:spacing w:before="60" w:after="60" w:line="252" w:lineRule="auto"/>
-              <w:jc w:val="left"/>
-            </w:pPr>
-            <w:r/>
-            <w:r>
-              <w:t>542.75</w:t>
-            </w:r>
-          </w:p>
-        </w:tc>
-        <w:tc>
-          <w:tcPr>
-            <w:tcW w:type="dxa" w:w="2016"/>
-            <w:shd w:fill="F8FAFC"/>
-            <w:tcMar>
-              <w:top w:w="100" w:type="dxa"/>
-              <w:bottom w:w="100" w:type="dxa"/>
-              <w:left w:w="120" w:type="dxa"/>
-              <w:right w:w="120" w:type="dxa"/>
-            </w:tcMar>
-            <w:tcBorders>
-              <w:top w:val="single" w:sz="4" w:space="0" w:color="CCCCCC"/>
-              <w:bottom w:val="single" w:sz="4" w:space="0" w:color="CCCCCC"/>
-              <w:left w:val="single" w:sz="4" w:space="0" w:color="CCCCCC"/>
-              <w:right w:val="single" w:sz="4" w:space="0" w:color="CCCCCC"/>
-            </w:tcBorders>
-          </w:tcPr>
-          <w:p>
-            <w:pPr>
-              <w:spacing w:before="60" w:after="60" w:line="252" w:lineRule="auto"/>
-              <w:jc w:val="left"/>
-            </w:pPr>
-            <w:r/>
-            <w:r>
-              <w:t>547.00</w:t>
-            </w:r>
-          </w:p>
-        </w:tc>
-        <w:tc>
-          <w:tcPr>
-            <w:tcW w:type="dxa" w:w="1152"/>
-            <w:shd w:fill="F8FAFC"/>
-            <w:tcMar>
-              <w:top w:w="100" w:type="dxa"/>
-              <w:bottom w:w="100" w:type="dxa"/>
-              <w:left w:w="120" w:type="dxa"/>
-              <w:right w:w="120" w:type="dxa"/>
-            </w:tcMar>
-            <w:tcBorders>
-              <w:top w:val="single" w:sz="4" w:space="0" w:color="CCCCCC"/>
-              <w:bottom w:val="single" w:sz="4" w:space="0" w:color="CCCCCC"/>
-              <w:left w:val="single" w:sz="4" w:space="0" w:color="CCCCCC"/>
-              <w:right w:val="single" w:sz="4" w:space="0" w:color="CCCCCC"/>
-            </w:tcBorders>
-          </w:tcPr>
-          <w:p>
-            <w:pPr>
-              <w:spacing w:before="60" w:after="60" w:line="252" w:lineRule="auto"/>
-              <w:jc w:val="left"/>
-            </w:pPr>
-            <w:r/>
-            <w:r>
-              <w:t>539.50</w:t>
-            </w:r>
-          </w:p>
-        </w:tc>
-        <w:tc>
-          <w:tcPr>
-            <w:tcW w:type="dxa" w:w="1728"/>
-            <w:shd w:fill="F8FAFC"/>
-            <w:tcMar>
-              <w:top w:w="100" w:type="dxa"/>
-              <w:bottom w:w="100" w:type="dxa"/>
-              <w:left w:w="120" w:type="dxa"/>
-              <w:right w:w="120" w:type="dxa"/>
-            </w:tcMar>
-            <w:tcBorders>
-              <w:top w:val="single" w:sz="4" w:space="0" w:color="CCCCCC"/>
-              <w:bottom w:val="single" w:sz="4" w:space="0" w:color="CCCCCC"/>
-              <w:left w:val="single" w:sz="4" w:space="0" w:color="CCCCCC"/>
-              <w:right w:val="single" w:sz="4" w:space="0" w:color="CCCCCC"/>
-            </w:tcBorders>
-          </w:tcPr>
-          <w:p>
-            <w:pPr>
-              <w:spacing w:before="60" w:after="60" w:line="252" w:lineRule="auto"/>
-              <w:jc w:val="left"/>
-            </w:pPr>
-            <w:r/>
-            <w:r>
-              <w:rPr>
-                <w:b/>
-              </w:rPr>
-              <w:t>543.50</w:t>
-            </w:r>
-          </w:p>
-        </w:tc>
-        <w:tc>
-          <w:tcPr>
-            <w:tcW w:type="dxa" w:w="3456"/>
-            <w:shd w:fill="F8FAFC"/>
-            <w:tcMar>
-              <w:top w:w="100" w:type="dxa"/>
-              <w:bottom w:w="100" w:type="dxa"/>
-              <w:left w:w="120" w:type="dxa"/>
-              <w:right w:w="120" w:type="dxa"/>
-            </w:tcMar>
-            <w:tcBorders>
-              <w:top w:val="single" w:sz="4" w:space="0" w:color="CCCCCC"/>
-              <w:bottom w:val="single" w:sz="4" w:space="0" w:color="CCCCCC"/>
-              <w:left w:val="single" w:sz="4" w:space="0" w:color="CCCCCC"/>
-              <w:right w:val="single" w:sz="4" w:space="0" w:color="CCCCCC"/>
-            </w:tcBorders>
-          </w:tcPr>
-          <w:p>
-            <w:pPr>
-              <w:spacing w:before="60" w:after="60" w:line="252" w:lineRule="auto"/>
-              <w:jc w:val="left"/>
-            </w:pPr>
-            <w:r/>
-            <w:r>
-              <w:rPr>
-                <w:b/>
-              </w:rPr>
-              <w:t>+0.75</w:t>
-            </w:r>
-          </w:p>
-        </w:tc>
-        <w:tc>
-          <w:tcPr>
-            <w:tcW w:type="dxa" w:w="1440"/>
-            <w:shd w:fill="F8FAFC"/>
-            <w:tcMar>
-              <w:top w:w="100" w:type="dxa"/>
-              <w:bottom w:w="100" w:type="dxa"/>
-              <w:left w:w="120" w:type="dxa"/>
-              <w:right w:w="120" w:type="dxa"/>
-            </w:tcMar>
-            <w:tcBorders>
-              <w:top w:val="single" w:sz="4" w:space="0" w:color="CCCCCC"/>
-              <w:bottom w:val="single" w:sz="4" w:space="0" w:color="CCCCCC"/>
-              <w:left w:val="single" w:sz="4" w:space="0" w:color="CCCCCC"/>
-              <w:right w:val="single" w:sz="4" w:space="0" w:color="CCCCCC"/>
-            </w:tcBorders>
-          </w:tcPr>
-          <w:p>
-            <w:pPr>
-              <w:spacing w:before="60" w:after="60" w:line="252" w:lineRule="auto"/>
-              <w:jc w:val="left"/>
-            </w:pPr>
-            <w:r/>
-            <w:r>
-              <w:t>BULL</w:t>
-            </w:r>
-          </w:p>
-        </w:tc>
-      </w:tr>
-      <w:tr>
-        <w:tc>
-          <w:tcPr>
-            <w:tcW w:type="dxa" w:w="1584"/>
-            <w:shd w:fill="FFFFFF"/>
-            <w:tcMar>
-              <w:top w:w="100" w:type="dxa"/>
-              <w:bottom w:w="100" w:type="dxa"/>
-              <w:left w:w="120" w:type="dxa"/>
-              <w:right w:w="120" w:type="dxa"/>
-            </w:tcMar>
-            <w:tcBorders>
-              <w:top w:val="single" w:sz="4" w:space="0" w:color="CCCCCC"/>
-              <w:bottom w:val="single" w:sz="4" w:space="0" w:color="CCCCCC"/>
-              <w:left w:val="single" w:sz="4" w:space="0" w:color="CCCCCC"/>
-              <w:right w:val="single" w:sz="4" w:space="0" w:color="CCCCCC"/>
-            </w:tcBorders>
-          </w:tcPr>
-          <w:p>
-            <w:pPr>
-              <w:spacing w:before="60" w:after="60" w:line="252" w:lineRule="auto"/>
-              <w:jc w:val="left"/>
-            </w:pPr>
-            <w:r/>
-            <w:r>
-              <w:rPr>
-                <w:b/>
-              </w:rPr>
-              <w:t>Thu 24/09</w:t>
-            </w:r>
-          </w:p>
-        </w:tc>
-        <w:tc>
-          <w:tcPr>
-            <w:tcW w:type="dxa" w:w="864"/>
-            <w:shd w:fill="FFFFFF"/>
-            <w:tcMar>
-              <w:top w:w="100" w:type="dxa"/>
-              <w:bottom w:w="100" w:type="dxa"/>
-              <w:left w:w="120" w:type="dxa"/>
-              <w:right w:w="120" w:type="dxa"/>
-            </w:tcMar>
-            <w:tcBorders>
-              <w:top w:val="single" w:sz="4" w:space="0" w:color="CCCCCC"/>
-              <w:bottom w:val="single" w:sz="4" w:space="0" w:color="CCCCCC"/>
-              <w:left w:val="single" w:sz="4" w:space="0" w:color="CCCCCC"/>
-              <w:right w:val="single" w:sz="4" w:space="0" w:color="CCCCCC"/>
-            </w:tcBorders>
-          </w:tcPr>
-          <w:p>
-            <w:pPr>
-              <w:spacing w:before="60" w:after="60" w:line="252" w:lineRule="auto"/>
-              <w:jc w:val="left"/>
-            </w:pPr>
-            <w:r/>
-            <w:r>
-              <w:t>NY Close 23-01</w:t>
-            </w:r>
-          </w:p>
-        </w:tc>
-        <w:tc>
-          <w:tcPr>
-            <w:tcW w:type="dxa" w:w="1440"/>
-            <w:shd w:fill="FFFFFF"/>
-            <w:tcMar>
-              <w:top w:w="100" w:type="dxa"/>
-              <w:bottom w:w="100" w:type="dxa"/>
-              <w:left w:w="120" w:type="dxa"/>
-              <w:right w:w="120" w:type="dxa"/>
-            </w:tcMar>
-            <w:tcBorders>
-              <w:top w:val="single" w:sz="4" w:space="0" w:color="CCCCCC"/>
-              <w:bottom w:val="single" w:sz="4" w:space="0" w:color="CCCCCC"/>
-              <w:left w:val="single" w:sz="4" w:space="0" w:color="CCCCCC"/>
-              <w:right w:val="single" w:sz="4" w:space="0" w:color="CCCCCC"/>
-            </w:tcBorders>
-          </w:tcPr>
-          <w:p>
-            <w:pPr>
-              <w:spacing w:before="60" w:after="60" w:line="252" w:lineRule="auto"/>
-              <w:jc w:val="left"/>
-            </w:pPr>
-            <w:r/>
-            <w:r>
-              <w:t>543.50</w:t>
-            </w:r>
-          </w:p>
-        </w:tc>
-        <w:tc>
-          <w:tcPr>
-            <w:tcW w:type="dxa" w:w="2016"/>
-            <w:shd w:fill="FFFFFF"/>
-            <w:tcMar>
-              <w:top w:w="100" w:type="dxa"/>
-              <w:bottom w:w="100" w:type="dxa"/>
-              <w:left w:w="120" w:type="dxa"/>
-              <w:right w:w="120" w:type="dxa"/>
-            </w:tcMar>
-            <w:tcBorders>
-              <w:top w:val="single" w:sz="4" w:space="0" w:color="CCCCCC"/>
-              <w:bottom w:val="single" w:sz="4" w:space="0" w:color="CCCCCC"/>
-              <w:left w:val="single" w:sz="4" w:space="0" w:color="CCCCCC"/>
-              <w:right w:val="single" w:sz="4" w:space="0" w:color="CCCCCC"/>
-            </w:tcBorders>
-          </w:tcPr>
-          <w:p>
-            <w:pPr>
-              <w:spacing w:before="60" w:after="60" w:line="252" w:lineRule="auto"/>
-              <w:jc w:val="left"/>
-            </w:pPr>
-            <w:r/>
-            <w:r>
-              <w:t>547.00</w:t>
-            </w:r>
-          </w:p>
-        </w:tc>
-        <w:tc>
-          <w:tcPr>
-            <w:tcW w:type="dxa" w:w="1152"/>
-            <w:shd w:fill="FFFFFF"/>
-            <w:tcMar>
-              <w:top w:w="100" w:type="dxa"/>
-              <w:bottom w:w="100" w:type="dxa"/>
-              <w:left w:w="120" w:type="dxa"/>
-              <w:right w:w="120" w:type="dxa"/>
-            </w:tcMar>
-            <w:tcBorders>
-              <w:top w:val="single" w:sz="4" w:space="0" w:color="CCCCCC"/>
-              <w:bottom w:val="single" w:sz="4" w:space="0" w:color="CCCCCC"/>
-              <w:left w:val="single" w:sz="4" w:space="0" w:color="CCCCCC"/>
-              <w:right w:val="single" w:sz="4" w:space="0" w:color="CCCCCC"/>
-            </w:tcBorders>
-          </w:tcPr>
-          <w:p>
-            <w:pPr>
-              <w:spacing w:before="60" w:after="60" w:line="252" w:lineRule="auto"/>
-              <w:jc w:val="left"/>
-            </w:pPr>
-            <w:r/>
-            <w:r>
-              <w:t>541.25</w:t>
-            </w:r>
-          </w:p>
-        </w:tc>
-        <w:tc>
-          <w:tcPr>
-            <w:tcW w:type="dxa" w:w="1728"/>
-            <w:shd w:fill="FFFFFF"/>
-            <w:tcMar>
-              <w:top w:w="100" w:type="dxa"/>
-              <w:bottom w:w="100" w:type="dxa"/>
-              <w:left w:w="120" w:type="dxa"/>
-              <w:right w:w="120" w:type="dxa"/>
-            </w:tcMar>
-            <w:tcBorders>
-              <w:top w:val="single" w:sz="4" w:space="0" w:color="CCCCCC"/>
-              <w:bottom w:val="single" w:sz="4" w:space="0" w:color="CCCCCC"/>
-              <w:left w:val="single" w:sz="4" w:space="0" w:color="CCCCCC"/>
-              <w:right w:val="single" w:sz="4" w:space="0" w:color="CCCCCC"/>
-            </w:tcBorders>
-          </w:tcPr>
-          <w:p>
-            <w:pPr>
-              <w:spacing w:before="60" w:after="60" w:line="252" w:lineRule="auto"/>
-              <w:jc w:val="left"/>
-            </w:pPr>
-            <w:r/>
-            <w:r>
-              <w:rPr>
-                <w:b/>
-              </w:rPr>
-              <w:t>543.50</w:t>
-            </w:r>
-          </w:p>
-        </w:tc>
-        <w:tc>
-          <w:tcPr>
-            <w:tcW w:type="dxa" w:w="3456"/>
-            <w:shd w:fill="FFFFFF"/>
-            <w:tcMar>
-              <w:top w:w="100" w:type="dxa"/>
-              <w:bottom w:w="100" w:type="dxa"/>
-              <w:left w:w="120" w:type="dxa"/>
-              <w:right w:w="120" w:type="dxa"/>
-            </w:tcMar>
-            <w:tcBorders>
-              <w:top w:val="single" w:sz="4" w:space="0" w:color="CCCCCC"/>
-              <w:bottom w:val="single" w:sz="4" w:space="0" w:color="CCCCCC"/>
-              <w:left w:val="single" w:sz="4" w:space="0" w:color="CCCCCC"/>
-              <w:right w:val="single" w:sz="4" w:space="0" w:color="CCCCCC"/>
-            </w:tcBorders>
-          </w:tcPr>
-          <w:p>
-            <w:pPr>
-              <w:spacing w:before="60" w:after="60" w:line="252" w:lineRule="auto"/>
-              <w:jc w:val="left"/>
-            </w:pPr>
-            <w:r/>
-            <w:r>
-              <w:rPr>
-                <w:b/>
-              </w:rPr>
-              <w:t>+0.00</w:t>
-            </w:r>
-          </w:p>
-        </w:tc>
-        <w:tc>
-          <w:tcPr>
-            <w:tcW w:type="dxa" w:w="1440"/>
-            <w:shd w:fill="FFFFFF"/>
-            <w:tcMar>
-              <w:top w:w="100" w:type="dxa"/>
-              <w:bottom w:w="100" w:type="dxa"/>
-              <w:left w:w="120" w:type="dxa"/>
-              <w:right w:w="120" w:type="dxa"/>
-            </w:tcMar>
-            <w:tcBorders>
-              <w:top w:val="single" w:sz="4" w:space="0" w:color="CCCCCC"/>
-              <w:bottom w:val="single" w:sz="4" w:space="0" w:color="CCCCCC"/>
-              <w:left w:val="single" w:sz="4" w:space="0" w:color="CCCCCC"/>
-              <w:right w:val="single" w:sz="4" w:space="0" w:color="CCCCCC"/>
-            </w:tcBorders>
-          </w:tcPr>
-          <w:p>
-            <w:pPr>
-              <w:spacing w:before="60" w:after="60" w:line="252" w:lineRule="auto"/>
-              <w:jc w:val="left"/>
-            </w:pPr>
-            <w:r/>
-            <w:r>
-              <w:t>BULL</w:t>
-            </w:r>
-          </w:p>
-        </w:tc>
-      </w:tr>
-      <w:tr>
-        <w:tc>
-          <w:tcPr>
-            <w:tcW w:type="dxa" w:w="1584"/>
-            <w:shd w:fill="F8FAFC"/>
-            <w:tcMar>
-              <w:top w:w="100" w:type="dxa"/>
-              <w:bottom w:w="100" w:type="dxa"/>
-              <w:left w:w="120" w:type="dxa"/>
-              <w:right w:w="120" w:type="dxa"/>
-            </w:tcMar>
-            <w:tcBorders>
-              <w:top w:val="single" w:sz="4" w:space="0" w:color="CCCCCC"/>
-              <w:bottom w:val="single" w:sz="4" w:space="0" w:color="CCCCCC"/>
-              <w:left w:val="single" w:sz="4" w:space="0" w:color="CCCCCC"/>
-              <w:right w:val="single" w:sz="4" w:space="0" w:color="CCCCCC"/>
-            </w:tcBorders>
-          </w:tcPr>
-          <w:p>
-            <w:pPr>
-              <w:spacing w:before="60" w:after="60" w:line="252" w:lineRule="auto"/>
-              <w:jc w:val="left"/>
-            </w:pPr>
-            <w:r/>
-            <w:r>
-              <w:rPr>
-                <w:b/>
-              </w:rPr>
-              <w:t>Fri 25/09</w:t>
-            </w:r>
-          </w:p>
-        </w:tc>
-        <w:tc>
-          <w:tcPr>
-            <w:tcW w:type="dxa" w:w="864"/>
-            <w:shd w:fill="F8FAFC"/>
-            <w:tcMar>
-              <w:top w:w="100" w:type="dxa"/>
-              <w:bottom w:w="100" w:type="dxa"/>
-              <w:left w:w="120" w:type="dxa"/>
-              <w:right w:w="120" w:type="dxa"/>
-            </w:tcMar>
-            <w:tcBorders>
-              <w:top w:val="single" w:sz="4" w:space="0" w:color="CCCCCC"/>
-              <w:bottom w:val="single" w:sz="4" w:space="0" w:color="CCCCCC"/>
-              <w:left w:val="single" w:sz="4" w:space="0" w:color="CCCCCC"/>
-              <w:right w:val="single" w:sz="4" w:space="0" w:color="CCCCCC"/>
-            </w:tcBorders>
-          </w:tcPr>
-          <w:p>
-            <w:pPr>
-              <w:spacing w:before="60" w:after="60" w:line="252" w:lineRule="auto"/>
-              <w:jc w:val="left"/>
-            </w:pPr>
-            <w:r/>
-            <w:r>
-              <w:t>Asia 07-11</w:t>
-            </w:r>
-          </w:p>
-        </w:tc>
-        <w:tc>
-          <w:tcPr>
-            <w:tcW w:type="dxa" w:w="1440"/>
-            <w:shd w:fill="F8FAFC"/>
-            <w:tcMar>
-              <w:top w:w="100" w:type="dxa"/>
-              <w:bottom w:w="100" w:type="dxa"/>
-              <w:left w:w="120" w:type="dxa"/>
-              <w:right w:w="120" w:type="dxa"/>
-            </w:tcMar>
-            <w:tcBorders>
-              <w:top w:val="single" w:sz="4" w:space="0" w:color="CCCCCC"/>
-              <w:bottom w:val="single" w:sz="4" w:space="0" w:color="CCCCCC"/>
-              <w:left w:val="single" w:sz="4" w:space="0" w:color="CCCCCC"/>
-              <w:right w:val="single" w:sz="4" w:space="0" w:color="CCCCCC"/>
-            </w:tcBorders>
-          </w:tcPr>
-          <w:p>
-            <w:pPr>
-              <w:spacing w:before="60" w:after="60" w:line="252" w:lineRule="auto"/>
-              <w:jc w:val="left"/>
-            </w:pPr>
-            <w:r/>
-            <w:r>
-              <w:t>543.50</w:t>
-            </w:r>
-          </w:p>
-        </w:tc>
-        <w:tc>
-          <w:tcPr>
-            <w:tcW w:type="dxa" w:w="2016"/>
-            <w:shd w:fill="F8FAFC"/>
-            <w:tcMar>
-              <w:top w:w="100" w:type="dxa"/>
-              <w:bottom w:w="100" w:type="dxa"/>
-              <w:left w:w="120" w:type="dxa"/>
-              <w:right w:w="120" w:type="dxa"/>
-            </w:tcMar>
-            <w:tcBorders>
-              <w:top w:val="single" w:sz="4" w:space="0" w:color="CCCCCC"/>
-              <w:bottom w:val="single" w:sz="4" w:space="0" w:color="CCCCCC"/>
-              <w:left w:val="single" w:sz="4" w:space="0" w:color="CCCCCC"/>
-              <w:right w:val="single" w:sz="4" w:space="0" w:color="CCCCCC"/>
-            </w:tcBorders>
-          </w:tcPr>
-          <w:p>
-            <w:pPr>
-              <w:spacing w:before="60" w:after="60" w:line="252" w:lineRule="auto"/>
-              <w:jc w:val="left"/>
-            </w:pPr>
-            <w:r/>
-            <w:r>
-              <w:t>547.25</w:t>
-            </w:r>
-          </w:p>
-        </w:tc>
-        <w:tc>
-          <w:tcPr>
-            <w:tcW w:type="dxa" w:w="1152"/>
-            <w:shd w:fill="F8FAFC"/>
-            <w:tcMar>
-              <w:top w:w="100" w:type="dxa"/>
-              <w:bottom w:w="100" w:type="dxa"/>
-              <w:left w:w="120" w:type="dxa"/>
-              <w:right w:w="120" w:type="dxa"/>
-            </w:tcMar>
-            <w:tcBorders>
-              <w:top w:val="single" w:sz="4" w:space="0" w:color="CCCCCC"/>
-              <w:bottom w:val="single" w:sz="4" w:space="0" w:color="CCCCCC"/>
-              <w:left w:val="single" w:sz="4" w:space="0" w:color="CCCCCC"/>
-              <w:right w:val="single" w:sz="4" w:space="0" w:color="CCCCCC"/>
-            </w:tcBorders>
-          </w:tcPr>
-          <w:p>
-            <w:pPr>
-              <w:spacing w:before="60" w:after="60" w:line="252" w:lineRule="auto"/>
-              <w:jc w:val="left"/>
-            </w:pPr>
-            <w:r/>
-            <w:r>
-              <w:t>540.00</w:t>
-            </w:r>
-          </w:p>
-        </w:tc>
-        <w:tc>
-          <w:tcPr>
-            <w:tcW w:type="dxa" w:w="1728"/>
-            <w:shd w:fill="F8FAFC"/>
-            <w:tcMar>
-              <w:top w:w="100" w:type="dxa"/>
-              <w:bottom w:w="100" w:type="dxa"/>
-              <w:left w:w="120" w:type="dxa"/>
-              <w:right w:w="120" w:type="dxa"/>
-            </w:tcMar>
-            <w:tcBorders>
-              <w:top w:val="single" w:sz="4" w:space="0" w:color="CCCCCC"/>
-              <w:bottom w:val="single" w:sz="4" w:space="0" w:color="CCCCCC"/>
-              <w:left w:val="single" w:sz="4" w:space="0" w:color="CCCCCC"/>
-              <w:right w:val="single" w:sz="4" w:space="0" w:color="CCCCCC"/>
-            </w:tcBorders>
-          </w:tcPr>
-          <w:p>
-            <w:pPr>
-              <w:spacing w:before="60" w:after="60" w:line="252" w:lineRule="auto"/>
-              <w:jc w:val="left"/>
-            </w:pPr>
-            <w:r/>
-            <w:r>
-              <w:rPr>
-                <w:b/>
-              </w:rPr>
-              <w:t>543.25</w:t>
-            </w:r>
-          </w:p>
-        </w:tc>
-        <w:tc>
-          <w:tcPr>
-            <w:tcW w:type="dxa" w:w="3456"/>
-            <w:shd w:fill="F8FAFC"/>
-            <w:tcMar>
-              <w:top w:w="100" w:type="dxa"/>
-              <w:bottom w:w="100" w:type="dxa"/>
-              <w:left w:w="120" w:type="dxa"/>
-              <w:right w:w="120" w:type="dxa"/>
-            </w:tcMar>
-            <w:tcBorders>
-              <w:top w:val="single" w:sz="4" w:space="0" w:color="CCCCCC"/>
-              <w:bottom w:val="single" w:sz="4" w:space="0" w:color="CCCCCC"/>
-              <w:left w:val="single" w:sz="4" w:space="0" w:color="CCCCCC"/>
-              <w:right w:val="single" w:sz="4" w:space="0" w:color="CCCCCC"/>
-            </w:tcBorders>
-          </w:tcPr>
-          <w:p>
-            <w:pPr>
-              <w:spacing w:before="60" w:after="60" w:line="252" w:lineRule="auto"/>
-              <w:jc w:val="left"/>
-            </w:pPr>
-            <w:r/>
-            <w:r>
-              <w:rPr>
-                <w:b/>
-              </w:rPr>
-              <w:t>-0.25</w:t>
-            </w:r>
-          </w:p>
-        </w:tc>
-        <w:tc>
-          <w:tcPr>
-            <w:tcW w:type="dxa" w:w="1440"/>
-            <w:shd w:fill="F8FAFC"/>
-            <w:tcMar>
-              <w:top w:w="100" w:type="dxa"/>
-              <w:bottom w:w="100" w:type="dxa"/>
-              <w:left w:w="120" w:type="dxa"/>
-              <w:right w:w="120" w:type="dxa"/>
-            </w:tcMar>
-            <w:tcBorders>
-              <w:top w:val="single" w:sz="4" w:space="0" w:color="CCCCCC"/>
-              <w:bottom w:val="single" w:sz="4" w:space="0" w:color="CCCCCC"/>
-              <w:left w:val="single" w:sz="4" w:space="0" w:color="CCCCCC"/>
-              <w:right w:val="single" w:sz="4" w:space="0" w:color="CCCCCC"/>
-            </w:tcBorders>
-          </w:tcPr>
-          <w:p>
-            <w:pPr>
-              <w:spacing w:before="60" w:after="60" w:line="252" w:lineRule="auto"/>
-              <w:jc w:val="left"/>
-            </w:pPr>
-            <w:r/>
-            <w:r>
-              <w:t>BEAR</w:t>
-            </w:r>
-          </w:p>
-        </w:tc>
-      </w:tr>
-      <w:tr>
-        <w:tc>
-          <w:tcPr>
-            <w:tcW w:type="dxa" w:w="1584"/>
-            <w:shd w:fill="FFFFFF"/>
-            <w:tcMar>
-              <w:top w:w="100" w:type="dxa"/>
-              <w:bottom w:w="100" w:type="dxa"/>
-              <w:left w:w="120" w:type="dxa"/>
-              <w:right w:w="120" w:type="dxa"/>
-            </w:tcMar>
-            <w:tcBorders>
-              <w:top w:val="single" w:sz="4" w:space="0" w:color="CCCCCC"/>
-              <w:bottom w:val="single" w:sz="4" w:space="0" w:color="CCCCCC"/>
-              <w:left w:val="single" w:sz="4" w:space="0" w:color="CCCCCC"/>
-              <w:right w:val="single" w:sz="4" w:space="0" w:color="CCCCCC"/>
-            </w:tcBorders>
-          </w:tcPr>
-          <w:p>
-            <w:pPr>
-              <w:spacing w:before="60" w:after="60" w:line="252" w:lineRule="auto"/>
-              <w:jc w:val="left"/>
-            </w:pPr>
-            <w:r/>
-            <w:r>
-              <w:rPr>
-                <w:b/>
-              </w:rPr>
-              <w:t>Fri 25/09</w:t>
-            </w:r>
-          </w:p>
-        </w:tc>
-        <w:tc>
-          <w:tcPr>
-            <w:tcW w:type="dxa" w:w="864"/>
-            <w:shd w:fill="FFFFFF"/>
-            <w:tcMar>
-              <w:top w:w="100" w:type="dxa"/>
-              <w:bottom w:w="100" w:type="dxa"/>
-              <w:left w:w="120" w:type="dxa"/>
-              <w:right w:w="120" w:type="dxa"/>
-            </w:tcMar>
-            <w:tcBorders>
-              <w:top w:val="single" w:sz="4" w:space="0" w:color="CCCCCC"/>
-              <w:bottom w:val="single" w:sz="4" w:space="0" w:color="CCCCCC"/>
-              <w:left w:val="single" w:sz="4" w:space="0" w:color="CCCCCC"/>
-              <w:right w:val="single" w:sz="4" w:space="0" w:color="CCCCCC"/>
-            </w:tcBorders>
-          </w:tcPr>
-          <w:p>
-            <w:pPr>
-              <w:spacing w:before="60" w:after="60" w:line="252" w:lineRule="auto"/>
-              <w:jc w:val="left"/>
-            </w:pPr>
-            <w:r/>
-            <w:r>
-              <w:t>Asia 11-15</w:t>
-            </w:r>
-          </w:p>
-        </w:tc>
-        <w:tc>
-          <w:tcPr>
-            <w:tcW w:type="dxa" w:w="1440"/>
-            <w:shd w:fill="FFFFFF"/>
-            <w:tcMar>
-              <w:top w:w="100" w:type="dxa"/>
-              <w:bottom w:w="100" w:type="dxa"/>
-              <w:left w:w="120" w:type="dxa"/>
-              <w:right w:w="120" w:type="dxa"/>
-            </w:tcMar>
-            <w:tcBorders>
-              <w:top w:val="single" w:sz="4" w:space="0" w:color="CCCCCC"/>
-              <w:bottom w:val="single" w:sz="4" w:space="0" w:color="CCCCCC"/>
-              <w:left w:val="single" w:sz="4" w:space="0" w:color="CCCCCC"/>
-              <w:right w:val="single" w:sz="4" w:space="0" w:color="CCCCCC"/>
-            </w:tcBorders>
-          </w:tcPr>
-          <w:p>
-            <w:pPr>
-              <w:spacing w:before="60" w:after="60" w:line="252" w:lineRule="auto"/>
-              <w:jc w:val="left"/>
-            </w:pPr>
-            <w:r/>
-            <w:r>
-              <w:t>543.25</w:t>
-            </w:r>
-          </w:p>
-        </w:tc>
-        <w:tc>
-          <w:tcPr>
-            <w:tcW w:type="dxa" w:w="2016"/>
-            <w:shd w:fill="FFFFFF"/>
-            <w:tcMar>
-              <w:top w:w="100" w:type="dxa"/>
-              <w:bottom w:w="100" w:type="dxa"/>
-              <w:left w:w="120" w:type="dxa"/>
-              <w:right w:w="120" w:type="dxa"/>
-            </w:tcMar>
-            <w:tcBorders>
-              <w:top w:val="single" w:sz="4" w:space="0" w:color="CCCCCC"/>
-              <w:bottom w:val="single" w:sz="4" w:space="0" w:color="CCCCCC"/>
-              <w:left w:val="single" w:sz="4" w:space="0" w:color="CCCCCC"/>
-              <w:right w:val="single" w:sz="4" w:space="0" w:color="CCCCCC"/>
-            </w:tcBorders>
-          </w:tcPr>
-          <w:p>
-            <w:pPr>
-              <w:spacing w:before="60" w:after="60" w:line="252" w:lineRule="auto"/>
-              <w:jc w:val="left"/>
-            </w:pPr>
-            <w:r/>
-            <w:r>
-              <w:t>546.75</w:t>
-            </w:r>
-          </w:p>
-        </w:tc>
-        <w:tc>
-          <w:tcPr>
-            <w:tcW w:type="dxa" w:w="1152"/>
-            <w:shd w:fill="FFFFFF"/>
-            <w:tcMar>
-              <w:top w:w="100" w:type="dxa"/>
-              <w:bottom w:w="100" w:type="dxa"/>
-              <w:left w:w="120" w:type="dxa"/>
-              <w:right w:w="120" w:type="dxa"/>
-            </w:tcMar>
-            <w:tcBorders>
-              <w:top w:val="single" w:sz="4" w:space="0" w:color="CCCCCC"/>
-              <w:bottom w:val="single" w:sz="4" w:space="0" w:color="CCCCCC"/>
-              <w:left w:val="single" w:sz="4" w:space="0" w:color="CCCCCC"/>
-              <w:right w:val="single" w:sz="4" w:space="0" w:color="CCCCCC"/>
-            </w:tcBorders>
-          </w:tcPr>
-          <w:p>
-            <w:pPr>
-              <w:spacing w:before="60" w:after="60" w:line="252" w:lineRule="auto"/>
-              <w:jc w:val="left"/>
-            </w:pPr>
-            <w:r/>
-            <w:r>
-              <w:t>540.00</w:t>
-            </w:r>
-          </w:p>
-        </w:tc>
-        <w:tc>
-          <w:tcPr>
-            <w:tcW w:type="dxa" w:w="1728"/>
-            <w:shd w:fill="FFFFFF"/>
-            <w:tcMar>
-              <w:top w:w="100" w:type="dxa"/>
-              <w:bottom w:w="100" w:type="dxa"/>
-              <w:left w:w="120" w:type="dxa"/>
-              <w:right w:w="120" w:type="dxa"/>
-            </w:tcMar>
-            <w:tcBorders>
-              <w:top w:val="single" w:sz="4" w:space="0" w:color="CCCCCC"/>
-              <w:bottom w:val="single" w:sz="4" w:space="0" w:color="CCCCCC"/>
-              <w:left w:val="single" w:sz="4" w:space="0" w:color="CCCCCC"/>
-              <w:right w:val="single" w:sz="4" w:space="0" w:color="CCCCCC"/>
-            </w:tcBorders>
-          </w:tcPr>
-          <w:p>
-            <w:pPr>
-              <w:spacing w:before="60" w:after="60" w:line="252" w:lineRule="auto"/>
-              <w:jc w:val="left"/>
-            </w:pPr>
-            <w:r/>
-            <w:r>
-              <w:rPr>
-                <w:b/>
-              </w:rPr>
-              <w:t>543.00</w:t>
-            </w:r>
-          </w:p>
-        </w:tc>
-        <w:tc>
-          <w:tcPr>
-            <w:tcW w:type="dxa" w:w="3456"/>
-            <w:shd w:fill="FFFFFF"/>
-            <w:tcMar>
-              <w:top w:w="100" w:type="dxa"/>
-              <w:bottom w:w="100" w:type="dxa"/>
-              <w:left w:w="120" w:type="dxa"/>
-              <w:right w:w="120" w:type="dxa"/>
-            </w:tcMar>
-            <w:tcBorders>
-              <w:top w:val="single" w:sz="4" w:space="0" w:color="CCCCCC"/>
-              <w:bottom w:val="single" w:sz="4" w:space="0" w:color="CCCCCC"/>
-              <w:left w:val="single" w:sz="4" w:space="0" w:color="CCCCCC"/>
-              <w:right w:val="single" w:sz="4" w:space="0" w:color="CCCCCC"/>
-            </w:tcBorders>
-          </w:tcPr>
-          <w:p>
-            <w:pPr>
-              <w:spacing w:before="60" w:after="60" w:line="252" w:lineRule="auto"/>
-              <w:jc w:val="left"/>
-            </w:pPr>
-            <w:r/>
-            <w:r>
-              <w:rPr>
-                <w:b/>
-              </w:rPr>
-              <w:t>-0.25</w:t>
-            </w:r>
-          </w:p>
-        </w:tc>
-        <w:tc>
-          <w:tcPr>
-            <w:tcW w:type="dxa" w:w="1440"/>
-            <w:shd w:fill="FFFFFF"/>
-            <w:tcMar>
-              <w:top w:w="100" w:type="dxa"/>
-              <w:bottom w:w="100" w:type="dxa"/>
-              <w:left w:w="120" w:type="dxa"/>
-              <w:right w:w="120" w:type="dxa"/>
-            </w:tcMar>
-            <w:tcBorders>
-              <w:top w:val="single" w:sz="4" w:space="0" w:color="CCCCCC"/>
-              <w:bottom w:val="single" w:sz="4" w:space="0" w:color="CCCCCC"/>
-              <w:left w:val="single" w:sz="4" w:space="0" w:color="CCCCCC"/>
-              <w:right w:val="single" w:sz="4" w:space="0" w:color="CCCCCC"/>
-            </w:tcBorders>
-          </w:tcPr>
-          <w:p>
-            <w:pPr>
-              <w:spacing w:before="60" w:after="60" w:line="252" w:lineRule="auto"/>
-              <w:jc w:val="left"/>
-            </w:pPr>
-            <w:r/>
-            <w:r>
-              <w:t>BEAR</w:t>
-            </w:r>
-          </w:p>
-        </w:tc>
-      </w:tr>
-      <w:tr>
-        <w:tc>
-          <w:tcPr>
-            <w:tcW w:type="dxa" w:w="1584"/>
-            <w:shd w:fill="F8FAFC"/>
-            <w:tcMar>
-              <w:top w:w="100" w:type="dxa"/>
-              <w:bottom w:w="100" w:type="dxa"/>
-              <w:left w:w="120" w:type="dxa"/>
-              <w:right w:w="120" w:type="dxa"/>
-            </w:tcMar>
-            <w:tcBorders>
-              <w:top w:val="single" w:sz="4" w:space="0" w:color="CCCCCC"/>
-              <w:bottom w:val="single" w:sz="4" w:space="0" w:color="CCCCCC"/>
-              <w:left w:val="single" w:sz="4" w:space="0" w:color="CCCCCC"/>
-              <w:right w:val="single" w:sz="4" w:space="0" w:color="CCCCCC"/>
-            </w:tcBorders>
-          </w:tcPr>
-          <w:p>
-            <w:pPr>
-              <w:spacing w:before="60" w:after="60" w:line="252" w:lineRule="auto"/>
-              <w:jc w:val="left"/>
-            </w:pPr>
-            <w:r/>
-            <w:r>
-              <w:rPr>
-                <w:b/>
-              </w:rPr>
-              <w:t>Fri 25/09</w:t>
-            </w:r>
-          </w:p>
-        </w:tc>
-        <w:tc>
-          <w:tcPr>
-            <w:tcW w:type="dxa" w:w="864"/>
-            <w:shd w:fill="F8FAFC"/>
-            <w:tcMar>
-              <w:top w:w="100" w:type="dxa"/>
-              <w:bottom w:w="100" w:type="dxa"/>
-              <w:left w:w="120" w:type="dxa"/>
-              <w:right w:w="120" w:type="dxa"/>
-            </w:tcMar>
-            <w:tcBorders>
-              <w:top w:val="single" w:sz="4" w:space="0" w:color="CCCCCC"/>
-              <w:bottom w:val="single" w:sz="4" w:space="0" w:color="CCCCCC"/>
-              <w:left w:val="single" w:sz="4" w:space="0" w:color="CCCCCC"/>
-              <w:right w:val="single" w:sz="4" w:space="0" w:color="CCCCCC"/>
-            </w:tcBorders>
-          </w:tcPr>
-          <w:p>
-            <w:pPr>
-              <w:spacing w:before="60" w:after="60" w:line="252" w:lineRule="auto"/>
-              <w:jc w:val="left"/>
-            </w:pPr>
-            <w:r/>
-            <w:r>
-              <w:t>London 15-19</w:t>
-            </w:r>
-          </w:p>
-        </w:tc>
-        <w:tc>
-          <w:tcPr>
-            <w:tcW w:type="dxa" w:w="1440"/>
-            <w:shd w:fill="F8FAFC"/>
-            <w:tcMar>
-              <w:top w:w="100" w:type="dxa"/>
-              <w:bottom w:w="100" w:type="dxa"/>
-              <w:left w:w="120" w:type="dxa"/>
-              <w:right w:w="120" w:type="dxa"/>
-            </w:tcMar>
-            <w:tcBorders>
-              <w:top w:val="single" w:sz="4" w:space="0" w:color="CCCCCC"/>
-              <w:bottom w:val="single" w:sz="4" w:space="0" w:color="CCCCCC"/>
-              <w:left w:val="single" w:sz="4" w:space="0" w:color="CCCCCC"/>
-              <w:right w:val="single" w:sz="4" w:space="0" w:color="CCCCCC"/>
-            </w:tcBorders>
-          </w:tcPr>
-          <w:p>
-            <w:pPr>
-              <w:spacing w:before="60" w:after="60" w:line="252" w:lineRule="auto"/>
-              <w:jc w:val="left"/>
-            </w:pPr>
-            <w:r/>
-            <w:r>
-              <w:t>543.00</w:t>
-            </w:r>
-          </w:p>
-        </w:tc>
-        <w:tc>
-          <w:tcPr>
-            <w:tcW w:type="dxa" w:w="2016"/>
-            <w:shd w:fill="F8FAFC"/>
-            <w:tcMar>
-              <w:top w:w="100" w:type="dxa"/>
-              <w:bottom w:w="100" w:type="dxa"/>
-              <w:left w:w="120" w:type="dxa"/>
-              <w:right w:w="120" w:type="dxa"/>
-            </w:tcMar>
-            <w:tcBorders>
-              <w:top w:val="single" w:sz="4" w:space="0" w:color="CCCCCC"/>
-              <w:bottom w:val="single" w:sz="4" w:space="0" w:color="CCCCCC"/>
-              <w:left w:val="single" w:sz="4" w:space="0" w:color="CCCCCC"/>
-              <w:right w:val="single" w:sz="4" w:space="0" w:color="CCCCCC"/>
-            </w:tcBorders>
-          </w:tcPr>
-          <w:p>
-            <w:pPr>
-              <w:spacing w:before="60" w:after="60" w:line="252" w:lineRule="auto"/>
-              <w:jc w:val="left"/>
-            </w:pPr>
-            <w:r/>
-            <w:r>
-              <w:t>546.00</w:t>
-            </w:r>
-          </w:p>
-        </w:tc>
-        <w:tc>
-          <w:tcPr>
-            <w:tcW w:type="dxa" w:w="1152"/>
-            <w:shd w:fill="F8FAFC"/>
-            <w:tcMar>
-              <w:top w:w="100" w:type="dxa"/>
-              <w:bottom w:w="100" w:type="dxa"/>
-              <w:left w:w="120" w:type="dxa"/>
-              <w:right w:w="120" w:type="dxa"/>
-            </w:tcMar>
-            <w:tcBorders>
-              <w:top w:val="single" w:sz="4" w:space="0" w:color="CCCCCC"/>
-              <w:bottom w:val="single" w:sz="4" w:space="0" w:color="CCCCCC"/>
-              <w:left w:val="single" w:sz="4" w:space="0" w:color="CCCCCC"/>
-              <w:right w:val="single" w:sz="4" w:space="0" w:color="CCCCCC"/>
-            </w:tcBorders>
-          </w:tcPr>
-          <w:p>
-            <w:pPr>
-              <w:spacing w:before="60" w:after="60" w:line="252" w:lineRule="auto"/>
-              <w:jc w:val="left"/>
-            </w:pPr>
-            <w:r/>
-            <w:r>
-              <w:t>540.25</w:t>
-            </w:r>
-          </w:p>
-        </w:tc>
-        <w:tc>
-          <w:tcPr>
-            <w:tcW w:type="dxa" w:w="1728"/>
-            <w:shd w:fill="F8FAFC"/>
-            <w:tcMar>
-              <w:top w:w="100" w:type="dxa"/>
-              <w:bottom w:w="100" w:type="dxa"/>
-              <w:left w:w="120" w:type="dxa"/>
-              <w:right w:w="120" w:type="dxa"/>
-            </w:tcMar>
-            <w:tcBorders>
-              <w:top w:val="single" w:sz="4" w:space="0" w:color="CCCCCC"/>
-              <w:bottom w:val="single" w:sz="4" w:space="0" w:color="CCCCCC"/>
-              <w:left w:val="single" w:sz="4" w:space="0" w:color="CCCCCC"/>
-              <w:right w:val="single" w:sz="4" w:space="0" w:color="CCCCCC"/>
-            </w:tcBorders>
-          </w:tcPr>
-          <w:p>
-            <w:pPr>
-              <w:spacing w:before="60" w:after="60" w:line="252" w:lineRule="auto"/>
-              <w:jc w:val="left"/>
-            </w:pPr>
-            <w:r/>
-            <w:r>
-              <w:rPr>
-                <w:b/>
-              </w:rPr>
-              <w:t>543.25</w:t>
-            </w:r>
-          </w:p>
-        </w:tc>
-        <w:tc>
-          <w:tcPr>
-            <w:tcW w:type="dxa" w:w="3456"/>
-            <w:shd w:fill="F8FAFC"/>
-            <w:tcMar>
-              <w:top w:w="100" w:type="dxa"/>
-              <w:bottom w:w="100" w:type="dxa"/>
-              <w:left w:w="120" w:type="dxa"/>
-              <w:right w:w="120" w:type="dxa"/>
-            </w:tcMar>
-            <w:tcBorders>
-              <w:top w:val="single" w:sz="4" w:space="0" w:color="CCCCCC"/>
-              <w:bottom w:val="single" w:sz="4" w:space="0" w:color="CCCCCC"/>
-              <w:left w:val="single" w:sz="4" w:space="0" w:color="CCCCCC"/>
-              <w:right w:val="single" w:sz="4" w:space="0" w:color="CCCCCC"/>
-            </w:tcBorders>
-          </w:tcPr>
-          <w:p>
-            <w:pPr>
-              <w:spacing w:before="60" w:after="60" w:line="252" w:lineRule="auto"/>
-              <w:jc w:val="left"/>
-            </w:pPr>
-            <w:r/>
-            <w:r>
-              <w:rPr>
-                <w:b/>
-              </w:rPr>
-              <w:t>+0.25</w:t>
-            </w:r>
-          </w:p>
-        </w:tc>
-        <w:tc>
-          <w:tcPr>
-            <w:tcW w:type="dxa" w:w="1440"/>
-            <w:shd w:fill="F8FAFC"/>
-            <w:tcMar>
-              <w:top w:w="100" w:type="dxa"/>
-              <w:bottom w:w="100" w:type="dxa"/>
-              <w:left w:w="120" w:type="dxa"/>
-              <w:right w:w="120" w:type="dxa"/>
-            </w:tcMar>
-            <w:tcBorders>
-              <w:top w:val="single" w:sz="4" w:space="0" w:color="CCCCCC"/>
-              <w:bottom w:val="single" w:sz="4" w:space="0" w:color="CCCCCC"/>
-              <w:left w:val="single" w:sz="4" w:space="0" w:color="CCCCCC"/>
-              <w:right w:val="single" w:sz="4" w:space="0" w:color="CCCCCC"/>
-            </w:tcBorders>
-          </w:tcPr>
-          <w:p>
-            <w:pPr>
-              <w:spacing w:before="60" w:after="60" w:line="252" w:lineRule="auto"/>
-              <w:jc w:val="left"/>
-            </w:pPr>
-            <w:r/>
-            <w:r>
-              <w:t>BULL</w:t>
-            </w:r>
-          </w:p>
-        </w:tc>
-      </w:tr>
-      <w:tr>
-        <w:tc>
-          <w:tcPr>
-            <w:tcW w:type="dxa" w:w="1584"/>
-            <w:shd w:fill="FFFFFF"/>
-            <w:tcMar>
-              <w:top w:w="100" w:type="dxa"/>
-              <w:bottom w:w="100" w:type="dxa"/>
-              <w:left w:w="120" w:type="dxa"/>
-              <w:right w:w="120" w:type="dxa"/>
-            </w:tcMar>
-            <w:tcBorders>
-              <w:top w:val="single" w:sz="4" w:space="0" w:color="CCCCCC"/>
-              <w:bottom w:val="single" w:sz="4" w:space="0" w:color="CCCCCC"/>
-              <w:left w:val="single" w:sz="4" w:space="0" w:color="CCCCCC"/>
-              <w:right w:val="single" w:sz="4" w:space="0" w:color="CCCCCC"/>
-            </w:tcBorders>
-          </w:tcPr>
-          <w:p>
-            <w:pPr>
-              <w:spacing w:before="60" w:after="60" w:line="252" w:lineRule="auto"/>
-              <w:jc w:val="left"/>
-            </w:pPr>
-            <w:r/>
-            <w:r>
-              <w:rPr>
-                <w:b/>
-              </w:rPr>
-              <w:t>Fri 25/09</w:t>
-            </w:r>
-          </w:p>
-        </w:tc>
-        <w:tc>
-          <w:tcPr>
-            <w:tcW w:type="dxa" w:w="864"/>
-            <w:shd w:fill="FFFFFF"/>
-            <w:tcMar>
-              <w:top w:w="100" w:type="dxa"/>
-              <w:bottom w:w="100" w:type="dxa"/>
-              <w:left w:w="120" w:type="dxa"/>
-              <w:right w:w="120" w:type="dxa"/>
-            </w:tcMar>
-            <w:tcBorders>
-              <w:top w:val="single" w:sz="4" w:space="0" w:color="CCCCCC"/>
-              <w:bottom w:val="single" w:sz="4" w:space="0" w:color="CCCCCC"/>
-              <w:left w:val="single" w:sz="4" w:space="0" w:color="CCCCCC"/>
-              <w:right w:val="single" w:sz="4" w:space="0" w:color="CCCCCC"/>
-            </w:tcBorders>
-          </w:tcPr>
-          <w:p>
-            <w:pPr>
-              <w:spacing w:before="60" w:after="60" w:line="252" w:lineRule="auto"/>
-              <w:jc w:val="left"/>
-            </w:pPr>
-            <w:r/>
-            <w:r>
-              <w:t>Pre-NY 19-21</w:t>
-            </w:r>
-          </w:p>
-        </w:tc>
-        <w:tc>
-          <w:tcPr>
-            <w:tcW w:type="dxa" w:w="1440"/>
-            <w:shd w:fill="FFFFFF"/>
-            <w:tcMar>
-              <w:top w:w="100" w:type="dxa"/>
-              <w:bottom w:w="100" w:type="dxa"/>
-              <w:left w:w="120" w:type="dxa"/>
-              <w:right w:w="120" w:type="dxa"/>
-            </w:tcMar>
-            <w:tcBorders>
-              <w:top w:val="single" w:sz="4" w:space="0" w:color="CCCCCC"/>
-              <w:bottom w:val="single" w:sz="4" w:space="0" w:color="CCCCCC"/>
-              <w:left w:val="single" w:sz="4" w:space="0" w:color="CCCCCC"/>
-              <w:right w:val="single" w:sz="4" w:space="0" w:color="CCCCCC"/>
-            </w:tcBorders>
-          </w:tcPr>
-          <w:p>
-            <w:pPr>
-              <w:spacing w:before="60" w:after="60" w:line="252" w:lineRule="auto"/>
-              <w:jc w:val="left"/>
-            </w:pPr>
-            <w:r/>
-            <w:r>
-              <w:t>543.25</w:t>
-            </w:r>
-          </w:p>
-        </w:tc>
-        <w:tc>
-          <w:tcPr>
-            <w:tcW w:type="dxa" w:w="2016"/>
-            <w:shd w:fill="FFFFFF"/>
-            <w:tcMar>
-              <w:top w:w="100" w:type="dxa"/>
-              <w:bottom w:w="100" w:type="dxa"/>
-              <w:left w:w="120" w:type="dxa"/>
-              <w:right w:w="120" w:type="dxa"/>
-            </w:tcMar>
-            <w:tcBorders>
-              <w:top w:val="single" w:sz="4" w:space="0" w:color="CCCCCC"/>
-              <w:bottom w:val="single" w:sz="4" w:space="0" w:color="CCCCCC"/>
-              <w:left w:val="single" w:sz="4" w:space="0" w:color="CCCCCC"/>
-              <w:right w:val="single" w:sz="4" w:space="0" w:color="CCCCCC"/>
-            </w:tcBorders>
-          </w:tcPr>
-          <w:p>
-            <w:pPr>
-              <w:spacing w:before="60" w:after="60" w:line="252" w:lineRule="auto"/>
-              <w:jc w:val="left"/>
-            </w:pPr>
-            <w:r/>
-            <w:r>
-              <w:t>546.25</w:t>
-            </w:r>
-          </w:p>
-        </w:tc>
-        <w:tc>
-          <w:tcPr>
-            <w:tcW w:type="dxa" w:w="1152"/>
-            <w:shd w:fill="FFFFFF"/>
-            <w:tcMar>
-              <w:top w:w="100" w:type="dxa"/>
-              <w:bottom w:w="100" w:type="dxa"/>
-              <w:left w:w="120" w:type="dxa"/>
-              <w:right w:w="120" w:type="dxa"/>
-            </w:tcMar>
-            <w:tcBorders>
-              <w:top w:val="single" w:sz="4" w:space="0" w:color="CCCCCC"/>
-              <w:bottom w:val="single" w:sz="4" w:space="0" w:color="CCCCCC"/>
-              <w:left w:val="single" w:sz="4" w:space="0" w:color="CCCCCC"/>
-              <w:right w:val="single" w:sz="4" w:space="0" w:color="CCCCCC"/>
-            </w:tcBorders>
-          </w:tcPr>
-          <w:p>
-            <w:pPr>
-              <w:spacing w:before="60" w:after="60" w:line="252" w:lineRule="auto"/>
-              <w:jc w:val="left"/>
-            </w:pPr>
-            <w:r/>
-            <w:r>
-              <w:t>540.50</w:t>
-            </w:r>
-          </w:p>
-        </w:tc>
-        <w:tc>
-          <w:tcPr>
-            <w:tcW w:type="dxa" w:w="1728"/>
-            <w:shd w:fill="FFFFFF"/>
-            <w:tcMar>
-              <w:top w:w="100" w:type="dxa"/>
-              <w:bottom w:w="100" w:type="dxa"/>
-              <w:left w:w="120" w:type="dxa"/>
-              <w:right w:w="120" w:type="dxa"/>
-            </w:tcMar>
-            <w:tcBorders>
-              <w:top w:val="single" w:sz="4" w:space="0" w:color="CCCCCC"/>
-              <w:bottom w:val="single" w:sz="4" w:space="0" w:color="CCCCCC"/>
-              <w:left w:val="single" w:sz="4" w:space="0" w:color="CCCCCC"/>
-              <w:right w:val="single" w:sz="4" w:space="0" w:color="CCCCCC"/>
-            </w:tcBorders>
-          </w:tcPr>
-          <w:p>
-            <w:pPr>
-              <w:spacing w:before="60" w:after="60" w:line="252" w:lineRule="auto"/>
-              <w:jc w:val="left"/>
-            </w:pPr>
-            <w:r/>
-            <w:r>
-              <w:rPr>
-                <w:b/>
-              </w:rPr>
-              <w:t>543.25</w:t>
-            </w:r>
-          </w:p>
-        </w:tc>
-        <w:tc>
-          <w:tcPr>
-            <w:tcW w:type="dxa" w:w="3456"/>
-            <w:shd w:fill="FFFFFF"/>
-            <w:tcMar>
-              <w:top w:w="100" w:type="dxa"/>
-              <w:bottom w:w="100" w:type="dxa"/>
-              <w:left w:w="120" w:type="dxa"/>
-              <w:right w:w="120" w:type="dxa"/>
-            </w:tcMar>
-            <w:tcBorders>
-              <w:top w:val="single" w:sz="4" w:space="0" w:color="CCCCCC"/>
-              <w:bottom w:val="single" w:sz="4" w:space="0" w:color="CCCCCC"/>
-              <w:left w:val="single" w:sz="4" w:space="0" w:color="CCCCCC"/>
-              <w:right w:val="single" w:sz="4" w:space="0" w:color="CCCCCC"/>
-            </w:tcBorders>
-          </w:tcPr>
-          <w:p>
-            <w:pPr>
-              <w:spacing w:before="60" w:after="60" w:line="252" w:lineRule="auto"/>
-              <w:jc w:val="left"/>
-            </w:pPr>
-            <w:r/>
-            <w:r>
-              <w:rPr>
-                <w:b/>
-              </w:rPr>
-              <w:t>+0.00</w:t>
-            </w:r>
-          </w:p>
-        </w:tc>
-        <w:tc>
-          <w:tcPr>
-            <w:tcW w:type="dxa" w:w="1440"/>
-            <w:shd w:fill="FFFFFF"/>
-            <w:tcMar>
-              <w:top w:w="100" w:type="dxa"/>
-              <w:bottom w:w="100" w:type="dxa"/>
-              <w:left w:w="120" w:type="dxa"/>
-              <w:right w:w="120" w:type="dxa"/>
-            </w:tcMar>
-            <w:tcBorders>
-              <w:top w:val="single" w:sz="4" w:space="0" w:color="CCCCCC"/>
-              <w:bottom w:val="single" w:sz="4" w:space="0" w:color="CCCCCC"/>
-              <w:left w:val="single" w:sz="4" w:space="0" w:color="CCCCCC"/>
-              <w:right w:val="single" w:sz="4" w:space="0" w:color="CCCCCC"/>
-            </w:tcBorders>
-          </w:tcPr>
-          <w:p>
-            <w:pPr>
-              <w:spacing w:before="60" w:after="60" w:line="252" w:lineRule="auto"/>
-              <w:jc w:val="left"/>
-            </w:pPr>
-            <w:r/>
-            <w:r>
-              <w:t>BEAR</w:t>
-            </w:r>
-          </w:p>
-        </w:tc>
-      </w:tr>
-      <w:tr>
-        <w:tc>
-          <w:tcPr>
-            <w:tcW w:type="dxa" w:w="1584"/>
-            <w:shd w:fill="F8FAFC"/>
-            <w:tcMar>
-              <w:top w:w="100" w:type="dxa"/>
-              <w:bottom w:w="100" w:type="dxa"/>
-              <w:left w:w="120" w:type="dxa"/>
-              <w:right w:w="120" w:type="dxa"/>
-            </w:tcMar>
-            <w:tcBorders>
-              <w:top w:val="single" w:sz="4" w:space="0" w:color="CCCCCC"/>
-              <w:bottom w:val="single" w:sz="4" w:space="0" w:color="CCCCCC"/>
-              <w:left w:val="single" w:sz="4" w:space="0" w:color="CCCCCC"/>
-              <w:right w:val="single" w:sz="4" w:space="0" w:color="CCCCCC"/>
-            </w:tcBorders>
-          </w:tcPr>
-          <w:p>
-            <w:pPr>
-              <w:spacing w:before="60" w:after="60" w:line="252" w:lineRule="auto"/>
-              <w:jc w:val="left"/>
-            </w:pPr>
-            <w:r/>
-            <w:r>
-              <w:rPr>
-                <w:b/>
-              </w:rPr>
-              <w:t>Fri 25/09</w:t>
-            </w:r>
-          </w:p>
-        </w:tc>
-        <w:tc>
-          <w:tcPr>
-            <w:tcW w:type="dxa" w:w="864"/>
-            <w:shd w:fill="F8FAFC"/>
-            <w:tcMar>
-              <w:top w:w="100" w:type="dxa"/>
-              <w:bottom w:w="100" w:type="dxa"/>
-              <w:left w:w="120" w:type="dxa"/>
-              <w:right w:w="120" w:type="dxa"/>
-            </w:tcMar>
-            <w:tcBorders>
-              <w:top w:val="single" w:sz="4" w:space="0" w:color="CCCCCC"/>
-              <w:bottom w:val="single" w:sz="4" w:space="0" w:color="CCCCCC"/>
-              <w:left w:val="single" w:sz="4" w:space="0" w:color="CCCCCC"/>
-              <w:right w:val="single" w:sz="4" w:space="0" w:color="CCCCCC"/>
-            </w:tcBorders>
-          </w:tcPr>
-          <w:p>
-            <w:pPr>
-              <w:spacing w:before="60" w:after="60" w:line="252" w:lineRule="auto"/>
-              <w:jc w:val="left"/>
-            </w:pPr>
-            <w:r/>
-            <w:r>
-              <w:t>NY Open 21-23</w:t>
-            </w:r>
-          </w:p>
-        </w:tc>
-        <w:tc>
-          <w:tcPr>
-            <w:tcW w:type="dxa" w:w="1440"/>
-            <w:shd w:fill="F8FAFC"/>
-            <w:tcMar>
-              <w:top w:w="100" w:type="dxa"/>
-              <w:bottom w:w="100" w:type="dxa"/>
-              <w:left w:w="120" w:type="dxa"/>
-              <w:right w:w="120" w:type="dxa"/>
-            </w:tcMar>
-            <w:tcBorders>
-              <w:top w:val="single" w:sz="4" w:space="0" w:color="CCCCCC"/>
-              <w:bottom w:val="single" w:sz="4" w:space="0" w:color="CCCCCC"/>
-              <w:left w:val="single" w:sz="4" w:space="0" w:color="CCCCCC"/>
-              <w:right w:val="single" w:sz="4" w:space="0" w:color="CCCCCC"/>
-            </w:tcBorders>
-          </w:tcPr>
-          <w:p>
-            <w:pPr>
-              <w:spacing w:before="60" w:after="60" w:line="252" w:lineRule="auto"/>
-              <w:jc w:val="left"/>
-            </w:pPr>
-            <w:r/>
-            <w:r>
-              <w:t>543.25</w:t>
-            </w:r>
-          </w:p>
-        </w:tc>
-        <w:tc>
-          <w:tcPr>
-            <w:tcW w:type="dxa" w:w="2016"/>
-            <w:shd w:fill="F8FAFC"/>
-            <w:tcMar>
-              <w:top w:w="100" w:type="dxa"/>
-              <w:bottom w:w="100" w:type="dxa"/>
-              <w:left w:w="120" w:type="dxa"/>
-              <w:right w:w="120" w:type="dxa"/>
-            </w:tcMar>
-            <w:tcBorders>
-              <w:top w:val="single" w:sz="4" w:space="0" w:color="CCCCCC"/>
-              <w:bottom w:val="single" w:sz="4" w:space="0" w:color="CCCCCC"/>
-              <w:left w:val="single" w:sz="4" w:space="0" w:color="CCCCCC"/>
-              <w:right w:val="single" w:sz="4" w:space="0" w:color="CCCCCC"/>
-            </w:tcBorders>
-          </w:tcPr>
-          <w:p>
-            <w:pPr>
-              <w:spacing w:before="60" w:after="60" w:line="252" w:lineRule="auto"/>
-              <w:jc w:val="left"/>
-            </w:pPr>
-            <w:r/>
-            <w:r>
-              <w:t>547.25</w:t>
-            </w:r>
-          </w:p>
-        </w:tc>
-        <w:tc>
-          <w:tcPr>
-            <w:tcW w:type="dxa" w:w="1152"/>
-            <w:shd w:fill="F8FAFC"/>
-            <w:tcMar>
-              <w:top w:w="100" w:type="dxa"/>
-              <w:bottom w:w="100" w:type="dxa"/>
-              <w:left w:w="120" w:type="dxa"/>
-              <w:right w:w="120" w:type="dxa"/>
-            </w:tcMar>
-            <w:tcBorders>
-              <w:top w:val="single" w:sz="4" w:space="0" w:color="CCCCCC"/>
-              <w:bottom w:val="single" w:sz="4" w:space="0" w:color="CCCCCC"/>
-              <w:left w:val="single" w:sz="4" w:space="0" w:color="CCCCCC"/>
-              <w:right w:val="single" w:sz="4" w:space="0" w:color="CCCCCC"/>
-            </w:tcBorders>
-          </w:tcPr>
-          <w:p>
-            <w:pPr>
-              <w:spacing w:before="60" w:after="60" w:line="252" w:lineRule="auto"/>
-              <w:jc w:val="left"/>
-            </w:pPr>
-            <w:r/>
-            <w:r>
-              <w:t>539.75</w:t>
-            </w:r>
-          </w:p>
-        </w:tc>
-        <w:tc>
-          <w:tcPr>
-            <w:tcW w:type="dxa" w:w="1728"/>
-            <w:shd w:fill="F8FAFC"/>
             <w:tcMar>
               <w:top w:w="100" w:type="dxa"/>
               <w:bottom w:w="100" w:type="dxa"/>
@@ -20834,241 +21069,6 @@
                 <w:b/>
               </w:rPr>
               <w:t>543.75</w:t>
-            </w:r>
-          </w:p>
-        </w:tc>
-        <w:tc>
-          <w:tcPr>
-            <w:tcW w:type="dxa" w:w="3456"/>
-            <w:shd w:fill="F8FAFC"/>
-            <w:tcMar>
-              <w:top w:w="100" w:type="dxa"/>
-              <w:bottom w:w="100" w:type="dxa"/>
-              <w:left w:w="120" w:type="dxa"/>
-              <w:right w:w="120" w:type="dxa"/>
-            </w:tcMar>
-            <w:tcBorders>
-              <w:top w:val="single" w:sz="4" w:space="0" w:color="CCCCCC"/>
-              <w:bottom w:val="single" w:sz="4" w:space="0" w:color="CCCCCC"/>
-              <w:left w:val="single" w:sz="4" w:space="0" w:color="CCCCCC"/>
-              <w:right w:val="single" w:sz="4" w:space="0" w:color="CCCCCC"/>
-            </w:tcBorders>
-          </w:tcPr>
-          <w:p>
-            <w:pPr>
-              <w:spacing w:before="60" w:after="60" w:line="252" w:lineRule="auto"/>
-              <w:jc w:val="left"/>
-            </w:pPr>
-            <w:r/>
-            <w:r>
-              <w:rPr>
-                <w:b/>
-              </w:rPr>
-              <w:t>+0.50</w:t>
-            </w:r>
-          </w:p>
-        </w:tc>
-        <w:tc>
-          <w:tcPr>
-            <w:tcW w:type="dxa" w:w="1440"/>
-            <w:shd w:fill="F8FAFC"/>
-            <w:tcMar>
-              <w:top w:w="100" w:type="dxa"/>
-              <w:bottom w:w="100" w:type="dxa"/>
-              <w:left w:w="120" w:type="dxa"/>
-              <w:right w:w="120" w:type="dxa"/>
-            </w:tcMar>
-            <w:tcBorders>
-              <w:top w:val="single" w:sz="4" w:space="0" w:color="CCCCCC"/>
-              <w:bottom w:val="single" w:sz="4" w:space="0" w:color="CCCCCC"/>
-              <w:left w:val="single" w:sz="4" w:space="0" w:color="CCCCCC"/>
-              <w:right w:val="single" w:sz="4" w:space="0" w:color="CCCCCC"/>
-            </w:tcBorders>
-          </w:tcPr>
-          <w:p>
-            <w:pPr>
-              <w:spacing w:before="60" w:after="60" w:line="252" w:lineRule="auto"/>
-              <w:jc w:val="left"/>
-            </w:pPr>
-            <w:r/>
-            <w:r>
-              <w:t>BULL</w:t>
-            </w:r>
-          </w:p>
-        </w:tc>
-      </w:tr>
-      <w:tr>
-        <w:tc>
-          <w:tcPr>
-            <w:tcW w:type="dxa" w:w="1584"/>
-            <w:shd w:fill="FFFFFF"/>
-            <w:tcMar>
-              <w:top w:w="100" w:type="dxa"/>
-              <w:bottom w:w="100" w:type="dxa"/>
-              <w:left w:w="120" w:type="dxa"/>
-              <w:right w:w="120" w:type="dxa"/>
-            </w:tcMar>
-            <w:tcBorders>
-              <w:top w:val="single" w:sz="4" w:space="0" w:color="CCCCCC"/>
-              <w:bottom w:val="single" w:sz="4" w:space="0" w:color="CCCCCC"/>
-              <w:left w:val="single" w:sz="4" w:space="0" w:color="CCCCCC"/>
-              <w:right w:val="single" w:sz="4" w:space="0" w:color="CCCCCC"/>
-            </w:tcBorders>
-          </w:tcPr>
-          <w:p>
-            <w:pPr>
-              <w:spacing w:before="60" w:after="60" w:line="252" w:lineRule="auto"/>
-              <w:jc w:val="left"/>
-            </w:pPr>
-            <w:r/>
-            <w:r>
-              <w:rPr>
-                <w:b/>
-              </w:rPr>
-              <w:t>Fri 25/09</w:t>
-            </w:r>
-          </w:p>
-        </w:tc>
-        <w:tc>
-          <w:tcPr>
-            <w:tcW w:type="dxa" w:w="864"/>
-            <w:shd w:fill="FFFFFF"/>
-            <w:tcMar>
-              <w:top w:w="100" w:type="dxa"/>
-              <w:bottom w:w="100" w:type="dxa"/>
-              <w:left w:w="120" w:type="dxa"/>
-              <w:right w:w="120" w:type="dxa"/>
-            </w:tcMar>
-            <w:tcBorders>
-              <w:top w:val="single" w:sz="4" w:space="0" w:color="CCCCCC"/>
-              <w:bottom w:val="single" w:sz="4" w:space="0" w:color="CCCCCC"/>
-              <w:left w:val="single" w:sz="4" w:space="0" w:color="CCCCCC"/>
-              <w:right w:val="single" w:sz="4" w:space="0" w:color="CCCCCC"/>
-            </w:tcBorders>
-          </w:tcPr>
-          <w:p>
-            <w:pPr>
-              <w:spacing w:before="60" w:after="60" w:line="252" w:lineRule="auto"/>
-              <w:jc w:val="left"/>
-            </w:pPr>
-            <w:r/>
-            <w:r>
-              <w:t>NY Close 23-01</w:t>
-            </w:r>
-          </w:p>
-        </w:tc>
-        <w:tc>
-          <w:tcPr>
-            <w:tcW w:type="dxa" w:w="1440"/>
-            <w:shd w:fill="FFFFFF"/>
-            <w:tcMar>
-              <w:top w:w="100" w:type="dxa"/>
-              <w:bottom w:w="100" w:type="dxa"/>
-              <w:left w:w="120" w:type="dxa"/>
-              <w:right w:w="120" w:type="dxa"/>
-            </w:tcMar>
-            <w:tcBorders>
-              <w:top w:val="single" w:sz="4" w:space="0" w:color="CCCCCC"/>
-              <w:bottom w:val="single" w:sz="4" w:space="0" w:color="CCCCCC"/>
-              <w:left w:val="single" w:sz="4" w:space="0" w:color="CCCCCC"/>
-              <w:right w:val="single" w:sz="4" w:space="0" w:color="CCCCCC"/>
-            </w:tcBorders>
-          </w:tcPr>
-          <w:p>
-            <w:pPr>
-              <w:spacing w:before="60" w:after="60" w:line="252" w:lineRule="auto"/>
-              <w:jc w:val="left"/>
-            </w:pPr>
-            <w:r/>
-            <w:r>
-              <w:t>543.75</w:t>
-            </w:r>
-          </w:p>
-        </w:tc>
-        <w:tc>
-          <w:tcPr>
-            <w:tcW w:type="dxa" w:w="2016"/>
-            <w:shd w:fill="FFFFFF"/>
-            <w:tcMar>
-              <w:top w:w="100" w:type="dxa"/>
-              <w:bottom w:w="100" w:type="dxa"/>
-              <w:left w:w="120" w:type="dxa"/>
-              <w:right w:w="120" w:type="dxa"/>
-            </w:tcMar>
-            <w:tcBorders>
-              <w:top w:val="single" w:sz="4" w:space="0" w:color="CCCCCC"/>
-              <w:bottom w:val="single" w:sz="4" w:space="0" w:color="CCCCCC"/>
-              <w:left w:val="single" w:sz="4" w:space="0" w:color="CCCCCC"/>
-              <w:right w:val="single" w:sz="4" w:space="0" w:color="CCCCCC"/>
-            </w:tcBorders>
-          </w:tcPr>
-          <w:p>
-            <w:pPr>
-              <w:spacing w:before="60" w:after="60" w:line="252" w:lineRule="auto"/>
-              <w:jc w:val="left"/>
-            </w:pPr>
-            <w:r/>
-            <w:r>
-              <w:t>547.75</w:t>
-            </w:r>
-          </w:p>
-        </w:tc>
-        <w:tc>
-          <w:tcPr>
-            <w:tcW w:type="dxa" w:w="1152"/>
-            <w:shd w:fill="FFFFFF"/>
-            <w:tcMar>
-              <w:top w:w="100" w:type="dxa"/>
-              <w:bottom w:w="100" w:type="dxa"/>
-              <w:left w:w="120" w:type="dxa"/>
-              <w:right w:w="120" w:type="dxa"/>
-            </w:tcMar>
-            <w:tcBorders>
-              <w:top w:val="single" w:sz="4" w:space="0" w:color="CCCCCC"/>
-              <w:bottom w:val="single" w:sz="4" w:space="0" w:color="CCCCCC"/>
-              <w:left w:val="single" w:sz="4" w:space="0" w:color="CCCCCC"/>
-              <w:right w:val="single" w:sz="4" w:space="0" w:color="CCCCCC"/>
-            </w:tcBorders>
-          </w:tcPr>
-          <w:p>
-            <w:pPr>
-              <w:spacing w:before="60" w:after="60" w:line="252" w:lineRule="auto"/>
-              <w:jc w:val="left"/>
-            </w:pPr>
-            <w:r/>
-            <w:r>
-              <w:t>542.00</w:t>
-            </w:r>
-          </w:p>
-        </w:tc>
-        <w:tc>
-          <w:tcPr>
-            <w:tcW w:type="dxa" w:w="1728"/>
-            <w:shd w:fill="FFFFFF"/>
-            <w:tcMar>
-              <w:top w:w="100" w:type="dxa"/>
-              <w:bottom w:w="100" w:type="dxa"/>
-              <w:left w:w="120" w:type="dxa"/>
-              <w:right w:w="120" w:type="dxa"/>
-            </w:tcMar>
-            <w:tcBorders>
-              <w:top w:val="single" w:sz="4" w:space="0" w:color="CCCCCC"/>
-              <w:bottom w:val="single" w:sz="4" w:space="0" w:color="CCCCCC"/>
-              <w:left w:val="single" w:sz="4" w:space="0" w:color="CCCCCC"/>
-              <w:right w:val="single" w:sz="4" w:space="0" w:color="CCCCCC"/>
-            </w:tcBorders>
-          </w:tcPr>
-          <w:p>
-            <w:pPr>
-              <w:spacing w:before="60" w:after="60" w:line="252" w:lineRule="auto"/>
-              <w:jc w:val="left"/>
-            </w:pPr>
-            <w:r/>
-            <w:r>
-              <w:rPr>
-                <w:b/>
-              </w:rPr>
-              <w:t>543.50</w:t>
             </w:r>
           </w:p>
         </w:tc>
@@ -21791,7 +21791,7 @@
         <w:t>Giá Chốt Phiên (Close):</w:t>
       </w:r>
       <w:r>
-        <w:t xml:space="preserve"> 721.50 cents | </w:t>
+        <w:t xml:space="preserve"> 723.75 cents | </w:t>
       </w:r>
       <w:r>
         <w:rPr>
@@ -21806,10 +21806,10 @@
         <w:rPr>
           <w:b/>
         </w:rPr>
-        <w:t>`722.49 cents`</w:t>
+        <w:t>`724.89 cents`</w:t>
       </w:r>
       <w:r>
-        <w:t xml:space="preserve"> (+0.99).</w:t>
+        <w:t xml:space="preserve"> (+1.14).</w:t>
       </w:r>
     </w:p>
     <w:p>
@@ -21830,7 +21830,7 @@
         <w:rPr>
           <w:b/>
         </w:rPr>
-        <w:t>`12,920`</w:t>
+        <w:t>`14,314`</w:t>
       </w:r>
       <w:r>
         <w:t xml:space="preserve"> (Chênh lệch: </w:t>
@@ -21839,7 +21839,7 @@
         <w:rPr>
           <w:b/>
         </w:rPr>
-        <w:t>`+6,751`</w:t>
+        <w:t>`+8,145`</w:t>
       </w:r>
       <w:r>
         <w:t xml:space="preserve">) | OI: </w:t>
@@ -21881,7 +21881,7 @@
         <w:rPr>
           <w:b/>
         </w:rPr>
-        <w:t>`Không phát hiện mô hình nến đặc biệt`</w:t>
+        <w:t>`Bullish Engulfing (Nhấn chìm tăng trưởng)`</w:t>
       </w:r>
     </w:p>
     <w:p>
@@ -21918,16 +21918,16 @@
         <w:t>Đánh giá xu hướng kết hợp:</w:t>
       </w:r>
       <w:r>
-        <w:t xml:space="preserve"> </w:t>
+        <w:t xml:space="preserve"> ️ </w:t>
       </w:r>
       <w:r>
         <w:rPr>
           <w:b/>
         </w:rPr>
-        <w:t>TÍCH LŨY TIÊU CỰC (Distribution):</w:t>
+        <w:t>HỒI KỸ THUẬT YẾU (Weak Bullish Retest):</w:t>
       </w:r>
       <w:r>
-        <w:t xml:space="preserve"> Nến đi ngang nhưng dòng tiền rút dần (OI giảm), cảnh báo rủi ro suy sụt sắp tới.</w:t>
+        <w:t xml:space="preserve"> Xuất hiện nến tăng nhưng dòng tiền/thanh khoản yếu. Cần quan sát thêm lực cầu.</w:t>
       </w:r>
     </w:p>
     <w:p>
@@ -22173,7 +22173,7 @@
               <w:rPr>
                 <w:b/>
               </w:rPr>
-              <w:t>96.95</w:t>
+              <w:t>97.06</w:t>
             </w:r>
           </w:p>
         </w:tc>
@@ -22296,7 +22296,7 @@
               <w:rPr>
                 <w:b/>
               </w:rPr>
-              <w:t>100.27</w:t>
+              <w:t>100.22</w:t>
             </w:r>
           </w:p>
         </w:tc>
@@ -22931,7 +22931,7 @@
         <w:t xml:space="preserve"> EMA_21 </w:t>
       </w:r>
       <w:r>
-        <w:t xml:space="preserve"> (722.72) &lt; </w:t>
+        <w:t xml:space="preserve"> (722.92) &lt; </w:t>
       </w:r>
       <w:r>
         <w:rPr>
@@ -22942,7 +22942,7 @@
         <w:t xml:space="preserve"> EMA_50 </w:t>
       </w:r>
       <w:r>
-        <w:t xml:space="preserve"> (723.74).</w:t>
+        <w:t xml:space="preserve"> (723.82).</w:t>
       </w:r>
     </w:p>
     <w:p>
@@ -22963,7 +22963,7 @@
         <w:rPr>
           <w:b/>
         </w:rPr>
-        <w:t>`46.59`</w:t>
+        <w:t>`51.67`</w:t>
       </w:r>
       <w:r>
         <w:t xml:space="preserve"> | ATR (14) = </w:t>
@@ -22972,7 +22972,7 @@
         <w:rPr>
           <w:b/>
         </w:rPr>
-        <w:t>`2.98`</w:t>
+        <w:t>`3.31`</w:t>
       </w:r>
       <w:r>
         <w:t xml:space="preserve"> cents | Volatility = </w:t>
@@ -22981,7 +22981,7 @@
         <w:rPr>
           <w:b/>
         </w:rPr>
-        <w:t>`1.75 cents`</w:t>
+        <w:t>`4.25 cents`</w:t>
       </w:r>
       <w:r>
         <w:t>.</w:t>
@@ -23756,7 +23756,7 @@
           <w:b/>
           <w:color w:val="B91C1C"/>
         </w:rPr>
-        <w:t>`722.72 - 723.74 cents (Canh bán hồi kỹ thuật H1)`</w:t>
+        <w:t>`722.92 - 723.82 cents (Canh bán hồi kỹ thuật H1)`</w:t>
       </w:r>
       <w:r>
         <w:t xml:space="preserve"> | SL: </w:t>
@@ -23765,7 +23765,7 @@
         <w:rPr>
           <w:b/>
         </w:rPr>
-        <w:t>`799.46 cents (Trên kháng cự R2 + 1.5x ATR)`</w:t>
+        <w:t>`799.96 cents (Trên kháng cự R2 + 1.5x ATR)`</w:t>
       </w:r>
       <w:r>
         <w:t xml:space="preserve"> | TP: </w:t>
@@ -23836,7 +23836,7 @@
         <w:rPr>
           <w:b/>
         </w:rPr>
-        <w:t>`674.02 cents`</w:t>
+        <w:t>`673.69 cents`</w:t>
       </w:r>
       <w:r>
         <w:t xml:space="preserve"> | TP: </w:t>
@@ -23882,7 +23882,7 @@
         <w:rPr>
           <w:b/>
         </w:rPr>
-        <w:t>`728.73 cents`</w:t>
+        <w:t>`729.06 cents`</w:t>
       </w:r>
       <w:r>
         <w:t xml:space="preserve"> | TP: </w:t>
@@ -23931,7 +23931,7 @@
         <w:rPr>
           <w:b/>
         </w:rPr>
-        <w:t>`665.10 - 677.00 cents`</w:t>
+        <w:t>`663.76 - 677.00 cents`</w:t>
       </w:r>
     </w:p>
     <w:p>
@@ -24338,7 +24338,7 @@
             </w:pPr>
             <w:r/>
             <w:r>
-              <w:t>721.50</w:t>
+              <w:t>723.75</w:t>
             </w:r>
           </w:p>
         </w:tc>
@@ -24366,7 +24366,7 @@
             </w:pPr>
             <w:r/>
             <w:r>
-              <w:t>732.75</w:t>
+              <w:t>735.00</w:t>
             </w:r>
           </w:p>
         </w:tc>
@@ -24394,7 +24394,7 @@
             </w:pPr>
             <w:r/>
             <w:r>
-              <w:t>716.00</w:t>
+              <w:t>718.25</w:t>
             </w:r>
           </w:p>
         </w:tc>
@@ -24425,7 +24425,7 @@
               <w:rPr>
                 <w:b/>
               </w:rPr>
-              <w:t>720.75</w:t>
+              <w:t>723.00</w:t>
             </w:r>
           </w:p>
         </w:tc>
@@ -24573,7 +24573,7 @@
             </w:pPr>
             <w:r/>
             <w:r>
-              <w:t>720.75</w:t>
+              <w:t>723.00</w:t>
             </w:r>
           </w:p>
         </w:tc>
@@ -24601,7 +24601,7 @@
             </w:pPr>
             <w:r/>
             <w:r>
-              <w:t>728.25</w:t>
+              <w:t>730.50</w:t>
             </w:r>
           </w:p>
         </w:tc>
@@ -24629,7 +24629,7 @@
             </w:pPr>
             <w:r/>
             <w:r>
-              <w:t>714.75</w:t>
+              <w:t>717.00</w:t>
             </w:r>
           </w:p>
         </w:tc>
@@ -24660,7 +24660,7 @@
               <w:rPr>
                 <w:b/>
               </w:rPr>
-              <w:t>720.25</w:t>
+              <w:t>722.50</w:t>
             </w:r>
           </w:p>
         </w:tc>
@@ -24808,7 +24808,7 @@
             </w:pPr>
             <w:r/>
             <w:r>
-              <w:t>720.25</w:t>
+              <w:t>722.50</w:t>
             </w:r>
           </w:p>
         </w:tc>
@@ -24836,7 +24836,7 @@
             </w:pPr>
             <w:r/>
             <w:r>
-              <w:t>734.00</w:t>
+              <w:t>736.25</w:t>
             </w:r>
           </w:p>
         </w:tc>
@@ -24864,7 +24864,7 @@
             </w:pPr>
             <w:r/>
             <w:r>
-              <w:t>705.50</w:t>
+              <w:t>707.75</w:t>
             </w:r>
           </w:p>
         </w:tc>
@@ -24895,7 +24895,7 @@
               <w:rPr>
                 <w:b/>
               </w:rPr>
-              <w:t>722.25</w:t>
+              <w:t>724.50</w:t>
             </w:r>
           </w:p>
         </w:tc>
@@ -25043,7 +25043,7 @@
             </w:pPr>
             <w:r/>
             <w:r>
-              <w:t>722.25</w:t>
+              <w:t>724.50</w:t>
             </w:r>
           </w:p>
         </w:tc>
@@ -25071,7 +25071,7 @@
             </w:pPr>
             <w:r/>
             <w:r>
-              <w:t>735.50</w:t>
+              <w:t>737.75</w:t>
             </w:r>
           </w:p>
         </w:tc>
@@ -25099,7 +25099,7 @@
             </w:pPr>
             <w:r/>
             <w:r>
-              <w:t>714.00</w:t>
+              <w:t>716.25</w:t>
             </w:r>
           </w:p>
         </w:tc>
@@ -25130,7 +25130,7 @@
               <w:rPr>
                 <w:b/>
               </w:rPr>
-              <w:t>723.50</w:t>
+              <w:t>725.75</w:t>
             </w:r>
           </w:p>
         </w:tc>
@@ -25278,7 +25278,7 @@
             </w:pPr>
             <w:r/>
             <w:r>
-              <w:t>723.50</w:t>
+              <w:t>725.75</w:t>
             </w:r>
           </w:p>
         </w:tc>
@@ -25306,7 +25306,7 @@
             </w:pPr>
             <w:r/>
             <w:r>
-              <w:t>740.00</w:t>
+              <w:t>742.25</w:t>
             </w:r>
           </w:p>
         </w:tc>
@@ -25334,7 +25334,7 @@
             </w:pPr>
             <w:r/>
             <w:r>
-              <w:t>713.00</w:t>
+              <w:t>715.25</w:t>
             </w:r>
           </w:p>
         </w:tc>
@@ -25365,7 +25365,7 @@
               <w:rPr>
                 <w:b/>
               </w:rPr>
-              <w:t>728.00</w:t>
+              <w:t>730.25</w:t>
             </w:r>
           </w:p>
         </w:tc>
@@ -25513,7 +25513,7 @@
             </w:pPr>
             <w:r/>
             <w:r>
-              <w:t>728.00</w:t>
+              <w:t>730.25</w:t>
             </w:r>
           </w:p>
         </w:tc>
@@ -25541,7 +25541,7 @@
             </w:pPr>
             <w:r/>
             <w:r>
-              <w:t>735.75</w:t>
+              <w:t>738.00</w:t>
             </w:r>
           </w:p>
         </w:tc>
@@ -25569,7 +25569,7 @@
             </w:pPr>
             <w:r/>
             <w:r>
-              <w:t>717.00</w:t>
+              <w:t>719.25</w:t>
             </w:r>
           </w:p>
         </w:tc>
@@ -25600,7 +25600,7 @@
               <w:rPr>
                 <w:b/>
               </w:rPr>
-              <w:t>729.25</w:t>
+              <w:t>731.50</w:t>
             </w:r>
           </w:p>
         </w:tc>
@@ -25748,7 +25748,7 @@
             </w:pPr>
             <w:r/>
             <w:r>
-              <w:t>729.25</w:t>
+              <w:t>731.50</w:t>
             </w:r>
           </w:p>
         </w:tc>
@@ -25776,7 +25776,7 @@
             </w:pPr>
             <w:r/>
             <w:r>
-              <w:t>737.50</w:t>
+              <w:t>739.75</w:t>
             </w:r>
           </w:p>
         </w:tc>
@@ -25804,7 +25804,7 @@
             </w:pPr>
             <w:r/>
             <w:r>
-              <w:t>718.75</w:t>
+              <w:t>721.00</w:t>
             </w:r>
           </w:p>
         </w:tc>
@@ -25835,7 +25835,7 @@
               <w:rPr>
                 <w:b/>
               </w:rPr>
-              <w:t>731.00</w:t>
+              <w:t>733.25</w:t>
             </w:r>
           </w:p>
         </w:tc>
@@ -25983,7 +25983,7 @@
             </w:pPr>
             <w:r/>
             <w:r>
-              <w:t>731.00</w:t>
+              <w:t>733.25</w:t>
             </w:r>
           </w:p>
         </w:tc>
@@ -26011,7 +26011,7 @@
             </w:pPr>
             <w:r/>
             <w:r>
-              <w:t>743.25</w:t>
+              <w:t>745.50</w:t>
             </w:r>
           </w:p>
         </w:tc>
@@ -26039,7 +26039,7 @@
             </w:pPr>
             <w:r/>
             <w:r>
-              <w:t>721.25</w:t>
+              <w:t>723.50</w:t>
             </w:r>
           </w:p>
         </w:tc>
@@ -26070,7 +26070,7 @@
               <w:rPr>
                 <w:b/>
               </w:rPr>
-              <w:t>730.00</w:t>
+              <w:t>732.25</w:t>
             </w:r>
           </w:p>
         </w:tc>
@@ -26218,7 +26218,7 @@
             </w:pPr>
             <w:r/>
             <w:r>
-              <w:t>730.00</w:t>
+              <w:t>732.25</w:t>
             </w:r>
           </w:p>
         </w:tc>
@@ -26246,7 +26246,7 @@
             </w:pPr>
             <w:r/>
             <w:r>
-              <w:t>740.50</w:t>
+              <w:t>742.75</w:t>
             </w:r>
           </w:p>
         </w:tc>
@@ -26274,7 +26274,7 @@
             </w:pPr>
             <w:r/>
             <w:r>
-              <w:t>715.25</w:t>
+              <w:t>717.50</w:t>
             </w:r>
           </w:p>
         </w:tc>
@@ -26305,7 +26305,7 @@
               <w:rPr>
                 <w:b/>
               </w:rPr>
-              <w:t>732.25</w:t>
+              <w:t>734.50</w:t>
             </w:r>
           </w:p>
         </w:tc>
@@ -26453,7 +26453,7 @@
             </w:pPr>
             <w:r/>
             <w:r>
-              <w:t>732.25</w:t>
+              <w:t>734.50</w:t>
             </w:r>
           </w:p>
         </w:tc>
@@ -26481,7 +26481,7 @@
             </w:pPr>
             <w:r/>
             <w:r>
-              <w:t>742.75</w:t>
+              <w:t>745.00</w:t>
             </w:r>
           </w:p>
         </w:tc>
@@ -26509,7 +26509,7 @@
             </w:pPr>
             <w:r/>
             <w:r>
-              <w:t>726.00</w:t>
+              <w:t>728.25</w:t>
             </w:r>
           </w:p>
         </w:tc>
@@ -26540,7 +26540,7 @@
               <w:rPr>
                 <w:b/>
               </w:rPr>
-              <w:t>733.00</w:t>
+              <w:t>735.25</w:t>
             </w:r>
           </w:p>
         </w:tc>
@@ -26688,7 +26688,7 @@
             </w:pPr>
             <w:r/>
             <w:r>
-              <w:t>733.00</w:t>
+              <w:t>735.25</w:t>
             </w:r>
           </w:p>
         </w:tc>
@@ -26716,7 +26716,7 @@
             </w:pPr>
             <w:r/>
             <w:r>
-              <w:t>747.25</w:t>
+              <w:t>749.50</w:t>
             </w:r>
           </w:p>
         </w:tc>
@@ -26744,7 +26744,7 @@
             </w:pPr>
             <w:r/>
             <w:r>
-              <w:t>718.25</w:t>
+              <w:t>720.50</w:t>
             </w:r>
           </w:p>
         </w:tc>
@@ -26775,7 +26775,7 @@
               <w:rPr>
                 <w:b/>
               </w:rPr>
-              <w:t>735.00</w:t>
+              <w:t>737.25</w:t>
             </w:r>
           </w:p>
         </w:tc>
@@ -26923,7 +26923,7 @@
             </w:pPr>
             <w:r/>
             <w:r>
-              <w:t>735.00</w:t>
+              <w:t>737.25</w:t>
             </w:r>
           </w:p>
         </w:tc>
@@ -26951,7 +26951,7 @@
             </w:pPr>
             <w:r/>
             <w:r>
-              <w:t>741.50</w:t>
+              <w:t>743.75</w:t>
             </w:r>
           </w:p>
         </w:tc>
@@ -26979,7 +26979,7 @@
             </w:pPr>
             <w:r/>
             <w:r>
-              <w:t>728.25</w:t>
+              <w:t>730.50</w:t>
             </w:r>
           </w:p>
         </w:tc>
@@ -27010,7 +27010,7 @@
               <w:rPr>
                 <w:b/>
               </w:rPr>
-              <w:t>735.25</w:t>
+              <w:t>737.50</w:t>
             </w:r>
           </w:p>
         </w:tc>
@@ -27158,7 +27158,7 @@
             </w:pPr>
             <w:r/>
             <w:r>
-              <w:t>735.25</w:t>
+              <w:t>737.50</w:t>
             </w:r>
           </w:p>
         </w:tc>
@@ -27186,7 +27186,7 @@
             </w:pPr>
             <w:r/>
             <w:r>
-              <w:t>745.50</w:t>
+              <w:t>747.75</w:t>
             </w:r>
           </w:p>
         </w:tc>
@@ -27214,7 +27214,7 @@
             </w:pPr>
             <w:r/>
             <w:r>
-              <w:t>727.25</w:t>
+              <w:t>729.50</w:t>
             </w:r>
           </w:p>
         </w:tc>
@@ -27245,7 +27245,7 @@
               <w:rPr>
                 <w:b/>
               </w:rPr>
-              <w:t>735.75</w:t>
+              <w:t>738.00</w:t>
             </w:r>
           </w:p>
         </w:tc>
@@ -27393,7 +27393,7 @@
             </w:pPr>
             <w:r/>
             <w:r>
-              <w:t>735.75</w:t>
+              <w:t>738.00</w:t>
             </w:r>
           </w:p>
         </w:tc>
@@ -27421,7 +27421,7 @@
             </w:pPr>
             <w:r/>
             <w:r>
-              <w:t>742.75</w:t>
+              <w:t>745.00</w:t>
             </w:r>
           </w:p>
         </w:tc>
@@ -27449,7 +27449,7 @@
             </w:pPr>
             <w:r/>
             <w:r>
-              <w:t>729.75</w:t>
+              <w:t>732.00</w:t>
             </w:r>
           </w:p>
         </w:tc>
@@ -27480,7 +27480,7 @@
               <w:rPr>
                 <w:b/>
               </w:rPr>
-              <w:t>735.00</w:t>
+              <w:t>737.25</w:t>
             </w:r>
           </w:p>
         </w:tc>
@@ -27628,7 +27628,7 @@
             </w:pPr>
             <w:r/>
             <w:r>
-              <w:t>735.00</w:t>
+              <w:t>737.25</w:t>
             </w:r>
           </w:p>
         </w:tc>
@@ -27656,7 +27656,7 @@
             </w:pPr>
             <w:r/>
             <w:r>
-              <w:t>748.50</w:t>
+              <w:t>750.75</w:t>
             </w:r>
           </w:p>
         </w:tc>
@@ -27684,7 +27684,7 @@
             </w:pPr>
             <w:r/>
             <w:r>
-              <w:t>722.00</w:t>
+              <w:t>724.25</w:t>
             </w:r>
           </w:p>
         </w:tc>
@@ -27715,7 +27715,7 @@
               <w:rPr>
                 <w:b/>
               </w:rPr>
-              <w:t>736.75</w:t>
+              <w:t>739.00</w:t>
             </w:r>
           </w:p>
         </w:tc>
@@ -27863,7 +27863,7 @@
             </w:pPr>
             <w:r/>
             <w:r>
-              <w:t>736.75</w:t>
+              <w:t>739.00</w:t>
             </w:r>
           </w:p>
         </w:tc>
@@ -27891,7 +27891,7 @@
             </w:pPr>
             <w:r/>
             <w:r>
-              <w:t>746.00</w:t>
+              <w:t>748.25</w:t>
             </w:r>
           </w:p>
         </w:tc>
@@ -27919,7 +27919,7 @@
             </w:pPr>
             <w:r/>
             <w:r>
-              <w:t>726.00</w:t>
+              <w:t>728.25</w:t>
             </w:r>
           </w:p>
         </w:tc>
@@ -27950,7 +27950,7 @@
               <w:rPr>
                 <w:b/>
               </w:rPr>
-              <w:t>737.25</w:t>
+              <w:t>739.50</w:t>
             </w:r>
           </w:p>
         </w:tc>
@@ -28098,7 +28098,7 @@
             </w:pPr>
             <w:r/>
             <w:r>
-              <w:t>737.25</w:t>
+              <w:t>739.50</w:t>
             </w:r>
           </w:p>
         </w:tc>
@@ -28126,7 +28126,7 @@
             </w:pPr>
             <w:r/>
             <w:r>
-              <w:t>749.50</w:t>
+              <w:t>751.75</w:t>
             </w:r>
           </w:p>
         </w:tc>
@@ -28154,7 +28154,7 @@
             </w:pPr>
             <w:r/>
             <w:r>
-              <w:t>723.00</w:t>
+              <w:t>725.25</w:t>
             </w:r>
           </w:p>
         </w:tc>
@@ -28185,7 +28185,7 @@
               <w:rPr>
                 <w:b/>
               </w:rPr>
-              <w:t>735.75</w:t>
+              <w:t>738.00</w:t>
             </w:r>
           </w:p>
         </w:tc>
@@ -28333,7 +28333,7 @@
             </w:pPr>
             <w:r/>
             <w:r>
-              <w:t>735.75</w:t>
+              <w:t>738.00</w:t>
             </w:r>
           </w:p>
         </w:tc>
@@ -28361,7 +28361,7 @@
             </w:pPr>
             <w:r/>
             <w:r>
-              <w:t>742.75</w:t>
+              <w:t>745.00</w:t>
             </w:r>
           </w:p>
         </w:tc>
@@ -28389,7 +28389,7 @@
             </w:pPr>
             <w:r/>
             <w:r>
-              <w:t>726.25</w:t>
+              <w:t>728.50</w:t>
             </w:r>
           </w:p>
         </w:tc>
@@ -28420,7 +28420,7 @@
               <w:rPr>
                 <w:b/>
               </w:rPr>
-              <w:t>736.25</w:t>
+              <w:t>738.50</w:t>
             </w:r>
           </w:p>
         </w:tc>
@@ -28568,7 +28568,7 @@
             </w:pPr>
             <w:r/>
             <w:r>
-              <w:t>736.25</w:t>
+              <w:t>738.50</w:t>
             </w:r>
           </w:p>
         </w:tc>
@@ -28596,7 +28596,7 @@
             </w:pPr>
             <w:r/>
             <w:r>
-              <w:t>746.75</w:t>
+              <w:t>749.00</w:t>
             </w:r>
           </w:p>
         </w:tc>
@@ -28624,7 +28624,7 @@
             </w:pPr>
             <w:r/>
             <w:r>
-              <w:t>729.00</w:t>
+              <w:t>731.25</w:t>
             </w:r>
           </w:p>
         </w:tc>
@@ -28655,7 +28655,7 @@
               <w:rPr>
                 <w:b/>
               </w:rPr>
-              <w:t>736.00</w:t>
+              <w:t>738.25</w:t>
             </w:r>
           </w:p>
         </w:tc>
@@ -28803,7 +28803,7 @@
             </w:pPr>
             <w:r/>
             <w:r>
-              <w:t>736.00</w:t>
+              <w:t>738.25</w:t>
             </w:r>
           </w:p>
         </w:tc>
@@ -28831,7 +28831,7 @@
             </w:pPr>
             <w:r/>
             <w:r>
-              <w:t>745.75</w:t>
+              <w:t>748.00</w:t>
             </w:r>
           </w:p>
         </w:tc>
@@ -28859,7 +28859,7 @@
             </w:pPr>
             <w:r/>
             <w:r>
-              <w:t>726.25</w:t>
+              <w:t>728.50</w:t>
             </w:r>
           </w:p>
         </w:tc>
@@ -28890,7 +28890,7 @@
               <w:rPr>
                 <w:b/>
               </w:rPr>
-              <w:t>736.50</w:t>
+              <w:t>738.75</w:t>
             </w:r>
           </w:p>
         </w:tc>
@@ -29038,7 +29038,7 @@
             </w:pPr>
             <w:r/>
             <w:r>
-              <w:t>736.50</w:t>
+              <w:t>738.75</w:t>
             </w:r>
           </w:p>
         </w:tc>
@@ -29066,7 +29066,7 @@
             </w:pPr>
             <w:r/>
             <w:r>
-              <w:t>747.25</w:t>
+              <w:t>749.50</w:t>
             </w:r>
           </w:p>
         </w:tc>
@@ -29094,7 +29094,7 @@
             </w:pPr>
             <w:r/>
             <w:r>
-              <w:t>729.25</w:t>
+              <w:t>731.50</w:t>
             </w:r>
           </w:p>
         </w:tc>
@@ -29125,7 +29125,7 @@
               <w:rPr>
                 <w:b/>
               </w:rPr>
-              <w:t>737.25</w:t>
+              <w:t>739.50</w:t>
             </w:r>
           </w:p>
         </w:tc>
@@ -29273,7 +29273,7 @@
             </w:pPr>
             <w:r/>
             <w:r>
-              <w:t>737.25</w:t>
+              <w:t>739.50</w:t>
             </w:r>
           </w:p>
         </w:tc>
@@ -29301,7 +29301,7 @@
             </w:pPr>
             <w:r/>
             <w:r>
-              <w:t>743.75</w:t>
+              <w:t>746.00</w:t>
             </w:r>
           </w:p>
         </w:tc>
@@ -29329,7 +29329,7 @@
             </w:pPr>
             <w:r/>
             <w:r>
-              <w:t>728.75</w:t>
+              <w:t>731.00</w:t>
             </w:r>
           </w:p>
         </w:tc>
@@ -29360,7 +29360,7 @@
               <w:rPr>
                 <w:b/>
               </w:rPr>
-              <w:t>737.75</w:t>
+              <w:t>740.00</w:t>
             </w:r>
           </w:p>
         </w:tc>
@@ -29508,7 +29508,7 @@
             </w:pPr>
             <w:r/>
             <w:r>
-              <w:t>737.75</w:t>
+              <w:t>740.00</w:t>
             </w:r>
           </w:p>
         </w:tc>
@@ -29536,7 +29536,7 @@
             </w:pPr>
             <w:r/>
             <w:r>
-              <w:t>748.75</w:t>
+              <w:t>751.00</w:t>
             </w:r>
           </w:p>
         </w:tc>
@@ -29564,7 +29564,7 @@
             </w:pPr>
             <w:r/>
             <w:r>
-              <w:t>726.00</w:t>
+              <w:t>728.25</w:t>
             </w:r>
           </w:p>
         </w:tc>
@@ -29595,7 +29595,7 @@
               <w:rPr>
                 <w:b/>
               </w:rPr>
-              <w:t>741.25</w:t>
+              <w:t>743.50</w:t>
             </w:r>
           </w:p>
         </w:tc>
@@ -29743,7 +29743,7 @@
             </w:pPr>
             <w:r/>
             <w:r>
-              <w:t>741.25</w:t>
+              <w:t>743.50</w:t>
             </w:r>
           </w:p>
         </w:tc>
@@ -29771,7 +29771,7 @@
             </w:pPr>
             <w:r/>
             <w:r>
-              <w:t>746.75</w:t>
+              <w:t>749.00</w:t>
             </w:r>
           </w:p>
         </w:tc>
@@ -29799,7 +29799,7 @@
             </w:pPr>
             <w:r/>
             <w:r>
-              <w:t>733.50</w:t>
+              <w:t>735.75</w:t>
             </w:r>
           </w:p>
         </w:tc>
@@ -29830,7 +29830,7 @@
               <w:rPr>
                 <w:b/>
               </w:rPr>
-              <w:t>742.00</w:t>
+              <w:t>744.25</w:t>
             </w:r>
           </w:p>
         </w:tc>
@@ -29978,7 +29978,7 @@
             </w:pPr>
             <w:r/>
             <w:r>
-              <w:t>742.00</w:t>
+              <w:t>744.25</w:t>
             </w:r>
           </w:p>
         </w:tc>
@@ -30006,7 +30006,7 @@
             </w:pPr>
             <w:r/>
             <w:r>
-              <w:t>751.25</w:t>
+              <w:t>753.50</w:t>
             </w:r>
           </w:p>
         </w:tc>
@@ -30034,7 +30034,7 @@
             </w:pPr>
             <w:r/>
             <w:r>
-              <w:t>735.50</w:t>
+              <w:t>737.75</w:t>
             </w:r>
           </w:p>
         </w:tc>
@@ -30065,7 +30065,7 @@
               <w:rPr>
                 <w:b/>
               </w:rPr>
-              <w:t>741.25</w:t>
+              <w:t>743.50</w:t>
             </w:r>
           </w:p>
         </w:tc>
@@ -30213,7 +30213,7 @@
             </w:pPr>
             <w:r/>
             <w:r>
-              <w:t>741.25</w:t>
+              <w:t>743.50</w:t>
             </w:r>
           </w:p>
         </w:tc>
@@ -30241,7 +30241,7 @@
             </w:pPr>
             <w:r/>
             <w:r>
-              <w:t>748.75</w:t>
+              <w:t>751.00</w:t>
             </w:r>
           </w:p>
         </w:tc>
@@ -30269,7 +30269,7 @@
             </w:pPr>
             <w:r/>
             <w:r>
-              <w:t>735.25</w:t>
+              <w:t>737.50</w:t>
             </w:r>
           </w:p>
         </w:tc>
@@ -30300,7 +30300,7 @@
               <w:rPr>
                 <w:b/>
               </w:rPr>
-              <w:t>740.25</w:t>
+              <w:t>742.50</w:t>
             </w:r>
           </w:p>
         </w:tc>
@@ -30448,7 +30448,7 @@
             </w:pPr>
             <w:r/>
             <w:r>
-              <w:t>740.25</w:t>
+              <w:t>742.50</w:t>
             </w:r>
           </w:p>
         </w:tc>
@@ -30476,7 +30476,7 @@
             </w:pPr>
             <w:r/>
             <w:r>
-              <w:t>747.25</w:t>
+              <w:t>749.50</w:t>
             </w:r>
           </w:p>
         </w:tc>
@@ -30504,7 +30504,7 @@
             </w:pPr>
             <w:r/>
             <w:r>
-              <w:t>726.75</w:t>
+              <w:t>729.00</w:t>
             </w:r>
           </w:p>
         </w:tc>
@@ -30535,7 +30535,7 @@
               <w:rPr>
                 <w:b/>
               </w:rPr>
-              <w:t>741.00</w:t>
+              <w:t>743.25</w:t>
             </w:r>
           </w:p>
         </w:tc>
@@ -30683,7 +30683,7 @@
             </w:pPr>
             <w:r/>
             <w:r>
-              <w:t>741.00</w:t>
+              <w:t>743.25</w:t>
             </w:r>
           </w:p>
         </w:tc>
@@ -30711,7 +30711,7 @@
             </w:pPr>
             <w:r/>
             <w:r>
-              <w:t>750.25</w:t>
+              <w:t>752.50</w:t>
             </w:r>
           </w:p>
         </w:tc>
@@ -30739,7 +30739,7 @@
             </w:pPr>
             <w:r/>
             <w:r>
-              <w:t>733.75</w:t>
+              <w:t>736.00</w:t>
             </w:r>
           </w:p>
         </w:tc>
@@ -30770,7 +30770,7 @@
               <w:rPr>
                 <w:b/>
               </w:rPr>
-              <w:t>740.75</w:t>
+              <w:t>743.00</w:t>
             </w:r>
           </w:p>
         </w:tc>
@@ -30918,7 +30918,7 @@
             </w:pPr>
             <w:r/>
             <w:r>
-              <w:t>740.75</w:t>
+              <w:t>743.00</w:t>
             </w:r>
           </w:p>
         </w:tc>
@@ -30946,7 +30946,7 @@
             </w:pPr>
             <w:r/>
             <w:r>
-              <w:t>749.25</w:t>
+              <w:t>751.50</w:t>
             </w:r>
           </w:p>
         </w:tc>
@@ -30974,7 +30974,7 @@
             </w:pPr>
             <w:r/>
             <w:r>
-              <w:t>726.75</w:t>
+              <w:t>729.00</w:t>
             </w:r>
           </w:p>
         </w:tc>
@@ -31005,7 +31005,7 @@
               <w:rPr>
                 <w:b/>
               </w:rPr>
-              <w:t>742.50</w:t>
+              <w:t>744.75</w:t>
             </w:r>
           </w:p>
         </w:tc>
@@ -31153,7 +31153,7 @@
             </w:pPr>
             <w:r/>
             <w:r>
-              <w:t>742.50</w:t>
+              <w:t>744.75</w:t>
             </w:r>
           </w:p>
         </w:tc>
@@ -31181,7 +31181,7 @@
             </w:pPr>
             <w:r/>
             <w:r>
-              <w:t>748.75</w:t>
+              <w:t>751.00</w:t>
             </w:r>
           </w:p>
         </w:tc>
@@ -31209,7 +31209,7 @@
             </w:pPr>
             <w:r/>
             <w:r>
-              <w:t>736.00</w:t>
+              <w:t>738.25</w:t>
             </w:r>
           </w:p>
         </w:tc>
@@ -31240,7 +31240,7 @@
               <w:rPr>
                 <w:b/>
               </w:rPr>
-              <w:t>741.75</w:t>
+              <w:t>744.00</w:t>
             </w:r>
           </w:p>
         </w:tc>

--- a/Daily Reports/21_09_2026-CBOT Reports.docx
+++ b/Daily Reports/21_09_2026-CBOT Reports.docx
@@ -104,7 +104,7 @@
           <w:color w:val="5C768D"/>
           <w:sz w:val="19"/>
         </w:rPr>
-        <w:t>Cập nhật tự động qua `macro_tracker.py` vào lúc 19:01 ICT ngày 21/09/2026</w:t>
+        <w:t>Cập nhật tự động qua `macro_tracker.py` vào lúc 20:40 ICT ngày 21/09/2026</w:t>
       </w:r>
     </w:p>
     <w:tbl>
@@ -313,7 +313,7 @@
               <w:rPr>
                 <w:b/>
               </w:rPr>
-              <w:t>97.06 / thùng</w:t>
+              <w:t>100.73 / thùng</w:t>
             </w:r>
           </w:p>
         </w:tc>
@@ -442,7 +442,7 @@
               <w:rPr>
                 <w:b/>
               </w:rPr>
-              <w:t>100.22</w:t>
+              <w:t>100.29</w:t>
             </w:r>
           </w:p>
         </w:tc>
@@ -1218,7 +1218,7 @@
         <w:rPr>
           <w:b/>
         </w:rPr>
-        <w:t>`97.06` (+0.00%)</w:t>
+        <w:t>`100.73` (+0.00%)</w:t>
       </w:r>
       <w:r>
         <w:t xml:space="preserve"> | DXY: </w:t>
@@ -1227,7 +1227,7 @@
         <w:rPr>
           <w:b/>
         </w:rPr>
-        <w:t>`100.22` (+0.00%)</w:t>
+        <w:t>`100.29` (+0.00%)</w:t>
       </w:r>
       <w:r>
         <w:t xml:space="preserve"> | Lúa mì CBOT: </w:t>
@@ -1236,7 +1236,7 @@
         <w:rPr>
           <w:b/>
         </w:rPr>
-        <w:t>`723.75` (+0.00%)</w:t>
+        <w:t>`723.50` (+0.00%)</w:t>
       </w:r>
       <w:r>
         <w:t>.</w:t>
@@ -1306,7 +1306,7 @@
           <w:color w:val="5C768D"/>
           <w:sz w:val="19"/>
         </w:rPr>
-        <w:t>Cập nhật tự động lúc 19:01 ICT ngày 21/09/2026 — Nguồn: NOAA, USDA, BOM Australia</w:t>
+        <w:t>Cập nhật tự động lúc 20:40 ICT ngày 21/09/2026 — Nguồn: NOAA, USDA, BOM Australia</w:t>
       </w:r>
     </w:p>
     <w:p>
@@ -3574,7 +3574,7 @@
               <w:rPr>
                 <w:b/>
               </w:rPr>
-              <w:t>533.50</w:t>
+              <w:t>535.25</w:t>
             </w:r>
           </w:p>
         </w:tc>
@@ -3605,7 +3605,7 @@
               <w:rPr>
                 <w:b/>
               </w:rPr>
-              <w:t>534.22 (+0.72)</w:t>
+              <w:t>536.22 (+0.97)</w:t>
             </w:r>
           </w:p>
         </w:tc>
@@ -3633,7 +3633,7 @@
             </w:pPr>
             <w:r/>
             <w:r>
-              <w:t>Bullish (531.95 &gt; 531.69)</w:t>
+              <w:t>Bullish (532.39 &gt; 531.91)</w:t>
             </w:r>
           </w:p>
         </w:tc>
@@ -3661,7 +3661,7 @@
             </w:pPr>
             <w:r/>
             <w:r>
-              <w:t>1.00 cents</w:t>
+              <w:t>3.25 cents</w:t>
             </w:r>
           </w:p>
         </w:tc>
@@ -3822,7 +3822,7 @@
               <w:rPr>
                 <w:b/>
               </w:rPr>
-              <w:t>723.75</w:t>
+              <w:t>723.50</w:t>
             </w:r>
           </w:p>
         </w:tc>
@@ -3853,7 +3853,7 @@
               <w:rPr>
                 <w:b/>
               </w:rPr>
-              <w:t>724.89 (+1.14)</w:t>
+              <w:t>724.91 (+1.41)</w:t>
             </w:r>
           </w:p>
         </w:tc>
@@ -3881,7 +3881,7 @@
             </w:pPr>
             <w:r/>
             <w:r>
-              <w:t>Bearish (722.92 &lt; 723.82)</w:t>
+              <w:t>Bearish (722.88 &lt; 723.73)</w:t>
             </w:r>
           </w:p>
         </w:tc>
@@ -3909,7 +3909,7 @@
             </w:pPr>
             <w:r/>
             <w:r>
-              <w:t>4.25 cents</w:t>
+              <w:t>4.00 cents</w:t>
             </w:r>
           </w:p>
         </w:tc>
@@ -4347,7 +4347,7 @@
                 <w:b/>
                 <w:color w:val="15803D"/>
               </w:rPr>
-              <w:t>532.00 - 531.95 cents (Canh mua vùng hỗ trợ)</w:t>
+              <w:t>534.25 - 532.39 cents (Canh mua vùng hỗ trợ)</w:t>
             </w:r>
           </w:p>
         </w:tc>
@@ -4378,7 +4378,7 @@
               <w:rPr>
                 <w:b/>
               </w:rPr>
-              <w:t>481.17 cents (Dưới cản S2 + 1.5x ATR)</w:t>
+              <w:t>480.53 cents (Dưới cản S2 + 1.5x ATR)</w:t>
             </w:r>
           </w:p>
         </w:tc>
@@ -4414,7 +4414,7 @@
                 <w:color w:val="D97706"/>
                 <w:sz w:val="19"/>
               </w:rPr>
-              <w:t xml:space="preserve"> 534.50 cents </w:t>
+              <w:t xml:space="preserve"> 536.50 cents </w:t>
             </w:r>
             <w:r>
               <w:t xml:space="preserve"> / TP2: </w:t>
@@ -4559,7 +4559,7 @@
               <w:rPr>
                 <w:b/>
               </w:rPr>
-              <w:t>530.50 - 532.00 cents</w:t>
+              <w:t>532.75 - 534.25 cents</w:t>
             </w:r>
           </w:p>
         </w:tc>
@@ -4590,7 +4590,7 @@
               <w:rPr>
                 <w:b/>
               </w:rPr>
-              <w:t>481.86 cents (Chống quét SL tuyệt đối)</w:t>
+              <w:t>481.43 cents (Chống quét SL tuyệt đối)</w:t>
             </w:r>
           </w:p>
         </w:tc>
@@ -4752,7 +4752,7 @@
               <w:rPr>
                 <w:b/>
               </w:rPr>
-              <w:t>534.50 - 536.00 cents</w:t>
+              <w:t>536.50 - 538.00 cents</w:t>
             </w:r>
           </w:p>
         </w:tc>
@@ -4783,7 +4783,7 @@
               <w:rPr>
                 <w:b/>
               </w:rPr>
-              <w:t>535.89 cents</w:t>
+              <w:t>538.32 cents</w:t>
             </w:r>
           </w:p>
         </w:tc>
@@ -4945,7 +4945,7 @@
               <w:rPr>
                 <w:b/>
               </w:rPr>
-              <w:t>477.70 - 483.25 cents</w:t>
+              <w:t>475.99 - 483.25 cents</w:t>
             </w:r>
           </w:p>
         </w:tc>
@@ -5126,7 +5126,7 @@
                 <w:b/>
                 <w:color w:val="B91C1C"/>
               </w:rPr>
-              <w:t>722.92 - 723.82 cents (Canh bán hồi kỹ thuật H1)</w:t>
+              <w:t>722.88 - 723.73 cents (Canh bán hồi kỹ thuật H1)</w:t>
             </w:r>
           </w:p>
         </w:tc>
@@ -5157,7 +5157,7 @@
               <w:rPr>
                 <w:b/>
               </w:rPr>
-              <w:t>799.96 cents (Trên kháng cự R2 + 1.5x ATR)</w:t>
+              <w:t>800.92 cents (Trên kháng cự R2 + 1.5x ATR)</w:t>
             </w:r>
           </w:p>
         </w:tc>
@@ -5366,7 +5366,7 @@
               <w:rPr>
                 <w:b/>
               </w:rPr>
-              <w:t>673.69 cents</w:t>
+              <w:t>673.06 cents</w:t>
             </w:r>
           </w:p>
         </w:tc>
@@ -5559,7 +5559,7 @@
               <w:rPr>
                 <w:b/>
               </w:rPr>
-              <w:t>729.06 cents</w:t>
+              <w:t>729.69 cents</w:t>
             </w:r>
           </w:p>
         </w:tc>
@@ -5721,7 +5721,7 @@
               <w:rPr>
                 <w:b/>
               </w:rPr>
-              <w:t>663.76 - 677.00 cents</w:t>
+              <w:t>661.23 - 677.00 cents</w:t>
             </w:r>
           </w:p>
         </w:tc>
@@ -11609,7 +11609,7 @@
         <w:t>Giá Chốt Phiên (Close):</w:t>
       </w:r>
       <w:r>
-        <w:t xml:space="preserve"> 533.50 cents | </w:t>
+        <w:t xml:space="preserve"> 535.25 cents | </w:t>
       </w:r>
       <w:r>
         <w:rPr>
@@ -11624,10 +11624,10 @@
         <w:rPr>
           <w:b/>
         </w:rPr>
-        <w:t>`534.22 cents`</w:t>
+        <w:t>`536.22 cents`</w:t>
       </w:r>
       <w:r>
-        <w:t xml:space="preserve"> (+0.72).</w:t>
+        <w:t xml:space="preserve"> (+0.97).</w:t>
       </w:r>
     </w:p>
     <w:p>
@@ -11648,7 +11648,7 @@
         <w:rPr>
           <w:b/>
         </w:rPr>
-        <w:t>`36,088`</w:t>
+        <w:t>`51,155`</w:t>
       </w:r>
       <w:r>
         <w:t xml:space="preserve"> (Chênh lệch: </w:t>
@@ -11657,7 +11657,7 @@
         <w:rPr>
           <w:b/>
         </w:rPr>
-        <w:t>`+10,808`</w:t>
+        <w:t>`+25,875`</w:t>
       </w:r>
       <w:r>
         <w:t xml:space="preserve">) | OI: </w:t>
@@ -11699,7 +11699,7 @@
         <w:rPr>
           <w:b/>
         </w:rPr>
-        <w:t>`Không phát hiện mô hình nến đặc biệt`</w:t>
+        <w:t>`Bullish Engulfing (Nhấn chìm tăng trưởng)`</w:t>
       </w:r>
     </w:p>
     <w:p>
@@ -11719,9 +11719,9 @@
       <w:r>
         <w:rPr>
           <w:b/>
-          <w:color w:val="15803D"/>
+          <w:color w:val="B91C1C"/>
         </w:rPr>
-        <w:t>`Giảm do phe Long tháo chạy (Long Liquidation)`</w:t>
+        <w:t>`Tăng do phe Short chốt lời (Short Covering)`</w:t>
       </w:r>
     </w:p>
     <w:p>
@@ -11742,10 +11742,10 @@
         <w:rPr>
           <w:b/>
         </w:rPr>
-        <w:t>TÍCH LŨY TIÊU CỰC (Distribution):</w:t>
+        <w:t>TĂNG MẠNH MẼ (Strong Bullish Confirmation):</w:t>
       </w:r>
       <w:r>
-        <w:t xml:space="preserve"> Nến đi ngang nhưng dòng tiền rút dần (OI giảm), cảnh báo rủi ro suy sụt sắp tới.</w:t>
+        <w:t xml:space="preserve"> Mô hình nến tăng được củng cố bởi dòng tiền gia tăng tích cực, hỗ trợ lực mua lên bền vững.</w:t>
       </w:r>
     </w:p>
     <w:p>
@@ -11991,7 +11991,7 @@
               <w:rPr>
                 <w:b/>
               </w:rPr>
-              <w:t>97.06</w:t>
+              <w:t>100.73</w:t>
             </w:r>
           </w:p>
         </w:tc>
@@ -12114,7 +12114,7 @@
               <w:rPr>
                 <w:b/>
               </w:rPr>
-              <w:t>100.22</w:t>
+              <w:t>100.29</w:t>
             </w:r>
           </w:p>
         </w:tc>
@@ -12749,7 +12749,7 @@
         <w:t xml:space="preserve"> EMA_21 </w:t>
       </w:r>
       <w:r>
-        <w:t xml:space="preserve"> (531.95) &gt; </w:t>
+        <w:t xml:space="preserve"> (532.39) &gt; </w:t>
       </w:r>
       <w:r>
         <w:rPr>
@@ -12760,7 +12760,7 @@
         <w:t xml:space="preserve"> EMA_50 </w:t>
       </w:r>
       <w:r>
-        <w:t xml:space="preserve"> (531.69).</w:t>
+        <w:t xml:space="preserve"> (531.91).</w:t>
       </w:r>
     </w:p>
     <w:p>
@@ -12781,7 +12781,7 @@
         <w:rPr>
           <w:b/>
         </w:rPr>
-        <w:t>`58.26`</w:t>
+        <w:t>`62.99`</w:t>
       </w:r>
       <w:r>
         <w:t xml:space="preserve"> | ATR (14) = </w:t>
@@ -12790,7 +12790,7 @@
         <w:rPr>
           <w:b/>
         </w:rPr>
-        <w:t>`1.39`</w:t>
+        <w:t>`1.82`</w:t>
       </w:r>
       <w:r>
         <w:t xml:space="preserve"> cents | Volatility = </w:t>
@@ -12799,7 +12799,7 @@
         <w:rPr>
           <w:b/>
         </w:rPr>
-        <w:t>`1.00 cents`</w:t>
+        <w:t>`3.25 cents`</w:t>
       </w:r>
       <w:r>
         <w:t>.</w:t>
@@ -12823,7 +12823,7 @@
         <w:rPr>
           <w:b/>
         </w:rPr>
-        <w:t>`532.00`</w:t>
+        <w:t>`534.25`</w:t>
       </w:r>
       <w:r>
         <w:t xml:space="preserve"> | S2: </w:t>
@@ -12841,7 +12841,7 @@
         <w:rPr>
           <w:b/>
         </w:rPr>
-        <w:t>`534.50`</w:t>
+        <w:t>`536.50`</w:t>
       </w:r>
       <w:r>
         <w:t xml:space="preserve"> | R2: </w:t>
@@ -13584,7 +13584,7 @@
           <w:b/>
           <w:color w:val="15803D"/>
         </w:rPr>
-        <w:t>`532.00 - 531.95 cents (Canh mua vùng hỗ trợ)`</w:t>
+        <w:t>`534.25 - 532.39 cents (Canh mua vùng hỗ trợ)`</w:t>
       </w:r>
       <w:r>
         <w:t xml:space="preserve"> | SL: </w:t>
@@ -13593,7 +13593,7 @@
         <w:rPr>
           <w:b/>
         </w:rPr>
-        <w:t>`481.17 cents (Dưới cản S2 + 1.5x ATR)`</w:t>
+        <w:t>`480.53 cents (Dưới cản S2 + 1.5x ATR)`</w:t>
       </w:r>
       <w:r>
         <w:t xml:space="preserve"> | TP: </w:t>
@@ -13604,7 +13604,7 @@
           <w:color w:val="D97706"/>
           <w:sz w:val="19"/>
         </w:rPr>
-        <w:t xml:space="preserve"> 534.50 cents </w:t>
+        <w:t xml:space="preserve"> 536.50 cents </w:t>
       </w:r>
       <w:r>
         <w:t xml:space="preserve"> / </w:t>
@@ -13655,7 +13655,7 @@
         <w:rPr>
           <w:b/>
         </w:rPr>
-        <w:t>`530.50 - 532.00 cents`</w:t>
+        <w:t>`532.75 - 534.25 cents`</w:t>
       </w:r>
       <w:r>
         <w:t xml:space="preserve"> | SL: </w:t>
@@ -13664,7 +13664,7 @@
         <w:rPr>
           <w:b/>
         </w:rPr>
-        <w:t>`481.86 cents (Chống quét SL tuyệt đối)`</w:t>
+        <w:t>`481.43 cents (Chống quét SL tuyệt đối)`</w:t>
       </w:r>
       <w:r>
         <w:t xml:space="preserve"> | TP: </w:t>
@@ -13701,7 +13701,7 @@
         <w:rPr>
           <w:b/>
         </w:rPr>
-        <w:t>`534.50 - 536.00 cents`</w:t>
+        <w:t>`536.50 - 538.00 cents`</w:t>
       </w:r>
       <w:r>
         <w:t xml:space="preserve"> | SL: </w:t>
@@ -13710,7 +13710,7 @@
         <w:rPr>
           <w:b/>
         </w:rPr>
-        <w:t>`535.89 cents`</w:t>
+        <w:t>`538.32 cents`</w:t>
       </w:r>
       <w:r>
         <w:t xml:space="preserve"> | TP: </w:t>
@@ -13759,7 +13759,7 @@
         <w:rPr>
           <w:b/>
         </w:rPr>
-        <w:t>`477.70 - 483.25 cents`</w:t>
+        <w:t>`475.99 - 483.25 cents`</w:t>
       </w:r>
     </w:p>
     <w:p>
@@ -14166,7 +14166,7 @@
             </w:pPr>
             <w:r/>
             <w:r>
-              <w:t>533.50</w:t>
+              <w:t>535.25</w:t>
             </w:r>
           </w:p>
         </w:tc>
@@ -14194,7 +14194,7 @@
             </w:pPr>
             <w:r/>
             <w:r>
-              <w:t>537.25</w:t>
+              <w:t>539.00</w:t>
             </w:r>
           </w:p>
         </w:tc>
@@ -14222,7 +14222,7 @@
             </w:pPr>
             <w:r/>
             <w:r>
-              <w:t>530.25</w:t>
+              <w:t>532.00</w:t>
             </w:r>
           </w:p>
         </w:tc>
@@ -14253,7 +14253,7 @@
               <w:rPr>
                 <w:b/>
               </w:rPr>
-              <w:t>533.75</w:t>
+              <w:t>535.50</w:t>
             </w:r>
           </w:p>
         </w:tc>
@@ -14401,7 +14401,7 @@
             </w:pPr>
             <w:r/>
             <w:r>
-              <w:t>533.75</w:t>
+              <w:t>535.50</w:t>
             </w:r>
           </w:p>
         </w:tc>
@@ -14429,7 +14429,7 @@
             </w:pPr>
             <w:r/>
             <w:r>
-              <w:t>536.50</w:t>
+              <w:t>538.25</w:t>
             </w:r>
           </w:p>
         </w:tc>
@@ -14457,7 +14457,7 @@
             </w:pPr>
             <w:r/>
             <w:r>
-              <w:t>530.00</w:t>
+              <w:t>531.75</w:t>
             </w:r>
           </w:p>
         </w:tc>
@@ -14488,7 +14488,7 @@
               <w:rPr>
                 <w:b/>
               </w:rPr>
-              <w:t>533.25</w:t>
+              <w:t>535.00</w:t>
             </w:r>
           </w:p>
         </w:tc>
@@ -14636,7 +14636,7 @@
             </w:pPr>
             <w:r/>
             <w:r>
-              <w:t>533.25</w:t>
+              <w:t>535.00</w:t>
             </w:r>
           </w:p>
         </w:tc>
@@ -14664,7 +14664,7 @@
             </w:pPr>
             <w:r/>
             <w:r>
-              <w:t>536.25</w:t>
+              <w:t>538.00</w:t>
             </w:r>
           </w:p>
         </w:tc>
@@ -14692,7 +14692,7 @@
             </w:pPr>
             <w:r/>
             <w:r>
-              <w:t>529.25</w:t>
+              <w:t>531.00</w:t>
             </w:r>
           </w:p>
         </w:tc>
@@ -14723,7 +14723,7 @@
               <w:rPr>
                 <w:b/>
               </w:rPr>
-              <w:t>534.00</w:t>
+              <w:t>535.75</w:t>
             </w:r>
           </w:p>
         </w:tc>
@@ -14871,7 +14871,7 @@
             </w:pPr>
             <w:r/>
             <w:r>
-              <w:t>534.00</w:t>
+              <w:t>535.75</w:t>
             </w:r>
           </w:p>
         </w:tc>
@@ -14899,7 +14899,7 @@
             </w:pPr>
             <w:r/>
             <w:r>
-              <w:t>538.50</w:t>
+              <w:t>540.25</w:t>
             </w:r>
           </w:p>
         </w:tc>
@@ -14927,7 +14927,7 @@
             </w:pPr>
             <w:r/>
             <w:r>
-              <w:t>529.00</w:t>
+              <w:t>530.75</w:t>
             </w:r>
           </w:p>
         </w:tc>
@@ -14958,7 +14958,7 @@
               <w:rPr>
                 <w:b/>
               </w:rPr>
-              <w:t>534.75</w:t>
+              <w:t>536.50</w:t>
             </w:r>
           </w:p>
         </w:tc>
@@ -15106,7 +15106,7 @@
             </w:pPr>
             <w:r/>
             <w:r>
-              <w:t>534.75</w:t>
+              <w:t>536.50</w:t>
             </w:r>
           </w:p>
         </w:tc>
@@ -15134,7 +15134,7 @@
             </w:pPr>
             <w:r/>
             <w:r>
-              <w:t>540.25</w:t>
+              <w:t>542.00</w:t>
             </w:r>
           </w:p>
         </w:tc>
@@ -15162,7 +15162,7 @@
             </w:pPr>
             <w:r/>
             <w:r>
-              <w:t>528.50</w:t>
+              <w:t>530.25</w:t>
             </w:r>
           </w:p>
         </w:tc>
@@ -15193,7 +15193,7 @@
               <w:rPr>
                 <w:b/>
               </w:rPr>
-              <w:t>537.00</w:t>
+              <w:t>538.75</w:t>
             </w:r>
           </w:p>
         </w:tc>
@@ -15341,7 +15341,7 @@
             </w:pPr>
             <w:r/>
             <w:r>
-              <w:t>537.00</w:t>
+              <w:t>538.75</w:t>
             </w:r>
           </w:p>
         </w:tc>
@@ -15369,7 +15369,7 @@
             </w:pPr>
             <w:r/>
             <w:r>
-              <w:t>540.00</w:t>
+              <w:t>541.75</w:t>
             </w:r>
           </w:p>
         </w:tc>
@@ -15397,7 +15397,7 @@
             </w:pPr>
             <w:r/>
             <w:r>
-              <w:t>532.75</w:t>
+              <w:t>534.50</w:t>
             </w:r>
           </w:p>
         </w:tc>
@@ -15428,7 +15428,7 @@
               <w:rPr>
                 <w:b/>
               </w:rPr>
-              <w:t>537.25</w:t>
+              <w:t>539.00</w:t>
             </w:r>
           </w:p>
         </w:tc>
@@ -15576,7 +15576,7 @@
             </w:pPr>
             <w:r/>
             <w:r>
-              <w:t>537.25</w:t>
+              <w:t>539.00</w:t>
             </w:r>
           </w:p>
         </w:tc>
@@ -15604,7 +15604,7 @@
             </w:pPr>
             <w:r/>
             <w:r>
-              <w:t>540.50</w:t>
+              <w:t>542.25</w:t>
             </w:r>
           </w:p>
         </w:tc>
@@ -15632,7 +15632,7 @@
             </w:pPr>
             <w:r/>
             <w:r>
-              <w:t>530.75</w:t>
+              <w:t>532.50</w:t>
             </w:r>
           </w:p>
         </w:tc>
@@ -15663,7 +15663,7 @@
               <w:rPr>
                 <w:b/>
               </w:rPr>
-              <w:t>538.00</w:t>
+              <w:t>539.75</w:t>
             </w:r>
           </w:p>
         </w:tc>
@@ -15811,7 +15811,7 @@
             </w:pPr>
             <w:r/>
             <w:r>
-              <w:t>538.00</w:t>
+              <w:t>539.75</w:t>
             </w:r>
           </w:p>
         </w:tc>
@@ -15839,7 +15839,7 @@
             </w:pPr>
             <w:r/>
             <w:r>
-              <w:t>541.00</w:t>
+              <w:t>542.75</w:t>
             </w:r>
           </w:p>
         </w:tc>
@@ -15867,7 +15867,7 @@
             </w:pPr>
             <w:r/>
             <w:r>
-              <w:t>533.50</w:t>
+              <w:t>535.25</w:t>
             </w:r>
           </w:p>
         </w:tc>
@@ -15898,7 +15898,7 @@
               <w:rPr>
                 <w:b/>
               </w:rPr>
-              <w:t>537.50</w:t>
+              <w:t>539.25</w:t>
             </w:r>
           </w:p>
         </w:tc>
@@ -16046,7 +16046,7 @@
             </w:pPr>
             <w:r/>
             <w:r>
-              <w:t>537.50</w:t>
+              <w:t>539.25</w:t>
             </w:r>
           </w:p>
         </w:tc>
@@ -16074,7 +16074,7 @@
             </w:pPr>
             <w:r/>
             <w:r>
-              <w:t>541.50</w:t>
+              <w:t>543.25</w:t>
             </w:r>
           </w:p>
         </w:tc>
@@ -16102,7 +16102,7 @@
             </w:pPr>
             <w:r/>
             <w:r>
-              <w:t>531.75</w:t>
+              <w:t>533.50</w:t>
             </w:r>
           </w:p>
         </w:tc>
@@ -16133,7 +16133,7 @@
               <w:rPr>
                 <w:b/>
               </w:rPr>
-              <w:t>538.00</w:t>
+              <w:t>539.75</w:t>
             </w:r>
           </w:p>
         </w:tc>
@@ -16281,7 +16281,7 @@
             </w:pPr>
             <w:r/>
             <w:r>
-              <w:t>538.00</w:t>
+              <w:t>539.75</w:t>
             </w:r>
           </w:p>
         </w:tc>
@@ -16309,7 +16309,7 @@
             </w:pPr>
             <w:r/>
             <w:r>
-              <w:t>540.50</w:t>
+              <w:t>542.25</w:t>
             </w:r>
           </w:p>
         </w:tc>
@@ -16337,7 +16337,7 @@
             </w:pPr>
             <w:r/>
             <w:r>
-              <w:t>534.75</w:t>
+              <w:t>536.50</w:t>
             </w:r>
           </w:p>
         </w:tc>
@@ -16368,7 +16368,7 @@
               <w:rPr>
                 <w:b/>
               </w:rPr>
-              <w:t>538.50</w:t>
+              <w:t>540.25</w:t>
             </w:r>
           </w:p>
         </w:tc>
@@ -16516,7 +16516,7 @@
             </w:pPr>
             <w:r/>
             <w:r>
-              <w:t>538.50</w:t>
+              <w:t>540.25</w:t>
             </w:r>
           </w:p>
         </w:tc>
@@ -16544,7 +16544,7 @@
             </w:pPr>
             <w:r/>
             <w:r>
-              <w:t>542.00</w:t>
+              <w:t>543.75</w:t>
             </w:r>
           </w:p>
         </w:tc>
@@ -16572,7 +16572,7 @@
             </w:pPr>
             <w:r/>
             <w:r>
-              <w:t>532.50</w:t>
+              <w:t>534.25</w:t>
             </w:r>
           </w:p>
         </w:tc>
@@ -16603,7 +16603,7 @@
               <w:rPr>
                 <w:b/>
               </w:rPr>
-              <w:t>539.50</w:t>
+              <w:t>541.25</w:t>
             </w:r>
           </w:p>
         </w:tc>
@@ -16751,7 +16751,7 @@
             </w:pPr>
             <w:r/>
             <w:r>
-              <w:t>539.50</w:t>
+              <w:t>541.25</w:t>
             </w:r>
           </w:p>
         </w:tc>
@@ -16779,7 +16779,7 @@
             </w:pPr>
             <w:r/>
             <w:r>
-              <w:t>542.25</w:t>
+              <w:t>544.00</w:t>
             </w:r>
           </w:p>
         </w:tc>
@@ -16807,7 +16807,7 @@
             </w:pPr>
             <w:r/>
             <w:r>
-              <w:t>537.00</w:t>
+              <w:t>538.75</w:t>
             </w:r>
           </w:p>
         </w:tc>
@@ -16838,7 +16838,7 @@
               <w:rPr>
                 <w:b/>
               </w:rPr>
-              <w:t>539.50</w:t>
+              <w:t>541.25</w:t>
             </w:r>
           </w:p>
         </w:tc>
@@ -16986,7 +16986,7 @@
             </w:pPr>
             <w:r/>
             <w:r>
-              <w:t>539.50</w:t>
+              <w:t>541.25</w:t>
             </w:r>
           </w:p>
         </w:tc>
@@ -17014,7 +17014,7 @@
             </w:pPr>
             <w:r/>
             <w:r>
-              <w:t>542.25</w:t>
+              <w:t>544.00</w:t>
             </w:r>
           </w:p>
         </w:tc>
@@ -17042,7 +17042,7 @@
             </w:pPr>
             <w:r/>
             <w:r>
-              <w:t>537.00</w:t>
+              <w:t>538.75</w:t>
             </w:r>
           </w:p>
         </w:tc>
@@ -17073,7 +17073,7 @@
               <w:rPr>
                 <w:b/>
               </w:rPr>
-              <w:t>539.00</w:t>
+              <w:t>540.75</w:t>
             </w:r>
           </w:p>
         </w:tc>
@@ -17221,7 +17221,7 @@
             </w:pPr>
             <w:r/>
             <w:r>
-              <w:t>539.00</w:t>
+              <w:t>540.75</w:t>
             </w:r>
           </w:p>
         </w:tc>
@@ -17249,7 +17249,7 @@
             </w:pPr>
             <w:r/>
             <w:r>
-              <w:t>542.00</w:t>
+              <w:t>543.75</w:t>
             </w:r>
           </w:p>
         </w:tc>
@@ -17277,7 +17277,7 @@
             </w:pPr>
             <w:r/>
             <w:r>
-              <w:t>535.75</w:t>
+              <w:t>537.50</w:t>
             </w:r>
           </w:p>
         </w:tc>
@@ -17308,7 +17308,7 @@
               <w:rPr>
                 <w:b/>
               </w:rPr>
-              <w:t>538.75</w:t>
+              <w:t>540.50</w:t>
             </w:r>
           </w:p>
         </w:tc>
@@ -17456,7 +17456,7 @@
             </w:pPr>
             <w:r/>
             <w:r>
-              <w:t>538.75</w:t>
+              <w:t>540.50</w:t>
             </w:r>
           </w:p>
         </w:tc>
@@ -17484,7 +17484,7 @@
             </w:pPr>
             <w:r/>
             <w:r>
-              <w:t>542.75</w:t>
+              <w:t>544.50</w:t>
             </w:r>
           </w:p>
         </w:tc>
@@ -17512,7 +17512,7 @@
             </w:pPr>
             <w:r/>
             <w:r>
-              <w:t>533.50</w:t>
+              <w:t>535.25</w:t>
             </w:r>
           </w:p>
         </w:tc>
@@ -17543,7 +17543,7 @@
               <w:rPr>
                 <w:b/>
               </w:rPr>
-              <w:t>539.25</w:t>
+              <w:t>541.00</w:t>
             </w:r>
           </w:p>
         </w:tc>
@@ -17691,7 +17691,7 @@
             </w:pPr>
             <w:r/>
             <w:r>
-              <w:t>539.25</w:t>
+              <w:t>541.00</w:t>
             </w:r>
           </w:p>
         </w:tc>
@@ -17719,7 +17719,7 @@
             </w:pPr>
             <w:r/>
             <w:r>
-              <w:t>544.00</w:t>
+              <w:t>545.75</w:t>
             </w:r>
           </w:p>
         </w:tc>
@@ -17747,7 +17747,7 @@
             </w:pPr>
             <w:r/>
             <w:r>
-              <w:t>532.25</w:t>
+              <w:t>534.00</w:t>
             </w:r>
           </w:p>
         </w:tc>
@@ -17778,7 +17778,7 @@
               <w:rPr>
                 <w:b/>
               </w:rPr>
-              <w:t>541.25</w:t>
+              <w:t>543.00</w:t>
             </w:r>
           </w:p>
         </w:tc>
@@ -17926,7 +17926,7 @@
             </w:pPr>
             <w:r/>
             <w:r>
-              <w:t>541.25</w:t>
+              <w:t>543.00</w:t>
             </w:r>
           </w:p>
         </w:tc>
@@ -17954,7 +17954,7 @@
             </w:pPr>
             <w:r/>
             <w:r>
-              <w:t>549.25</w:t>
+              <w:t>551.00</w:t>
             </w:r>
           </w:p>
         </w:tc>
@@ -17982,7 +17982,7 @@
             </w:pPr>
             <w:r/>
             <w:r>
-              <w:t>534.25</w:t>
+              <w:t>536.00</w:t>
             </w:r>
           </w:p>
         </w:tc>
@@ -18013,7 +18013,7 @@
               <w:rPr>
                 <w:b/>
               </w:rPr>
-              <w:t>542.75</w:t>
+              <w:t>544.50</w:t>
             </w:r>
           </w:p>
         </w:tc>
@@ -18161,7 +18161,7 @@
             </w:pPr>
             <w:r/>
             <w:r>
-              <w:t>542.75</w:t>
+              <w:t>544.50</w:t>
             </w:r>
           </w:p>
         </w:tc>
@@ -18189,7 +18189,7 @@
             </w:pPr>
             <w:r/>
             <w:r>
-              <w:t>547.25</w:t>
+              <w:t>549.00</w:t>
             </w:r>
           </w:p>
         </w:tc>
@@ -18217,7 +18217,7 @@
             </w:pPr>
             <w:r/>
             <w:r>
-              <w:t>538.50</w:t>
+              <w:t>540.25</w:t>
             </w:r>
           </w:p>
         </w:tc>
@@ -18248,7 +18248,7 @@
               <w:rPr>
                 <w:b/>
               </w:rPr>
-              <w:t>542.25</w:t>
+              <w:t>544.00</w:t>
             </w:r>
           </w:p>
         </w:tc>
@@ -18396,7 +18396,7 @@
             </w:pPr>
             <w:r/>
             <w:r>
-              <w:t>542.25</w:t>
+              <w:t>544.00</w:t>
             </w:r>
           </w:p>
         </w:tc>
@@ -18424,7 +18424,7 @@
             </w:pPr>
             <w:r/>
             <w:r>
-              <w:t>544.50</w:t>
+              <w:t>546.25</w:t>
             </w:r>
           </w:p>
         </w:tc>
@@ -18452,7 +18452,7 @@
             </w:pPr>
             <w:r/>
             <w:r>
-              <w:t>539.50</w:t>
+              <w:t>541.25</w:t>
             </w:r>
           </w:p>
         </w:tc>
@@ -18483,7 +18483,7 @@
               <w:rPr>
                 <w:b/>
               </w:rPr>
-              <w:t>542.00</w:t>
+              <w:t>543.75</w:t>
             </w:r>
           </w:p>
         </w:tc>
@@ -18631,7 +18631,7 @@
             </w:pPr>
             <w:r/>
             <w:r>
-              <w:t>542.00</w:t>
+              <w:t>543.75</w:t>
             </w:r>
           </w:p>
         </w:tc>
@@ -18659,7 +18659,7 @@
             </w:pPr>
             <w:r/>
             <w:r>
-              <w:t>544.00</w:t>
+              <w:t>545.75</w:t>
             </w:r>
           </w:p>
         </w:tc>
@@ -18687,7 +18687,7 @@
             </w:pPr>
             <w:r/>
             <w:r>
-              <w:t>537.50</w:t>
+              <w:t>539.25</w:t>
             </w:r>
           </w:p>
         </w:tc>
@@ -18718,7 +18718,7 @@
               <w:rPr>
                 <w:b/>
               </w:rPr>
-              <w:t>542.25</w:t>
+              <w:t>544.00</w:t>
             </w:r>
           </w:p>
         </w:tc>
@@ -18866,7 +18866,7 @@
             </w:pPr>
             <w:r/>
             <w:r>
-              <w:t>542.25</w:t>
+              <w:t>544.00</w:t>
             </w:r>
           </w:p>
         </w:tc>
@@ -18894,7 +18894,7 @@
             </w:pPr>
             <w:r/>
             <w:r>
-              <w:t>546.00</w:t>
+              <w:t>547.75</w:t>
             </w:r>
           </w:p>
         </w:tc>
@@ -18922,7 +18922,7 @@
             </w:pPr>
             <w:r/>
             <w:r>
-              <w:t>539.50</w:t>
+              <w:t>541.25</w:t>
             </w:r>
           </w:p>
         </w:tc>
@@ -18953,7 +18953,7 @@
               <w:rPr>
                 <w:b/>
               </w:rPr>
-              <w:t>542.75</w:t>
+              <w:t>544.50</w:t>
             </w:r>
           </w:p>
         </w:tc>
@@ -19101,7 +19101,7 @@
             </w:pPr>
             <w:r/>
             <w:r>
-              <w:t>542.75</w:t>
+              <w:t>544.50</w:t>
             </w:r>
           </w:p>
         </w:tc>
@@ -19129,7 +19129,7 @@
             </w:pPr>
             <w:r/>
             <w:r>
-              <w:t>545.75</w:t>
+              <w:t>547.50</w:t>
             </w:r>
           </w:p>
         </w:tc>
@@ -19157,7 +19157,7 @@
             </w:pPr>
             <w:r/>
             <w:r>
-              <w:t>538.25</w:t>
+              <w:t>540.00</w:t>
             </w:r>
           </w:p>
         </w:tc>
@@ -19188,7 +19188,7 @@
               <w:rPr>
                 <w:b/>
               </w:rPr>
-              <w:t>543.00</w:t>
+              <w:t>544.75</w:t>
             </w:r>
           </w:p>
         </w:tc>
@@ -19336,7 +19336,7 @@
             </w:pPr>
             <w:r/>
             <w:r>
-              <w:t>543.00</w:t>
+              <w:t>544.75</w:t>
             </w:r>
           </w:p>
         </w:tc>
@@ -19364,7 +19364,7 @@
             </w:pPr>
             <w:r/>
             <w:r>
-              <w:t>547.25</w:t>
+              <w:t>549.00</w:t>
             </w:r>
           </w:p>
         </w:tc>
@@ -19392,7 +19392,7 @@
             </w:pPr>
             <w:r/>
             <w:r>
-              <w:t>539.75</w:t>
+              <w:t>541.50</w:t>
             </w:r>
           </w:p>
         </w:tc>
@@ -19423,7 +19423,7 @@
               <w:rPr>
                 <w:b/>
               </w:rPr>
-              <w:t>543.75</w:t>
+              <w:t>545.50</w:t>
             </w:r>
           </w:p>
         </w:tc>
@@ -19571,7 +19571,7 @@
             </w:pPr>
             <w:r/>
             <w:r>
-              <w:t>543.75</w:t>
+              <w:t>545.50</w:t>
             </w:r>
           </w:p>
         </w:tc>
@@ -19599,7 +19599,7 @@
             </w:pPr>
             <w:r/>
             <w:r>
-              <w:t>547.25</w:t>
+              <w:t>549.00</w:t>
             </w:r>
           </w:p>
         </w:tc>
@@ -19627,7 +19627,7 @@
             </w:pPr>
             <w:r/>
             <w:r>
-              <w:t>541.50</w:t>
+              <w:t>543.25</w:t>
             </w:r>
           </w:p>
         </w:tc>
@@ -19658,7 +19658,7 @@
               <w:rPr>
                 <w:b/>
               </w:rPr>
-              <w:t>543.75</w:t>
+              <w:t>545.50</w:t>
             </w:r>
           </w:p>
         </w:tc>
@@ -19806,7 +19806,7 @@
             </w:pPr>
             <w:r/>
             <w:r>
-              <w:t>543.75</w:t>
+              <w:t>545.50</w:t>
             </w:r>
           </w:p>
         </w:tc>
@@ -19834,7 +19834,7 @@
             </w:pPr>
             <w:r/>
             <w:r>
-              <w:t>547.50</w:t>
+              <w:t>549.25</w:t>
             </w:r>
           </w:p>
         </w:tc>
@@ -19862,7 +19862,7 @@
             </w:pPr>
             <w:r/>
             <w:r>
-              <w:t>540.25</w:t>
+              <w:t>542.00</w:t>
             </w:r>
           </w:p>
         </w:tc>
@@ -19893,7 +19893,7 @@
               <w:rPr>
                 <w:b/>
               </w:rPr>
-              <w:t>543.50</w:t>
+              <w:t>545.25</w:t>
             </w:r>
           </w:p>
         </w:tc>
@@ -20041,7 +20041,7 @@
             </w:pPr>
             <w:r/>
             <w:r>
-              <w:t>543.50</w:t>
+              <w:t>545.25</w:t>
             </w:r>
           </w:p>
         </w:tc>
@@ -20069,7 +20069,7 @@
             </w:pPr>
             <w:r/>
             <w:r>
-              <w:t>547.00</w:t>
+              <w:t>548.75</w:t>
             </w:r>
           </w:p>
         </w:tc>
@@ -20097,7 +20097,7 @@
             </w:pPr>
             <w:r/>
             <w:r>
-              <w:t>540.25</w:t>
+              <w:t>542.00</w:t>
             </w:r>
           </w:p>
         </w:tc>
@@ -20128,7 +20128,7 @@
               <w:rPr>
                 <w:b/>
               </w:rPr>
-              <w:t>543.25</w:t>
+              <w:t>545.00</w:t>
             </w:r>
           </w:p>
         </w:tc>
@@ -20276,7 +20276,7 @@
             </w:pPr>
             <w:r/>
             <w:r>
-              <w:t>543.25</w:t>
+              <w:t>545.00</w:t>
             </w:r>
           </w:p>
         </w:tc>
@@ -20304,7 +20304,7 @@
             </w:pPr>
             <w:r/>
             <w:r>
-              <w:t>546.25</w:t>
+              <w:t>548.00</w:t>
             </w:r>
           </w:p>
         </w:tc>
@@ -20332,7 +20332,7 @@
             </w:pPr>
             <w:r/>
             <w:r>
-              <w:t>540.50</w:t>
+              <w:t>542.25</w:t>
             </w:r>
           </w:p>
         </w:tc>
@@ -20363,7 +20363,7 @@
               <w:rPr>
                 <w:b/>
               </w:rPr>
-              <w:t>543.50</w:t>
+              <w:t>545.25</w:t>
             </w:r>
           </w:p>
         </w:tc>
@@ -20511,7 +20511,7 @@
             </w:pPr>
             <w:r/>
             <w:r>
-              <w:t>543.50</w:t>
+              <w:t>545.25</w:t>
             </w:r>
           </w:p>
         </w:tc>
@@ -20539,7 +20539,7 @@
             </w:pPr>
             <w:r/>
             <w:r>
-              <w:t>546.50</w:t>
+              <w:t>548.25</w:t>
             </w:r>
           </w:p>
         </w:tc>
@@ -20567,7 +20567,7 @@
             </w:pPr>
             <w:r/>
             <w:r>
-              <w:t>540.75</w:t>
+              <w:t>542.50</w:t>
             </w:r>
           </w:p>
         </w:tc>
@@ -20598,7 +20598,7 @@
               <w:rPr>
                 <w:b/>
               </w:rPr>
-              <w:t>543.50</w:t>
+              <w:t>545.25</w:t>
             </w:r>
           </w:p>
         </w:tc>
@@ -20746,7 +20746,7 @@
             </w:pPr>
             <w:r/>
             <w:r>
-              <w:t>543.50</w:t>
+              <w:t>545.25</w:t>
             </w:r>
           </w:p>
         </w:tc>
@@ -20774,7 +20774,7 @@
             </w:pPr>
             <w:r/>
             <w:r>
-              <w:t>547.50</w:t>
+              <w:t>549.25</w:t>
             </w:r>
           </w:p>
         </w:tc>
@@ -20802,7 +20802,7 @@
             </w:pPr>
             <w:r/>
             <w:r>
-              <w:t>540.00</w:t>
+              <w:t>541.75</w:t>
             </w:r>
           </w:p>
         </w:tc>
@@ -20833,7 +20833,7 @@
               <w:rPr>
                 <w:b/>
               </w:rPr>
-              <w:t>544.00</w:t>
+              <w:t>545.75</w:t>
             </w:r>
           </w:p>
         </w:tc>
@@ -20981,7 +20981,7 @@
             </w:pPr>
             <w:r/>
             <w:r>
-              <w:t>544.00</w:t>
+              <w:t>545.75</w:t>
             </w:r>
           </w:p>
         </w:tc>
@@ -21009,7 +21009,7 @@
             </w:pPr>
             <w:r/>
             <w:r>
-              <w:t>548.00</w:t>
+              <w:t>549.75</w:t>
             </w:r>
           </w:p>
         </w:tc>
@@ -21037,7 +21037,7 @@
             </w:pPr>
             <w:r/>
             <w:r>
-              <w:t>542.25</w:t>
+              <w:t>544.00</w:t>
             </w:r>
           </w:p>
         </w:tc>
@@ -21068,7 +21068,7 @@
               <w:rPr>
                 <w:b/>
               </w:rPr>
-              <w:t>543.75</w:t>
+              <w:t>545.50</w:t>
             </w:r>
           </w:p>
         </w:tc>
@@ -21791,7 +21791,7 @@
         <w:t>Giá Chốt Phiên (Close):</w:t>
       </w:r>
       <w:r>
-        <w:t xml:space="preserve"> 723.75 cents | </w:t>
+        <w:t xml:space="preserve"> 723.50 cents | </w:t>
       </w:r>
       <w:r>
         <w:rPr>
@@ -21806,10 +21806,10 @@
         <w:rPr>
           <w:b/>
         </w:rPr>
-        <w:t>`724.89 cents`</w:t>
+        <w:t>`724.91 cents`</w:t>
       </w:r>
       <w:r>
-        <w:t xml:space="preserve"> (+1.14).</w:t>
+        <w:t xml:space="preserve"> (+1.41).</w:t>
       </w:r>
     </w:p>
     <w:p>
@@ -21830,7 +21830,7 @@
         <w:rPr>
           <w:b/>
         </w:rPr>
-        <w:t>`14,314`</w:t>
+        <w:t>`22,439`</w:t>
       </w:r>
       <w:r>
         <w:t xml:space="preserve"> (Chênh lệch: </w:t>
@@ -21839,7 +21839,7 @@
         <w:rPr>
           <w:b/>
         </w:rPr>
-        <w:t>`+8,145`</w:t>
+        <w:t>`+16,270`</w:t>
       </w:r>
       <w:r>
         <w:t xml:space="preserve">) | OI: </w:t>
@@ -21881,7 +21881,7 @@
         <w:rPr>
           <w:b/>
         </w:rPr>
-        <w:t>`Bullish Engulfing (Nhấn chìm tăng trưởng)`</w:t>
+        <w:t>`Không phát hiện mô hình nến đặc biệt`</w:t>
       </w:r>
     </w:p>
     <w:p>
@@ -21918,16 +21918,16 @@
         <w:t>Đánh giá xu hướng kết hợp:</w:t>
       </w:r>
       <w:r>
-        <w:t xml:space="preserve"> ️ </w:t>
+        <w:t xml:space="preserve"> </w:t>
       </w:r>
       <w:r>
         <w:rPr>
           <w:b/>
         </w:rPr>
-        <w:t>HỒI KỸ THUẬT YẾU (Weak Bullish Retest):</w:t>
+        <w:t>TÍCH LŨY TIÊU CỰC (Distribution):</w:t>
       </w:r>
       <w:r>
-        <w:t xml:space="preserve"> Xuất hiện nến tăng nhưng dòng tiền/thanh khoản yếu. Cần quan sát thêm lực cầu.</w:t>
+        <w:t xml:space="preserve"> Nến đi ngang nhưng dòng tiền rút dần (OI giảm), cảnh báo rủi ro suy sụt sắp tới.</w:t>
       </w:r>
     </w:p>
     <w:p>
@@ -22173,7 +22173,7 @@
               <w:rPr>
                 <w:b/>
               </w:rPr>
-              <w:t>97.06</w:t>
+              <w:t>100.73</w:t>
             </w:r>
           </w:p>
         </w:tc>
@@ -22296,7 +22296,7 @@
               <w:rPr>
                 <w:b/>
               </w:rPr>
-              <w:t>100.22</w:t>
+              <w:t>100.29</w:t>
             </w:r>
           </w:p>
         </w:tc>
@@ -22931,7 +22931,7 @@
         <w:t xml:space="preserve"> EMA_21 </w:t>
       </w:r>
       <w:r>
-        <w:t xml:space="preserve"> (722.92) &lt; </w:t>
+        <w:t xml:space="preserve"> (722.88) &lt; </w:t>
       </w:r>
       <w:r>
         <w:rPr>
@@ -22942,7 +22942,7 @@
         <w:t xml:space="preserve"> EMA_50 </w:t>
       </w:r>
       <w:r>
-        <w:t xml:space="preserve"> (723.82).</w:t>
+        <w:t xml:space="preserve"> (723.73).</w:t>
       </w:r>
     </w:p>
     <w:p>
@@ -22963,7 +22963,7 @@
         <w:rPr>
           <w:b/>
         </w:rPr>
-        <w:t>`51.67`</w:t>
+        <w:t>`51.19`</w:t>
       </w:r>
       <w:r>
         <w:t xml:space="preserve"> | ATR (14) = </w:t>
@@ -22972,7 +22972,7 @@
         <w:rPr>
           <w:b/>
         </w:rPr>
-        <w:t>`3.31`</w:t>
+        <w:t>`3.94`</w:t>
       </w:r>
       <w:r>
         <w:t xml:space="preserve"> cents | Volatility = </w:t>
@@ -22981,7 +22981,7 @@
         <w:rPr>
           <w:b/>
         </w:rPr>
-        <w:t>`4.25 cents`</w:t>
+        <w:t>`4.00 cents`</w:t>
       </w:r>
       <w:r>
         <w:t>.</w:t>
@@ -23756,7 +23756,7 @@
           <w:b/>
           <w:color w:val="B91C1C"/>
         </w:rPr>
-        <w:t>`722.92 - 723.82 cents (Canh bán hồi kỹ thuật H1)`</w:t>
+        <w:t>`722.88 - 723.73 cents (Canh bán hồi kỹ thuật H1)`</w:t>
       </w:r>
       <w:r>
         <w:t xml:space="preserve"> | SL: </w:t>
@@ -23765,7 +23765,7 @@
         <w:rPr>
           <w:b/>
         </w:rPr>
-        <w:t>`799.96 cents (Trên kháng cự R2 + 1.5x ATR)`</w:t>
+        <w:t>`800.92 cents (Trên kháng cự R2 + 1.5x ATR)`</w:t>
       </w:r>
       <w:r>
         <w:t xml:space="preserve"> | TP: </w:t>
@@ -23836,7 +23836,7 @@
         <w:rPr>
           <w:b/>
         </w:rPr>
-        <w:t>`673.69 cents`</w:t>
+        <w:t>`673.06 cents`</w:t>
       </w:r>
       <w:r>
         <w:t xml:space="preserve"> | TP: </w:t>
@@ -23882,7 +23882,7 @@
         <w:rPr>
           <w:b/>
         </w:rPr>
-        <w:t>`729.06 cents`</w:t>
+        <w:t>`729.69 cents`</w:t>
       </w:r>
       <w:r>
         <w:t xml:space="preserve"> | TP: </w:t>
@@ -23931,7 +23931,7 @@
         <w:rPr>
           <w:b/>
         </w:rPr>
-        <w:t>`663.76 - 677.00 cents`</w:t>
+        <w:t>`661.23 - 677.00 cents`</w:t>
       </w:r>
     </w:p>
     <w:p>
@@ -24338,7 +24338,7 @@
             </w:pPr>
             <w:r/>
             <w:r>
-              <w:t>723.75</w:t>
+              <w:t>723.50</w:t>
             </w:r>
           </w:p>
         </w:tc>
@@ -24366,7 +24366,7 @@
             </w:pPr>
             <w:r/>
             <w:r>
-              <w:t>735.00</w:t>
+              <w:t>734.75</w:t>
             </w:r>
           </w:p>
         </w:tc>
@@ -24394,7 +24394,7 @@
             </w:pPr>
             <w:r/>
             <w:r>
-              <w:t>718.25</w:t>
+              <w:t>718.00</w:t>
             </w:r>
           </w:p>
         </w:tc>
@@ -24425,7 +24425,7 @@
               <w:rPr>
                 <w:b/>
               </w:rPr>
-              <w:t>723.00</w:t>
+              <w:t>722.75</w:t>
             </w:r>
           </w:p>
         </w:tc>
@@ -24573,7 +24573,7 @@
             </w:pPr>
             <w:r/>
             <w:r>
-              <w:t>723.00</w:t>
+              <w:t>722.75</w:t>
             </w:r>
           </w:p>
         </w:tc>
@@ -24601,7 +24601,7 @@
             </w:pPr>
             <w:r/>
             <w:r>
-              <w:t>730.50</w:t>
+              <w:t>730.25</w:t>
             </w:r>
           </w:p>
         </w:tc>
@@ -24629,7 +24629,7 @@
             </w:pPr>
             <w:r/>
             <w:r>
-              <w:t>717.00</w:t>
+              <w:t>716.75</w:t>
             </w:r>
           </w:p>
         </w:tc>
@@ -24660,7 +24660,7 @@
               <w:rPr>
                 <w:b/>
               </w:rPr>
-              <w:t>722.50</w:t>
+              <w:t>722.25</w:t>
             </w:r>
           </w:p>
         </w:tc>
@@ -24808,7 +24808,7 @@
             </w:pPr>
             <w:r/>
             <w:r>
-              <w:t>722.50</w:t>
+              <w:t>722.25</w:t>
             </w:r>
           </w:p>
         </w:tc>
@@ -24836,7 +24836,7 @@
             </w:pPr>
             <w:r/>
             <w:r>
-              <w:t>736.25</w:t>
+              <w:t>736.00</w:t>
             </w:r>
           </w:p>
         </w:tc>
@@ -24864,7 +24864,7 @@
             </w:pPr>
             <w:r/>
             <w:r>
-              <w:t>707.75</w:t>
+              <w:t>707.50</w:t>
             </w:r>
           </w:p>
         </w:tc>
@@ -24895,7 +24895,7 @@
               <w:rPr>
                 <w:b/>
               </w:rPr>
-              <w:t>724.50</w:t>
+              <w:t>724.25</w:t>
             </w:r>
           </w:p>
         </w:tc>
@@ -25043,7 +25043,7 @@
             </w:pPr>
             <w:r/>
             <w:r>
-              <w:t>724.50</w:t>
+              <w:t>724.25</w:t>
             </w:r>
           </w:p>
         </w:tc>
@@ -25071,7 +25071,7 @@
             </w:pPr>
             <w:r/>
             <w:r>
-              <w:t>737.75</w:t>
+              <w:t>737.50</w:t>
             </w:r>
           </w:p>
         </w:tc>
@@ -25099,7 +25099,7 @@
             </w:pPr>
             <w:r/>
             <w:r>
-              <w:t>716.25</w:t>
+              <w:t>716.00</w:t>
             </w:r>
           </w:p>
         </w:tc>
@@ -25130,7 +25130,7 @@
               <w:rPr>
                 <w:b/>
               </w:rPr>
-              <w:t>725.75</w:t>
+              <w:t>725.50</w:t>
             </w:r>
           </w:p>
         </w:tc>
@@ -25278,7 +25278,7 @@
             </w:pPr>
             <w:r/>
             <w:r>
-              <w:t>725.75</w:t>
+              <w:t>725.50</w:t>
             </w:r>
           </w:p>
         </w:tc>
@@ -25306,7 +25306,7 @@
             </w:pPr>
             <w:r/>
             <w:r>
-              <w:t>742.25</w:t>
+              <w:t>742.00</w:t>
             </w:r>
           </w:p>
         </w:tc>
@@ -25334,7 +25334,7 @@
             </w:pPr>
             <w:r/>
             <w:r>
-              <w:t>715.25</w:t>
+              <w:t>715.00</w:t>
             </w:r>
           </w:p>
         </w:tc>
@@ -25365,7 +25365,7 @@
               <w:rPr>
                 <w:b/>
               </w:rPr>
-              <w:t>730.25</w:t>
+              <w:t>730.00</w:t>
             </w:r>
           </w:p>
         </w:tc>
@@ -25513,7 +25513,7 @@
             </w:pPr>
             <w:r/>
             <w:r>
-              <w:t>730.25</w:t>
+              <w:t>730.00</w:t>
             </w:r>
           </w:p>
         </w:tc>
@@ -25541,7 +25541,7 @@
             </w:pPr>
             <w:r/>
             <w:r>
-              <w:t>738.00</w:t>
+              <w:t>737.75</w:t>
             </w:r>
           </w:p>
         </w:tc>
@@ -25569,7 +25569,7 @@
             </w:pPr>
             <w:r/>
             <w:r>
-              <w:t>719.25</w:t>
+              <w:t>719.00</w:t>
             </w:r>
           </w:p>
         </w:tc>
@@ -25600,7 +25600,7 @@
               <w:rPr>
                 <w:b/>
               </w:rPr>
-              <w:t>731.50</w:t>
+              <w:t>731.25</w:t>
             </w:r>
           </w:p>
         </w:tc>
@@ -25748,7 +25748,7 @@
             </w:pPr>
             <w:r/>
             <w:r>
-              <w:t>731.50</w:t>
+              <w:t>731.25</w:t>
             </w:r>
           </w:p>
         </w:tc>
@@ -25776,7 +25776,7 @@
             </w:pPr>
             <w:r/>
             <w:r>
-              <w:t>739.75</w:t>
+              <w:t>739.50</w:t>
             </w:r>
           </w:p>
         </w:tc>
@@ -25804,7 +25804,7 @@
             </w:pPr>
             <w:r/>
             <w:r>
-              <w:t>721.00</w:t>
+              <w:t>720.75</w:t>
             </w:r>
           </w:p>
         </w:tc>
@@ -25835,7 +25835,7 @@
               <w:rPr>
                 <w:b/>
               </w:rPr>
-              <w:t>733.25</w:t>
+              <w:t>733.00</w:t>
             </w:r>
           </w:p>
         </w:tc>
@@ -25983,7 +25983,7 @@
             </w:pPr>
             <w:r/>
             <w:r>
-              <w:t>733.25</w:t>
+              <w:t>733.00</w:t>
             </w:r>
           </w:p>
         </w:tc>
@@ -26011,7 +26011,7 @@
             </w:pPr>
             <w:r/>
             <w:r>
-              <w:t>745.50</w:t>
+              <w:t>745.25</w:t>
             </w:r>
           </w:p>
         </w:tc>
@@ -26039,7 +26039,7 @@
             </w:pPr>
             <w:r/>
             <w:r>
-              <w:t>723.50</w:t>
+              <w:t>723.25</w:t>
             </w:r>
           </w:p>
         </w:tc>
@@ -26070,7 +26070,7 @@
               <w:rPr>
                 <w:b/>
               </w:rPr>
-              <w:t>732.25</w:t>
+              <w:t>732.00</w:t>
             </w:r>
           </w:p>
         </w:tc>
@@ -26218,7 +26218,7 @@
             </w:pPr>
             <w:r/>
             <w:r>
-              <w:t>732.25</w:t>
+              <w:t>732.00</w:t>
             </w:r>
           </w:p>
         </w:tc>
@@ -26246,7 +26246,7 @@
             </w:pPr>
             <w:r/>
             <w:r>
-              <w:t>742.75</w:t>
+              <w:t>742.50</w:t>
             </w:r>
           </w:p>
         </w:tc>
@@ -26274,7 +26274,7 @@
             </w:pPr>
             <w:r/>
             <w:r>
-              <w:t>717.50</w:t>
+              <w:t>717.25</w:t>
             </w:r>
           </w:p>
         </w:tc>
@@ -26305,7 +26305,7 @@
               <w:rPr>
                 <w:b/>
               </w:rPr>
-              <w:t>734.50</w:t>
+              <w:t>734.25</w:t>
             </w:r>
           </w:p>
         </w:tc>
@@ -26453,7 +26453,7 @@
             </w:pPr>
             <w:r/>
             <w:r>
-              <w:t>734.50</w:t>
+              <w:t>734.25</w:t>
             </w:r>
           </w:p>
         </w:tc>
@@ -26481,7 +26481,7 @@
             </w:pPr>
             <w:r/>
             <w:r>
-              <w:t>745.00</w:t>
+              <w:t>744.75</w:t>
             </w:r>
           </w:p>
         </w:tc>
@@ -26509,7 +26509,7 @@
             </w:pPr>
             <w:r/>
             <w:r>
-              <w:t>728.25</w:t>
+              <w:t>728.00</w:t>
             </w:r>
           </w:p>
         </w:tc>
@@ -26540,7 +26540,7 @@
               <w:rPr>
                 <w:b/>
               </w:rPr>
-              <w:t>735.25</w:t>
+              <w:t>735.00</w:t>
             </w:r>
           </w:p>
         </w:tc>
@@ -26688,7 +26688,7 @@
             </w:pPr>
             <w:r/>
             <w:r>
-              <w:t>735.25</w:t>
+              <w:t>735.00</w:t>
             </w:r>
           </w:p>
         </w:tc>
@@ -26716,7 +26716,7 @@
             </w:pPr>
             <w:r/>
             <w:r>
-              <w:t>749.50</w:t>
+              <w:t>749.25</w:t>
             </w:r>
           </w:p>
         </w:tc>
@@ -26744,7 +26744,7 @@
             </w:pPr>
             <w:r/>
             <w:r>
-              <w:t>720.50</w:t>
+              <w:t>720.25</w:t>
             </w:r>
           </w:p>
         </w:tc>
@@ -26752,6 +26752,241 @@
           <w:tcPr>
             <w:tcW w:type="dxa" w:w="1728"/>
             <w:shd w:fill="F8FAFC"/>
+            <w:tcMar>
+              <w:top w:w="100" w:type="dxa"/>
+              <w:bottom w:w="100" w:type="dxa"/>
+              <w:left w:w="120" w:type="dxa"/>
+              <w:right w:w="120" w:type="dxa"/>
+            </w:tcMar>
+            <w:tcBorders>
+              <w:top w:val="single" w:sz="4" w:space="0" w:color="CCCCCC"/>
+              <w:bottom w:val="single" w:sz="4" w:space="0" w:color="CCCCCC"/>
+              <w:left w:val="single" w:sz="4" w:space="0" w:color="CCCCCC"/>
+              <w:right w:val="single" w:sz="4" w:space="0" w:color="CCCCCC"/>
+            </w:tcBorders>
+          </w:tcPr>
+          <w:p>
+            <w:pPr>
+              <w:spacing w:before="60" w:after="60" w:line="252" w:lineRule="auto"/>
+              <w:jc w:val="left"/>
+            </w:pPr>
+            <w:r/>
+            <w:r>
+              <w:rPr>
+                <w:b/>
+              </w:rPr>
+              <w:t>737.00</w:t>
+            </w:r>
+          </w:p>
+        </w:tc>
+        <w:tc>
+          <w:tcPr>
+            <w:tcW w:type="dxa" w:w="3456"/>
+            <w:shd w:fill="F8FAFC"/>
+            <w:tcMar>
+              <w:top w:w="100" w:type="dxa"/>
+              <w:bottom w:w="100" w:type="dxa"/>
+              <w:left w:w="120" w:type="dxa"/>
+              <w:right w:w="120" w:type="dxa"/>
+            </w:tcMar>
+            <w:tcBorders>
+              <w:top w:val="single" w:sz="4" w:space="0" w:color="CCCCCC"/>
+              <w:bottom w:val="single" w:sz="4" w:space="0" w:color="CCCCCC"/>
+              <w:left w:val="single" w:sz="4" w:space="0" w:color="CCCCCC"/>
+              <w:right w:val="single" w:sz="4" w:space="0" w:color="CCCCCC"/>
+            </w:tcBorders>
+          </w:tcPr>
+          <w:p>
+            <w:pPr>
+              <w:spacing w:before="60" w:after="60" w:line="252" w:lineRule="auto"/>
+              <w:jc w:val="left"/>
+            </w:pPr>
+            <w:r/>
+            <w:r>
+              <w:rPr>
+                <w:b/>
+              </w:rPr>
+              <w:t>+2.00</w:t>
+            </w:r>
+          </w:p>
+        </w:tc>
+        <w:tc>
+          <w:tcPr>
+            <w:tcW w:type="dxa" w:w="1440"/>
+            <w:shd w:fill="F8FAFC"/>
+            <w:tcMar>
+              <w:top w:w="100" w:type="dxa"/>
+              <w:bottom w:w="100" w:type="dxa"/>
+              <w:left w:w="120" w:type="dxa"/>
+              <w:right w:w="120" w:type="dxa"/>
+            </w:tcMar>
+            <w:tcBorders>
+              <w:top w:val="single" w:sz="4" w:space="0" w:color="CCCCCC"/>
+              <w:bottom w:val="single" w:sz="4" w:space="0" w:color="CCCCCC"/>
+              <w:left w:val="single" w:sz="4" w:space="0" w:color="CCCCCC"/>
+              <w:right w:val="single" w:sz="4" w:space="0" w:color="CCCCCC"/>
+            </w:tcBorders>
+          </w:tcPr>
+          <w:p>
+            <w:pPr>
+              <w:spacing w:before="60" w:after="60" w:line="252" w:lineRule="auto"/>
+              <w:jc w:val="left"/>
+            </w:pPr>
+            <w:r/>
+            <w:r>
+              <w:t>BULL</w:t>
+            </w:r>
+          </w:p>
+        </w:tc>
+      </w:tr>
+      <w:tr>
+        <w:tc>
+          <w:tcPr>
+            <w:tcW w:type="dxa" w:w="1584"/>
+            <w:shd w:fill="FFFFFF"/>
+            <w:tcMar>
+              <w:top w:w="100" w:type="dxa"/>
+              <w:bottom w:w="100" w:type="dxa"/>
+              <w:left w:w="120" w:type="dxa"/>
+              <w:right w:w="120" w:type="dxa"/>
+            </w:tcMar>
+            <w:tcBorders>
+              <w:top w:val="single" w:sz="4" w:space="0" w:color="CCCCCC"/>
+              <w:bottom w:val="single" w:sz="4" w:space="0" w:color="CCCCCC"/>
+              <w:left w:val="single" w:sz="4" w:space="0" w:color="CCCCCC"/>
+              <w:right w:val="single" w:sz="4" w:space="0" w:color="CCCCCC"/>
+            </w:tcBorders>
+          </w:tcPr>
+          <w:p>
+            <w:pPr>
+              <w:spacing w:before="60" w:after="60" w:line="252" w:lineRule="auto"/>
+              <w:jc w:val="left"/>
+            </w:pPr>
+            <w:r/>
+            <w:r>
+              <w:rPr>
+                <w:b/>
+              </w:rPr>
+              <w:t>Tue 22/09</w:t>
+            </w:r>
+          </w:p>
+        </w:tc>
+        <w:tc>
+          <w:tcPr>
+            <w:tcW w:type="dxa" w:w="864"/>
+            <w:shd w:fill="FFFFFF"/>
+            <w:tcMar>
+              <w:top w:w="100" w:type="dxa"/>
+              <w:bottom w:w="100" w:type="dxa"/>
+              <w:left w:w="120" w:type="dxa"/>
+              <w:right w:w="120" w:type="dxa"/>
+            </w:tcMar>
+            <w:tcBorders>
+              <w:top w:val="single" w:sz="4" w:space="0" w:color="CCCCCC"/>
+              <w:bottom w:val="single" w:sz="4" w:space="0" w:color="CCCCCC"/>
+              <w:left w:val="single" w:sz="4" w:space="0" w:color="CCCCCC"/>
+              <w:right w:val="single" w:sz="4" w:space="0" w:color="CCCCCC"/>
+            </w:tcBorders>
+          </w:tcPr>
+          <w:p>
+            <w:pPr>
+              <w:spacing w:before="60" w:after="60" w:line="252" w:lineRule="auto"/>
+              <w:jc w:val="left"/>
+            </w:pPr>
+            <w:r/>
+            <w:r>
+              <w:t>NY Close 23-01</w:t>
+            </w:r>
+          </w:p>
+        </w:tc>
+        <w:tc>
+          <w:tcPr>
+            <w:tcW w:type="dxa" w:w="1440"/>
+            <w:shd w:fill="FFFFFF"/>
+            <w:tcMar>
+              <w:top w:w="100" w:type="dxa"/>
+              <w:bottom w:w="100" w:type="dxa"/>
+              <w:left w:w="120" w:type="dxa"/>
+              <w:right w:w="120" w:type="dxa"/>
+            </w:tcMar>
+            <w:tcBorders>
+              <w:top w:val="single" w:sz="4" w:space="0" w:color="CCCCCC"/>
+              <w:bottom w:val="single" w:sz="4" w:space="0" w:color="CCCCCC"/>
+              <w:left w:val="single" w:sz="4" w:space="0" w:color="CCCCCC"/>
+              <w:right w:val="single" w:sz="4" w:space="0" w:color="CCCCCC"/>
+            </w:tcBorders>
+          </w:tcPr>
+          <w:p>
+            <w:pPr>
+              <w:spacing w:before="60" w:after="60" w:line="252" w:lineRule="auto"/>
+              <w:jc w:val="left"/>
+            </w:pPr>
+            <w:r/>
+            <w:r>
+              <w:t>737.00</w:t>
+            </w:r>
+          </w:p>
+        </w:tc>
+        <w:tc>
+          <w:tcPr>
+            <w:tcW w:type="dxa" w:w="2016"/>
+            <w:shd w:fill="FFFFFF"/>
+            <w:tcMar>
+              <w:top w:w="100" w:type="dxa"/>
+              <w:bottom w:w="100" w:type="dxa"/>
+              <w:left w:w="120" w:type="dxa"/>
+              <w:right w:w="120" w:type="dxa"/>
+            </w:tcMar>
+            <w:tcBorders>
+              <w:top w:val="single" w:sz="4" w:space="0" w:color="CCCCCC"/>
+              <w:bottom w:val="single" w:sz="4" w:space="0" w:color="CCCCCC"/>
+              <w:left w:val="single" w:sz="4" w:space="0" w:color="CCCCCC"/>
+              <w:right w:val="single" w:sz="4" w:space="0" w:color="CCCCCC"/>
+            </w:tcBorders>
+          </w:tcPr>
+          <w:p>
+            <w:pPr>
+              <w:spacing w:before="60" w:after="60" w:line="252" w:lineRule="auto"/>
+              <w:jc w:val="left"/>
+            </w:pPr>
+            <w:r/>
+            <w:r>
+              <w:t>743.50</w:t>
+            </w:r>
+          </w:p>
+        </w:tc>
+        <w:tc>
+          <w:tcPr>
+            <w:tcW w:type="dxa" w:w="1152"/>
+            <w:shd w:fill="FFFFFF"/>
+            <w:tcMar>
+              <w:top w:w="100" w:type="dxa"/>
+              <w:bottom w:w="100" w:type="dxa"/>
+              <w:left w:w="120" w:type="dxa"/>
+              <w:right w:w="120" w:type="dxa"/>
+            </w:tcMar>
+            <w:tcBorders>
+              <w:top w:val="single" w:sz="4" w:space="0" w:color="CCCCCC"/>
+              <w:bottom w:val="single" w:sz="4" w:space="0" w:color="CCCCCC"/>
+              <w:left w:val="single" w:sz="4" w:space="0" w:color="CCCCCC"/>
+              <w:right w:val="single" w:sz="4" w:space="0" w:color="CCCCCC"/>
+            </w:tcBorders>
+          </w:tcPr>
+          <w:p>
+            <w:pPr>
+              <w:spacing w:before="60" w:after="60" w:line="252" w:lineRule="auto"/>
+              <w:jc w:val="left"/>
+            </w:pPr>
+            <w:r/>
+            <w:r>
+              <w:t>730.25</w:t>
+            </w:r>
+          </w:p>
+        </w:tc>
+        <w:tc>
+          <w:tcPr>
+            <w:tcW w:type="dxa" w:w="1728"/>
+            <w:shd w:fill="FFFFFF"/>
             <w:tcMar>
               <w:top w:w="100" w:type="dxa"/>
               <w:bottom w:w="100" w:type="dxa"/>
@@ -26782,241 +27017,6 @@
         <w:tc>
           <w:tcPr>
             <w:tcW w:type="dxa" w:w="3456"/>
-            <w:shd w:fill="F8FAFC"/>
-            <w:tcMar>
-              <w:top w:w="100" w:type="dxa"/>
-              <w:bottom w:w="100" w:type="dxa"/>
-              <w:left w:w="120" w:type="dxa"/>
-              <w:right w:w="120" w:type="dxa"/>
-            </w:tcMar>
-            <w:tcBorders>
-              <w:top w:val="single" w:sz="4" w:space="0" w:color="CCCCCC"/>
-              <w:bottom w:val="single" w:sz="4" w:space="0" w:color="CCCCCC"/>
-              <w:left w:val="single" w:sz="4" w:space="0" w:color="CCCCCC"/>
-              <w:right w:val="single" w:sz="4" w:space="0" w:color="CCCCCC"/>
-            </w:tcBorders>
-          </w:tcPr>
-          <w:p>
-            <w:pPr>
-              <w:spacing w:before="60" w:after="60" w:line="252" w:lineRule="auto"/>
-              <w:jc w:val="left"/>
-            </w:pPr>
-            <w:r/>
-            <w:r>
-              <w:rPr>
-                <w:b/>
-              </w:rPr>
-              <w:t>+2.00</w:t>
-            </w:r>
-          </w:p>
-        </w:tc>
-        <w:tc>
-          <w:tcPr>
-            <w:tcW w:type="dxa" w:w="1440"/>
-            <w:shd w:fill="F8FAFC"/>
-            <w:tcMar>
-              <w:top w:w="100" w:type="dxa"/>
-              <w:bottom w:w="100" w:type="dxa"/>
-              <w:left w:w="120" w:type="dxa"/>
-              <w:right w:w="120" w:type="dxa"/>
-            </w:tcMar>
-            <w:tcBorders>
-              <w:top w:val="single" w:sz="4" w:space="0" w:color="CCCCCC"/>
-              <w:bottom w:val="single" w:sz="4" w:space="0" w:color="CCCCCC"/>
-              <w:left w:val="single" w:sz="4" w:space="0" w:color="CCCCCC"/>
-              <w:right w:val="single" w:sz="4" w:space="0" w:color="CCCCCC"/>
-            </w:tcBorders>
-          </w:tcPr>
-          <w:p>
-            <w:pPr>
-              <w:spacing w:before="60" w:after="60" w:line="252" w:lineRule="auto"/>
-              <w:jc w:val="left"/>
-            </w:pPr>
-            <w:r/>
-            <w:r>
-              <w:t>BULL</w:t>
-            </w:r>
-          </w:p>
-        </w:tc>
-      </w:tr>
-      <w:tr>
-        <w:tc>
-          <w:tcPr>
-            <w:tcW w:type="dxa" w:w="1584"/>
-            <w:shd w:fill="FFFFFF"/>
-            <w:tcMar>
-              <w:top w:w="100" w:type="dxa"/>
-              <w:bottom w:w="100" w:type="dxa"/>
-              <w:left w:w="120" w:type="dxa"/>
-              <w:right w:w="120" w:type="dxa"/>
-            </w:tcMar>
-            <w:tcBorders>
-              <w:top w:val="single" w:sz="4" w:space="0" w:color="CCCCCC"/>
-              <w:bottom w:val="single" w:sz="4" w:space="0" w:color="CCCCCC"/>
-              <w:left w:val="single" w:sz="4" w:space="0" w:color="CCCCCC"/>
-              <w:right w:val="single" w:sz="4" w:space="0" w:color="CCCCCC"/>
-            </w:tcBorders>
-          </w:tcPr>
-          <w:p>
-            <w:pPr>
-              <w:spacing w:before="60" w:after="60" w:line="252" w:lineRule="auto"/>
-              <w:jc w:val="left"/>
-            </w:pPr>
-            <w:r/>
-            <w:r>
-              <w:rPr>
-                <w:b/>
-              </w:rPr>
-              <w:t>Tue 22/09</w:t>
-            </w:r>
-          </w:p>
-        </w:tc>
-        <w:tc>
-          <w:tcPr>
-            <w:tcW w:type="dxa" w:w="864"/>
-            <w:shd w:fill="FFFFFF"/>
-            <w:tcMar>
-              <w:top w:w="100" w:type="dxa"/>
-              <w:bottom w:w="100" w:type="dxa"/>
-              <w:left w:w="120" w:type="dxa"/>
-              <w:right w:w="120" w:type="dxa"/>
-            </w:tcMar>
-            <w:tcBorders>
-              <w:top w:val="single" w:sz="4" w:space="0" w:color="CCCCCC"/>
-              <w:bottom w:val="single" w:sz="4" w:space="0" w:color="CCCCCC"/>
-              <w:left w:val="single" w:sz="4" w:space="0" w:color="CCCCCC"/>
-              <w:right w:val="single" w:sz="4" w:space="0" w:color="CCCCCC"/>
-            </w:tcBorders>
-          </w:tcPr>
-          <w:p>
-            <w:pPr>
-              <w:spacing w:before="60" w:after="60" w:line="252" w:lineRule="auto"/>
-              <w:jc w:val="left"/>
-            </w:pPr>
-            <w:r/>
-            <w:r>
-              <w:t>NY Close 23-01</w:t>
-            </w:r>
-          </w:p>
-        </w:tc>
-        <w:tc>
-          <w:tcPr>
-            <w:tcW w:type="dxa" w:w="1440"/>
-            <w:shd w:fill="FFFFFF"/>
-            <w:tcMar>
-              <w:top w:w="100" w:type="dxa"/>
-              <w:bottom w:w="100" w:type="dxa"/>
-              <w:left w:w="120" w:type="dxa"/>
-              <w:right w:w="120" w:type="dxa"/>
-            </w:tcMar>
-            <w:tcBorders>
-              <w:top w:val="single" w:sz="4" w:space="0" w:color="CCCCCC"/>
-              <w:bottom w:val="single" w:sz="4" w:space="0" w:color="CCCCCC"/>
-              <w:left w:val="single" w:sz="4" w:space="0" w:color="CCCCCC"/>
-              <w:right w:val="single" w:sz="4" w:space="0" w:color="CCCCCC"/>
-            </w:tcBorders>
-          </w:tcPr>
-          <w:p>
-            <w:pPr>
-              <w:spacing w:before="60" w:after="60" w:line="252" w:lineRule="auto"/>
-              <w:jc w:val="left"/>
-            </w:pPr>
-            <w:r/>
-            <w:r>
-              <w:t>737.25</w:t>
-            </w:r>
-          </w:p>
-        </w:tc>
-        <w:tc>
-          <w:tcPr>
-            <w:tcW w:type="dxa" w:w="2016"/>
-            <w:shd w:fill="FFFFFF"/>
-            <w:tcMar>
-              <w:top w:w="100" w:type="dxa"/>
-              <w:bottom w:w="100" w:type="dxa"/>
-              <w:left w:w="120" w:type="dxa"/>
-              <w:right w:w="120" w:type="dxa"/>
-            </w:tcMar>
-            <w:tcBorders>
-              <w:top w:val="single" w:sz="4" w:space="0" w:color="CCCCCC"/>
-              <w:bottom w:val="single" w:sz="4" w:space="0" w:color="CCCCCC"/>
-              <w:left w:val="single" w:sz="4" w:space="0" w:color="CCCCCC"/>
-              <w:right w:val="single" w:sz="4" w:space="0" w:color="CCCCCC"/>
-            </w:tcBorders>
-          </w:tcPr>
-          <w:p>
-            <w:pPr>
-              <w:spacing w:before="60" w:after="60" w:line="252" w:lineRule="auto"/>
-              <w:jc w:val="left"/>
-            </w:pPr>
-            <w:r/>
-            <w:r>
-              <w:t>743.75</w:t>
-            </w:r>
-          </w:p>
-        </w:tc>
-        <w:tc>
-          <w:tcPr>
-            <w:tcW w:type="dxa" w:w="1152"/>
-            <w:shd w:fill="FFFFFF"/>
-            <w:tcMar>
-              <w:top w:w="100" w:type="dxa"/>
-              <w:bottom w:w="100" w:type="dxa"/>
-              <w:left w:w="120" w:type="dxa"/>
-              <w:right w:w="120" w:type="dxa"/>
-            </w:tcMar>
-            <w:tcBorders>
-              <w:top w:val="single" w:sz="4" w:space="0" w:color="CCCCCC"/>
-              <w:bottom w:val="single" w:sz="4" w:space="0" w:color="CCCCCC"/>
-              <w:left w:val="single" w:sz="4" w:space="0" w:color="CCCCCC"/>
-              <w:right w:val="single" w:sz="4" w:space="0" w:color="CCCCCC"/>
-            </w:tcBorders>
-          </w:tcPr>
-          <w:p>
-            <w:pPr>
-              <w:spacing w:before="60" w:after="60" w:line="252" w:lineRule="auto"/>
-              <w:jc w:val="left"/>
-            </w:pPr>
-            <w:r/>
-            <w:r>
-              <w:t>730.50</w:t>
-            </w:r>
-          </w:p>
-        </w:tc>
-        <w:tc>
-          <w:tcPr>
-            <w:tcW w:type="dxa" w:w="1728"/>
-            <w:shd w:fill="FFFFFF"/>
-            <w:tcMar>
-              <w:top w:w="100" w:type="dxa"/>
-              <w:bottom w:w="100" w:type="dxa"/>
-              <w:left w:w="120" w:type="dxa"/>
-              <w:right w:w="120" w:type="dxa"/>
-            </w:tcMar>
-            <w:tcBorders>
-              <w:top w:val="single" w:sz="4" w:space="0" w:color="CCCCCC"/>
-              <w:bottom w:val="single" w:sz="4" w:space="0" w:color="CCCCCC"/>
-              <w:left w:val="single" w:sz="4" w:space="0" w:color="CCCCCC"/>
-              <w:right w:val="single" w:sz="4" w:space="0" w:color="CCCCCC"/>
-            </w:tcBorders>
-          </w:tcPr>
-          <w:p>
-            <w:pPr>
-              <w:spacing w:before="60" w:after="60" w:line="252" w:lineRule="auto"/>
-              <w:jc w:val="left"/>
-            </w:pPr>
-            <w:r/>
-            <w:r>
-              <w:rPr>
-                <w:b/>
-              </w:rPr>
-              <w:t>737.50</w:t>
-            </w:r>
-          </w:p>
-        </w:tc>
-        <w:tc>
-          <w:tcPr>
-            <w:tcW w:type="dxa" w:w="3456"/>
             <w:shd w:fill="FFFFFF"/>
             <w:tcMar>
               <w:top w:w="100" w:type="dxa"/>
@@ -27158,7 +27158,7 @@
             </w:pPr>
             <w:r/>
             <w:r>
-              <w:t>737.50</w:t>
+              <w:t>737.25</w:t>
             </w:r>
           </w:p>
         </w:tc>
@@ -27186,7 +27186,7 @@
             </w:pPr>
             <w:r/>
             <w:r>
-              <w:t>747.75</w:t>
+              <w:t>747.50</w:t>
             </w:r>
           </w:p>
         </w:tc>
@@ -27214,7 +27214,1417 @@
             </w:pPr>
             <w:r/>
             <w:r>
-              <w:t>729.50</w:t>
+              <w:t>729.25</w:t>
+            </w:r>
+          </w:p>
+        </w:tc>
+        <w:tc>
+          <w:tcPr>
+            <w:tcW w:type="dxa" w:w="1728"/>
+            <w:shd w:fill="F8FAFC"/>
+            <w:tcMar>
+              <w:top w:w="100" w:type="dxa"/>
+              <w:bottom w:w="100" w:type="dxa"/>
+              <w:left w:w="120" w:type="dxa"/>
+              <w:right w:w="120" w:type="dxa"/>
+            </w:tcMar>
+            <w:tcBorders>
+              <w:top w:val="single" w:sz="4" w:space="0" w:color="CCCCCC"/>
+              <w:bottom w:val="single" w:sz="4" w:space="0" w:color="CCCCCC"/>
+              <w:left w:val="single" w:sz="4" w:space="0" w:color="CCCCCC"/>
+              <w:right w:val="single" w:sz="4" w:space="0" w:color="CCCCCC"/>
+            </w:tcBorders>
+          </w:tcPr>
+          <w:p>
+            <w:pPr>
+              <w:spacing w:before="60" w:after="60" w:line="252" w:lineRule="auto"/>
+              <w:jc w:val="left"/>
+            </w:pPr>
+            <w:r/>
+            <w:r>
+              <w:rPr>
+                <w:b/>
+              </w:rPr>
+              <w:t>737.75</w:t>
+            </w:r>
+          </w:p>
+        </w:tc>
+        <w:tc>
+          <w:tcPr>
+            <w:tcW w:type="dxa" w:w="3456"/>
+            <w:shd w:fill="F8FAFC"/>
+            <w:tcMar>
+              <w:top w:w="100" w:type="dxa"/>
+              <w:bottom w:w="100" w:type="dxa"/>
+              <w:left w:w="120" w:type="dxa"/>
+              <w:right w:w="120" w:type="dxa"/>
+            </w:tcMar>
+            <w:tcBorders>
+              <w:top w:val="single" w:sz="4" w:space="0" w:color="CCCCCC"/>
+              <w:bottom w:val="single" w:sz="4" w:space="0" w:color="CCCCCC"/>
+              <w:left w:val="single" w:sz="4" w:space="0" w:color="CCCCCC"/>
+              <w:right w:val="single" w:sz="4" w:space="0" w:color="CCCCCC"/>
+            </w:tcBorders>
+          </w:tcPr>
+          <w:p>
+            <w:pPr>
+              <w:spacing w:before="60" w:after="60" w:line="252" w:lineRule="auto"/>
+              <w:jc w:val="left"/>
+            </w:pPr>
+            <w:r/>
+            <w:r>
+              <w:rPr>
+                <w:b/>
+              </w:rPr>
+              <w:t>+0.50</w:t>
+            </w:r>
+          </w:p>
+        </w:tc>
+        <w:tc>
+          <w:tcPr>
+            <w:tcW w:type="dxa" w:w="1440"/>
+            <w:shd w:fill="F8FAFC"/>
+            <w:tcMar>
+              <w:top w:w="100" w:type="dxa"/>
+              <w:bottom w:w="100" w:type="dxa"/>
+              <w:left w:w="120" w:type="dxa"/>
+              <w:right w:w="120" w:type="dxa"/>
+            </w:tcMar>
+            <w:tcBorders>
+              <w:top w:val="single" w:sz="4" w:space="0" w:color="CCCCCC"/>
+              <w:bottom w:val="single" w:sz="4" w:space="0" w:color="CCCCCC"/>
+              <w:left w:val="single" w:sz="4" w:space="0" w:color="CCCCCC"/>
+              <w:right w:val="single" w:sz="4" w:space="0" w:color="CCCCCC"/>
+            </w:tcBorders>
+          </w:tcPr>
+          <w:p>
+            <w:pPr>
+              <w:spacing w:before="60" w:after="60" w:line="252" w:lineRule="auto"/>
+              <w:jc w:val="left"/>
+            </w:pPr>
+            <w:r/>
+            <w:r>
+              <w:t>BULL</w:t>
+            </w:r>
+          </w:p>
+        </w:tc>
+      </w:tr>
+      <w:tr>
+        <w:tc>
+          <w:tcPr>
+            <w:tcW w:type="dxa" w:w="1584"/>
+            <w:shd w:fill="FFFFFF"/>
+            <w:tcMar>
+              <w:top w:w="100" w:type="dxa"/>
+              <w:bottom w:w="100" w:type="dxa"/>
+              <w:left w:w="120" w:type="dxa"/>
+              <w:right w:w="120" w:type="dxa"/>
+            </w:tcMar>
+            <w:tcBorders>
+              <w:top w:val="single" w:sz="4" w:space="0" w:color="CCCCCC"/>
+              <w:bottom w:val="single" w:sz="4" w:space="0" w:color="CCCCCC"/>
+              <w:left w:val="single" w:sz="4" w:space="0" w:color="CCCCCC"/>
+              <w:right w:val="single" w:sz="4" w:space="0" w:color="CCCCCC"/>
+            </w:tcBorders>
+          </w:tcPr>
+          <w:p>
+            <w:pPr>
+              <w:spacing w:before="60" w:after="60" w:line="252" w:lineRule="auto"/>
+              <w:jc w:val="left"/>
+            </w:pPr>
+            <w:r/>
+            <w:r>
+              <w:rPr>
+                <w:b/>
+              </w:rPr>
+              <w:t>Wed 23/09</w:t>
+            </w:r>
+          </w:p>
+        </w:tc>
+        <w:tc>
+          <w:tcPr>
+            <w:tcW w:type="dxa" w:w="864"/>
+            <w:shd w:fill="FFFFFF"/>
+            <w:tcMar>
+              <w:top w:w="100" w:type="dxa"/>
+              <w:bottom w:w="100" w:type="dxa"/>
+              <w:left w:w="120" w:type="dxa"/>
+              <w:right w:w="120" w:type="dxa"/>
+            </w:tcMar>
+            <w:tcBorders>
+              <w:top w:val="single" w:sz="4" w:space="0" w:color="CCCCCC"/>
+              <w:bottom w:val="single" w:sz="4" w:space="0" w:color="CCCCCC"/>
+              <w:left w:val="single" w:sz="4" w:space="0" w:color="CCCCCC"/>
+              <w:right w:val="single" w:sz="4" w:space="0" w:color="CCCCCC"/>
+            </w:tcBorders>
+          </w:tcPr>
+          <w:p>
+            <w:pPr>
+              <w:spacing w:before="60" w:after="60" w:line="252" w:lineRule="auto"/>
+              <w:jc w:val="left"/>
+            </w:pPr>
+            <w:r/>
+            <w:r>
+              <w:t>Asia 11-15</w:t>
+            </w:r>
+          </w:p>
+        </w:tc>
+        <w:tc>
+          <w:tcPr>
+            <w:tcW w:type="dxa" w:w="1440"/>
+            <w:shd w:fill="FFFFFF"/>
+            <w:tcMar>
+              <w:top w:w="100" w:type="dxa"/>
+              <w:bottom w:w="100" w:type="dxa"/>
+              <w:left w:w="120" w:type="dxa"/>
+              <w:right w:w="120" w:type="dxa"/>
+            </w:tcMar>
+            <w:tcBorders>
+              <w:top w:val="single" w:sz="4" w:space="0" w:color="CCCCCC"/>
+              <w:bottom w:val="single" w:sz="4" w:space="0" w:color="CCCCCC"/>
+              <w:left w:val="single" w:sz="4" w:space="0" w:color="CCCCCC"/>
+              <w:right w:val="single" w:sz="4" w:space="0" w:color="CCCCCC"/>
+            </w:tcBorders>
+          </w:tcPr>
+          <w:p>
+            <w:pPr>
+              <w:spacing w:before="60" w:after="60" w:line="252" w:lineRule="auto"/>
+              <w:jc w:val="left"/>
+            </w:pPr>
+            <w:r/>
+            <w:r>
+              <w:t>737.75</w:t>
+            </w:r>
+          </w:p>
+        </w:tc>
+        <w:tc>
+          <w:tcPr>
+            <w:tcW w:type="dxa" w:w="2016"/>
+            <w:shd w:fill="FFFFFF"/>
+            <w:tcMar>
+              <w:top w:w="100" w:type="dxa"/>
+              <w:bottom w:w="100" w:type="dxa"/>
+              <w:left w:w="120" w:type="dxa"/>
+              <w:right w:w="120" w:type="dxa"/>
+            </w:tcMar>
+            <w:tcBorders>
+              <w:top w:val="single" w:sz="4" w:space="0" w:color="CCCCCC"/>
+              <w:bottom w:val="single" w:sz="4" w:space="0" w:color="CCCCCC"/>
+              <w:left w:val="single" w:sz="4" w:space="0" w:color="CCCCCC"/>
+              <w:right w:val="single" w:sz="4" w:space="0" w:color="CCCCCC"/>
+            </w:tcBorders>
+          </w:tcPr>
+          <w:p>
+            <w:pPr>
+              <w:spacing w:before="60" w:after="60" w:line="252" w:lineRule="auto"/>
+              <w:jc w:val="left"/>
+            </w:pPr>
+            <w:r/>
+            <w:r>
+              <w:t>744.75</w:t>
+            </w:r>
+          </w:p>
+        </w:tc>
+        <w:tc>
+          <w:tcPr>
+            <w:tcW w:type="dxa" w:w="1152"/>
+            <w:shd w:fill="FFFFFF"/>
+            <w:tcMar>
+              <w:top w:w="100" w:type="dxa"/>
+              <w:bottom w:w="100" w:type="dxa"/>
+              <w:left w:w="120" w:type="dxa"/>
+              <w:right w:w="120" w:type="dxa"/>
+            </w:tcMar>
+            <w:tcBorders>
+              <w:top w:val="single" w:sz="4" w:space="0" w:color="CCCCCC"/>
+              <w:bottom w:val="single" w:sz="4" w:space="0" w:color="CCCCCC"/>
+              <w:left w:val="single" w:sz="4" w:space="0" w:color="CCCCCC"/>
+              <w:right w:val="single" w:sz="4" w:space="0" w:color="CCCCCC"/>
+            </w:tcBorders>
+          </w:tcPr>
+          <w:p>
+            <w:pPr>
+              <w:spacing w:before="60" w:after="60" w:line="252" w:lineRule="auto"/>
+              <w:jc w:val="left"/>
+            </w:pPr>
+            <w:r/>
+            <w:r>
+              <w:t>731.75</w:t>
+            </w:r>
+          </w:p>
+        </w:tc>
+        <w:tc>
+          <w:tcPr>
+            <w:tcW w:type="dxa" w:w="1728"/>
+            <w:shd w:fill="FFFFFF"/>
+            <w:tcMar>
+              <w:top w:w="100" w:type="dxa"/>
+              <w:bottom w:w="100" w:type="dxa"/>
+              <w:left w:w="120" w:type="dxa"/>
+              <w:right w:w="120" w:type="dxa"/>
+            </w:tcMar>
+            <w:tcBorders>
+              <w:top w:val="single" w:sz="4" w:space="0" w:color="CCCCCC"/>
+              <w:bottom w:val="single" w:sz="4" w:space="0" w:color="CCCCCC"/>
+              <w:left w:val="single" w:sz="4" w:space="0" w:color="CCCCCC"/>
+              <w:right w:val="single" w:sz="4" w:space="0" w:color="CCCCCC"/>
+            </w:tcBorders>
+          </w:tcPr>
+          <w:p>
+            <w:pPr>
+              <w:spacing w:before="60" w:after="60" w:line="252" w:lineRule="auto"/>
+              <w:jc w:val="left"/>
+            </w:pPr>
+            <w:r/>
+            <w:r>
+              <w:rPr>
+                <w:b/>
+              </w:rPr>
+              <w:t>737.00</w:t>
+            </w:r>
+          </w:p>
+        </w:tc>
+        <w:tc>
+          <w:tcPr>
+            <w:tcW w:type="dxa" w:w="3456"/>
+            <w:shd w:fill="FFFFFF"/>
+            <w:tcMar>
+              <w:top w:w="100" w:type="dxa"/>
+              <w:bottom w:w="100" w:type="dxa"/>
+              <w:left w:w="120" w:type="dxa"/>
+              <w:right w:w="120" w:type="dxa"/>
+            </w:tcMar>
+            <w:tcBorders>
+              <w:top w:val="single" w:sz="4" w:space="0" w:color="CCCCCC"/>
+              <w:bottom w:val="single" w:sz="4" w:space="0" w:color="CCCCCC"/>
+              <w:left w:val="single" w:sz="4" w:space="0" w:color="CCCCCC"/>
+              <w:right w:val="single" w:sz="4" w:space="0" w:color="CCCCCC"/>
+            </w:tcBorders>
+          </w:tcPr>
+          <w:p>
+            <w:pPr>
+              <w:spacing w:before="60" w:after="60" w:line="252" w:lineRule="auto"/>
+              <w:jc w:val="left"/>
+            </w:pPr>
+            <w:r/>
+            <w:r>
+              <w:rPr>
+                <w:b/>
+              </w:rPr>
+              <w:t>-0.75</w:t>
+            </w:r>
+          </w:p>
+        </w:tc>
+        <w:tc>
+          <w:tcPr>
+            <w:tcW w:type="dxa" w:w="1440"/>
+            <w:shd w:fill="FFFFFF"/>
+            <w:tcMar>
+              <w:top w:w="100" w:type="dxa"/>
+              <w:bottom w:w="100" w:type="dxa"/>
+              <w:left w:w="120" w:type="dxa"/>
+              <w:right w:w="120" w:type="dxa"/>
+            </w:tcMar>
+            <w:tcBorders>
+              <w:top w:val="single" w:sz="4" w:space="0" w:color="CCCCCC"/>
+              <w:bottom w:val="single" w:sz="4" w:space="0" w:color="CCCCCC"/>
+              <w:left w:val="single" w:sz="4" w:space="0" w:color="CCCCCC"/>
+              <w:right w:val="single" w:sz="4" w:space="0" w:color="CCCCCC"/>
+            </w:tcBorders>
+          </w:tcPr>
+          <w:p>
+            <w:pPr>
+              <w:spacing w:before="60" w:after="60" w:line="252" w:lineRule="auto"/>
+              <w:jc w:val="left"/>
+            </w:pPr>
+            <w:r/>
+            <w:r>
+              <w:t>BEAR</w:t>
+            </w:r>
+          </w:p>
+        </w:tc>
+      </w:tr>
+      <w:tr>
+        <w:tc>
+          <w:tcPr>
+            <w:tcW w:type="dxa" w:w="1584"/>
+            <w:shd w:fill="F8FAFC"/>
+            <w:tcMar>
+              <w:top w:w="100" w:type="dxa"/>
+              <w:bottom w:w="100" w:type="dxa"/>
+              <w:left w:w="120" w:type="dxa"/>
+              <w:right w:w="120" w:type="dxa"/>
+            </w:tcMar>
+            <w:tcBorders>
+              <w:top w:val="single" w:sz="4" w:space="0" w:color="CCCCCC"/>
+              <w:bottom w:val="single" w:sz="4" w:space="0" w:color="CCCCCC"/>
+              <w:left w:val="single" w:sz="4" w:space="0" w:color="CCCCCC"/>
+              <w:right w:val="single" w:sz="4" w:space="0" w:color="CCCCCC"/>
+            </w:tcBorders>
+          </w:tcPr>
+          <w:p>
+            <w:pPr>
+              <w:spacing w:before="60" w:after="60" w:line="252" w:lineRule="auto"/>
+              <w:jc w:val="left"/>
+            </w:pPr>
+            <w:r/>
+            <w:r>
+              <w:rPr>
+                <w:b/>
+              </w:rPr>
+              <w:t>Wed 23/09</w:t>
+            </w:r>
+          </w:p>
+        </w:tc>
+        <w:tc>
+          <w:tcPr>
+            <w:tcW w:type="dxa" w:w="864"/>
+            <w:shd w:fill="F8FAFC"/>
+            <w:tcMar>
+              <w:top w:w="100" w:type="dxa"/>
+              <w:bottom w:w="100" w:type="dxa"/>
+              <w:left w:w="120" w:type="dxa"/>
+              <w:right w:w="120" w:type="dxa"/>
+            </w:tcMar>
+            <w:tcBorders>
+              <w:top w:val="single" w:sz="4" w:space="0" w:color="CCCCCC"/>
+              <w:bottom w:val="single" w:sz="4" w:space="0" w:color="CCCCCC"/>
+              <w:left w:val="single" w:sz="4" w:space="0" w:color="CCCCCC"/>
+              <w:right w:val="single" w:sz="4" w:space="0" w:color="CCCCCC"/>
+            </w:tcBorders>
+          </w:tcPr>
+          <w:p>
+            <w:pPr>
+              <w:spacing w:before="60" w:after="60" w:line="252" w:lineRule="auto"/>
+              <w:jc w:val="left"/>
+            </w:pPr>
+            <w:r/>
+            <w:r>
+              <w:t>London 15-19</w:t>
+            </w:r>
+          </w:p>
+        </w:tc>
+        <w:tc>
+          <w:tcPr>
+            <w:tcW w:type="dxa" w:w="1440"/>
+            <w:shd w:fill="F8FAFC"/>
+            <w:tcMar>
+              <w:top w:w="100" w:type="dxa"/>
+              <w:bottom w:w="100" w:type="dxa"/>
+              <w:left w:w="120" w:type="dxa"/>
+              <w:right w:w="120" w:type="dxa"/>
+            </w:tcMar>
+            <w:tcBorders>
+              <w:top w:val="single" w:sz="4" w:space="0" w:color="CCCCCC"/>
+              <w:bottom w:val="single" w:sz="4" w:space="0" w:color="CCCCCC"/>
+              <w:left w:val="single" w:sz="4" w:space="0" w:color="CCCCCC"/>
+              <w:right w:val="single" w:sz="4" w:space="0" w:color="CCCCCC"/>
+            </w:tcBorders>
+          </w:tcPr>
+          <w:p>
+            <w:pPr>
+              <w:spacing w:before="60" w:after="60" w:line="252" w:lineRule="auto"/>
+              <w:jc w:val="left"/>
+            </w:pPr>
+            <w:r/>
+            <w:r>
+              <w:t>737.00</w:t>
+            </w:r>
+          </w:p>
+        </w:tc>
+        <w:tc>
+          <w:tcPr>
+            <w:tcW w:type="dxa" w:w="2016"/>
+            <w:shd w:fill="F8FAFC"/>
+            <w:tcMar>
+              <w:top w:w="100" w:type="dxa"/>
+              <w:bottom w:w="100" w:type="dxa"/>
+              <w:left w:w="120" w:type="dxa"/>
+              <w:right w:w="120" w:type="dxa"/>
+            </w:tcMar>
+            <w:tcBorders>
+              <w:top w:val="single" w:sz="4" w:space="0" w:color="CCCCCC"/>
+              <w:bottom w:val="single" w:sz="4" w:space="0" w:color="CCCCCC"/>
+              <w:left w:val="single" w:sz="4" w:space="0" w:color="CCCCCC"/>
+              <w:right w:val="single" w:sz="4" w:space="0" w:color="CCCCCC"/>
+            </w:tcBorders>
+          </w:tcPr>
+          <w:p>
+            <w:pPr>
+              <w:spacing w:before="60" w:after="60" w:line="252" w:lineRule="auto"/>
+              <w:jc w:val="left"/>
+            </w:pPr>
+            <w:r/>
+            <w:r>
+              <w:t>750.50</w:t>
+            </w:r>
+          </w:p>
+        </w:tc>
+        <w:tc>
+          <w:tcPr>
+            <w:tcW w:type="dxa" w:w="1152"/>
+            <w:shd w:fill="F8FAFC"/>
+            <w:tcMar>
+              <w:top w:w="100" w:type="dxa"/>
+              <w:bottom w:w="100" w:type="dxa"/>
+              <w:left w:w="120" w:type="dxa"/>
+              <w:right w:w="120" w:type="dxa"/>
+            </w:tcMar>
+            <w:tcBorders>
+              <w:top w:val="single" w:sz="4" w:space="0" w:color="CCCCCC"/>
+              <w:bottom w:val="single" w:sz="4" w:space="0" w:color="CCCCCC"/>
+              <w:left w:val="single" w:sz="4" w:space="0" w:color="CCCCCC"/>
+              <w:right w:val="single" w:sz="4" w:space="0" w:color="CCCCCC"/>
+            </w:tcBorders>
+          </w:tcPr>
+          <w:p>
+            <w:pPr>
+              <w:spacing w:before="60" w:after="60" w:line="252" w:lineRule="auto"/>
+              <w:jc w:val="left"/>
+            </w:pPr>
+            <w:r/>
+            <w:r>
+              <w:t>724.00</w:t>
+            </w:r>
+          </w:p>
+        </w:tc>
+        <w:tc>
+          <w:tcPr>
+            <w:tcW w:type="dxa" w:w="1728"/>
+            <w:shd w:fill="F8FAFC"/>
+            <w:tcMar>
+              <w:top w:w="100" w:type="dxa"/>
+              <w:bottom w:w="100" w:type="dxa"/>
+              <w:left w:w="120" w:type="dxa"/>
+              <w:right w:w="120" w:type="dxa"/>
+            </w:tcMar>
+            <w:tcBorders>
+              <w:top w:val="single" w:sz="4" w:space="0" w:color="CCCCCC"/>
+              <w:bottom w:val="single" w:sz="4" w:space="0" w:color="CCCCCC"/>
+              <w:left w:val="single" w:sz="4" w:space="0" w:color="CCCCCC"/>
+              <w:right w:val="single" w:sz="4" w:space="0" w:color="CCCCCC"/>
+            </w:tcBorders>
+          </w:tcPr>
+          <w:p>
+            <w:pPr>
+              <w:spacing w:before="60" w:after="60" w:line="252" w:lineRule="auto"/>
+              <w:jc w:val="left"/>
+            </w:pPr>
+            <w:r/>
+            <w:r>
+              <w:rPr>
+                <w:b/>
+              </w:rPr>
+              <w:t>738.75</w:t>
+            </w:r>
+          </w:p>
+        </w:tc>
+        <w:tc>
+          <w:tcPr>
+            <w:tcW w:type="dxa" w:w="3456"/>
+            <w:shd w:fill="F8FAFC"/>
+            <w:tcMar>
+              <w:top w:w="100" w:type="dxa"/>
+              <w:bottom w:w="100" w:type="dxa"/>
+              <w:left w:w="120" w:type="dxa"/>
+              <w:right w:w="120" w:type="dxa"/>
+            </w:tcMar>
+            <w:tcBorders>
+              <w:top w:val="single" w:sz="4" w:space="0" w:color="CCCCCC"/>
+              <w:bottom w:val="single" w:sz="4" w:space="0" w:color="CCCCCC"/>
+              <w:left w:val="single" w:sz="4" w:space="0" w:color="CCCCCC"/>
+              <w:right w:val="single" w:sz="4" w:space="0" w:color="CCCCCC"/>
+            </w:tcBorders>
+          </w:tcPr>
+          <w:p>
+            <w:pPr>
+              <w:spacing w:before="60" w:after="60" w:line="252" w:lineRule="auto"/>
+              <w:jc w:val="left"/>
+            </w:pPr>
+            <w:r/>
+            <w:r>
+              <w:rPr>
+                <w:b/>
+              </w:rPr>
+              <w:t>+1.75</w:t>
+            </w:r>
+          </w:p>
+        </w:tc>
+        <w:tc>
+          <w:tcPr>
+            <w:tcW w:type="dxa" w:w="1440"/>
+            <w:shd w:fill="F8FAFC"/>
+            <w:tcMar>
+              <w:top w:w="100" w:type="dxa"/>
+              <w:bottom w:w="100" w:type="dxa"/>
+              <w:left w:w="120" w:type="dxa"/>
+              <w:right w:w="120" w:type="dxa"/>
+            </w:tcMar>
+            <w:tcBorders>
+              <w:top w:val="single" w:sz="4" w:space="0" w:color="CCCCCC"/>
+              <w:bottom w:val="single" w:sz="4" w:space="0" w:color="CCCCCC"/>
+              <w:left w:val="single" w:sz="4" w:space="0" w:color="CCCCCC"/>
+              <w:right w:val="single" w:sz="4" w:space="0" w:color="CCCCCC"/>
+            </w:tcBorders>
+          </w:tcPr>
+          <w:p>
+            <w:pPr>
+              <w:spacing w:before="60" w:after="60" w:line="252" w:lineRule="auto"/>
+              <w:jc w:val="left"/>
+            </w:pPr>
+            <w:r/>
+            <w:r>
+              <w:t>BULL</w:t>
+            </w:r>
+          </w:p>
+        </w:tc>
+      </w:tr>
+      <w:tr>
+        <w:tc>
+          <w:tcPr>
+            <w:tcW w:type="dxa" w:w="1584"/>
+            <w:shd w:fill="FFFFFF"/>
+            <w:tcMar>
+              <w:top w:w="100" w:type="dxa"/>
+              <w:bottom w:w="100" w:type="dxa"/>
+              <w:left w:w="120" w:type="dxa"/>
+              <w:right w:w="120" w:type="dxa"/>
+            </w:tcMar>
+            <w:tcBorders>
+              <w:top w:val="single" w:sz="4" w:space="0" w:color="CCCCCC"/>
+              <w:bottom w:val="single" w:sz="4" w:space="0" w:color="CCCCCC"/>
+              <w:left w:val="single" w:sz="4" w:space="0" w:color="CCCCCC"/>
+              <w:right w:val="single" w:sz="4" w:space="0" w:color="CCCCCC"/>
+            </w:tcBorders>
+          </w:tcPr>
+          <w:p>
+            <w:pPr>
+              <w:spacing w:before="60" w:after="60" w:line="252" w:lineRule="auto"/>
+              <w:jc w:val="left"/>
+            </w:pPr>
+            <w:r/>
+            <w:r>
+              <w:rPr>
+                <w:b/>
+              </w:rPr>
+              <w:t>Wed 23/09</w:t>
+            </w:r>
+          </w:p>
+        </w:tc>
+        <w:tc>
+          <w:tcPr>
+            <w:tcW w:type="dxa" w:w="864"/>
+            <w:shd w:fill="FFFFFF"/>
+            <w:tcMar>
+              <w:top w:w="100" w:type="dxa"/>
+              <w:bottom w:w="100" w:type="dxa"/>
+              <w:left w:w="120" w:type="dxa"/>
+              <w:right w:w="120" w:type="dxa"/>
+            </w:tcMar>
+            <w:tcBorders>
+              <w:top w:val="single" w:sz="4" w:space="0" w:color="CCCCCC"/>
+              <w:bottom w:val="single" w:sz="4" w:space="0" w:color="CCCCCC"/>
+              <w:left w:val="single" w:sz="4" w:space="0" w:color="CCCCCC"/>
+              <w:right w:val="single" w:sz="4" w:space="0" w:color="CCCCCC"/>
+            </w:tcBorders>
+          </w:tcPr>
+          <w:p>
+            <w:pPr>
+              <w:spacing w:before="60" w:after="60" w:line="252" w:lineRule="auto"/>
+              <w:jc w:val="left"/>
+            </w:pPr>
+            <w:r/>
+            <w:r>
+              <w:t>Pre-NY 19-21</w:t>
+            </w:r>
+          </w:p>
+        </w:tc>
+        <w:tc>
+          <w:tcPr>
+            <w:tcW w:type="dxa" w:w="1440"/>
+            <w:shd w:fill="FFFFFF"/>
+            <w:tcMar>
+              <w:top w:w="100" w:type="dxa"/>
+              <w:bottom w:w="100" w:type="dxa"/>
+              <w:left w:w="120" w:type="dxa"/>
+              <w:right w:w="120" w:type="dxa"/>
+            </w:tcMar>
+            <w:tcBorders>
+              <w:top w:val="single" w:sz="4" w:space="0" w:color="CCCCCC"/>
+              <w:bottom w:val="single" w:sz="4" w:space="0" w:color="CCCCCC"/>
+              <w:left w:val="single" w:sz="4" w:space="0" w:color="CCCCCC"/>
+              <w:right w:val="single" w:sz="4" w:space="0" w:color="CCCCCC"/>
+            </w:tcBorders>
+          </w:tcPr>
+          <w:p>
+            <w:pPr>
+              <w:spacing w:before="60" w:after="60" w:line="252" w:lineRule="auto"/>
+              <w:jc w:val="left"/>
+            </w:pPr>
+            <w:r/>
+            <w:r>
+              <w:t>738.75</w:t>
+            </w:r>
+          </w:p>
+        </w:tc>
+        <w:tc>
+          <w:tcPr>
+            <w:tcW w:type="dxa" w:w="2016"/>
+            <w:shd w:fill="FFFFFF"/>
+            <w:tcMar>
+              <w:top w:w="100" w:type="dxa"/>
+              <w:bottom w:w="100" w:type="dxa"/>
+              <w:left w:w="120" w:type="dxa"/>
+              <w:right w:w="120" w:type="dxa"/>
+            </w:tcMar>
+            <w:tcBorders>
+              <w:top w:val="single" w:sz="4" w:space="0" w:color="CCCCCC"/>
+              <w:bottom w:val="single" w:sz="4" w:space="0" w:color="CCCCCC"/>
+              <w:left w:val="single" w:sz="4" w:space="0" w:color="CCCCCC"/>
+              <w:right w:val="single" w:sz="4" w:space="0" w:color="CCCCCC"/>
+            </w:tcBorders>
+          </w:tcPr>
+          <w:p>
+            <w:pPr>
+              <w:spacing w:before="60" w:after="60" w:line="252" w:lineRule="auto"/>
+              <w:jc w:val="left"/>
+            </w:pPr>
+            <w:r/>
+            <w:r>
+              <w:t>748.00</w:t>
+            </w:r>
+          </w:p>
+        </w:tc>
+        <w:tc>
+          <w:tcPr>
+            <w:tcW w:type="dxa" w:w="1152"/>
+            <w:shd w:fill="FFFFFF"/>
+            <w:tcMar>
+              <w:top w:w="100" w:type="dxa"/>
+              <w:bottom w:w="100" w:type="dxa"/>
+              <w:left w:w="120" w:type="dxa"/>
+              <w:right w:w="120" w:type="dxa"/>
+            </w:tcMar>
+            <w:tcBorders>
+              <w:top w:val="single" w:sz="4" w:space="0" w:color="CCCCCC"/>
+              <w:bottom w:val="single" w:sz="4" w:space="0" w:color="CCCCCC"/>
+              <w:left w:val="single" w:sz="4" w:space="0" w:color="CCCCCC"/>
+              <w:right w:val="single" w:sz="4" w:space="0" w:color="CCCCCC"/>
+            </w:tcBorders>
+          </w:tcPr>
+          <w:p>
+            <w:pPr>
+              <w:spacing w:before="60" w:after="60" w:line="252" w:lineRule="auto"/>
+              <w:jc w:val="left"/>
+            </w:pPr>
+            <w:r/>
+            <w:r>
+              <w:t>728.00</w:t>
+            </w:r>
+          </w:p>
+        </w:tc>
+        <w:tc>
+          <w:tcPr>
+            <w:tcW w:type="dxa" w:w="1728"/>
+            <w:shd w:fill="FFFFFF"/>
+            <w:tcMar>
+              <w:top w:w="100" w:type="dxa"/>
+              <w:bottom w:w="100" w:type="dxa"/>
+              <w:left w:w="120" w:type="dxa"/>
+              <w:right w:w="120" w:type="dxa"/>
+            </w:tcMar>
+            <w:tcBorders>
+              <w:top w:val="single" w:sz="4" w:space="0" w:color="CCCCCC"/>
+              <w:bottom w:val="single" w:sz="4" w:space="0" w:color="CCCCCC"/>
+              <w:left w:val="single" w:sz="4" w:space="0" w:color="CCCCCC"/>
+              <w:right w:val="single" w:sz="4" w:space="0" w:color="CCCCCC"/>
+            </w:tcBorders>
+          </w:tcPr>
+          <w:p>
+            <w:pPr>
+              <w:spacing w:before="60" w:after="60" w:line="252" w:lineRule="auto"/>
+              <w:jc w:val="left"/>
+            </w:pPr>
+            <w:r/>
+            <w:r>
+              <w:rPr>
+                <w:b/>
+              </w:rPr>
+              <w:t>739.25</w:t>
+            </w:r>
+          </w:p>
+        </w:tc>
+        <w:tc>
+          <w:tcPr>
+            <w:tcW w:type="dxa" w:w="3456"/>
+            <w:shd w:fill="FFFFFF"/>
+            <w:tcMar>
+              <w:top w:w="100" w:type="dxa"/>
+              <w:bottom w:w="100" w:type="dxa"/>
+              <w:left w:w="120" w:type="dxa"/>
+              <w:right w:w="120" w:type="dxa"/>
+            </w:tcMar>
+            <w:tcBorders>
+              <w:top w:val="single" w:sz="4" w:space="0" w:color="CCCCCC"/>
+              <w:bottom w:val="single" w:sz="4" w:space="0" w:color="CCCCCC"/>
+              <w:left w:val="single" w:sz="4" w:space="0" w:color="CCCCCC"/>
+              <w:right w:val="single" w:sz="4" w:space="0" w:color="CCCCCC"/>
+            </w:tcBorders>
+          </w:tcPr>
+          <w:p>
+            <w:pPr>
+              <w:spacing w:before="60" w:after="60" w:line="252" w:lineRule="auto"/>
+              <w:jc w:val="left"/>
+            </w:pPr>
+            <w:r/>
+            <w:r>
+              <w:rPr>
+                <w:b/>
+              </w:rPr>
+              <w:t>+0.50</w:t>
+            </w:r>
+          </w:p>
+        </w:tc>
+        <w:tc>
+          <w:tcPr>
+            <w:tcW w:type="dxa" w:w="1440"/>
+            <w:shd w:fill="FFFFFF"/>
+            <w:tcMar>
+              <w:top w:w="100" w:type="dxa"/>
+              <w:bottom w:w="100" w:type="dxa"/>
+              <w:left w:w="120" w:type="dxa"/>
+              <w:right w:w="120" w:type="dxa"/>
+            </w:tcMar>
+            <w:tcBorders>
+              <w:top w:val="single" w:sz="4" w:space="0" w:color="CCCCCC"/>
+              <w:bottom w:val="single" w:sz="4" w:space="0" w:color="CCCCCC"/>
+              <w:left w:val="single" w:sz="4" w:space="0" w:color="CCCCCC"/>
+              <w:right w:val="single" w:sz="4" w:space="0" w:color="CCCCCC"/>
+            </w:tcBorders>
+          </w:tcPr>
+          <w:p>
+            <w:pPr>
+              <w:spacing w:before="60" w:after="60" w:line="252" w:lineRule="auto"/>
+              <w:jc w:val="left"/>
+            </w:pPr>
+            <w:r/>
+            <w:r>
+              <w:t>BULL</w:t>
+            </w:r>
+          </w:p>
+        </w:tc>
+      </w:tr>
+      <w:tr>
+        <w:tc>
+          <w:tcPr>
+            <w:tcW w:type="dxa" w:w="1584"/>
+            <w:shd w:fill="F8FAFC"/>
+            <w:tcMar>
+              <w:top w:w="100" w:type="dxa"/>
+              <w:bottom w:w="100" w:type="dxa"/>
+              <w:left w:w="120" w:type="dxa"/>
+              <w:right w:w="120" w:type="dxa"/>
+            </w:tcMar>
+            <w:tcBorders>
+              <w:top w:val="single" w:sz="4" w:space="0" w:color="CCCCCC"/>
+              <w:bottom w:val="single" w:sz="4" w:space="0" w:color="CCCCCC"/>
+              <w:left w:val="single" w:sz="4" w:space="0" w:color="CCCCCC"/>
+              <w:right w:val="single" w:sz="4" w:space="0" w:color="CCCCCC"/>
+            </w:tcBorders>
+          </w:tcPr>
+          <w:p>
+            <w:pPr>
+              <w:spacing w:before="60" w:after="60" w:line="252" w:lineRule="auto"/>
+              <w:jc w:val="left"/>
+            </w:pPr>
+            <w:r/>
+            <w:r>
+              <w:rPr>
+                <w:b/>
+              </w:rPr>
+              <w:t>Wed 23/09</w:t>
+            </w:r>
+          </w:p>
+        </w:tc>
+        <w:tc>
+          <w:tcPr>
+            <w:tcW w:type="dxa" w:w="864"/>
+            <w:shd w:fill="F8FAFC"/>
+            <w:tcMar>
+              <w:top w:w="100" w:type="dxa"/>
+              <w:bottom w:w="100" w:type="dxa"/>
+              <w:left w:w="120" w:type="dxa"/>
+              <w:right w:w="120" w:type="dxa"/>
+            </w:tcMar>
+            <w:tcBorders>
+              <w:top w:val="single" w:sz="4" w:space="0" w:color="CCCCCC"/>
+              <w:bottom w:val="single" w:sz="4" w:space="0" w:color="CCCCCC"/>
+              <w:left w:val="single" w:sz="4" w:space="0" w:color="CCCCCC"/>
+              <w:right w:val="single" w:sz="4" w:space="0" w:color="CCCCCC"/>
+            </w:tcBorders>
+          </w:tcPr>
+          <w:p>
+            <w:pPr>
+              <w:spacing w:before="60" w:after="60" w:line="252" w:lineRule="auto"/>
+              <w:jc w:val="left"/>
+            </w:pPr>
+            <w:r/>
+            <w:r>
+              <w:t>NY Open 21-23</w:t>
+            </w:r>
+          </w:p>
+        </w:tc>
+        <w:tc>
+          <w:tcPr>
+            <w:tcW w:type="dxa" w:w="1440"/>
+            <w:shd w:fill="F8FAFC"/>
+            <w:tcMar>
+              <w:top w:w="100" w:type="dxa"/>
+              <w:bottom w:w="100" w:type="dxa"/>
+              <w:left w:w="120" w:type="dxa"/>
+              <w:right w:w="120" w:type="dxa"/>
+            </w:tcMar>
+            <w:tcBorders>
+              <w:top w:val="single" w:sz="4" w:space="0" w:color="CCCCCC"/>
+              <w:bottom w:val="single" w:sz="4" w:space="0" w:color="CCCCCC"/>
+              <w:left w:val="single" w:sz="4" w:space="0" w:color="CCCCCC"/>
+              <w:right w:val="single" w:sz="4" w:space="0" w:color="CCCCCC"/>
+            </w:tcBorders>
+          </w:tcPr>
+          <w:p>
+            <w:pPr>
+              <w:spacing w:before="60" w:after="60" w:line="252" w:lineRule="auto"/>
+              <w:jc w:val="left"/>
+            </w:pPr>
+            <w:r/>
+            <w:r>
+              <w:t>739.25</w:t>
+            </w:r>
+          </w:p>
+        </w:tc>
+        <w:tc>
+          <w:tcPr>
+            <w:tcW w:type="dxa" w:w="2016"/>
+            <w:shd w:fill="F8FAFC"/>
+            <w:tcMar>
+              <w:top w:w="100" w:type="dxa"/>
+              <w:bottom w:w="100" w:type="dxa"/>
+              <w:left w:w="120" w:type="dxa"/>
+              <w:right w:w="120" w:type="dxa"/>
+            </w:tcMar>
+            <w:tcBorders>
+              <w:top w:val="single" w:sz="4" w:space="0" w:color="CCCCCC"/>
+              <w:bottom w:val="single" w:sz="4" w:space="0" w:color="CCCCCC"/>
+              <w:left w:val="single" w:sz="4" w:space="0" w:color="CCCCCC"/>
+              <w:right w:val="single" w:sz="4" w:space="0" w:color="CCCCCC"/>
+            </w:tcBorders>
+          </w:tcPr>
+          <w:p>
+            <w:pPr>
+              <w:spacing w:before="60" w:after="60" w:line="252" w:lineRule="auto"/>
+              <w:jc w:val="left"/>
+            </w:pPr>
+            <w:r/>
+            <w:r>
+              <w:t>751.50</w:t>
+            </w:r>
+          </w:p>
+        </w:tc>
+        <w:tc>
+          <w:tcPr>
+            <w:tcW w:type="dxa" w:w="1152"/>
+            <w:shd w:fill="F8FAFC"/>
+            <w:tcMar>
+              <w:top w:w="100" w:type="dxa"/>
+              <w:bottom w:w="100" w:type="dxa"/>
+              <w:left w:w="120" w:type="dxa"/>
+              <w:right w:w="120" w:type="dxa"/>
+            </w:tcMar>
+            <w:tcBorders>
+              <w:top w:val="single" w:sz="4" w:space="0" w:color="CCCCCC"/>
+              <w:bottom w:val="single" w:sz="4" w:space="0" w:color="CCCCCC"/>
+              <w:left w:val="single" w:sz="4" w:space="0" w:color="CCCCCC"/>
+              <w:right w:val="single" w:sz="4" w:space="0" w:color="CCCCCC"/>
+            </w:tcBorders>
+          </w:tcPr>
+          <w:p>
+            <w:pPr>
+              <w:spacing w:before="60" w:after="60" w:line="252" w:lineRule="auto"/>
+              <w:jc w:val="left"/>
+            </w:pPr>
+            <w:r/>
+            <w:r>
+              <w:t>725.00</w:t>
+            </w:r>
+          </w:p>
+        </w:tc>
+        <w:tc>
+          <w:tcPr>
+            <w:tcW w:type="dxa" w:w="1728"/>
+            <w:shd w:fill="F8FAFC"/>
+            <w:tcMar>
+              <w:top w:w="100" w:type="dxa"/>
+              <w:bottom w:w="100" w:type="dxa"/>
+              <w:left w:w="120" w:type="dxa"/>
+              <w:right w:w="120" w:type="dxa"/>
+            </w:tcMar>
+            <w:tcBorders>
+              <w:top w:val="single" w:sz="4" w:space="0" w:color="CCCCCC"/>
+              <w:bottom w:val="single" w:sz="4" w:space="0" w:color="CCCCCC"/>
+              <w:left w:val="single" w:sz="4" w:space="0" w:color="CCCCCC"/>
+              <w:right w:val="single" w:sz="4" w:space="0" w:color="CCCCCC"/>
+            </w:tcBorders>
+          </w:tcPr>
+          <w:p>
+            <w:pPr>
+              <w:spacing w:before="60" w:after="60" w:line="252" w:lineRule="auto"/>
+              <w:jc w:val="left"/>
+            </w:pPr>
+            <w:r/>
+            <w:r>
+              <w:rPr>
+                <w:b/>
+              </w:rPr>
+              <w:t>737.75</w:t>
+            </w:r>
+          </w:p>
+        </w:tc>
+        <w:tc>
+          <w:tcPr>
+            <w:tcW w:type="dxa" w:w="3456"/>
+            <w:shd w:fill="F8FAFC"/>
+            <w:tcMar>
+              <w:top w:w="100" w:type="dxa"/>
+              <w:bottom w:w="100" w:type="dxa"/>
+              <w:left w:w="120" w:type="dxa"/>
+              <w:right w:w="120" w:type="dxa"/>
+            </w:tcMar>
+            <w:tcBorders>
+              <w:top w:val="single" w:sz="4" w:space="0" w:color="CCCCCC"/>
+              <w:bottom w:val="single" w:sz="4" w:space="0" w:color="CCCCCC"/>
+              <w:left w:val="single" w:sz="4" w:space="0" w:color="CCCCCC"/>
+              <w:right w:val="single" w:sz="4" w:space="0" w:color="CCCCCC"/>
+            </w:tcBorders>
+          </w:tcPr>
+          <w:p>
+            <w:pPr>
+              <w:spacing w:before="60" w:after="60" w:line="252" w:lineRule="auto"/>
+              <w:jc w:val="left"/>
+            </w:pPr>
+            <w:r/>
+            <w:r>
+              <w:rPr>
+                <w:b/>
+              </w:rPr>
+              <w:t>-1.50</w:t>
+            </w:r>
+          </w:p>
+        </w:tc>
+        <w:tc>
+          <w:tcPr>
+            <w:tcW w:type="dxa" w:w="1440"/>
+            <w:shd w:fill="F8FAFC"/>
+            <w:tcMar>
+              <w:top w:w="100" w:type="dxa"/>
+              <w:bottom w:w="100" w:type="dxa"/>
+              <w:left w:w="120" w:type="dxa"/>
+              <w:right w:w="120" w:type="dxa"/>
+            </w:tcMar>
+            <w:tcBorders>
+              <w:top w:val="single" w:sz="4" w:space="0" w:color="CCCCCC"/>
+              <w:bottom w:val="single" w:sz="4" w:space="0" w:color="CCCCCC"/>
+              <w:left w:val="single" w:sz="4" w:space="0" w:color="CCCCCC"/>
+              <w:right w:val="single" w:sz="4" w:space="0" w:color="CCCCCC"/>
+            </w:tcBorders>
+          </w:tcPr>
+          <w:p>
+            <w:pPr>
+              <w:spacing w:before="60" w:after="60" w:line="252" w:lineRule="auto"/>
+              <w:jc w:val="left"/>
+            </w:pPr>
+            <w:r/>
+            <w:r>
+              <w:t>BEAR</w:t>
+            </w:r>
+          </w:p>
+        </w:tc>
+      </w:tr>
+      <w:tr>
+        <w:tc>
+          <w:tcPr>
+            <w:tcW w:type="dxa" w:w="1584"/>
+            <w:shd w:fill="FFFFFF"/>
+            <w:tcMar>
+              <w:top w:w="100" w:type="dxa"/>
+              <w:bottom w:w="100" w:type="dxa"/>
+              <w:left w:w="120" w:type="dxa"/>
+              <w:right w:w="120" w:type="dxa"/>
+            </w:tcMar>
+            <w:tcBorders>
+              <w:top w:val="single" w:sz="4" w:space="0" w:color="CCCCCC"/>
+              <w:bottom w:val="single" w:sz="4" w:space="0" w:color="CCCCCC"/>
+              <w:left w:val="single" w:sz="4" w:space="0" w:color="CCCCCC"/>
+              <w:right w:val="single" w:sz="4" w:space="0" w:color="CCCCCC"/>
+            </w:tcBorders>
+          </w:tcPr>
+          <w:p>
+            <w:pPr>
+              <w:spacing w:before="60" w:after="60" w:line="252" w:lineRule="auto"/>
+              <w:jc w:val="left"/>
+            </w:pPr>
+            <w:r/>
+            <w:r>
+              <w:rPr>
+                <w:b/>
+              </w:rPr>
+              <w:t>Wed 23/09</w:t>
+            </w:r>
+          </w:p>
+        </w:tc>
+        <w:tc>
+          <w:tcPr>
+            <w:tcW w:type="dxa" w:w="864"/>
+            <w:shd w:fill="FFFFFF"/>
+            <w:tcMar>
+              <w:top w:w="100" w:type="dxa"/>
+              <w:bottom w:w="100" w:type="dxa"/>
+              <w:left w:w="120" w:type="dxa"/>
+              <w:right w:w="120" w:type="dxa"/>
+            </w:tcMar>
+            <w:tcBorders>
+              <w:top w:val="single" w:sz="4" w:space="0" w:color="CCCCCC"/>
+              <w:bottom w:val="single" w:sz="4" w:space="0" w:color="CCCCCC"/>
+              <w:left w:val="single" w:sz="4" w:space="0" w:color="CCCCCC"/>
+              <w:right w:val="single" w:sz="4" w:space="0" w:color="CCCCCC"/>
+            </w:tcBorders>
+          </w:tcPr>
+          <w:p>
+            <w:pPr>
+              <w:spacing w:before="60" w:after="60" w:line="252" w:lineRule="auto"/>
+              <w:jc w:val="left"/>
+            </w:pPr>
+            <w:r/>
+            <w:r>
+              <w:t>NY Close 23-01</w:t>
+            </w:r>
+          </w:p>
+        </w:tc>
+        <w:tc>
+          <w:tcPr>
+            <w:tcW w:type="dxa" w:w="1440"/>
+            <w:shd w:fill="FFFFFF"/>
+            <w:tcMar>
+              <w:top w:w="100" w:type="dxa"/>
+              <w:bottom w:w="100" w:type="dxa"/>
+              <w:left w:w="120" w:type="dxa"/>
+              <w:right w:w="120" w:type="dxa"/>
+            </w:tcMar>
+            <w:tcBorders>
+              <w:top w:val="single" w:sz="4" w:space="0" w:color="CCCCCC"/>
+              <w:bottom w:val="single" w:sz="4" w:space="0" w:color="CCCCCC"/>
+              <w:left w:val="single" w:sz="4" w:space="0" w:color="CCCCCC"/>
+              <w:right w:val="single" w:sz="4" w:space="0" w:color="CCCCCC"/>
+            </w:tcBorders>
+          </w:tcPr>
+          <w:p>
+            <w:pPr>
+              <w:spacing w:before="60" w:after="60" w:line="252" w:lineRule="auto"/>
+              <w:jc w:val="left"/>
+            </w:pPr>
+            <w:r/>
+            <w:r>
+              <w:t>737.75</w:t>
+            </w:r>
+          </w:p>
+        </w:tc>
+        <w:tc>
+          <w:tcPr>
+            <w:tcW w:type="dxa" w:w="2016"/>
+            <w:shd w:fill="FFFFFF"/>
+            <w:tcMar>
+              <w:top w:w="100" w:type="dxa"/>
+              <w:bottom w:w="100" w:type="dxa"/>
+              <w:left w:w="120" w:type="dxa"/>
+              <w:right w:w="120" w:type="dxa"/>
+            </w:tcMar>
+            <w:tcBorders>
+              <w:top w:val="single" w:sz="4" w:space="0" w:color="CCCCCC"/>
+              <w:bottom w:val="single" w:sz="4" w:space="0" w:color="CCCCCC"/>
+              <w:left w:val="single" w:sz="4" w:space="0" w:color="CCCCCC"/>
+              <w:right w:val="single" w:sz="4" w:space="0" w:color="CCCCCC"/>
+            </w:tcBorders>
+          </w:tcPr>
+          <w:p>
+            <w:pPr>
+              <w:spacing w:before="60" w:after="60" w:line="252" w:lineRule="auto"/>
+              <w:jc w:val="left"/>
+            </w:pPr>
+            <w:r/>
+            <w:r>
+              <w:t>744.75</w:t>
+            </w:r>
+          </w:p>
+        </w:tc>
+        <w:tc>
+          <w:tcPr>
+            <w:tcW w:type="dxa" w:w="1152"/>
+            <w:shd w:fill="FFFFFF"/>
+            <w:tcMar>
+              <w:top w:w="100" w:type="dxa"/>
+              <w:bottom w:w="100" w:type="dxa"/>
+              <w:left w:w="120" w:type="dxa"/>
+              <w:right w:w="120" w:type="dxa"/>
+            </w:tcMar>
+            <w:tcBorders>
+              <w:top w:val="single" w:sz="4" w:space="0" w:color="CCCCCC"/>
+              <w:bottom w:val="single" w:sz="4" w:space="0" w:color="CCCCCC"/>
+              <w:left w:val="single" w:sz="4" w:space="0" w:color="CCCCCC"/>
+              <w:right w:val="single" w:sz="4" w:space="0" w:color="CCCCCC"/>
+            </w:tcBorders>
+          </w:tcPr>
+          <w:p>
+            <w:pPr>
+              <w:spacing w:before="60" w:after="60" w:line="252" w:lineRule="auto"/>
+              <w:jc w:val="left"/>
+            </w:pPr>
+            <w:r/>
+            <w:r>
+              <w:t>728.25</w:t>
+            </w:r>
+          </w:p>
+        </w:tc>
+        <w:tc>
+          <w:tcPr>
+            <w:tcW w:type="dxa" w:w="1728"/>
+            <w:shd w:fill="FFFFFF"/>
+            <w:tcMar>
+              <w:top w:w="100" w:type="dxa"/>
+              <w:bottom w:w="100" w:type="dxa"/>
+              <w:left w:w="120" w:type="dxa"/>
+              <w:right w:w="120" w:type="dxa"/>
+            </w:tcMar>
+            <w:tcBorders>
+              <w:top w:val="single" w:sz="4" w:space="0" w:color="CCCCCC"/>
+              <w:bottom w:val="single" w:sz="4" w:space="0" w:color="CCCCCC"/>
+              <w:left w:val="single" w:sz="4" w:space="0" w:color="CCCCCC"/>
+              <w:right w:val="single" w:sz="4" w:space="0" w:color="CCCCCC"/>
+            </w:tcBorders>
+          </w:tcPr>
+          <w:p>
+            <w:pPr>
+              <w:spacing w:before="60" w:after="60" w:line="252" w:lineRule="auto"/>
+              <w:jc w:val="left"/>
+            </w:pPr>
+            <w:r/>
+            <w:r>
+              <w:rPr>
+                <w:b/>
+              </w:rPr>
+              <w:t>738.25</w:t>
+            </w:r>
+          </w:p>
+        </w:tc>
+        <w:tc>
+          <w:tcPr>
+            <w:tcW w:type="dxa" w:w="3456"/>
+            <w:shd w:fill="FFFFFF"/>
+            <w:tcMar>
+              <w:top w:w="100" w:type="dxa"/>
+              <w:bottom w:w="100" w:type="dxa"/>
+              <w:left w:w="120" w:type="dxa"/>
+              <w:right w:w="120" w:type="dxa"/>
+            </w:tcMar>
+            <w:tcBorders>
+              <w:top w:val="single" w:sz="4" w:space="0" w:color="CCCCCC"/>
+              <w:bottom w:val="single" w:sz="4" w:space="0" w:color="CCCCCC"/>
+              <w:left w:val="single" w:sz="4" w:space="0" w:color="CCCCCC"/>
+              <w:right w:val="single" w:sz="4" w:space="0" w:color="CCCCCC"/>
+            </w:tcBorders>
+          </w:tcPr>
+          <w:p>
+            <w:pPr>
+              <w:spacing w:before="60" w:after="60" w:line="252" w:lineRule="auto"/>
+              <w:jc w:val="left"/>
+            </w:pPr>
+            <w:r/>
+            <w:r>
+              <w:rPr>
+                <w:b/>
+              </w:rPr>
+              <w:t>+0.50</w:t>
+            </w:r>
+          </w:p>
+        </w:tc>
+        <w:tc>
+          <w:tcPr>
+            <w:tcW w:type="dxa" w:w="1440"/>
+            <w:shd w:fill="FFFFFF"/>
+            <w:tcMar>
+              <w:top w:w="100" w:type="dxa"/>
+              <w:bottom w:w="100" w:type="dxa"/>
+              <w:left w:w="120" w:type="dxa"/>
+              <w:right w:w="120" w:type="dxa"/>
+            </w:tcMar>
+            <w:tcBorders>
+              <w:top w:val="single" w:sz="4" w:space="0" w:color="CCCCCC"/>
+              <w:bottom w:val="single" w:sz="4" w:space="0" w:color="CCCCCC"/>
+              <w:left w:val="single" w:sz="4" w:space="0" w:color="CCCCCC"/>
+              <w:right w:val="single" w:sz="4" w:space="0" w:color="CCCCCC"/>
+            </w:tcBorders>
+          </w:tcPr>
+          <w:p>
+            <w:pPr>
+              <w:spacing w:before="60" w:after="60" w:line="252" w:lineRule="auto"/>
+              <w:jc w:val="left"/>
+            </w:pPr>
+            <w:r/>
+            <w:r>
+              <w:t>BULL</w:t>
+            </w:r>
+          </w:p>
+        </w:tc>
+      </w:tr>
+      <w:tr>
+        <w:tc>
+          <w:tcPr>
+            <w:tcW w:type="dxa" w:w="1584"/>
+            <w:shd w:fill="F8FAFC"/>
+            <w:tcMar>
+              <w:top w:w="100" w:type="dxa"/>
+              <w:bottom w:w="100" w:type="dxa"/>
+              <w:left w:w="120" w:type="dxa"/>
+              <w:right w:w="120" w:type="dxa"/>
+            </w:tcMar>
+            <w:tcBorders>
+              <w:top w:val="single" w:sz="4" w:space="0" w:color="CCCCCC"/>
+              <w:bottom w:val="single" w:sz="4" w:space="0" w:color="CCCCCC"/>
+              <w:left w:val="single" w:sz="4" w:space="0" w:color="CCCCCC"/>
+              <w:right w:val="single" w:sz="4" w:space="0" w:color="CCCCCC"/>
+            </w:tcBorders>
+          </w:tcPr>
+          <w:p>
+            <w:pPr>
+              <w:spacing w:before="60" w:after="60" w:line="252" w:lineRule="auto"/>
+              <w:jc w:val="left"/>
+            </w:pPr>
+            <w:r/>
+            <w:r>
+              <w:rPr>
+                <w:b/>
+              </w:rPr>
+              <w:t>Thu 24/09</w:t>
+            </w:r>
+          </w:p>
+        </w:tc>
+        <w:tc>
+          <w:tcPr>
+            <w:tcW w:type="dxa" w:w="864"/>
+            <w:shd w:fill="F8FAFC"/>
+            <w:tcMar>
+              <w:top w:w="100" w:type="dxa"/>
+              <w:bottom w:w="100" w:type="dxa"/>
+              <w:left w:w="120" w:type="dxa"/>
+              <w:right w:w="120" w:type="dxa"/>
+            </w:tcMar>
+            <w:tcBorders>
+              <w:top w:val="single" w:sz="4" w:space="0" w:color="CCCCCC"/>
+              <w:bottom w:val="single" w:sz="4" w:space="0" w:color="CCCCCC"/>
+              <w:left w:val="single" w:sz="4" w:space="0" w:color="CCCCCC"/>
+              <w:right w:val="single" w:sz="4" w:space="0" w:color="CCCCCC"/>
+            </w:tcBorders>
+          </w:tcPr>
+          <w:p>
+            <w:pPr>
+              <w:spacing w:before="60" w:after="60" w:line="252" w:lineRule="auto"/>
+              <w:jc w:val="left"/>
+            </w:pPr>
+            <w:r/>
+            <w:r>
+              <w:t>Asia 07-11</w:t>
+            </w:r>
+          </w:p>
+        </w:tc>
+        <w:tc>
+          <w:tcPr>
+            <w:tcW w:type="dxa" w:w="1440"/>
+            <w:shd w:fill="F8FAFC"/>
+            <w:tcMar>
+              <w:top w:w="100" w:type="dxa"/>
+              <w:bottom w:w="100" w:type="dxa"/>
+              <w:left w:w="120" w:type="dxa"/>
+              <w:right w:w="120" w:type="dxa"/>
+            </w:tcMar>
+            <w:tcBorders>
+              <w:top w:val="single" w:sz="4" w:space="0" w:color="CCCCCC"/>
+              <w:bottom w:val="single" w:sz="4" w:space="0" w:color="CCCCCC"/>
+              <w:left w:val="single" w:sz="4" w:space="0" w:color="CCCCCC"/>
+              <w:right w:val="single" w:sz="4" w:space="0" w:color="CCCCCC"/>
+            </w:tcBorders>
+          </w:tcPr>
+          <w:p>
+            <w:pPr>
+              <w:spacing w:before="60" w:after="60" w:line="252" w:lineRule="auto"/>
+              <w:jc w:val="left"/>
+            </w:pPr>
+            <w:r/>
+            <w:r>
+              <w:t>738.25</w:t>
+            </w:r>
+          </w:p>
+        </w:tc>
+        <w:tc>
+          <w:tcPr>
+            <w:tcW w:type="dxa" w:w="2016"/>
+            <w:shd w:fill="F8FAFC"/>
+            <w:tcMar>
+              <w:top w:w="100" w:type="dxa"/>
+              <w:bottom w:w="100" w:type="dxa"/>
+              <w:left w:w="120" w:type="dxa"/>
+              <w:right w:w="120" w:type="dxa"/>
+            </w:tcMar>
+            <w:tcBorders>
+              <w:top w:val="single" w:sz="4" w:space="0" w:color="CCCCCC"/>
+              <w:bottom w:val="single" w:sz="4" w:space="0" w:color="CCCCCC"/>
+              <w:left w:val="single" w:sz="4" w:space="0" w:color="CCCCCC"/>
+              <w:right w:val="single" w:sz="4" w:space="0" w:color="CCCCCC"/>
+            </w:tcBorders>
+          </w:tcPr>
+          <w:p>
+            <w:pPr>
+              <w:spacing w:before="60" w:after="60" w:line="252" w:lineRule="auto"/>
+              <w:jc w:val="left"/>
+            </w:pPr>
+            <w:r/>
+            <w:r>
+              <w:t>748.75</w:t>
+            </w:r>
+          </w:p>
+        </w:tc>
+        <w:tc>
+          <w:tcPr>
+            <w:tcW w:type="dxa" w:w="1152"/>
+            <w:shd w:fill="F8FAFC"/>
+            <w:tcMar>
+              <w:top w:w="100" w:type="dxa"/>
+              <w:bottom w:w="100" w:type="dxa"/>
+              <w:left w:w="120" w:type="dxa"/>
+              <w:right w:w="120" w:type="dxa"/>
+            </w:tcMar>
+            <w:tcBorders>
+              <w:top w:val="single" w:sz="4" w:space="0" w:color="CCCCCC"/>
+              <w:bottom w:val="single" w:sz="4" w:space="0" w:color="CCCCCC"/>
+              <w:left w:val="single" w:sz="4" w:space="0" w:color="CCCCCC"/>
+              <w:right w:val="single" w:sz="4" w:space="0" w:color="CCCCCC"/>
+            </w:tcBorders>
+          </w:tcPr>
+          <w:p>
+            <w:pPr>
+              <w:spacing w:before="60" w:after="60" w:line="252" w:lineRule="auto"/>
+              <w:jc w:val="left"/>
+            </w:pPr>
+            <w:r/>
+            <w:r>
+              <w:t>731.00</w:t>
             </w:r>
           </w:p>
         </w:tc>
@@ -27276,7 +28686,7 @@
               <w:rPr>
                 <w:b/>
               </w:rPr>
-              <w:t>+0.50</w:t>
+              <w:t>-0.25</w:t>
             </w:r>
           </w:p>
         </w:tc>
@@ -27304,7 +28714,7 @@
             </w:pPr>
             <w:r/>
             <w:r>
-              <w:t>BULL</w:t>
+              <w:t>BEAR</w:t>
             </w:r>
           </w:p>
         </w:tc>
@@ -27337,7 +28747,7 @@
               <w:rPr>
                 <w:b/>
               </w:rPr>
-              <w:t>Wed 23/09</w:t>
+              <w:t>Thu 24/09</w:t>
             </w:r>
           </w:p>
         </w:tc>
@@ -27421,7 +28831,7 @@
             </w:pPr>
             <w:r/>
             <w:r>
-              <w:t>745.00</w:t>
+              <w:t>747.75</w:t>
             </w:r>
           </w:p>
         </w:tc>
@@ -27449,7 +28859,7 @@
             </w:pPr>
             <w:r/>
             <w:r>
-              <w:t>732.00</w:t>
+              <w:t>728.25</w:t>
             </w:r>
           </w:p>
         </w:tc>
@@ -27480,7 +28890,7 @@
               <w:rPr>
                 <w:b/>
               </w:rPr>
-              <w:t>737.25</w:t>
+              <w:t>738.50</w:t>
             </w:r>
           </w:p>
         </w:tc>
@@ -27488,6 +28898,1181 @@
           <w:tcPr>
             <w:tcW w:type="dxa" w:w="3456"/>
             <w:shd w:fill="FFFFFF"/>
+            <w:tcMar>
+              <w:top w:w="100" w:type="dxa"/>
+              <w:bottom w:w="100" w:type="dxa"/>
+              <w:left w:w="120" w:type="dxa"/>
+              <w:right w:w="120" w:type="dxa"/>
+            </w:tcMar>
+            <w:tcBorders>
+              <w:top w:val="single" w:sz="4" w:space="0" w:color="CCCCCC"/>
+              <w:bottom w:val="single" w:sz="4" w:space="0" w:color="CCCCCC"/>
+              <w:left w:val="single" w:sz="4" w:space="0" w:color="CCCCCC"/>
+              <w:right w:val="single" w:sz="4" w:space="0" w:color="CCCCCC"/>
+            </w:tcBorders>
+          </w:tcPr>
+          <w:p>
+            <w:pPr>
+              <w:spacing w:before="60" w:after="60" w:line="252" w:lineRule="auto"/>
+              <w:jc w:val="left"/>
+            </w:pPr>
+            <w:r/>
+            <w:r>
+              <w:rPr>
+                <w:b/>
+              </w:rPr>
+              <w:t>+0.50</w:t>
+            </w:r>
+          </w:p>
+        </w:tc>
+        <w:tc>
+          <w:tcPr>
+            <w:tcW w:type="dxa" w:w="1440"/>
+            <w:shd w:fill="FFFFFF"/>
+            <w:tcMar>
+              <w:top w:w="100" w:type="dxa"/>
+              <w:bottom w:w="100" w:type="dxa"/>
+              <w:left w:w="120" w:type="dxa"/>
+              <w:right w:w="120" w:type="dxa"/>
+            </w:tcMar>
+            <w:tcBorders>
+              <w:top w:val="single" w:sz="4" w:space="0" w:color="CCCCCC"/>
+              <w:bottom w:val="single" w:sz="4" w:space="0" w:color="CCCCCC"/>
+              <w:left w:val="single" w:sz="4" w:space="0" w:color="CCCCCC"/>
+              <w:right w:val="single" w:sz="4" w:space="0" w:color="CCCCCC"/>
+            </w:tcBorders>
+          </w:tcPr>
+          <w:p>
+            <w:pPr>
+              <w:spacing w:before="60" w:after="60" w:line="252" w:lineRule="auto"/>
+              <w:jc w:val="left"/>
+            </w:pPr>
+            <w:r/>
+            <w:r>
+              <w:t>BULL</w:t>
+            </w:r>
+          </w:p>
+        </w:tc>
+      </w:tr>
+      <w:tr>
+        <w:tc>
+          <w:tcPr>
+            <w:tcW w:type="dxa" w:w="1584"/>
+            <w:shd w:fill="F8FAFC"/>
+            <w:tcMar>
+              <w:top w:w="100" w:type="dxa"/>
+              <w:bottom w:w="100" w:type="dxa"/>
+              <w:left w:w="120" w:type="dxa"/>
+              <w:right w:w="120" w:type="dxa"/>
+            </w:tcMar>
+            <w:tcBorders>
+              <w:top w:val="single" w:sz="4" w:space="0" w:color="CCCCCC"/>
+              <w:bottom w:val="single" w:sz="4" w:space="0" w:color="CCCCCC"/>
+              <w:left w:val="single" w:sz="4" w:space="0" w:color="CCCCCC"/>
+              <w:right w:val="single" w:sz="4" w:space="0" w:color="CCCCCC"/>
+            </w:tcBorders>
+          </w:tcPr>
+          <w:p>
+            <w:pPr>
+              <w:spacing w:before="60" w:after="60" w:line="252" w:lineRule="auto"/>
+              <w:jc w:val="left"/>
+            </w:pPr>
+            <w:r/>
+            <w:r>
+              <w:rPr>
+                <w:b/>
+              </w:rPr>
+              <w:t>Thu 24/09</w:t>
+            </w:r>
+          </w:p>
+        </w:tc>
+        <w:tc>
+          <w:tcPr>
+            <w:tcW w:type="dxa" w:w="864"/>
+            <w:shd w:fill="F8FAFC"/>
+            <w:tcMar>
+              <w:top w:w="100" w:type="dxa"/>
+              <w:bottom w:w="100" w:type="dxa"/>
+              <w:left w:w="120" w:type="dxa"/>
+              <w:right w:w="120" w:type="dxa"/>
+            </w:tcMar>
+            <w:tcBorders>
+              <w:top w:val="single" w:sz="4" w:space="0" w:color="CCCCCC"/>
+              <w:bottom w:val="single" w:sz="4" w:space="0" w:color="CCCCCC"/>
+              <w:left w:val="single" w:sz="4" w:space="0" w:color="CCCCCC"/>
+              <w:right w:val="single" w:sz="4" w:space="0" w:color="CCCCCC"/>
+            </w:tcBorders>
+          </w:tcPr>
+          <w:p>
+            <w:pPr>
+              <w:spacing w:before="60" w:after="60" w:line="252" w:lineRule="auto"/>
+              <w:jc w:val="left"/>
+            </w:pPr>
+            <w:r/>
+            <w:r>
+              <w:t>London 15-19</w:t>
+            </w:r>
+          </w:p>
+        </w:tc>
+        <w:tc>
+          <w:tcPr>
+            <w:tcW w:type="dxa" w:w="1440"/>
+            <w:shd w:fill="F8FAFC"/>
+            <w:tcMar>
+              <w:top w:w="100" w:type="dxa"/>
+              <w:bottom w:w="100" w:type="dxa"/>
+              <w:left w:w="120" w:type="dxa"/>
+              <w:right w:w="120" w:type="dxa"/>
+            </w:tcMar>
+            <w:tcBorders>
+              <w:top w:val="single" w:sz="4" w:space="0" w:color="CCCCCC"/>
+              <w:bottom w:val="single" w:sz="4" w:space="0" w:color="CCCCCC"/>
+              <w:left w:val="single" w:sz="4" w:space="0" w:color="CCCCCC"/>
+              <w:right w:val="single" w:sz="4" w:space="0" w:color="CCCCCC"/>
+            </w:tcBorders>
+          </w:tcPr>
+          <w:p>
+            <w:pPr>
+              <w:spacing w:before="60" w:after="60" w:line="252" w:lineRule="auto"/>
+              <w:jc w:val="left"/>
+            </w:pPr>
+            <w:r/>
+            <w:r>
+              <w:t>738.50</w:t>
+            </w:r>
+          </w:p>
+        </w:tc>
+        <w:tc>
+          <w:tcPr>
+            <w:tcW w:type="dxa" w:w="2016"/>
+            <w:shd w:fill="F8FAFC"/>
+            <w:tcMar>
+              <w:top w:w="100" w:type="dxa"/>
+              <w:bottom w:w="100" w:type="dxa"/>
+              <w:left w:w="120" w:type="dxa"/>
+              <w:right w:w="120" w:type="dxa"/>
+            </w:tcMar>
+            <w:tcBorders>
+              <w:top w:val="single" w:sz="4" w:space="0" w:color="CCCCCC"/>
+              <w:bottom w:val="single" w:sz="4" w:space="0" w:color="CCCCCC"/>
+              <w:left w:val="single" w:sz="4" w:space="0" w:color="CCCCCC"/>
+              <w:right w:val="single" w:sz="4" w:space="0" w:color="CCCCCC"/>
+            </w:tcBorders>
+          </w:tcPr>
+          <w:p>
+            <w:pPr>
+              <w:spacing w:before="60" w:after="60" w:line="252" w:lineRule="auto"/>
+              <w:jc w:val="left"/>
+            </w:pPr>
+            <w:r/>
+            <w:r>
+              <w:t>749.25</w:t>
+            </w:r>
+          </w:p>
+        </w:tc>
+        <w:tc>
+          <w:tcPr>
+            <w:tcW w:type="dxa" w:w="1152"/>
+            <w:shd w:fill="F8FAFC"/>
+            <w:tcMar>
+              <w:top w:w="100" w:type="dxa"/>
+              <w:bottom w:w="100" w:type="dxa"/>
+              <w:left w:w="120" w:type="dxa"/>
+              <w:right w:w="120" w:type="dxa"/>
+            </w:tcMar>
+            <w:tcBorders>
+              <w:top w:val="single" w:sz="4" w:space="0" w:color="CCCCCC"/>
+              <w:bottom w:val="single" w:sz="4" w:space="0" w:color="CCCCCC"/>
+              <w:left w:val="single" w:sz="4" w:space="0" w:color="CCCCCC"/>
+              <w:right w:val="single" w:sz="4" w:space="0" w:color="CCCCCC"/>
+            </w:tcBorders>
+          </w:tcPr>
+          <w:p>
+            <w:pPr>
+              <w:spacing w:before="60" w:after="60" w:line="252" w:lineRule="auto"/>
+              <w:jc w:val="left"/>
+            </w:pPr>
+            <w:r/>
+            <w:r>
+              <w:t>731.25</w:t>
+            </w:r>
+          </w:p>
+        </w:tc>
+        <w:tc>
+          <w:tcPr>
+            <w:tcW w:type="dxa" w:w="1728"/>
+            <w:shd w:fill="F8FAFC"/>
+            <w:tcMar>
+              <w:top w:w="100" w:type="dxa"/>
+              <w:bottom w:w="100" w:type="dxa"/>
+              <w:left w:w="120" w:type="dxa"/>
+              <w:right w:w="120" w:type="dxa"/>
+            </w:tcMar>
+            <w:tcBorders>
+              <w:top w:val="single" w:sz="4" w:space="0" w:color="CCCCCC"/>
+              <w:bottom w:val="single" w:sz="4" w:space="0" w:color="CCCCCC"/>
+              <w:left w:val="single" w:sz="4" w:space="0" w:color="CCCCCC"/>
+              <w:right w:val="single" w:sz="4" w:space="0" w:color="CCCCCC"/>
+            </w:tcBorders>
+          </w:tcPr>
+          <w:p>
+            <w:pPr>
+              <w:spacing w:before="60" w:after="60" w:line="252" w:lineRule="auto"/>
+              <w:jc w:val="left"/>
+            </w:pPr>
+            <w:r/>
+            <w:r>
+              <w:rPr>
+                <w:b/>
+              </w:rPr>
+              <w:t>739.25</w:t>
+            </w:r>
+          </w:p>
+        </w:tc>
+        <w:tc>
+          <w:tcPr>
+            <w:tcW w:type="dxa" w:w="3456"/>
+            <w:shd w:fill="F8FAFC"/>
+            <w:tcMar>
+              <w:top w:w="100" w:type="dxa"/>
+              <w:bottom w:w="100" w:type="dxa"/>
+              <w:left w:w="120" w:type="dxa"/>
+              <w:right w:w="120" w:type="dxa"/>
+            </w:tcMar>
+            <w:tcBorders>
+              <w:top w:val="single" w:sz="4" w:space="0" w:color="CCCCCC"/>
+              <w:bottom w:val="single" w:sz="4" w:space="0" w:color="CCCCCC"/>
+              <w:left w:val="single" w:sz="4" w:space="0" w:color="CCCCCC"/>
+              <w:right w:val="single" w:sz="4" w:space="0" w:color="CCCCCC"/>
+            </w:tcBorders>
+          </w:tcPr>
+          <w:p>
+            <w:pPr>
+              <w:spacing w:before="60" w:after="60" w:line="252" w:lineRule="auto"/>
+              <w:jc w:val="left"/>
+            </w:pPr>
+            <w:r/>
+            <w:r>
+              <w:rPr>
+                <w:b/>
+              </w:rPr>
+              <w:t>+0.75</w:t>
+            </w:r>
+          </w:p>
+        </w:tc>
+        <w:tc>
+          <w:tcPr>
+            <w:tcW w:type="dxa" w:w="1440"/>
+            <w:shd w:fill="F8FAFC"/>
+            <w:tcMar>
+              <w:top w:w="100" w:type="dxa"/>
+              <w:bottom w:w="100" w:type="dxa"/>
+              <w:left w:w="120" w:type="dxa"/>
+              <w:right w:w="120" w:type="dxa"/>
+            </w:tcMar>
+            <w:tcBorders>
+              <w:top w:val="single" w:sz="4" w:space="0" w:color="CCCCCC"/>
+              <w:bottom w:val="single" w:sz="4" w:space="0" w:color="CCCCCC"/>
+              <w:left w:val="single" w:sz="4" w:space="0" w:color="CCCCCC"/>
+              <w:right w:val="single" w:sz="4" w:space="0" w:color="CCCCCC"/>
+            </w:tcBorders>
+          </w:tcPr>
+          <w:p>
+            <w:pPr>
+              <w:spacing w:before="60" w:after="60" w:line="252" w:lineRule="auto"/>
+              <w:jc w:val="left"/>
+            </w:pPr>
+            <w:r/>
+            <w:r>
+              <w:t>BULL</w:t>
+            </w:r>
+          </w:p>
+        </w:tc>
+      </w:tr>
+      <w:tr>
+        <w:tc>
+          <w:tcPr>
+            <w:tcW w:type="dxa" w:w="1584"/>
+            <w:shd w:fill="FFFFFF"/>
+            <w:tcMar>
+              <w:top w:w="100" w:type="dxa"/>
+              <w:bottom w:w="100" w:type="dxa"/>
+              <w:left w:w="120" w:type="dxa"/>
+              <w:right w:w="120" w:type="dxa"/>
+            </w:tcMar>
+            <w:tcBorders>
+              <w:top w:val="single" w:sz="4" w:space="0" w:color="CCCCCC"/>
+              <w:bottom w:val="single" w:sz="4" w:space="0" w:color="CCCCCC"/>
+              <w:left w:val="single" w:sz="4" w:space="0" w:color="CCCCCC"/>
+              <w:right w:val="single" w:sz="4" w:space="0" w:color="CCCCCC"/>
+            </w:tcBorders>
+          </w:tcPr>
+          <w:p>
+            <w:pPr>
+              <w:spacing w:before="60" w:after="60" w:line="252" w:lineRule="auto"/>
+              <w:jc w:val="left"/>
+            </w:pPr>
+            <w:r/>
+            <w:r>
+              <w:rPr>
+                <w:b/>
+              </w:rPr>
+              <w:t>Thu 24/09</w:t>
+            </w:r>
+          </w:p>
+        </w:tc>
+        <w:tc>
+          <w:tcPr>
+            <w:tcW w:type="dxa" w:w="864"/>
+            <w:shd w:fill="FFFFFF"/>
+            <w:tcMar>
+              <w:top w:w="100" w:type="dxa"/>
+              <w:bottom w:w="100" w:type="dxa"/>
+              <w:left w:w="120" w:type="dxa"/>
+              <w:right w:w="120" w:type="dxa"/>
+            </w:tcMar>
+            <w:tcBorders>
+              <w:top w:val="single" w:sz="4" w:space="0" w:color="CCCCCC"/>
+              <w:bottom w:val="single" w:sz="4" w:space="0" w:color="CCCCCC"/>
+              <w:left w:val="single" w:sz="4" w:space="0" w:color="CCCCCC"/>
+              <w:right w:val="single" w:sz="4" w:space="0" w:color="CCCCCC"/>
+            </w:tcBorders>
+          </w:tcPr>
+          <w:p>
+            <w:pPr>
+              <w:spacing w:before="60" w:after="60" w:line="252" w:lineRule="auto"/>
+              <w:jc w:val="left"/>
+            </w:pPr>
+            <w:r/>
+            <w:r>
+              <w:t>Pre-NY 19-21</w:t>
+            </w:r>
+          </w:p>
+        </w:tc>
+        <w:tc>
+          <w:tcPr>
+            <w:tcW w:type="dxa" w:w="1440"/>
+            <w:shd w:fill="FFFFFF"/>
+            <w:tcMar>
+              <w:top w:w="100" w:type="dxa"/>
+              <w:bottom w:w="100" w:type="dxa"/>
+              <w:left w:w="120" w:type="dxa"/>
+              <w:right w:w="120" w:type="dxa"/>
+            </w:tcMar>
+            <w:tcBorders>
+              <w:top w:val="single" w:sz="4" w:space="0" w:color="CCCCCC"/>
+              <w:bottom w:val="single" w:sz="4" w:space="0" w:color="CCCCCC"/>
+              <w:left w:val="single" w:sz="4" w:space="0" w:color="CCCCCC"/>
+              <w:right w:val="single" w:sz="4" w:space="0" w:color="CCCCCC"/>
+            </w:tcBorders>
+          </w:tcPr>
+          <w:p>
+            <w:pPr>
+              <w:spacing w:before="60" w:after="60" w:line="252" w:lineRule="auto"/>
+              <w:jc w:val="left"/>
+            </w:pPr>
+            <w:r/>
+            <w:r>
+              <w:t>739.25</w:t>
+            </w:r>
+          </w:p>
+        </w:tc>
+        <w:tc>
+          <w:tcPr>
+            <w:tcW w:type="dxa" w:w="2016"/>
+            <w:shd w:fill="FFFFFF"/>
+            <w:tcMar>
+              <w:top w:w="100" w:type="dxa"/>
+              <w:bottom w:w="100" w:type="dxa"/>
+              <w:left w:w="120" w:type="dxa"/>
+              <w:right w:w="120" w:type="dxa"/>
+            </w:tcMar>
+            <w:tcBorders>
+              <w:top w:val="single" w:sz="4" w:space="0" w:color="CCCCCC"/>
+              <w:bottom w:val="single" w:sz="4" w:space="0" w:color="CCCCCC"/>
+              <w:left w:val="single" w:sz="4" w:space="0" w:color="CCCCCC"/>
+              <w:right w:val="single" w:sz="4" w:space="0" w:color="CCCCCC"/>
+            </w:tcBorders>
+          </w:tcPr>
+          <w:p>
+            <w:pPr>
+              <w:spacing w:before="60" w:after="60" w:line="252" w:lineRule="auto"/>
+              <w:jc w:val="left"/>
+            </w:pPr>
+            <w:r/>
+            <w:r>
+              <w:t>745.75</w:t>
+            </w:r>
+          </w:p>
+        </w:tc>
+        <w:tc>
+          <w:tcPr>
+            <w:tcW w:type="dxa" w:w="1152"/>
+            <w:shd w:fill="FFFFFF"/>
+            <w:tcMar>
+              <w:top w:w="100" w:type="dxa"/>
+              <w:bottom w:w="100" w:type="dxa"/>
+              <w:left w:w="120" w:type="dxa"/>
+              <w:right w:w="120" w:type="dxa"/>
+            </w:tcMar>
+            <w:tcBorders>
+              <w:top w:val="single" w:sz="4" w:space="0" w:color="CCCCCC"/>
+              <w:bottom w:val="single" w:sz="4" w:space="0" w:color="CCCCCC"/>
+              <w:left w:val="single" w:sz="4" w:space="0" w:color="CCCCCC"/>
+              <w:right w:val="single" w:sz="4" w:space="0" w:color="CCCCCC"/>
+            </w:tcBorders>
+          </w:tcPr>
+          <w:p>
+            <w:pPr>
+              <w:spacing w:before="60" w:after="60" w:line="252" w:lineRule="auto"/>
+              <w:jc w:val="left"/>
+            </w:pPr>
+            <w:r/>
+            <w:r>
+              <w:t>730.75</w:t>
+            </w:r>
+          </w:p>
+        </w:tc>
+        <w:tc>
+          <w:tcPr>
+            <w:tcW w:type="dxa" w:w="1728"/>
+            <w:shd w:fill="FFFFFF"/>
+            <w:tcMar>
+              <w:top w:w="100" w:type="dxa"/>
+              <w:bottom w:w="100" w:type="dxa"/>
+              <w:left w:w="120" w:type="dxa"/>
+              <w:right w:w="120" w:type="dxa"/>
+            </w:tcMar>
+            <w:tcBorders>
+              <w:top w:val="single" w:sz="4" w:space="0" w:color="CCCCCC"/>
+              <w:bottom w:val="single" w:sz="4" w:space="0" w:color="CCCCCC"/>
+              <w:left w:val="single" w:sz="4" w:space="0" w:color="CCCCCC"/>
+              <w:right w:val="single" w:sz="4" w:space="0" w:color="CCCCCC"/>
+            </w:tcBorders>
+          </w:tcPr>
+          <w:p>
+            <w:pPr>
+              <w:spacing w:before="60" w:after="60" w:line="252" w:lineRule="auto"/>
+              <w:jc w:val="left"/>
+            </w:pPr>
+            <w:r/>
+            <w:r>
+              <w:rPr>
+                <w:b/>
+              </w:rPr>
+              <w:t>739.75</w:t>
+            </w:r>
+          </w:p>
+        </w:tc>
+        <w:tc>
+          <w:tcPr>
+            <w:tcW w:type="dxa" w:w="3456"/>
+            <w:shd w:fill="FFFFFF"/>
+            <w:tcMar>
+              <w:top w:w="100" w:type="dxa"/>
+              <w:bottom w:w="100" w:type="dxa"/>
+              <w:left w:w="120" w:type="dxa"/>
+              <w:right w:w="120" w:type="dxa"/>
+            </w:tcMar>
+            <w:tcBorders>
+              <w:top w:val="single" w:sz="4" w:space="0" w:color="CCCCCC"/>
+              <w:bottom w:val="single" w:sz="4" w:space="0" w:color="CCCCCC"/>
+              <w:left w:val="single" w:sz="4" w:space="0" w:color="CCCCCC"/>
+              <w:right w:val="single" w:sz="4" w:space="0" w:color="CCCCCC"/>
+            </w:tcBorders>
+          </w:tcPr>
+          <w:p>
+            <w:pPr>
+              <w:spacing w:before="60" w:after="60" w:line="252" w:lineRule="auto"/>
+              <w:jc w:val="left"/>
+            </w:pPr>
+            <w:r/>
+            <w:r>
+              <w:rPr>
+                <w:b/>
+              </w:rPr>
+              <w:t>+0.50</w:t>
+            </w:r>
+          </w:p>
+        </w:tc>
+        <w:tc>
+          <w:tcPr>
+            <w:tcW w:type="dxa" w:w="1440"/>
+            <w:shd w:fill="FFFFFF"/>
+            <w:tcMar>
+              <w:top w:w="100" w:type="dxa"/>
+              <w:bottom w:w="100" w:type="dxa"/>
+              <w:left w:w="120" w:type="dxa"/>
+              <w:right w:w="120" w:type="dxa"/>
+            </w:tcMar>
+            <w:tcBorders>
+              <w:top w:val="single" w:sz="4" w:space="0" w:color="CCCCCC"/>
+              <w:bottom w:val="single" w:sz="4" w:space="0" w:color="CCCCCC"/>
+              <w:left w:val="single" w:sz="4" w:space="0" w:color="CCCCCC"/>
+              <w:right w:val="single" w:sz="4" w:space="0" w:color="CCCCCC"/>
+            </w:tcBorders>
+          </w:tcPr>
+          <w:p>
+            <w:pPr>
+              <w:spacing w:before="60" w:after="60" w:line="252" w:lineRule="auto"/>
+              <w:jc w:val="left"/>
+            </w:pPr>
+            <w:r/>
+            <w:r>
+              <w:t>BULL</w:t>
+            </w:r>
+          </w:p>
+        </w:tc>
+      </w:tr>
+      <w:tr>
+        <w:tc>
+          <w:tcPr>
+            <w:tcW w:type="dxa" w:w="1584"/>
+            <w:shd w:fill="F8FAFC"/>
+            <w:tcMar>
+              <w:top w:w="100" w:type="dxa"/>
+              <w:bottom w:w="100" w:type="dxa"/>
+              <w:left w:w="120" w:type="dxa"/>
+              <w:right w:w="120" w:type="dxa"/>
+            </w:tcMar>
+            <w:tcBorders>
+              <w:top w:val="single" w:sz="4" w:space="0" w:color="CCCCCC"/>
+              <w:bottom w:val="single" w:sz="4" w:space="0" w:color="CCCCCC"/>
+              <w:left w:val="single" w:sz="4" w:space="0" w:color="CCCCCC"/>
+              <w:right w:val="single" w:sz="4" w:space="0" w:color="CCCCCC"/>
+            </w:tcBorders>
+          </w:tcPr>
+          <w:p>
+            <w:pPr>
+              <w:spacing w:before="60" w:after="60" w:line="252" w:lineRule="auto"/>
+              <w:jc w:val="left"/>
+            </w:pPr>
+            <w:r/>
+            <w:r>
+              <w:rPr>
+                <w:b/>
+              </w:rPr>
+              <w:t>Thu 24/09</w:t>
+            </w:r>
+          </w:p>
+        </w:tc>
+        <w:tc>
+          <w:tcPr>
+            <w:tcW w:type="dxa" w:w="864"/>
+            <w:shd w:fill="F8FAFC"/>
+            <w:tcMar>
+              <w:top w:w="100" w:type="dxa"/>
+              <w:bottom w:w="100" w:type="dxa"/>
+              <w:left w:w="120" w:type="dxa"/>
+              <w:right w:w="120" w:type="dxa"/>
+            </w:tcMar>
+            <w:tcBorders>
+              <w:top w:val="single" w:sz="4" w:space="0" w:color="CCCCCC"/>
+              <w:bottom w:val="single" w:sz="4" w:space="0" w:color="CCCCCC"/>
+              <w:left w:val="single" w:sz="4" w:space="0" w:color="CCCCCC"/>
+              <w:right w:val="single" w:sz="4" w:space="0" w:color="CCCCCC"/>
+            </w:tcBorders>
+          </w:tcPr>
+          <w:p>
+            <w:pPr>
+              <w:spacing w:before="60" w:after="60" w:line="252" w:lineRule="auto"/>
+              <w:jc w:val="left"/>
+            </w:pPr>
+            <w:r/>
+            <w:r>
+              <w:t>NY Open 21-23</w:t>
+            </w:r>
+          </w:p>
+        </w:tc>
+        <w:tc>
+          <w:tcPr>
+            <w:tcW w:type="dxa" w:w="1440"/>
+            <w:shd w:fill="F8FAFC"/>
+            <w:tcMar>
+              <w:top w:w="100" w:type="dxa"/>
+              <w:bottom w:w="100" w:type="dxa"/>
+              <w:left w:w="120" w:type="dxa"/>
+              <w:right w:w="120" w:type="dxa"/>
+            </w:tcMar>
+            <w:tcBorders>
+              <w:top w:val="single" w:sz="4" w:space="0" w:color="CCCCCC"/>
+              <w:bottom w:val="single" w:sz="4" w:space="0" w:color="CCCCCC"/>
+              <w:left w:val="single" w:sz="4" w:space="0" w:color="CCCCCC"/>
+              <w:right w:val="single" w:sz="4" w:space="0" w:color="CCCCCC"/>
+            </w:tcBorders>
+          </w:tcPr>
+          <w:p>
+            <w:pPr>
+              <w:spacing w:before="60" w:after="60" w:line="252" w:lineRule="auto"/>
+              <w:jc w:val="left"/>
+            </w:pPr>
+            <w:r/>
+            <w:r>
+              <w:t>739.75</w:t>
+            </w:r>
+          </w:p>
+        </w:tc>
+        <w:tc>
+          <w:tcPr>
+            <w:tcW w:type="dxa" w:w="2016"/>
+            <w:shd w:fill="F8FAFC"/>
+            <w:tcMar>
+              <w:top w:w="100" w:type="dxa"/>
+              <w:bottom w:w="100" w:type="dxa"/>
+              <w:left w:w="120" w:type="dxa"/>
+              <w:right w:w="120" w:type="dxa"/>
+            </w:tcMar>
+            <w:tcBorders>
+              <w:top w:val="single" w:sz="4" w:space="0" w:color="CCCCCC"/>
+              <w:bottom w:val="single" w:sz="4" w:space="0" w:color="CCCCCC"/>
+              <w:left w:val="single" w:sz="4" w:space="0" w:color="CCCCCC"/>
+              <w:right w:val="single" w:sz="4" w:space="0" w:color="CCCCCC"/>
+            </w:tcBorders>
+          </w:tcPr>
+          <w:p>
+            <w:pPr>
+              <w:spacing w:before="60" w:after="60" w:line="252" w:lineRule="auto"/>
+              <w:jc w:val="left"/>
+            </w:pPr>
+            <w:r/>
+            <w:r>
+              <w:t>750.75</w:t>
+            </w:r>
+          </w:p>
+        </w:tc>
+        <w:tc>
+          <w:tcPr>
+            <w:tcW w:type="dxa" w:w="1152"/>
+            <w:shd w:fill="F8FAFC"/>
+            <w:tcMar>
+              <w:top w:w="100" w:type="dxa"/>
+              <w:bottom w:w="100" w:type="dxa"/>
+              <w:left w:w="120" w:type="dxa"/>
+              <w:right w:w="120" w:type="dxa"/>
+            </w:tcMar>
+            <w:tcBorders>
+              <w:top w:val="single" w:sz="4" w:space="0" w:color="CCCCCC"/>
+              <w:bottom w:val="single" w:sz="4" w:space="0" w:color="CCCCCC"/>
+              <w:left w:val="single" w:sz="4" w:space="0" w:color="CCCCCC"/>
+              <w:right w:val="single" w:sz="4" w:space="0" w:color="CCCCCC"/>
+            </w:tcBorders>
+          </w:tcPr>
+          <w:p>
+            <w:pPr>
+              <w:spacing w:before="60" w:after="60" w:line="252" w:lineRule="auto"/>
+              <w:jc w:val="left"/>
+            </w:pPr>
+            <w:r/>
+            <w:r>
+              <w:t>728.00</w:t>
+            </w:r>
+          </w:p>
+        </w:tc>
+        <w:tc>
+          <w:tcPr>
+            <w:tcW w:type="dxa" w:w="1728"/>
+            <w:shd w:fill="F8FAFC"/>
+            <w:tcMar>
+              <w:top w:w="100" w:type="dxa"/>
+              <w:bottom w:w="100" w:type="dxa"/>
+              <w:left w:w="120" w:type="dxa"/>
+              <w:right w:w="120" w:type="dxa"/>
+            </w:tcMar>
+            <w:tcBorders>
+              <w:top w:val="single" w:sz="4" w:space="0" w:color="CCCCCC"/>
+              <w:bottom w:val="single" w:sz="4" w:space="0" w:color="CCCCCC"/>
+              <w:left w:val="single" w:sz="4" w:space="0" w:color="CCCCCC"/>
+              <w:right w:val="single" w:sz="4" w:space="0" w:color="CCCCCC"/>
+            </w:tcBorders>
+          </w:tcPr>
+          <w:p>
+            <w:pPr>
+              <w:spacing w:before="60" w:after="60" w:line="252" w:lineRule="auto"/>
+              <w:jc w:val="left"/>
+            </w:pPr>
+            <w:r/>
+            <w:r>
+              <w:rPr>
+                <w:b/>
+              </w:rPr>
+              <w:t>743.25</w:t>
+            </w:r>
+          </w:p>
+        </w:tc>
+        <w:tc>
+          <w:tcPr>
+            <w:tcW w:type="dxa" w:w="3456"/>
+            <w:shd w:fill="F8FAFC"/>
+            <w:tcMar>
+              <w:top w:w="100" w:type="dxa"/>
+              <w:bottom w:w="100" w:type="dxa"/>
+              <w:left w:w="120" w:type="dxa"/>
+              <w:right w:w="120" w:type="dxa"/>
+            </w:tcMar>
+            <w:tcBorders>
+              <w:top w:val="single" w:sz="4" w:space="0" w:color="CCCCCC"/>
+              <w:bottom w:val="single" w:sz="4" w:space="0" w:color="CCCCCC"/>
+              <w:left w:val="single" w:sz="4" w:space="0" w:color="CCCCCC"/>
+              <w:right w:val="single" w:sz="4" w:space="0" w:color="CCCCCC"/>
+            </w:tcBorders>
+          </w:tcPr>
+          <w:p>
+            <w:pPr>
+              <w:spacing w:before="60" w:after="60" w:line="252" w:lineRule="auto"/>
+              <w:jc w:val="left"/>
+            </w:pPr>
+            <w:r/>
+            <w:r>
+              <w:rPr>
+                <w:b/>
+              </w:rPr>
+              <w:t>+3.50</w:t>
+            </w:r>
+          </w:p>
+        </w:tc>
+        <w:tc>
+          <w:tcPr>
+            <w:tcW w:type="dxa" w:w="1440"/>
+            <w:shd w:fill="F8FAFC"/>
+            <w:tcMar>
+              <w:top w:w="100" w:type="dxa"/>
+              <w:bottom w:w="100" w:type="dxa"/>
+              <w:left w:w="120" w:type="dxa"/>
+              <w:right w:w="120" w:type="dxa"/>
+            </w:tcMar>
+            <w:tcBorders>
+              <w:top w:val="single" w:sz="4" w:space="0" w:color="CCCCCC"/>
+              <w:bottom w:val="single" w:sz="4" w:space="0" w:color="CCCCCC"/>
+              <w:left w:val="single" w:sz="4" w:space="0" w:color="CCCCCC"/>
+              <w:right w:val="single" w:sz="4" w:space="0" w:color="CCCCCC"/>
+            </w:tcBorders>
+          </w:tcPr>
+          <w:p>
+            <w:pPr>
+              <w:spacing w:before="60" w:after="60" w:line="252" w:lineRule="auto"/>
+              <w:jc w:val="left"/>
+            </w:pPr>
+            <w:r/>
+            <w:r>
+              <w:t>BULL</w:t>
+            </w:r>
+          </w:p>
+        </w:tc>
+      </w:tr>
+      <w:tr>
+        <w:tc>
+          <w:tcPr>
+            <w:tcW w:type="dxa" w:w="1584"/>
+            <w:shd w:fill="FFFFFF"/>
+            <w:tcMar>
+              <w:top w:w="100" w:type="dxa"/>
+              <w:bottom w:w="100" w:type="dxa"/>
+              <w:left w:w="120" w:type="dxa"/>
+              <w:right w:w="120" w:type="dxa"/>
+            </w:tcMar>
+            <w:tcBorders>
+              <w:top w:val="single" w:sz="4" w:space="0" w:color="CCCCCC"/>
+              <w:bottom w:val="single" w:sz="4" w:space="0" w:color="CCCCCC"/>
+              <w:left w:val="single" w:sz="4" w:space="0" w:color="CCCCCC"/>
+              <w:right w:val="single" w:sz="4" w:space="0" w:color="CCCCCC"/>
+            </w:tcBorders>
+          </w:tcPr>
+          <w:p>
+            <w:pPr>
+              <w:spacing w:before="60" w:after="60" w:line="252" w:lineRule="auto"/>
+              <w:jc w:val="left"/>
+            </w:pPr>
+            <w:r/>
+            <w:r>
+              <w:rPr>
+                <w:b/>
+              </w:rPr>
+              <w:t>Thu 24/09</w:t>
+            </w:r>
+          </w:p>
+        </w:tc>
+        <w:tc>
+          <w:tcPr>
+            <w:tcW w:type="dxa" w:w="864"/>
+            <w:shd w:fill="FFFFFF"/>
+            <w:tcMar>
+              <w:top w:w="100" w:type="dxa"/>
+              <w:bottom w:w="100" w:type="dxa"/>
+              <w:left w:w="120" w:type="dxa"/>
+              <w:right w:w="120" w:type="dxa"/>
+            </w:tcMar>
+            <w:tcBorders>
+              <w:top w:val="single" w:sz="4" w:space="0" w:color="CCCCCC"/>
+              <w:bottom w:val="single" w:sz="4" w:space="0" w:color="CCCCCC"/>
+              <w:left w:val="single" w:sz="4" w:space="0" w:color="CCCCCC"/>
+              <w:right w:val="single" w:sz="4" w:space="0" w:color="CCCCCC"/>
+            </w:tcBorders>
+          </w:tcPr>
+          <w:p>
+            <w:pPr>
+              <w:spacing w:before="60" w:after="60" w:line="252" w:lineRule="auto"/>
+              <w:jc w:val="left"/>
+            </w:pPr>
+            <w:r/>
+            <w:r>
+              <w:t>NY Close 23-01</w:t>
+            </w:r>
+          </w:p>
+        </w:tc>
+        <w:tc>
+          <w:tcPr>
+            <w:tcW w:type="dxa" w:w="1440"/>
+            <w:shd w:fill="FFFFFF"/>
+            <w:tcMar>
+              <w:top w:w="100" w:type="dxa"/>
+              <w:bottom w:w="100" w:type="dxa"/>
+              <w:left w:w="120" w:type="dxa"/>
+              <w:right w:w="120" w:type="dxa"/>
+            </w:tcMar>
+            <w:tcBorders>
+              <w:top w:val="single" w:sz="4" w:space="0" w:color="CCCCCC"/>
+              <w:bottom w:val="single" w:sz="4" w:space="0" w:color="CCCCCC"/>
+              <w:left w:val="single" w:sz="4" w:space="0" w:color="CCCCCC"/>
+              <w:right w:val="single" w:sz="4" w:space="0" w:color="CCCCCC"/>
+            </w:tcBorders>
+          </w:tcPr>
+          <w:p>
+            <w:pPr>
+              <w:spacing w:before="60" w:after="60" w:line="252" w:lineRule="auto"/>
+              <w:jc w:val="left"/>
+            </w:pPr>
+            <w:r/>
+            <w:r>
+              <w:t>743.25</w:t>
+            </w:r>
+          </w:p>
+        </w:tc>
+        <w:tc>
+          <w:tcPr>
+            <w:tcW w:type="dxa" w:w="2016"/>
+            <w:shd w:fill="FFFFFF"/>
+            <w:tcMar>
+              <w:top w:w="100" w:type="dxa"/>
+              <w:bottom w:w="100" w:type="dxa"/>
+              <w:left w:w="120" w:type="dxa"/>
+              <w:right w:w="120" w:type="dxa"/>
+            </w:tcMar>
+            <w:tcBorders>
+              <w:top w:val="single" w:sz="4" w:space="0" w:color="CCCCCC"/>
+              <w:bottom w:val="single" w:sz="4" w:space="0" w:color="CCCCCC"/>
+              <w:left w:val="single" w:sz="4" w:space="0" w:color="CCCCCC"/>
+              <w:right w:val="single" w:sz="4" w:space="0" w:color="CCCCCC"/>
+            </w:tcBorders>
+          </w:tcPr>
+          <w:p>
+            <w:pPr>
+              <w:spacing w:before="60" w:after="60" w:line="252" w:lineRule="auto"/>
+              <w:jc w:val="left"/>
+            </w:pPr>
+            <w:r/>
+            <w:r>
+              <w:t>748.75</w:t>
+            </w:r>
+          </w:p>
+        </w:tc>
+        <w:tc>
+          <w:tcPr>
+            <w:tcW w:type="dxa" w:w="1152"/>
+            <w:shd w:fill="FFFFFF"/>
+            <w:tcMar>
+              <w:top w:w="100" w:type="dxa"/>
+              <w:bottom w:w="100" w:type="dxa"/>
+              <w:left w:w="120" w:type="dxa"/>
+              <w:right w:w="120" w:type="dxa"/>
+            </w:tcMar>
+            <w:tcBorders>
+              <w:top w:val="single" w:sz="4" w:space="0" w:color="CCCCCC"/>
+              <w:bottom w:val="single" w:sz="4" w:space="0" w:color="CCCCCC"/>
+              <w:left w:val="single" w:sz="4" w:space="0" w:color="CCCCCC"/>
+              <w:right w:val="single" w:sz="4" w:space="0" w:color="CCCCCC"/>
+            </w:tcBorders>
+          </w:tcPr>
+          <w:p>
+            <w:pPr>
+              <w:spacing w:before="60" w:after="60" w:line="252" w:lineRule="auto"/>
+              <w:jc w:val="left"/>
+            </w:pPr>
+            <w:r/>
+            <w:r>
+              <w:t>735.50</w:t>
+            </w:r>
+          </w:p>
+        </w:tc>
+        <w:tc>
+          <w:tcPr>
+            <w:tcW w:type="dxa" w:w="1728"/>
+            <w:shd w:fill="FFFFFF"/>
+            <w:tcMar>
+              <w:top w:w="100" w:type="dxa"/>
+              <w:bottom w:w="100" w:type="dxa"/>
+              <w:left w:w="120" w:type="dxa"/>
+              <w:right w:w="120" w:type="dxa"/>
+            </w:tcMar>
+            <w:tcBorders>
+              <w:top w:val="single" w:sz="4" w:space="0" w:color="CCCCCC"/>
+              <w:bottom w:val="single" w:sz="4" w:space="0" w:color="CCCCCC"/>
+              <w:left w:val="single" w:sz="4" w:space="0" w:color="CCCCCC"/>
+              <w:right w:val="single" w:sz="4" w:space="0" w:color="CCCCCC"/>
+            </w:tcBorders>
+          </w:tcPr>
+          <w:p>
+            <w:pPr>
+              <w:spacing w:before="60" w:after="60" w:line="252" w:lineRule="auto"/>
+              <w:jc w:val="left"/>
+            </w:pPr>
+            <w:r/>
+            <w:r>
+              <w:rPr>
+                <w:b/>
+              </w:rPr>
+              <w:t>744.00</w:t>
+            </w:r>
+          </w:p>
+        </w:tc>
+        <w:tc>
+          <w:tcPr>
+            <w:tcW w:type="dxa" w:w="3456"/>
+            <w:shd w:fill="FFFFFF"/>
+            <w:tcMar>
+              <w:top w:w="100" w:type="dxa"/>
+              <w:bottom w:w="100" w:type="dxa"/>
+              <w:left w:w="120" w:type="dxa"/>
+              <w:right w:w="120" w:type="dxa"/>
+            </w:tcMar>
+            <w:tcBorders>
+              <w:top w:val="single" w:sz="4" w:space="0" w:color="CCCCCC"/>
+              <w:bottom w:val="single" w:sz="4" w:space="0" w:color="CCCCCC"/>
+              <w:left w:val="single" w:sz="4" w:space="0" w:color="CCCCCC"/>
+              <w:right w:val="single" w:sz="4" w:space="0" w:color="CCCCCC"/>
+            </w:tcBorders>
+          </w:tcPr>
+          <w:p>
+            <w:pPr>
+              <w:spacing w:before="60" w:after="60" w:line="252" w:lineRule="auto"/>
+              <w:jc w:val="left"/>
+            </w:pPr>
+            <w:r/>
+            <w:r>
+              <w:rPr>
+                <w:b/>
+              </w:rPr>
+              <w:t>+0.75</w:t>
+            </w:r>
+          </w:p>
+        </w:tc>
+        <w:tc>
+          <w:tcPr>
+            <w:tcW w:type="dxa" w:w="1440"/>
+            <w:shd w:fill="FFFFFF"/>
+            <w:tcMar>
+              <w:top w:w="100" w:type="dxa"/>
+              <w:bottom w:w="100" w:type="dxa"/>
+              <w:left w:w="120" w:type="dxa"/>
+              <w:right w:w="120" w:type="dxa"/>
+            </w:tcMar>
+            <w:tcBorders>
+              <w:top w:val="single" w:sz="4" w:space="0" w:color="CCCCCC"/>
+              <w:bottom w:val="single" w:sz="4" w:space="0" w:color="CCCCCC"/>
+              <w:left w:val="single" w:sz="4" w:space="0" w:color="CCCCCC"/>
+              <w:right w:val="single" w:sz="4" w:space="0" w:color="CCCCCC"/>
+            </w:tcBorders>
+          </w:tcPr>
+          <w:p>
+            <w:pPr>
+              <w:spacing w:before="60" w:after="60" w:line="252" w:lineRule="auto"/>
+              <w:jc w:val="left"/>
+            </w:pPr>
+            <w:r/>
+            <w:r>
+              <w:t>BULL</w:t>
+            </w:r>
+          </w:p>
+        </w:tc>
+      </w:tr>
+      <w:tr>
+        <w:tc>
+          <w:tcPr>
+            <w:tcW w:type="dxa" w:w="1584"/>
+            <w:shd w:fill="F8FAFC"/>
+            <w:tcMar>
+              <w:top w:w="100" w:type="dxa"/>
+              <w:bottom w:w="100" w:type="dxa"/>
+              <w:left w:w="120" w:type="dxa"/>
+              <w:right w:w="120" w:type="dxa"/>
+            </w:tcMar>
+            <w:tcBorders>
+              <w:top w:val="single" w:sz="4" w:space="0" w:color="CCCCCC"/>
+              <w:bottom w:val="single" w:sz="4" w:space="0" w:color="CCCCCC"/>
+              <w:left w:val="single" w:sz="4" w:space="0" w:color="CCCCCC"/>
+              <w:right w:val="single" w:sz="4" w:space="0" w:color="CCCCCC"/>
+            </w:tcBorders>
+          </w:tcPr>
+          <w:p>
+            <w:pPr>
+              <w:spacing w:before="60" w:after="60" w:line="252" w:lineRule="auto"/>
+              <w:jc w:val="left"/>
+            </w:pPr>
+            <w:r/>
+            <w:r>
+              <w:rPr>
+                <w:b/>
+              </w:rPr>
+              <w:t>Fri 25/09</w:t>
+            </w:r>
+          </w:p>
+        </w:tc>
+        <w:tc>
+          <w:tcPr>
+            <w:tcW w:type="dxa" w:w="864"/>
+            <w:shd w:fill="F8FAFC"/>
+            <w:tcMar>
+              <w:top w:w="100" w:type="dxa"/>
+              <w:bottom w:w="100" w:type="dxa"/>
+              <w:left w:w="120" w:type="dxa"/>
+              <w:right w:w="120" w:type="dxa"/>
+            </w:tcMar>
+            <w:tcBorders>
+              <w:top w:val="single" w:sz="4" w:space="0" w:color="CCCCCC"/>
+              <w:bottom w:val="single" w:sz="4" w:space="0" w:color="CCCCCC"/>
+              <w:left w:val="single" w:sz="4" w:space="0" w:color="CCCCCC"/>
+              <w:right w:val="single" w:sz="4" w:space="0" w:color="CCCCCC"/>
+            </w:tcBorders>
+          </w:tcPr>
+          <w:p>
+            <w:pPr>
+              <w:spacing w:before="60" w:after="60" w:line="252" w:lineRule="auto"/>
+              <w:jc w:val="left"/>
+            </w:pPr>
+            <w:r/>
+            <w:r>
+              <w:t>Asia 07-11</w:t>
+            </w:r>
+          </w:p>
+        </w:tc>
+        <w:tc>
+          <w:tcPr>
+            <w:tcW w:type="dxa" w:w="1440"/>
+            <w:shd w:fill="F8FAFC"/>
+            <w:tcMar>
+              <w:top w:w="100" w:type="dxa"/>
+              <w:bottom w:w="100" w:type="dxa"/>
+              <w:left w:w="120" w:type="dxa"/>
+              <w:right w:w="120" w:type="dxa"/>
+            </w:tcMar>
+            <w:tcBorders>
+              <w:top w:val="single" w:sz="4" w:space="0" w:color="CCCCCC"/>
+              <w:bottom w:val="single" w:sz="4" w:space="0" w:color="CCCCCC"/>
+              <w:left w:val="single" w:sz="4" w:space="0" w:color="CCCCCC"/>
+              <w:right w:val="single" w:sz="4" w:space="0" w:color="CCCCCC"/>
+            </w:tcBorders>
+          </w:tcPr>
+          <w:p>
+            <w:pPr>
+              <w:spacing w:before="60" w:after="60" w:line="252" w:lineRule="auto"/>
+              <w:jc w:val="left"/>
+            </w:pPr>
+            <w:r/>
+            <w:r>
+              <w:t>744.00</w:t>
+            </w:r>
+          </w:p>
+        </w:tc>
+        <w:tc>
+          <w:tcPr>
+            <w:tcW w:type="dxa" w:w="2016"/>
+            <w:shd w:fill="F8FAFC"/>
+            <w:tcMar>
+              <w:top w:w="100" w:type="dxa"/>
+              <w:bottom w:w="100" w:type="dxa"/>
+              <w:left w:w="120" w:type="dxa"/>
+              <w:right w:w="120" w:type="dxa"/>
+            </w:tcMar>
+            <w:tcBorders>
+              <w:top w:val="single" w:sz="4" w:space="0" w:color="CCCCCC"/>
+              <w:bottom w:val="single" w:sz="4" w:space="0" w:color="CCCCCC"/>
+              <w:left w:val="single" w:sz="4" w:space="0" w:color="CCCCCC"/>
+              <w:right w:val="single" w:sz="4" w:space="0" w:color="CCCCCC"/>
+            </w:tcBorders>
+          </w:tcPr>
+          <w:p>
+            <w:pPr>
+              <w:spacing w:before="60" w:after="60" w:line="252" w:lineRule="auto"/>
+              <w:jc w:val="left"/>
+            </w:pPr>
+            <w:r/>
+            <w:r>
+              <w:t>753.25</w:t>
+            </w:r>
+          </w:p>
+        </w:tc>
+        <w:tc>
+          <w:tcPr>
+            <w:tcW w:type="dxa" w:w="1152"/>
+            <w:shd w:fill="F8FAFC"/>
+            <w:tcMar>
+              <w:top w:w="100" w:type="dxa"/>
+              <w:bottom w:w="100" w:type="dxa"/>
+              <w:left w:w="120" w:type="dxa"/>
+              <w:right w:w="120" w:type="dxa"/>
+            </w:tcMar>
+            <w:tcBorders>
+              <w:top w:val="single" w:sz="4" w:space="0" w:color="CCCCCC"/>
+              <w:bottom w:val="single" w:sz="4" w:space="0" w:color="CCCCCC"/>
+              <w:left w:val="single" w:sz="4" w:space="0" w:color="CCCCCC"/>
+              <w:right w:val="single" w:sz="4" w:space="0" w:color="CCCCCC"/>
+            </w:tcBorders>
+          </w:tcPr>
+          <w:p>
+            <w:pPr>
+              <w:spacing w:before="60" w:after="60" w:line="252" w:lineRule="auto"/>
+              <w:jc w:val="left"/>
+            </w:pPr>
+            <w:r/>
+            <w:r>
+              <w:t>737.50</w:t>
+            </w:r>
+          </w:p>
+        </w:tc>
+        <w:tc>
+          <w:tcPr>
+            <w:tcW w:type="dxa" w:w="1728"/>
+            <w:shd w:fill="F8FAFC"/>
+            <w:tcMar>
+              <w:top w:w="100" w:type="dxa"/>
+              <w:bottom w:w="100" w:type="dxa"/>
+              <w:left w:w="120" w:type="dxa"/>
+              <w:right w:w="120" w:type="dxa"/>
+            </w:tcMar>
+            <w:tcBorders>
+              <w:top w:val="single" w:sz="4" w:space="0" w:color="CCCCCC"/>
+              <w:bottom w:val="single" w:sz="4" w:space="0" w:color="CCCCCC"/>
+              <w:left w:val="single" w:sz="4" w:space="0" w:color="CCCCCC"/>
+              <w:right w:val="single" w:sz="4" w:space="0" w:color="CCCCCC"/>
+            </w:tcBorders>
+          </w:tcPr>
+          <w:p>
+            <w:pPr>
+              <w:spacing w:before="60" w:after="60" w:line="252" w:lineRule="auto"/>
+              <w:jc w:val="left"/>
+            </w:pPr>
+            <w:r/>
+            <w:r>
+              <w:rPr>
+                <w:b/>
+              </w:rPr>
+              <w:t>743.25</w:t>
+            </w:r>
+          </w:p>
+        </w:tc>
+        <w:tc>
+          <w:tcPr>
+            <w:tcW w:type="dxa" w:w="3456"/>
+            <w:shd w:fill="F8FAFC"/>
             <w:tcMar>
               <w:top w:w="100" w:type="dxa"/>
               <w:bottom w:w="100" w:type="dxa"/>
@@ -27518,7 +30103,7 @@
         <w:tc>
           <w:tcPr>
             <w:tcW w:type="dxa" w:w="1440"/>
-            <w:shd w:fill="FFFFFF"/>
+            <w:shd w:fill="F8FAFC"/>
             <w:tcMar>
               <w:top w:w="100" w:type="dxa"/>
               <w:bottom w:w="100" w:type="dxa"/>
@@ -27548,7 +30133,7 @@
         <w:tc>
           <w:tcPr>
             <w:tcW w:type="dxa" w:w="1584"/>
-            <w:shd w:fill="F8FAFC"/>
+            <w:shd w:fill="FFFFFF"/>
             <w:tcMar>
               <w:top w:w="100" w:type="dxa"/>
               <w:bottom w:w="100" w:type="dxa"/>
@@ -27572,42 +30157,98 @@
               <w:rPr>
                 <w:b/>
               </w:rPr>
-              <w:t>Wed 23/09</w:t>
+              <w:t>Fri 25/09</w:t>
             </w:r>
           </w:p>
         </w:tc>
         <w:tc>
           <w:tcPr>
             <w:tcW w:type="dxa" w:w="864"/>
-            <w:shd w:fill="F8FAFC"/>
-            <w:tcMar>
-              <w:top w:w="100" w:type="dxa"/>
-              <w:bottom w:w="100" w:type="dxa"/>
-              <w:left w:w="120" w:type="dxa"/>
-              <w:right w:w="120" w:type="dxa"/>
-            </w:tcMar>
-            <w:tcBorders>
-              <w:top w:val="single" w:sz="4" w:space="0" w:color="CCCCCC"/>
-              <w:bottom w:val="single" w:sz="4" w:space="0" w:color="CCCCCC"/>
-              <w:left w:val="single" w:sz="4" w:space="0" w:color="CCCCCC"/>
-              <w:right w:val="single" w:sz="4" w:space="0" w:color="CCCCCC"/>
-            </w:tcBorders>
-          </w:tcPr>
-          <w:p>
-            <w:pPr>
-              <w:spacing w:before="60" w:after="60" w:line="252" w:lineRule="auto"/>
-              <w:jc w:val="left"/>
-            </w:pPr>
-            <w:r/>
-            <w:r>
-              <w:t>London 15-19</w:t>
+            <w:shd w:fill="FFFFFF"/>
+            <w:tcMar>
+              <w:top w:w="100" w:type="dxa"/>
+              <w:bottom w:w="100" w:type="dxa"/>
+              <w:left w:w="120" w:type="dxa"/>
+              <w:right w:w="120" w:type="dxa"/>
+            </w:tcMar>
+            <w:tcBorders>
+              <w:top w:val="single" w:sz="4" w:space="0" w:color="CCCCCC"/>
+              <w:bottom w:val="single" w:sz="4" w:space="0" w:color="CCCCCC"/>
+              <w:left w:val="single" w:sz="4" w:space="0" w:color="CCCCCC"/>
+              <w:right w:val="single" w:sz="4" w:space="0" w:color="CCCCCC"/>
+            </w:tcBorders>
+          </w:tcPr>
+          <w:p>
+            <w:pPr>
+              <w:spacing w:before="60" w:after="60" w:line="252" w:lineRule="auto"/>
+              <w:jc w:val="left"/>
+            </w:pPr>
+            <w:r/>
+            <w:r>
+              <w:t>Asia 11-15</w:t>
             </w:r>
           </w:p>
         </w:tc>
         <w:tc>
           <w:tcPr>
             <w:tcW w:type="dxa" w:w="1440"/>
-            <w:shd w:fill="F8FAFC"/>
+            <w:shd w:fill="FFFFFF"/>
+            <w:tcMar>
+              <w:top w:w="100" w:type="dxa"/>
+              <w:bottom w:w="100" w:type="dxa"/>
+              <w:left w:w="120" w:type="dxa"/>
+              <w:right w:w="120" w:type="dxa"/>
+            </w:tcMar>
+            <w:tcBorders>
+              <w:top w:val="single" w:sz="4" w:space="0" w:color="CCCCCC"/>
+              <w:bottom w:val="single" w:sz="4" w:space="0" w:color="CCCCCC"/>
+              <w:left w:val="single" w:sz="4" w:space="0" w:color="CCCCCC"/>
+              <w:right w:val="single" w:sz="4" w:space="0" w:color="CCCCCC"/>
+            </w:tcBorders>
+          </w:tcPr>
+          <w:p>
+            <w:pPr>
+              <w:spacing w:before="60" w:after="60" w:line="252" w:lineRule="auto"/>
+              <w:jc w:val="left"/>
+            </w:pPr>
+            <w:r/>
+            <w:r>
+              <w:t>743.25</w:t>
+            </w:r>
+          </w:p>
+        </w:tc>
+        <w:tc>
+          <w:tcPr>
+            <w:tcW w:type="dxa" w:w="2016"/>
+            <w:shd w:fill="FFFFFF"/>
+            <w:tcMar>
+              <w:top w:w="100" w:type="dxa"/>
+              <w:bottom w:w="100" w:type="dxa"/>
+              <w:left w:w="120" w:type="dxa"/>
+              <w:right w:w="120" w:type="dxa"/>
+            </w:tcMar>
+            <w:tcBorders>
+              <w:top w:val="single" w:sz="4" w:space="0" w:color="CCCCCC"/>
+              <w:bottom w:val="single" w:sz="4" w:space="0" w:color="CCCCCC"/>
+              <w:left w:val="single" w:sz="4" w:space="0" w:color="CCCCCC"/>
+              <w:right w:val="single" w:sz="4" w:space="0" w:color="CCCCCC"/>
+            </w:tcBorders>
+          </w:tcPr>
+          <w:p>
+            <w:pPr>
+              <w:spacing w:before="60" w:after="60" w:line="252" w:lineRule="auto"/>
+              <w:jc w:val="left"/>
+            </w:pPr>
+            <w:r/>
+            <w:r>
+              <w:t>750.75</w:t>
+            </w:r>
+          </w:p>
+        </w:tc>
+        <w:tc>
+          <w:tcPr>
+            <w:tcW w:type="dxa" w:w="1152"/>
+            <w:shd w:fill="FFFFFF"/>
             <w:tcMar>
               <w:top w:w="100" w:type="dxa"/>
               <w:bottom w:w="100" w:type="dxa"/>
@@ -27634,64 +30275,8 @@
         </w:tc>
         <w:tc>
           <w:tcPr>
-            <w:tcW w:type="dxa" w:w="2016"/>
-            <w:shd w:fill="F8FAFC"/>
-            <w:tcMar>
-              <w:top w:w="100" w:type="dxa"/>
-              <w:bottom w:w="100" w:type="dxa"/>
-              <w:left w:w="120" w:type="dxa"/>
-              <w:right w:w="120" w:type="dxa"/>
-            </w:tcMar>
-            <w:tcBorders>
-              <w:top w:val="single" w:sz="4" w:space="0" w:color="CCCCCC"/>
-              <w:bottom w:val="single" w:sz="4" w:space="0" w:color="CCCCCC"/>
-              <w:left w:val="single" w:sz="4" w:space="0" w:color="CCCCCC"/>
-              <w:right w:val="single" w:sz="4" w:space="0" w:color="CCCCCC"/>
-            </w:tcBorders>
-          </w:tcPr>
-          <w:p>
-            <w:pPr>
-              <w:spacing w:before="60" w:after="60" w:line="252" w:lineRule="auto"/>
-              <w:jc w:val="left"/>
-            </w:pPr>
-            <w:r/>
-            <w:r>
-              <w:t>750.75</w:t>
-            </w:r>
-          </w:p>
-        </w:tc>
-        <w:tc>
-          <w:tcPr>
-            <w:tcW w:type="dxa" w:w="1152"/>
-            <w:shd w:fill="F8FAFC"/>
-            <w:tcMar>
-              <w:top w:w="100" w:type="dxa"/>
-              <w:bottom w:w="100" w:type="dxa"/>
-              <w:left w:w="120" w:type="dxa"/>
-              <w:right w:w="120" w:type="dxa"/>
-            </w:tcMar>
-            <w:tcBorders>
-              <w:top w:val="single" w:sz="4" w:space="0" w:color="CCCCCC"/>
-              <w:bottom w:val="single" w:sz="4" w:space="0" w:color="CCCCCC"/>
-              <w:left w:val="single" w:sz="4" w:space="0" w:color="CCCCCC"/>
-              <w:right w:val="single" w:sz="4" w:space="0" w:color="CCCCCC"/>
-            </w:tcBorders>
-          </w:tcPr>
-          <w:p>
-            <w:pPr>
-              <w:spacing w:before="60" w:after="60" w:line="252" w:lineRule="auto"/>
-              <w:jc w:val="left"/>
-            </w:pPr>
-            <w:r/>
-            <w:r>
-              <w:t>724.25</w:t>
-            </w:r>
-          </w:p>
-        </w:tc>
-        <w:tc>
-          <w:tcPr>
             <w:tcW w:type="dxa" w:w="1728"/>
-            <w:shd w:fill="F8FAFC"/>
+            <w:shd w:fill="FFFFFF"/>
             <w:tcMar>
               <w:top w:w="100" w:type="dxa"/>
               <w:bottom w:w="100" w:type="dxa"/>
@@ -27715,7 +30300,712 @@
               <w:rPr>
                 <w:b/>
               </w:rPr>
-              <w:t>739.00</w:t>
+              <w:t>742.25</w:t>
+            </w:r>
+          </w:p>
+        </w:tc>
+        <w:tc>
+          <w:tcPr>
+            <w:tcW w:type="dxa" w:w="3456"/>
+            <w:shd w:fill="FFFFFF"/>
+            <w:tcMar>
+              <w:top w:w="100" w:type="dxa"/>
+              <w:bottom w:w="100" w:type="dxa"/>
+              <w:left w:w="120" w:type="dxa"/>
+              <w:right w:w="120" w:type="dxa"/>
+            </w:tcMar>
+            <w:tcBorders>
+              <w:top w:val="single" w:sz="4" w:space="0" w:color="CCCCCC"/>
+              <w:bottom w:val="single" w:sz="4" w:space="0" w:color="CCCCCC"/>
+              <w:left w:val="single" w:sz="4" w:space="0" w:color="CCCCCC"/>
+              <w:right w:val="single" w:sz="4" w:space="0" w:color="CCCCCC"/>
+            </w:tcBorders>
+          </w:tcPr>
+          <w:p>
+            <w:pPr>
+              <w:spacing w:before="60" w:after="60" w:line="252" w:lineRule="auto"/>
+              <w:jc w:val="left"/>
+            </w:pPr>
+            <w:r/>
+            <w:r>
+              <w:rPr>
+                <w:b/>
+              </w:rPr>
+              <w:t>-1.00</w:t>
+            </w:r>
+          </w:p>
+        </w:tc>
+        <w:tc>
+          <w:tcPr>
+            <w:tcW w:type="dxa" w:w="1440"/>
+            <w:shd w:fill="FFFFFF"/>
+            <w:tcMar>
+              <w:top w:w="100" w:type="dxa"/>
+              <w:bottom w:w="100" w:type="dxa"/>
+              <w:left w:w="120" w:type="dxa"/>
+              <w:right w:w="120" w:type="dxa"/>
+            </w:tcMar>
+            <w:tcBorders>
+              <w:top w:val="single" w:sz="4" w:space="0" w:color="CCCCCC"/>
+              <w:bottom w:val="single" w:sz="4" w:space="0" w:color="CCCCCC"/>
+              <w:left w:val="single" w:sz="4" w:space="0" w:color="CCCCCC"/>
+              <w:right w:val="single" w:sz="4" w:space="0" w:color="CCCCCC"/>
+            </w:tcBorders>
+          </w:tcPr>
+          <w:p>
+            <w:pPr>
+              <w:spacing w:before="60" w:after="60" w:line="252" w:lineRule="auto"/>
+              <w:jc w:val="left"/>
+            </w:pPr>
+            <w:r/>
+            <w:r>
+              <w:t>BEAR</w:t>
+            </w:r>
+          </w:p>
+        </w:tc>
+      </w:tr>
+      <w:tr>
+        <w:tc>
+          <w:tcPr>
+            <w:tcW w:type="dxa" w:w="1584"/>
+            <w:shd w:fill="F8FAFC"/>
+            <w:tcMar>
+              <w:top w:w="100" w:type="dxa"/>
+              <w:bottom w:w="100" w:type="dxa"/>
+              <w:left w:w="120" w:type="dxa"/>
+              <w:right w:w="120" w:type="dxa"/>
+            </w:tcMar>
+            <w:tcBorders>
+              <w:top w:val="single" w:sz="4" w:space="0" w:color="CCCCCC"/>
+              <w:bottom w:val="single" w:sz="4" w:space="0" w:color="CCCCCC"/>
+              <w:left w:val="single" w:sz="4" w:space="0" w:color="CCCCCC"/>
+              <w:right w:val="single" w:sz="4" w:space="0" w:color="CCCCCC"/>
+            </w:tcBorders>
+          </w:tcPr>
+          <w:p>
+            <w:pPr>
+              <w:spacing w:before="60" w:after="60" w:line="252" w:lineRule="auto"/>
+              <w:jc w:val="left"/>
+            </w:pPr>
+            <w:r/>
+            <w:r>
+              <w:rPr>
+                <w:b/>
+              </w:rPr>
+              <w:t>Fri 25/09</w:t>
+            </w:r>
+          </w:p>
+        </w:tc>
+        <w:tc>
+          <w:tcPr>
+            <w:tcW w:type="dxa" w:w="864"/>
+            <w:shd w:fill="F8FAFC"/>
+            <w:tcMar>
+              <w:top w:w="100" w:type="dxa"/>
+              <w:bottom w:w="100" w:type="dxa"/>
+              <w:left w:w="120" w:type="dxa"/>
+              <w:right w:w="120" w:type="dxa"/>
+            </w:tcMar>
+            <w:tcBorders>
+              <w:top w:val="single" w:sz="4" w:space="0" w:color="CCCCCC"/>
+              <w:bottom w:val="single" w:sz="4" w:space="0" w:color="CCCCCC"/>
+              <w:left w:val="single" w:sz="4" w:space="0" w:color="CCCCCC"/>
+              <w:right w:val="single" w:sz="4" w:space="0" w:color="CCCCCC"/>
+            </w:tcBorders>
+          </w:tcPr>
+          <w:p>
+            <w:pPr>
+              <w:spacing w:before="60" w:after="60" w:line="252" w:lineRule="auto"/>
+              <w:jc w:val="left"/>
+            </w:pPr>
+            <w:r/>
+            <w:r>
+              <w:t>London 15-19</w:t>
+            </w:r>
+          </w:p>
+        </w:tc>
+        <w:tc>
+          <w:tcPr>
+            <w:tcW w:type="dxa" w:w="1440"/>
+            <w:shd w:fill="F8FAFC"/>
+            <w:tcMar>
+              <w:top w:w="100" w:type="dxa"/>
+              <w:bottom w:w="100" w:type="dxa"/>
+              <w:left w:w="120" w:type="dxa"/>
+              <w:right w:w="120" w:type="dxa"/>
+            </w:tcMar>
+            <w:tcBorders>
+              <w:top w:val="single" w:sz="4" w:space="0" w:color="CCCCCC"/>
+              <w:bottom w:val="single" w:sz="4" w:space="0" w:color="CCCCCC"/>
+              <w:left w:val="single" w:sz="4" w:space="0" w:color="CCCCCC"/>
+              <w:right w:val="single" w:sz="4" w:space="0" w:color="CCCCCC"/>
+            </w:tcBorders>
+          </w:tcPr>
+          <w:p>
+            <w:pPr>
+              <w:spacing w:before="60" w:after="60" w:line="252" w:lineRule="auto"/>
+              <w:jc w:val="left"/>
+            </w:pPr>
+            <w:r/>
+            <w:r>
+              <w:t>742.25</w:t>
+            </w:r>
+          </w:p>
+        </w:tc>
+        <w:tc>
+          <w:tcPr>
+            <w:tcW w:type="dxa" w:w="2016"/>
+            <w:shd w:fill="F8FAFC"/>
+            <w:tcMar>
+              <w:top w:w="100" w:type="dxa"/>
+              <w:bottom w:w="100" w:type="dxa"/>
+              <w:left w:w="120" w:type="dxa"/>
+              <w:right w:w="120" w:type="dxa"/>
+            </w:tcMar>
+            <w:tcBorders>
+              <w:top w:val="single" w:sz="4" w:space="0" w:color="CCCCCC"/>
+              <w:bottom w:val="single" w:sz="4" w:space="0" w:color="CCCCCC"/>
+              <w:left w:val="single" w:sz="4" w:space="0" w:color="CCCCCC"/>
+              <w:right w:val="single" w:sz="4" w:space="0" w:color="CCCCCC"/>
+            </w:tcBorders>
+          </w:tcPr>
+          <w:p>
+            <w:pPr>
+              <w:spacing w:before="60" w:after="60" w:line="252" w:lineRule="auto"/>
+              <w:jc w:val="left"/>
+            </w:pPr>
+            <w:r/>
+            <w:r>
+              <w:t>749.25</w:t>
+            </w:r>
+          </w:p>
+        </w:tc>
+        <w:tc>
+          <w:tcPr>
+            <w:tcW w:type="dxa" w:w="1152"/>
+            <w:shd w:fill="F8FAFC"/>
+            <w:tcMar>
+              <w:top w:w="100" w:type="dxa"/>
+              <w:bottom w:w="100" w:type="dxa"/>
+              <w:left w:w="120" w:type="dxa"/>
+              <w:right w:w="120" w:type="dxa"/>
+            </w:tcMar>
+            <w:tcBorders>
+              <w:top w:val="single" w:sz="4" w:space="0" w:color="CCCCCC"/>
+              <w:bottom w:val="single" w:sz="4" w:space="0" w:color="CCCCCC"/>
+              <w:left w:val="single" w:sz="4" w:space="0" w:color="CCCCCC"/>
+              <w:right w:val="single" w:sz="4" w:space="0" w:color="CCCCCC"/>
+            </w:tcBorders>
+          </w:tcPr>
+          <w:p>
+            <w:pPr>
+              <w:spacing w:before="60" w:after="60" w:line="252" w:lineRule="auto"/>
+              <w:jc w:val="left"/>
+            </w:pPr>
+            <w:r/>
+            <w:r>
+              <w:t>728.75</w:t>
+            </w:r>
+          </w:p>
+        </w:tc>
+        <w:tc>
+          <w:tcPr>
+            <w:tcW w:type="dxa" w:w="1728"/>
+            <w:shd w:fill="F8FAFC"/>
+            <w:tcMar>
+              <w:top w:w="100" w:type="dxa"/>
+              <w:bottom w:w="100" w:type="dxa"/>
+              <w:left w:w="120" w:type="dxa"/>
+              <w:right w:w="120" w:type="dxa"/>
+            </w:tcMar>
+            <w:tcBorders>
+              <w:top w:val="single" w:sz="4" w:space="0" w:color="CCCCCC"/>
+              <w:bottom w:val="single" w:sz="4" w:space="0" w:color="CCCCCC"/>
+              <w:left w:val="single" w:sz="4" w:space="0" w:color="CCCCCC"/>
+              <w:right w:val="single" w:sz="4" w:space="0" w:color="CCCCCC"/>
+            </w:tcBorders>
+          </w:tcPr>
+          <w:p>
+            <w:pPr>
+              <w:spacing w:before="60" w:after="60" w:line="252" w:lineRule="auto"/>
+              <w:jc w:val="left"/>
+            </w:pPr>
+            <w:r/>
+            <w:r>
+              <w:rPr>
+                <w:b/>
+              </w:rPr>
+              <w:t>743.00</w:t>
+            </w:r>
+          </w:p>
+        </w:tc>
+        <w:tc>
+          <w:tcPr>
+            <w:tcW w:type="dxa" w:w="3456"/>
+            <w:shd w:fill="F8FAFC"/>
+            <w:tcMar>
+              <w:top w:w="100" w:type="dxa"/>
+              <w:bottom w:w="100" w:type="dxa"/>
+              <w:left w:w="120" w:type="dxa"/>
+              <w:right w:w="120" w:type="dxa"/>
+            </w:tcMar>
+            <w:tcBorders>
+              <w:top w:val="single" w:sz="4" w:space="0" w:color="CCCCCC"/>
+              <w:bottom w:val="single" w:sz="4" w:space="0" w:color="CCCCCC"/>
+              <w:left w:val="single" w:sz="4" w:space="0" w:color="CCCCCC"/>
+              <w:right w:val="single" w:sz="4" w:space="0" w:color="CCCCCC"/>
+            </w:tcBorders>
+          </w:tcPr>
+          <w:p>
+            <w:pPr>
+              <w:spacing w:before="60" w:after="60" w:line="252" w:lineRule="auto"/>
+              <w:jc w:val="left"/>
+            </w:pPr>
+            <w:r/>
+            <w:r>
+              <w:rPr>
+                <w:b/>
+              </w:rPr>
+              <w:t>+0.75</w:t>
+            </w:r>
+          </w:p>
+        </w:tc>
+        <w:tc>
+          <w:tcPr>
+            <w:tcW w:type="dxa" w:w="1440"/>
+            <w:shd w:fill="F8FAFC"/>
+            <w:tcMar>
+              <w:top w:w="100" w:type="dxa"/>
+              <w:bottom w:w="100" w:type="dxa"/>
+              <w:left w:w="120" w:type="dxa"/>
+              <w:right w:w="120" w:type="dxa"/>
+            </w:tcMar>
+            <w:tcBorders>
+              <w:top w:val="single" w:sz="4" w:space="0" w:color="CCCCCC"/>
+              <w:bottom w:val="single" w:sz="4" w:space="0" w:color="CCCCCC"/>
+              <w:left w:val="single" w:sz="4" w:space="0" w:color="CCCCCC"/>
+              <w:right w:val="single" w:sz="4" w:space="0" w:color="CCCCCC"/>
+            </w:tcBorders>
+          </w:tcPr>
+          <w:p>
+            <w:pPr>
+              <w:spacing w:before="60" w:after="60" w:line="252" w:lineRule="auto"/>
+              <w:jc w:val="left"/>
+            </w:pPr>
+            <w:r/>
+            <w:r>
+              <w:t>BULL</w:t>
+            </w:r>
+          </w:p>
+        </w:tc>
+      </w:tr>
+      <w:tr>
+        <w:tc>
+          <w:tcPr>
+            <w:tcW w:type="dxa" w:w="1584"/>
+            <w:shd w:fill="FFFFFF"/>
+            <w:tcMar>
+              <w:top w:w="100" w:type="dxa"/>
+              <w:bottom w:w="100" w:type="dxa"/>
+              <w:left w:w="120" w:type="dxa"/>
+              <w:right w:w="120" w:type="dxa"/>
+            </w:tcMar>
+            <w:tcBorders>
+              <w:top w:val="single" w:sz="4" w:space="0" w:color="CCCCCC"/>
+              <w:bottom w:val="single" w:sz="4" w:space="0" w:color="CCCCCC"/>
+              <w:left w:val="single" w:sz="4" w:space="0" w:color="CCCCCC"/>
+              <w:right w:val="single" w:sz="4" w:space="0" w:color="CCCCCC"/>
+            </w:tcBorders>
+          </w:tcPr>
+          <w:p>
+            <w:pPr>
+              <w:spacing w:before="60" w:after="60" w:line="252" w:lineRule="auto"/>
+              <w:jc w:val="left"/>
+            </w:pPr>
+            <w:r/>
+            <w:r>
+              <w:rPr>
+                <w:b/>
+              </w:rPr>
+              <w:t>Fri 25/09</w:t>
+            </w:r>
+          </w:p>
+        </w:tc>
+        <w:tc>
+          <w:tcPr>
+            <w:tcW w:type="dxa" w:w="864"/>
+            <w:shd w:fill="FFFFFF"/>
+            <w:tcMar>
+              <w:top w:w="100" w:type="dxa"/>
+              <w:bottom w:w="100" w:type="dxa"/>
+              <w:left w:w="120" w:type="dxa"/>
+              <w:right w:w="120" w:type="dxa"/>
+            </w:tcMar>
+            <w:tcBorders>
+              <w:top w:val="single" w:sz="4" w:space="0" w:color="CCCCCC"/>
+              <w:bottom w:val="single" w:sz="4" w:space="0" w:color="CCCCCC"/>
+              <w:left w:val="single" w:sz="4" w:space="0" w:color="CCCCCC"/>
+              <w:right w:val="single" w:sz="4" w:space="0" w:color="CCCCCC"/>
+            </w:tcBorders>
+          </w:tcPr>
+          <w:p>
+            <w:pPr>
+              <w:spacing w:before="60" w:after="60" w:line="252" w:lineRule="auto"/>
+              <w:jc w:val="left"/>
+            </w:pPr>
+            <w:r/>
+            <w:r>
+              <w:t>Pre-NY 19-21</w:t>
+            </w:r>
+          </w:p>
+        </w:tc>
+        <w:tc>
+          <w:tcPr>
+            <w:tcW w:type="dxa" w:w="1440"/>
+            <w:shd w:fill="FFFFFF"/>
+            <w:tcMar>
+              <w:top w:w="100" w:type="dxa"/>
+              <w:bottom w:w="100" w:type="dxa"/>
+              <w:left w:w="120" w:type="dxa"/>
+              <w:right w:w="120" w:type="dxa"/>
+            </w:tcMar>
+            <w:tcBorders>
+              <w:top w:val="single" w:sz="4" w:space="0" w:color="CCCCCC"/>
+              <w:bottom w:val="single" w:sz="4" w:space="0" w:color="CCCCCC"/>
+              <w:left w:val="single" w:sz="4" w:space="0" w:color="CCCCCC"/>
+              <w:right w:val="single" w:sz="4" w:space="0" w:color="CCCCCC"/>
+            </w:tcBorders>
+          </w:tcPr>
+          <w:p>
+            <w:pPr>
+              <w:spacing w:before="60" w:after="60" w:line="252" w:lineRule="auto"/>
+              <w:jc w:val="left"/>
+            </w:pPr>
+            <w:r/>
+            <w:r>
+              <w:t>743.00</w:t>
+            </w:r>
+          </w:p>
+        </w:tc>
+        <w:tc>
+          <w:tcPr>
+            <w:tcW w:type="dxa" w:w="2016"/>
+            <w:shd w:fill="FFFFFF"/>
+            <w:tcMar>
+              <w:top w:w="100" w:type="dxa"/>
+              <w:bottom w:w="100" w:type="dxa"/>
+              <w:left w:w="120" w:type="dxa"/>
+              <w:right w:w="120" w:type="dxa"/>
+            </w:tcMar>
+            <w:tcBorders>
+              <w:top w:val="single" w:sz="4" w:space="0" w:color="CCCCCC"/>
+              <w:bottom w:val="single" w:sz="4" w:space="0" w:color="CCCCCC"/>
+              <w:left w:val="single" w:sz="4" w:space="0" w:color="CCCCCC"/>
+              <w:right w:val="single" w:sz="4" w:space="0" w:color="CCCCCC"/>
+            </w:tcBorders>
+          </w:tcPr>
+          <w:p>
+            <w:pPr>
+              <w:spacing w:before="60" w:after="60" w:line="252" w:lineRule="auto"/>
+              <w:jc w:val="left"/>
+            </w:pPr>
+            <w:r/>
+            <w:r>
+              <w:t>752.25</w:t>
+            </w:r>
+          </w:p>
+        </w:tc>
+        <w:tc>
+          <w:tcPr>
+            <w:tcW w:type="dxa" w:w="1152"/>
+            <w:shd w:fill="FFFFFF"/>
+            <w:tcMar>
+              <w:top w:w="100" w:type="dxa"/>
+              <w:bottom w:w="100" w:type="dxa"/>
+              <w:left w:w="120" w:type="dxa"/>
+              <w:right w:w="120" w:type="dxa"/>
+            </w:tcMar>
+            <w:tcBorders>
+              <w:top w:val="single" w:sz="4" w:space="0" w:color="CCCCCC"/>
+              <w:bottom w:val="single" w:sz="4" w:space="0" w:color="CCCCCC"/>
+              <w:left w:val="single" w:sz="4" w:space="0" w:color="CCCCCC"/>
+              <w:right w:val="single" w:sz="4" w:space="0" w:color="CCCCCC"/>
+            </w:tcBorders>
+          </w:tcPr>
+          <w:p>
+            <w:pPr>
+              <w:spacing w:before="60" w:after="60" w:line="252" w:lineRule="auto"/>
+              <w:jc w:val="left"/>
+            </w:pPr>
+            <w:r/>
+            <w:r>
+              <w:t>735.75</w:t>
+            </w:r>
+          </w:p>
+        </w:tc>
+        <w:tc>
+          <w:tcPr>
+            <w:tcW w:type="dxa" w:w="1728"/>
+            <w:shd w:fill="FFFFFF"/>
+            <w:tcMar>
+              <w:top w:w="100" w:type="dxa"/>
+              <w:bottom w:w="100" w:type="dxa"/>
+              <w:left w:w="120" w:type="dxa"/>
+              <w:right w:w="120" w:type="dxa"/>
+            </w:tcMar>
+            <w:tcBorders>
+              <w:top w:val="single" w:sz="4" w:space="0" w:color="CCCCCC"/>
+              <w:bottom w:val="single" w:sz="4" w:space="0" w:color="CCCCCC"/>
+              <w:left w:val="single" w:sz="4" w:space="0" w:color="CCCCCC"/>
+              <w:right w:val="single" w:sz="4" w:space="0" w:color="CCCCCC"/>
+            </w:tcBorders>
+          </w:tcPr>
+          <w:p>
+            <w:pPr>
+              <w:spacing w:before="60" w:after="60" w:line="252" w:lineRule="auto"/>
+              <w:jc w:val="left"/>
+            </w:pPr>
+            <w:r/>
+            <w:r>
+              <w:rPr>
+                <w:b/>
+              </w:rPr>
+              <w:t>742.75</w:t>
+            </w:r>
+          </w:p>
+        </w:tc>
+        <w:tc>
+          <w:tcPr>
+            <w:tcW w:type="dxa" w:w="3456"/>
+            <w:shd w:fill="FFFFFF"/>
+            <w:tcMar>
+              <w:top w:w="100" w:type="dxa"/>
+              <w:bottom w:w="100" w:type="dxa"/>
+              <w:left w:w="120" w:type="dxa"/>
+              <w:right w:w="120" w:type="dxa"/>
+            </w:tcMar>
+            <w:tcBorders>
+              <w:top w:val="single" w:sz="4" w:space="0" w:color="CCCCCC"/>
+              <w:bottom w:val="single" w:sz="4" w:space="0" w:color="CCCCCC"/>
+              <w:left w:val="single" w:sz="4" w:space="0" w:color="CCCCCC"/>
+              <w:right w:val="single" w:sz="4" w:space="0" w:color="CCCCCC"/>
+            </w:tcBorders>
+          </w:tcPr>
+          <w:p>
+            <w:pPr>
+              <w:spacing w:before="60" w:after="60" w:line="252" w:lineRule="auto"/>
+              <w:jc w:val="left"/>
+            </w:pPr>
+            <w:r/>
+            <w:r>
+              <w:rPr>
+                <w:b/>
+              </w:rPr>
+              <w:t>-0.25</w:t>
+            </w:r>
+          </w:p>
+        </w:tc>
+        <w:tc>
+          <w:tcPr>
+            <w:tcW w:type="dxa" w:w="1440"/>
+            <w:shd w:fill="FFFFFF"/>
+            <w:tcMar>
+              <w:top w:w="100" w:type="dxa"/>
+              <w:bottom w:w="100" w:type="dxa"/>
+              <w:left w:w="120" w:type="dxa"/>
+              <w:right w:w="120" w:type="dxa"/>
+            </w:tcMar>
+            <w:tcBorders>
+              <w:top w:val="single" w:sz="4" w:space="0" w:color="CCCCCC"/>
+              <w:bottom w:val="single" w:sz="4" w:space="0" w:color="CCCCCC"/>
+              <w:left w:val="single" w:sz="4" w:space="0" w:color="CCCCCC"/>
+              <w:right w:val="single" w:sz="4" w:space="0" w:color="CCCCCC"/>
+            </w:tcBorders>
+          </w:tcPr>
+          <w:p>
+            <w:pPr>
+              <w:spacing w:before="60" w:after="60" w:line="252" w:lineRule="auto"/>
+              <w:jc w:val="left"/>
+            </w:pPr>
+            <w:r/>
+            <w:r>
+              <w:t>BEAR</w:t>
+            </w:r>
+          </w:p>
+        </w:tc>
+      </w:tr>
+      <w:tr>
+        <w:tc>
+          <w:tcPr>
+            <w:tcW w:type="dxa" w:w="1584"/>
+            <w:shd w:fill="F8FAFC"/>
+            <w:tcMar>
+              <w:top w:w="100" w:type="dxa"/>
+              <w:bottom w:w="100" w:type="dxa"/>
+              <w:left w:w="120" w:type="dxa"/>
+              <w:right w:w="120" w:type="dxa"/>
+            </w:tcMar>
+            <w:tcBorders>
+              <w:top w:val="single" w:sz="4" w:space="0" w:color="CCCCCC"/>
+              <w:bottom w:val="single" w:sz="4" w:space="0" w:color="CCCCCC"/>
+              <w:left w:val="single" w:sz="4" w:space="0" w:color="CCCCCC"/>
+              <w:right w:val="single" w:sz="4" w:space="0" w:color="CCCCCC"/>
+            </w:tcBorders>
+          </w:tcPr>
+          <w:p>
+            <w:pPr>
+              <w:spacing w:before="60" w:after="60" w:line="252" w:lineRule="auto"/>
+              <w:jc w:val="left"/>
+            </w:pPr>
+            <w:r/>
+            <w:r>
+              <w:rPr>
+                <w:b/>
+              </w:rPr>
+              <w:t>Fri 25/09</w:t>
+            </w:r>
+          </w:p>
+        </w:tc>
+        <w:tc>
+          <w:tcPr>
+            <w:tcW w:type="dxa" w:w="864"/>
+            <w:shd w:fill="F8FAFC"/>
+            <w:tcMar>
+              <w:top w:w="100" w:type="dxa"/>
+              <w:bottom w:w="100" w:type="dxa"/>
+              <w:left w:w="120" w:type="dxa"/>
+              <w:right w:w="120" w:type="dxa"/>
+            </w:tcMar>
+            <w:tcBorders>
+              <w:top w:val="single" w:sz="4" w:space="0" w:color="CCCCCC"/>
+              <w:bottom w:val="single" w:sz="4" w:space="0" w:color="CCCCCC"/>
+              <w:left w:val="single" w:sz="4" w:space="0" w:color="CCCCCC"/>
+              <w:right w:val="single" w:sz="4" w:space="0" w:color="CCCCCC"/>
+            </w:tcBorders>
+          </w:tcPr>
+          <w:p>
+            <w:pPr>
+              <w:spacing w:before="60" w:after="60" w:line="252" w:lineRule="auto"/>
+              <w:jc w:val="left"/>
+            </w:pPr>
+            <w:r/>
+            <w:r>
+              <w:t>NY Open 21-23</w:t>
+            </w:r>
+          </w:p>
+        </w:tc>
+        <w:tc>
+          <w:tcPr>
+            <w:tcW w:type="dxa" w:w="1440"/>
+            <w:shd w:fill="F8FAFC"/>
+            <w:tcMar>
+              <w:top w:w="100" w:type="dxa"/>
+              <w:bottom w:w="100" w:type="dxa"/>
+              <w:left w:w="120" w:type="dxa"/>
+              <w:right w:w="120" w:type="dxa"/>
+            </w:tcMar>
+            <w:tcBorders>
+              <w:top w:val="single" w:sz="4" w:space="0" w:color="CCCCCC"/>
+              <w:bottom w:val="single" w:sz="4" w:space="0" w:color="CCCCCC"/>
+              <w:left w:val="single" w:sz="4" w:space="0" w:color="CCCCCC"/>
+              <w:right w:val="single" w:sz="4" w:space="0" w:color="CCCCCC"/>
+            </w:tcBorders>
+          </w:tcPr>
+          <w:p>
+            <w:pPr>
+              <w:spacing w:before="60" w:after="60" w:line="252" w:lineRule="auto"/>
+              <w:jc w:val="left"/>
+            </w:pPr>
+            <w:r/>
+            <w:r>
+              <w:t>742.75</w:t>
+            </w:r>
+          </w:p>
+        </w:tc>
+        <w:tc>
+          <w:tcPr>
+            <w:tcW w:type="dxa" w:w="2016"/>
+            <w:shd w:fill="F8FAFC"/>
+            <w:tcMar>
+              <w:top w:w="100" w:type="dxa"/>
+              <w:bottom w:w="100" w:type="dxa"/>
+              <w:left w:w="120" w:type="dxa"/>
+              <w:right w:w="120" w:type="dxa"/>
+            </w:tcMar>
+            <w:tcBorders>
+              <w:top w:val="single" w:sz="4" w:space="0" w:color="CCCCCC"/>
+              <w:bottom w:val="single" w:sz="4" w:space="0" w:color="CCCCCC"/>
+              <w:left w:val="single" w:sz="4" w:space="0" w:color="CCCCCC"/>
+              <w:right w:val="single" w:sz="4" w:space="0" w:color="CCCCCC"/>
+            </w:tcBorders>
+          </w:tcPr>
+          <w:p>
+            <w:pPr>
+              <w:spacing w:before="60" w:after="60" w:line="252" w:lineRule="auto"/>
+              <w:jc w:val="left"/>
+            </w:pPr>
+            <w:r/>
+            <w:r>
+              <w:t>751.25</w:t>
+            </w:r>
+          </w:p>
+        </w:tc>
+        <w:tc>
+          <w:tcPr>
+            <w:tcW w:type="dxa" w:w="1152"/>
+            <w:shd w:fill="F8FAFC"/>
+            <w:tcMar>
+              <w:top w:w="100" w:type="dxa"/>
+              <w:bottom w:w="100" w:type="dxa"/>
+              <w:left w:w="120" w:type="dxa"/>
+              <w:right w:w="120" w:type="dxa"/>
+            </w:tcMar>
+            <w:tcBorders>
+              <w:top w:val="single" w:sz="4" w:space="0" w:color="CCCCCC"/>
+              <w:bottom w:val="single" w:sz="4" w:space="0" w:color="CCCCCC"/>
+              <w:left w:val="single" w:sz="4" w:space="0" w:color="CCCCCC"/>
+              <w:right w:val="single" w:sz="4" w:space="0" w:color="CCCCCC"/>
+            </w:tcBorders>
+          </w:tcPr>
+          <w:p>
+            <w:pPr>
+              <w:spacing w:before="60" w:after="60" w:line="252" w:lineRule="auto"/>
+              <w:jc w:val="left"/>
+            </w:pPr>
+            <w:r/>
+            <w:r>
+              <w:t>728.75</w:t>
+            </w:r>
+          </w:p>
+        </w:tc>
+        <w:tc>
+          <w:tcPr>
+            <w:tcW w:type="dxa" w:w="1728"/>
+            <w:shd w:fill="F8FAFC"/>
+            <w:tcMar>
+              <w:top w:w="100" w:type="dxa"/>
+              <w:bottom w:w="100" w:type="dxa"/>
+              <w:left w:w="120" w:type="dxa"/>
+              <w:right w:w="120" w:type="dxa"/>
+            </w:tcMar>
+            <w:tcBorders>
+              <w:top w:val="single" w:sz="4" w:space="0" w:color="CCCCCC"/>
+              <w:bottom w:val="single" w:sz="4" w:space="0" w:color="CCCCCC"/>
+              <w:left w:val="single" w:sz="4" w:space="0" w:color="CCCCCC"/>
+              <w:right w:val="single" w:sz="4" w:space="0" w:color="CCCCCC"/>
+            </w:tcBorders>
+          </w:tcPr>
+          <w:p>
+            <w:pPr>
+              <w:spacing w:before="60" w:after="60" w:line="252" w:lineRule="auto"/>
+              <w:jc w:val="left"/>
+            </w:pPr>
+            <w:r/>
+            <w:r>
+              <w:rPr>
+                <w:b/>
+              </w:rPr>
+              <w:t>744.50</w:t>
             </w:r>
           </w:p>
         </w:tc>
@@ -27807,7 +31097,7 @@
               <w:rPr>
                 <w:b/>
               </w:rPr>
-              <w:t>Wed 23/09</w:t>
+              <w:t>Fri 25/09</w:t>
             </w:r>
           </w:p>
         </w:tc>
@@ -27835,7 +31125,7 @@
             </w:pPr>
             <w:r/>
             <w:r>
-              <w:t>Pre-NY 19-21</w:t>
+              <w:t>NY Close 23-01</w:t>
             </w:r>
           </w:p>
         </w:tc>
@@ -27863,7 +31153,7 @@
             </w:pPr>
             <w:r/>
             <w:r>
-              <w:t>739.00</w:t>
+              <w:t>744.50</w:t>
             </w:r>
           </w:p>
         </w:tc>
@@ -27891,7 +31181,7 @@
             </w:pPr>
             <w:r/>
             <w:r>
-              <w:t>748.25</w:t>
+              <w:t>750.75</w:t>
             </w:r>
           </w:p>
         </w:tc>
@@ -27919,7 +31209,7 @@
             </w:pPr>
             <w:r/>
             <w:r>
-              <w:t>728.25</w:t>
+              <w:t>738.00</w:t>
             </w:r>
           </w:p>
         </w:tc>
@@ -27950,3297 +31240,7 @@
               <w:rPr>
                 <w:b/>
               </w:rPr>
-              <w:t>739.50</w:t>
-            </w:r>
-          </w:p>
-        </w:tc>
-        <w:tc>
-          <w:tcPr>
-            <w:tcW w:type="dxa" w:w="3456"/>
-            <w:shd w:fill="FFFFFF"/>
-            <w:tcMar>
-              <w:top w:w="100" w:type="dxa"/>
-              <w:bottom w:w="100" w:type="dxa"/>
-              <w:left w:w="120" w:type="dxa"/>
-              <w:right w:w="120" w:type="dxa"/>
-            </w:tcMar>
-            <w:tcBorders>
-              <w:top w:val="single" w:sz="4" w:space="0" w:color="CCCCCC"/>
-              <w:bottom w:val="single" w:sz="4" w:space="0" w:color="CCCCCC"/>
-              <w:left w:val="single" w:sz="4" w:space="0" w:color="CCCCCC"/>
-              <w:right w:val="single" w:sz="4" w:space="0" w:color="CCCCCC"/>
-            </w:tcBorders>
-          </w:tcPr>
-          <w:p>
-            <w:pPr>
-              <w:spacing w:before="60" w:after="60" w:line="252" w:lineRule="auto"/>
-              <w:jc w:val="left"/>
-            </w:pPr>
-            <w:r/>
-            <w:r>
-              <w:rPr>
-                <w:b/>
-              </w:rPr>
-              <w:t>+0.50</w:t>
-            </w:r>
-          </w:p>
-        </w:tc>
-        <w:tc>
-          <w:tcPr>
-            <w:tcW w:type="dxa" w:w="1440"/>
-            <w:shd w:fill="FFFFFF"/>
-            <w:tcMar>
-              <w:top w:w="100" w:type="dxa"/>
-              <w:bottom w:w="100" w:type="dxa"/>
-              <w:left w:w="120" w:type="dxa"/>
-              <w:right w:w="120" w:type="dxa"/>
-            </w:tcMar>
-            <w:tcBorders>
-              <w:top w:val="single" w:sz="4" w:space="0" w:color="CCCCCC"/>
-              <w:bottom w:val="single" w:sz="4" w:space="0" w:color="CCCCCC"/>
-              <w:left w:val="single" w:sz="4" w:space="0" w:color="CCCCCC"/>
-              <w:right w:val="single" w:sz="4" w:space="0" w:color="CCCCCC"/>
-            </w:tcBorders>
-          </w:tcPr>
-          <w:p>
-            <w:pPr>
-              <w:spacing w:before="60" w:after="60" w:line="252" w:lineRule="auto"/>
-              <w:jc w:val="left"/>
-            </w:pPr>
-            <w:r/>
-            <w:r>
-              <w:t>BULL</w:t>
-            </w:r>
-          </w:p>
-        </w:tc>
-      </w:tr>
-      <w:tr>
-        <w:tc>
-          <w:tcPr>
-            <w:tcW w:type="dxa" w:w="1584"/>
-            <w:shd w:fill="F8FAFC"/>
-            <w:tcMar>
-              <w:top w:w="100" w:type="dxa"/>
-              <w:bottom w:w="100" w:type="dxa"/>
-              <w:left w:w="120" w:type="dxa"/>
-              <w:right w:w="120" w:type="dxa"/>
-            </w:tcMar>
-            <w:tcBorders>
-              <w:top w:val="single" w:sz="4" w:space="0" w:color="CCCCCC"/>
-              <w:bottom w:val="single" w:sz="4" w:space="0" w:color="CCCCCC"/>
-              <w:left w:val="single" w:sz="4" w:space="0" w:color="CCCCCC"/>
-              <w:right w:val="single" w:sz="4" w:space="0" w:color="CCCCCC"/>
-            </w:tcBorders>
-          </w:tcPr>
-          <w:p>
-            <w:pPr>
-              <w:spacing w:before="60" w:after="60" w:line="252" w:lineRule="auto"/>
-              <w:jc w:val="left"/>
-            </w:pPr>
-            <w:r/>
-            <w:r>
-              <w:rPr>
-                <w:b/>
-              </w:rPr>
-              <w:t>Wed 23/09</w:t>
-            </w:r>
-          </w:p>
-        </w:tc>
-        <w:tc>
-          <w:tcPr>
-            <w:tcW w:type="dxa" w:w="864"/>
-            <w:shd w:fill="F8FAFC"/>
-            <w:tcMar>
-              <w:top w:w="100" w:type="dxa"/>
-              <w:bottom w:w="100" w:type="dxa"/>
-              <w:left w:w="120" w:type="dxa"/>
-              <w:right w:w="120" w:type="dxa"/>
-            </w:tcMar>
-            <w:tcBorders>
-              <w:top w:val="single" w:sz="4" w:space="0" w:color="CCCCCC"/>
-              <w:bottom w:val="single" w:sz="4" w:space="0" w:color="CCCCCC"/>
-              <w:left w:val="single" w:sz="4" w:space="0" w:color="CCCCCC"/>
-              <w:right w:val="single" w:sz="4" w:space="0" w:color="CCCCCC"/>
-            </w:tcBorders>
-          </w:tcPr>
-          <w:p>
-            <w:pPr>
-              <w:spacing w:before="60" w:after="60" w:line="252" w:lineRule="auto"/>
-              <w:jc w:val="left"/>
-            </w:pPr>
-            <w:r/>
-            <w:r>
-              <w:t>NY Open 21-23</w:t>
-            </w:r>
-          </w:p>
-        </w:tc>
-        <w:tc>
-          <w:tcPr>
-            <w:tcW w:type="dxa" w:w="1440"/>
-            <w:shd w:fill="F8FAFC"/>
-            <w:tcMar>
-              <w:top w:w="100" w:type="dxa"/>
-              <w:bottom w:w="100" w:type="dxa"/>
-              <w:left w:w="120" w:type="dxa"/>
-              <w:right w:w="120" w:type="dxa"/>
-            </w:tcMar>
-            <w:tcBorders>
-              <w:top w:val="single" w:sz="4" w:space="0" w:color="CCCCCC"/>
-              <w:bottom w:val="single" w:sz="4" w:space="0" w:color="CCCCCC"/>
-              <w:left w:val="single" w:sz="4" w:space="0" w:color="CCCCCC"/>
-              <w:right w:val="single" w:sz="4" w:space="0" w:color="CCCCCC"/>
-            </w:tcBorders>
-          </w:tcPr>
-          <w:p>
-            <w:pPr>
-              <w:spacing w:before="60" w:after="60" w:line="252" w:lineRule="auto"/>
-              <w:jc w:val="left"/>
-            </w:pPr>
-            <w:r/>
-            <w:r>
-              <w:t>739.50</w:t>
-            </w:r>
-          </w:p>
-        </w:tc>
-        <w:tc>
-          <w:tcPr>
-            <w:tcW w:type="dxa" w:w="2016"/>
-            <w:shd w:fill="F8FAFC"/>
-            <w:tcMar>
-              <w:top w:w="100" w:type="dxa"/>
-              <w:bottom w:w="100" w:type="dxa"/>
-              <w:left w:w="120" w:type="dxa"/>
-              <w:right w:w="120" w:type="dxa"/>
-            </w:tcMar>
-            <w:tcBorders>
-              <w:top w:val="single" w:sz="4" w:space="0" w:color="CCCCCC"/>
-              <w:bottom w:val="single" w:sz="4" w:space="0" w:color="CCCCCC"/>
-              <w:left w:val="single" w:sz="4" w:space="0" w:color="CCCCCC"/>
-              <w:right w:val="single" w:sz="4" w:space="0" w:color="CCCCCC"/>
-            </w:tcBorders>
-          </w:tcPr>
-          <w:p>
-            <w:pPr>
-              <w:spacing w:before="60" w:after="60" w:line="252" w:lineRule="auto"/>
-              <w:jc w:val="left"/>
-            </w:pPr>
-            <w:r/>
-            <w:r>
-              <w:t>751.75</w:t>
-            </w:r>
-          </w:p>
-        </w:tc>
-        <w:tc>
-          <w:tcPr>
-            <w:tcW w:type="dxa" w:w="1152"/>
-            <w:shd w:fill="F8FAFC"/>
-            <w:tcMar>
-              <w:top w:w="100" w:type="dxa"/>
-              <w:bottom w:w="100" w:type="dxa"/>
-              <w:left w:w="120" w:type="dxa"/>
-              <w:right w:w="120" w:type="dxa"/>
-            </w:tcMar>
-            <w:tcBorders>
-              <w:top w:val="single" w:sz="4" w:space="0" w:color="CCCCCC"/>
-              <w:bottom w:val="single" w:sz="4" w:space="0" w:color="CCCCCC"/>
-              <w:left w:val="single" w:sz="4" w:space="0" w:color="CCCCCC"/>
-              <w:right w:val="single" w:sz="4" w:space="0" w:color="CCCCCC"/>
-            </w:tcBorders>
-          </w:tcPr>
-          <w:p>
-            <w:pPr>
-              <w:spacing w:before="60" w:after="60" w:line="252" w:lineRule="auto"/>
-              <w:jc w:val="left"/>
-            </w:pPr>
-            <w:r/>
-            <w:r>
-              <w:t>725.25</w:t>
-            </w:r>
-          </w:p>
-        </w:tc>
-        <w:tc>
-          <w:tcPr>
-            <w:tcW w:type="dxa" w:w="1728"/>
-            <w:shd w:fill="F8FAFC"/>
-            <w:tcMar>
-              <w:top w:w="100" w:type="dxa"/>
-              <w:bottom w:w="100" w:type="dxa"/>
-              <w:left w:w="120" w:type="dxa"/>
-              <w:right w:w="120" w:type="dxa"/>
-            </w:tcMar>
-            <w:tcBorders>
-              <w:top w:val="single" w:sz="4" w:space="0" w:color="CCCCCC"/>
-              <w:bottom w:val="single" w:sz="4" w:space="0" w:color="CCCCCC"/>
-              <w:left w:val="single" w:sz="4" w:space="0" w:color="CCCCCC"/>
-              <w:right w:val="single" w:sz="4" w:space="0" w:color="CCCCCC"/>
-            </w:tcBorders>
-          </w:tcPr>
-          <w:p>
-            <w:pPr>
-              <w:spacing w:before="60" w:after="60" w:line="252" w:lineRule="auto"/>
-              <w:jc w:val="left"/>
-            </w:pPr>
-            <w:r/>
-            <w:r>
-              <w:rPr>
-                <w:b/>
-              </w:rPr>
-              <w:t>738.00</w:t>
-            </w:r>
-          </w:p>
-        </w:tc>
-        <w:tc>
-          <w:tcPr>
-            <w:tcW w:type="dxa" w:w="3456"/>
-            <w:shd w:fill="F8FAFC"/>
-            <w:tcMar>
-              <w:top w:w="100" w:type="dxa"/>
-              <w:bottom w:w="100" w:type="dxa"/>
-              <w:left w:w="120" w:type="dxa"/>
-              <w:right w:w="120" w:type="dxa"/>
-            </w:tcMar>
-            <w:tcBorders>
-              <w:top w:val="single" w:sz="4" w:space="0" w:color="CCCCCC"/>
-              <w:bottom w:val="single" w:sz="4" w:space="0" w:color="CCCCCC"/>
-              <w:left w:val="single" w:sz="4" w:space="0" w:color="CCCCCC"/>
-              <w:right w:val="single" w:sz="4" w:space="0" w:color="CCCCCC"/>
-            </w:tcBorders>
-          </w:tcPr>
-          <w:p>
-            <w:pPr>
-              <w:spacing w:before="60" w:after="60" w:line="252" w:lineRule="auto"/>
-              <w:jc w:val="left"/>
-            </w:pPr>
-            <w:r/>
-            <w:r>
-              <w:rPr>
-                <w:b/>
-              </w:rPr>
-              <w:t>-1.50</w:t>
-            </w:r>
-          </w:p>
-        </w:tc>
-        <w:tc>
-          <w:tcPr>
-            <w:tcW w:type="dxa" w:w="1440"/>
-            <w:shd w:fill="F8FAFC"/>
-            <w:tcMar>
-              <w:top w:w="100" w:type="dxa"/>
-              <w:bottom w:w="100" w:type="dxa"/>
-              <w:left w:w="120" w:type="dxa"/>
-              <w:right w:w="120" w:type="dxa"/>
-            </w:tcMar>
-            <w:tcBorders>
-              <w:top w:val="single" w:sz="4" w:space="0" w:color="CCCCCC"/>
-              <w:bottom w:val="single" w:sz="4" w:space="0" w:color="CCCCCC"/>
-              <w:left w:val="single" w:sz="4" w:space="0" w:color="CCCCCC"/>
-              <w:right w:val="single" w:sz="4" w:space="0" w:color="CCCCCC"/>
-            </w:tcBorders>
-          </w:tcPr>
-          <w:p>
-            <w:pPr>
-              <w:spacing w:before="60" w:after="60" w:line="252" w:lineRule="auto"/>
-              <w:jc w:val="left"/>
-            </w:pPr>
-            <w:r/>
-            <w:r>
-              <w:t>BEAR</w:t>
-            </w:r>
-          </w:p>
-        </w:tc>
-      </w:tr>
-      <w:tr>
-        <w:tc>
-          <w:tcPr>
-            <w:tcW w:type="dxa" w:w="1584"/>
-            <w:shd w:fill="FFFFFF"/>
-            <w:tcMar>
-              <w:top w:w="100" w:type="dxa"/>
-              <w:bottom w:w="100" w:type="dxa"/>
-              <w:left w:w="120" w:type="dxa"/>
-              <w:right w:w="120" w:type="dxa"/>
-            </w:tcMar>
-            <w:tcBorders>
-              <w:top w:val="single" w:sz="4" w:space="0" w:color="CCCCCC"/>
-              <w:bottom w:val="single" w:sz="4" w:space="0" w:color="CCCCCC"/>
-              <w:left w:val="single" w:sz="4" w:space="0" w:color="CCCCCC"/>
-              <w:right w:val="single" w:sz="4" w:space="0" w:color="CCCCCC"/>
-            </w:tcBorders>
-          </w:tcPr>
-          <w:p>
-            <w:pPr>
-              <w:spacing w:before="60" w:after="60" w:line="252" w:lineRule="auto"/>
-              <w:jc w:val="left"/>
-            </w:pPr>
-            <w:r/>
-            <w:r>
-              <w:rPr>
-                <w:b/>
-              </w:rPr>
-              <w:t>Wed 23/09</w:t>
-            </w:r>
-          </w:p>
-        </w:tc>
-        <w:tc>
-          <w:tcPr>
-            <w:tcW w:type="dxa" w:w="864"/>
-            <w:shd w:fill="FFFFFF"/>
-            <w:tcMar>
-              <w:top w:w="100" w:type="dxa"/>
-              <w:bottom w:w="100" w:type="dxa"/>
-              <w:left w:w="120" w:type="dxa"/>
-              <w:right w:w="120" w:type="dxa"/>
-            </w:tcMar>
-            <w:tcBorders>
-              <w:top w:val="single" w:sz="4" w:space="0" w:color="CCCCCC"/>
-              <w:bottom w:val="single" w:sz="4" w:space="0" w:color="CCCCCC"/>
-              <w:left w:val="single" w:sz="4" w:space="0" w:color="CCCCCC"/>
-              <w:right w:val="single" w:sz="4" w:space="0" w:color="CCCCCC"/>
-            </w:tcBorders>
-          </w:tcPr>
-          <w:p>
-            <w:pPr>
-              <w:spacing w:before="60" w:after="60" w:line="252" w:lineRule="auto"/>
-              <w:jc w:val="left"/>
-            </w:pPr>
-            <w:r/>
-            <w:r>
-              <w:t>NY Close 23-01</w:t>
-            </w:r>
-          </w:p>
-        </w:tc>
-        <w:tc>
-          <w:tcPr>
-            <w:tcW w:type="dxa" w:w="1440"/>
-            <w:shd w:fill="FFFFFF"/>
-            <w:tcMar>
-              <w:top w:w="100" w:type="dxa"/>
-              <w:bottom w:w="100" w:type="dxa"/>
-              <w:left w:w="120" w:type="dxa"/>
-              <w:right w:w="120" w:type="dxa"/>
-            </w:tcMar>
-            <w:tcBorders>
-              <w:top w:val="single" w:sz="4" w:space="0" w:color="CCCCCC"/>
-              <w:bottom w:val="single" w:sz="4" w:space="0" w:color="CCCCCC"/>
-              <w:left w:val="single" w:sz="4" w:space="0" w:color="CCCCCC"/>
-              <w:right w:val="single" w:sz="4" w:space="0" w:color="CCCCCC"/>
-            </w:tcBorders>
-          </w:tcPr>
-          <w:p>
-            <w:pPr>
-              <w:spacing w:before="60" w:after="60" w:line="252" w:lineRule="auto"/>
-              <w:jc w:val="left"/>
-            </w:pPr>
-            <w:r/>
-            <w:r>
-              <w:t>738.00</w:t>
-            </w:r>
-          </w:p>
-        </w:tc>
-        <w:tc>
-          <w:tcPr>
-            <w:tcW w:type="dxa" w:w="2016"/>
-            <w:shd w:fill="FFFFFF"/>
-            <w:tcMar>
-              <w:top w:w="100" w:type="dxa"/>
-              <w:bottom w:w="100" w:type="dxa"/>
-              <w:left w:w="120" w:type="dxa"/>
-              <w:right w:w="120" w:type="dxa"/>
-            </w:tcMar>
-            <w:tcBorders>
-              <w:top w:val="single" w:sz="4" w:space="0" w:color="CCCCCC"/>
-              <w:bottom w:val="single" w:sz="4" w:space="0" w:color="CCCCCC"/>
-              <w:left w:val="single" w:sz="4" w:space="0" w:color="CCCCCC"/>
-              <w:right w:val="single" w:sz="4" w:space="0" w:color="CCCCCC"/>
-            </w:tcBorders>
-          </w:tcPr>
-          <w:p>
-            <w:pPr>
-              <w:spacing w:before="60" w:after="60" w:line="252" w:lineRule="auto"/>
-              <w:jc w:val="left"/>
-            </w:pPr>
-            <w:r/>
-            <w:r>
-              <w:t>745.00</w:t>
-            </w:r>
-          </w:p>
-        </w:tc>
-        <w:tc>
-          <w:tcPr>
-            <w:tcW w:type="dxa" w:w="1152"/>
-            <w:shd w:fill="FFFFFF"/>
-            <w:tcMar>
-              <w:top w:w="100" w:type="dxa"/>
-              <w:bottom w:w="100" w:type="dxa"/>
-              <w:left w:w="120" w:type="dxa"/>
-              <w:right w:w="120" w:type="dxa"/>
-            </w:tcMar>
-            <w:tcBorders>
-              <w:top w:val="single" w:sz="4" w:space="0" w:color="CCCCCC"/>
-              <w:bottom w:val="single" w:sz="4" w:space="0" w:color="CCCCCC"/>
-              <w:left w:val="single" w:sz="4" w:space="0" w:color="CCCCCC"/>
-              <w:right w:val="single" w:sz="4" w:space="0" w:color="CCCCCC"/>
-            </w:tcBorders>
-          </w:tcPr>
-          <w:p>
-            <w:pPr>
-              <w:spacing w:before="60" w:after="60" w:line="252" w:lineRule="auto"/>
-              <w:jc w:val="left"/>
-            </w:pPr>
-            <w:r/>
-            <w:r>
-              <w:t>728.50</w:t>
-            </w:r>
-          </w:p>
-        </w:tc>
-        <w:tc>
-          <w:tcPr>
-            <w:tcW w:type="dxa" w:w="1728"/>
-            <w:shd w:fill="FFFFFF"/>
-            <w:tcMar>
-              <w:top w:w="100" w:type="dxa"/>
-              <w:bottom w:w="100" w:type="dxa"/>
-              <w:left w:w="120" w:type="dxa"/>
-              <w:right w:w="120" w:type="dxa"/>
-            </w:tcMar>
-            <w:tcBorders>
-              <w:top w:val="single" w:sz="4" w:space="0" w:color="CCCCCC"/>
-              <w:bottom w:val="single" w:sz="4" w:space="0" w:color="CCCCCC"/>
-              <w:left w:val="single" w:sz="4" w:space="0" w:color="CCCCCC"/>
-              <w:right w:val="single" w:sz="4" w:space="0" w:color="CCCCCC"/>
-            </w:tcBorders>
-          </w:tcPr>
-          <w:p>
-            <w:pPr>
-              <w:spacing w:before="60" w:after="60" w:line="252" w:lineRule="auto"/>
-              <w:jc w:val="left"/>
-            </w:pPr>
-            <w:r/>
-            <w:r>
-              <w:rPr>
-                <w:b/>
-              </w:rPr>
-              <w:t>738.50</w:t>
-            </w:r>
-          </w:p>
-        </w:tc>
-        <w:tc>
-          <w:tcPr>
-            <w:tcW w:type="dxa" w:w="3456"/>
-            <w:shd w:fill="FFFFFF"/>
-            <w:tcMar>
-              <w:top w:w="100" w:type="dxa"/>
-              <w:bottom w:w="100" w:type="dxa"/>
-              <w:left w:w="120" w:type="dxa"/>
-              <w:right w:w="120" w:type="dxa"/>
-            </w:tcMar>
-            <w:tcBorders>
-              <w:top w:val="single" w:sz="4" w:space="0" w:color="CCCCCC"/>
-              <w:bottom w:val="single" w:sz="4" w:space="0" w:color="CCCCCC"/>
-              <w:left w:val="single" w:sz="4" w:space="0" w:color="CCCCCC"/>
-              <w:right w:val="single" w:sz="4" w:space="0" w:color="CCCCCC"/>
-            </w:tcBorders>
-          </w:tcPr>
-          <w:p>
-            <w:pPr>
-              <w:spacing w:before="60" w:after="60" w:line="252" w:lineRule="auto"/>
-              <w:jc w:val="left"/>
-            </w:pPr>
-            <w:r/>
-            <w:r>
-              <w:rPr>
-                <w:b/>
-              </w:rPr>
-              <w:t>+0.50</w:t>
-            </w:r>
-          </w:p>
-        </w:tc>
-        <w:tc>
-          <w:tcPr>
-            <w:tcW w:type="dxa" w:w="1440"/>
-            <w:shd w:fill="FFFFFF"/>
-            <w:tcMar>
-              <w:top w:w="100" w:type="dxa"/>
-              <w:bottom w:w="100" w:type="dxa"/>
-              <w:left w:w="120" w:type="dxa"/>
-              <w:right w:w="120" w:type="dxa"/>
-            </w:tcMar>
-            <w:tcBorders>
-              <w:top w:val="single" w:sz="4" w:space="0" w:color="CCCCCC"/>
-              <w:bottom w:val="single" w:sz="4" w:space="0" w:color="CCCCCC"/>
-              <w:left w:val="single" w:sz="4" w:space="0" w:color="CCCCCC"/>
-              <w:right w:val="single" w:sz="4" w:space="0" w:color="CCCCCC"/>
-            </w:tcBorders>
-          </w:tcPr>
-          <w:p>
-            <w:pPr>
-              <w:spacing w:before="60" w:after="60" w:line="252" w:lineRule="auto"/>
-              <w:jc w:val="left"/>
-            </w:pPr>
-            <w:r/>
-            <w:r>
-              <w:t>BULL</w:t>
-            </w:r>
-          </w:p>
-        </w:tc>
-      </w:tr>
-      <w:tr>
-        <w:tc>
-          <w:tcPr>
-            <w:tcW w:type="dxa" w:w="1584"/>
-            <w:shd w:fill="F8FAFC"/>
-            <w:tcMar>
-              <w:top w:w="100" w:type="dxa"/>
-              <w:bottom w:w="100" w:type="dxa"/>
-              <w:left w:w="120" w:type="dxa"/>
-              <w:right w:w="120" w:type="dxa"/>
-            </w:tcMar>
-            <w:tcBorders>
-              <w:top w:val="single" w:sz="4" w:space="0" w:color="CCCCCC"/>
-              <w:bottom w:val="single" w:sz="4" w:space="0" w:color="CCCCCC"/>
-              <w:left w:val="single" w:sz="4" w:space="0" w:color="CCCCCC"/>
-              <w:right w:val="single" w:sz="4" w:space="0" w:color="CCCCCC"/>
-            </w:tcBorders>
-          </w:tcPr>
-          <w:p>
-            <w:pPr>
-              <w:spacing w:before="60" w:after="60" w:line="252" w:lineRule="auto"/>
-              <w:jc w:val="left"/>
-            </w:pPr>
-            <w:r/>
-            <w:r>
-              <w:rPr>
-                <w:b/>
-              </w:rPr>
-              <w:t>Thu 24/09</w:t>
-            </w:r>
-          </w:p>
-        </w:tc>
-        <w:tc>
-          <w:tcPr>
-            <w:tcW w:type="dxa" w:w="864"/>
-            <w:shd w:fill="F8FAFC"/>
-            <w:tcMar>
-              <w:top w:w="100" w:type="dxa"/>
-              <w:bottom w:w="100" w:type="dxa"/>
-              <w:left w:w="120" w:type="dxa"/>
-              <w:right w:w="120" w:type="dxa"/>
-            </w:tcMar>
-            <w:tcBorders>
-              <w:top w:val="single" w:sz="4" w:space="0" w:color="CCCCCC"/>
-              <w:bottom w:val="single" w:sz="4" w:space="0" w:color="CCCCCC"/>
-              <w:left w:val="single" w:sz="4" w:space="0" w:color="CCCCCC"/>
-              <w:right w:val="single" w:sz="4" w:space="0" w:color="CCCCCC"/>
-            </w:tcBorders>
-          </w:tcPr>
-          <w:p>
-            <w:pPr>
-              <w:spacing w:before="60" w:after="60" w:line="252" w:lineRule="auto"/>
-              <w:jc w:val="left"/>
-            </w:pPr>
-            <w:r/>
-            <w:r>
-              <w:t>Asia 07-11</w:t>
-            </w:r>
-          </w:p>
-        </w:tc>
-        <w:tc>
-          <w:tcPr>
-            <w:tcW w:type="dxa" w:w="1440"/>
-            <w:shd w:fill="F8FAFC"/>
-            <w:tcMar>
-              <w:top w:w="100" w:type="dxa"/>
-              <w:bottom w:w="100" w:type="dxa"/>
-              <w:left w:w="120" w:type="dxa"/>
-              <w:right w:w="120" w:type="dxa"/>
-            </w:tcMar>
-            <w:tcBorders>
-              <w:top w:val="single" w:sz="4" w:space="0" w:color="CCCCCC"/>
-              <w:bottom w:val="single" w:sz="4" w:space="0" w:color="CCCCCC"/>
-              <w:left w:val="single" w:sz="4" w:space="0" w:color="CCCCCC"/>
-              <w:right w:val="single" w:sz="4" w:space="0" w:color="CCCCCC"/>
-            </w:tcBorders>
-          </w:tcPr>
-          <w:p>
-            <w:pPr>
-              <w:spacing w:before="60" w:after="60" w:line="252" w:lineRule="auto"/>
-              <w:jc w:val="left"/>
-            </w:pPr>
-            <w:r/>
-            <w:r>
-              <w:t>738.50</w:t>
-            </w:r>
-          </w:p>
-        </w:tc>
-        <w:tc>
-          <w:tcPr>
-            <w:tcW w:type="dxa" w:w="2016"/>
-            <w:shd w:fill="F8FAFC"/>
-            <w:tcMar>
-              <w:top w:w="100" w:type="dxa"/>
-              <w:bottom w:w="100" w:type="dxa"/>
-              <w:left w:w="120" w:type="dxa"/>
-              <w:right w:w="120" w:type="dxa"/>
-            </w:tcMar>
-            <w:tcBorders>
-              <w:top w:val="single" w:sz="4" w:space="0" w:color="CCCCCC"/>
-              <w:bottom w:val="single" w:sz="4" w:space="0" w:color="CCCCCC"/>
-              <w:left w:val="single" w:sz="4" w:space="0" w:color="CCCCCC"/>
-              <w:right w:val="single" w:sz="4" w:space="0" w:color="CCCCCC"/>
-            </w:tcBorders>
-          </w:tcPr>
-          <w:p>
-            <w:pPr>
-              <w:spacing w:before="60" w:after="60" w:line="252" w:lineRule="auto"/>
-              <w:jc w:val="left"/>
-            </w:pPr>
-            <w:r/>
-            <w:r>
-              <w:t>749.00</w:t>
-            </w:r>
-          </w:p>
-        </w:tc>
-        <w:tc>
-          <w:tcPr>
-            <w:tcW w:type="dxa" w:w="1152"/>
-            <w:shd w:fill="F8FAFC"/>
-            <w:tcMar>
-              <w:top w:w="100" w:type="dxa"/>
-              <w:bottom w:w="100" w:type="dxa"/>
-              <w:left w:w="120" w:type="dxa"/>
-              <w:right w:w="120" w:type="dxa"/>
-            </w:tcMar>
-            <w:tcBorders>
-              <w:top w:val="single" w:sz="4" w:space="0" w:color="CCCCCC"/>
-              <w:bottom w:val="single" w:sz="4" w:space="0" w:color="CCCCCC"/>
-              <w:left w:val="single" w:sz="4" w:space="0" w:color="CCCCCC"/>
-              <w:right w:val="single" w:sz="4" w:space="0" w:color="CCCCCC"/>
-            </w:tcBorders>
-          </w:tcPr>
-          <w:p>
-            <w:pPr>
-              <w:spacing w:before="60" w:after="60" w:line="252" w:lineRule="auto"/>
-              <w:jc w:val="left"/>
-            </w:pPr>
-            <w:r/>
-            <w:r>
-              <w:t>731.25</w:t>
-            </w:r>
-          </w:p>
-        </w:tc>
-        <w:tc>
-          <w:tcPr>
-            <w:tcW w:type="dxa" w:w="1728"/>
-            <w:shd w:fill="F8FAFC"/>
-            <w:tcMar>
-              <w:top w:w="100" w:type="dxa"/>
-              <w:bottom w:w="100" w:type="dxa"/>
-              <w:left w:w="120" w:type="dxa"/>
-              <w:right w:w="120" w:type="dxa"/>
-            </w:tcMar>
-            <w:tcBorders>
-              <w:top w:val="single" w:sz="4" w:space="0" w:color="CCCCCC"/>
-              <w:bottom w:val="single" w:sz="4" w:space="0" w:color="CCCCCC"/>
-              <w:left w:val="single" w:sz="4" w:space="0" w:color="CCCCCC"/>
-              <w:right w:val="single" w:sz="4" w:space="0" w:color="CCCCCC"/>
-            </w:tcBorders>
-          </w:tcPr>
-          <w:p>
-            <w:pPr>
-              <w:spacing w:before="60" w:after="60" w:line="252" w:lineRule="auto"/>
-              <w:jc w:val="left"/>
-            </w:pPr>
-            <w:r/>
-            <w:r>
-              <w:rPr>
-                <w:b/>
-              </w:rPr>
-              <w:t>738.25</w:t>
-            </w:r>
-          </w:p>
-        </w:tc>
-        <w:tc>
-          <w:tcPr>
-            <w:tcW w:type="dxa" w:w="3456"/>
-            <w:shd w:fill="F8FAFC"/>
-            <w:tcMar>
-              <w:top w:w="100" w:type="dxa"/>
-              <w:bottom w:w="100" w:type="dxa"/>
-              <w:left w:w="120" w:type="dxa"/>
-              <w:right w:w="120" w:type="dxa"/>
-            </w:tcMar>
-            <w:tcBorders>
-              <w:top w:val="single" w:sz="4" w:space="0" w:color="CCCCCC"/>
-              <w:bottom w:val="single" w:sz="4" w:space="0" w:color="CCCCCC"/>
-              <w:left w:val="single" w:sz="4" w:space="0" w:color="CCCCCC"/>
-              <w:right w:val="single" w:sz="4" w:space="0" w:color="CCCCCC"/>
-            </w:tcBorders>
-          </w:tcPr>
-          <w:p>
-            <w:pPr>
-              <w:spacing w:before="60" w:after="60" w:line="252" w:lineRule="auto"/>
-              <w:jc w:val="left"/>
-            </w:pPr>
-            <w:r/>
-            <w:r>
-              <w:rPr>
-                <w:b/>
-              </w:rPr>
-              <w:t>-0.25</w:t>
-            </w:r>
-          </w:p>
-        </w:tc>
-        <w:tc>
-          <w:tcPr>
-            <w:tcW w:type="dxa" w:w="1440"/>
-            <w:shd w:fill="F8FAFC"/>
-            <w:tcMar>
-              <w:top w:w="100" w:type="dxa"/>
-              <w:bottom w:w="100" w:type="dxa"/>
-              <w:left w:w="120" w:type="dxa"/>
-              <w:right w:w="120" w:type="dxa"/>
-            </w:tcMar>
-            <w:tcBorders>
-              <w:top w:val="single" w:sz="4" w:space="0" w:color="CCCCCC"/>
-              <w:bottom w:val="single" w:sz="4" w:space="0" w:color="CCCCCC"/>
-              <w:left w:val="single" w:sz="4" w:space="0" w:color="CCCCCC"/>
-              <w:right w:val="single" w:sz="4" w:space="0" w:color="CCCCCC"/>
-            </w:tcBorders>
-          </w:tcPr>
-          <w:p>
-            <w:pPr>
-              <w:spacing w:before="60" w:after="60" w:line="252" w:lineRule="auto"/>
-              <w:jc w:val="left"/>
-            </w:pPr>
-            <w:r/>
-            <w:r>
-              <w:t>BEAR</w:t>
-            </w:r>
-          </w:p>
-        </w:tc>
-      </w:tr>
-      <w:tr>
-        <w:tc>
-          <w:tcPr>
-            <w:tcW w:type="dxa" w:w="1584"/>
-            <w:shd w:fill="FFFFFF"/>
-            <w:tcMar>
-              <w:top w:w="100" w:type="dxa"/>
-              <w:bottom w:w="100" w:type="dxa"/>
-              <w:left w:w="120" w:type="dxa"/>
-              <w:right w:w="120" w:type="dxa"/>
-            </w:tcMar>
-            <w:tcBorders>
-              <w:top w:val="single" w:sz="4" w:space="0" w:color="CCCCCC"/>
-              <w:bottom w:val="single" w:sz="4" w:space="0" w:color="CCCCCC"/>
-              <w:left w:val="single" w:sz="4" w:space="0" w:color="CCCCCC"/>
-              <w:right w:val="single" w:sz="4" w:space="0" w:color="CCCCCC"/>
-            </w:tcBorders>
-          </w:tcPr>
-          <w:p>
-            <w:pPr>
-              <w:spacing w:before="60" w:after="60" w:line="252" w:lineRule="auto"/>
-              <w:jc w:val="left"/>
-            </w:pPr>
-            <w:r/>
-            <w:r>
-              <w:rPr>
-                <w:b/>
-              </w:rPr>
-              <w:t>Thu 24/09</w:t>
-            </w:r>
-          </w:p>
-        </w:tc>
-        <w:tc>
-          <w:tcPr>
-            <w:tcW w:type="dxa" w:w="864"/>
-            <w:shd w:fill="FFFFFF"/>
-            <w:tcMar>
-              <w:top w:w="100" w:type="dxa"/>
-              <w:bottom w:w="100" w:type="dxa"/>
-              <w:left w:w="120" w:type="dxa"/>
-              <w:right w:w="120" w:type="dxa"/>
-            </w:tcMar>
-            <w:tcBorders>
-              <w:top w:val="single" w:sz="4" w:space="0" w:color="CCCCCC"/>
-              <w:bottom w:val="single" w:sz="4" w:space="0" w:color="CCCCCC"/>
-              <w:left w:val="single" w:sz="4" w:space="0" w:color="CCCCCC"/>
-              <w:right w:val="single" w:sz="4" w:space="0" w:color="CCCCCC"/>
-            </w:tcBorders>
-          </w:tcPr>
-          <w:p>
-            <w:pPr>
-              <w:spacing w:before="60" w:after="60" w:line="252" w:lineRule="auto"/>
-              <w:jc w:val="left"/>
-            </w:pPr>
-            <w:r/>
-            <w:r>
-              <w:t>Asia 11-15</w:t>
-            </w:r>
-          </w:p>
-        </w:tc>
-        <w:tc>
-          <w:tcPr>
-            <w:tcW w:type="dxa" w:w="1440"/>
-            <w:shd w:fill="FFFFFF"/>
-            <w:tcMar>
-              <w:top w:w="100" w:type="dxa"/>
-              <w:bottom w:w="100" w:type="dxa"/>
-              <w:left w:w="120" w:type="dxa"/>
-              <w:right w:w="120" w:type="dxa"/>
-            </w:tcMar>
-            <w:tcBorders>
-              <w:top w:val="single" w:sz="4" w:space="0" w:color="CCCCCC"/>
-              <w:bottom w:val="single" w:sz="4" w:space="0" w:color="CCCCCC"/>
-              <w:left w:val="single" w:sz="4" w:space="0" w:color="CCCCCC"/>
-              <w:right w:val="single" w:sz="4" w:space="0" w:color="CCCCCC"/>
-            </w:tcBorders>
-          </w:tcPr>
-          <w:p>
-            <w:pPr>
-              <w:spacing w:before="60" w:after="60" w:line="252" w:lineRule="auto"/>
-              <w:jc w:val="left"/>
-            </w:pPr>
-            <w:r/>
-            <w:r>
-              <w:t>738.25</w:t>
-            </w:r>
-          </w:p>
-        </w:tc>
-        <w:tc>
-          <w:tcPr>
-            <w:tcW w:type="dxa" w:w="2016"/>
-            <w:shd w:fill="FFFFFF"/>
-            <w:tcMar>
-              <w:top w:w="100" w:type="dxa"/>
-              <w:bottom w:w="100" w:type="dxa"/>
-              <w:left w:w="120" w:type="dxa"/>
-              <w:right w:w="120" w:type="dxa"/>
-            </w:tcMar>
-            <w:tcBorders>
-              <w:top w:val="single" w:sz="4" w:space="0" w:color="CCCCCC"/>
-              <w:bottom w:val="single" w:sz="4" w:space="0" w:color="CCCCCC"/>
-              <w:left w:val="single" w:sz="4" w:space="0" w:color="CCCCCC"/>
-              <w:right w:val="single" w:sz="4" w:space="0" w:color="CCCCCC"/>
-            </w:tcBorders>
-          </w:tcPr>
-          <w:p>
-            <w:pPr>
-              <w:spacing w:before="60" w:after="60" w:line="252" w:lineRule="auto"/>
-              <w:jc w:val="left"/>
-            </w:pPr>
-            <w:r/>
-            <w:r>
-              <w:t>748.00</w:t>
-            </w:r>
-          </w:p>
-        </w:tc>
-        <w:tc>
-          <w:tcPr>
-            <w:tcW w:type="dxa" w:w="1152"/>
-            <w:shd w:fill="FFFFFF"/>
-            <w:tcMar>
-              <w:top w:w="100" w:type="dxa"/>
-              <w:bottom w:w="100" w:type="dxa"/>
-              <w:left w:w="120" w:type="dxa"/>
-              <w:right w:w="120" w:type="dxa"/>
-            </w:tcMar>
-            <w:tcBorders>
-              <w:top w:val="single" w:sz="4" w:space="0" w:color="CCCCCC"/>
-              <w:bottom w:val="single" w:sz="4" w:space="0" w:color="CCCCCC"/>
-              <w:left w:val="single" w:sz="4" w:space="0" w:color="CCCCCC"/>
-              <w:right w:val="single" w:sz="4" w:space="0" w:color="CCCCCC"/>
-            </w:tcBorders>
-          </w:tcPr>
-          <w:p>
-            <w:pPr>
-              <w:spacing w:before="60" w:after="60" w:line="252" w:lineRule="auto"/>
-              <w:jc w:val="left"/>
-            </w:pPr>
-            <w:r/>
-            <w:r>
-              <w:t>728.50</w:t>
-            </w:r>
-          </w:p>
-        </w:tc>
-        <w:tc>
-          <w:tcPr>
-            <w:tcW w:type="dxa" w:w="1728"/>
-            <w:shd w:fill="FFFFFF"/>
-            <w:tcMar>
-              <w:top w:w="100" w:type="dxa"/>
-              <w:bottom w:w="100" w:type="dxa"/>
-              <w:left w:w="120" w:type="dxa"/>
-              <w:right w:w="120" w:type="dxa"/>
-            </w:tcMar>
-            <w:tcBorders>
-              <w:top w:val="single" w:sz="4" w:space="0" w:color="CCCCCC"/>
-              <w:bottom w:val="single" w:sz="4" w:space="0" w:color="CCCCCC"/>
-              <w:left w:val="single" w:sz="4" w:space="0" w:color="CCCCCC"/>
-              <w:right w:val="single" w:sz="4" w:space="0" w:color="CCCCCC"/>
-            </w:tcBorders>
-          </w:tcPr>
-          <w:p>
-            <w:pPr>
-              <w:spacing w:before="60" w:after="60" w:line="252" w:lineRule="auto"/>
-              <w:jc w:val="left"/>
-            </w:pPr>
-            <w:r/>
-            <w:r>
-              <w:rPr>
-                <w:b/>
-              </w:rPr>
-              <w:t>738.75</w:t>
-            </w:r>
-          </w:p>
-        </w:tc>
-        <w:tc>
-          <w:tcPr>
-            <w:tcW w:type="dxa" w:w="3456"/>
-            <w:shd w:fill="FFFFFF"/>
-            <w:tcMar>
-              <w:top w:w="100" w:type="dxa"/>
-              <w:bottom w:w="100" w:type="dxa"/>
-              <w:left w:w="120" w:type="dxa"/>
-              <w:right w:w="120" w:type="dxa"/>
-            </w:tcMar>
-            <w:tcBorders>
-              <w:top w:val="single" w:sz="4" w:space="0" w:color="CCCCCC"/>
-              <w:bottom w:val="single" w:sz="4" w:space="0" w:color="CCCCCC"/>
-              <w:left w:val="single" w:sz="4" w:space="0" w:color="CCCCCC"/>
-              <w:right w:val="single" w:sz="4" w:space="0" w:color="CCCCCC"/>
-            </w:tcBorders>
-          </w:tcPr>
-          <w:p>
-            <w:pPr>
-              <w:spacing w:before="60" w:after="60" w:line="252" w:lineRule="auto"/>
-              <w:jc w:val="left"/>
-            </w:pPr>
-            <w:r/>
-            <w:r>
-              <w:rPr>
-                <w:b/>
-              </w:rPr>
-              <w:t>+0.50</w:t>
-            </w:r>
-          </w:p>
-        </w:tc>
-        <w:tc>
-          <w:tcPr>
-            <w:tcW w:type="dxa" w:w="1440"/>
-            <w:shd w:fill="FFFFFF"/>
-            <w:tcMar>
-              <w:top w:w="100" w:type="dxa"/>
-              <w:bottom w:w="100" w:type="dxa"/>
-              <w:left w:w="120" w:type="dxa"/>
-              <w:right w:w="120" w:type="dxa"/>
-            </w:tcMar>
-            <w:tcBorders>
-              <w:top w:val="single" w:sz="4" w:space="0" w:color="CCCCCC"/>
-              <w:bottom w:val="single" w:sz="4" w:space="0" w:color="CCCCCC"/>
-              <w:left w:val="single" w:sz="4" w:space="0" w:color="CCCCCC"/>
-              <w:right w:val="single" w:sz="4" w:space="0" w:color="CCCCCC"/>
-            </w:tcBorders>
-          </w:tcPr>
-          <w:p>
-            <w:pPr>
-              <w:spacing w:before="60" w:after="60" w:line="252" w:lineRule="auto"/>
-              <w:jc w:val="left"/>
-            </w:pPr>
-            <w:r/>
-            <w:r>
-              <w:t>BULL</w:t>
-            </w:r>
-          </w:p>
-        </w:tc>
-      </w:tr>
-      <w:tr>
-        <w:tc>
-          <w:tcPr>
-            <w:tcW w:type="dxa" w:w="1584"/>
-            <w:shd w:fill="F8FAFC"/>
-            <w:tcMar>
-              <w:top w:w="100" w:type="dxa"/>
-              <w:bottom w:w="100" w:type="dxa"/>
-              <w:left w:w="120" w:type="dxa"/>
-              <w:right w:w="120" w:type="dxa"/>
-            </w:tcMar>
-            <w:tcBorders>
-              <w:top w:val="single" w:sz="4" w:space="0" w:color="CCCCCC"/>
-              <w:bottom w:val="single" w:sz="4" w:space="0" w:color="CCCCCC"/>
-              <w:left w:val="single" w:sz="4" w:space="0" w:color="CCCCCC"/>
-              <w:right w:val="single" w:sz="4" w:space="0" w:color="CCCCCC"/>
-            </w:tcBorders>
-          </w:tcPr>
-          <w:p>
-            <w:pPr>
-              <w:spacing w:before="60" w:after="60" w:line="252" w:lineRule="auto"/>
-              <w:jc w:val="left"/>
-            </w:pPr>
-            <w:r/>
-            <w:r>
-              <w:rPr>
-                <w:b/>
-              </w:rPr>
-              <w:t>Thu 24/09</w:t>
-            </w:r>
-          </w:p>
-        </w:tc>
-        <w:tc>
-          <w:tcPr>
-            <w:tcW w:type="dxa" w:w="864"/>
-            <w:shd w:fill="F8FAFC"/>
-            <w:tcMar>
-              <w:top w:w="100" w:type="dxa"/>
-              <w:bottom w:w="100" w:type="dxa"/>
-              <w:left w:w="120" w:type="dxa"/>
-              <w:right w:w="120" w:type="dxa"/>
-            </w:tcMar>
-            <w:tcBorders>
-              <w:top w:val="single" w:sz="4" w:space="0" w:color="CCCCCC"/>
-              <w:bottom w:val="single" w:sz="4" w:space="0" w:color="CCCCCC"/>
-              <w:left w:val="single" w:sz="4" w:space="0" w:color="CCCCCC"/>
-              <w:right w:val="single" w:sz="4" w:space="0" w:color="CCCCCC"/>
-            </w:tcBorders>
-          </w:tcPr>
-          <w:p>
-            <w:pPr>
-              <w:spacing w:before="60" w:after="60" w:line="252" w:lineRule="auto"/>
-              <w:jc w:val="left"/>
-            </w:pPr>
-            <w:r/>
-            <w:r>
-              <w:t>London 15-19</w:t>
-            </w:r>
-          </w:p>
-        </w:tc>
-        <w:tc>
-          <w:tcPr>
-            <w:tcW w:type="dxa" w:w="1440"/>
-            <w:shd w:fill="F8FAFC"/>
-            <w:tcMar>
-              <w:top w:w="100" w:type="dxa"/>
-              <w:bottom w:w="100" w:type="dxa"/>
-              <w:left w:w="120" w:type="dxa"/>
-              <w:right w:w="120" w:type="dxa"/>
-            </w:tcMar>
-            <w:tcBorders>
-              <w:top w:val="single" w:sz="4" w:space="0" w:color="CCCCCC"/>
-              <w:bottom w:val="single" w:sz="4" w:space="0" w:color="CCCCCC"/>
-              <w:left w:val="single" w:sz="4" w:space="0" w:color="CCCCCC"/>
-              <w:right w:val="single" w:sz="4" w:space="0" w:color="CCCCCC"/>
-            </w:tcBorders>
-          </w:tcPr>
-          <w:p>
-            <w:pPr>
-              <w:spacing w:before="60" w:after="60" w:line="252" w:lineRule="auto"/>
-              <w:jc w:val="left"/>
-            </w:pPr>
-            <w:r/>
-            <w:r>
-              <w:t>738.75</w:t>
-            </w:r>
-          </w:p>
-        </w:tc>
-        <w:tc>
-          <w:tcPr>
-            <w:tcW w:type="dxa" w:w="2016"/>
-            <w:shd w:fill="F8FAFC"/>
-            <w:tcMar>
-              <w:top w:w="100" w:type="dxa"/>
-              <w:bottom w:w="100" w:type="dxa"/>
-              <w:left w:w="120" w:type="dxa"/>
-              <w:right w:w="120" w:type="dxa"/>
-            </w:tcMar>
-            <w:tcBorders>
-              <w:top w:val="single" w:sz="4" w:space="0" w:color="CCCCCC"/>
-              <w:bottom w:val="single" w:sz="4" w:space="0" w:color="CCCCCC"/>
-              <w:left w:val="single" w:sz="4" w:space="0" w:color="CCCCCC"/>
-              <w:right w:val="single" w:sz="4" w:space="0" w:color="CCCCCC"/>
-            </w:tcBorders>
-          </w:tcPr>
-          <w:p>
-            <w:pPr>
-              <w:spacing w:before="60" w:after="60" w:line="252" w:lineRule="auto"/>
-              <w:jc w:val="left"/>
-            </w:pPr>
-            <w:r/>
-            <w:r>
-              <w:t>749.50</w:t>
-            </w:r>
-          </w:p>
-        </w:tc>
-        <w:tc>
-          <w:tcPr>
-            <w:tcW w:type="dxa" w:w="1152"/>
-            <w:shd w:fill="F8FAFC"/>
-            <w:tcMar>
-              <w:top w:w="100" w:type="dxa"/>
-              <w:bottom w:w="100" w:type="dxa"/>
-              <w:left w:w="120" w:type="dxa"/>
-              <w:right w:w="120" w:type="dxa"/>
-            </w:tcMar>
-            <w:tcBorders>
-              <w:top w:val="single" w:sz="4" w:space="0" w:color="CCCCCC"/>
-              <w:bottom w:val="single" w:sz="4" w:space="0" w:color="CCCCCC"/>
-              <w:left w:val="single" w:sz="4" w:space="0" w:color="CCCCCC"/>
-              <w:right w:val="single" w:sz="4" w:space="0" w:color="CCCCCC"/>
-            </w:tcBorders>
-          </w:tcPr>
-          <w:p>
-            <w:pPr>
-              <w:spacing w:before="60" w:after="60" w:line="252" w:lineRule="auto"/>
-              <w:jc w:val="left"/>
-            </w:pPr>
-            <w:r/>
-            <w:r>
-              <w:t>731.50</w:t>
-            </w:r>
-          </w:p>
-        </w:tc>
-        <w:tc>
-          <w:tcPr>
-            <w:tcW w:type="dxa" w:w="1728"/>
-            <w:shd w:fill="F8FAFC"/>
-            <w:tcMar>
-              <w:top w:w="100" w:type="dxa"/>
-              <w:bottom w:w="100" w:type="dxa"/>
-              <w:left w:w="120" w:type="dxa"/>
-              <w:right w:w="120" w:type="dxa"/>
-            </w:tcMar>
-            <w:tcBorders>
-              <w:top w:val="single" w:sz="4" w:space="0" w:color="CCCCCC"/>
-              <w:bottom w:val="single" w:sz="4" w:space="0" w:color="CCCCCC"/>
-              <w:left w:val="single" w:sz="4" w:space="0" w:color="CCCCCC"/>
-              <w:right w:val="single" w:sz="4" w:space="0" w:color="CCCCCC"/>
-            </w:tcBorders>
-          </w:tcPr>
-          <w:p>
-            <w:pPr>
-              <w:spacing w:before="60" w:after="60" w:line="252" w:lineRule="auto"/>
-              <w:jc w:val="left"/>
-            </w:pPr>
-            <w:r/>
-            <w:r>
-              <w:rPr>
-                <w:b/>
-              </w:rPr>
-              <w:t>739.50</w:t>
-            </w:r>
-          </w:p>
-        </w:tc>
-        <w:tc>
-          <w:tcPr>
-            <w:tcW w:type="dxa" w:w="3456"/>
-            <w:shd w:fill="F8FAFC"/>
-            <w:tcMar>
-              <w:top w:w="100" w:type="dxa"/>
-              <w:bottom w:w="100" w:type="dxa"/>
-              <w:left w:w="120" w:type="dxa"/>
-              <w:right w:w="120" w:type="dxa"/>
-            </w:tcMar>
-            <w:tcBorders>
-              <w:top w:val="single" w:sz="4" w:space="0" w:color="CCCCCC"/>
-              <w:bottom w:val="single" w:sz="4" w:space="0" w:color="CCCCCC"/>
-              <w:left w:val="single" w:sz="4" w:space="0" w:color="CCCCCC"/>
-              <w:right w:val="single" w:sz="4" w:space="0" w:color="CCCCCC"/>
-            </w:tcBorders>
-          </w:tcPr>
-          <w:p>
-            <w:pPr>
-              <w:spacing w:before="60" w:after="60" w:line="252" w:lineRule="auto"/>
-              <w:jc w:val="left"/>
-            </w:pPr>
-            <w:r/>
-            <w:r>
-              <w:rPr>
-                <w:b/>
-              </w:rPr>
-              <w:t>+0.75</w:t>
-            </w:r>
-          </w:p>
-        </w:tc>
-        <w:tc>
-          <w:tcPr>
-            <w:tcW w:type="dxa" w:w="1440"/>
-            <w:shd w:fill="F8FAFC"/>
-            <w:tcMar>
-              <w:top w:w="100" w:type="dxa"/>
-              <w:bottom w:w="100" w:type="dxa"/>
-              <w:left w:w="120" w:type="dxa"/>
-              <w:right w:w="120" w:type="dxa"/>
-            </w:tcMar>
-            <w:tcBorders>
-              <w:top w:val="single" w:sz="4" w:space="0" w:color="CCCCCC"/>
-              <w:bottom w:val="single" w:sz="4" w:space="0" w:color="CCCCCC"/>
-              <w:left w:val="single" w:sz="4" w:space="0" w:color="CCCCCC"/>
-              <w:right w:val="single" w:sz="4" w:space="0" w:color="CCCCCC"/>
-            </w:tcBorders>
-          </w:tcPr>
-          <w:p>
-            <w:pPr>
-              <w:spacing w:before="60" w:after="60" w:line="252" w:lineRule="auto"/>
-              <w:jc w:val="left"/>
-            </w:pPr>
-            <w:r/>
-            <w:r>
-              <w:t>BULL</w:t>
-            </w:r>
-          </w:p>
-        </w:tc>
-      </w:tr>
-      <w:tr>
-        <w:tc>
-          <w:tcPr>
-            <w:tcW w:type="dxa" w:w="1584"/>
-            <w:shd w:fill="FFFFFF"/>
-            <w:tcMar>
-              <w:top w:w="100" w:type="dxa"/>
-              <w:bottom w:w="100" w:type="dxa"/>
-              <w:left w:w="120" w:type="dxa"/>
-              <w:right w:w="120" w:type="dxa"/>
-            </w:tcMar>
-            <w:tcBorders>
-              <w:top w:val="single" w:sz="4" w:space="0" w:color="CCCCCC"/>
-              <w:bottom w:val="single" w:sz="4" w:space="0" w:color="CCCCCC"/>
-              <w:left w:val="single" w:sz="4" w:space="0" w:color="CCCCCC"/>
-              <w:right w:val="single" w:sz="4" w:space="0" w:color="CCCCCC"/>
-            </w:tcBorders>
-          </w:tcPr>
-          <w:p>
-            <w:pPr>
-              <w:spacing w:before="60" w:after="60" w:line="252" w:lineRule="auto"/>
-              <w:jc w:val="left"/>
-            </w:pPr>
-            <w:r/>
-            <w:r>
-              <w:rPr>
-                <w:b/>
-              </w:rPr>
-              <w:t>Thu 24/09</w:t>
-            </w:r>
-          </w:p>
-        </w:tc>
-        <w:tc>
-          <w:tcPr>
-            <w:tcW w:type="dxa" w:w="864"/>
-            <w:shd w:fill="FFFFFF"/>
-            <w:tcMar>
-              <w:top w:w="100" w:type="dxa"/>
-              <w:bottom w:w="100" w:type="dxa"/>
-              <w:left w:w="120" w:type="dxa"/>
-              <w:right w:w="120" w:type="dxa"/>
-            </w:tcMar>
-            <w:tcBorders>
-              <w:top w:val="single" w:sz="4" w:space="0" w:color="CCCCCC"/>
-              <w:bottom w:val="single" w:sz="4" w:space="0" w:color="CCCCCC"/>
-              <w:left w:val="single" w:sz="4" w:space="0" w:color="CCCCCC"/>
-              <w:right w:val="single" w:sz="4" w:space="0" w:color="CCCCCC"/>
-            </w:tcBorders>
-          </w:tcPr>
-          <w:p>
-            <w:pPr>
-              <w:spacing w:before="60" w:after="60" w:line="252" w:lineRule="auto"/>
-              <w:jc w:val="left"/>
-            </w:pPr>
-            <w:r/>
-            <w:r>
-              <w:t>Pre-NY 19-21</w:t>
-            </w:r>
-          </w:p>
-        </w:tc>
-        <w:tc>
-          <w:tcPr>
-            <w:tcW w:type="dxa" w:w="1440"/>
-            <w:shd w:fill="FFFFFF"/>
-            <w:tcMar>
-              <w:top w:w="100" w:type="dxa"/>
-              <w:bottom w:w="100" w:type="dxa"/>
-              <w:left w:w="120" w:type="dxa"/>
-              <w:right w:w="120" w:type="dxa"/>
-            </w:tcMar>
-            <w:tcBorders>
-              <w:top w:val="single" w:sz="4" w:space="0" w:color="CCCCCC"/>
-              <w:bottom w:val="single" w:sz="4" w:space="0" w:color="CCCCCC"/>
-              <w:left w:val="single" w:sz="4" w:space="0" w:color="CCCCCC"/>
-              <w:right w:val="single" w:sz="4" w:space="0" w:color="CCCCCC"/>
-            </w:tcBorders>
-          </w:tcPr>
-          <w:p>
-            <w:pPr>
-              <w:spacing w:before="60" w:after="60" w:line="252" w:lineRule="auto"/>
-              <w:jc w:val="left"/>
-            </w:pPr>
-            <w:r/>
-            <w:r>
-              <w:t>739.50</w:t>
-            </w:r>
-          </w:p>
-        </w:tc>
-        <w:tc>
-          <w:tcPr>
-            <w:tcW w:type="dxa" w:w="2016"/>
-            <w:shd w:fill="FFFFFF"/>
-            <w:tcMar>
-              <w:top w:w="100" w:type="dxa"/>
-              <w:bottom w:w="100" w:type="dxa"/>
-              <w:left w:w="120" w:type="dxa"/>
-              <w:right w:w="120" w:type="dxa"/>
-            </w:tcMar>
-            <w:tcBorders>
-              <w:top w:val="single" w:sz="4" w:space="0" w:color="CCCCCC"/>
-              <w:bottom w:val="single" w:sz="4" w:space="0" w:color="CCCCCC"/>
-              <w:left w:val="single" w:sz="4" w:space="0" w:color="CCCCCC"/>
-              <w:right w:val="single" w:sz="4" w:space="0" w:color="CCCCCC"/>
-            </w:tcBorders>
-          </w:tcPr>
-          <w:p>
-            <w:pPr>
-              <w:spacing w:before="60" w:after="60" w:line="252" w:lineRule="auto"/>
-              <w:jc w:val="left"/>
-            </w:pPr>
-            <w:r/>
-            <w:r>
-              <w:t>746.00</w:t>
-            </w:r>
-          </w:p>
-        </w:tc>
-        <w:tc>
-          <w:tcPr>
-            <w:tcW w:type="dxa" w:w="1152"/>
-            <w:shd w:fill="FFFFFF"/>
-            <w:tcMar>
-              <w:top w:w="100" w:type="dxa"/>
-              <w:bottom w:w="100" w:type="dxa"/>
-              <w:left w:w="120" w:type="dxa"/>
-              <w:right w:w="120" w:type="dxa"/>
-            </w:tcMar>
-            <w:tcBorders>
-              <w:top w:val="single" w:sz="4" w:space="0" w:color="CCCCCC"/>
-              <w:bottom w:val="single" w:sz="4" w:space="0" w:color="CCCCCC"/>
-              <w:left w:val="single" w:sz="4" w:space="0" w:color="CCCCCC"/>
-              <w:right w:val="single" w:sz="4" w:space="0" w:color="CCCCCC"/>
-            </w:tcBorders>
-          </w:tcPr>
-          <w:p>
-            <w:pPr>
-              <w:spacing w:before="60" w:after="60" w:line="252" w:lineRule="auto"/>
-              <w:jc w:val="left"/>
-            </w:pPr>
-            <w:r/>
-            <w:r>
-              <w:t>731.00</w:t>
-            </w:r>
-          </w:p>
-        </w:tc>
-        <w:tc>
-          <w:tcPr>
-            <w:tcW w:type="dxa" w:w="1728"/>
-            <w:shd w:fill="FFFFFF"/>
-            <w:tcMar>
-              <w:top w:w="100" w:type="dxa"/>
-              <w:bottom w:w="100" w:type="dxa"/>
-              <w:left w:w="120" w:type="dxa"/>
-              <w:right w:w="120" w:type="dxa"/>
-            </w:tcMar>
-            <w:tcBorders>
-              <w:top w:val="single" w:sz="4" w:space="0" w:color="CCCCCC"/>
-              <w:bottom w:val="single" w:sz="4" w:space="0" w:color="CCCCCC"/>
-              <w:left w:val="single" w:sz="4" w:space="0" w:color="CCCCCC"/>
-              <w:right w:val="single" w:sz="4" w:space="0" w:color="CCCCCC"/>
-            </w:tcBorders>
-          </w:tcPr>
-          <w:p>
-            <w:pPr>
-              <w:spacing w:before="60" w:after="60" w:line="252" w:lineRule="auto"/>
-              <w:jc w:val="left"/>
-            </w:pPr>
-            <w:r/>
-            <w:r>
-              <w:rPr>
-                <w:b/>
-              </w:rPr>
-              <w:t>740.00</w:t>
-            </w:r>
-          </w:p>
-        </w:tc>
-        <w:tc>
-          <w:tcPr>
-            <w:tcW w:type="dxa" w:w="3456"/>
-            <w:shd w:fill="FFFFFF"/>
-            <w:tcMar>
-              <w:top w:w="100" w:type="dxa"/>
-              <w:bottom w:w="100" w:type="dxa"/>
-              <w:left w:w="120" w:type="dxa"/>
-              <w:right w:w="120" w:type="dxa"/>
-            </w:tcMar>
-            <w:tcBorders>
-              <w:top w:val="single" w:sz="4" w:space="0" w:color="CCCCCC"/>
-              <w:bottom w:val="single" w:sz="4" w:space="0" w:color="CCCCCC"/>
-              <w:left w:val="single" w:sz="4" w:space="0" w:color="CCCCCC"/>
-              <w:right w:val="single" w:sz="4" w:space="0" w:color="CCCCCC"/>
-            </w:tcBorders>
-          </w:tcPr>
-          <w:p>
-            <w:pPr>
-              <w:spacing w:before="60" w:after="60" w:line="252" w:lineRule="auto"/>
-              <w:jc w:val="left"/>
-            </w:pPr>
-            <w:r/>
-            <w:r>
-              <w:rPr>
-                <w:b/>
-              </w:rPr>
-              <w:t>+0.50</w:t>
-            </w:r>
-          </w:p>
-        </w:tc>
-        <w:tc>
-          <w:tcPr>
-            <w:tcW w:type="dxa" w:w="1440"/>
-            <w:shd w:fill="FFFFFF"/>
-            <w:tcMar>
-              <w:top w:w="100" w:type="dxa"/>
-              <w:bottom w:w="100" w:type="dxa"/>
-              <w:left w:w="120" w:type="dxa"/>
-              <w:right w:w="120" w:type="dxa"/>
-            </w:tcMar>
-            <w:tcBorders>
-              <w:top w:val="single" w:sz="4" w:space="0" w:color="CCCCCC"/>
-              <w:bottom w:val="single" w:sz="4" w:space="0" w:color="CCCCCC"/>
-              <w:left w:val="single" w:sz="4" w:space="0" w:color="CCCCCC"/>
-              <w:right w:val="single" w:sz="4" w:space="0" w:color="CCCCCC"/>
-            </w:tcBorders>
-          </w:tcPr>
-          <w:p>
-            <w:pPr>
-              <w:spacing w:before="60" w:after="60" w:line="252" w:lineRule="auto"/>
-              <w:jc w:val="left"/>
-            </w:pPr>
-            <w:r/>
-            <w:r>
-              <w:t>BULL</w:t>
-            </w:r>
-          </w:p>
-        </w:tc>
-      </w:tr>
-      <w:tr>
-        <w:tc>
-          <w:tcPr>
-            <w:tcW w:type="dxa" w:w="1584"/>
-            <w:shd w:fill="F8FAFC"/>
-            <w:tcMar>
-              <w:top w:w="100" w:type="dxa"/>
-              <w:bottom w:w="100" w:type="dxa"/>
-              <w:left w:w="120" w:type="dxa"/>
-              <w:right w:w="120" w:type="dxa"/>
-            </w:tcMar>
-            <w:tcBorders>
-              <w:top w:val="single" w:sz="4" w:space="0" w:color="CCCCCC"/>
-              <w:bottom w:val="single" w:sz="4" w:space="0" w:color="CCCCCC"/>
-              <w:left w:val="single" w:sz="4" w:space="0" w:color="CCCCCC"/>
-              <w:right w:val="single" w:sz="4" w:space="0" w:color="CCCCCC"/>
-            </w:tcBorders>
-          </w:tcPr>
-          <w:p>
-            <w:pPr>
-              <w:spacing w:before="60" w:after="60" w:line="252" w:lineRule="auto"/>
-              <w:jc w:val="left"/>
-            </w:pPr>
-            <w:r/>
-            <w:r>
-              <w:rPr>
-                <w:b/>
-              </w:rPr>
-              <w:t>Thu 24/09</w:t>
-            </w:r>
-          </w:p>
-        </w:tc>
-        <w:tc>
-          <w:tcPr>
-            <w:tcW w:type="dxa" w:w="864"/>
-            <w:shd w:fill="F8FAFC"/>
-            <w:tcMar>
-              <w:top w:w="100" w:type="dxa"/>
-              <w:bottom w:w="100" w:type="dxa"/>
-              <w:left w:w="120" w:type="dxa"/>
-              <w:right w:w="120" w:type="dxa"/>
-            </w:tcMar>
-            <w:tcBorders>
-              <w:top w:val="single" w:sz="4" w:space="0" w:color="CCCCCC"/>
-              <w:bottom w:val="single" w:sz="4" w:space="0" w:color="CCCCCC"/>
-              <w:left w:val="single" w:sz="4" w:space="0" w:color="CCCCCC"/>
-              <w:right w:val="single" w:sz="4" w:space="0" w:color="CCCCCC"/>
-            </w:tcBorders>
-          </w:tcPr>
-          <w:p>
-            <w:pPr>
-              <w:spacing w:before="60" w:after="60" w:line="252" w:lineRule="auto"/>
-              <w:jc w:val="left"/>
-            </w:pPr>
-            <w:r/>
-            <w:r>
-              <w:t>NY Open 21-23</w:t>
-            </w:r>
-          </w:p>
-        </w:tc>
-        <w:tc>
-          <w:tcPr>
-            <w:tcW w:type="dxa" w:w="1440"/>
-            <w:shd w:fill="F8FAFC"/>
-            <w:tcMar>
-              <w:top w:w="100" w:type="dxa"/>
-              <w:bottom w:w="100" w:type="dxa"/>
-              <w:left w:w="120" w:type="dxa"/>
-              <w:right w:w="120" w:type="dxa"/>
-            </w:tcMar>
-            <w:tcBorders>
-              <w:top w:val="single" w:sz="4" w:space="0" w:color="CCCCCC"/>
-              <w:bottom w:val="single" w:sz="4" w:space="0" w:color="CCCCCC"/>
-              <w:left w:val="single" w:sz="4" w:space="0" w:color="CCCCCC"/>
-              <w:right w:val="single" w:sz="4" w:space="0" w:color="CCCCCC"/>
-            </w:tcBorders>
-          </w:tcPr>
-          <w:p>
-            <w:pPr>
-              <w:spacing w:before="60" w:after="60" w:line="252" w:lineRule="auto"/>
-              <w:jc w:val="left"/>
-            </w:pPr>
-            <w:r/>
-            <w:r>
-              <w:t>740.00</w:t>
-            </w:r>
-          </w:p>
-        </w:tc>
-        <w:tc>
-          <w:tcPr>
-            <w:tcW w:type="dxa" w:w="2016"/>
-            <w:shd w:fill="F8FAFC"/>
-            <w:tcMar>
-              <w:top w:w="100" w:type="dxa"/>
-              <w:bottom w:w="100" w:type="dxa"/>
-              <w:left w:w="120" w:type="dxa"/>
-              <w:right w:w="120" w:type="dxa"/>
-            </w:tcMar>
-            <w:tcBorders>
-              <w:top w:val="single" w:sz="4" w:space="0" w:color="CCCCCC"/>
-              <w:bottom w:val="single" w:sz="4" w:space="0" w:color="CCCCCC"/>
-              <w:left w:val="single" w:sz="4" w:space="0" w:color="CCCCCC"/>
-              <w:right w:val="single" w:sz="4" w:space="0" w:color="CCCCCC"/>
-            </w:tcBorders>
-          </w:tcPr>
-          <w:p>
-            <w:pPr>
-              <w:spacing w:before="60" w:after="60" w:line="252" w:lineRule="auto"/>
-              <w:jc w:val="left"/>
-            </w:pPr>
-            <w:r/>
-            <w:r>
-              <w:t>751.00</w:t>
-            </w:r>
-          </w:p>
-        </w:tc>
-        <w:tc>
-          <w:tcPr>
-            <w:tcW w:type="dxa" w:w="1152"/>
-            <w:shd w:fill="F8FAFC"/>
-            <w:tcMar>
-              <w:top w:w="100" w:type="dxa"/>
-              <w:bottom w:w="100" w:type="dxa"/>
-              <w:left w:w="120" w:type="dxa"/>
-              <w:right w:w="120" w:type="dxa"/>
-            </w:tcMar>
-            <w:tcBorders>
-              <w:top w:val="single" w:sz="4" w:space="0" w:color="CCCCCC"/>
-              <w:bottom w:val="single" w:sz="4" w:space="0" w:color="CCCCCC"/>
-              <w:left w:val="single" w:sz="4" w:space="0" w:color="CCCCCC"/>
-              <w:right w:val="single" w:sz="4" w:space="0" w:color="CCCCCC"/>
-            </w:tcBorders>
-          </w:tcPr>
-          <w:p>
-            <w:pPr>
-              <w:spacing w:before="60" w:after="60" w:line="252" w:lineRule="auto"/>
-              <w:jc w:val="left"/>
-            </w:pPr>
-            <w:r/>
-            <w:r>
-              <w:t>728.25</w:t>
-            </w:r>
-          </w:p>
-        </w:tc>
-        <w:tc>
-          <w:tcPr>
-            <w:tcW w:type="dxa" w:w="1728"/>
-            <w:shd w:fill="F8FAFC"/>
-            <w:tcMar>
-              <w:top w:w="100" w:type="dxa"/>
-              <w:bottom w:w="100" w:type="dxa"/>
-              <w:left w:w="120" w:type="dxa"/>
-              <w:right w:w="120" w:type="dxa"/>
-            </w:tcMar>
-            <w:tcBorders>
-              <w:top w:val="single" w:sz="4" w:space="0" w:color="CCCCCC"/>
-              <w:bottom w:val="single" w:sz="4" w:space="0" w:color="CCCCCC"/>
-              <w:left w:val="single" w:sz="4" w:space="0" w:color="CCCCCC"/>
-              <w:right w:val="single" w:sz="4" w:space="0" w:color="CCCCCC"/>
-            </w:tcBorders>
-          </w:tcPr>
-          <w:p>
-            <w:pPr>
-              <w:spacing w:before="60" w:after="60" w:line="252" w:lineRule="auto"/>
-              <w:jc w:val="left"/>
-            </w:pPr>
-            <w:r/>
-            <w:r>
-              <w:rPr>
-                <w:b/>
-              </w:rPr>
-              <w:t>743.50</w:t>
-            </w:r>
-          </w:p>
-        </w:tc>
-        <w:tc>
-          <w:tcPr>
-            <w:tcW w:type="dxa" w:w="3456"/>
-            <w:shd w:fill="F8FAFC"/>
-            <w:tcMar>
-              <w:top w:w="100" w:type="dxa"/>
-              <w:bottom w:w="100" w:type="dxa"/>
-              <w:left w:w="120" w:type="dxa"/>
-              <w:right w:w="120" w:type="dxa"/>
-            </w:tcMar>
-            <w:tcBorders>
-              <w:top w:val="single" w:sz="4" w:space="0" w:color="CCCCCC"/>
-              <w:bottom w:val="single" w:sz="4" w:space="0" w:color="CCCCCC"/>
-              <w:left w:val="single" w:sz="4" w:space="0" w:color="CCCCCC"/>
-              <w:right w:val="single" w:sz="4" w:space="0" w:color="CCCCCC"/>
-            </w:tcBorders>
-          </w:tcPr>
-          <w:p>
-            <w:pPr>
-              <w:spacing w:before="60" w:after="60" w:line="252" w:lineRule="auto"/>
-              <w:jc w:val="left"/>
-            </w:pPr>
-            <w:r/>
-            <w:r>
-              <w:rPr>
-                <w:b/>
-              </w:rPr>
-              <w:t>+3.50</w:t>
-            </w:r>
-          </w:p>
-        </w:tc>
-        <w:tc>
-          <w:tcPr>
-            <w:tcW w:type="dxa" w:w="1440"/>
-            <w:shd w:fill="F8FAFC"/>
-            <w:tcMar>
-              <w:top w:w="100" w:type="dxa"/>
-              <w:bottom w:w="100" w:type="dxa"/>
-              <w:left w:w="120" w:type="dxa"/>
-              <w:right w:w="120" w:type="dxa"/>
-            </w:tcMar>
-            <w:tcBorders>
-              <w:top w:val="single" w:sz="4" w:space="0" w:color="CCCCCC"/>
-              <w:bottom w:val="single" w:sz="4" w:space="0" w:color="CCCCCC"/>
-              <w:left w:val="single" w:sz="4" w:space="0" w:color="CCCCCC"/>
-              <w:right w:val="single" w:sz="4" w:space="0" w:color="CCCCCC"/>
-            </w:tcBorders>
-          </w:tcPr>
-          <w:p>
-            <w:pPr>
-              <w:spacing w:before="60" w:after="60" w:line="252" w:lineRule="auto"/>
-              <w:jc w:val="left"/>
-            </w:pPr>
-            <w:r/>
-            <w:r>
-              <w:t>BULL</w:t>
-            </w:r>
-          </w:p>
-        </w:tc>
-      </w:tr>
-      <w:tr>
-        <w:tc>
-          <w:tcPr>
-            <w:tcW w:type="dxa" w:w="1584"/>
-            <w:shd w:fill="FFFFFF"/>
-            <w:tcMar>
-              <w:top w:w="100" w:type="dxa"/>
-              <w:bottom w:w="100" w:type="dxa"/>
-              <w:left w:w="120" w:type="dxa"/>
-              <w:right w:w="120" w:type="dxa"/>
-            </w:tcMar>
-            <w:tcBorders>
-              <w:top w:val="single" w:sz="4" w:space="0" w:color="CCCCCC"/>
-              <w:bottom w:val="single" w:sz="4" w:space="0" w:color="CCCCCC"/>
-              <w:left w:val="single" w:sz="4" w:space="0" w:color="CCCCCC"/>
-              <w:right w:val="single" w:sz="4" w:space="0" w:color="CCCCCC"/>
-            </w:tcBorders>
-          </w:tcPr>
-          <w:p>
-            <w:pPr>
-              <w:spacing w:before="60" w:after="60" w:line="252" w:lineRule="auto"/>
-              <w:jc w:val="left"/>
-            </w:pPr>
-            <w:r/>
-            <w:r>
-              <w:rPr>
-                <w:b/>
-              </w:rPr>
-              <w:t>Thu 24/09</w:t>
-            </w:r>
-          </w:p>
-        </w:tc>
-        <w:tc>
-          <w:tcPr>
-            <w:tcW w:type="dxa" w:w="864"/>
-            <w:shd w:fill="FFFFFF"/>
-            <w:tcMar>
-              <w:top w:w="100" w:type="dxa"/>
-              <w:bottom w:w="100" w:type="dxa"/>
-              <w:left w:w="120" w:type="dxa"/>
-              <w:right w:w="120" w:type="dxa"/>
-            </w:tcMar>
-            <w:tcBorders>
-              <w:top w:val="single" w:sz="4" w:space="0" w:color="CCCCCC"/>
-              <w:bottom w:val="single" w:sz="4" w:space="0" w:color="CCCCCC"/>
-              <w:left w:val="single" w:sz="4" w:space="0" w:color="CCCCCC"/>
-              <w:right w:val="single" w:sz="4" w:space="0" w:color="CCCCCC"/>
-            </w:tcBorders>
-          </w:tcPr>
-          <w:p>
-            <w:pPr>
-              <w:spacing w:before="60" w:after="60" w:line="252" w:lineRule="auto"/>
-              <w:jc w:val="left"/>
-            </w:pPr>
-            <w:r/>
-            <w:r>
-              <w:t>NY Close 23-01</w:t>
-            </w:r>
-          </w:p>
-        </w:tc>
-        <w:tc>
-          <w:tcPr>
-            <w:tcW w:type="dxa" w:w="1440"/>
-            <w:shd w:fill="FFFFFF"/>
-            <w:tcMar>
-              <w:top w:w="100" w:type="dxa"/>
-              <w:bottom w:w="100" w:type="dxa"/>
-              <w:left w:w="120" w:type="dxa"/>
-              <w:right w:w="120" w:type="dxa"/>
-            </w:tcMar>
-            <w:tcBorders>
-              <w:top w:val="single" w:sz="4" w:space="0" w:color="CCCCCC"/>
-              <w:bottom w:val="single" w:sz="4" w:space="0" w:color="CCCCCC"/>
-              <w:left w:val="single" w:sz="4" w:space="0" w:color="CCCCCC"/>
-              <w:right w:val="single" w:sz="4" w:space="0" w:color="CCCCCC"/>
-            </w:tcBorders>
-          </w:tcPr>
-          <w:p>
-            <w:pPr>
-              <w:spacing w:before="60" w:after="60" w:line="252" w:lineRule="auto"/>
-              <w:jc w:val="left"/>
-            </w:pPr>
-            <w:r/>
-            <w:r>
-              <w:t>743.50</w:t>
-            </w:r>
-          </w:p>
-        </w:tc>
-        <w:tc>
-          <w:tcPr>
-            <w:tcW w:type="dxa" w:w="2016"/>
-            <w:shd w:fill="FFFFFF"/>
-            <w:tcMar>
-              <w:top w:w="100" w:type="dxa"/>
-              <w:bottom w:w="100" w:type="dxa"/>
-              <w:left w:w="120" w:type="dxa"/>
-              <w:right w:w="120" w:type="dxa"/>
-            </w:tcMar>
-            <w:tcBorders>
-              <w:top w:val="single" w:sz="4" w:space="0" w:color="CCCCCC"/>
-              <w:bottom w:val="single" w:sz="4" w:space="0" w:color="CCCCCC"/>
-              <w:left w:val="single" w:sz="4" w:space="0" w:color="CCCCCC"/>
-              <w:right w:val="single" w:sz="4" w:space="0" w:color="CCCCCC"/>
-            </w:tcBorders>
-          </w:tcPr>
-          <w:p>
-            <w:pPr>
-              <w:spacing w:before="60" w:after="60" w:line="252" w:lineRule="auto"/>
-              <w:jc w:val="left"/>
-            </w:pPr>
-            <w:r/>
-            <w:r>
-              <w:t>749.00</w:t>
-            </w:r>
-          </w:p>
-        </w:tc>
-        <w:tc>
-          <w:tcPr>
-            <w:tcW w:type="dxa" w:w="1152"/>
-            <w:shd w:fill="FFFFFF"/>
-            <w:tcMar>
-              <w:top w:w="100" w:type="dxa"/>
-              <w:bottom w:w="100" w:type="dxa"/>
-              <w:left w:w="120" w:type="dxa"/>
-              <w:right w:w="120" w:type="dxa"/>
-            </w:tcMar>
-            <w:tcBorders>
-              <w:top w:val="single" w:sz="4" w:space="0" w:color="CCCCCC"/>
-              <w:bottom w:val="single" w:sz="4" w:space="0" w:color="CCCCCC"/>
-              <w:left w:val="single" w:sz="4" w:space="0" w:color="CCCCCC"/>
-              <w:right w:val="single" w:sz="4" w:space="0" w:color="CCCCCC"/>
-            </w:tcBorders>
-          </w:tcPr>
-          <w:p>
-            <w:pPr>
-              <w:spacing w:before="60" w:after="60" w:line="252" w:lineRule="auto"/>
-              <w:jc w:val="left"/>
-            </w:pPr>
-            <w:r/>
-            <w:r>
-              <w:t>735.75</w:t>
-            </w:r>
-          </w:p>
-        </w:tc>
-        <w:tc>
-          <w:tcPr>
-            <w:tcW w:type="dxa" w:w="1728"/>
-            <w:shd w:fill="FFFFFF"/>
-            <w:tcMar>
-              <w:top w:w="100" w:type="dxa"/>
-              <w:bottom w:w="100" w:type="dxa"/>
-              <w:left w:w="120" w:type="dxa"/>
-              <w:right w:w="120" w:type="dxa"/>
-            </w:tcMar>
-            <w:tcBorders>
-              <w:top w:val="single" w:sz="4" w:space="0" w:color="CCCCCC"/>
-              <w:bottom w:val="single" w:sz="4" w:space="0" w:color="CCCCCC"/>
-              <w:left w:val="single" w:sz="4" w:space="0" w:color="CCCCCC"/>
-              <w:right w:val="single" w:sz="4" w:space="0" w:color="CCCCCC"/>
-            </w:tcBorders>
-          </w:tcPr>
-          <w:p>
-            <w:pPr>
-              <w:spacing w:before="60" w:after="60" w:line="252" w:lineRule="auto"/>
-              <w:jc w:val="left"/>
-            </w:pPr>
-            <w:r/>
-            <w:r>
-              <w:rPr>
-                <w:b/>
-              </w:rPr>
-              <w:t>744.25</w:t>
-            </w:r>
-          </w:p>
-        </w:tc>
-        <w:tc>
-          <w:tcPr>
-            <w:tcW w:type="dxa" w:w="3456"/>
-            <w:shd w:fill="FFFFFF"/>
-            <w:tcMar>
-              <w:top w:w="100" w:type="dxa"/>
-              <w:bottom w:w="100" w:type="dxa"/>
-              <w:left w:w="120" w:type="dxa"/>
-              <w:right w:w="120" w:type="dxa"/>
-            </w:tcMar>
-            <w:tcBorders>
-              <w:top w:val="single" w:sz="4" w:space="0" w:color="CCCCCC"/>
-              <w:bottom w:val="single" w:sz="4" w:space="0" w:color="CCCCCC"/>
-              <w:left w:val="single" w:sz="4" w:space="0" w:color="CCCCCC"/>
-              <w:right w:val="single" w:sz="4" w:space="0" w:color="CCCCCC"/>
-            </w:tcBorders>
-          </w:tcPr>
-          <w:p>
-            <w:pPr>
-              <w:spacing w:before="60" w:after="60" w:line="252" w:lineRule="auto"/>
-              <w:jc w:val="left"/>
-            </w:pPr>
-            <w:r/>
-            <w:r>
-              <w:rPr>
-                <w:b/>
-              </w:rPr>
-              <w:t>+0.75</w:t>
-            </w:r>
-          </w:p>
-        </w:tc>
-        <w:tc>
-          <w:tcPr>
-            <w:tcW w:type="dxa" w:w="1440"/>
-            <w:shd w:fill="FFFFFF"/>
-            <w:tcMar>
-              <w:top w:w="100" w:type="dxa"/>
-              <w:bottom w:w="100" w:type="dxa"/>
-              <w:left w:w="120" w:type="dxa"/>
-              <w:right w:w="120" w:type="dxa"/>
-            </w:tcMar>
-            <w:tcBorders>
-              <w:top w:val="single" w:sz="4" w:space="0" w:color="CCCCCC"/>
-              <w:bottom w:val="single" w:sz="4" w:space="0" w:color="CCCCCC"/>
-              <w:left w:val="single" w:sz="4" w:space="0" w:color="CCCCCC"/>
-              <w:right w:val="single" w:sz="4" w:space="0" w:color="CCCCCC"/>
-            </w:tcBorders>
-          </w:tcPr>
-          <w:p>
-            <w:pPr>
-              <w:spacing w:before="60" w:after="60" w:line="252" w:lineRule="auto"/>
-              <w:jc w:val="left"/>
-            </w:pPr>
-            <w:r/>
-            <w:r>
-              <w:t>BULL</w:t>
-            </w:r>
-          </w:p>
-        </w:tc>
-      </w:tr>
-      <w:tr>
-        <w:tc>
-          <w:tcPr>
-            <w:tcW w:type="dxa" w:w="1584"/>
-            <w:shd w:fill="F8FAFC"/>
-            <w:tcMar>
-              <w:top w:w="100" w:type="dxa"/>
-              <w:bottom w:w="100" w:type="dxa"/>
-              <w:left w:w="120" w:type="dxa"/>
-              <w:right w:w="120" w:type="dxa"/>
-            </w:tcMar>
-            <w:tcBorders>
-              <w:top w:val="single" w:sz="4" w:space="0" w:color="CCCCCC"/>
-              <w:bottom w:val="single" w:sz="4" w:space="0" w:color="CCCCCC"/>
-              <w:left w:val="single" w:sz="4" w:space="0" w:color="CCCCCC"/>
-              <w:right w:val="single" w:sz="4" w:space="0" w:color="CCCCCC"/>
-            </w:tcBorders>
-          </w:tcPr>
-          <w:p>
-            <w:pPr>
-              <w:spacing w:before="60" w:after="60" w:line="252" w:lineRule="auto"/>
-              <w:jc w:val="left"/>
-            </w:pPr>
-            <w:r/>
-            <w:r>
-              <w:rPr>
-                <w:b/>
-              </w:rPr>
-              <w:t>Fri 25/09</w:t>
-            </w:r>
-          </w:p>
-        </w:tc>
-        <w:tc>
-          <w:tcPr>
-            <w:tcW w:type="dxa" w:w="864"/>
-            <w:shd w:fill="F8FAFC"/>
-            <w:tcMar>
-              <w:top w:w="100" w:type="dxa"/>
-              <w:bottom w:w="100" w:type="dxa"/>
-              <w:left w:w="120" w:type="dxa"/>
-              <w:right w:w="120" w:type="dxa"/>
-            </w:tcMar>
-            <w:tcBorders>
-              <w:top w:val="single" w:sz="4" w:space="0" w:color="CCCCCC"/>
-              <w:bottom w:val="single" w:sz="4" w:space="0" w:color="CCCCCC"/>
-              <w:left w:val="single" w:sz="4" w:space="0" w:color="CCCCCC"/>
-              <w:right w:val="single" w:sz="4" w:space="0" w:color="CCCCCC"/>
-            </w:tcBorders>
-          </w:tcPr>
-          <w:p>
-            <w:pPr>
-              <w:spacing w:before="60" w:after="60" w:line="252" w:lineRule="auto"/>
-              <w:jc w:val="left"/>
-            </w:pPr>
-            <w:r/>
-            <w:r>
-              <w:t>Asia 07-11</w:t>
-            </w:r>
-          </w:p>
-        </w:tc>
-        <w:tc>
-          <w:tcPr>
-            <w:tcW w:type="dxa" w:w="1440"/>
-            <w:shd w:fill="F8FAFC"/>
-            <w:tcMar>
-              <w:top w:w="100" w:type="dxa"/>
-              <w:bottom w:w="100" w:type="dxa"/>
-              <w:left w:w="120" w:type="dxa"/>
-              <w:right w:w="120" w:type="dxa"/>
-            </w:tcMar>
-            <w:tcBorders>
-              <w:top w:val="single" w:sz="4" w:space="0" w:color="CCCCCC"/>
-              <w:bottom w:val="single" w:sz="4" w:space="0" w:color="CCCCCC"/>
-              <w:left w:val="single" w:sz="4" w:space="0" w:color="CCCCCC"/>
-              <w:right w:val="single" w:sz="4" w:space="0" w:color="CCCCCC"/>
-            </w:tcBorders>
-          </w:tcPr>
-          <w:p>
-            <w:pPr>
-              <w:spacing w:before="60" w:after="60" w:line="252" w:lineRule="auto"/>
-              <w:jc w:val="left"/>
-            </w:pPr>
-            <w:r/>
-            <w:r>
-              <w:t>744.25</w:t>
-            </w:r>
-          </w:p>
-        </w:tc>
-        <w:tc>
-          <w:tcPr>
-            <w:tcW w:type="dxa" w:w="2016"/>
-            <w:shd w:fill="F8FAFC"/>
-            <w:tcMar>
-              <w:top w:w="100" w:type="dxa"/>
-              <w:bottom w:w="100" w:type="dxa"/>
-              <w:left w:w="120" w:type="dxa"/>
-              <w:right w:w="120" w:type="dxa"/>
-            </w:tcMar>
-            <w:tcBorders>
-              <w:top w:val="single" w:sz="4" w:space="0" w:color="CCCCCC"/>
-              <w:bottom w:val="single" w:sz="4" w:space="0" w:color="CCCCCC"/>
-              <w:left w:val="single" w:sz="4" w:space="0" w:color="CCCCCC"/>
-              <w:right w:val="single" w:sz="4" w:space="0" w:color="CCCCCC"/>
-            </w:tcBorders>
-          </w:tcPr>
-          <w:p>
-            <w:pPr>
-              <w:spacing w:before="60" w:after="60" w:line="252" w:lineRule="auto"/>
-              <w:jc w:val="left"/>
-            </w:pPr>
-            <w:r/>
-            <w:r>
-              <w:t>753.50</w:t>
-            </w:r>
-          </w:p>
-        </w:tc>
-        <w:tc>
-          <w:tcPr>
-            <w:tcW w:type="dxa" w:w="1152"/>
-            <w:shd w:fill="F8FAFC"/>
-            <w:tcMar>
-              <w:top w:w="100" w:type="dxa"/>
-              <w:bottom w:w="100" w:type="dxa"/>
-              <w:left w:w="120" w:type="dxa"/>
-              <w:right w:w="120" w:type="dxa"/>
-            </w:tcMar>
-            <w:tcBorders>
-              <w:top w:val="single" w:sz="4" w:space="0" w:color="CCCCCC"/>
-              <w:bottom w:val="single" w:sz="4" w:space="0" w:color="CCCCCC"/>
-              <w:left w:val="single" w:sz="4" w:space="0" w:color="CCCCCC"/>
-              <w:right w:val="single" w:sz="4" w:space="0" w:color="CCCCCC"/>
-            </w:tcBorders>
-          </w:tcPr>
-          <w:p>
-            <w:pPr>
-              <w:spacing w:before="60" w:after="60" w:line="252" w:lineRule="auto"/>
-              <w:jc w:val="left"/>
-            </w:pPr>
-            <w:r/>
-            <w:r>
-              <w:t>737.75</w:t>
-            </w:r>
-          </w:p>
-        </w:tc>
-        <w:tc>
-          <w:tcPr>
-            <w:tcW w:type="dxa" w:w="1728"/>
-            <w:shd w:fill="F8FAFC"/>
-            <w:tcMar>
-              <w:top w:w="100" w:type="dxa"/>
-              <w:bottom w:w="100" w:type="dxa"/>
-              <w:left w:w="120" w:type="dxa"/>
-              <w:right w:w="120" w:type="dxa"/>
-            </w:tcMar>
-            <w:tcBorders>
-              <w:top w:val="single" w:sz="4" w:space="0" w:color="CCCCCC"/>
-              <w:bottom w:val="single" w:sz="4" w:space="0" w:color="CCCCCC"/>
-              <w:left w:val="single" w:sz="4" w:space="0" w:color="CCCCCC"/>
-              <w:right w:val="single" w:sz="4" w:space="0" w:color="CCCCCC"/>
-            </w:tcBorders>
-          </w:tcPr>
-          <w:p>
-            <w:pPr>
-              <w:spacing w:before="60" w:after="60" w:line="252" w:lineRule="auto"/>
-              <w:jc w:val="left"/>
-            </w:pPr>
-            <w:r/>
-            <w:r>
-              <w:rPr>
-                <w:b/>
-              </w:rPr>
-              <w:t>743.50</w:t>
-            </w:r>
-          </w:p>
-        </w:tc>
-        <w:tc>
-          <w:tcPr>
-            <w:tcW w:type="dxa" w:w="3456"/>
-            <w:shd w:fill="F8FAFC"/>
-            <w:tcMar>
-              <w:top w:w="100" w:type="dxa"/>
-              <w:bottom w:w="100" w:type="dxa"/>
-              <w:left w:w="120" w:type="dxa"/>
-              <w:right w:w="120" w:type="dxa"/>
-            </w:tcMar>
-            <w:tcBorders>
-              <w:top w:val="single" w:sz="4" w:space="0" w:color="CCCCCC"/>
-              <w:bottom w:val="single" w:sz="4" w:space="0" w:color="CCCCCC"/>
-              <w:left w:val="single" w:sz="4" w:space="0" w:color="CCCCCC"/>
-              <w:right w:val="single" w:sz="4" w:space="0" w:color="CCCCCC"/>
-            </w:tcBorders>
-          </w:tcPr>
-          <w:p>
-            <w:pPr>
-              <w:spacing w:before="60" w:after="60" w:line="252" w:lineRule="auto"/>
-              <w:jc w:val="left"/>
-            </w:pPr>
-            <w:r/>
-            <w:r>
-              <w:rPr>
-                <w:b/>
-              </w:rPr>
-              <w:t>-0.75</w:t>
-            </w:r>
-          </w:p>
-        </w:tc>
-        <w:tc>
-          <w:tcPr>
-            <w:tcW w:type="dxa" w:w="1440"/>
-            <w:shd w:fill="F8FAFC"/>
-            <w:tcMar>
-              <w:top w:w="100" w:type="dxa"/>
-              <w:bottom w:w="100" w:type="dxa"/>
-              <w:left w:w="120" w:type="dxa"/>
-              <w:right w:w="120" w:type="dxa"/>
-            </w:tcMar>
-            <w:tcBorders>
-              <w:top w:val="single" w:sz="4" w:space="0" w:color="CCCCCC"/>
-              <w:bottom w:val="single" w:sz="4" w:space="0" w:color="CCCCCC"/>
-              <w:left w:val="single" w:sz="4" w:space="0" w:color="CCCCCC"/>
-              <w:right w:val="single" w:sz="4" w:space="0" w:color="CCCCCC"/>
-            </w:tcBorders>
-          </w:tcPr>
-          <w:p>
-            <w:pPr>
-              <w:spacing w:before="60" w:after="60" w:line="252" w:lineRule="auto"/>
-              <w:jc w:val="left"/>
-            </w:pPr>
-            <w:r/>
-            <w:r>
-              <w:t>BEAR</w:t>
-            </w:r>
-          </w:p>
-        </w:tc>
-      </w:tr>
-      <w:tr>
-        <w:tc>
-          <w:tcPr>
-            <w:tcW w:type="dxa" w:w="1584"/>
-            <w:shd w:fill="FFFFFF"/>
-            <w:tcMar>
-              <w:top w:w="100" w:type="dxa"/>
-              <w:bottom w:w="100" w:type="dxa"/>
-              <w:left w:w="120" w:type="dxa"/>
-              <w:right w:w="120" w:type="dxa"/>
-            </w:tcMar>
-            <w:tcBorders>
-              <w:top w:val="single" w:sz="4" w:space="0" w:color="CCCCCC"/>
-              <w:bottom w:val="single" w:sz="4" w:space="0" w:color="CCCCCC"/>
-              <w:left w:val="single" w:sz="4" w:space="0" w:color="CCCCCC"/>
-              <w:right w:val="single" w:sz="4" w:space="0" w:color="CCCCCC"/>
-            </w:tcBorders>
-          </w:tcPr>
-          <w:p>
-            <w:pPr>
-              <w:spacing w:before="60" w:after="60" w:line="252" w:lineRule="auto"/>
-              <w:jc w:val="left"/>
-            </w:pPr>
-            <w:r/>
-            <w:r>
-              <w:rPr>
-                <w:b/>
-              </w:rPr>
-              <w:t>Fri 25/09</w:t>
-            </w:r>
-          </w:p>
-        </w:tc>
-        <w:tc>
-          <w:tcPr>
-            <w:tcW w:type="dxa" w:w="864"/>
-            <w:shd w:fill="FFFFFF"/>
-            <w:tcMar>
-              <w:top w:w="100" w:type="dxa"/>
-              <w:bottom w:w="100" w:type="dxa"/>
-              <w:left w:w="120" w:type="dxa"/>
-              <w:right w:w="120" w:type="dxa"/>
-            </w:tcMar>
-            <w:tcBorders>
-              <w:top w:val="single" w:sz="4" w:space="0" w:color="CCCCCC"/>
-              <w:bottom w:val="single" w:sz="4" w:space="0" w:color="CCCCCC"/>
-              <w:left w:val="single" w:sz="4" w:space="0" w:color="CCCCCC"/>
-              <w:right w:val="single" w:sz="4" w:space="0" w:color="CCCCCC"/>
-            </w:tcBorders>
-          </w:tcPr>
-          <w:p>
-            <w:pPr>
-              <w:spacing w:before="60" w:after="60" w:line="252" w:lineRule="auto"/>
-              <w:jc w:val="left"/>
-            </w:pPr>
-            <w:r/>
-            <w:r>
-              <w:t>Asia 11-15</w:t>
-            </w:r>
-          </w:p>
-        </w:tc>
-        <w:tc>
-          <w:tcPr>
-            <w:tcW w:type="dxa" w:w="1440"/>
-            <w:shd w:fill="FFFFFF"/>
-            <w:tcMar>
-              <w:top w:w="100" w:type="dxa"/>
-              <w:bottom w:w="100" w:type="dxa"/>
-              <w:left w:w="120" w:type="dxa"/>
-              <w:right w:w="120" w:type="dxa"/>
-            </w:tcMar>
-            <w:tcBorders>
-              <w:top w:val="single" w:sz="4" w:space="0" w:color="CCCCCC"/>
-              <w:bottom w:val="single" w:sz="4" w:space="0" w:color="CCCCCC"/>
-              <w:left w:val="single" w:sz="4" w:space="0" w:color="CCCCCC"/>
-              <w:right w:val="single" w:sz="4" w:space="0" w:color="CCCCCC"/>
-            </w:tcBorders>
-          </w:tcPr>
-          <w:p>
-            <w:pPr>
-              <w:spacing w:before="60" w:after="60" w:line="252" w:lineRule="auto"/>
-              <w:jc w:val="left"/>
-            </w:pPr>
-            <w:r/>
-            <w:r>
-              <w:t>743.50</w:t>
-            </w:r>
-          </w:p>
-        </w:tc>
-        <w:tc>
-          <w:tcPr>
-            <w:tcW w:type="dxa" w:w="2016"/>
-            <w:shd w:fill="FFFFFF"/>
-            <w:tcMar>
-              <w:top w:w="100" w:type="dxa"/>
-              <w:bottom w:w="100" w:type="dxa"/>
-              <w:left w:w="120" w:type="dxa"/>
-              <w:right w:w="120" w:type="dxa"/>
-            </w:tcMar>
-            <w:tcBorders>
-              <w:top w:val="single" w:sz="4" w:space="0" w:color="CCCCCC"/>
-              <w:bottom w:val="single" w:sz="4" w:space="0" w:color="CCCCCC"/>
-              <w:left w:val="single" w:sz="4" w:space="0" w:color="CCCCCC"/>
-              <w:right w:val="single" w:sz="4" w:space="0" w:color="CCCCCC"/>
-            </w:tcBorders>
-          </w:tcPr>
-          <w:p>
-            <w:pPr>
-              <w:spacing w:before="60" w:after="60" w:line="252" w:lineRule="auto"/>
-              <w:jc w:val="left"/>
-            </w:pPr>
-            <w:r/>
-            <w:r>
-              <w:t>751.00</w:t>
-            </w:r>
-          </w:p>
-        </w:tc>
-        <w:tc>
-          <w:tcPr>
-            <w:tcW w:type="dxa" w:w="1152"/>
-            <w:shd w:fill="FFFFFF"/>
-            <w:tcMar>
-              <w:top w:w="100" w:type="dxa"/>
-              <w:bottom w:w="100" w:type="dxa"/>
-              <w:left w:w="120" w:type="dxa"/>
-              <w:right w:w="120" w:type="dxa"/>
-            </w:tcMar>
-            <w:tcBorders>
-              <w:top w:val="single" w:sz="4" w:space="0" w:color="CCCCCC"/>
-              <w:bottom w:val="single" w:sz="4" w:space="0" w:color="CCCCCC"/>
-              <w:left w:val="single" w:sz="4" w:space="0" w:color="CCCCCC"/>
-              <w:right w:val="single" w:sz="4" w:space="0" w:color="CCCCCC"/>
-            </w:tcBorders>
-          </w:tcPr>
-          <w:p>
-            <w:pPr>
-              <w:spacing w:before="60" w:after="60" w:line="252" w:lineRule="auto"/>
-              <w:jc w:val="left"/>
-            </w:pPr>
-            <w:r/>
-            <w:r>
-              <w:t>737.50</w:t>
-            </w:r>
-          </w:p>
-        </w:tc>
-        <w:tc>
-          <w:tcPr>
-            <w:tcW w:type="dxa" w:w="1728"/>
-            <w:shd w:fill="FFFFFF"/>
-            <w:tcMar>
-              <w:top w:w="100" w:type="dxa"/>
-              <w:bottom w:w="100" w:type="dxa"/>
-              <w:left w:w="120" w:type="dxa"/>
-              <w:right w:w="120" w:type="dxa"/>
-            </w:tcMar>
-            <w:tcBorders>
-              <w:top w:val="single" w:sz="4" w:space="0" w:color="CCCCCC"/>
-              <w:bottom w:val="single" w:sz="4" w:space="0" w:color="CCCCCC"/>
-              <w:left w:val="single" w:sz="4" w:space="0" w:color="CCCCCC"/>
-              <w:right w:val="single" w:sz="4" w:space="0" w:color="CCCCCC"/>
-            </w:tcBorders>
-          </w:tcPr>
-          <w:p>
-            <w:pPr>
-              <w:spacing w:before="60" w:after="60" w:line="252" w:lineRule="auto"/>
-              <w:jc w:val="left"/>
-            </w:pPr>
-            <w:r/>
-            <w:r>
-              <w:rPr>
-                <w:b/>
-              </w:rPr>
-              <w:t>742.50</w:t>
-            </w:r>
-          </w:p>
-        </w:tc>
-        <w:tc>
-          <w:tcPr>
-            <w:tcW w:type="dxa" w:w="3456"/>
-            <w:shd w:fill="FFFFFF"/>
-            <w:tcMar>
-              <w:top w:w="100" w:type="dxa"/>
-              <w:bottom w:w="100" w:type="dxa"/>
-              <w:left w:w="120" w:type="dxa"/>
-              <w:right w:w="120" w:type="dxa"/>
-            </w:tcMar>
-            <w:tcBorders>
-              <w:top w:val="single" w:sz="4" w:space="0" w:color="CCCCCC"/>
-              <w:bottom w:val="single" w:sz="4" w:space="0" w:color="CCCCCC"/>
-              <w:left w:val="single" w:sz="4" w:space="0" w:color="CCCCCC"/>
-              <w:right w:val="single" w:sz="4" w:space="0" w:color="CCCCCC"/>
-            </w:tcBorders>
-          </w:tcPr>
-          <w:p>
-            <w:pPr>
-              <w:spacing w:before="60" w:after="60" w:line="252" w:lineRule="auto"/>
-              <w:jc w:val="left"/>
-            </w:pPr>
-            <w:r/>
-            <w:r>
-              <w:rPr>
-                <w:b/>
-              </w:rPr>
-              <w:t>-1.00</w:t>
-            </w:r>
-          </w:p>
-        </w:tc>
-        <w:tc>
-          <w:tcPr>
-            <w:tcW w:type="dxa" w:w="1440"/>
-            <w:shd w:fill="FFFFFF"/>
-            <w:tcMar>
-              <w:top w:w="100" w:type="dxa"/>
-              <w:bottom w:w="100" w:type="dxa"/>
-              <w:left w:w="120" w:type="dxa"/>
-              <w:right w:w="120" w:type="dxa"/>
-            </w:tcMar>
-            <w:tcBorders>
-              <w:top w:val="single" w:sz="4" w:space="0" w:color="CCCCCC"/>
-              <w:bottom w:val="single" w:sz="4" w:space="0" w:color="CCCCCC"/>
-              <w:left w:val="single" w:sz="4" w:space="0" w:color="CCCCCC"/>
-              <w:right w:val="single" w:sz="4" w:space="0" w:color="CCCCCC"/>
-            </w:tcBorders>
-          </w:tcPr>
-          <w:p>
-            <w:pPr>
-              <w:spacing w:before="60" w:after="60" w:line="252" w:lineRule="auto"/>
-              <w:jc w:val="left"/>
-            </w:pPr>
-            <w:r/>
-            <w:r>
-              <w:t>BEAR</w:t>
-            </w:r>
-          </w:p>
-        </w:tc>
-      </w:tr>
-      <w:tr>
-        <w:tc>
-          <w:tcPr>
-            <w:tcW w:type="dxa" w:w="1584"/>
-            <w:shd w:fill="F8FAFC"/>
-            <w:tcMar>
-              <w:top w:w="100" w:type="dxa"/>
-              <w:bottom w:w="100" w:type="dxa"/>
-              <w:left w:w="120" w:type="dxa"/>
-              <w:right w:w="120" w:type="dxa"/>
-            </w:tcMar>
-            <w:tcBorders>
-              <w:top w:val="single" w:sz="4" w:space="0" w:color="CCCCCC"/>
-              <w:bottom w:val="single" w:sz="4" w:space="0" w:color="CCCCCC"/>
-              <w:left w:val="single" w:sz="4" w:space="0" w:color="CCCCCC"/>
-              <w:right w:val="single" w:sz="4" w:space="0" w:color="CCCCCC"/>
-            </w:tcBorders>
-          </w:tcPr>
-          <w:p>
-            <w:pPr>
-              <w:spacing w:before="60" w:after="60" w:line="252" w:lineRule="auto"/>
-              <w:jc w:val="left"/>
-            </w:pPr>
-            <w:r/>
-            <w:r>
-              <w:rPr>
-                <w:b/>
-              </w:rPr>
-              <w:t>Fri 25/09</w:t>
-            </w:r>
-          </w:p>
-        </w:tc>
-        <w:tc>
-          <w:tcPr>
-            <w:tcW w:type="dxa" w:w="864"/>
-            <w:shd w:fill="F8FAFC"/>
-            <w:tcMar>
-              <w:top w:w="100" w:type="dxa"/>
-              <w:bottom w:w="100" w:type="dxa"/>
-              <w:left w:w="120" w:type="dxa"/>
-              <w:right w:w="120" w:type="dxa"/>
-            </w:tcMar>
-            <w:tcBorders>
-              <w:top w:val="single" w:sz="4" w:space="0" w:color="CCCCCC"/>
-              <w:bottom w:val="single" w:sz="4" w:space="0" w:color="CCCCCC"/>
-              <w:left w:val="single" w:sz="4" w:space="0" w:color="CCCCCC"/>
-              <w:right w:val="single" w:sz="4" w:space="0" w:color="CCCCCC"/>
-            </w:tcBorders>
-          </w:tcPr>
-          <w:p>
-            <w:pPr>
-              <w:spacing w:before="60" w:after="60" w:line="252" w:lineRule="auto"/>
-              <w:jc w:val="left"/>
-            </w:pPr>
-            <w:r/>
-            <w:r>
-              <w:t>London 15-19</w:t>
-            </w:r>
-          </w:p>
-        </w:tc>
-        <w:tc>
-          <w:tcPr>
-            <w:tcW w:type="dxa" w:w="1440"/>
-            <w:shd w:fill="F8FAFC"/>
-            <w:tcMar>
-              <w:top w:w="100" w:type="dxa"/>
-              <w:bottom w:w="100" w:type="dxa"/>
-              <w:left w:w="120" w:type="dxa"/>
-              <w:right w:w="120" w:type="dxa"/>
-            </w:tcMar>
-            <w:tcBorders>
-              <w:top w:val="single" w:sz="4" w:space="0" w:color="CCCCCC"/>
-              <w:bottom w:val="single" w:sz="4" w:space="0" w:color="CCCCCC"/>
-              <w:left w:val="single" w:sz="4" w:space="0" w:color="CCCCCC"/>
-              <w:right w:val="single" w:sz="4" w:space="0" w:color="CCCCCC"/>
-            </w:tcBorders>
-          </w:tcPr>
-          <w:p>
-            <w:pPr>
-              <w:spacing w:before="60" w:after="60" w:line="252" w:lineRule="auto"/>
-              <w:jc w:val="left"/>
-            </w:pPr>
-            <w:r/>
-            <w:r>
-              <w:t>742.50</w:t>
-            </w:r>
-          </w:p>
-        </w:tc>
-        <w:tc>
-          <w:tcPr>
-            <w:tcW w:type="dxa" w:w="2016"/>
-            <w:shd w:fill="F8FAFC"/>
-            <w:tcMar>
-              <w:top w:w="100" w:type="dxa"/>
-              <w:bottom w:w="100" w:type="dxa"/>
-              <w:left w:w="120" w:type="dxa"/>
-              <w:right w:w="120" w:type="dxa"/>
-            </w:tcMar>
-            <w:tcBorders>
-              <w:top w:val="single" w:sz="4" w:space="0" w:color="CCCCCC"/>
-              <w:bottom w:val="single" w:sz="4" w:space="0" w:color="CCCCCC"/>
-              <w:left w:val="single" w:sz="4" w:space="0" w:color="CCCCCC"/>
-              <w:right w:val="single" w:sz="4" w:space="0" w:color="CCCCCC"/>
-            </w:tcBorders>
-          </w:tcPr>
-          <w:p>
-            <w:pPr>
-              <w:spacing w:before="60" w:after="60" w:line="252" w:lineRule="auto"/>
-              <w:jc w:val="left"/>
-            </w:pPr>
-            <w:r/>
-            <w:r>
-              <w:t>749.50</w:t>
-            </w:r>
-          </w:p>
-        </w:tc>
-        <w:tc>
-          <w:tcPr>
-            <w:tcW w:type="dxa" w:w="1152"/>
-            <w:shd w:fill="F8FAFC"/>
-            <w:tcMar>
-              <w:top w:w="100" w:type="dxa"/>
-              <w:bottom w:w="100" w:type="dxa"/>
-              <w:left w:w="120" w:type="dxa"/>
-              <w:right w:w="120" w:type="dxa"/>
-            </w:tcMar>
-            <w:tcBorders>
-              <w:top w:val="single" w:sz="4" w:space="0" w:color="CCCCCC"/>
-              <w:bottom w:val="single" w:sz="4" w:space="0" w:color="CCCCCC"/>
-              <w:left w:val="single" w:sz="4" w:space="0" w:color="CCCCCC"/>
-              <w:right w:val="single" w:sz="4" w:space="0" w:color="CCCCCC"/>
-            </w:tcBorders>
-          </w:tcPr>
-          <w:p>
-            <w:pPr>
-              <w:spacing w:before="60" w:after="60" w:line="252" w:lineRule="auto"/>
-              <w:jc w:val="left"/>
-            </w:pPr>
-            <w:r/>
-            <w:r>
-              <w:t>729.00</w:t>
-            </w:r>
-          </w:p>
-        </w:tc>
-        <w:tc>
-          <w:tcPr>
-            <w:tcW w:type="dxa" w:w="1728"/>
-            <w:shd w:fill="F8FAFC"/>
-            <w:tcMar>
-              <w:top w:w="100" w:type="dxa"/>
-              <w:bottom w:w="100" w:type="dxa"/>
-              <w:left w:w="120" w:type="dxa"/>
-              <w:right w:w="120" w:type="dxa"/>
-            </w:tcMar>
-            <w:tcBorders>
-              <w:top w:val="single" w:sz="4" w:space="0" w:color="CCCCCC"/>
-              <w:bottom w:val="single" w:sz="4" w:space="0" w:color="CCCCCC"/>
-              <w:left w:val="single" w:sz="4" w:space="0" w:color="CCCCCC"/>
-              <w:right w:val="single" w:sz="4" w:space="0" w:color="CCCCCC"/>
-            </w:tcBorders>
-          </w:tcPr>
-          <w:p>
-            <w:pPr>
-              <w:spacing w:before="60" w:after="60" w:line="252" w:lineRule="auto"/>
-              <w:jc w:val="left"/>
-            </w:pPr>
-            <w:r/>
-            <w:r>
-              <w:rPr>
-                <w:b/>
-              </w:rPr>
-              <w:t>743.25</w:t>
-            </w:r>
-          </w:p>
-        </w:tc>
-        <w:tc>
-          <w:tcPr>
-            <w:tcW w:type="dxa" w:w="3456"/>
-            <w:shd w:fill="F8FAFC"/>
-            <w:tcMar>
-              <w:top w:w="100" w:type="dxa"/>
-              <w:bottom w:w="100" w:type="dxa"/>
-              <w:left w:w="120" w:type="dxa"/>
-              <w:right w:w="120" w:type="dxa"/>
-            </w:tcMar>
-            <w:tcBorders>
-              <w:top w:val="single" w:sz="4" w:space="0" w:color="CCCCCC"/>
-              <w:bottom w:val="single" w:sz="4" w:space="0" w:color="CCCCCC"/>
-              <w:left w:val="single" w:sz="4" w:space="0" w:color="CCCCCC"/>
-              <w:right w:val="single" w:sz="4" w:space="0" w:color="CCCCCC"/>
-            </w:tcBorders>
-          </w:tcPr>
-          <w:p>
-            <w:pPr>
-              <w:spacing w:before="60" w:after="60" w:line="252" w:lineRule="auto"/>
-              <w:jc w:val="left"/>
-            </w:pPr>
-            <w:r/>
-            <w:r>
-              <w:rPr>
-                <w:b/>
-              </w:rPr>
-              <w:t>+0.75</w:t>
-            </w:r>
-          </w:p>
-        </w:tc>
-        <w:tc>
-          <w:tcPr>
-            <w:tcW w:type="dxa" w:w="1440"/>
-            <w:shd w:fill="F8FAFC"/>
-            <w:tcMar>
-              <w:top w:w="100" w:type="dxa"/>
-              <w:bottom w:w="100" w:type="dxa"/>
-              <w:left w:w="120" w:type="dxa"/>
-              <w:right w:w="120" w:type="dxa"/>
-            </w:tcMar>
-            <w:tcBorders>
-              <w:top w:val="single" w:sz="4" w:space="0" w:color="CCCCCC"/>
-              <w:bottom w:val="single" w:sz="4" w:space="0" w:color="CCCCCC"/>
-              <w:left w:val="single" w:sz="4" w:space="0" w:color="CCCCCC"/>
-              <w:right w:val="single" w:sz="4" w:space="0" w:color="CCCCCC"/>
-            </w:tcBorders>
-          </w:tcPr>
-          <w:p>
-            <w:pPr>
-              <w:spacing w:before="60" w:after="60" w:line="252" w:lineRule="auto"/>
-              <w:jc w:val="left"/>
-            </w:pPr>
-            <w:r/>
-            <w:r>
-              <w:t>BULL</w:t>
-            </w:r>
-          </w:p>
-        </w:tc>
-      </w:tr>
-      <w:tr>
-        <w:tc>
-          <w:tcPr>
-            <w:tcW w:type="dxa" w:w="1584"/>
-            <w:shd w:fill="FFFFFF"/>
-            <w:tcMar>
-              <w:top w:w="100" w:type="dxa"/>
-              <w:bottom w:w="100" w:type="dxa"/>
-              <w:left w:w="120" w:type="dxa"/>
-              <w:right w:w="120" w:type="dxa"/>
-            </w:tcMar>
-            <w:tcBorders>
-              <w:top w:val="single" w:sz="4" w:space="0" w:color="CCCCCC"/>
-              <w:bottom w:val="single" w:sz="4" w:space="0" w:color="CCCCCC"/>
-              <w:left w:val="single" w:sz="4" w:space="0" w:color="CCCCCC"/>
-              <w:right w:val="single" w:sz="4" w:space="0" w:color="CCCCCC"/>
-            </w:tcBorders>
-          </w:tcPr>
-          <w:p>
-            <w:pPr>
-              <w:spacing w:before="60" w:after="60" w:line="252" w:lineRule="auto"/>
-              <w:jc w:val="left"/>
-            </w:pPr>
-            <w:r/>
-            <w:r>
-              <w:rPr>
-                <w:b/>
-              </w:rPr>
-              <w:t>Fri 25/09</w:t>
-            </w:r>
-          </w:p>
-        </w:tc>
-        <w:tc>
-          <w:tcPr>
-            <w:tcW w:type="dxa" w:w="864"/>
-            <w:shd w:fill="FFFFFF"/>
-            <w:tcMar>
-              <w:top w:w="100" w:type="dxa"/>
-              <w:bottom w:w="100" w:type="dxa"/>
-              <w:left w:w="120" w:type="dxa"/>
-              <w:right w:w="120" w:type="dxa"/>
-            </w:tcMar>
-            <w:tcBorders>
-              <w:top w:val="single" w:sz="4" w:space="0" w:color="CCCCCC"/>
-              <w:bottom w:val="single" w:sz="4" w:space="0" w:color="CCCCCC"/>
-              <w:left w:val="single" w:sz="4" w:space="0" w:color="CCCCCC"/>
-              <w:right w:val="single" w:sz="4" w:space="0" w:color="CCCCCC"/>
-            </w:tcBorders>
-          </w:tcPr>
-          <w:p>
-            <w:pPr>
-              <w:spacing w:before="60" w:after="60" w:line="252" w:lineRule="auto"/>
-              <w:jc w:val="left"/>
-            </w:pPr>
-            <w:r/>
-            <w:r>
-              <w:t>Pre-NY 19-21</w:t>
-            </w:r>
-          </w:p>
-        </w:tc>
-        <w:tc>
-          <w:tcPr>
-            <w:tcW w:type="dxa" w:w="1440"/>
-            <w:shd w:fill="FFFFFF"/>
-            <w:tcMar>
-              <w:top w:w="100" w:type="dxa"/>
-              <w:bottom w:w="100" w:type="dxa"/>
-              <w:left w:w="120" w:type="dxa"/>
-              <w:right w:w="120" w:type="dxa"/>
-            </w:tcMar>
-            <w:tcBorders>
-              <w:top w:val="single" w:sz="4" w:space="0" w:color="CCCCCC"/>
-              <w:bottom w:val="single" w:sz="4" w:space="0" w:color="CCCCCC"/>
-              <w:left w:val="single" w:sz="4" w:space="0" w:color="CCCCCC"/>
-              <w:right w:val="single" w:sz="4" w:space="0" w:color="CCCCCC"/>
-            </w:tcBorders>
-          </w:tcPr>
-          <w:p>
-            <w:pPr>
-              <w:spacing w:before="60" w:after="60" w:line="252" w:lineRule="auto"/>
-              <w:jc w:val="left"/>
-            </w:pPr>
-            <w:r/>
-            <w:r>
-              <w:t>743.25</w:t>
-            </w:r>
-          </w:p>
-        </w:tc>
-        <w:tc>
-          <w:tcPr>
-            <w:tcW w:type="dxa" w:w="2016"/>
-            <w:shd w:fill="FFFFFF"/>
-            <w:tcMar>
-              <w:top w:w="100" w:type="dxa"/>
-              <w:bottom w:w="100" w:type="dxa"/>
-              <w:left w:w="120" w:type="dxa"/>
-              <w:right w:w="120" w:type="dxa"/>
-            </w:tcMar>
-            <w:tcBorders>
-              <w:top w:val="single" w:sz="4" w:space="0" w:color="CCCCCC"/>
-              <w:bottom w:val="single" w:sz="4" w:space="0" w:color="CCCCCC"/>
-              <w:left w:val="single" w:sz="4" w:space="0" w:color="CCCCCC"/>
-              <w:right w:val="single" w:sz="4" w:space="0" w:color="CCCCCC"/>
-            </w:tcBorders>
-          </w:tcPr>
-          <w:p>
-            <w:pPr>
-              <w:spacing w:before="60" w:after="60" w:line="252" w:lineRule="auto"/>
-              <w:jc w:val="left"/>
-            </w:pPr>
-            <w:r/>
-            <w:r>
-              <w:t>752.50</w:t>
-            </w:r>
-          </w:p>
-        </w:tc>
-        <w:tc>
-          <w:tcPr>
-            <w:tcW w:type="dxa" w:w="1152"/>
-            <w:shd w:fill="FFFFFF"/>
-            <w:tcMar>
-              <w:top w:w="100" w:type="dxa"/>
-              <w:bottom w:w="100" w:type="dxa"/>
-              <w:left w:w="120" w:type="dxa"/>
-              <w:right w:w="120" w:type="dxa"/>
-            </w:tcMar>
-            <w:tcBorders>
-              <w:top w:val="single" w:sz="4" w:space="0" w:color="CCCCCC"/>
-              <w:bottom w:val="single" w:sz="4" w:space="0" w:color="CCCCCC"/>
-              <w:left w:val="single" w:sz="4" w:space="0" w:color="CCCCCC"/>
-              <w:right w:val="single" w:sz="4" w:space="0" w:color="CCCCCC"/>
-            </w:tcBorders>
-          </w:tcPr>
-          <w:p>
-            <w:pPr>
-              <w:spacing w:before="60" w:after="60" w:line="252" w:lineRule="auto"/>
-              <w:jc w:val="left"/>
-            </w:pPr>
-            <w:r/>
-            <w:r>
-              <w:t>736.00</w:t>
-            </w:r>
-          </w:p>
-        </w:tc>
-        <w:tc>
-          <w:tcPr>
-            <w:tcW w:type="dxa" w:w="1728"/>
-            <w:shd w:fill="FFFFFF"/>
-            <w:tcMar>
-              <w:top w:w="100" w:type="dxa"/>
-              <w:bottom w:w="100" w:type="dxa"/>
-              <w:left w:w="120" w:type="dxa"/>
-              <w:right w:w="120" w:type="dxa"/>
-            </w:tcMar>
-            <w:tcBorders>
-              <w:top w:val="single" w:sz="4" w:space="0" w:color="CCCCCC"/>
-              <w:bottom w:val="single" w:sz="4" w:space="0" w:color="CCCCCC"/>
-              <w:left w:val="single" w:sz="4" w:space="0" w:color="CCCCCC"/>
-              <w:right w:val="single" w:sz="4" w:space="0" w:color="CCCCCC"/>
-            </w:tcBorders>
-          </w:tcPr>
-          <w:p>
-            <w:pPr>
-              <w:spacing w:before="60" w:after="60" w:line="252" w:lineRule="auto"/>
-              <w:jc w:val="left"/>
-            </w:pPr>
-            <w:r/>
-            <w:r>
-              <w:rPr>
-                <w:b/>
-              </w:rPr>
-              <w:t>743.00</w:t>
-            </w:r>
-          </w:p>
-        </w:tc>
-        <w:tc>
-          <w:tcPr>
-            <w:tcW w:type="dxa" w:w="3456"/>
-            <w:shd w:fill="FFFFFF"/>
-            <w:tcMar>
-              <w:top w:w="100" w:type="dxa"/>
-              <w:bottom w:w="100" w:type="dxa"/>
-              <w:left w:w="120" w:type="dxa"/>
-              <w:right w:w="120" w:type="dxa"/>
-            </w:tcMar>
-            <w:tcBorders>
-              <w:top w:val="single" w:sz="4" w:space="0" w:color="CCCCCC"/>
-              <w:bottom w:val="single" w:sz="4" w:space="0" w:color="CCCCCC"/>
-              <w:left w:val="single" w:sz="4" w:space="0" w:color="CCCCCC"/>
-              <w:right w:val="single" w:sz="4" w:space="0" w:color="CCCCCC"/>
-            </w:tcBorders>
-          </w:tcPr>
-          <w:p>
-            <w:pPr>
-              <w:spacing w:before="60" w:after="60" w:line="252" w:lineRule="auto"/>
-              <w:jc w:val="left"/>
-            </w:pPr>
-            <w:r/>
-            <w:r>
-              <w:rPr>
-                <w:b/>
-              </w:rPr>
-              <w:t>-0.25</w:t>
-            </w:r>
-          </w:p>
-        </w:tc>
-        <w:tc>
-          <w:tcPr>
-            <w:tcW w:type="dxa" w:w="1440"/>
-            <w:shd w:fill="FFFFFF"/>
-            <w:tcMar>
-              <w:top w:w="100" w:type="dxa"/>
-              <w:bottom w:w="100" w:type="dxa"/>
-              <w:left w:w="120" w:type="dxa"/>
-              <w:right w:w="120" w:type="dxa"/>
-            </w:tcMar>
-            <w:tcBorders>
-              <w:top w:val="single" w:sz="4" w:space="0" w:color="CCCCCC"/>
-              <w:bottom w:val="single" w:sz="4" w:space="0" w:color="CCCCCC"/>
-              <w:left w:val="single" w:sz="4" w:space="0" w:color="CCCCCC"/>
-              <w:right w:val="single" w:sz="4" w:space="0" w:color="CCCCCC"/>
-            </w:tcBorders>
-          </w:tcPr>
-          <w:p>
-            <w:pPr>
-              <w:spacing w:before="60" w:after="60" w:line="252" w:lineRule="auto"/>
-              <w:jc w:val="left"/>
-            </w:pPr>
-            <w:r/>
-            <w:r>
-              <w:t>BEAR</w:t>
-            </w:r>
-          </w:p>
-        </w:tc>
-      </w:tr>
-      <w:tr>
-        <w:tc>
-          <w:tcPr>
-            <w:tcW w:type="dxa" w:w="1584"/>
-            <w:shd w:fill="F8FAFC"/>
-            <w:tcMar>
-              <w:top w:w="100" w:type="dxa"/>
-              <w:bottom w:w="100" w:type="dxa"/>
-              <w:left w:w="120" w:type="dxa"/>
-              <w:right w:w="120" w:type="dxa"/>
-            </w:tcMar>
-            <w:tcBorders>
-              <w:top w:val="single" w:sz="4" w:space="0" w:color="CCCCCC"/>
-              <w:bottom w:val="single" w:sz="4" w:space="0" w:color="CCCCCC"/>
-              <w:left w:val="single" w:sz="4" w:space="0" w:color="CCCCCC"/>
-              <w:right w:val="single" w:sz="4" w:space="0" w:color="CCCCCC"/>
-            </w:tcBorders>
-          </w:tcPr>
-          <w:p>
-            <w:pPr>
-              <w:spacing w:before="60" w:after="60" w:line="252" w:lineRule="auto"/>
-              <w:jc w:val="left"/>
-            </w:pPr>
-            <w:r/>
-            <w:r>
-              <w:rPr>
-                <w:b/>
-              </w:rPr>
-              <w:t>Fri 25/09</w:t>
-            </w:r>
-          </w:p>
-        </w:tc>
-        <w:tc>
-          <w:tcPr>
-            <w:tcW w:type="dxa" w:w="864"/>
-            <w:shd w:fill="F8FAFC"/>
-            <w:tcMar>
-              <w:top w:w="100" w:type="dxa"/>
-              <w:bottom w:w="100" w:type="dxa"/>
-              <w:left w:w="120" w:type="dxa"/>
-              <w:right w:w="120" w:type="dxa"/>
-            </w:tcMar>
-            <w:tcBorders>
-              <w:top w:val="single" w:sz="4" w:space="0" w:color="CCCCCC"/>
-              <w:bottom w:val="single" w:sz="4" w:space="0" w:color="CCCCCC"/>
-              <w:left w:val="single" w:sz="4" w:space="0" w:color="CCCCCC"/>
-              <w:right w:val="single" w:sz="4" w:space="0" w:color="CCCCCC"/>
-            </w:tcBorders>
-          </w:tcPr>
-          <w:p>
-            <w:pPr>
-              <w:spacing w:before="60" w:after="60" w:line="252" w:lineRule="auto"/>
-              <w:jc w:val="left"/>
-            </w:pPr>
-            <w:r/>
-            <w:r>
-              <w:t>NY Open 21-23</w:t>
-            </w:r>
-          </w:p>
-        </w:tc>
-        <w:tc>
-          <w:tcPr>
-            <w:tcW w:type="dxa" w:w="1440"/>
-            <w:shd w:fill="F8FAFC"/>
-            <w:tcMar>
-              <w:top w:w="100" w:type="dxa"/>
-              <w:bottom w:w="100" w:type="dxa"/>
-              <w:left w:w="120" w:type="dxa"/>
-              <w:right w:w="120" w:type="dxa"/>
-            </w:tcMar>
-            <w:tcBorders>
-              <w:top w:val="single" w:sz="4" w:space="0" w:color="CCCCCC"/>
-              <w:bottom w:val="single" w:sz="4" w:space="0" w:color="CCCCCC"/>
-              <w:left w:val="single" w:sz="4" w:space="0" w:color="CCCCCC"/>
-              <w:right w:val="single" w:sz="4" w:space="0" w:color="CCCCCC"/>
-            </w:tcBorders>
-          </w:tcPr>
-          <w:p>
-            <w:pPr>
-              <w:spacing w:before="60" w:after="60" w:line="252" w:lineRule="auto"/>
-              <w:jc w:val="left"/>
-            </w:pPr>
-            <w:r/>
-            <w:r>
-              <w:t>743.00</w:t>
-            </w:r>
-          </w:p>
-        </w:tc>
-        <w:tc>
-          <w:tcPr>
-            <w:tcW w:type="dxa" w:w="2016"/>
-            <w:shd w:fill="F8FAFC"/>
-            <w:tcMar>
-              <w:top w:w="100" w:type="dxa"/>
-              <w:bottom w:w="100" w:type="dxa"/>
-              <w:left w:w="120" w:type="dxa"/>
-              <w:right w:w="120" w:type="dxa"/>
-            </w:tcMar>
-            <w:tcBorders>
-              <w:top w:val="single" w:sz="4" w:space="0" w:color="CCCCCC"/>
-              <w:bottom w:val="single" w:sz="4" w:space="0" w:color="CCCCCC"/>
-              <w:left w:val="single" w:sz="4" w:space="0" w:color="CCCCCC"/>
-              <w:right w:val="single" w:sz="4" w:space="0" w:color="CCCCCC"/>
-            </w:tcBorders>
-          </w:tcPr>
-          <w:p>
-            <w:pPr>
-              <w:spacing w:before="60" w:after="60" w:line="252" w:lineRule="auto"/>
-              <w:jc w:val="left"/>
-            </w:pPr>
-            <w:r/>
-            <w:r>
-              <w:t>751.50</w:t>
-            </w:r>
-          </w:p>
-        </w:tc>
-        <w:tc>
-          <w:tcPr>
-            <w:tcW w:type="dxa" w:w="1152"/>
-            <w:shd w:fill="F8FAFC"/>
-            <w:tcMar>
-              <w:top w:w="100" w:type="dxa"/>
-              <w:bottom w:w="100" w:type="dxa"/>
-              <w:left w:w="120" w:type="dxa"/>
-              <w:right w:w="120" w:type="dxa"/>
-            </w:tcMar>
-            <w:tcBorders>
-              <w:top w:val="single" w:sz="4" w:space="0" w:color="CCCCCC"/>
-              <w:bottom w:val="single" w:sz="4" w:space="0" w:color="CCCCCC"/>
-              <w:left w:val="single" w:sz="4" w:space="0" w:color="CCCCCC"/>
-              <w:right w:val="single" w:sz="4" w:space="0" w:color="CCCCCC"/>
-            </w:tcBorders>
-          </w:tcPr>
-          <w:p>
-            <w:pPr>
-              <w:spacing w:before="60" w:after="60" w:line="252" w:lineRule="auto"/>
-              <w:jc w:val="left"/>
-            </w:pPr>
-            <w:r/>
-            <w:r>
-              <w:t>729.00</w:t>
-            </w:r>
-          </w:p>
-        </w:tc>
-        <w:tc>
-          <w:tcPr>
-            <w:tcW w:type="dxa" w:w="1728"/>
-            <w:shd w:fill="F8FAFC"/>
-            <w:tcMar>
-              <w:top w:w="100" w:type="dxa"/>
-              <w:bottom w:w="100" w:type="dxa"/>
-              <w:left w:w="120" w:type="dxa"/>
-              <w:right w:w="120" w:type="dxa"/>
-            </w:tcMar>
-            <w:tcBorders>
-              <w:top w:val="single" w:sz="4" w:space="0" w:color="CCCCCC"/>
-              <w:bottom w:val="single" w:sz="4" w:space="0" w:color="CCCCCC"/>
-              <w:left w:val="single" w:sz="4" w:space="0" w:color="CCCCCC"/>
-              <w:right w:val="single" w:sz="4" w:space="0" w:color="CCCCCC"/>
-            </w:tcBorders>
-          </w:tcPr>
-          <w:p>
-            <w:pPr>
-              <w:spacing w:before="60" w:after="60" w:line="252" w:lineRule="auto"/>
-              <w:jc w:val="left"/>
-            </w:pPr>
-            <w:r/>
-            <w:r>
-              <w:rPr>
-                <w:b/>
-              </w:rPr>
-              <w:t>744.75</w:t>
-            </w:r>
-          </w:p>
-        </w:tc>
-        <w:tc>
-          <w:tcPr>
-            <w:tcW w:type="dxa" w:w="3456"/>
-            <w:shd w:fill="F8FAFC"/>
-            <w:tcMar>
-              <w:top w:w="100" w:type="dxa"/>
-              <w:bottom w:w="100" w:type="dxa"/>
-              <w:left w:w="120" w:type="dxa"/>
-              <w:right w:w="120" w:type="dxa"/>
-            </w:tcMar>
-            <w:tcBorders>
-              <w:top w:val="single" w:sz="4" w:space="0" w:color="CCCCCC"/>
-              <w:bottom w:val="single" w:sz="4" w:space="0" w:color="CCCCCC"/>
-              <w:left w:val="single" w:sz="4" w:space="0" w:color="CCCCCC"/>
-              <w:right w:val="single" w:sz="4" w:space="0" w:color="CCCCCC"/>
-            </w:tcBorders>
-          </w:tcPr>
-          <w:p>
-            <w:pPr>
-              <w:spacing w:before="60" w:after="60" w:line="252" w:lineRule="auto"/>
-              <w:jc w:val="left"/>
-            </w:pPr>
-            <w:r/>
-            <w:r>
-              <w:rPr>
-                <w:b/>
-              </w:rPr>
-              <w:t>+1.75</w:t>
-            </w:r>
-          </w:p>
-        </w:tc>
-        <w:tc>
-          <w:tcPr>
-            <w:tcW w:type="dxa" w:w="1440"/>
-            <w:shd w:fill="F8FAFC"/>
-            <w:tcMar>
-              <w:top w:w="100" w:type="dxa"/>
-              <w:bottom w:w="100" w:type="dxa"/>
-              <w:left w:w="120" w:type="dxa"/>
-              <w:right w:w="120" w:type="dxa"/>
-            </w:tcMar>
-            <w:tcBorders>
-              <w:top w:val="single" w:sz="4" w:space="0" w:color="CCCCCC"/>
-              <w:bottom w:val="single" w:sz="4" w:space="0" w:color="CCCCCC"/>
-              <w:left w:val="single" w:sz="4" w:space="0" w:color="CCCCCC"/>
-              <w:right w:val="single" w:sz="4" w:space="0" w:color="CCCCCC"/>
-            </w:tcBorders>
-          </w:tcPr>
-          <w:p>
-            <w:pPr>
-              <w:spacing w:before="60" w:after="60" w:line="252" w:lineRule="auto"/>
-              <w:jc w:val="left"/>
-            </w:pPr>
-            <w:r/>
-            <w:r>
-              <w:t>BULL</w:t>
-            </w:r>
-          </w:p>
-        </w:tc>
-      </w:tr>
-      <w:tr>
-        <w:tc>
-          <w:tcPr>
-            <w:tcW w:type="dxa" w:w="1584"/>
-            <w:shd w:fill="FFFFFF"/>
-            <w:tcMar>
-              <w:top w:w="100" w:type="dxa"/>
-              <w:bottom w:w="100" w:type="dxa"/>
-              <w:left w:w="120" w:type="dxa"/>
-              <w:right w:w="120" w:type="dxa"/>
-            </w:tcMar>
-            <w:tcBorders>
-              <w:top w:val="single" w:sz="4" w:space="0" w:color="CCCCCC"/>
-              <w:bottom w:val="single" w:sz="4" w:space="0" w:color="CCCCCC"/>
-              <w:left w:val="single" w:sz="4" w:space="0" w:color="CCCCCC"/>
-              <w:right w:val="single" w:sz="4" w:space="0" w:color="CCCCCC"/>
-            </w:tcBorders>
-          </w:tcPr>
-          <w:p>
-            <w:pPr>
-              <w:spacing w:before="60" w:after="60" w:line="252" w:lineRule="auto"/>
-              <w:jc w:val="left"/>
-            </w:pPr>
-            <w:r/>
-            <w:r>
-              <w:rPr>
-                <w:b/>
-              </w:rPr>
-              <w:t>Fri 25/09</w:t>
-            </w:r>
-          </w:p>
-        </w:tc>
-        <w:tc>
-          <w:tcPr>
-            <w:tcW w:type="dxa" w:w="864"/>
-            <w:shd w:fill="FFFFFF"/>
-            <w:tcMar>
-              <w:top w:w="100" w:type="dxa"/>
-              <w:bottom w:w="100" w:type="dxa"/>
-              <w:left w:w="120" w:type="dxa"/>
-              <w:right w:w="120" w:type="dxa"/>
-            </w:tcMar>
-            <w:tcBorders>
-              <w:top w:val="single" w:sz="4" w:space="0" w:color="CCCCCC"/>
-              <w:bottom w:val="single" w:sz="4" w:space="0" w:color="CCCCCC"/>
-              <w:left w:val="single" w:sz="4" w:space="0" w:color="CCCCCC"/>
-              <w:right w:val="single" w:sz="4" w:space="0" w:color="CCCCCC"/>
-            </w:tcBorders>
-          </w:tcPr>
-          <w:p>
-            <w:pPr>
-              <w:spacing w:before="60" w:after="60" w:line="252" w:lineRule="auto"/>
-              <w:jc w:val="left"/>
-            </w:pPr>
-            <w:r/>
-            <w:r>
-              <w:t>NY Close 23-01</w:t>
-            </w:r>
-          </w:p>
-        </w:tc>
-        <w:tc>
-          <w:tcPr>
-            <w:tcW w:type="dxa" w:w="1440"/>
-            <w:shd w:fill="FFFFFF"/>
-            <w:tcMar>
-              <w:top w:w="100" w:type="dxa"/>
-              <w:bottom w:w="100" w:type="dxa"/>
-              <w:left w:w="120" w:type="dxa"/>
-              <w:right w:w="120" w:type="dxa"/>
-            </w:tcMar>
-            <w:tcBorders>
-              <w:top w:val="single" w:sz="4" w:space="0" w:color="CCCCCC"/>
-              <w:bottom w:val="single" w:sz="4" w:space="0" w:color="CCCCCC"/>
-              <w:left w:val="single" w:sz="4" w:space="0" w:color="CCCCCC"/>
-              <w:right w:val="single" w:sz="4" w:space="0" w:color="CCCCCC"/>
-            </w:tcBorders>
-          </w:tcPr>
-          <w:p>
-            <w:pPr>
-              <w:spacing w:before="60" w:after="60" w:line="252" w:lineRule="auto"/>
-              <w:jc w:val="left"/>
-            </w:pPr>
-            <w:r/>
-            <w:r>
-              <w:t>744.75</w:t>
-            </w:r>
-          </w:p>
-        </w:tc>
-        <w:tc>
-          <w:tcPr>
-            <w:tcW w:type="dxa" w:w="2016"/>
-            <w:shd w:fill="FFFFFF"/>
-            <w:tcMar>
-              <w:top w:w="100" w:type="dxa"/>
-              <w:bottom w:w="100" w:type="dxa"/>
-              <w:left w:w="120" w:type="dxa"/>
-              <w:right w:w="120" w:type="dxa"/>
-            </w:tcMar>
-            <w:tcBorders>
-              <w:top w:val="single" w:sz="4" w:space="0" w:color="CCCCCC"/>
-              <w:bottom w:val="single" w:sz="4" w:space="0" w:color="CCCCCC"/>
-              <w:left w:val="single" w:sz="4" w:space="0" w:color="CCCCCC"/>
-              <w:right w:val="single" w:sz="4" w:space="0" w:color="CCCCCC"/>
-            </w:tcBorders>
-          </w:tcPr>
-          <w:p>
-            <w:pPr>
-              <w:spacing w:before="60" w:after="60" w:line="252" w:lineRule="auto"/>
-              <w:jc w:val="left"/>
-            </w:pPr>
-            <w:r/>
-            <w:r>
-              <w:t>751.00</w:t>
-            </w:r>
-          </w:p>
-        </w:tc>
-        <w:tc>
-          <w:tcPr>
-            <w:tcW w:type="dxa" w:w="1152"/>
-            <w:shd w:fill="FFFFFF"/>
-            <w:tcMar>
-              <w:top w:w="100" w:type="dxa"/>
-              <w:bottom w:w="100" w:type="dxa"/>
-              <w:left w:w="120" w:type="dxa"/>
-              <w:right w:w="120" w:type="dxa"/>
-            </w:tcMar>
-            <w:tcBorders>
-              <w:top w:val="single" w:sz="4" w:space="0" w:color="CCCCCC"/>
-              <w:bottom w:val="single" w:sz="4" w:space="0" w:color="CCCCCC"/>
-              <w:left w:val="single" w:sz="4" w:space="0" w:color="CCCCCC"/>
-              <w:right w:val="single" w:sz="4" w:space="0" w:color="CCCCCC"/>
-            </w:tcBorders>
-          </w:tcPr>
-          <w:p>
-            <w:pPr>
-              <w:spacing w:before="60" w:after="60" w:line="252" w:lineRule="auto"/>
-              <w:jc w:val="left"/>
-            </w:pPr>
-            <w:r/>
-            <w:r>
-              <w:t>738.25</w:t>
-            </w:r>
-          </w:p>
-        </w:tc>
-        <w:tc>
-          <w:tcPr>
-            <w:tcW w:type="dxa" w:w="1728"/>
-            <w:shd w:fill="FFFFFF"/>
-            <w:tcMar>
-              <w:top w:w="100" w:type="dxa"/>
-              <w:bottom w:w="100" w:type="dxa"/>
-              <w:left w:w="120" w:type="dxa"/>
-              <w:right w:w="120" w:type="dxa"/>
-            </w:tcMar>
-            <w:tcBorders>
-              <w:top w:val="single" w:sz="4" w:space="0" w:color="CCCCCC"/>
-              <w:bottom w:val="single" w:sz="4" w:space="0" w:color="CCCCCC"/>
-              <w:left w:val="single" w:sz="4" w:space="0" w:color="CCCCCC"/>
-              <w:right w:val="single" w:sz="4" w:space="0" w:color="CCCCCC"/>
-            </w:tcBorders>
-          </w:tcPr>
-          <w:p>
-            <w:pPr>
-              <w:spacing w:before="60" w:after="60" w:line="252" w:lineRule="auto"/>
-              <w:jc w:val="left"/>
-            </w:pPr>
-            <w:r/>
-            <w:r>
-              <w:rPr>
-                <w:b/>
-              </w:rPr>
-              <w:t>744.00</w:t>
+              <w:t>743.75</w:t>
             </w:r>
           </w:p>
         </w:tc>

--- a/Daily Reports/21_09_2026-CBOT Reports.docx
+++ b/Daily Reports/21_09_2026-CBOT Reports.docx
@@ -104,7 +104,7 @@
           <w:color w:val="5C768D"/>
           <w:sz w:val="19"/>
         </w:rPr>
-        <w:t>Cập nhật tự động qua `macro_tracker.py` vào lúc 21:01 ICT ngày 21/09/2026</w:t>
+        <w:t>Cập nhật tự động qua `macro_tracker.py` vào lúc 22:01 ICT ngày 21/09/2026</w:t>
       </w:r>
     </w:p>
     <w:tbl>
@@ -313,7 +313,7 @@
               <w:rPr>
                 <w:b/>
               </w:rPr>
-              <w:t>100.63 / thùng</w:t>
+              <w:t>99.91 / thùng</w:t>
             </w:r>
           </w:p>
         </w:tc>
@@ -442,7 +442,7 @@
               <w:rPr>
                 <w:b/>
               </w:rPr>
-              <w:t>100.34</w:t>
+              <w:t>100.39</w:t>
             </w:r>
           </w:p>
         </w:tc>
@@ -1218,7 +1218,7 @@
         <w:rPr>
           <w:b/>
         </w:rPr>
-        <w:t>`100.63` (+0.00%)</w:t>
+        <w:t>`99.91` (+0.00%)</w:t>
       </w:r>
       <w:r>
         <w:t xml:space="preserve"> | DXY: </w:t>
@@ -1227,7 +1227,7 @@
         <w:rPr>
           <w:b/>
         </w:rPr>
-        <w:t>`100.34` (+0.00%)</w:t>
+        <w:t>`100.39` (+0.00%)</w:t>
       </w:r>
       <w:r>
         <w:t xml:space="preserve"> | Lúa mì CBOT: </w:t>
@@ -1236,7 +1236,7 @@
         <w:rPr>
           <w:b/>
         </w:rPr>
-        <w:t>`724.50` (+0.00%)</w:t>
+        <w:t>`725.75` (+0.00%)</w:t>
       </w:r>
       <w:r>
         <w:t>.</w:t>
@@ -1306,7 +1306,7 @@
           <w:color w:val="5C768D"/>
           <w:sz w:val="19"/>
         </w:rPr>
-        <w:t>Cập nhật tự động lúc 21:01 ICT ngày 21/09/2026 — Nguồn: NOAA, USDA, BOM Australia</w:t>
+        <w:t>Cập nhật tự động lúc 22:01 ICT ngày 21/09/2026 — Nguồn: NOAA, USDA, BOM Australia</w:t>
       </w:r>
     </w:p>
     <w:p>
@@ -3574,7 +3574,7 @@
               <w:rPr>
                 <w:b/>
               </w:rPr>
-              <w:t>538.00</w:t>
+              <w:t>540.50</w:t>
             </w:r>
           </w:p>
         </w:tc>
@@ -3605,7 +3605,7 @@
               <w:rPr>
                 <w:b/>
               </w:rPr>
-              <w:t>538.19 (+0.19)</w:t>
+              <w:t>539.61 (-0.89)</w:t>
             </w:r>
           </w:p>
         </w:tc>
@@ -3633,7 +3633,7 @@
             </w:pPr>
             <w:r/>
             <w:r>
-              <w:t>Bullish (532.64 &gt; 532.02)</w:t>
+              <w:t>Bullish (533.25 &gt; 532.30)</w:t>
             </w:r>
           </w:p>
         </w:tc>
@@ -3661,7 +3661,7 @@
             </w:pPr>
             <w:r/>
             <w:r>
-              <w:t>5.75 cents</w:t>
+              <w:t>4.75 cents</w:t>
             </w:r>
           </w:p>
         </w:tc>
@@ -3822,7 +3822,7 @@
               <w:rPr>
                 <w:b/>
               </w:rPr>
-              <w:t>724.50</w:t>
+              <w:t>725.75</w:t>
             </w:r>
           </w:p>
         </w:tc>
@@ -3853,7 +3853,7 @@
               <w:rPr>
                 <w:b/>
               </w:rPr>
-              <w:t>725.96 (+1.46)</w:t>
+              <w:t>727.42 (+1.67)</w:t>
             </w:r>
           </w:p>
         </w:tc>
@@ -3881,7 +3881,7 @@
             </w:pPr>
             <w:r/>
             <w:r>
-              <w:t>Bearish (722.97 &lt; 723.77)</w:t>
+              <w:t>Bearish (723.01 &lt; 723.76)</w:t>
             </w:r>
           </w:p>
         </w:tc>
@@ -3909,7 +3909,7 @@
             </w:pPr>
             <w:r/>
             <w:r>
-              <w:t>4.75 cents</w:t>
+              <w:t>7.75 cents</w:t>
             </w:r>
           </w:p>
         </w:tc>
@@ -4347,7 +4347,7 @@
                 <w:b/>
                 <w:color w:val="15803D"/>
               </w:rPr>
-              <w:t>536.75 - 532.64 cents (Canh mua vùng hỗ trợ)</w:t>
+              <w:t>537.50 - 533.25 cents (Canh mua vùng hỗ trợ)</w:t>
             </w:r>
           </w:p>
         </w:tc>
@@ -4378,7 +4378,7 @@
               <w:rPr>
                 <w:b/>
               </w:rPr>
-              <w:t>480.03 cents (Dưới cản S2 + 1.5x ATR)</w:t>
+              <w:t>479.51 cents (Dưới cản S2 + 1.5x ATR)</w:t>
             </w:r>
           </w:p>
         </w:tc>
@@ -4414,7 +4414,7 @@
                 <w:color w:val="D97706"/>
                 <w:sz w:val="19"/>
               </w:rPr>
-              <w:t xml:space="preserve"> 539.25 cents </w:t>
+              <w:t xml:space="preserve"> 541.75 cents </w:t>
             </w:r>
             <w:r>
               <w:t xml:space="preserve"> / TP2: </w:t>
@@ -4559,7 +4559,7 @@
               <w:rPr>
                 <w:b/>
               </w:rPr>
-              <w:t>535.25 - 536.75 cents</w:t>
+              <w:t>536.00 - 537.50 cents</w:t>
             </w:r>
           </w:p>
         </w:tc>
@@ -4590,7 +4590,7 @@
               <w:rPr>
                 <w:b/>
               </w:rPr>
-              <w:t>481.10 cents (Chống quét SL tuyệt đối)</w:t>
+              <w:t>480.75 cents (Chống quét SL tuyệt đối)</w:t>
             </w:r>
           </w:p>
         </w:tc>
@@ -4752,7 +4752,7 @@
               <w:rPr>
                 <w:b/>
               </w:rPr>
-              <w:t>539.25 - 540.75 cents</w:t>
+              <w:t>541.75 - 543.25 cents</w:t>
             </w:r>
           </w:p>
         </w:tc>
@@ -4783,7 +4783,7 @@
               <w:rPr>
                 <w:b/>
               </w:rPr>
-              <w:t>541.40 cents</w:t>
+              <w:t>544.25 cents</w:t>
             </w:r>
           </w:p>
         </w:tc>
@@ -4945,7 +4945,7 @@
               <w:rPr>
                 <w:b/>
               </w:rPr>
-              <w:t>474.66 - 483.25 cents</w:t>
+              <w:t>473.27 - 483.25 cents</w:t>
             </w:r>
           </w:p>
         </w:tc>
@@ -5126,7 +5126,7 @@
                 <w:b/>
                 <w:color w:val="B91C1C"/>
               </w:rPr>
-              <w:t>722.97 - 723.77 cents (Canh bán hồi kỹ thuật H1)</w:t>
+              <w:t>723.01 - 723.76 cents (Canh bán hồi kỹ thuật H1)</w:t>
             </w:r>
           </w:p>
         </w:tc>
@@ -5157,7 +5157,7 @@
               <w:rPr>
                 <w:b/>
               </w:rPr>
-              <w:t>801.07 cents (Trên kháng cự R2 + 1.5x ATR)</w:t>
+              <w:t>801.81 cents (Trên kháng cự R2 + 1.5x ATR)</w:t>
             </w:r>
           </w:p>
         </w:tc>
@@ -5193,7 +5193,7 @@
                 <w:color w:val="D97706"/>
                 <w:sz w:val="19"/>
               </w:rPr>
-              <w:t xml:space="preserve"> 720.00 cents </w:t>
+              <w:t xml:space="preserve"> 723.25 cents </w:t>
             </w:r>
             <w:r>
               <w:t xml:space="preserve"> / TP2: </w:t>
@@ -5335,7 +5335,7 @@
               <w:rPr>
                 <w:b/>
               </w:rPr>
-              <w:t>718.00 - 720.00 cents</w:t>
+              <w:t>721.25 - 723.25 cents</w:t>
             </w:r>
           </w:p>
         </w:tc>
@@ -5366,7 +5366,7 @@
               <w:rPr>
                 <w:b/>
               </w:rPr>
-              <w:t>672.96 cents</w:t>
+              <w:t>672.46 cents</w:t>
             </w:r>
           </w:p>
         </w:tc>
@@ -5559,7 +5559,7 @@
               <w:rPr>
                 <w:b/>
               </w:rPr>
-              <w:t>732.54 cents</w:t>
+              <w:t>733.04 cents</w:t>
             </w:r>
           </w:p>
         </w:tc>
@@ -5721,7 +5721,7 @@
               <w:rPr>
                 <w:b/>
               </w:rPr>
-              <w:t>660.83 - 677.00 cents</w:t>
+              <w:t>658.85 - 677.00 cents</w:t>
             </w:r>
           </w:p>
         </w:tc>
@@ -11609,7 +11609,7 @@
         <w:t>Giá Chốt Phiên (Close):</w:t>
       </w:r>
       <w:r>
-        <w:t xml:space="preserve"> 538.00 cents | </w:t>
+        <w:t xml:space="preserve"> 540.50 cents | </w:t>
       </w:r>
       <w:r>
         <w:rPr>
@@ -11624,10 +11624,10 @@
         <w:rPr>
           <w:b/>
         </w:rPr>
-        <w:t>`538.19 cents`</w:t>
+        <w:t>`539.61 cents`</w:t>
       </w:r>
       <w:r>
-        <w:t xml:space="preserve"> (+0.19).</w:t>
+        <w:t xml:space="preserve"> (-0.89).</w:t>
       </w:r>
     </w:p>
     <w:p>
@@ -11648,7 +11648,7 @@
         <w:rPr>
           <w:b/>
         </w:rPr>
-        <w:t>`73,968`</w:t>
+        <w:t>`113,685`</w:t>
       </w:r>
       <w:r>
         <w:t xml:space="preserve"> (Chênh lệch: </w:t>
@@ -11657,7 +11657,7 @@
         <w:rPr>
           <w:b/>
         </w:rPr>
-        <w:t>`+48,688`</w:t>
+        <w:t>`+88,405`</w:t>
       </w:r>
       <w:r>
         <w:t xml:space="preserve">) | OI: </w:t>
@@ -11666,7 +11666,7 @@
         <w:rPr>
           <w:b/>
         </w:rPr>
-        <w:t>`942,310`</w:t>
+        <w:t>`945,382`</w:t>
       </w:r>
       <w:r>
         <w:t xml:space="preserve"> (Chênh lệch: </w:t>
@@ -11675,7 +11675,7 @@
         <w:rPr>
           <w:b/>
         </w:rPr>
-        <w:t>`+0`</w:t>
+        <w:t>`+3,072`</w:t>
       </w:r>
       <w:r>
         <w:t>)</w:t>
@@ -11699,7 +11699,7 @@
         <w:rPr>
           <w:b/>
         </w:rPr>
-        <w:t>`Bullish Engulfing (Nhấn chìm tăng trưởng)`</w:t>
+        <w:t>`Không phát hiện mô hình nến đặc biệt`</w:t>
       </w:r>
     </w:p>
     <w:p>
@@ -11719,9 +11719,9 @@
       <w:r>
         <w:rPr>
           <w:b/>
-          <w:color w:val="B91C1C"/>
+          <w:color w:val="15803D"/>
         </w:rPr>
-        <w:t>`Tăng do phe Short chốt lời (Short Covering)`</w:t>
+        <w:t>`Tăng mạnh mẽ (Strong Bullish / Long Buildup)`</w:t>
       </w:r>
     </w:p>
     <w:p>
@@ -11742,10 +11742,10 @@
         <w:rPr>
           <w:b/>
         </w:rPr>
-        <w:t>TĂNG MẠNH MẼ (Strong Bullish Confirmation):</w:t>
+        <w:t>TÍCH LŨY TÍCH CỰC (Accumulation):</w:t>
       </w:r>
       <w:r>
-        <w:t xml:space="preserve"> Mô hình nến tăng được củng cố bởi dòng tiền gia tăng tích cực, hỗ trợ lực mua lên bền vững.</w:t>
+        <w:t xml:space="preserve"> Nến đi ngang nhưng dòng tiền âm thầm gia tăng (OI tăng), báo hiệu chuẩn bị có nhịp bứt phá tăng.</w:t>
       </w:r>
     </w:p>
     <w:p>
@@ -11991,7 +11991,7 @@
               <w:rPr>
                 <w:b/>
               </w:rPr>
-              <w:t>100.63</w:t>
+              <w:t>99.91</w:t>
             </w:r>
           </w:p>
         </w:tc>
@@ -12114,7 +12114,7 @@
               <w:rPr>
                 <w:b/>
               </w:rPr>
-              <w:t>100.34</w:t>
+              <w:t>100.39</w:t>
             </w:r>
           </w:p>
         </w:tc>
@@ -12749,7 +12749,7 @@
         <w:t xml:space="preserve"> EMA_21 </w:t>
       </w:r>
       <w:r>
-        <w:t xml:space="preserve"> (532.64) &gt; </w:t>
+        <w:t xml:space="preserve"> (533.25) &gt; </w:t>
       </w:r>
       <w:r>
         <w:rPr>
@@ -12760,7 +12760,7 @@
         <w:t xml:space="preserve"> EMA_50 </w:t>
       </w:r>
       <w:r>
-        <w:t xml:space="preserve"> (532.02).</w:t>
+        <w:t xml:space="preserve"> (532.30).</w:t>
       </w:r>
     </w:p>
     <w:p>
@@ -12781,7 +12781,7 @@
         <w:rPr>
           <w:b/>
         </w:rPr>
-        <w:t>`69.50`</w:t>
+        <w:t>`74.12`</w:t>
       </w:r>
       <w:r>
         <w:t xml:space="preserve"> | ATR (14) = </w:t>
@@ -12790,7 +12790,7 @@
         <w:rPr>
           <w:b/>
         </w:rPr>
-        <w:t>`2.15`</w:t>
+        <w:t>`2.50`</w:t>
       </w:r>
       <w:r>
         <w:t xml:space="preserve"> cents | Volatility = </w:t>
@@ -12799,7 +12799,7 @@
         <w:rPr>
           <w:b/>
         </w:rPr>
-        <w:t>`5.75 cents`</w:t>
+        <w:t>`4.75 cents`</w:t>
       </w:r>
       <w:r>
         <w:t>.</w:t>
@@ -12823,7 +12823,7 @@
         <w:rPr>
           <w:b/>
         </w:rPr>
-        <w:t>`536.75`</w:t>
+        <w:t>`537.50`</w:t>
       </w:r>
       <w:r>
         <w:t xml:space="preserve"> | S2: </w:t>
@@ -12841,7 +12841,7 @@
         <w:rPr>
           <w:b/>
         </w:rPr>
-        <w:t>`539.25`</w:t>
+        <w:t>`541.75`</w:t>
       </w:r>
       <w:r>
         <w:t xml:space="preserve"> | R2: </w:t>
@@ -13584,7 +13584,7 @@
           <w:b/>
           <w:color w:val="15803D"/>
         </w:rPr>
-        <w:t>`536.75 - 532.64 cents (Canh mua vùng hỗ trợ)`</w:t>
+        <w:t>`537.50 - 533.25 cents (Canh mua vùng hỗ trợ)`</w:t>
       </w:r>
       <w:r>
         <w:t xml:space="preserve"> | SL: </w:t>
@@ -13593,7 +13593,7 @@
         <w:rPr>
           <w:b/>
         </w:rPr>
-        <w:t>`480.03 cents (Dưới cản S2 + 1.5x ATR)`</w:t>
+        <w:t>`479.51 cents (Dưới cản S2 + 1.5x ATR)`</w:t>
       </w:r>
       <w:r>
         <w:t xml:space="preserve"> | TP: </w:t>
@@ -13604,7 +13604,7 @@
           <w:color w:val="D97706"/>
           <w:sz w:val="19"/>
         </w:rPr>
-        <w:t xml:space="preserve"> 539.25 cents </w:t>
+        <w:t xml:space="preserve"> 541.75 cents </w:t>
       </w:r>
       <w:r>
         <w:t xml:space="preserve"> / </w:t>
@@ -13655,7 +13655,7 @@
         <w:rPr>
           <w:b/>
         </w:rPr>
-        <w:t>`535.25 - 536.75 cents`</w:t>
+        <w:t>`536.00 - 537.50 cents`</w:t>
       </w:r>
       <w:r>
         <w:t xml:space="preserve"> | SL: </w:t>
@@ -13664,7 +13664,7 @@
         <w:rPr>
           <w:b/>
         </w:rPr>
-        <w:t>`481.10 cents (Chống quét SL tuyệt đối)`</w:t>
+        <w:t>`480.75 cents (Chống quét SL tuyệt đối)`</w:t>
       </w:r>
       <w:r>
         <w:t xml:space="preserve"> | TP: </w:t>
@@ -13701,7 +13701,7 @@
         <w:rPr>
           <w:b/>
         </w:rPr>
-        <w:t>`539.25 - 540.75 cents`</w:t>
+        <w:t>`541.75 - 543.25 cents`</w:t>
       </w:r>
       <w:r>
         <w:t xml:space="preserve"> | SL: </w:t>
@@ -13710,7 +13710,7 @@
         <w:rPr>
           <w:b/>
         </w:rPr>
-        <w:t>`541.40 cents`</w:t>
+        <w:t>`544.25 cents`</w:t>
       </w:r>
       <w:r>
         <w:t xml:space="preserve"> | TP: </w:t>
@@ -13759,7 +13759,7 @@
         <w:rPr>
           <w:b/>
         </w:rPr>
-        <w:t>`474.66 - 483.25 cents`</w:t>
+        <w:t>`473.27 - 483.25 cents`</w:t>
       </w:r>
     </w:p>
     <w:p>
@@ -14166,7 +14166,7 @@
             </w:pPr>
             <w:r/>
             <w:r>
-              <w:t>538.00</w:t>
+              <w:t>540.50</w:t>
             </w:r>
           </w:p>
         </w:tc>
@@ -14194,7 +14194,7 @@
             </w:pPr>
             <w:r/>
             <w:r>
-              <w:t>541.75</w:t>
+              <w:t>544.25</w:t>
             </w:r>
           </w:p>
         </w:tc>
@@ -14222,7 +14222,7 @@
             </w:pPr>
             <w:r/>
             <w:r>
-              <w:t>534.75</w:t>
+              <w:t>537.25</w:t>
             </w:r>
           </w:p>
         </w:tc>
@@ -14253,7 +14253,7 @@
               <w:rPr>
                 <w:b/>
               </w:rPr>
-              <w:t>538.25</w:t>
+              <w:t>540.75</w:t>
             </w:r>
           </w:p>
         </w:tc>
@@ -14401,7 +14401,7 @@
             </w:pPr>
             <w:r/>
             <w:r>
-              <w:t>538.25</w:t>
+              <w:t>540.75</w:t>
             </w:r>
           </w:p>
         </w:tc>
@@ -14429,7 +14429,7 @@
             </w:pPr>
             <w:r/>
             <w:r>
-              <w:t>541.00</w:t>
+              <w:t>543.50</w:t>
             </w:r>
           </w:p>
         </w:tc>
@@ -14457,7 +14457,7 @@
             </w:pPr>
             <w:r/>
             <w:r>
-              <w:t>534.50</w:t>
+              <w:t>537.00</w:t>
             </w:r>
           </w:p>
         </w:tc>
@@ -14488,7 +14488,7 @@
               <w:rPr>
                 <w:b/>
               </w:rPr>
-              <w:t>537.75</w:t>
+              <w:t>540.25</w:t>
             </w:r>
           </w:p>
         </w:tc>
@@ -14636,7 +14636,7 @@
             </w:pPr>
             <w:r/>
             <w:r>
-              <w:t>537.75</w:t>
+              <w:t>540.25</w:t>
             </w:r>
           </w:p>
         </w:tc>
@@ -14664,7 +14664,7 @@
             </w:pPr>
             <w:r/>
             <w:r>
-              <w:t>540.75</w:t>
+              <w:t>543.25</w:t>
             </w:r>
           </w:p>
         </w:tc>
@@ -14692,7 +14692,7 @@
             </w:pPr>
             <w:r/>
             <w:r>
-              <w:t>533.75</w:t>
+              <w:t>536.25</w:t>
             </w:r>
           </w:p>
         </w:tc>
@@ -14723,7 +14723,7 @@
               <w:rPr>
                 <w:b/>
               </w:rPr>
-              <w:t>538.50</w:t>
+              <w:t>541.00</w:t>
             </w:r>
           </w:p>
         </w:tc>
@@ -14871,7 +14871,7 @@
             </w:pPr>
             <w:r/>
             <w:r>
-              <w:t>538.50</w:t>
+              <w:t>541.00</w:t>
             </w:r>
           </w:p>
         </w:tc>
@@ -14899,7 +14899,7 @@
             </w:pPr>
             <w:r/>
             <w:r>
-              <w:t>543.00</w:t>
+              <w:t>545.50</w:t>
             </w:r>
           </w:p>
         </w:tc>
@@ -14927,7 +14927,7 @@
             </w:pPr>
             <w:r/>
             <w:r>
-              <w:t>533.50</w:t>
+              <w:t>536.00</w:t>
             </w:r>
           </w:p>
         </w:tc>
@@ -14958,7 +14958,7 @@
               <w:rPr>
                 <w:b/>
               </w:rPr>
-              <w:t>539.25</w:t>
+              <w:t>541.75</w:t>
             </w:r>
           </w:p>
         </w:tc>
@@ -15106,7 +15106,7 @@
             </w:pPr>
             <w:r/>
             <w:r>
-              <w:t>539.25</w:t>
+              <w:t>541.75</w:t>
             </w:r>
           </w:p>
         </w:tc>
@@ -15134,7 +15134,7 @@
             </w:pPr>
             <w:r/>
             <w:r>
-              <w:t>544.75</w:t>
+              <w:t>547.25</w:t>
             </w:r>
           </w:p>
         </w:tc>
@@ -15162,7 +15162,7 @@
             </w:pPr>
             <w:r/>
             <w:r>
-              <w:t>533.00</w:t>
+              <w:t>535.50</w:t>
             </w:r>
           </w:p>
         </w:tc>
@@ -15193,7 +15193,7 @@
               <w:rPr>
                 <w:b/>
               </w:rPr>
-              <w:t>541.50</w:t>
+              <w:t>544.00</w:t>
             </w:r>
           </w:p>
         </w:tc>
@@ -15341,7 +15341,7 @@
             </w:pPr>
             <w:r/>
             <w:r>
-              <w:t>541.50</w:t>
+              <w:t>544.00</w:t>
             </w:r>
           </w:p>
         </w:tc>
@@ -15369,7 +15369,7 @@
             </w:pPr>
             <w:r/>
             <w:r>
-              <w:t>544.50</w:t>
+              <w:t>547.00</w:t>
             </w:r>
           </w:p>
         </w:tc>
@@ -15397,7 +15397,7 @@
             </w:pPr>
             <w:r/>
             <w:r>
-              <w:t>537.25</w:t>
+              <w:t>539.75</w:t>
             </w:r>
           </w:p>
         </w:tc>
@@ -15428,7 +15428,7 @@
               <w:rPr>
                 <w:b/>
               </w:rPr>
-              <w:t>541.75</w:t>
+              <w:t>544.25</w:t>
             </w:r>
           </w:p>
         </w:tc>
@@ -15576,7 +15576,7 @@
             </w:pPr>
             <w:r/>
             <w:r>
-              <w:t>541.75</w:t>
+              <w:t>544.25</w:t>
             </w:r>
           </w:p>
         </w:tc>
@@ -15604,7 +15604,7 @@
             </w:pPr>
             <w:r/>
             <w:r>
-              <w:t>545.00</w:t>
+              <w:t>547.50</w:t>
             </w:r>
           </w:p>
         </w:tc>
@@ -15632,7 +15632,7 @@
             </w:pPr>
             <w:r/>
             <w:r>
-              <w:t>535.25</w:t>
+              <w:t>537.75</w:t>
             </w:r>
           </w:p>
         </w:tc>
@@ -15663,7 +15663,7 @@
               <w:rPr>
                 <w:b/>
               </w:rPr>
-              <w:t>542.50</w:t>
+              <w:t>545.00</w:t>
             </w:r>
           </w:p>
         </w:tc>
@@ -15811,7 +15811,7 @@
             </w:pPr>
             <w:r/>
             <w:r>
-              <w:t>542.50</w:t>
+              <w:t>545.00</w:t>
             </w:r>
           </w:p>
         </w:tc>
@@ -15839,7 +15839,7 @@
             </w:pPr>
             <w:r/>
             <w:r>
-              <w:t>545.50</w:t>
+              <w:t>548.00</w:t>
             </w:r>
           </w:p>
         </w:tc>
@@ -15867,7 +15867,7 @@
             </w:pPr>
             <w:r/>
             <w:r>
-              <w:t>538.00</w:t>
+              <w:t>540.50</w:t>
             </w:r>
           </w:p>
         </w:tc>
@@ -15898,7 +15898,7 @@
               <w:rPr>
                 <w:b/>
               </w:rPr>
-              <w:t>542.00</w:t>
+              <w:t>544.50</w:t>
             </w:r>
           </w:p>
         </w:tc>
@@ -16046,7 +16046,7 @@
             </w:pPr>
             <w:r/>
             <w:r>
-              <w:t>542.00</w:t>
+              <w:t>544.50</w:t>
             </w:r>
           </w:p>
         </w:tc>
@@ -16074,7 +16074,7 @@
             </w:pPr>
             <w:r/>
             <w:r>
-              <w:t>546.00</w:t>
+              <w:t>548.50</w:t>
             </w:r>
           </w:p>
         </w:tc>
@@ -16102,7 +16102,7 @@
             </w:pPr>
             <w:r/>
             <w:r>
-              <w:t>536.25</w:t>
+              <w:t>538.75</w:t>
             </w:r>
           </w:p>
         </w:tc>
@@ -16133,7 +16133,7 @@
               <w:rPr>
                 <w:b/>
               </w:rPr>
-              <w:t>542.50</w:t>
+              <w:t>545.00</w:t>
             </w:r>
           </w:p>
         </w:tc>
@@ -16281,7 +16281,7 @@
             </w:pPr>
             <w:r/>
             <w:r>
-              <w:t>542.50</w:t>
+              <w:t>545.00</w:t>
             </w:r>
           </w:p>
         </w:tc>
@@ -16309,7 +16309,7 @@
             </w:pPr>
             <w:r/>
             <w:r>
-              <w:t>545.00</w:t>
+              <w:t>547.50</w:t>
             </w:r>
           </w:p>
         </w:tc>
@@ -16337,7 +16337,7 @@
             </w:pPr>
             <w:r/>
             <w:r>
-              <w:t>539.25</w:t>
+              <w:t>541.75</w:t>
             </w:r>
           </w:p>
         </w:tc>
@@ -16368,7 +16368,7 @@
               <w:rPr>
                 <w:b/>
               </w:rPr>
-              <w:t>543.00</w:t>
+              <w:t>545.50</w:t>
             </w:r>
           </w:p>
         </w:tc>
@@ -16516,7 +16516,7 @@
             </w:pPr>
             <w:r/>
             <w:r>
-              <w:t>543.00</w:t>
+              <w:t>545.50</w:t>
             </w:r>
           </w:p>
         </w:tc>
@@ -16544,7 +16544,7 @@
             </w:pPr>
             <w:r/>
             <w:r>
-              <w:t>546.50</w:t>
+              <w:t>549.00</w:t>
             </w:r>
           </w:p>
         </w:tc>
@@ -16572,7 +16572,7 @@
             </w:pPr>
             <w:r/>
             <w:r>
-              <w:t>537.00</w:t>
+              <w:t>539.50</w:t>
             </w:r>
           </w:p>
         </w:tc>
@@ -16603,7 +16603,7 @@
               <w:rPr>
                 <w:b/>
               </w:rPr>
-              <w:t>544.00</w:t>
+              <w:t>546.50</w:t>
             </w:r>
           </w:p>
         </w:tc>
@@ -16751,7 +16751,7 @@
             </w:pPr>
             <w:r/>
             <w:r>
-              <w:t>544.00</w:t>
+              <w:t>546.50</w:t>
             </w:r>
           </w:p>
         </w:tc>
@@ -16779,7 +16779,7 @@
             </w:pPr>
             <w:r/>
             <w:r>
-              <w:t>546.75</w:t>
+              <w:t>549.25</w:t>
             </w:r>
           </w:p>
         </w:tc>
@@ -16807,7 +16807,7 @@
             </w:pPr>
             <w:r/>
             <w:r>
-              <w:t>541.50</w:t>
+              <w:t>544.00</w:t>
             </w:r>
           </w:p>
         </w:tc>
@@ -16838,7 +16838,7 @@
               <w:rPr>
                 <w:b/>
               </w:rPr>
-              <w:t>544.00</w:t>
+              <w:t>546.50</w:t>
             </w:r>
           </w:p>
         </w:tc>
@@ -16986,7 +16986,7 @@
             </w:pPr>
             <w:r/>
             <w:r>
-              <w:t>544.00</w:t>
+              <w:t>546.50</w:t>
             </w:r>
           </w:p>
         </w:tc>
@@ -17014,7 +17014,7 @@
             </w:pPr>
             <w:r/>
             <w:r>
-              <w:t>546.75</w:t>
+              <w:t>549.25</w:t>
             </w:r>
           </w:p>
         </w:tc>
@@ -17042,7 +17042,7 @@
             </w:pPr>
             <w:r/>
             <w:r>
-              <w:t>541.50</w:t>
+              <w:t>544.00</w:t>
             </w:r>
           </w:p>
         </w:tc>
@@ -17073,7 +17073,7 @@
               <w:rPr>
                 <w:b/>
               </w:rPr>
-              <w:t>543.50</w:t>
+              <w:t>546.00</w:t>
             </w:r>
           </w:p>
         </w:tc>
@@ -17221,7 +17221,7 @@
             </w:pPr>
             <w:r/>
             <w:r>
-              <w:t>543.50</w:t>
+              <w:t>546.00</w:t>
             </w:r>
           </w:p>
         </w:tc>
@@ -17249,7 +17249,7 @@
             </w:pPr>
             <w:r/>
             <w:r>
-              <w:t>546.50</w:t>
+              <w:t>549.00</w:t>
             </w:r>
           </w:p>
         </w:tc>
@@ -17277,7 +17277,7 @@
             </w:pPr>
             <w:r/>
             <w:r>
-              <w:t>540.25</w:t>
+              <w:t>542.75</w:t>
             </w:r>
           </w:p>
         </w:tc>
@@ -17308,7 +17308,7 @@
               <w:rPr>
                 <w:b/>
               </w:rPr>
-              <w:t>543.25</w:t>
+              <w:t>545.75</w:t>
             </w:r>
           </w:p>
         </w:tc>
@@ -17456,7 +17456,7 @@
             </w:pPr>
             <w:r/>
             <w:r>
-              <w:t>543.25</w:t>
+              <w:t>545.75</w:t>
             </w:r>
           </w:p>
         </w:tc>
@@ -17484,7 +17484,7 @@
             </w:pPr>
             <w:r/>
             <w:r>
-              <w:t>547.25</w:t>
+              <w:t>549.75</w:t>
             </w:r>
           </w:p>
         </w:tc>
@@ -17512,7 +17512,7 @@
             </w:pPr>
             <w:r/>
             <w:r>
-              <w:t>538.00</w:t>
+              <w:t>540.50</w:t>
             </w:r>
           </w:p>
         </w:tc>
@@ -17543,7 +17543,7 @@
               <w:rPr>
                 <w:b/>
               </w:rPr>
-              <w:t>543.75</w:t>
+              <w:t>546.25</w:t>
             </w:r>
           </w:p>
         </w:tc>
@@ -17691,7 +17691,7 @@
             </w:pPr>
             <w:r/>
             <w:r>
-              <w:t>543.75</w:t>
+              <w:t>546.25</w:t>
             </w:r>
           </w:p>
         </w:tc>
@@ -17719,7 +17719,7 @@
             </w:pPr>
             <w:r/>
             <w:r>
-              <w:t>548.50</w:t>
+              <w:t>551.00</w:t>
             </w:r>
           </w:p>
         </w:tc>
@@ -17747,7 +17747,7 @@
             </w:pPr>
             <w:r/>
             <w:r>
-              <w:t>536.75</w:t>
+              <w:t>539.25</w:t>
             </w:r>
           </w:p>
         </w:tc>
@@ -17778,7 +17778,7 @@
               <w:rPr>
                 <w:b/>
               </w:rPr>
-              <w:t>545.75</w:t>
+              <w:t>548.25</w:t>
             </w:r>
           </w:p>
         </w:tc>
@@ -17926,7 +17926,7 @@
             </w:pPr>
             <w:r/>
             <w:r>
-              <w:t>545.75</w:t>
+              <w:t>548.25</w:t>
             </w:r>
           </w:p>
         </w:tc>
@@ -17954,7 +17954,7 @@
             </w:pPr>
             <w:r/>
             <w:r>
-              <w:t>553.75</w:t>
+              <w:t>556.25</w:t>
             </w:r>
           </w:p>
         </w:tc>
@@ -17982,7 +17982,7 @@
             </w:pPr>
             <w:r/>
             <w:r>
-              <w:t>538.75</w:t>
+              <w:t>541.25</w:t>
             </w:r>
           </w:p>
         </w:tc>
@@ -18013,7 +18013,7 @@
               <w:rPr>
                 <w:b/>
               </w:rPr>
-              <w:t>547.25</w:t>
+              <w:t>549.75</w:t>
             </w:r>
           </w:p>
         </w:tc>
@@ -18161,7 +18161,7 @@
             </w:pPr>
             <w:r/>
             <w:r>
-              <w:t>547.25</w:t>
+              <w:t>549.75</w:t>
             </w:r>
           </w:p>
         </w:tc>
@@ -18189,7 +18189,7 @@
             </w:pPr>
             <w:r/>
             <w:r>
-              <w:t>551.75</w:t>
+              <w:t>554.25</w:t>
             </w:r>
           </w:p>
         </w:tc>
@@ -18217,7 +18217,7 @@
             </w:pPr>
             <w:r/>
             <w:r>
-              <w:t>543.00</w:t>
+              <w:t>545.50</w:t>
             </w:r>
           </w:p>
         </w:tc>
@@ -18248,7 +18248,7 @@
               <w:rPr>
                 <w:b/>
               </w:rPr>
-              <w:t>546.75</w:t>
+              <w:t>549.25</w:t>
             </w:r>
           </w:p>
         </w:tc>
@@ -18396,7 +18396,7 @@
             </w:pPr>
             <w:r/>
             <w:r>
-              <w:t>546.75</w:t>
+              <w:t>549.25</w:t>
             </w:r>
           </w:p>
         </w:tc>
@@ -18424,7 +18424,7 @@
             </w:pPr>
             <w:r/>
             <w:r>
-              <w:t>549.00</w:t>
+              <w:t>551.50</w:t>
             </w:r>
           </w:p>
         </w:tc>
@@ -18452,7 +18452,7 @@
             </w:pPr>
             <w:r/>
             <w:r>
-              <w:t>544.00</w:t>
+              <w:t>546.50</w:t>
             </w:r>
           </w:p>
         </w:tc>
@@ -18483,7 +18483,7 @@
               <w:rPr>
                 <w:b/>
               </w:rPr>
-              <w:t>546.50</w:t>
+              <w:t>549.00</w:t>
             </w:r>
           </w:p>
         </w:tc>
@@ -18631,7 +18631,7 @@
             </w:pPr>
             <w:r/>
             <w:r>
-              <w:t>546.50</w:t>
+              <w:t>549.00</w:t>
             </w:r>
           </w:p>
         </w:tc>
@@ -18659,7 +18659,7 @@
             </w:pPr>
             <w:r/>
             <w:r>
-              <w:t>548.50</w:t>
+              <w:t>551.00</w:t>
             </w:r>
           </w:p>
         </w:tc>
@@ -18687,7 +18687,7 @@
             </w:pPr>
             <w:r/>
             <w:r>
-              <w:t>542.00</w:t>
+              <w:t>544.50</w:t>
             </w:r>
           </w:p>
         </w:tc>
@@ -18718,7 +18718,7 @@
               <w:rPr>
                 <w:b/>
               </w:rPr>
-              <w:t>546.75</w:t>
+              <w:t>549.25</w:t>
             </w:r>
           </w:p>
         </w:tc>
@@ -18866,7 +18866,7 @@
             </w:pPr>
             <w:r/>
             <w:r>
-              <w:t>546.75</w:t>
+              <w:t>549.25</w:t>
             </w:r>
           </w:p>
         </w:tc>
@@ -18894,7 +18894,7 @@
             </w:pPr>
             <w:r/>
             <w:r>
-              <w:t>550.50</w:t>
+              <w:t>553.00</w:t>
             </w:r>
           </w:p>
         </w:tc>
@@ -18922,7 +18922,7 @@
             </w:pPr>
             <w:r/>
             <w:r>
-              <w:t>544.00</w:t>
+              <w:t>546.50</w:t>
             </w:r>
           </w:p>
         </w:tc>
@@ -18953,7 +18953,7 @@
               <w:rPr>
                 <w:b/>
               </w:rPr>
-              <w:t>547.25</w:t>
+              <w:t>549.75</w:t>
             </w:r>
           </w:p>
         </w:tc>
@@ -19101,7 +19101,7 @@
             </w:pPr>
             <w:r/>
             <w:r>
-              <w:t>547.25</w:t>
+              <w:t>549.75</w:t>
             </w:r>
           </w:p>
         </w:tc>
@@ -19129,7 +19129,7 @@
             </w:pPr>
             <w:r/>
             <w:r>
-              <w:t>550.25</w:t>
+              <w:t>552.75</w:t>
             </w:r>
           </w:p>
         </w:tc>
@@ -19157,7 +19157,7 @@
             </w:pPr>
             <w:r/>
             <w:r>
-              <w:t>542.75</w:t>
+              <w:t>545.25</w:t>
             </w:r>
           </w:p>
         </w:tc>
@@ -19188,7 +19188,7 @@
               <w:rPr>
                 <w:b/>
               </w:rPr>
-              <w:t>547.50</w:t>
+              <w:t>550.00</w:t>
             </w:r>
           </w:p>
         </w:tc>
@@ -19336,7 +19336,7 @@
             </w:pPr>
             <w:r/>
             <w:r>
-              <w:t>547.50</w:t>
+              <w:t>550.00</w:t>
             </w:r>
           </w:p>
         </w:tc>
@@ -19364,7 +19364,7 @@
             </w:pPr>
             <w:r/>
             <w:r>
-              <w:t>551.75</w:t>
+              <w:t>554.25</w:t>
             </w:r>
           </w:p>
         </w:tc>
@@ -19392,7 +19392,7 @@
             </w:pPr>
             <w:r/>
             <w:r>
-              <w:t>544.25</w:t>
+              <w:t>546.75</w:t>
             </w:r>
           </w:p>
         </w:tc>
@@ -19423,7 +19423,7 @@
               <w:rPr>
                 <w:b/>
               </w:rPr>
-              <w:t>548.25</w:t>
+              <w:t>550.75</w:t>
             </w:r>
           </w:p>
         </w:tc>
@@ -19571,7 +19571,7 @@
             </w:pPr>
             <w:r/>
             <w:r>
-              <w:t>548.25</w:t>
+              <w:t>550.75</w:t>
             </w:r>
           </w:p>
         </w:tc>
@@ -19599,7 +19599,7 @@
             </w:pPr>
             <w:r/>
             <w:r>
-              <w:t>551.75</w:t>
+              <w:t>554.25</w:t>
             </w:r>
           </w:p>
         </w:tc>
@@ -19627,7 +19627,7 @@
             </w:pPr>
             <w:r/>
             <w:r>
-              <w:t>546.00</w:t>
+              <w:t>548.50</w:t>
             </w:r>
           </w:p>
         </w:tc>
@@ -19658,7 +19658,7 @@
               <w:rPr>
                 <w:b/>
               </w:rPr>
-              <w:t>548.25</w:t>
+              <w:t>550.75</w:t>
             </w:r>
           </w:p>
         </w:tc>
@@ -19806,7 +19806,7 @@
             </w:pPr>
             <w:r/>
             <w:r>
-              <w:t>548.25</w:t>
+              <w:t>550.75</w:t>
             </w:r>
           </w:p>
         </w:tc>
@@ -19834,7 +19834,7 @@
             </w:pPr>
             <w:r/>
             <w:r>
-              <w:t>552.00</w:t>
+              <w:t>554.50</w:t>
             </w:r>
           </w:p>
         </w:tc>
@@ -19862,7 +19862,7 @@
             </w:pPr>
             <w:r/>
             <w:r>
-              <w:t>544.75</w:t>
+              <w:t>547.25</w:t>
             </w:r>
           </w:p>
         </w:tc>
@@ -19893,7 +19893,7 @@
               <w:rPr>
                 <w:b/>
               </w:rPr>
-              <w:t>548.00</w:t>
+              <w:t>550.50</w:t>
             </w:r>
           </w:p>
         </w:tc>
@@ -20041,7 +20041,7 @@
             </w:pPr>
             <w:r/>
             <w:r>
-              <w:t>548.00</w:t>
+              <w:t>550.50</w:t>
             </w:r>
           </w:p>
         </w:tc>
@@ -20069,7 +20069,7 @@
             </w:pPr>
             <w:r/>
             <w:r>
-              <w:t>551.50</w:t>
+              <w:t>554.00</w:t>
             </w:r>
           </w:p>
         </w:tc>
@@ -20097,7 +20097,7 @@
             </w:pPr>
             <w:r/>
             <w:r>
-              <w:t>544.75</w:t>
+              <w:t>547.25</w:t>
             </w:r>
           </w:p>
         </w:tc>
@@ -20128,7 +20128,7 @@
               <w:rPr>
                 <w:b/>
               </w:rPr>
-              <w:t>547.75</w:t>
+              <w:t>550.25</w:t>
             </w:r>
           </w:p>
         </w:tc>
@@ -20276,7 +20276,7 @@
             </w:pPr>
             <w:r/>
             <w:r>
-              <w:t>547.75</w:t>
+              <w:t>550.25</w:t>
             </w:r>
           </w:p>
         </w:tc>
@@ -20304,7 +20304,7 @@
             </w:pPr>
             <w:r/>
             <w:r>
-              <w:t>550.75</w:t>
+              <w:t>553.25</w:t>
             </w:r>
           </w:p>
         </w:tc>
@@ -20332,7 +20332,7 @@
             </w:pPr>
             <w:r/>
             <w:r>
-              <w:t>545.00</w:t>
+              <w:t>547.50</w:t>
             </w:r>
           </w:p>
         </w:tc>
@@ -20363,7 +20363,7 @@
               <w:rPr>
                 <w:b/>
               </w:rPr>
-              <w:t>548.00</w:t>
+              <w:t>550.50</w:t>
             </w:r>
           </w:p>
         </w:tc>
@@ -20511,7 +20511,7 @@
             </w:pPr>
             <w:r/>
             <w:r>
-              <w:t>548.00</w:t>
+              <w:t>550.50</w:t>
             </w:r>
           </w:p>
         </w:tc>
@@ -20539,7 +20539,7 @@
             </w:pPr>
             <w:r/>
             <w:r>
-              <w:t>551.00</w:t>
+              <w:t>553.50</w:t>
             </w:r>
           </w:p>
         </w:tc>
@@ -20567,7 +20567,7 @@
             </w:pPr>
             <w:r/>
             <w:r>
-              <w:t>545.25</w:t>
+              <w:t>547.75</w:t>
             </w:r>
           </w:p>
         </w:tc>
@@ -20598,7 +20598,7 @@
               <w:rPr>
                 <w:b/>
               </w:rPr>
-              <w:t>548.00</w:t>
+              <w:t>550.50</w:t>
             </w:r>
           </w:p>
         </w:tc>
@@ -20746,7 +20746,7 @@
             </w:pPr>
             <w:r/>
             <w:r>
-              <w:t>548.00</w:t>
+              <w:t>550.50</w:t>
             </w:r>
           </w:p>
         </w:tc>
@@ -20774,7 +20774,7 @@
             </w:pPr>
             <w:r/>
             <w:r>
-              <w:t>552.00</w:t>
+              <w:t>554.50</w:t>
             </w:r>
           </w:p>
         </w:tc>
@@ -20802,7 +20802,7 @@
             </w:pPr>
             <w:r/>
             <w:r>
-              <w:t>544.50</w:t>
+              <w:t>547.00</w:t>
             </w:r>
           </w:p>
         </w:tc>
@@ -20833,7 +20833,7 @@
               <w:rPr>
                 <w:b/>
               </w:rPr>
-              <w:t>548.50</w:t>
+              <w:t>551.00</w:t>
             </w:r>
           </w:p>
         </w:tc>
@@ -20981,7 +20981,7 @@
             </w:pPr>
             <w:r/>
             <w:r>
-              <w:t>548.50</w:t>
+              <w:t>551.00</w:t>
             </w:r>
           </w:p>
         </w:tc>
@@ -21009,7 +21009,7 @@
             </w:pPr>
             <w:r/>
             <w:r>
-              <w:t>552.50</w:t>
+              <w:t>555.00</w:t>
             </w:r>
           </w:p>
         </w:tc>
@@ -21037,7 +21037,7 @@
             </w:pPr>
             <w:r/>
             <w:r>
-              <w:t>546.75</w:t>
+              <w:t>549.25</w:t>
             </w:r>
           </w:p>
         </w:tc>
@@ -21068,7 +21068,7 @@
               <w:rPr>
                 <w:b/>
               </w:rPr>
-              <w:t>548.25</w:t>
+              <w:t>550.75</w:t>
             </w:r>
           </w:p>
         </w:tc>
@@ -21791,7 +21791,7 @@
         <w:t>Giá Chốt Phiên (Close):</w:t>
       </w:r>
       <w:r>
-        <w:t xml:space="preserve"> 724.50 cents | </w:t>
+        <w:t xml:space="preserve"> 725.75 cents | </w:t>
       </w:r>
       <w:r>
         <w:rPr>
@@ -21806,10 +21806,10 @@
         <w:rPr>
           <w:b/>
         </w:rPr>
-        <w:t>`725.96 cents`</w:t>
+        <w:t>`727.42 cents`</w:t>
       </w:r>
       <w:r>
-        <w:t xml:space="preserve"> (+1.46).</w:t>
+        <w:t xml:space="preserve"> (+1.67).</w:t>
       </w:r>
     </w:p>
     <w:p>
@@ -21830,7 +21830,7 @@
         <w:rPr>
           <w:b/>
         </w:rPr>
-        <w:t>`27,608`</w:t>
+        <w:t>`38,415`</w:t>
       </w:r>
       <w:r>
         <w:t xml:space="preserve"> (Chênh lệch: </w:t>
@@ -21839,7 +21839,7 @@
         <w:rPr>
           <w:b/>
         </w:rPr>
-        <w:t>`+21,439`</w:t>
+        <w:t>`+32,246`</w:t>
       </w:r>
       <w:r>
         <w:t xml:space="preserve">) | OI: </w:t>
@@ -21848,7 +21848,7 @@
         <w:rPr>
           <w:b/>
         </w:rPr>
-        <w:t>`257,967`</w:t>
+        <w:t>`258,725`</w:t>
       </w:r>
       <w:r>
         <w:t xml:space="preserve"> (Chênh lệch: </w:t>
@@ -21857,7 +21857,7 @@
         <w:rPr>
           <w:b/>
         </w:rPr>
-        <w:t>`+0`</w:t>
+        <w:t>`+758`</w:t>
       </w:r>
       <w:r>
         <w:t>)</w:t>
@@ -21881,7 +21881,7 @@
         <w:rPr>
           <w:b/>
         </w:rPr>
-        <w:t>`Bullish Engulfing (Nhấn chìm tăng trưởng)`</w:t>
+        <w:t>`Không phát hiện mô hình nến đặc biệt`</w:t>
       </w:r>
     </w:p>
     <w:p>
@@ -21901,9 +21901,9 @@
       <w:r>
         <w:rPr>
           <w:b/>
-          <w:color w:val="15803D"/>
+          <w:color w:val="B91C1C"/>
         </w:rPr>
-        <w:t>`Giảm do phe Long tháo chạy (Long Liquidation)`</w:t>
+        <w:t>`Giảm mạnh mẽ (Strong Bearish / Short Buildup)`</w:t>
       </w:r>
     </w:p>
     <w:p>
@@ -21918,16 +21918,16 @@
         <w:t>Đánh giá xu hướng kết hợp:</w:t>
       </w:r>
       <w:r>
-        <w:t xml:space="preserve"> ️ </w:t>
+        <w:t xml:space="preserve"> </w:t>
       </w:r>
       <w:r>
         <w:rPr>
           <w:b/>
         </w:rPr>
-        <w:t>HỒI KỸ THUẬT YẾU (Weak Bullish Retest):</w:t>
+        <w:t>TÍCH LŨY TIÊU CỰC (Distribution):</w:t>
       </w:r>
       <w:r>
-        <w:t xml:space="preserve"> Xuất hiện nến tăng nhưng dòng tiền/thanh khoản yếu. Cần quan sát thêm lực cầu.</w:t>
+        <w:t xml:space="preserve"> Nến đi ngang nhưng dòng tiền rút dần (OI giảm), cảnh báo rủi ro suy sụt sắp tới.</w:t>
       </w:r>
     </w:p>
     <w:p>
@@ -22173,7 +22173,7 @@
               <w:rPr>
                 <w:b/>
               </w:rPr>
-              <w:t>100.63</w:t>
+              <w:t>99.91</w:t>
             </w:r>
           </w:p>
         </w:tc>
@@ -22296,7 +22296,7 @@
               <w:rPr>
                 <w:b/>
               </w:rPr>
-              <w:t>100.34</w:t>
+              <w:t>100.39</w:t>
             </w:r>
           </w:p>
         </w:tc>
@@ -22931,7 +22931,7 @@
         <w:t xml:space="preserve"> EMA_21 </w:t>
       </w:r>
       <w:r>
-        <w:t xml:space="preserve"> (722.97) &lt; </w:t>
+        <w:t xml:space="preserve"> (723.01) &lt; </w:t>
       </w:r>
       <w:r>
         <w:rPr>
@@ -22942,7 +22942,7 @@
         <w:t xml:space="preserve"> EMA_50 </w:t>
       </w:r>
       <w:r>
-        <w:t xml:space="preserve"> (723.77).</w:t>
+        <w:t xml:space="preserve"> (723.76).</w:t>
       </w:r>
     </w:p>
     <w:p>
@@ -22963,7 +22963,7 @@
         <w:rPr>
           <w:b/>
         </w:rPr>
-        <w:t>`53.18`</w:t>
+        <w:t>`55.96`</w:t>
       </w:r>
       <w:r>
         <w:t xml:space="preserve"> | ATR (14) = </w:t>
@@ -22972,7 +22972,7 @@
         <w:rPr>
           <w:b/>
         </w:rPr>
-        <w:t>`4.04`</w:t>
+        <w:t>`4.54`</w:t>
       </w:r>
       <w:r>
         <w:t xml:space="preserve"> cents | Volatility = </w:t>
@@ -22981,7 +22981,7 @@
         <w:rPr>
           <w:b/>
         </w:rPr>
-        <w:t>`4.75 cents`</w:t>
+        <w:t>`7.75 cents`</w:t>
       </w:r>
       <w:r>
         <w:t>.</w:t>
@@ -23005,7 +23005,7 @@
         <w:rPr>
           <w:b/>
         </w:rPr>
-        <w:t>`720.00`</w:t>
+        <w:t>`723.25`</w:t>
       </w:r>
       <w:r>
         <w:t xml:space="preserve"> | S2: </w:t>
@@ -23756,7 +23756,7 @@
           <w:b/>
           <w:color w:val="B91C1C"/>
         </w:rPr>
-        <w:t>`722.97 - 723.77 cents (Canh bán hồi kỹ thuật H1)`</w:t>
+        <w:t>`723.01 - 723.76 cents (Canh bán hồi kỹ thuật H1)`</w:t>
       </w:r>
       <w:r>
         <w:t xml:space="preserve"> | SL: </w:t>
@@ -23765,7 +23765,7 @@
         <w:rPr>
           <w:b/>
         </w:rPr>
-        <w:t>`801.07 cents (Trên kháng cự R2 + 1.5x ATR)`</w:t>
+        <w:t>`801.81 cents (Trên kháng cự R2 + 1.5x ATR)`</w:t>
       </w:r>
       <w:r>
         <w:t xml:space="preserve"> | TP: </w:t>
@@ -23776,7 +23776,7 @@
           <w:color w:val="D97706"/>
           <w:sz w:val="19"/>
         </w:rPr>
-        <w:t xml:space="preserve"> 720.00 cents </w:t>
+        <w:t xml:space="preserve"> 723.25 cents </w:t>
       </w:r>
       <w:r>
         <w:t xml:space="preserve"> / </w:t>
@@ -23827,7 +23827,7 @@
         <w:rPr>
           <w:b/>
         </w:rPr>
-        <w:t>`718.00 - 720.00 cents`</w:t>
+        <w:t>`721.25 - 723.25 cents`</w:t>
       </w:r>
       <w:r>
         <w:t xml:space="preserve"> | SL: </w:t>
@@ -23836,7 +23836,7 @@
         <w:rPr>
           <w:b/>
         </w:rPr>
-        <w:t>`672.96 cents`</w:t>
+        <w:t>`672.46 cents`</w:t>
       </w:r>
       <w:r>
         <w:t xml:space="preserve"> | TP: </w:t>
@@ -23882,7 +23882,7 @@
         <w:rPr>
           <w:b/>
         </w:rPr>
-        <w:t>`732.54 cents`</w:t>
+        <w:t>`733.04 cents`</w:t>
       </w:r>
       <w:r>
         <w:t xml:space="preserve"> | TP: </w:t>
@@ -23931,7 +23931,7 @@
         <w:rPr>
           <w:b/>
         </w:rPr>
-        <w:t>`660.83 - 677.00 cents`</w:t>
+        <w:t>`658.85 - 677.00 cents`</w:t>
       </w:r>
     </w:p>
     <w:p>
@@ -24338,7 +24338,7 @@
             </w:pPr>
             <w:r/>
             <w:r>
-              <w:t>724.50</w:t>
+              <w:t>725.75</w:t>
             </w:r>
           </w:p>
         </w:tc>
@@ -24366,7 +24366,7 @@
             </w:pPr>
             <w:r/>
             <w:r>
-              <w:t>735.75</w:t>
+              <w:t>737.00</w:t>
             </w:r>
           </w:p>
         </w:tc>
@@ -24394,7 +24394,7 @@
             </w:pPr>
             <w:r/>
             <w:r>
-              <w:t>719.00</w:t>
+              <w:t>720.25</w:t>
             </w:r>
           </w:p>
         </w:tc>
@@ -24425,7 +24425,7 @@
               <w:rPr>
                 <w:b/>
               </w:rPr>
-              <w:t>723.75</w:t>
+              <w:t>725.00</w:t>
             </w:r>
           </w:p>
         </w:tc>
@@ -24573,7 +24573,7 @@
             </w:pPr>
             <w:r/>
             <w:r>
-              <w:t>723.75</w:t>
+              <w:t>725.00</w:t>
             </w:r>
           </w:p>
         </w:tc>
@@ -24601,7 +24601,7 @@
             </w:pPr>
             <w:r/>
             <w:r>
-              <w:t>731.25</w:t>
+              <w:t>732.50</w:t>
             </w:r>
           </w:p>
         </w:tc>
@@ -24629,7 +24629,7 @@
             </w:pPr>
             <w:r/>
             <w:r>
-              <w:t>717.75</w:t>
+              <w:t>719.00</w:t>
             </w:r>
           </w:p>
         </w:tc>
@@ -24660,7 +24660,7 @@
               <w:rPr>
                 <w:b/>
               </w:rPr>
-              <w:t>723.25</w:t>
+              <w:t>724.50</w:t>
             </w:r>
           </w:p>
         </w:tc>
@@ -24808,7 +24808,7 @@
             </w:pPr>
             <w:r/>
             <w:r>
-              <w:t>723.25</w:t>
+              <w:t>724.50</w:t>
             </w:r>
           </w:p>
         </w:tc>
@@ -24836,7 +24836,7 @@
             </w:pPr>
             <w:r/>
             <w:r>
-              <w:t>737.00</w:t>
+              <w:t>738.25</w:t>
             </w:r>
           </w:p>
         </w:tc>
@@ -24864,7 +24864,7 @@
             </w:pPr>
             <w:r/>
             <w:r>
-              <w:t>708.50</w:t>
+              <w:t>709.75</w:t>
             </w:r>
           </w:p>
         </w:tc>
@@ -24895,7 +24895,7 @@
               <w:rPr>
                 <w:b/>
               </w:rPr>
-              <w:t>725.25</w:t>
+              <w:t>726.50</w:t>
             </w:r>
           </w:p>
         </w:tc>
@@ -25043,7 +25043,7 @@
             </w:pPr>
             <w:r/>
             <w:r>
-              <w:t>725.25</w:t>
+              <w:t>726.50</w:t>
             </w:r>
           </w:p>
         </w:tc>
@@ -25071,7 +25071,7 @@
             </w:pPr>
             <w:r/>
             <w:r>
-              <w:t>738.50</w:t>
+              <w:t>739.75</w:t>
             </w:r>
           </w:p>
         </w:tc>
@@ -25099,7 +25099,7 @@
             </w:pPr>
             <w:r/>
             <w:r>
-              <w:t>717.00</w:t>
+              <w:t>718.25</w:t>
             </w:r>
           </w:p>
         </w:tc>
@@ -25130,7 +25130,7 @@
               <w:rPr>
                 <w:b/>
               </w:rPr>
-              <w:t>726.50</w:t>
+              <w:t>727.75</w:t>
             </w:r>
           </w:p>
         </w:tc>
@@ -25278,7 +25278,7 @@
             </w:pPr>
             <w:r/>
             <w:r>
-              <w:t>726.50</w:t>
+              <w:t>727.75</w:t>
             </w:r>
           </w:p>
         </w:tc>
@@ -25306,7 +25306,7 @@
             </w:pPr>
             <w:r/>
             <w:r>
-              <w:t>743.00</w:t>
+              <w:t>744.25</w:t>
             </w:r>
           </w:p>
         </w:tc>
@@ -25334,7 +25334,7 @@
             </w:pPr>
             <w:r/>
             <w:r>
-              <w:t>716.00</w:t>
+              <w:t>717.25</w:t>
             </w:r>
           </w:p>
         </w:tc>
@@ -25365,7 +25365,7 @@
               <w:rPr>
                 <w:b/>
               </w:rPr>
-              <w:t>731.00</w:t>
+              <w:t>732.25</w:t>
             </w:r>
           </w:p>
         </w:tc>
@@ -25513,7 +25513,7 @@
             </w:pPr>
             <w:r/>
             <w:r>
-              <w:t>731.00</w:t>
+              <w:t>732.25</w:t>
             </w:r>
           </w:p>
         </w:tc>
@@ -25541,7 +25541,7 @@
             </w:pPr>
             <w:r/>
             <w:r>
-              <w:t>738.75</w:t>
+              <w:t>740.00</w:t>
             </w:r>
           </w:p>
         </w:tc>
@@ -25569,7 +25569,7 @@
             </w:pPr>
             <w:r/>
             <w:r>
-              <w:t>720.00</w:t>
+              <w:t>721.25</w:t>
             </w:r>
           </w:p>
         </w:tc>
@@ -25600,7 +25600,7 @@
               <w:rPr>
                 <w:b/>
               </w:rPr>
-              <w:t>732.25</w:t>
+              <w:t>733.50</w:t>
             </w:r>
           </w:p>
         </w:tc>
@@ -25748,7 +25748,7 @@
             </w:pPr>
             <w:r/>
             <w:r>
-              <w:t>732.25</w:t>
+              <w:t>733.50</w:t>
             </w:r>
           </w:p>
         </w:tc>
@@ -25776,7 +25776,7 @@
             </w:pPr>
             <w:r/>
             <w:r>
-              <w:t>740.50</w:t>
+              <w:t>741.75</w:t>
             </w:r>
           </w:p>
         </w:tc>
@@ -25804,7 +25804,7 @@
             </w:pPr>
             <w:r/>
             <w:r>
-              <w:t>721.75</w:t>
+              <w:t>723.00</w:t>
             </w:r>
           </w:p>
         </w:tc>
@@ -25835,7 +25835,7 @@
               <w:rPr>
                 <w:b/>
               </w:rPr>
-              <w:t>734.00</w:t>
+              <w:t>735.25</w:t>
             </w:r>
           </w:p>
         </w:tc>
@@ -25983,7 +25983,7 @@
             </w:pPr>
             <w:r/>
             <w:r>
-              <w:t>734.00</w:t>
+              <w:t>735.25</w:t>
             </w:r>
           </w:p>
         </w:tc>
@@ -26011,7 +26011,7 @@
             </w:pPr>
             <w:r/>
             <w:r>
-              <w:t>746.25</w:t>
+              <w:t>747.50</w:t>
             </w:r>
           </w:p>
         </w:tc>
@@ -26039,7 +26039,7 @@
             </w:pPr>
             <w:r/>
             <w:r>
-              <w:t>724.25</w:t>
+              <w:t>725.50</w:t>
             </w:r>
           </w:p>
         </w:tc>
@@ -26070,7 +26070,7 @@
               <w:rPr>
                 <w:b/>
               </w:rPr>
-              <w:t>733.00</w:t>
+              <w:t>734.25</w:t>
             </w:r>
           </w:p>
         </w:tc>
@@ -26218,7 +26218,7 @@
             </w:pPr>
             <w:r/>
             <w:r>
-              <w:t>733.00</w:t>
+              <w:t>734.25</w:t>
             </w:r>
           </w:p>
         </w:tc>
@@ -26246,7 +26246,7 @@
             </w:pPr>
             <w:r/>
             <w:r>
-              <w:t>743.50</w:t>
+              <w:t>744.75</w:t>
             </w:r>
           </w:p>
         </w:tc>
@@ -26274,7 +26274,7 @@
             </w:pPr>
             <w:r/>
             <w:r>
-              <w:t>718.25</w:t>
+              <w:t>719.50</w:t>
             </w:r>
           </w:p>
         </w:tc>
@@ -26305,7 +26305,7 @@
               <w:rPr>
                 <w:b/>
               </w:rPr>
-              <w:t>735.25</w:t>
+              <w:t>736.50</w:t>
             </w:r>
           </w:p>
         </w:tc>
@@ -26453,7 +26453,7 @@
             </w:pPr>
             <w:r/>
             <w:r>
-              <w:t>735.25</w:t>
+              <w:t>736.50</w:t>
             </w:r>
           </w:p>
         </w:tc>
@@ -26481,7 +26481,7 @@
             </w:pPr>
             <w:r/>
             <w:r>
-              <w:t>745.75</w:t>
+              <w:t>747.00</w:t>
             </w:r>
           </w:p>
         </w:tc>
@@ -26509,7 +26509,7 @@
             </w:pPr>
             <w:r/>
             <w:r>
-              <w:t>729.00</w:t>
+              <w:t>730.25</w:t>
             </w:r>
           </w:p>
         </w:tc>
@@ -26540,7 +26540,7 @@
               <w:rPr>
                 <w:b/>
               </w:rPr>
-              <w:t>736.00</w:t>
+              <w:t>737.25</w:t>
             </w:r>
           </w:p>
         </w:tc>
@@ -26688,7 +26688,7 @@
             </w:pPr>
             <w:r/>
             <w:r>
-              <w:t>736.00</w:t>
+              <w:t>737.25</w:t>
             </w:r>
           </w:p>
         </w:tc>
@@ -26716,7 +26716,7 @@
             </w:pPr>
             <w:r/>
             <w:r>
-              <w:t>750.25</w:t>
+              <w:t>751.50</w:t>
             </w:r>
           </w:p>
         </w:tc>
@@ -26744,7 +26744,7 @@
             </w:pPr>
             <w:r/>
             <w:r>
-              <w:t>721.25</w:t>
+              <w:t>722.50</w:t>
             </w:r>
           </w:p>
         </w:tc>
@@ -26775,7 +26775,7 @@
               <w:rPr>
                 <w:b/>
               </w:rPr>
-              <w:t>738.00</w:t>
+              <w:t>739.25</w:t>
             </w:r>
           </w:p>
         </w:tc>
@@ -26923,7 +26923,7 @@
             </w:pPr>
             <w:r/>
             <w:r>
-              <w:t>738.00</w:t>
+              <w:t>739.25</w:t>
             </w:r>
           </w:p>
         </w:tc>
@@ -26951,7 +26951,7 @@
             </w:pPr>
             <w:r/>
             <w:r>
-              <w:t>744.50</w:t>
+              <w:t>745.75</w:t>
             </w:r>
           </w:p>
         </w:tc>
@@ -26979,7 +26979,7 @@
             </w:pPr>
             <w:r/>
             <w:r>
-              <w:t>731.25</w:t>
+              <w:t>732.50</w:t>
             </w:r>
           </w:p>
         </w:tc>
@@ -27010,7 +27010,7 @@
               <w:rPr>
                 <w:b/>
               </w:rPr>
-              <w:t>738.25</w:t>
+              <w:t>739.50</w:t>
             </w:r>
           </w:p>
         </w:tc>
@@ -27158,7 +27158,7 @@
             </w:pPr>
             <w:r/>
             <w:r>
-              <w:t>738.25</w:t>
+              <w:t>739.50</w:t>
             </w:r>
           </w:p>
         </w:tc>
@@ -27186,7 +27186,7 @@
             </w:pPr>
             <w:r/>
             <w:r>
-              <w:t>748.50</w:t>
+              <w:t>749.75</w:t>
             </w:r>
           </w:p>
         </w:tc>
@@ -27214,7 +27214,7 @@
             </w:pPr>
             <w:r/>
             <w:r>
-              <w:t>730.25</w:t>
+              <w:t>731.50</w:t>
             </w:r>
           </w:p>
         </w:tc>
@@ -27245,7 +27245,7 @@
               <w:rPr>
                 <w:b/>
               </w:rPr>
-              <w:t>738.75</w:t>
+              <w:t>740.00</w:t>
             </w:r>
           </w:p>
         </w:tc>
@@ -27393,7 +27393,7 @@
             </w:pPr>
             <w:r/>
             <w:r>
-              <w:t>738.75</w:t>
+              <w:t>740.00</w:t>
             </w:r>
           </w:p>
         </w:tc>
@@ -27421,7 +27421,7 @@
             </w:pPr>
             <w:r/>
             <w:r>
-              <w:t>745.75</w:t>
+              <w:t>747.00</w:t>
             </w:r>
           </w:p>
         </w:tc>
@@ -27449,7 +27449,7 @@
             </w:pPr>
             <w:r/>
             <w:r>
-              <w:t>732.75</w:t>
+              <w:t>734.00</w:t>
             </w:r>
           </w:p>
         </w:tc>
@@ -27480,7 +27480,7 @@
               <w:rPr>
                 <w:b/>
               </w:rPr>
-              <w:t>738.00</w:t>
+              <w:t>739.25</w:t>
             </w:r>
           </w:p>
         </w:tc>
@@ -27628,7 +27628,7 @@
             </w:pPr>
             <w:r/>
             <w:r>
-              <w:t>738.00</w:t>
+              <w:t>739.25</w:t>
             </w:r>
           </w:p>
         </w:tc>
@@ -27656,7 +27656,7 @@
             </w:pPr>
             <w:r/>
             <w:r>
-              <w:t>751.50</w:t>
+              <w:t>752.75</w:t>
             </w:r>
           </w:p>
         </w:tc>
@@ -27684,7 +27684,7 @@
             </w:pPr>
             <w:r/>
             <w:r>
-              <w:t>725.00</w:t>
+              <w:t>726.25</w:t>
             </w:r>
           </w:p>
         </w:tc>
@@ -27715,7 +27715,7 @@
               <w:rPr>
                 <w:b/>
               </w:rPr>
-              <w:t>739.75</w:t>
+              <w:t>741.00</w:t>
             </w:r>
           </w:p>
         </w:tc>
@@ -27863,7 +27863,7 @@
             </w:pPr>
             <w:r/>
             <w:r>
-              <w:t>739.75</w:t>
+              <w:t>741.00</w:t>
             </w:r>
           </w:p>
         </w:tc>
@@ -27891,7 +27891,7 @@
             </w:pPr>
             <w:r/>
             <w:r>
-              <w:t>749.00</w:t>
+              <w:t>750.25</w:t>
             </w:r>
           </w:p>
         </w:tc>
@@ -27919,7 +27919,7 @@
             </w:pPr>
             <w:r/>
             <w:r>
-              <w:t>729.00</w:t>
+              <w:t>730.25</w:t>
             </w:r>
           </w:p>
         </w:tc>
@@ -27927,6 +27927,711 @@
           <w:tcPr>
             <w:tcW w:type="dxa" w:w="1728"/>
             <w:shd w:fill="FFFFFF"/>
+            <w:tcMar>
+              <w:top w:w="100" w:type="dxa"/>
+              <w:bottom w:w="100" w:type="dxa"/>
+              <w:left w:w="120" w:type="dxa"/>
+              <w:right w:w="120" w:type="dxa"/>
+            </w:tcMar>
+            <w:tcBorders>
+              <w:top w:val="single" w:sz="4" w:space="0" w:color="CCCCCC"/>
+              <w:bottom w:val="single" w:sz="4" w:space="0" w:color="CCCCCC"/>
+              <w:left w:val="single" w:sz="4" w:space="0" w:color="CCCCCC"/>
+              <w:right w:val="single" w:sz="4" w:space="0" w:color="CCCCCC"/>
+            </w:tcBorders>
+          </w:tcPr>
+          <w:p>
+            <w:pPr>
+              <w:spacing w:before="60" w:after="60" w:line="252" w:lineRule="auto"/>
+              <w:jc w:val="left"/>
+            </w:pPr>
+            <w:r/>
+            <w:r>
+              <w:rPr>
+                <w:b/>
+              </w:rPr>
+              <w:t>741.50</w:t>
+            </w:r>
+          </w:p>
+        </w:tc>
+        <w:tc>
+          <w:tcPr>
+            <w:tcW w:type="dxa" w:w="3456"/>
+            <w:shd w:fill="FFFFFF"/>
+            <w:tcMar>
+              <w:top w:w="100" w:type="dxa"/>
+              <w:bottom w:w="100" w:type="dxa"/>
+              <w:left w:w="120" w:type="dxa"/>
+              <w:right w:w="120" w:type="dxa"/>
+            </w:tcMar>
+            <w:tcBorders>
+              <w:top w:val="single" w:sz="4" w:space="0" w:color="CCCCCC"/>
+              <w:bottom w:val="single" w:sz="4" w:space="0" w:color="CCCCCC"/>
+              <w:left w:val="single" w:sz="4" w:space="0" w:color="CCCCCC"/>
+              <w:right w:val="single" w:sz="4" w:space="0" w:color="CCCCCC"/>
+            </w:tcBorders>
+          </w:tcPr>
+          <w:p>
+            <w:pPr>
+              <w:spacing w:before="60" w:after="60" w:line="252" w:lineRule="auto"/>
+              <w:jc w:val="left"/>
+            </w:pPr>
+            <w:r/>
+            <w:r>
+              <w:rPr>
+                <w:b/>
+              </w:rPr>
+              <w:t>+0.50</w:t>
+            </w:r>
+          </w:p>
+        </w:tc>
+        <w:tc>
+          <w:tcPr>
+            <w:tcW w:type="dxa" w:w="1440"/>
+            <w:shd w:fill="FFFFFF"/>
+            <w:tcMar>
+              <w:top w:w="100" w:type="dxa"/>
+              <w:bottom w:w="100" w:type="dxa"/>
+              <w:left w:w="120" w:type="dxa"/>
+              <w:right w:w="120" w:type="dxa"/>
+            </w:tcMar>
+            <w:tcBorders>
+              <w:top w:val="single" w:sz="4" w:space="0" w:color="CCCCCC"/>
+              <w:bottom w:val="single" w:sz="4" w:space="0" w:color="CCCCCC"/>
+              <w:left w:val="single" w:sz="4" w:space="0" w:color="CCCCCC"/>
+              <w:right w:val="single" w:sz="4" w:space="0" w:color="CCCCCC"/>
+            </w:tcBorders>
+          </w:tcPr>
+          <w:p>
+            <w:pPr>
+              <w:spacing w:before="60" w:after="60" w:line="252" w:lineRule="auto"/>
+              <w:jc w:val="left"/>
+            </w:pPr>
+            <w:r/>
+            <w:r>
+              <w:t>BULL</w:t>
+            </w:r>
+          </w:p>
+        </w:tc>
+      </w:tr>
+      <w:tr>
+        <w:tc>
+          <w:tcPr>
+            <w:tcW w:type="dxa" w:w="1584"/>
+            <w:shd w:fill="F8FAFC"/>
+            <w:tcMar>
+              <w:top w:w="100" w:type="dxa"/>
+              <w:bottom w:w="100" w:type="dxa"/>
+              <w:left w:w="120" w:type="dxa"/>
+              <w:right w:w="120" w:type="dxa"/>
+            </w:tcMar>
+            <w:tcBorders>
+              <w:top w:val="single" w:sz="4" w:space="0" w:color="CCCCCC"/>
+              <w:bottom w:val="single" w:sz="4" w:space="0" w:color="CCCCCC"/>
+              <w:left w:val="single" w:sz="4" w:space="0" w:color="CCCCCC"/>
+              <w:right w:val="single" w:sz="4" w:space="0" w:color="CCCCCC"/>
+            </w:tcBorders>
+          </w:tcPr>
+          <w:p>
+            <w:pPr>
+              <w:spacing w:before="60" w:after="60" w:line="252" w:lineRule="auto"/>
+              <w:jc w:val="left"/>
+            </w:pPr>
+            <w:r/>
+            <w:r>
+              <w:rPr>
+                <w:b/>
+              </w:rPr>
+              <w:t>Wed 23/09</w:t>
+            </w:r>
+          </w:p>
+        </w:tc>
+        <w:tc>
+          <w:tcPr>
+            <w:tcW w:type="dxa" w:w="864"/>
+            <w:shd w:fill="F8FAFC"/>
+            <w:tcMar>
+              <w:top w:w="100" w:type="dxa"/>
+              <w:bottom w:w="100" w:type="dxa"/>
+              <w:left w:w="120" w:type="dxa"/>
+              <w:right w:w="120" w:type="dxa"/>
+            </w:tcMar>
+            <w:tcBorders>
+              <w:top w:val="single" w:sz="4" w:space="0" w:color="CCCCCC"/>
+              <w:bottom w:val="single" w:sz="4" w:space="0" w:color="CCCCCC"/>
+              <w:left w:val="single" w:sz="4" w:space="0" w:color="CCCCCC"/>
+              <w:right w:val="single" w:sz="4" w:space="0" w:color="CCCCCC"/>
+            </w:tcBorders>
+          </w:tcPr>
+          <w:p>
+            <w:pPr>
+              <w:spacing w:before="60" w:after="60" w:line="252" w:lineRule="auto"/>
+              <w:jc w:val="left"/>
+            </w:pPr>
+            <w:r/>
+            <w:r>
+              <w:t>NY Open 21-23</w:t>
+            </w:r>
+          </w:p>
+        </w:tc>
+        <w:tc>
+          <w:tcPr>
+            <w:tcW w:type="dxa" w:w="1440"/>
+            <w:shd w:fill="F8FAFC"/>
+            <w:tcMar>
+              <w:top w:w="100" w:type="dxa"/>
+              <w:bottom w:w="100" w:type="dxa"/>
+              <w:left w:w="120" w:type="dxa"/>
+              <w:right w:w="120" w:type="dxa"/>
+            </w:tcMar>
+            <w:tcBorders>
+              <w:top w:val="single" w:sz="4" w:space="0" w:color="CCCCCC"/>
+              <w:bottom w:val="single" w:sz="4" w:space="0" w:color="CCCCCC"/>
+              <w:left w:val="single" w:sz="4" w:space="0" w:color="CCCCCC"/>
+              <w:right w:val="single" w:sz="4" w:space="0" w:color="CCCCCC"/>
+            </w:tcBorders>
+          </w:tcPr>
+          <w:p>
+            <w:pPr>
+              <w:spacing w:before="60" w:after="60" w:line="252" w:lineRule="auto"/>
+              <w:jc w:val="left"/>
+            </w:pPr>
+            <w:r/>
+            <w:r>
+              <w:t>741.50</w:t>
+            </w:r>
+          </w:p>
+        </w:tc>
+        <w:tc>
+          <w:tcPr>
+            <w:tcW w:type="dxa" w:w="2016"/>
+            <w:shd w:fill="F8FAFC"/>
+            <w:tcMar>
+              <w:top w:w="100" w:type="dxa"/>
+              <w:bottom w:w="100" w:type="dxa"/>
+              <w:left w:w="120" w:type="dxa"/>
+              <w:right w:w="120" w:type="dxa"/>
+            </w:tcMar>
+            <w:tcBorders>
+              <w:top w:val="single" w:sz="4" w:space="0" w:color="CCCCCC"/>
+              <w:bottom w:val="single" w:sz="4" w:space="0" w:color="CCCCCC"/>
+              <w:left w:val="single" w:sz="4" w:space="0" w:color="CCCCCC"/>
+              <w:right w:val="single" w:sz="4" w:space="0" w:color="CCCCCC"/>
+            </w:tcBorders>
+          </w:tcPr>
+          <w:p>
+            <w:pPr>
+              <w:spacing w:before="60" w:after="60" w:line="252" w:lineRule="auto"/>
+              <w:jc w:val="left"/>
+            </w:pPr>
+            <w:r/>
+            <w:r>
+              <w:t>753.75</w:t>
+            </w:r>
+          </w:p>
+        </w:tc>
+        <w:tc>
+          <w:tcPr>
+            <w:tcW w:type="dxa" w:w="1152"/>
+            <w:shd w:fill="F8FAFC"/>
+            <w:tcMar>
+              <w:top w:w="100" w:type="dxa"/>
+              <w:bottom w:w="100" w:type="dxa"/>
+              <w:left w:w="120" w:type="dxa"/>
+              <w:right w:w="120" w:type="dxa"/>
+            </w:tcMar>
+            <w:tcBorders>
+              <w:top w:val="single" w:sz="4" w:space="0" w:color="CCCCCC"/>
+              <w:bottom w:val="single" w:sz="4" w:space="0" w:color="CCCCCC"/>
+              <w:left w:val="single" w:sz="4" w:space="0" w:color="CCCCCC"/>
+              <w:right w:val="single" w:sz="4" w:space="0" w:color="CCCCCC"/>
+            </w:tcBorders>
+          </w:tcPr>
+          <w:p>
+            <w:pPr>
+              <w:spacing w:before="60" w:after="60" w:line="252" w:lineRule="auto"/>
+              <w:jc w:val="left"/>
+            </w:pPr>
+            <w:r/>
+            <w:r>
+              <w:t>727.25</w:t>
+            </w:r>
+          </w:p>
+        </w:tc>
+        <w:tc>
+          <w:tcPr>
+            <w:tcW w:type="dxa" w:w="1728"/>
+            <w:shd w:fill="F8FAFC"/>
+            <w:tcMar>
+              <w:top w:w="100" w:type="dxa"/>
+              <w:bottom w:w="100" w:type="dxa"/>
+              <w:left w:w="120" w:type="dxa"/>
+              <w:right w:w="120" w:type="dxa"/>
+            </w:tcMar>
+            <w:tcBorders>
+              <w:top w:val="single" w:sz="4" w:space="0" w:color="CCCCCC"/>
+              <w:bottom w:val="single" w:sz="4" w:space="0" w:color="CCCCCC"/>
+              <w:left w:val="single" w:sz="4" w:space="0" w:color="CCCCCC"/>
+              <w:right w:val="single" w:sz="4" w:space="0" w:color="CCCCCC"/>
+            </w:tcBorders>
+          </w:tcPr>
+          <w:p>
+            <w:pPr>
+              <w:spacing w:before="60" w:after="60" w:line="252" w:lineRule="auto"/>
+              <w:jc w:val="left"/>
+            </w:pPr>
+            <w:r/>
+            <w:r>
+              <w:rPr>
+                <w:b/>
+              </w:rPr>
+              <w:t>740.00</w:t>
+            </w:r>
+          </w:p>
+        </w:tc>
+        <w:tc>
+          <w:tcPr>
+            <w:tcW w:type="dxa" w:w="3456"/>
+            <w:shd w:fill="F8FAFC"/>
+            <w:tcMar>
+              <w:top w:w="100" w:type="dxa"/>
+              <w:bottom w:w="100" w:type="dxa"/>
+              <w:left w:w="120" w:type="dxa"/>
+              <w:right w:w="120" w:type="dxa"/>
+            </w:tcMar>
+            <w:tcBorders>
+              <w:top w:val="single" w:sz="4" w:space="0" w:color="CCCCCC"/>
+              <w:bottom w:val="single" w:sz="4" w:space="0" w:color="CCCCCC"/>
+              <w:left w:val="single" w:sz="4" w:space="0" w:color="CCCCCC"/>
+              <w:right w:val="single" w:sz="4" w:space="0" w:color="CCCCCC"/>
+            </w:tcBorders>
+          </w:tcPr>
+          <w:p>
+            <w:pPr>
+              <w:spacing w:before="60" w:after="60" w:line="252" w:lineRule="auto"/>
+              <w:jc w:val="left"/>
+            </w:pPr>
+            <w:r/>
+            <w:r>
+              <w:rPr>
+                <w:b/>
+              </w:rPr>
+              <w:t>-1.50</w:t>
+            </w:r>
+          </w:p>
+        </w:tc>
+        <w:tc>
+          <w:tcPr>
+            <w:tcW w:type="dxa" w:w="1440"/>
+            <w:shd w:fill="F8FAFC"/>
+            <w:tcMar>
+              <w:top w:w="100" w:type="dxa"/>
+              <w:bottom w:w="100" w:type="dxa"/>
+              <w:left w:w="120" w:type="dxa"/>
+              <w:right w:w="120" w:type="dxa"/>
+            </w:tcMar>
+            <w:tcBorders>
+              <w:top w:val="single" w:sz="4" w:space="0" w:color="CCCCCC"/>
+              <w:bottom w:val="single" w:sz="4" w:space="0" w:color="CCCCCC"/>
+              <w:left w:val="single" w:sz="4" w:space="0" w:color="CCCCCC"/>
+              <w:right w:val="single" w:sz="4" w:space="0" w:color="CCCCCC"/>
+            </w:tcBorders>
+          </w:tcPr>
+          <w:p>
+            <w:pPr>
+              <w:spacing w:before="60" w:after="60" w:line="252" w:lineRule="auto"/>
+              <w:jc w:val="left"/>
+            </w:pPr>
+            <w:r/>
+            <w:r>
+              <w:t>BEAR</w:t>
+            </w:r>
+          </w:p>
+        </w:tc>
+      </w:tr>
+      <w:tr>
+        <w:tc>
+          <w:tcPr>
+            <w:tcW w:type="dxa" w:w="1584"/>
+            <w:shd w:fill="FFFFFF"/>
+            <w:tcMar>
+              <w:top w:w="100" w:type="dxa"/>
+              <w:bottom w:w="100" w:type="dxa"/>
+              <w:left w:w="120" w:type="dxa"/>
+              <w:right w:w="120" w:type="dxa"/>
+            </w:tcMar>
+            <w:tcBorders>
+              <w:top w:val="single" w:sz="4" w:space="0" w:color="CCCCCC"/>
+              <w:bottom w:val="single" w:sz="4" w:space="0" w:color="CCCCCC"/>
+              <w:left w:val="single" w:sz="4" w:space="0" w:color="CCCCCC"/>
+              <w:right w:val="single" w:sz="4" w:space="0" w:color="CCCCCC"/>
+            </w:tcBorders>
+          </w:tcPr>
+          <w:p>
+            <w:pPr>
+              <w:spacing w:before="60" w:after="60" w:line="252" w:lineRule="auto"/>
+              <w:jc w:val="left"/>
+            </w:pPr>
+            <w:r/>
+            <w:r>
+              <w:rPr>
+                <w:b/>
+              </w:rPr>
+              <w:t>Wed 23/09</w:t>
+            </w:r>
+          </w:p>
+        </w:tc>
+        <w:tc>
+          <w:tcPr>
+            <w:tcW w:type="dxa" w:w="864"/>
+            <w:shd w:fill="FFFFFF"/>
+            <w:tcMar>
+              <w:top w:w="100" w:type="dxa"/>
+              <w:bottom w:w="100" w:type="dxa"/>
+              <w:left w:w="120" w:type="dxa"/>
+              <w:right w:w="120" w:type="dxa"/>
+            </w:tcMar>
+            <w:tcBorders>
+              <w:top w:val="single" w:sz="4" w:space="0" w:color="CCCCCC"/>
+              <w:bottom w:val="single" w:sz="4" w:space="0" w:color="CCCCCC"/>
+              <w:left w:val="single" w:sz="4" w:space="0" w:color="CCCCCC"/>
+              <w:right w:val="single" w:sz="4" w:space="0" w:color="CCCCCC"/>
+            </w:tcBorders>
+          </w:tcPr>
+          <w:p>
+            <w:pPr>
+              <w:spacing w:before="60" w:after="60" w:line="252" w:lineRule="auto"/>
+              <w:jc w:val="left"/>
+            </w:pPr>
+            <w:r/>
+            <w:r>
+              <w:t>NY Close 23-01</w:t>
+            </w:r>
+          </w:p>
+        </w:tc>
+        <w:tc>
+          <w:tcPr>
+            <w:tcW w:type="dxa" w:w="1440"/>
+            <w:shd w:fill="FFFFFF"/>
+            <w:tcMar>
+              <w:top w:w="100" w:type="dxa"/>
+              <w:bottom w:w="100" w:type="dxa"/>
+              <w:left w:w="120" w:type="dxa"/>
+              <w:right w:w="120" w:type="dxa"/>
+            </w:tcMar>
+            <w:tcBorders>
+              <w:top w:val="single" w:sz="4" w:space="0" w:color="CCCCCC"/>
+              <w:bottom w:val="single" w:sz="4" w:space="0" w:color="CCCCCC"/>
+              <w:left w:val="single" w:sz="4" w:space="0" w:color="CCCCCC"/>
+              <w:right w:val="single" w:sz="4" w:space="0" w:color="CCCCCC"/>
+            </w:tcBorders>
+          </w:tcPr>
+          <w:p>
+            <w:pPr>
+              <w:spacing w:before="60" w:after="60" w:line="252" w:lineRule="auto"/>
+              <w:jc w:val="left"/>
+            </w:pPr>
+            <w:r/>
+            <w:r>
+              <w:t>740.00</w:t>
+            </w:r>
+          </w:p>
+        </w:tc>
+        <w:tc>
+          <w:tcPr>
+            <w:tcW w:type="dxa" w:w="2016"/>
+            <w:shd w:fill="FFFFFF"/>
+            <w:tcMar>
+              <w:top w:w="100" w:type="dxa"/>
+              <w:bottom w:w="100" w:type="dxa"/>
+              <w:left w:w="120" w:type="dxa"/>
+              <w:right w:w="120" w:type="dxa"/>
+            </w:tcMar>
+            <w:tcBorders>
+              <w:top w:val="single" w:sz="4" w:space="0" w:color="CCCCCC"/>
+              <w:bottom w:val="single" w:sz="4" w:space="0" w:color="CCCCCC"/>
+              <w:left w:val="single" w:sz="4" w:space="0" w:color="CCCCCC"/>
+              <w:right w:val="single" w:sz="4" w:space="0" w:color="CCCCCC"/>
+            </w:tcBorders>
+          </w:tcPr>
+          <w:p>
+            <w:pPr>
+              <w:spacing w:before="60" w:after="60" w:line="252" w:lineRule="auto"/>
+              <w:jc w:val="left"/>
+            </w:pPr>
+            <w:r/>
+            <w:r>
+              <w:t>747.00</w:t>
+            </w:r>
+          </w:p>
+        </w:tc>
+        <w:tc>
+          <w:tcPr>
+            <w:tcW w:type="dxa" w:w="1152"/>
+            <w:shd w:fill="FFFFFF"/>
+            <w:tcMar>
+              <w:top w:w="100" w:type="dxa"/>
+              <w:bottom w:w="100" w:type="dxa"/>
+              <w:left w:w="120" w:type="dxa"/>
+              <w:right w:w="120" w:type="dxa"/>
+            </w:tcMar>
+            <w:tcBorders>
+              <w:top w:val="single" w:sz="4" w:space="0" w:color="CCCCCC"/>
+              <w:bottom w:val="single" w:sz="4" w:space="0" w:color="CCCCCC"/>
+              <w:left w:val="single" w:sz="4" w:space="0" w:color="CCCCCC"/>
+              <w:right w:val="single" w:sz="4" w:space="0" w:color="CCCCCC"/>
+            </w:tcBorders>
+          </w:tcPr>
+          <w:p>
+            <w:pPr>
+              <w:spacing w:before="60" w:after="60" w:line="252" w:lineRule="auto"/>
+              <w:jc w:val="left"/>
+            </w:pPr>
+            <w:r/>
+            <w:r>
+              <w:t>730.50</w:t>
+            </w:r>
+          </w:p>
+        </w:tc>
+        <w:tc>
+          <w:tcPr>
+            <w:tcW w:type="dxa" w:w="1728"/>
+            <w:shd w:fill="FFFFFF"/>
+            <w:tcMar>
+              <w:top w:w="100" w:type="dxa"/>
+              <w:bottom w:w="100" w:type="dxa"/>
+              <w:left w:w="120" w:type="dxa"/>
+              <w:right w:w="120" w:type="dxa"/>
+            </w:tcMar>
+            <w:tcBorders>
+              <w:top w:val="single" w:sz="4" w:space="0" w:color="CCCCCC"/>
+              <w:bottom w:val="single" w:sz="4" w:space="0" w:color="CCCCCC"/>
+              <w:left w:val="single" w:sz="4" w:space="0" w:color="CCCCCC"/>
+              <w:right w:val="single" w:sz="4" w:space="0" w:color="CCCCCC"/>
+            </w:tcBorders>
+          </w:tcPr>
+          <w:p>
+            <w:pPr>
+              <w:spacing w:before="60" w:after="60" w:line="252" w:lineRule="auto"/>
+              <w:jc w:val="left"/>
+            </w:pPr>
+            <w:r/>
+            <w:r>
+              <w:rPr>
+                <w:b/>
+              </w:rPr>
+              <w:t>740.50</w:t>
+            </w:r>
+          </w:p>
+        </w:tc>
+        <w:tc>
+          <w:tcPr>
+            <w:tcW w:type="dxa" w:w="3456"/>
+            <w:shd w:fill="FFFFFF"/>
+            <w:tcMar>
+              <w:top w:w="100" w:type="dxa"/>
+              <w:bottom w:w="100" w:type="dxa"/>
+              <w:left w:w="120" w:type="dxa"/>
+              <w:right w:w="120" w:type="dxa"/>
+            </w:tcMar>
+            <w:tcBorders>
+              <w:top w:val="single" w:sz="4" w:space="0" w:color="CCCCCC"/>
+              <w:bottom w:val="single" w:sz="4" w:space="0" w:color="CCCCCC"/>
+              <w:left w:val="single" w:sz="4" w:space="0" w:color="CCCCCC"/>
+              <w:right w:val="single" w:sz="4" w:space="0" w:color="CCCCCC"/>
+            </w:tcBorders>
+          </w:tcPr>
+          <w:p>
+            <w:pPr>
+              <w:spacing w:before="60" w:after="60" w:line="252" w:lineRule="auto"/>
+              <w:jc w:val="left"/>
+            </w:pPr>
+            <w:r/>
+            <w:r>
+              <w:rPr>
+                <w:b/>
+              </w:rPr>
+              <w:t>+0.50</w:t>
+            </w:r>
+          </w:p>
+        </w:tc>
+        <w:tc>
+          <w:tcPr>
+            <w:tcW w:type="dxa" w:w="1440"/>
+            <w:shd w:fill="FFFFFF"/>
+            <w:tcMar>
+              <w:top w:w="100" w:type="dxa"/>
+              <w:bottom w:w="100" w:type="dxa"/>
+              <w:left w:w="120" w:type="dxa"/>
+              <w:right w:w="120" w:type="dxa"/>
+            </w:tcMar>
+            <w:tcBorders>
+              <w:top w:val="single" w:sz="4" w:space="0" w:color="CCCCCC"/>
+              <w:bottom w:val="single" w:sz="4" w:space="0" w:color="CCCCCC"/>
+              <w:left w:val="single" w:sz="4" w:space="0" w:color="CCCCCC"/>
+              <w:right w:val="single" w:sz="4" w:space="0" w:color="CCCCCC"/>
+            </w:tcBorders>
+          </w:tcPr>
+          <w:p>
+            <w:pPr>
+              <w:spacing w:before="60" w:after="60" w:line="252" w:lineRule="auto"/>
+              <w:jc w:val="left"/>
+            </w:pPr>
+            <w:r/>
+            <w:r>
+              <w:t>BULL</w:t>
+            </w:r>
+          </w:p>
+        </w:tc>
+      </w:tr>
+      <w:tr>
+        <w:tc>
+          <w:tcPr>
+            <w:tcW w:type="dxa" w:w="1584"/>
+            <w:shd w:fill="F8FAFC"/>
+            <w:tcMar>
+              <w:top w:w="100" w:type="dxa"/>
+              <w:bottom w:w="100" w:type="dxa"/>
+              <w:left w:w="120" w:type="dxa"/>
+              <w:right w:w="120" w:type="dxa"/>
+            </w:tcMar>
+            <w:tcBorders>
+              <w:top w:val="single" w:sz="4" w:space="0" w:color="CCCCCC"/>
+              <w:bottom w:val="single" w:sz="4" w:space="0" w:color="CCCCCC"/>
+              <w:left w:val="single" w:sz="4" w:space="0" w:color="CCCCCC"/>
+              <w:right w:val="single" w:sz="4" w:space="0" w:color="CCCCCC"/>
+            </w:tcBorders>
+          </w:tcPr>
+          <w:p>
+            <w:pPr>
+              <w:spacing w:before="60" w:after="60" w:line="252" w:lineRule="auto"/>
+              <w:jc w:val="left"/>
+            </w:pPr>
+            <w:r/>
+            <w:r>
+              <w:rPr>
+                <w:b/>
+              </w:rPr>
+              <w:t>Thu 24/09</w:t>
+            </w:r>
+          </w:p>
+        </w:tc>
+        <w:tc>
+          <w:tcPr>
+            <w:tcW w:type="dxa" w:w="864"/>
+            <w:shd w:fill="F8FAFC"/>
+            <w:tcMar>
+              <w:top w:w="100" w:type="dxa"/>
+              <w:bottom w:w="100" w:type="dxa"/>
+              <w:left w:w="120" w:type="dxa"/>
+              <w:right w:w="120" w:type="dxa"/>
+            </w:tcMar>
+            <w:tcBorders>
+              <w:top w:val="single" w:sz="4" w:space="0" w:color="CCCCCC"/>
+              <w:bottom w:val="single" w:sz="4" w:space="0" w:color="CCCCCC"/>
+              <w:left w:val="single" w:sz="4" w:space="0" w:color="CCCCCC"/>
+              <w:right w:val="single" w:sz="4" w:space="0" w:color="CCCCCC"/>
+            </w:tcBorders>
+          </w:tcPr>
+          <w:p>
+            <w:pPr>
+              <w:spacing w:before="60" w:after="60" w:line="252" w:lineRule="auto"/>
+              <w:jc w:val="left"/>
+            </w:pPr>
+            <w:r/>
+            <w:r>
+              <w:t>Asia 07-11</w:t>
+            </w:r>
+          </w:p>
+        </w:tc>
+        <w:tc>
+          <w:tcPr>
+            <w:tcW w:type="dxa" w:w="1440"/>
+            <w:shd w:fill="F8FAFC"/>
+            <w:tcMar>
+              <w:top w:w="100" w:type="dxa"/>
+              <w:bottom w:w="100" w:type="dxa"/>
+              <w:left w:w="120" w:type="dxa"/>
+              <w:right w:w="120" w:type="dxa"/>
+            </w:tcMar>
+            <w:tcBorders>
+              <w:top w:val="single" w:sz="4" w:space="0" w:color="CCCCCC"/>
+              <w:bottom w:val="single" w:sz="4" w:space="0" w:color="CCCCCC"/>
+              <w:left w:val="single" w:sz="4" w:space="0" w:color="CCCCCC"/>
+              <w:right w:val="single" w:sz="4" w:space="0" w:color="CCCCCC"/>
+            </w:tcBorders>
+          </w:tcPr>
+          <w:p>
+            <w:pPr>
+              <w:spacing w:before="60" w:after="60" w:line="252" w:lineRule="auto"/>
+              <w:jc w:val="left"/>
+            </w:pPr>
+            <w:r/>
+            <w:r>
+              <w:t>740.50</w:t>
+            </w:r>
+          </w:p>
+        </w:tc>
+        <w:tc>
+          <w:tcPr>
+            <w:tcW w:type="dxa" w:w="2016"/>
+            <w:shd w:fill="F8FAFC"/>
+            <w:tcMar>
+              <w:top w:w="100" w:type="dxa"/>
+              <w:bottom w:w="100" w:type="dxa"/>
+              <w:left w:w="120" w:type="dxa"/>
+              <w:right w:w="120" w:type="dxa"/>
+            </w:tcMar>
+            <w:tcBorders>
+              <w:top w:val="single" w:sz="4" w:space="0" w:color="CCCCCC"/>
+              <w:bottom w:val="single" w:sz="4" w:space="0" w:color="CCCCCC"/>
+              <w:left w:val="single" w:sz="4" w:space="0" w:color="CCCCCC"/>
+              <w:right w:val="single" w:sz="4" w:space="0" w:color="CCCCCC"/>
+            </w:tcBorders>
+          </w:tcPr>
+          <w:p>
+            <w:pPr>
+              <w:spacing w:before="60" w:after="60" w:line="252" w:lineRule="auto"/>
+              <w:jc w:val="left"/>
+            </w:pPr>
+            <w:r/>
+            <w:r>
+              <w:t>751.00</w:t>
+            </w:r>
+          </w:p>
+        </w:tc>
+        <w:tc>
+          <w:tcPr>
+            <w:tcW w:type="dxa" w:w="1152"/>
+            <w:shd w:fill="F8FAFC"/>
+            <w:tcMar>
+              <w:top w:w="100" w:type="dxa"/>
+              <w:bottom w:w="100" w:type="dxa"/>
+              <w:left w:w="120" w:type="dxa"/>
+              <w:right w:w="120" w:type="dxa"/>
+            </w:tcMar>
+            <w:tcBorders>
+              <w:top w:val="single" w:sz="4" w:space="0" w:color="CCCCCC"/>
+              <w:bottom w:val="single" w:sz="4" w:space="0" w:color="CCCCCC"/>
+              <w:left w:val="single" w:sz="4" w:space="0" w:color="CCCCCC"/>
+              <w:right w:val="single" w:sz="4" w:space="0" w:color="CCCCCC"/>
+            </w:tcBorders>
+          </w:tcPr>
+          <w:p>
+            <w:pPr>
+              <w:spacing w:before="60" w:after="60" w:line="252" w:lineRule="auto"/>
+              <w:jc w:val="left"/>
+            </w:pPr>
+            <w:r/>
+            <w:r>
+              <w:t>733.25</w:t>
+            </w:r>
+          </w:p>
+        </w:tc>
+        <w:tc>
+          <w:tcPr>
+            <w:tcW w:type="dxa" w:w="1728"/>
+            <w:shd w:fill="F8FAFC"/>
             <w:tcMar>
               <w:top w:w="100" w:type="dxa"/>
               <w:bottom w:w="100" w:type="dxa"/>
@@ -27957,6 +28662,241 @@
         <w:tc>
           <w:tcPr>
             <w:tcW w:type="dxa" w:w="3456"/>
+            <w:shd w:fill="F8FAFC"/>
+            <w:tcMar>
+              <w:top w:w="100" w:type="dxa"/>
+              <w:bottom w:w="100" w:type="dxa"/>
+              <w:left w:w="120" w:type="dxa"/>
+              <w:right w:w="120" w:type="dxa"/>
+            </w:tcMar>
+            <w:tcBorders>
+              <w:top w:val="single" w:sz="4" w:space="0" w:color="CCCCCC"/>
+              <w:bottom w:val="single" w:sz="4" w:space="0" w:color="CCCCCC"/>
+              <w:left w:val="single" w:sz="4" w:space="0" w:color="CCCCCC"/>
+              <w:right w:val="single" w:sz="4" w:space="0" w:color="CCCCCC"/>
+            </w:tcBorders>
+          </w:tcPr>
+          <w:p>
+            <w:pPr>
+              <w:spacing w:before="60" w:after="60" w:line="252" w:lineRule="auto"/>
+              <w:jc w:val="left"/>
+            </w:pPr>
+            <w:r/>
+            <w:r>
+              <w:rPr>
+                <w:b/>
+              </w:rPr>
+              <w:t>-0.25</w:t>
+            </w:r>
+          </w:p>
+        </w:tc>
+        <w:tc>
+          <w:tcPr>
+            <w:tcW w:type="dxa" w:w="1440"/>
+            <w:shd w:fill="F8FAFC"/>
+            <w:tcMar>
+              <w:top w:w="100" w:type="dxa"/>
+              <w:bottom w:w="100" w:type="dxa"/>
+              <w:left w:w="120" w:type="dxa"/>
+              <w:right w:w="120" w:type="dxa"/>
+            </w:tcMar>
+            <w:tcBorders>
+              <w:top w:val="single" w:sz="4" w:space="0" w:color="CCCCCC"/>
+              <w:bottom w:val="single" w:sz="4" w:space="0" w:color="CCCCCC"/>
+              <w:left w:val="single" w:sz="4" w:space="0" w:color="CCCCCC"/>
+              <w:right w:val="single" w:sz="4" w:space="0" w:color="CCCCCC"/>
+            </w:tcBorders>
+          </w:tcPr>
+          <w:p>
+            <w:pPr>
+              <w:spacing w:before="60" w:after="60" w:line="252" w:lineRule="auto"/>
+              <w:jc w:val="left"/>
+            </w:pPr>
+            <w:r/>
+            <w:r>
+              <w:t>BEAR</w:t>
+            </w:r>
+          </w:p>
+        </w:tc>
+      </w:tr>
+      <w:tr>
+        <w:tc>
+          <w:tcPr>
+            <w:tcW w:type="dxa" w:w="1584"/>
+            <w:shd w:fill="FFFFFF"/>
+            <w:tcMar>
+              <w:top w:w="100" w:type="dxa"/>
+              <w:bottom w:w="100" w:type="dxa"/>
+              <w:left w:w="120" w:type="dxa"/>
+              <w:right w:w="120" w:type="dxa"/>
+            </w:tcMar>
+            <w:tcBorders>
+              <w:top w:val="single" w:sz="4" w:space="0" w:color="CCCCCC"/>
+              <w:bottom w:val="single" w:sz="4" w:space="0" w:color="CCCCCC"/>
+              <w:left w:val="single" w:sz="4" w:space="0" w:color="CCCCCC"/>
+              <w:right w:val="single" w:sz="4" w:space="0" w:color="CCCCCC"/>
+            </w:tcBorders>
+          </w:tcPr>
+          <w:p>
+            <w:pPr>
+              <w:spacing w:before="60" w:after="60" w:line="252" w:lineRule="auto"/>
+              <w:jc w:val="left"/>
+            </w:pPr>
+            <w:r/>
+            <w:r>
+              <w:rPr>
+                <w:b/>
+              </w:rPr>
+              <w:t>Thu 24/09</w:t>
+            </w:r>
+          </w:p>
+        </w:tc>
+        <w:tc>
+          <w:tcPr>
+            <w:tcW w:type="dxa" w:w="864"/>
+            <w:shd w:fill="FFFFFF"/>
+            <w:tcMar>
+              <w:top w:w="100" w:type="dxa"/>
+              <w:bottom w:w="100" w:type="dxa"/>
+              <w:left w:w="120" w:type="dxa"/>
+              <w:right w:w="120" w:type="dxa"/>
+            </w:tcMar>
+            <w:tcBorders>
+              <w:top w:val="single" w:sz="4" w:space="0" w:color="CCCCCC"/>
+              <w:bottom w:val="single" w:sz="4" w:space="0" w:color="CCCCCC"/>
+              <w:left w:val="single" w:sz="4" w:space="0" w:color="CCCCCC"/>
+              <w:right w:val="single" w:sz="4" w:space="0" w:color="CCCCCC"/>
+            </w:tcBorders>
+          </w:tcPr>
+          <w:p>
+            <w:pPr>
+              <w:spacing w:before="60" w:after="60" w:line="252" w:lineRule="auto"/>
+              <w:jc w:val="left"/>
+            </w:pPr>
+            <w:r/>
+            <w:r>
+              <w:t>Asia 11-15</w:t>
+            </w:r>
+          </w:p>
+        </w:tc>
+        <w:tc>
+          <w:tcPr>
+            <w:tcW w:type="dxa" w:w="1440"/>
+            <w:shd w:fill="FFFFFF"/>
+            <w:tcMar>
+              <w:top w:w="100" w:type="dxa"/>
+              <w:bottom w:w="100" w:type="dxa"/>
+              <w:left w:w="120" w:type="dxa"/>
+              <w:right w:w="120" w:type="dxa"/>
+            </w:tcMar>
+            <w:tcBorders>
+              <w:top w:val="single" w:sz="4" w:space="0" w:color="CCCCCC"/>
+              <w:bottom w:val="single" w:sz="4" w:space="0" w:color="CCCCCC"/>
+              <w:left w:val="single" w:sz="4" w:space="0" w:color="CCCCCC"/>
+              <w:right w:val="single" w:sz="4" w:space="0" w:color="CCCCCC"/>
+            </w:tcBorders>
+          </w:tcPr>
+          <w:p>
+            <w:pPr>
+              <w:spacing w:before="60" w:after="60" w:line="252" w:lineRule="auto"/>
+              <w:jc w:val="left"/>
+            </w:pPr>
+            <w:r/>
+            <w:r>
+              <w:t>740.25</w:t>
+            </w:r>
+          </w:p>
+        </w:tc>
+        <w:tc>
+          <w:tcPr>
+            <w:tcW w:type="dxa" w:w="2016"/>
+            <w:shd w:fill="FFFFFF"/>
+            <w:tcMar>
+              <w:top w:w="100" w:type="dxa"/>
+              <w:bottom w:w="100" w:type="dxa"/>
+              <w:left w:w="120" w:type="dxa"/>
+              <w:right w:w="120" w:type="dxa"/>
+            </w:tcMar>
+            <w:tcBorders>
+              <w:top w:val="single" w:sz="4" w:space="0" w:color="CCCCCC"/>
+              <w:bottom w:val="single" w:sz="4" w:space="0" w:color="CCCCCC"/>
+              <w:left w:val="single" w:sz="4" w:space="0" w:color="CCCCCC"/>
+              <w:right w:val="single" w:sz="4" w:space="0" w:color="CCCCCC"/>
+            </w:tcBorders>
+          </w:tcPr>
+          <w:p>
+            <w:pPr>
+              <w:spacing w:before="60" w:after="60" w:line="252" w:lineRule="auto"/>
+              <w:jc w:val="left"/>
+            </w:pPr>
+            <w:r/>
+            <w:r>
+              <w:t>750.00</w:t>
+            </w:r>
+          </w:p>
+        </w:tc>
+        <w:tc>
+          <w:tcPr>
+            <w:tcW w:type="dxa" w:w="1152"/>
+            <w:shd w:fill="FFFFFF"/>
+            <w:tcMar>
+              <w:top w:w="100" w:type="dxa"/>
+              <w:bottom w:w="100" w:type="dxa"/>
+              <w:left w:w="120" w:type="dxa"/>
+              <w:right w:w="120" w:type="dxa"/>
+            </w:tcMar>
+            <w:tcBorders>
+              <w:top w:val="single" w:sz="4" w:space="0" w:color="CCCCCC"/>
+              <w:bottom w:val="single" w:sz="4" w:space="0" w:color="CCCCCC"/>
+              <w:left w:val="single" w:sz="4" w:space="0" w:color="CCCCCC"/>
+              <w:right w:val="single" w:sz="4" w:space="0" w:color="CCCCCC"/>
+            </w:tcBorders>
+          </w:tcPr>
+          <w:p>
+            <w:pPr>
+              <w:spacing w:before="60" w:after="60" w:line="252" w:lineRule="auto"/>
+              <w:jc w:val="left"/>
+            </w:pPr>
+            <w:r/>
+            <w:r>
+              <w:t>730.50</w:t>
+            </w:r>
+          </w:p>
+        </w:tc>
+        <w:tc>
+          <w:tcPr>
+            <w:tcW w:type="dxa" w:w="1728"/>
+            <w:shd w:fill="FFFFFF"/>
+            <w:tcMar>
+              <w:top w:w="100" w:type="dxa"/>
+              <w:bottom w:w="100" w:type="dxa"/>
+              <w:left w:w="120" w:type="dxa"/>
+              <w:right w:w="120" w:type="dxa"/>
+            </w:tcMar>
+            <w:tcBorders>
+              <w:top w:val="single" w:sz="4" w:space="0" w:color="CCCCCC"/>
+              <w:bottom w:val="single" w:sz="4" w:space="0" w:color="CCCCCC"/>
+              <w:left w:val="single" w:sz="4" w:space="0" w:color="CCCCCC"/>
+              <w:right w:val="single" w:sz="4" w:space="0" w:color="CCCCCC"/>
+            </w:tcBorders>
+          </w:tcPr>
+          <w:p>
+            <w:pPr>
+              <w:spacing w:before="60" w:after="60" w:line="252" w:lineRule="auto"/>
+              <w:jc w:val="left"/>
+            </w:pPr>
+            <w:r/>
+            <w:r>
+              <w:rPr>
+                <w:b/>
+              </w:rPr>
+              <w:t>740.75</w:t>
+            </w:r>
+          </w:p>
+        </w:tc>
+        <w:tc>
+          <w:tcPr>
+            <w:tcW w:type="dxa" w:w="3456"/>
             <w:shd w:fill="FFFFFF"/>
             <w:tcMar>
               <w:top w:w="100" w:type="dxa"/>
@@ -28042,7 +28982,7 @@
               <w:rPr>
                 <w:b/>
               </w:rPr>
-              <w:t>Wed 23/09</w:t>
+              <w:t>Thu 24/09</w:t>
             </w:r>
           </w:p>
         </w:tc>
@@ -28070,7 +29010,7 @@
             </w:pPr>
             <w:r/>
             <w:r>
-              <w:t>NY Open 21-23</w:t>
+              <w:t>London 15-19</w:t>
             </w:r>
           </w:p>
         </w:tc>
@@ -28098,7 +29038,7 @@
             </w:pPr>
             <w:r/>
             <w:r>
-              <w:t>740.25</w:t>
+              <w:t>740.75</w:t>
             </w:r>
           </w:p>
         </w:tc>
@@ -28126,7 +29066,7 @@
             </w:pPr>
             <w:r/>
             <w:r>
-              <w:t>752.50</w:t>
+              <w:t>751.50</w:t>
             </w:r>
           </w:p>
         </w:tc>
@@ -28154,7 +29094,7 @@
             </w:pPr>
             <w:r/>
             <w:r>
-              <w:t>726.00</w:t>
+              <w:t>733.50</w:t>
             </w:r>
           </w:p>
         </w:tc>
@@ -28185,7 +29125,7 @@
               <w:rPr>
                 <w:b/>
               </w:rPr>
-              <w:t>738.75</w:t>
+              <w:t>741.50</w:t>
             </w:r>
           </w:p>
         </w:tc>
@@ -28216,7 +29156,7 @@
               <w:rPr>
                 <w:b/>
               </w:rPr>
-              <w:t>-1.50</w:t>
+              <w:t>+0.75</w:t>
             </w:r>
           </w:p>
         </w:tc>
@@ -28244,7 +29184,7 @@
             </w:pPr>
             <w:r/>
             <w:r>
-              <w:t>BEAR</w:t>
+              <w:t>BULL</w:t>
             </w:r>
           </w:p>
         </w:tc>
@@ -28277,7 +29217,7 @@
               <w:rPr>
                 <w:b/>
               </w:rPr>
-              <w:t>Wed 23/09</w:t>
+              <w:t>Thu 24/09</w:t>
             </w:r>
           </w:p>
         </w:tc>
@@ -28305,7 +29245,7 @@
             </w:pPr>
             <w:r/>
             <w:r>
-              <w:t>NY Close 23-01</w:t>
+              <w:t>Pre-NY 19-21</w:t>
             </w:r>
           </w:p>
         </w:tc>
@@ -28333,7 +29273,7 @@
             </w:pPr>
             <w:r/>
             <w:r>
-              <w:t>738.75</w:t>
+              <w:t>741.50</w:t>
             </w:r>
           </w:p>
         </w:tc>
@@ -28361,7 +29301,7 @@
             </w:pPr>
             <w:r/>
             <w:r>
-              <w:t>745.75</w:t>
+              <w:t>748.00</w:t>
             </w:r>
           </w:p>
         </w:tc>
@@ -28389,7 +29329,7 @@
             </w:pPr>
             <w:r/>
             <w:r>
-              <w:t>729.25</w:t>
+              <w:t>733.00</w:t>
             </w:r>
           </w:p>
         </w:tc>
@@ -28420,7 +29360,7 @@
               <w:rPr>
                 <w:b/>
               </w:rPr>
-              <w:t>739.25</w:t>
+              <w:t>742.00</w:t>
             </w:r>
           </w:p>
         </w:tc>
@@ -28540,7 +29480,7 @@
             </w:pPr>
             <w:r/>
             <w:r>
-              <w:t>Asia 07-11</w:t>
+              <w:t>NY Open 21-23</w:t>
             </w:r>
           </w:p>
         </w:tc>
@@ -28568,7 +29508,7 @@
             </w:pPr>
             <w:r/>
             <w:r>
-              <w:t>739.25</w:t>
+              <w:t>742.00</w:t>
             </w:r>
           </w:p>
         </w:tc>
@@ -28596,7 +29536,7 @@
             </w:pPr>
             <w:r/>
             <w:r>
-              <w:t>749.75</w:t>
+              <w:t>753.00</w:t>
             </w:r>
           </w:p>
         </w:tc>
@@ -28624,7 +29564,7 @@
             </w:pPr>
             <w:r/>
             <w:r>
-              <w:t>732.00</w:t>
+              <w:t>730.25</w:t>
             </w:r>
           </w:p>
         </w:tc>
@@ -28655,7 +29595,7 @@
               <w:rPr>
                 <w:b/>
               </w:rPr>
-              <w:t>739.00</w:t>
+              <w:t>745.50</w:t>
             </w:r>
           </w:p>
         </w:tc>
@@ -28663,6 +29603,1181 @@
           <w:tcPr>
             <w:tcW w:type="dxa" w:w="3456"/>
             <w:shd w:fill="F8FAFC"/>
+            <w:tcMar>
+              <w:top w:w="100" w:type="dxa"/>
+              <w:bottom w:w="100" w:type="dxa"/>
+              <w:left w:w="120" w:type="dxa"/>
+              <w:right w:w="120" w:type="dxa"/>
+            </w:tcMar>
+            <w:tcBorders>
+              <w:top w:val="single" w:sz="4" w:space="0" w:color="CCCCCC"/>
+              <w:bottom w:val="single" w:sz="4" w:space="0" w:color="CCCCCC"/>
+              <w:left w:val="single" w:sz="4" w:space="0" w:color="CCCCCC"/>
+              <w:right w:val="single" w:sz="4" w:space="0" w:color="CCCCCC"/>
+            </w:tcBorders>
+          </w:tcPr>
+          <w:p>
+            <w:pPr>
+              <w:spacing w:before="60" w:after="60" w:line="252" w:lineRule="auto"/>
+              <w:jc w:val="left"/>
+            </w:pPr>
+            <w:r/>
+            <w:r>
+              <w:rPr>
+                <w:b/>
+              </w:rPr>
+              <w:t>+3.50</w:t>
+            </w:r>
+          </w:p>
+        </w:tc>
+        <w:tc>
+          <w:tcPr>
+            <w:tcW w:type="dxa" w:w="1440"/>
+            <w:shd w:fill="F8FAFC"/>
+            <w:tcMar>
+              <w:top w:w="100" w:type="dxa"/>
+              <w:bottom w:w="100" w:type="dxa"/>
+              <w:left w:w="120" w:type="dxa"/>
+              <w:right w:w="120" w:type="dxa"/>
+            </w:tcMar>
+            <w:tcBorders>
+              <w:top w:val="single" w:sz="4" w:space="0" w:color="CCCCCC"/>
+              <w:bottom w:val="single" w:sz="4" w:space="0" w:color="CCCCCC"/>
+              <w:left w:val="single" w:sz="4" w:space="0" w:color="CCCCCC"/>
+              <w:right w:val="single" w:sz="4" w:space="0" w:color="CCCCCC"/>
+            </w:tcBorders>
+          </w:tcPr>
+          <w:p>
+            <w:pPr>
+              <w:spacing w:before="60" w:after="60" w:line="252" w:lineRule="auto"/>
+              <w:jc w:val="left"/>
+            </w:pPr>
+            <w:r/>
+            <w:r>
+              <w:t>BULL</w:t>
+            </w:r>
+          </w:p>
+        </w:tc>
+      </w:tr>
+      <w:tr>
+        <w:tc>
+          <w:tcPr>
+            <w:tcW w:type="dxa" w:w="1584"/>
+            <w:shd w:fill="FFFFFF"/>
+            <w:tcMar>
+              <w:top w:w="100" w:type="dxa"/>
+              <w:bottom w:w="100" w:type="dxa"/>
+              <w:left w:w="120" w:type="dxa"/>
+              <w:right w:w="120" w:type="dxa"/>
+            </w:tcMar>
+            <w:tcBorders>
+              <w:top w:val="single" w:sz="4" w:space="0" w:color="CCCCCC"/>
+              <w:bottom w:val="single" w:sz="4" w:space="0" w:color="CCCCCC"/>
+              <w:left w:val="single" w:sz="4" w:space="0" w:color="CCCCCC"/>
+              <w:right w:val="single" w:sz="4" w:space="0" w:color="CCCCCC"/>
+            </w:tcBorders>
+          </w:tcPr>
+          <w:p>
+            <w:pPr>
+              <w:spacing w:before="60" w:after="60" w:line="252" w:lineRule="auto"/>
+              <w:jc w:val="left"/>
+            </w:pPr>
+            <w:r/>
+            <w:r>
+              <w:rPr>
+                <w:b/>
+              </w:rPr>
+              <w:t>Thu 24/09</w:t>
+            </w:r>
+          </w:p>
+        </w:tc>
+        <w:tc>
+          <w:tcPr>
+            <w:tcW w:type="dxa" w:w="864"/>
+            <w:shd w:fill="FFFFFF"/>
+            <w:tcMar>
+              <w:top w:w="100" w:type="dxa"/>
+              <w:bottom w:w="100" w:type="dxa"/>
+              <w:left w:w="120" w:type="dxa"/>
+              <w:right w:w="120" w:type="dxa"/>
+            </w:tcMar>
+            <w:tcBorders>
+              <w:top w:val="single" w:sz="4" w:space="0" w:color="CCCCCC"/>
+              <w:bottom w:val="single" w:sz="4" w:space="0" w:color="CCCCCC"/>
+              <w:left w:val="single" w:sz="4" w:space="0" w:color="CCCCCC"/>
+              <w:right w:val="single" w:sz="4" w:space="0" w:color="CCCCCC"/>
+            </w:tcBorders>
+          </w:tcPr>
+          <w:p>
+            <w:pPr>
+              <w:spacing w:before="60" w:after="60" w:line="252" w:lineRule="auto"/>
+              <w:jc w:val="left"/>
+            </w:pPr>
+            <w:r/>
+            <w:r>
+              <w:t>NY Close 23-01</w:t>
+            </w:r>
+          </w:p>
+        </w:tc>
+        <w:tc>
+          <w:tcPr>
+            <w:tcW w:type="dxa" w:w="1440"/>
+            <w:shd w:fill="FFFFFF"/>
+            <w:tcMar>
+              <w:top w:w="100" w:type="dxa"/>
+              <w:bottom w:w="100" w:type="dxa"/>
+              <w:left w:w="120" w:type="dxa"/>
+              <w:right w:w="120" w:type="dxa"/>
+            </w:tcMar>
+            <w:tcBorders>
+              <w:top w:val="single" w:sz="4" w:space="0" w:color="CCCCCC"/>
+              <w:bottom w:val="single" w:sz="4" w:space="0" w:color="CCCCCC"/>
+              <w:left w:val="single" w:sz="4" w:space="0" w:color="CCCCCC"/>
+              <w:right w:val="single" w:sz="4" w:space="0" w:color="CCCCCC"/>
+            </w:tcBorders>
+          </w:tcPr>
+          <w:p>
+            <w:pPr>
+              <w:spacing w:before="60" w:after="60" w:line="252" w:lineRule="auto"/>
+              <w:jc w:val="left"/>
+            </w:pPr>
+            <w:r/>
+            <w:r>
+              <w:t>745.50</w:t>
+            </w:r>
+          </w:p>
+        </w:tc>
+        <w:tc>
+          <w:tcPr>
+            <w:tcW w:type="dxa" w:w="2016"/>
+            <w:shd w:fill="FFFFFF"/>
+            <w:tcMar>
+              <w:top w:w="100" w:type="dxa"/>
+              <w:bottom w:w="100" w:type="dxa"/>
+              <w:left w:w="120" w:type="dxa"/>
+              <w:right w:w="120" w:type="dxa"/>
+            </w:tcMar>
+            <w:tcBorders>
+              <w:top w:val="single" w:sz="4" w:space="0" w:color="CCCCCC"/>
+              <w:bottom w:val="single" w:sz="4" w:space="0" w:color="CCCCCC"/>
+              <w:left w:val="single" w:sz="4" w:space="0" w:color="CCCCCC"/>
+              <w:right w:val="single" w:sz="4" w:space="0" w:color="CCCCCC"/>
+            </w:tcBorders>
+          </w:tcPr>
+          <w:p>
+            <w:pPr>
+              <w:spacing w:before="60" w:after="60" w:line="252" w:lineRule="auto"/>
+              <w:jc w:val="left"/>
+            </w:pPr>
+            <w:r/>
+            <w:r>
+              <w:t>751.00</w:t>
+            </w:r>
+          </w:p>
+        </w:tc>
+        <w:tc>
+          <w:tcPr>
+            <w:tcW w:type="dxa" w:w="1152"/>
+            <w:shd w:fill="FFFFFF"/>
+            <w:tcMar>
+              <w:top w:w="100" w:type="dxa"/>
+              <w:bottom w:w="100" w:type="dxa"/>
+              <w:left w:w="120" w:type="dxa"/>
+              <w:right w:w="120" w:type="dxa"/>
+            </w:tcMar>
+            <w:tcBorders>
+              <w:top w:val="single" w:sz="4" w:space="0" w:color="CCCCCC"/>
+              <w:bottom w:val="single" w:sz="4" w:space="0" w:color="CCCCCC"/>
+              <w:left w:val="single" w:sz="4" w:space="0" w:color="CCCCCC"/>
+              <w:right w:val="single" w:sz="4" w:space="0" w:color="CCCCCC"/>
+            </w:tcBorders>
+          </w:tcPr>
+          <w:p>
+            <w:pPr>
+              <w:spacing w:before="60" w:after="60" w:line="252" w:lineRule="auto"/>
+              <w:jc w:val="left"/>
+            </w:pPr>
+            <w:r/>
+            <w:r>
+              <w:t>737.75</w:t>
+            </w:r>
+          </w:p>
+        </w:tc>
+        <w:tc>
+          <w:tcPr>
+            <w:tcW w:type="dxa" w:w="1728"/>
+            <w:shd w:fill="FFFFFF"/>
+            <w:tcMar>
+              <w:top w:w="100" w:type="dxa"/>
+              <w:bottom w:w="100" w:type="dxa"/>
+              <w:left w:w="120" w:type="dxa"/>
+              <w:right w:w="120" w:type="dxa"/>
+            </w:tcMar>
+            <w:tcBorders>
+              <w:top w:val="single" w:sz="4" w:space="0" w:color="CCCCCC"/>
+              <w:bottom w:val="single" w:sz="4" w:space="0" w:color="CCCCCC"/>
+              <w:left w:val="single" w:sz="4" w:space="0" w:color="CCCCCC"/>
+              <w:right w:val="single" w:sz="4" w:space="0" w:color="CCCCCC"/>
+            </w:tcBorders>
+          </w:tcPr>
+          <w:p>
+            <w:pPr>
+              <w:spacing w:before="60" w:after="60" w:line="252" w:lineRule="auto"/>
+              <w:jc w:val="left"/>
+            </w:pPr>
+            <w:r/>
+            <w:r>
+              <w:rPr>
+                <w:b/>
+              </w:rPr>
+              <w:t>746.25</w:t>
+            </w:r>
+          </w:p>
+        </w:tc>
+        <w:tc>
+          <w:tcPr>
+            <w:tcW w:type="dxa" w:w="3456"/>
+            <w:shd w:fill="FFFFFF"/>
+            <w:tcMar>
+              <w:top w:w="100" w:type="dxa"/>
+              <w:bottom w:w="100" w:type="dxa"/>
+              <w:left w:w="120" w:type="dxa"/>
+              <w:right w:w="120" w:type="dxa"/>
+            </w:tcMar>
+            <w:tcBorders>
+              <w:top w:val="single" w:sz="4" w:space="0" w:color="CCCCCC"/>
+              <w:bottom w:val="single" w:sz="4" w:space="0" w:color="CCCCCC"/>
+              <w:left w:val="single" w:sz="4" w:space="0" w:color="CCCCCC"/>
+              <w:right w:val="single" w:sz="4" w:space="0" w:color="CCCCCC"/>
+            </w:tcBorders>
+          </w:tcPr>
+          <w:p>
+            <w:pPr>
+              <w:spacing w:before="60" w:after="60" w:line="252" w:lineRule="auto"/>
+              <w:jc w:val="left"/>
+            </w:pPr>
+            <w:r/>
+            <w:r>
+              <w:rPr>
+                <w:b/>
+              </w:rPr>
+              <w:t>+0.75</w:t>
+            </w:r>
+          </w:p>
+        </w:tc>
+        <w:tc>
+          <w:tcPr>
+            <w:tcW w:type="dxa" w:w="1440"/>
+            <w:shd w:fill="FFFFFF"/>
+            <w:tcMar>
+              <w:top w:w="100" w:type="dxa"/>
+              <w:bottom w:w="100" w:type="dxa"/>
+              <w:left w:w="120" w:type="dxa"/>
+              <w:right w:w="120" w:type="dxa"/>
+            </w:tcMar>
+            <w:tcBorders>
+              <w:top w:val="single" w:sz="4" w:space="0" w:color="CCCCCC"/>
+              <w:bottom w:val="single" w:sz="4" w:space="0" w:color="CCCCCC"/>
+              <w:left w:val="single" w:sz="4" w:space="0" w:color="CCCCCC"/>
+              <w:right w:val="single" w:sz="4" w:space="0" w:color="CCCCCC"/>
+            </w:tcBorders>
+          </w:tcPr>
+          <w:p>
+            <w:pPr>
+              <w:spacing w:before="60" w:after="60" w:line="252" w:lineRule="auto"/>
+              <w:jc w:val="left"/>
+            </w:pPr>
+            <w:r/>
+            <w:r>
+              <w:t>BULL</w:t>
+            </w:r>
+          </w:p>
+        </w:tc>
+      </w:tr>
+      <w:tr>
+        <w:tc>
+          <w:tcPr>
+            <w:tcW w:type="dxa" w:w="1584"/>
+            <w:shd w:fill="F8FAFC"/>
+            <w:tcMar>
+              <w:top w:w="100" w:type="dxa"/>
+              <w:bottom w:w="100" w:type="dxa"/>
+              <w:left w:w="120" w:type="dxa"/>
+              <w:right w:w="120" w:type="dxa"/>
+            </w:tcMar>
+            <w:tcBorders>
+              <w:top w:val="single" w:sz="4" w:space="0" w:color="CCCCCC"/>
+              <w:bottom w:val="single" w:sz="4" w:space="0" w:color="CCCCCC"/>
+              <w:left w:val="single" w:sz="4" w:space="0" w:color="CCCCCC"/>
+              <w:right w:val="single" w:sz="4" w:space="0" w:color="CCCCCC"/>
+            </w:tcBorders>
+          </w:tcPr>
+          <w:p>
+            <w:pPr>
+              <w:spacing w:before="60" w:after="60" w:line="252" w:lineRule="auto"/>
+              <w:jc w:val="left"/>
+            </w:pPr>
+            <w:r/>
+            <w:r>
+              <w:rPr>
+                <w:b/>
+              </w:rPr>
+              <w:t>Fri 25/09</w:t>
+            </w:r>
+          </w:p>
+        </w:tc>
+        <w:tc>
+          <w:tcPr>
+            <w:tcW w:type="dxa" w:w="864"/>
+            <w:shd w:fill="F8FAFC"/>
+            <w:tcMar>
+              <w:top w:w="100" w:type="dxa"/>
+              <w:bottom w:w="100" w:type="dxa"/>
+              <w:left w:w="120" w:type="dxa"/>
+              <w:right w:w="120" w:type="dxa"/>
+            </w:tcMar>
+            <w:tcBorders>
+              <w:top w:val="single" w:sz="4" w:space="0" w:color="CCCCCC"/>
+              <w:bottom w:val="single" w:sz="4" w:space="0" w:color="CCCCCC"/>
+              <w:left w:val="single" w:sz="4" w:space="0" w:color="CCCCCC"/>
+              <w:right w:val="single" w:sz="4" w:space="0" w:color="CCCCCC"/>
+            </w:tcBorders>
+          </w:tcPr>
+          <w:p>
+            <w:pPr>
+              <w:spacing w:before="60" w:after="60" w:line="252" w:lineRule="auto"/>
+              <w:jc w:val="left"/>
+            </w:pPr>
+            <w:r/>
+            <w:r>
+              <w:t>Asia 07-11</w:t>
+            </w:r>
+          </w:p>
+        </w:tc>
+        <w:tc>
+          <w:tcPr>
+            <w:tcW w:type="dxa" w:w="1440"/>
+            <w:shd w:fill="F8FAFC"/>
+            <w:tcMar>
+              <w:top w:w="100" w:type="dxa"/>
+              <w:bottom w:w="100" w:type="dxa"/>
+              <w:left w:w="120" w:type="dxa"/>
+              <w:right w:w="120" w:type="dxa"/>
+            </w:tcMar>
+            <w:tcBorders>
+              <w:top w:val="single" w:sz="4" w:space="0" w:color="CCCCCC"/>
+              <w:bottom w:val="single" w:sz="4" w:space="0" w:color="CCCCCC"/>
+              <w:left w:val="single" w:sz="4" w:space="0" w:color="CCCCCC"/>
+              <w:right w:val="single" w:sz="4" w:space="0" w:color="CCCCCC"/>
+            </w:tcBorders>
+          </w:tcPr>
+          <w:p>
+            <w:pPr>
+              <w:spacing w:before="60" w:after="60" w:line="252" w:lineRule="auto"/>
+              <w:jc w:val="left"/>
+            </w:pPr>
+            <w:r/>
+            <w:r>
+              <w:t>746.25</w:t>
+            </w:r>
+          </w:p>
+        </w:tc>
+        <w:tc>
+          <w:tcPr>
+            <w:tcW w:type="dxa" w:w="2016"/>
+            <w:shd w:fill="F8FAFC"/>
+            <w:tcMar>
+              <w:top w:w="100" w:type="dxa"/>
+              <w:bottom w:w="100" w:type="dxa"/>
+              <w:left w:w="120" w:type="dxa"/>
+              <w:right w:w="120" w:type="dxa"/>
+            </w:tcMar>
+            <w:tcBorders>
+              <w:top w:val="single" w:sz="4" w:space="0" w:color="CCCCCC"/>
+              <w:bottom w:val="single" w:sz="4" w:space="0" w:color="CCCCCC"/>
+              <w:left w:val="single" w:sz="4" w:space="0" w:color="CCCCCC"/>
+              <w:right w:val="single" w:sz="4" w:space="0" w:color="CCCCCC"/>
+            </w:tcBorders>
+          </w:tcPr>
+          <w:p>
+            <w:pPr>
+              <w:spacing w:before="60" w:after="60" w:line="252" w:lineRule="auto"/>
+              <w:jc w:val="left"/>
+            </w:pPr>
+            <w:r/>
+            <w:r>
+              <w:t>755.50</w:t>
+            </w:r>
+          </w:p>
+        </w:tc>
+        <w:tc>
+          <w:tcPr>
+            <w:tcW w:type="dxa" w:w="1152"/>
+            <w:shd w:fill="F8FAFC"/>
+            <w:tcMar>
+              <w:top w:w="100" w:type="dxa"/>
+              <w:bottom w:w="100" w:type="dxa"/>
+              <w:left w:w="120" w:type="dxa"/>
+              <w:right w:w="120" w:type="dxa"/>
+            </w:tcMar>
+            <w:tcBorders>
+              <w:top w:val="single" w:sz="4" w:space="0" w:color="CCCCCC"/>
+              <w:bottom w:val="single" w:sz="4" w:space="0" w:color="CCCCCC"/>
+              <w:left w:val="single" w:sz="4" w:space="0" w:color="CCCCCC"/>
+              <w:right w:val="single" w:sz="4" w:space="0" w:color="CCCCCC"/>
+            </w:tcBorders>
+          </w:tcPr>
+          <w:p>
+            <w:pPr>
+              <w:spacing w:before="60" w:after="60" w:line="252" w:lineRule="auto"/>
+              <w:jc w:val="left"/>
+            </w:pPr>
+            <w:r/>
+            <w:r>
+              <w:t>739.75</w:t>
+            </w:r>
+          </w:p>
+        </w:tc>
+        <w:tc>
+          <w:tcPr>
+            <w:tcW w:type="dxa" w:w="1728"/>
+            <w:shd w:fill="F8FAFC"/>
+            <w:tcMar>
+              <w:top w:w="100" w:type="dxa"/>
+              <w:bottom w:w="100" w:type="dxa"/>
+              <w:left w:w="120" w:type="dxa"/>
+              <w:right w:w="120" w:type="dxa"/>
+            </w:tcMar>
+            <w:tcBorders>
+              <w:top w:val="single" w:sz="4" w:space="0" w:color="CCCCCC"/>
+              <w:bottom w:val="single" w:sz="4" w:space="0" w:color="CCCCCC"/>
+              <w:left w:val="single" w:sz="4" w:space="0" w:color="CCCCCC"/>
+              <w:right w:val="single" w:sz="4" w:space="0" w:color="CCCCCC"/>
+            </w:tcBorders>
+          </w:tcPr>
+          <w:p>
+            <w:pPr>
+              <w:spacing w:before="60" w:after="60" w:line="252" w:lineRule="auto"/>
+              <w:jc w:val="left"/>
+            </w:pPr>
+            <w:r/>
+            <w:r>
+              <w:rPr>
+                <w:b/>
+              </w:rPr>
+              <w:t>745.50</w:t>
+            </w:r>
+          </w:p>
+        </w:tc>
+        <w:tc>
+          <w:tcPr>
+            <w:tcW w:type="dxa" w:w="3456"/>
+            <w:shd w:fill="F8FAFC"/>
+            <w:tcMar>
+              <w:top w:w="100" w:type="dxa"/>
+              <w:bottom w:w="100" w:type="dxa"/>
+              <w:left w:w="120" w:type="dxa"/>
+              <w:right w:w="120" w:type="dxa"/>
+            </w:tcMar>
+            <w:tcBorders>
+              <w:top w:val="single" w:sz="4" w:space="0" w:color="CCCCCC"/>
+              <w:bottom w:val="single" w:sz="4" w:space="0" w:color="CCCCCC"/>
+              <w:left w:val="single" w:sz="4" w:space="0" w:color="CCCCCC"/>
+              <w:right w:val="single" w:sz="4" w:space="0" w:color="CCCCCC"/>
+            </w:tcBorders>
+          </w:tcPr>
+          <w:p>
+            <w:pPr>
+              <w:spacing w:before="60" w:after="60" w:line="252" w:lineRule="auto"/>
+              <w:jc w:val="left"/>
+            </w:pPr>
+            <w:r/>
+            <w:r>
+              <w:rPr>
+                <w:b/>
+              </w:rPr>
+              <w:t>-0.75</w:t>
+            </w:r>
+          </w:p>
+        </w:tc>
+        <w:tc>
+          <w:tcPr>
+            <w:tcW w:type="dxa" w:w="1440"/>
+            <w:shd w:fill="F8FAFC"/>
+            <w:tcMar>
+              <w:top w:w="100" w:type="dxa"/>
+              <w:bottom w:w="100" w:type="dxa"/>
+              <w:left w:w="120" w:type="dxa"/>
+              <w:right w:w="120" w:type="dxa"/>
+            </w:tcMar>
+            <w:tcBorders>
+              <w:top w:val="single" w:sz="4" w:space="0" w:color="CCCCCC"/>
+              <w:bottom w:val="single" w:sz="4" w:space="0" w:color="CCCCCC"/>
+              <w:left w:val="single" w:sz="4" w:space="0" w:color="CCCCCC"/>
+              <w:right w:val="single" w:sz="4" w:space="0" w:color="CCCCCC"/>
+            </w:tcBorders>
+          </w:tcPr>
+          <w:p>
+            <w:pPr>
+              <w:spacing w:before="60" w:after="60" w:line="252" w:lineRule="auto"/>
+              <w:jc w:val="left"/>
+            </w:pPr>
+            <w:r/>
+            <w:r>
+              <w:t>BEAR</w:t>
+            </w:r>
+          </w:p>
+        </w:tc>
+      </w:tr>
+      <w:tr>
+        <w:tc>
+          <w:tcPr>
+            <w:tcW w:type="dxa" w:w="1584"/>
+            <w:shd w:fill="FFFFFF"/>
+            <w:tcMar>
+              <w:top w:w="100" w:type="dxa"/>
+              <w:bottom w:w="100" w:type="dxa"/>
+              <w:left w:w="120" w:type="dxa"/>
+              <w:right w:w="120" w:type="dxa"/>
+            </w:tcMar>
+            <w:tcBorders>
+              <w:top w:val="single" w:sz="4" w:space="0" w:color="CCCCCC"/>
+              <w:bottom w:val="single" w:sz="4" w:space="0" w:color="CCCCCC"/>
+              <w:left w:val="single" w:sz="4" w:space="0" w:color="CCCCCC"/>
+              <w:right w:val="single" w:sz="4" w:space="0" w:color="CCCCCC"/>
+            </w:tcBorders>
+          </w:tcPr>
+          <w:p>
+            <w:pPr>
+              <w:spacing w:before="60" w:after="60" w:line="252" w:lineRule="auto"/>
+              <w:jc w:val="left"/>
+            </w:pPr>
+            <w:r/>
+            <w:r>
+              <w:rPr>
+                <w:b/>
+              </w:rPr>
+              <w:t>Fri 25/09</w:t>
+            </w:r>
+          </w:p>
+        </w:tc>
+        <w:tc>
+          <w:tcPr>
+            <w:tcW w:type="dxa" w:w="864"/>
+            <w:shd w:fill="FFFFFF"/>
+            <w:tcMar>
+              <w:top w:w="100" w:type="dxa"/>
+              <w:bottom w:w="100" w:type="dxa"/>
+              <w:left w:w="120" w:type="dxa"/>
+              <w:right w:w="120" w:type="dxa"/>
+            </w:tcMar>
+            <w:tcBorders>
+              <w:top w:val="single" w:sz="4" w:space="0" w:color="CCCCCC"/>
+              <w:bottom w:val="single" w:sz="4" w:space="0" w:color="CCCCCC"/>
+              <w:left w:val="single" w:sz="4" w:space="0" w:color="CCCCCC"/>
+              <w:right w:val="single" w:sz="4" w:space="0" w:color="CCCCCC"/>
+            </w:tcBorders>
+          </w:tcPr>
+          <w:p>
+            <w:pPr>
+              <w:spacing w:before="60" w:after="60" w:line="252" w:lineRule="auto"/>
+              <w:jc w:val="left"/>
+            </w:pPr>
+            <w:r/>
+            <w:r>
+              <w:t>Asia 11-15</w:t>
+            </w:r>
+          </w:p>
+        </w:tc>
+        <w:tc>
+          <w:tcPr>
+            <w:tcW w:type="dxa" w:w="1440"/>
+            <w:shd w:fill="FFFFFF"/>
+            <w:tcMar>
+              <w:top w:w="100" w:type="dxa"/>
+              <w:bottom w:w="100" w:type="dxa"/>
+              <w:left w:w="120" w:type="dxa"/>
+              <w:right w:w="120" w:type="dxa"/>
+            </w:tcMar>
+            <w:tcBorders>
+              <w:top w:val="single" w:sz="4" w:space="0" w:color="CCCCCC"/>
+              <w:bottom w:val="single" w:sz="4" w:space="0" w:color="CCCCCC"/>
+              <w:left w:val="single" w:sz="4" w:space="0" w:color="CCCCCC"/>
+              <w:right w:val="single" w:sz="4" w:space="0" w:color="CCCCCC"/>
+            </w:tcBorders>
+          </w:tcPr>
+          <w:p>
+            <w:pPr>
+              <w:spacing w:before="60" w:after="60" w:line="252" w:lineRule="auto"/>
+              <w:jc w:val="left"/>
+            </w:pPr>
+            <w:r/>
+            <w:r>
+              <w:t>745.50</w:t>
+            </w:r>
+          </w:p>
+        </w:tc>
+        <w:tc>
+          <w:tcPr>
+            <w:tcW w:type="dxa" w:w="2016"/>
+            <w:shd w:fill="FFFFFF"/>
+            <w:tcMar>
+              <w:top w:w="100" w:type="dxa"/>
+              <w:bottom w:w="100" w:type="dxa"/>
+              <w:left w:w="120" w:type="dxa"/>
+              <w:right w:w="120" w:type="dxa"/>
+            </w:tcMar>
+            <w:tcBorders>
+              <w:top w:val="single" w:sz="4" w:space="0" w:color="CCCCCC"/>
+              <w:bottom w:val="single" w:sz="4" w:space="0" w:color="CCCCCC"/>
+              <w:left w:val="single" w:sz="4" w:space="0" w:color="CCCCCC"/>
+              <w:right w:val="single" w:sz="4" w:space="0" w:color="CCCCCC"/>
+            </w:tcBorders>
+          </w:tcPr>
+          <w:p>
+            <w:pPr>
+              <w:spacing w:before="60" w:after="60" w:line="252" w:lineRule="auto"/>
+              <w:jc w:val="left"/>
+            </w:pPr>
+            <w:r/>
+            <w:r>
+              <w:t>753.00</w:t>
+            </w:r>
+          </w:p>
+        </w:tc>
+        <w:tc>
+          <w:tcPr>
+            <w:tcW w:type="dxa" w:w="1152"/>
+            <w:shd w:fill="FFFFFF"/>
+            <w:tcMar>
+              <w:top w:w="100" w:type="dxa"/>
+              <w:bottom w:w="100" w:type="dxa"/>
+              <w:left w:w="120" w:type="dxa"/>
+              <w:right w:w="120" w:type="dxa"/>
+            </w:tcMar>
+            <w:tcBorders>
+              <w:top w:val="single" w:sz="4" w:space="0" w:color="CCCCCC"/>
+              <w:bottom w:val="single" w:sz="4" w:space="0" w:color="CCCCCC"/>
+              <w:left w:val="single" w:sz="4" w:space="0" w:color="CCCCCC"/>
+              <w:right w:val="single" w:sz="4" w:space="0" w:color="CCCCCC"/>
+            </w:tcBorders>
+          </w:tcPr>
+          <w:p>
+            <w:pPr>
+              <w:spacing w:before="60" w:after="60" w:line="252" w:lineRule="auto"/>
+              <w:jc w:val="left"/>
+            </w:pPr>
+            <w:r/>
+            <w:r>
+              <w:t>739.50</w:t>
+            </w:r>
+          </w:p>
+        </w:tc>
+        <w:tc>
+          <w:tcPr>
+            <w:tcW w:type="dxa" w:w="1728"/>
+            <w:shd w:fill="FFFFFF"/>
+            <w:tcMar>
+              <w:top w:w="100" w:type="dxa"/>
+              <w:bottom w:w="100" w:type="dxa"/>
+              <w:left w:w="120" w:type="dxa"/>
+              <w:right w:w="120" w:type="dxa"/>
+            </w:tcMar>
+            <w:tcBorders>
+              <w:top w:val="single" w:sz="4" w:space="0" w:color="CCCCCC"/>
+              <w:bottom w:val="single" w:sz="4" w:space="0" w:color="CCCCCC"/>
+              <w:left w:val="single" w:sz="4" w:space="0" w:color="CCCCCC"/>
+              <w:right w:val="single" w:sz="4" w:space="0" w:color="CCCCCC"/>
+            </w:tcBorders>
+          </w:tcPr>
+          <w:p>
+            <w:pPr>
+              <w:spacing w:before="60" w:after="60" w:line="252" w:lineRule="auto"/>
+              <w:jc w:val="left"/>
+            </w:pPr>
+            <w:r/>
+            <w:r>
+              <w:rPr>
+                <w:b/>
+              </w:rPr>
+              <w:t>744.50</w:t>
+            </w:r>
+          </w:p>
+        </w:tc>
+        <w:tc>
+          <w:tcPr>
+            <w:tcW w:type="dxa" w:w="3456"/>
+            <w:shd w:fill="FFFFFF"/>
+            <w:tcMar>
+              <w:top w:w="100" w:type="dxa"/>
+              <w:bottom w:w="100" w:type="dxa"/>
+              <w:left w:w="120" w:type="dxa"/>
+              <w:right w:w="120" w:type="dxa"/>
+            </w:tcMar>
+            <w:tcBorders>
+              <w:top w:val="single" w:sz="4" w:space="0" w:color="CCCCCC"/>
+              <w:bottom w:val="single" w:sz="4" w:space="0" w:color="CCCCCC"/>
+              <w:left w:val="single" w:sz="4" w:space="0" w:color="CCCCCC"/>
+              <w:right w:val="single" w:sz="4" w:space="0" w:color="CCCCCC"/>
+            </w:tcBorders>
+          </w:tcPr>
+          <w:p>
+            <w:pPr>
+              <w:spacing w:before="60" w:after="60" w:line="252" w:lineRule="auto"/>
+              <w:jc w:val="left"/>
+            </w:pPr>
+            <w:r/>
+            <w:r>
+              <w:rPr>
+                <w:b/>
+              </w:rPr>
+              <w:t>-1.00</w:t>
+            </w:r>
+          </w:p>
+        </w:tc>
+        <w:tc>
+          <w:tcPr>
+            <w:tcW w:type="dxa" w:w="1440"/>
+            <w:shd w:fill="FFFFFF"/>
+            <w:tcMar>
+              <w:top w:w="100" w:type="dxa"/>
+              <w:bottom w:w="100" w:type="dxa"/>
+              <w:left w:w="120" w:type="dxa"/>
+              <w:right w:w="120" w:type="dxa"/>
+            </w:tcMar>
+            <w:tcBorders>
+              <w:top w:val="single" w:sz="4" w:space="0" w:color="CCCCCC"/>
+              <w:bottom w:val="single" w:sz="4" w:space="0" w:color="CCCCCC"/>
+              <w:left w:val="single" w:sz="4" w:space="0" w:color="CCCCCC"/>
+              <w:right w:val="single" w:sz="4" w:space="0" w:color="CCCCCC"/>
+            </w:tcBorders>
+          </w:tcPr>
+          <w:p>
+            <w:pPr>
+              <w:spacing w:before="60" w:after="60" w:line="252" w:lineRule="auto"/>
+              <w:jc w:val="left"/>
+            </w:pPr>
+            <w:r/>
+            <w:r>
+              <w:t>BEAR</w:t>
+            </w:r>
+          </w:p>
+        </w:tc>
+      </w:tr>
+      <w:tr>
+        <w:tc>
+          <w:tcPr>
+            <w:tcW w:type="dxa" w:w="1584"/>
+            <w:shd w:fill="F8FAFC"/>
+            <w:tcMar>
+              <w:top w:w="100" w:type="dxa"/>
+              <w:bottom w:w="100" w:type="dxa"/>
+              <w:left w:w="120" w:type="dxa"/>
+              <w:right w:w="120" w:type="dxa"/>
+            </w:tcMar>
+            <w:tcBorders>
+              <w:top w:val="single" w:sz="4" w:space="0" w:color="CCCCCC"/>
+              <w:bottom w:val="single" w:sz="4" w:space="0" w:color="CCCCCC"/>
+              <w:left w:val="single" w:sz="4" w:space="0" w:color="CCCCCC"/>
+              <w:right w:val="single" w:sz="4" w:space="0" w:color="CCCCCC"/>
+            </w:tcBorders>
+          </w:tcPr>
+          <w:p>
+            <w:pPr>
+              <w:spacing w:before="60" w:after="60" w:line="252" w:lineRule="auto"/>
+              <w:jc w:val="left"/>
+            </w:pPr>
+            <w:r/>
+            <w:r>
+              <w:rPr>
+                <w:b/>
+              </w:rPr>
+              <w:t>Fri 25/09</w:t>
+            </w:r>
+          </w:p>
+        </w:tc>
+        <w:tc>
+          <w:tcPr>
+            <w:tcW w:type="dxa" w:w="864"/>
+            <w:shd w:fill="F8FAFC"/>
+            <w:tcMar>
+              <w:top w:w="100" w:type="dxa"/>
+              <w:bottom w:w="100" w:type="dxa"/>
+              <w:left w:w="120" w:type="dxa"/>
+              <w:right w:w="120" w:type="dxa"/>
+            </w:tcMar>
+            <w:tcBorders>
+              <w:top w:val="single" w:sz="4" w:space="0" w:color="CCCCCC"/>
+              <w:bottom w:val="single" w:sz="4" w:space="0" w:color="CCCCCC"/>
+              <w:left w:val="single" w:sz="4" w:space="0" w:color="CCCCCC"/>
+              <w:right w:val="single" w:sz="4" w:space="0" w:color="CCCCCC"/>
+            </w:tcBorders>
+          </w:tcPr>
+          <w:p>
+            <w:pPr>
+              <w:spacing w:before="60" w:after="60" w:line="252" w:lineRule="auto"/>
+              <w:jc w:val="left"/>
+            </w:pPr>
+            <w:r/>
+            <w:r>
+              <w:t>London 15-19</w:t>
+            </w:r>
+          </w:p>
+        </w:tc>
+        <w:tc>
+          <w:tcPr>
+            <w:tcW w:type="dxa" w:w="1440"/>
+            <w:shd w:fill="F8FAFC"/>
+            <w:tcMar>
+              <w:top w:w="100" w:type="dxa"/>
+              <w:bottom w:w="100" w:type="dxa"/>
+              <w:left w:w="120" w:type="dxa"/>
+              <w:right w:w="120" w:type="dxa"/>
+            </w:tcMar>
+            <w:tcBorders>
+              <w:top w:val="single" w:sz="4" w:space="0" w:color="CCCCCC"/>
+              <w:bottom w:val="single" w:sz="4" w:space="0" w:color="CCCCCC"/>
+              <w:left w:val="single" w:sz="4" w:space="0" w:color="CCCCCC"/>
+              <w:right w:val="single" w:sz="4" w:space="0" w:color="CCCCCC"/>
+            </w:tcBorders>
+          </w:tcPr>
+          <w:p>
+            <w:pPr>
+              <w:spacing w:before="60" w:after="60" w:line="252" w:lineRule="auto"/>
+              <w:jc w:val="left"/>
+            </w:pPr>
+            <w:r/>
+            <w:r>
+              <w:t>744.50</w:t>
+            </w:r>
+          </w:p>
+        </w:tc>
+        <w:tc>
+          <w:tcPr>
+            <w:tcW w:type="dxa" w:w="2016"/>
+            <w:shd w:fill="F8FAFC"/>
+            <w:tcMar>
+              <w:top w:w="100" w:type="dxa"/>
+              <w:bottom w:w="100" w:type="dxa"/>
+              <w:left w:w="120" w:type="dxa"/>
+              <w:right w:w="120" w:type="dxa"/>
+            </w:tcMar>
+            <w:tcBorders>
+              <w:top w:val="single" w:sz="4" w:space="0" w:color="CCCCCC"/>
+              <w:bottom w:val="single" w:sz="4" w:space="0" w:color="CCCCCC"/>
+              <w:left w:val="single" w:sz="4" w:space="0" w:color="CCCCCC"/>
+              <w:right w:val="single" w:sz="4" w:space="0" w:color="CCCCCC"/>
+            </w:tcBorders>
+          </w:tcPr>
+          <w:p>
+            <w:pPr>
+              <w:spacing w:before="60" w:after="60" w:line="252" w:lineRule="auto"/>
+              <w:jc w:val="left"/>
+            </w:pPr>
+            <w:r/>
+            <w:r>
+              <w:t>751.50</w:t>
+            </w:r>
+          </w:p>
+        </w:tc>
+        <w:tc>
+          <w:tcPr>
+            <w:tcW w:type="dxa" w:w="1152"/>
+            <w:shd w:fill="F8FAFC"/>
+            <w:tcMar>
+              <w:top w:w="100" w:type="dxa"/>
+              <w:bottom w:w="100" w:type="dxa"/>
+              <w:left w:w="120" w:type="dxa"/>
+              <w:right w:w="120" w:type="dxa"/>
+            </w:tcMar>
+            <w:tcBorders>
+              <w:top w:val="single" w:sz="4" w:space="0" w:color="CCCCCC"/>
+              <w:bottom w:val="single" w:sz="4" w:space="0" w:color="CCCCCC"/>
+              <w:left w:val="single" w:sz="4" w:space="0" w:color="CCCCCC"/>
+              <w:right w:val="single" w:sz="4" w:space="0" w:color="CCCCCC"/>
+            </w:tcBorders>
+          </w:tcPr>
+          <w:p>
+            <w:pPr>
+              <w:spacing w:before="60" w:after="60" w:line="252" w:lineRule="auto"/>
+              <w:jc w:val="left"/>
+            </w:pPr>
+            <w:r/>
+            <w:r>
+              <w:t>731.00</w:t>
+            </w:r>
+          </w:p>
+        </w:tc>
+        <w:tc>
+          <w:tcPr>
+            <w:tcW w:type="dxa" w:w="1728"/>
+            <w:shd w:fill="F8FAFC"/>
+            <w:tcMar>
+              <w:top w:w="100" w:type="dxa"/>
+              <w:bottom w:w="100" w:type="dxa"/>
+              <w:left w:w="120" w:type="dxa"/>
+              <w:right w:w="120" w:type="dxa"/>
+            </w:tcMar>
+            <w:tcBorders>
+              <w:top w:val="single" w:sz="4" w:space="0" w:color="CCCCCC"/>
+              <w:bottom w:val="single" w:sz="4" w:space="0" w:color="CCCCCC"/>
+              <w:left w:val="single" w:sz="4" w:space="0" w:color="CCCCCC"/>
+              <w:right w:val="single" w:sz="4" w:space="0" w:color="CCCCCC"/>
+            </w:tcBorders>
+          </w:tcPr>
+          <w:p>
+            <w:pPr>
+              <w:spacing w:before="60" w:after="60" w:line="252" w:lineRule="auto"/>
+              <w:jc w:val="left"/>
+            </w:pPr>
+            <w:r/>
+            <w:r>
+              <w:rPr>
+                <w:b/>
+              </w:rPr>
+              <w:t>745.25</w:t>
+            </w:r>
+          </w:p>
+        </w:tc>
+        <w:tc>
+          <w:tcPr>
+            <w:tcW w:type="dxa" w:w="3456"/>
+            <w:shd w:fill="F8FAFC"/>
+            <w:tcMar>
+              <w:top w:w="100" w:type="dxa"/>
+              <w:bottom w:w="100" w:type="dxa"/>
+              <w:left w:w="120" w:type="dxa"/>
+              <w:right w:w="120" w:type="dxa"/>
+            </w:tcMar>
+            <w:tcBorders>
+              <w:top w:val="single" w:sz="4" w:space="0" w:color="CCCCCC"/>
+              <w:bottom w:val="single" w:sz="4" w:space="0" w:color="CCCCCC"/>
+              <w:left w:val="single" w:sz="4" w:space="0" w:color="CCCCCC"/>
+              <w:right w:val="single" w:sz="4" w:space="0" w:color="CCCCCC"/>
+            </w:tcBorders>
+          </w:tcPr>
+          <w:p>
+            <w:pPr>
+              <w:spacing w:before="60" w:after="60" w:line="252" w:lineRule="auto"/>
+              <w:jc w:val="left"/>
+            </w:pPr>
+            <w:r/>
+            <w:r>
+              <w:rPr>
+                <w:b/>
+              </w:rPr>
+              <w:t>+0.75</w:t>
+            </w:r>
+          </w:p>
+        </w:tc>
+        <w:tc>
+          <w:tcPr>
+            <w:tcW w:type="dxa" w:w="1440"/>
+            <w:shd w:fill="F8FAFC"/>
+            <w:tcMar>
+              <w:top w:w="100" w:type="dxa"/>
+              <w:bottom w:w="100" w:type="dxa"/>
+              <w:left w:w="120" w:type="dxa"/>
+              <w:right w:w="120" w:type="dxa"/>
+            </w:tcMar>
+            <w:tcBorders>
+              <w:top w:val="single" w:sz="4" w:space="0" w:color="CCCCCC"/>
+              <w:bottom w:val="single" w:sz="4" w:space="0" w:color="CCCCCC"/>
+              <w:left w:val="single" w:sz="4" w:space="0" w:color="CCCCCC"/>
+              <w:right w:val="single" w:sz="4" w:space="0" w:color="CCCCCC"/>
+            </w:tcBorders>
+          </w:tcPr>
+          <w:p>
+            <w:pPr>
+              <w:spacing w:before="60" w:after="60" w:line="252" w:lineRule="auto"/>
+              <w:jc w:val="left"/>
+            </w:pPr>
+            <w:r/>
+            <w:r>
+              <w:t>BULL</w:t>
+            </w:r>
+          </w:p>
+        </w:tc>
+      </w:tr>
+      <w:tr>
+        <w:tc>
+          <w:tcPr>
+            <w:tcW w:type="dxa" w:w="1584"/>
+            <w:shd w:fill="FFFFFF"/>
+            <w:tcMar>
+              <w:top w:w="100" w:type="dxa"/>
+              <w:bottom w:w="100" w:type="dxa"/>
+              <w:left w:w="120" w:type="dxa"/>
+              <w:right w:w="120" w:type="dxa"/>
+            </w:tcMar>
+            <w:tcBorders>
+              <w:top w:val="single" w:sz="4" w:space="0" w:color="CCCCCC"/>
+              <w:bottom w:val="single" w:sz="4" w:space="0" w:color="CCCCCC"/>
+              <w:left w:val="single" w:sz="4" w:space="0" w:color="CCCCCC"/>
+              <w:right w:val="single" w:sz="4" w:space="0" w:color="CCCCCC"/>
+            </w:tcBorders>
+          </w:tcPr>
+          <w:p>
+            <w:pPr>
+              <w:spacing w:before="60" w:after="60" w:line="252" w:lineRule="auto"/>
+              <w:jc w:val="left"/>
+            </w:pPr>
+            <w:r/>
+            <w:r>
+              <w:rPr>
+                <w:b/>
+              </w:rPr>
+              <w:t>Fri 25/09</w:t>
+            </w:r>
+          </w:p>
+        </w:tc>
+        <w:tc>
+          <w:tcPr>
+            <w:tcW w:type="dxa" w:w="864"/>
+            <w:shd w:fill="FFFFFF"/>
+            <w:tcMar>
+              <w:top w:w="100" w:type="dxa"/>
+              <w:bottom w:w="100" w:type="dxa"/>
+              <w:left w:w="120" w:type="dxa"/>
+              <w:right w:w="120" w:type="dxa"/>
+            </w:tcMar>
+            <w:tcBorders>
+              <w:top w:val="single" w:sz="4" w:space="0" w:color="CCCCCC"/>
+              <w:bottom w:val="single" w:sz="4" w:space="0" w:color="CCCCCC"/>
+              <w:left w:val="single" w:sz="4" w:space="0" w:color="CCCCCC"/>
+              <w:right w:val="single" w:sz="4" w:space="0" w:color="CCCCCC"/>
+            </w:tcBorders>
+          </w:tcPr>
+          <w:p>
+            <w:pPr>
+              <w:spacing w:before="60" w:after="60" w:line="252" w:lineRule="auto"/>
+              <w:jc w:val="left"/>
+            </w:pPr>
+            <w:r/>
+            <w:r>
+              <w:t>Pre-NY 19-21</w:t>
+            </w:r>
+          </w:p>
+        </w:tc>
+        <w:tc>
+          <w:tcPr>
+            <w:tcW w:type="dxa" w:w="1440"/>
+            <w:shd w:fill="FFFFFF"/>
+            <w:tcMar>
+              <w:top w:w="100" w:type="dxa"/>
+              <w:bottom w:w="100" w:type="dxa"/>
+              <w:left w:w="120" w:type="dxa"/>
+              <w:right w:w="120" w:type="dxa"/>
+            </w:tcMar>
+            <w:tcBorders>
+              <w:top w:val="single" w:sz="4" w:space="0" w:color="CCCCCC"/>
+              <w:bottom w:val="single" w:sz="4" w:space="0" w:color="CCCCCC"/>
+              <w:left w:val="single" w:sz="4" w:space="0" w:color="CCCCCC"/>
+              <w:right w:val="single" w:sz="4" w:space="0" w:color="CCCCCC"/>
+            </w:tcBorders>
+          </w:tcPr>
+          <w:p>
+            <w:pPr>
+              <w:spacing w:before="60" w:after="60" w:line="252" w:lineRule="auto"/>
+              <w:jc w:val="left"/>
+            </w:pPr>
+            <w:r/>
+            <w:r>
+              <w:t>745.25</w:t>
+            </w:r>
+          </w:p>
+        </w:tc>
+        <w:tc>
+          <w:tcPr>
+            <w:tcW w:type="dxa" w:w="2016"/>
+            <w:shd w:fill="FFFFFF"/>
+            <w:tcMar>
+              <w:top w:w="100" w:type="dxa"/>
+              <w:bottom w:w="100" w:type="dxa"/>
+              <w:left w:w="120" w:type="dxa"/>
+              <w:right w:w="120" w:type="dxa"/>
+            </w:tcMar>
+            <w:tcBorders>
+              <w:top w:val="single" w:sz="4" w:space="0" w:color="CCCCCC"/>
+              <w:bottom w:val="single" w:sz="4" w:space="0" w:color="CCCCCC"/>
+              <w:left w:val="single" w:sz="4" w:space="0" w:color="CCCCCC"/>
+              <w:right w:val="single" w:sz="4" w:space="0" w:color="CCCCCC"/>
+            </w:tcBorders>
+          </w:tcPr>
+          <w:p>
+            <w:pPr>
+              <w:spacing w:before="60" w:after="60" w:line="252" w:lineRule="auto"/>
+              <w:jc w:val="left"/>
+            </w:pPr>
+            <w:r/>
+            <w:r>
+              <w:t>754.50</w:t>
+            </w:r>
+          </w:p>
+        </w:tc>
+        <w:tc>
+          <w:tcPr>
+            <w:tcW w:type="dxa" w:w="1152"/>
+            <w:shd w:fill="FFFFFF"/>
+            <w:tcMar>
+              <w:top w:w="100" w:type="dxa"/>
+              <w:bottom w:w="100" w:type="dxa"/>
+              <w:left w:w="120" w:type="dxa"/>
+              <w:right w:w="120" w:type="dxa"/>
+            </w:tcMar>
+            <w:tcBorders>
+              <w:top w:val="single" w:sz="4" w:space="0" w:color="CCCCCC"/>
+              <w:bottom w:val="single" w:sz="4" w:space="0" w:color="CCCCCC"/>
+              <w:left w:val="single" w:sz="4" w:space="0" w:color="CCCCCC"/>
+              <w:right w:val="single" w:sz="4" w:space="0" w:color="CCCCCC"/>
+            </w:tcBorders>
+          </w:tcPr>
+          <w:p>
+            <w:pPr>
+              <w:spacing w:before="60" w:after="60" w:line="252" w:lineRule="auto"/>
+              <w:jc w:val="left"/>
+            </w:pPr>
+            <w:r/>
+            <w:r>
+              <w:t>738.00</w:t>
+            </w:r>
+          </w:p>
+        </w:tc>
+        <w:tc>
+          <w:tcPr>
+            <w:tcW w:type="dxa" w:w="1728"/>
+            <w:shd w:fill="FFFFFF"/>
+            <w:tcMar>
+              <w:top w:w="100" w:type="dxa"/>
+              <w:bottom w:w="100" w:type="dxa"/>
+              <w:left w:w="120" w:type="dxa"/>
+              <w:right w:w="120" w:type="dxa"/>
+            </w:tcMar>
+            <w:tcBorders>
+              <w:top w:val="single" w:sz="4" w:space="0" w:color="CCCCCC"/>
+              <w:bottom w:val="single" w:sz="4" w:space="0" w:color="CCCCCC"/>
+              <w:left w:val="single" w:sz="4" w:space="0" w:color="CCCCCC"/>
+              <w:right w:val="single" w:sz="4" w:space="0" w:color="CCCCCC"/>
+            </w:tcBorders>
+          </w:tcPr>
+          <w:p>
+            <w:pPr>
+              <w:spacing w:before="60" w:after="60" w:line="252" w:lineRule="auto"/>
+              <w:jc w:val="left"/>
+            </w:pPr>
+            <w:r/>
+            <w:r>
+              <w:rPr>
+                <w:b/>
+              </w:rPr>
+              <w:t>745.00</w:t>
+            </w:r>
+          </w:p>
+        </w:tc>
+        <w:tc>
+          <w:tcPr>
+            <w:tcW w:type="dxa" w:w="3456"/>
+            <w:shd w:fill="FFFFFF"/>
             <w:tcMar>
               <w:top w:w="100" w:type="dxa"/>
               <w:bottom w:w="100" w:type="dxa"/>
@@ -28693,7 +30808,7 @@
         <w:tc>
           <w:tcPr>
             <w:tcW w:type="dxa" w:w="1440"/>
-            <w:shd w:fill="F8FAFC"/>
+            <w:shd w:fill="FFFFFF"/>
             <w:tcMar>
               <w:top w:w="100" w:type="dxa"/>
               <w:bottom w:w="100" w:type="dxa"/>
@@ -28715,1181 +30830,6 @@
             <w:r/>
             <w:r>
               <w:t>BEAR</w:t>
-            </w:r>
-          </w:p>
-        </w:tc>
-      </w:tr>
-      <w:tr>
-        <w:tc>
-          <w:tcPr>
-            <w:tcW w:type="dxa" w:w="1584"/>
-            <w:shd w:fill="FFFFFF"/>
-            <w:tcMar>
-              <w:top w:w="100" w:type="dxa"/>
-              <w:bottom w:w="100" w:type="dxa"/>
-              <w:left w:w="120" w:type="dxa"/>
-              <w:right w:w="120" w:type="dxa"/>
-            </w:tcMar>
-            <w:tcBorders>
-              <w:top w:val="single" w:sz="4" w:space="0" w:color="CCCCCC"/>
-              <w:bottom w:val="single" w:sz="4" w:space="0" w:color="CCCCCC"/>
-              <w:left w:val="single" w:sz="4" w:space="0" w:color="CCCCCC"/>
-              <w:right w:val="single" w:sz="4" w:space="0" w:color="CCCCCC"/>
-            </w:tcBorders>
-          </w:tcPr>
-          <w:p>
-            <w:pPr>
-              <w:spacing w:before="60" w:after="60" w:line="252" w:lineRule="auto"/>
-              <w:jc w:val="left"/>
-            </w:pPr>
-            <w:r/>
-            <w:r>
-              <w:rPr>
-                <w:b/>
-              </w:rPr>
-              <w:t>Thu 24/09</w:t>
-            </w:r>
-          </w:p>
-        </w:tc>
-        <w:tc>
-          <w:tcPr>
-            <w:tcW w:type="dxa" w:w="864"/>
-            <w:shd w:fill="FFFFFF"/>
-            <w:tcMar>
-              <w:top w:w="100" w:type="dxa"/>
-              <w:bottom w:w="100" w:type="dxa"/>
-              <w:left w:w="120" w:type="dxa"/>
-              <w:right w:w="120" w:type="dxa"/>
-            </w:tcMar>
-            <w:tcBorders>
-              <w:top w:val="single" w:sz="4" w:space="0" w:color="CCCCCC"/>
-              <w:bottom w:val="single" w:sz="4" w:space="0" w:color="CCCCCC"/>
-              <w:left w:val="single" w:sz="4" w:space="0" w:color="CCCCCC"/>
-              <w:right w:val="single" w:sz="4" w:space="0" w:color="CCCCCC"/>
-            </w:tcBorders>
-          </w:tcPr>
-          <w:p>
-            <w:pPr>
-              <w:spacing w:before="60" w:after="60" w:line="252" w:lineRule="auto"/>
-              <w:jc w:val="left"/>
-            </w:pPr>
-            <w:r/>
-            <w:r>
-              <w:t>Asia 11-15</w:t>
-            </w:r>
-          </w:p>
-        </w:tc>
-        <w:tc>
-          <w:tcPr>
-            <w:tcW w:type="dxa" w:w="1440"/>
-            <w:shd w:fill="FFFFFF"/>
-            <w:tcMar>
-              <w:top w:w="100" w:type="dxa"/>
-              <w:bottom w:w="100" w:type="dxa"/>
-              <w:left w:w="120" w:type="dxa"/>
-              <w:right w:w="120" w:type="dxa"/>
-            </w:tcMar>
-            <w:tcBorders>
-              <w:top w:val="single" w:sz="4" w:space="0" w:color="CCCCCC"/>
-              <w:bottom w:val="single" w:sz="4" w:space="0" w:color="CCCCCC"/>
-              <w:left w:val="single" w:sz="4" w:space="0" w:color="CCCCCC"/>
-              <w:right w:val="single" w:sz="4" w:space="0" w:color="CCCCCC"/>
-            </w:tcBorders>
-          </w:tcPr>
-          <w:p>
-            <w:pPr>
-              <w:spacing w:before="60" w:after="60" w:line="252" w:lineRule="auto"/>
-              <w:jc w:val="left"/>
-            </w:pPr>
-            <w:r/>
-            <w:r>
-              <w:t>739.00</w:t>
-            </w:r>
-          </w:p>
-        </w:tc>
-        <w:tc>
-          <w:tcPr>
-            <w:tcW w:type="dxa" w:w="2016"/>
-            <w:shd w:fill="FFFFFF"/>
-            <w:tcMar>
-              <w:top w:w="100" w:type="dxa"/>
-              <w:bottom w:w="100" w:type="dxa"/>
-              <w:left w:w="120" w:type="dxa"/>
-              <w:right w:w="120" w:type="dxa"/>
-            </w:tcMar>
-            <w:tcBorders>
-              <w:top w:val="single" w:sz="4" w:space="0" w:color="CCCCCC"/>
-              <w:bottom w:val="single" w:sz="4" w:space="0" w:color="CCCCCC"/>
-              <w:left w:val="single" w:sz="4" w:space="0" w:color="CCCCCC"/>
-              <w:right w:val="single" w:sz="4" w:space="0" w:color="CCCCCC"/>
-            </w:tcBorders>
-          </w:tcPr>
-          <w:p>
-            <w:pPr>
-              <w:spacing w:before="60" w:after="60" w:line="252" w:lineRule="auto"/>
-              <w:jc w:val="left"/>
-            </w:pPr>
-            <w:r/>
-            <w:r>
-              <w:t>748.75</w:t>
-            </w:r>
-          </w:p>
-        </w:tc>
-        <w:tc>
-          <w:tcPr>
-            <w:tcW w:type="dxa" w:w="1152"/>
-            <w:shd w:fill="FFFFFF"/>
-            <w:tcMar>
-              <w:top w:w="100" w:type="dxa"/>
-              <w:bottom w:w="100" w:type="dxa"/>
-              <w:left w:w="120" w:type="dxa"/>
-              <w:right w:w="120" w:type="dxa"/>
-            </w:tcMar>
-            <w:tcBorders>
-              <w:top w:val="single" w:sz="4" w:space="0" w:color="CCCCCC"/>
-              <w:bottom w:val="single" w:sz="4" w:space="0" w:color="CCCCCC"/>
-              <w:left w:val="single" w:sz="4" w:space="0" w:color="CCCCCC"/>
-              <w:right w:val="single" w:sz="4" w:space="0" w:color="CCCCCC"/>
-            </w:tcBorders>
-          </w:tcPr>
-          <w:p>
-            <w:pPr>
-              <w:spacing w:before="60" w:after="60" w:line="252" w:lineRule="auto"/>
-              <w:jc w:val="left"/>
-            </w:pPr>
-            <w:r/>
-            <w:r>
-              <w:t>729.25</w:t>
-            </w:r>
-          </w:p>
-        </w:tc>
-        <w:tc>
-          <w:tcPr>
-            <w:tcW w:type="dxa" w:w="1728"/>
-            <w:shd w:fill="FFFFFF"/>
-            <w:tcMar>
-              <w:top w:w="100" w:type="dxa"/>
-              <w:bottom w:w="100" w:type="dxa"/>
-              <w:left w:w="120" w:type="dxa"/>
-              <w:right w:w="120" w:type="dxa"/>
-            </w:tcMar>
-            <w:tcBorders>
-              <w:top w:val="single" w:sz="4" w:space="0" w:color="CCCCCC"/>
-              <w:bottom w:val="single" w:sz="4" w:space="0" w:color="CCCCCC"/>
-              <w:left w:val="single" w:sz="4" w:space="0" w:color="CCCCCC"/>
-              <w:right w:val="single" w:sz="4" w:space="0" w:color="CCCCCC"/>
-            </w:tcBorders>
-          </w:tcPr>
-          <w:p>
-            <w:pPr>
-              <w:spacing w:before="60" w:after="60" w:line="252" w:lineRule="auto"/>
-              <w:jc w:val="left"/>
-            </w:pPr>
-            <w:r/>
-            <w:r>
-              <w:rPr>
-                <w:b/>
-              </w:rPr>
-              <w:t>739.50</w:t>
-            </w:r>
-          </w:p>
-        </w:tc>
-        <w:tc>
-          <w:tcPr>
-            <w:tcW w:type="dxa" w:w="3456"/>
-            <w:shd w:fill="FFFFFF"/>
-            <w:tcMar>
-              <w:top w:w="100" w:type="dxa"/>
-              <w:bottom w:w="100" w:type="dxa"/>
-              <w:left w:w="120" w:type="dxa"/>
-              <w:right w:w="120" w:type="dxa"/>
-            </w:tcMar>
-            <w:tcBorders>
-              <w:top w:val="single" w:sz="4" w:space="0" w:color="CCCCCC"/>
-              <w:bottom w:val="single" w:sz="4" w:space="0" w:color="CCCCCC"/>
-              <w:left w:val="single" w:sz="4" w:space="0" w:color="CCCCCC"/>
-              <w:right w:val="single" w:sz="4" w:space="0" w:color="CCCCCC"/>
-            </w:tcBorders>
-          </w:tcPr>
-          <w:p>
-            <w:pPr>
-              <w:spacing w:before="60" w:after="60" w:line="252" w:lineRule="auto"/>
-              <w:jc w:val="left"/>
-            </w:pPr>
-            <w:r/>
-            <w:r>
-              <w:rPr>
-                <w:b/>
-              </w:rPr>
-              <w:t>+0.50</w:t>
-            </w:r>
-          </w:p>
-        </w:tc>
-        <w:tc>
-          <w:tcPr>
-            <w:tcW w:type="dxa" w:w="1440"/>
-            <w:shd w:fill="FFFFFF"/>
-            <w:tcMar>
-              <w:top w:w="100" w:type="dxa"/>
-              <w:bottom w:w="100" w:type="dxa"/>
-              <w:left w:w="120" w:type="dxa"/>
-              <w:right w:w="120" w:type="dxa"/>
-            </w:tcMar>
-            <w:tcBorders>
-              <w:top w:val="single" w:sz="4" w:space="0" w:color="CCCCCC"/>
-              <w:bottom w:val="single" w:sz="4" w:space="0" w:color="CCCCCC"/>
-              <w:left w:val="single" w:sz="4" w:space="0" w:color="CCCCCC"/>
-              <w:right w:val="single" w:sz="4" w:space="0" w:color="CCCCCC"/>
-            </w:tcBorders>
-          </w:tcPr>
-          <w:p>
-            <w:pPr>
-              <w:spacing w:before="60" w:after="60" w:line="252" w:lineRule="auto"/>
-              <w:jc w:val="left"/>
-            </w:pPr>
-            <w:r/>
-            <w:r>
-              <w:t>BULL</w:t>
-            </w:r>
-          </w:p>
-        </w:tc>
-      </w:tr>
-      <w:tr>
-        <w:tc>
-          <w:tcPr>
-            <w:tcW w:type="dxa" w:w="1584"/>
-            <w:shd w:fill="F8FAFC"/>
-            <w:tcMar>
-              <w:top w:w="100" w:type="dxa"/>
-              <w:bottom w:w="100" w:type="dxa"/>
-              <w:left w:w="120" w:type="dxa"/>
-              <w:right w:w="120" w:type="dxa"/>
-            </w:tcMar>
-            <w:tcBorders>
-              <w:top w:val="single" w:sz="4" w:space="0" w:color="CCCCCC"/>
-              <w:bottom w:val="single" w:sz="4" w:space="0" w:color="CCCCCC"/>
-              <w:left w:val="single" w:sz="4" w:space="0" w:color="CCCCCC"/>
-              <w:right w:val="single" w:sz="4" w:space="0" w:color="CCCCCC"/>
-            </w:tcBorders>
-          </w:tcPr>
-          <w:p>
-            <w:pPr>
-              <w:spacing w:before="60" w:after="60" w:line="252" w:lineRule="auto"/>
-              <w:jc w:val="left"/>
-            </w:pPr>
-            <w:r/>
-            <w:r>
-              <w:rPr>
-                <w:b/>
-              </w:rPr>
-              <w:t>Thu 24/09</w:t>
-            </w:r>
-          </w:p>
-        </w:tc>
-        <w:tc>
-          <w:tcPr>
-            <w:tcW w:type="dxa" w:w="864"/>
-            <w:shd w:fill="F8FAFC"/>
-            <w:tcMar>
-              <w:top w:w="100" w:type="dxa"/>
-              <w:bottom w:w="100" w:type="dxa"/>
-              <w:left w:w="120" w:type="dxa"/>
-              <w:right w:w="120" w:type="dxa"/>
-            </w:tcMar>
-            <w:tcBorders>
-              <w:top w:val="single" w:sz="4" w:space="0" w:color="CCCCCC"/>
-              <w:bottom w:val="single" w:sz="4" w:space="0" w:color="CCCCCC"/>
-              <w:left w:val="single" w:sz="4" w:space="0" w:color="CCCCCC"/>
-              <w:right w:val="single" w:sz="4" w:space="0" w:color="CCCCCC"/>
-            </w:tcBorders>
-          </w:tcPr>
-          <w:p>
-            <w:pPr>
-              <w:spacing w:before="60" w:after="60" w:line="252" w:lineRule="auto"/>
-              <w:jc w:val="left"/>
-            </w:pPr>
-            <w:r/>
-            <w:r>
-              <w:t>London 15-19</w:t>
-            </w:r>
-          </w:p>
-        </w:tc>
-        <w:tc>
-          <w:tcPr>
-            <w:tcW w:type="dxa" w:w="1440"/>
-            <w:shd w:fill="F8FAFC"/>
-            <w:tcMar>
-              <w:top w:w="100" w:type="dxa"/>
-              <w:bottom w:w="100" w:type="dxa"/>
-              <w:left w:w="120" w:type="dxa"/>
-              <w:right w:w="120" w:type="dxa"/>
-            </w:tcMar>
-            <w:tcBorders>
-              <w:top w:val="single" w:sz="4" w:space="0" w:color="CCCCCC"/>
-              <w:bottom w:val="single" w:sz="4" w:space="0" w:color="CCCCCC"/>
-              <w:left w:val="single" w:sz="4" w:space="0" w:color="CCCCCC"/>
-              <w:right w:val="single" w:sz="4" w:space="0" w:color="CCCCCC"/>
-            </w:tcBorders>
-          </w:tcPr>
-          <w:p>
-            <w:pPr>
-              <w:spacing w:before="60" w:after="60" w:line="252" w:lineRule="auto"/>
-              <w:jc w:val="left"/>
-            </w:pPr>
-            <w:r/>
-            <w:r>
-              <w:t>739.50</w:t>
-            </w:r>
-          </w:p>
-        </w:tc>
-        <w:tc>
-          <w:tcPr>
-            <w:tcW w:type="dxa" w:w="2016"/>
-            <w:shd w:fill="F8FAFC"/>
-            <w:tcMar>
-              <w:top w:w="100" w:type="dxa"/>
-              <w:bottom w:w="100" w:type="dxa"/>
-              <w:left w:w="120" w:type="dxa"/>
-              <w:right w:w="120" w:type="dxa"/>
-            </w:tcMar>
-            <w:tcBorders>
-              <w:top w:val="single" w:sz="4" w:space="0" w:color="CCCCCC"/>
-              <w:bottom w:val="single" w:sz="4" w:space="0" w:color="CCCCCC"/>
-              <w:left w:val="single" w:sz="4" w:space="0" w:color="CCCCCC"/>
-              <w:right w:val="single" w:sz="4" w:space="0" w:color="CCCCCC"/>
-            </w:tcBorders>
-          </w:tcPr>
-          <w:p>
-            <w:pPr>
-              <w:spacing w:before="60" w:after="60" w:line="252" w:lineRule="auto"/>
-              <w:jc w:val="left"/>
-            </w:pPr>
-            <w:r/>
-            <w:r>
-              <w:t>750.25</w:t>
-            </w:r>
-          </w:p>
-        </w:tc>
-        <w:tc>
-          <w:tcPr>
-            <w:tcW w:type="dxa" w:w="1152"/>
-            <w:shd w:fill="F8FAFC"/>
-            <w:tcMar>
-              <w:top w:w="100" w:type="dxa"/>
-              <w:bottom w:w="100" w:type="dxa"/>
-              <w:left w:w="120" w:type="dxa"/>
-              <w:right w:w="120" w:type="dxa"/>
-            </w:tcMar>
-            <w:tcBorders>
-              <w:top w:val="single" w:sz="4" w:space="0" w:color="CCCCCC"/>
-              <w:bottom w:val="single" w:sz="4" w:space="0" w:color="CCCCCC"/>
-              <w:left w:val="single" w:sz="4" w:space="0" w:color="CCCCCC"/>
-              <w:right w:val="single" w:sz="4" w:space="0" w:color="CCCCCC"/>
-            </w:tcBorders>
-          </w:tcPr>
-          <w:p>
-            <w:pPr>
-              <w:spacing w:before="60" w:after="60" w:line="252" w:lineRule="auto"/>
-              <w:jc w:val="left"/>
-            </w:pPr>
-            <w:r/>
-            <w:r>
-              <w:t>732.25</w:t>
-            </w:r>
-          </w:p>
-        </w:tc>
-        <w:tc>
-          <w:tcPr>
-            <w:tcW w:type="dxa" w:w="1728"/>
-            <w:shd w:fill="F8FAFC"/>
-            <w:tcMar>
-              <w:top w:w="100" w:type="dxa"/>
-              <w:bottom w:w="100" w:type="dxa"/>
-              <w:left w:w="120" w:type="dxa"/>
-              <w:right w:w="120" w:type="dxa"/>
-            </w:tcMar>
-            <w:tcBorders>
-              <w:top w:val="single" w:sz="4" w:space="0" w:color="CCCCCC"/>
-              <w:bottom w:val="single" w:sz="4" w:space="0" w:color="CCCCCC"/>
-              <w:left w:val="single" w:sz="4" w:space="0" w:color="CCCCCC"/>
-              <w:right w:val="single" w:sz="4" w:space="0" w:color="CCCCCC"/>
-            </w:tcBorders>
-          </w:tcPr>
-          <w:p>
-            <w:pPr>
-              <w:spacing w:before="60" w:after="60" w:line="252" w:lineRule="auto"/>
-              <w:jc w:val="left"/>
-            </w:pPr>
-            <w:r/>
-            <w:r>
-              <w:rPr>
-                <w:b/>
-              </w:rPr>
-              <w:t>740.25</w:t>
-            </w:r>
-          </w:p>
-        </w:tc>
-        <w:tc>
-          <w:tcPr>
-            <w:tcW w:type="dxa" w:w="3456"/>
-            <w:shd w:fill="F8FAFC"/>
-            <w:tcMar>
-              <w:top w:w="100" w:type="dxa"/>
-              <w:bottom w:w="100" w:type="dxa"/>
-              <w:left w:w="120" w:type="dxa"/>
-              <w:right w:w="120" w:type="dxa"/>
-            </w:tcMar>
-            <w:tcBorders>
-              <w:top w:val="single" w:sz="4" w:space="0" w:color="CCCCCC"/>
-              <w:bottom w:val="single" w:sz="4" w:space="0" w:color="CCCCCC"/>
-              <w:left w:val="single" w:sz="4" w:space="0" w:color="CCCCCC"/>
-              <w:right w:val="single" w:sz="4" w:space="0" w:color="CCCCCC"/>
-            </w:tcBorders>
-          </w:tcPr>
-          <w:p>
-            <w:pPr>
-              <w:spacing w:before="60" w:after="60" w:line="252" w:lineRule="auto"/>
-              <w:jc w:val="left"/>
-            </w:pPr>
-            <w:r/>
-            <w:r>
-              <w:rPr>
-                <w:b/>
-              </w:rPr>
-              <w:t>+0.75</w:t>
-            </w:r>
-          </w:p>
-        </w:tc>
-        <w:tc>
-          <w:tcPr>
-            <w:tcW w:type="dxa" w:w="1440"/>
-            <w:shd w:fill="F8FAFC"/>
-            <w:tcMar>
-              <w:top w:w="100" w:type="dxa"/>
-              <w:bottom w:w="100" w:type="dxa"/>
-              <w:left w:w="120" w:type="dxa"/>
-              <w:right w:w="120" w:type="dxa"/>
-            </w:tcMar>
-            <w:tcBorders>
-              <w:top w:val="single" w:sz="4" w:space="0" w:color="CCCCCC"/>
-              <w:bottom w:val="single" w:sz="4" w:space="0" w:color="CCCCCC"/>
-              <w:left w:val="single" w:sz="4" w:space="0" w:color="CCCCCC"/>
-              <w:right w:val="single" w:sz="4" w:space="0" w:color="CCCCCC"/>
-            </w:tcBorders>
-          </w:tcPr>
-          <w:p>
-            <w:pPr>
-              <w:spacing w:before="60" w:after="60" w:line="252" w:lineRule="auto"/>
-              <w:jc w:val="left"/>
-            </w:pPr>
-            <w:r/>
-            <w:r>
-              <w:t>BULL</w:t>
-            </w:r>
-          </w:p>
-        </w:tc>
-      </w:tr>
-      <w:tr>
-        <w:tc>
-          <w:tcPr>
-            <w:tcW w:type="dxa" w:w="1584"/>
-            <w:shd w:fill="FFFFFF"/>
-            <w:tcMar>
-              <w:top w:w="100" w:type="dxa"/>
-              <w:bottom w:w="100" w:type="dxa"/>
-              <w:left w:w="120" w:type="dxa"/>
-              <w:right w:w="120" w:type="dxa"/>
-            </w:tcMar>
-            <w:tcBorders>
-              <w:top w:val="single" w:sz="4" w:space="0" w:color="CCCCCC"/>
-              <w:bottom w:val="single" w:sz="4" w:space="0" w:color="CCCCCC"/>
-              <w:left w:val="single" w:sz="4" w:space="0" w:color="CCCCCC"/>
-              <w:right w:val="single" w:sz="4" w:space="0" w:color="CCCCCC"/>
-            </w:tcBorders>
-          </w:tcPr>
-          <w:p>
-            <w:pPr>
-              <w:spacing w:before="60" w:after="60" w:line="252" w:lineRule="auto"/>
-              <w:jc w:val="left"/>
-            </w:pPr>
-            <w:r/>
-            <w:r>
-              <w:rPr>
-                <w:b/>
-              </w:rPr>
-              <w:t>Thu 24/09</w:t>
-            </w:r>
-          </w:p>
-        </w:tc>
-        <w:tc>
-          <w:tcPr>
-            <w:tcW w:type="dxa" w:w="864"/>
-            <w:shd w:fill="FFFFFF"/>
-            <w:tcMar>
-              <w:top w:w="100" w:type="dxa"/>
-              <w:bottom w:w="100" w:type="dxa"/>
-              <w:left w:w="120" w:type="dxa"/>
-              <w:right w:w="120" w:type="dxa"/>
-            </w:tcMar>
-            <w:tcBorders>
-              <w:top w:val="single" w:sz="4" w:space="0" w:color="CCCCCC"/>
-              <w:bottom w:val="single" w:sz="4" w:space="0" w:color="CCCCCC"/>
-              <w:left w:val="single" w:sz="4" w:space="0" w:color="CCCCCC"/>
-              <w:right w:val="single" w:sz="4" w:space="0" w:color="CCCCCC"/>
-            </w:tcBorders>
-          </w:tcPr>
-          <w:p>
-            <w:pPr>
-              <w:spacing w:before="60" w:after="60" w:line="252" w:lineRule="auto"/>
-              <w:jc w:val="left"/>
-            </w:pPr>
-            <w:r/>
-            <w:r>
-              <w:t>Pre-NY 19-21</w:t>
-            </w:r>
-          </w:p>
-        </w:tc>
-        <w:tc>
-          <w:tcPr>
-            <w:tcW w:type="dxa" w:w="1440"/>
-            <w:shd w:fill="FFFFFF"/>
-            <w:tcMar>
-              <w:top w:w="100" w:type="dxa"/>
-              <w:bottom w:w="100" w:type="dxa"/>
-              <w:left w:w="120" w:type="dxa"/>
-              <w:right w:w="120" w:type="dxa"/>
-            </w:tcMar>
-            <w:tcBorders>
-              <w:top w:val="single" w:sz="4" w:space="0" w:color="CCCCCC"/>
-              <w:bottom w:val="single" w:sz="4" w:space="0" w:color="CCCCCC"/>
-              <w:left w:val="single" w:sz="4" w:space="0" w:color="CCCCCC"/>
-              <w:right w:val="single" w:sz="4" w:space="0" w:color="CCCCCC"/>
-            </w:tcBorders>
-          </w:tcPr>
-          <w:p>
-            <w:pPr>
-              <w:spacing w:before="60" w:after="60" w:line="252" w:lineRule="auto"/>
-              <w:jc w:val="left"/>
-            </w:pPr>
-            <w:r/>
-            <w:r>
-              <w:t>740.25</w:t>
-            </w:r>
-          </w:p>
-        </w:tc>
-        <w:tc>
-          <w:tcPr>
-            <w:tcW w:type="dxa" w:w="2016"/>
-            <w:shd w:fill="FFFFFF"/>
-            <w:tcMar>
-              <w:top w:w="100" w:type="dxa"/>
-              <w:bottom w:w="100" w:type="dxa"/>
-              <w:left w:w="120" w:type="dxa"/>
-              <w:right w:w="120" w:type="dxa"/>
-            </w:tcMar>
-            <w:tcBorders>
-              <w:top w:val="single" w:sz="4" w:space="0" w:color="CCCCCC"/>
-              <w:bottom w:val="single" w:sz="4" w:space="0" w:color="CCCCCC"/>
-              <w:left w:val="single" w:sz="4" w:space="0" w:color="CCCCCC"/>
-              <w:right w:val="single" w:sz="4" w:space="0" w:color="CCCCCC"/>
-            </w:tcBorders>
-          </w:tcPr>
-          <w:p>
-            <w:pPr>
-              <w:spacing w:before="60" w:after="60" w:line="252" w:lineRule="auto"/>
-              <w:jc w:val="left"/>
-            </w:pPr>
-            <w:r/>
-            <w:r>
-              <w:t>746.75</w:t>
-            </w:r>
-          </w:p>
-        </w:tc>
-        <w:tc>
-          <w:tcPr>
-            <w:tcW w:type="dxa" w:w="1152"/>
-            <w:shd w:fill="FFFFFF"/>
-            <w:tcMar>
-              <w:top w:w="100" w:type="dxa"/>
-              <w:bottom w:w="100" w:type="dxa"/>
-              <w:left w:w="120" w:type="dxa"/>
-              <w:right w:w="120" w:type="dxa"/>
-            </w:tcMar>
-            <w:tcBorders>
-              <w:top w:val="single" w:sz="4" w:space="0" w:color="CCCCCC"/>
-              <w:bottom w:val="single" w:sz="4" w:space="0" w:color="CCCCCC"/>
-              <w:left w:val="single" w:sz="4" w:space="0" w:color="CCCCCC"/>
-              <w:right w:val="single" w:sz="4" w:space="0" w:color="CCCCCC"/>
-            </w:tcBorders>
-          </w:tcPr>
-          <w:p>
-            <w:pPr>
-              <w:spacing w:before="60" w:after="60" w:line="252" w:lineRule="auto"/>
-              <w:jc w:val="left"/>
-            </w:pPr>
-            <w:r/>
-            <w:r>
-              <w:t>731.75</w:t>
-            </w:r>
-          </w:p>
-        </w:tc>
-        <w:tc>
-          <w:tcPr>
-            <w:tcW w:type="dxa" w:w="1728"/>
-            <w:shd w:fill="FFFFFF"/>
-            <w:tcMar>
-              <w:top w:w="100" w:type="dxa"/>
-              <w:bottom w:w="100" w:type="dxa"/>
-              <w:left w:w="120" w:type="dxa"/>
-              <w:right w:w="120" w:type="dxa"/>
-            </w:tcMar>
-            <w:tcBorders>
-              <w:top w:val="single" w:sz="4" w:space="0" w:color="CCCCCC"/>
-              <w:bottom w:val="single" w:sz="4" w:space="0" w:color="CCCCCC"/>
-              <w:left w:val="single" w:sz="4" w:space="0" w:color="CCCCCC"/>
-              <w:right w:val="single" w:sz="4" w:space="0" w:color="CCCCCC"/>
-            </w:tcBorders>
-          </w:tcPr>
-          <w:p>
-            <w:pPr>
-              <w:spacing w:before="60" w:after="60" w:line="252" w:lineRule="auto"/>
-              <w:jc w:val="left"/>
-            </w:pPr>
-            <w:r/>
-            <w:r>
-              <w:rPr>
-                <w:b/>
-              </w:rPr>
-              <w:t>740.75</w:t>
-            </w:r>
-          </w:p>
-        </w:tc>
-        <w:tc>
-          <w:tcPr>
-            <w:tcW w:type="dxa" w:w="3456"/>
-            <w:shd w:fill="FFFFFF"/>
-            <w:tcMar>
-              <w:top w:w="100" w:type="dxa"/>
-              <w:bottom w:w="100" w:type="dxa"/>
-              <w:left w:w="120" w:type="dxa"/>
-              <w:right w:w="120" w:type="dxa"/>
-            </w:tcMar>
-            <w:tcBorders>
-              <w:top w:val="single" w:sz="4" w:space="0" w:color="CCCCCC"/>
-              <w:bottom w:val="single" w:sz="4" w:space="0" w:color="CCCCCC"/>
-              <w:left w:val="single" w:sz="4" w:space="0" w:color="CCCCCC"/>
-              <w:right w:val="single" w:sz="4" w:space="0" w:color="CCCCCC"/>
-            </w:tcBorders>
-          </w:tcPr>
-          <w:p>
-            <w:pPr>
-              <w:spacing w:before="60" w:after="60" w:line="252" w:lineRule="auto"/>
-              <w:jc w:val="left"/>
-            </w:pPr>
-            <w:r/>
-            <w:r>
-              <w:rPr>
-                <w:b/>
-              </w:rPr>
-              <w:t>+0.50</w:t>
-            </w:r>
-          </w:p>
-        </w:tc>
-        <w:tc>
-          <w:tcPr>
-            <w:tcW w:type="dxa" w:w="1440"/>
-            <w:shd w:fill="FFFFFF"/>
-            <w:tcMar>
-              <w:top w:w="100" w:type="dxa"/>
-              <w:bottom w:w="100" w:type="dxa"/>
-              <w:left w:w="120" w:type="dxa"/>
-              <w:right w:w="120" w:type="dxa"/>
-            </w:tcMar>
-            <w:tcBorders>
-              <w:top w:val="single" w:sz="4" w:space="0" w:color="CCCCCC"/>
-              <w:bottom w:val="single" w:sz="4" w:space="0" w:color="CCCCCC"/>
-              <w:left w:val="single" w:sz="4" w:space="0" w:color="CCCCCC"/>
-              <w:right w:val="single" w:sz="4" w:space="0" w:color="CCCCCC"/>
-            </w:tcBorders>
-          </w:tcPr>
-          <w:p>
-            <w:pPr>
-              <w:spacing w:before="60" w:after="60" w:line="252" w:lineRule="auto"/>
-              <w:jc w:val="left"/>
-            </w:pPr>
-            <w:r/>
-            <w:r>
-              <w:t>BULL</w:t>
-            </w:r>
-          </w:p>
-        </w:tc>
-      </w:tr>
-      <w:tr>
-        <w:tc>
-          <w:tcPr>
-            <w:tcW w:type="dxa" w:w="1584"/>
-            <w:shd w:fill="F8FAFC"/>
-            <w:tcMar>
-              <w:top w:w="100" w:type="dxa"/>
-              <w:bottom w:w="100" w:type="dxa"/>
-              <w:left w:w="120" w:type="dxa"/>
-              <w:right w:w="120" w:type="dxa"/>
-            </w:tcMar>
-            <w:tcBorders>
-              <w:top w:val="single" w:sz="4" w:space="0" w:color="CCCCCC"/>
-              <w:bottom w:val="single" w:sz="4" w:space="0" w:color="CCCCCC"/>
-              <w:left w:val="single" w:sz="4" w:space="0" w:color="CCCCCC"/>
-              <w:right w:val="single" w:sz="4" w:space="0" w:color="CCCCCC"/>
-            </w:tcBorders>
-          </w:tcPr>
-          <w:p>
-            <w:pPr>
-              <w:spacing w:before="60" w:after="60" w:line="252" w:lineRule="auto"/>
-              <w:jc w:val="left"/>
-            </w:pPr>
-            <w:r/>
-            <w:r>
-              <w:rPr>
-                <w:b/>
-              </w:rPr>
-              <w:t>Thu 24/09</w:t>
-            </w:r>
-          </w:p>
-        </w:tc>
-        <w:tc>
-          <w:tcPr>
-            <w:tcW w:type="dxa" w:w="864"/>
-            <w:shd w:fill="F8FAFC"/>
-            <w:tcMar>
-              <w:top w:w="100" w:type="dxa"/>
-              <w:bottom w:w="100" w:type="dxa"/>
-              <w:left w:w="120" w:type="dxa"/>
-              <w:right w:w="120" w:type="dxa"/>
-            </w:tcMar>
-            <w:tcBorders>
-              <w:top w:val="single" w:sz="4" w:space="0" w:color="CCCCCC"/>
-              <w:bottom w:val="single" w:sz="4" w:space="0" w:color="CCCCCC"/>
-              <w:left w:val="single" w:sz="4" w:space="0" w:color="CCCCCC"/>
-              <w:right w:val="single" w:sz="4" w:space="0" w:color="CCCCCC"/>
-            </w:tcBorders>
-          </w:tcPr>
-          <w:p>
-            <w:pPr>
-              <w:spacing w:before="60" w:after="60" w:line="252" w:lineRule="auto"/>
-              <w:jc w:val="left"/>
-            </w:pPr>
-            <w:r/>
-            <w:r>
-              <w:t>NY Open 21-23</w:t>
-            </w:r>
-          </w:p>
-        </w:tc>
-        <w:tc>
-          <w:tcPr>
-            <w:tcW w:type="dxa" w:w="1440"/>
-            <w:shd w:fill="F8FAFC"/>
-            <w:tcMar>
-              <w:top w:w="100" w:type="dxa"/>
-              <w:bottom w:w="100" w:type="dxa"/>
-              <w:left w:w="120" w:type="dxa"/>
-              <w:right w:w="120" w:type="dxa"/>
-            </w:tcMar>
-            <w:tcBorders>
-              <w:top w:val="single" w:sz="4" w:space="0" w:color="CCCCCC"/>
-              <w:bottom w:val="single" w:sz="4" w:space="0" w:color="CCCCCC"/>
-              <w:left w:val="single" w:sz="4" w:space="0" w:color="CCCCCC"/>
-              <w:right w:val="single" w:sz="4" w:space="0" w:color="CCCCCC"/>
-            </w:tcBorders>
-          </w:tcPr>
-          <w:p>
-            <w:pPr>
-              <w:spacing w:before="60" w:after="60" w:line="252" w:lineRule="auto"/>
-              <w:jc w:val="left"/>
-            </w:pPr>
-            <w:r/>
-            <w:r>
-              <w:t>740.75</w:t>
-            </w:r>
-          </w:p>
-        </w:tc>
-        <w:tc>
-          <w:tcPr>
-            <w:tcW w:type="dxa" w:w="2016"/>
-            <w:shd w:fill="F8FAFC"/>
-            <w:tcMar>
-              <w:top w:w="100" w:type="dxa"/>
-              <w:bottom w:w="100" w:type="dxa"/>
-              <w:left w:w="120" w:type="dxa"/>
-              <w:right w:w="120" w:type="dxa"/>
-            </w:tcMar>
-            <w:tcBorders>
-              <w:top w:val="single" w:sz="4" w:space="0" w:color="CCCCCC"/>
-              <w:bottom w:val="single" w:sz="4" w:space="0" w:color="CCCCCC"/>
-              <w:left w:val="single" w:sz="4" w:space="0" w:color="CCCCCC"/>
-              <w:right w:val="single" w:sz="4" w:space="0" w:color="CCCCCC"/>
-            </w:tcBorders>
-          </w:tcPr>
-          <w:p>
-            <w:pPr>
-              <w:spacing w:before="60" w:after="60" w:line="252" w:lineRule="auto"/>
-              <w:jc w:val="left"/>
-            </w:pPr>
-            <w:r/>
-            <w:r>
-              <w:t>751.75</w:t>
-            </w:r>
-          </w:p>
-        </w:tc>
-        <w:tc>
-          <w:tcPr>
-            <w:tcW w:type="dxa" w:w="1152"/>
-            <w:shd w:fill="F8FAFC"/>
-            <w:tcMar>
-              <w:top w:w="100" w:type="dxa"/>
-              <w:bottom w:w="100" w:type="dxa"/>
-              <w:left w:w="120" w:type="dxa"/>
-              <w:right w:w="120" w:type="dxa"/>
-            </w:tcMar>
-            <w:tcBorders>
-              <w:top w:val="single" w:sz="4" w:space="0" w:color="CCCCCC"/>
-              <w:bottom w:val="single" w:sz="4" w:space="0" w:color="CCCCCC"/>
-              <w:left w:val="single" w:sz="4" w:space="0" w:color="CCCCCC"/>
-              <w:right w:val="single" w:sz="4" w:space="0" w:color="CCCCCC"/>
-            </w:tcBorders>
-          </w:tcPr>
-          <w:p>
-            <w:pPr>
-              <w:spacing w:before="60" w:after="60" w:line="252" w:lineRule="auto"/>
-              <w:jc w:val="left"/>
-            </w:pPr>
-            <w:r/>
-            <w:r>
-              <w:t>729.00</w:t>
-            </w:r>
-          </w:p>
-        </w:tc>
-        <w:tc>
-          <w:tcPr>
-            <w:tcW w:type="dxa" w:w="1728"/>
-            <w:shd w:fill="F8FAFC"/>
-            <w:tcMar>
-              <w:top w:w="100" w:type="dxa"/>
-              <w:bottom w:w="100" w:type="dxa"/>
-              <w:left w:w="120" w:type="dxa"/>
-              <w:right w:w="120" w:type="dxa"/>
-            </w:tcMar>
-            <w:tcBorders>
-              <w:top w:val="single" w:sz="4" w:space="0" w:color="CCCCCC"/>
-              <w:bottom w:val="single" w:sz="4" w:space="0" w:color="CCCCCC"/>
-              <w:left w:val="single" w:sz="4" w:space="0" w:color="CCCCCC"/>
-              <w:right w:val="single" w:sz="4" w:space="0" w:color="CCCCCC"/>
-            </w:tcBorders>
-          </w:tcPr>
-          <w:p>
-            <w:pPr>
-              <w:spacing w:before="60" w:after="60" w:line="252" w:lineRule="auto"/>
-              <w:jc w:val="left"/>
-            </w:pPr>
-            <w:r/>
-            <w:r>
-              <w:rPr>
-                <w:b/>
-              </w:rPr>
-              <w:t>744.25</w:t>
-            </w:r>
-          </w:p>
-        </w:tc>
-        <w:tc>
-          <w:tcPr>
-            <w:tcW w:type="dxa" w:w="3456"/>
-            <w:shd w:fill="F8FAFC"/>
-            <w:tcMar>
-              <w:top w:w="100" w:type="dxa"/>
-              <w:bottom w:w="100" w:type="dxa"/>
-              <w:left w:w="120" w:type="dxa"/>
-              <w:right w:w="120" w:type="dxa"/>
-            </w:tcMar>
-            <w:tcBorders>
-              <w:top w:val="single" w:sz="4" w:space="0" w:color="CCCCCC"/>
-              <w:bottom w:val="single" w:sz="4" w:space="0" w:color="CCCCCC"/>
-              <w:left w:val="single" w:sz="4" w:space="0" w:color="CCCCCC"/>
-              <w:right w:val="single" w:sz="4" w:space="0" w:color="CCCCCC"/>
-            </w:tcBorders>
-          </w:tcPr>
-          <w:p>
-            <w:pPr>
-              <w:spacing w:before="60" w:after="60" w:line="252" w:lineRule="auto"/>
-              <w:jc w:val="left"/>
-            </w:pPr>
-            <w:r/>
-            <w:r>
-              <w:rPr>
-                <w:b/>
-              </w:rPr>
-              <w:t>+3.50</w:t>
-            </w:r>
-          </w:p>
-        </w:tc>
-        <w:tc>
-          <w:tcPr>
-            <w:tcW w:type="dxa" w:w="1440"/>
-            <w:shd w:fill="F8FAFC"/>
-            <w:tcMar>
-              <w:top w:w="100" w:type="dxa"/>
-              <w:bottom w:w="100" w:type="dxa"/>
-              <w:left w:w="120" w:type="dxa"/>
-              <w:right w:w="120" w:type="dxa"/>
-            </w:tcMar>
-            <w:tcBorders>
-              <w:top w:val="single" w:sz="4" w:space="0" w:color="CCCCCC"/>
-              <w:bottom w:val="single" w:sz="4" w:space="0" w:color="CCCCCC"/>
-              <w:left w:val="single" w:sz="4" w:space="0" w:color="CCCCCC"/>
-              <w:right w:val="single" w:sz="4" w:space="0" w:color="CCCCCC"/>
-            </w:tcBorders>
-          </w:tcPr>
-          <w:p>
-            <w:pPr>
-              <w:spacing w:before="60" w:after="60" w:line="252" w:lineRule="auto"/>
-              <w:jc w:val="left"/>
-            </w:pPr>
-            <w:r/>
-            <w:r>
-              <w:t>BULL</w:t>
-            </w:r>
-          </w:p>
-        </w:tc>
-      </w:tr>
-      <w:tr>
-        <w:tc>
-          <w:tcPr>
-            <w:tcW w:type="dxa" w:w="1584"/>
-            <w:shd w:fill="FFFFFF"/>
-            <w:tcMar>
-              <w:top w:w="100" w:type="dxa"/>
-              <w:bottom w:w="100" w:type="dxa"/>
-              <w:left w:w="120" w:type="dxa"/>
-              <w:right w:w="120" w:type="dxa"/>
-            </w:tcMar>
-            <w:tcBorders>
-              <w:top w:val="single" w:sz="4" w:space="0" w:color="CCCCCC"/>
-              <w:bottom w:val="single" w:sz="4" w:space="0" w:color="CCCCCC"/>
-              <w:left w:val="single" w:sz="4" w:space="0" w:color="CCCCCC"/>
-              <w:right w:val="single" w:sz="4" w:space="0" w:color="CCCCCC"/>
-            </w:tcBorders>
-          </w:tcPr>
-          <w:p>
-            <w:pPr>
-              <w:spacing w:before="60" w:after="60" w:line="252" w:lineRule="auto"/>
-              <w:jc w:val="left"/>
-            </w:pPr>
-            <w:r/>
-            <w:r>
-              <w:rPr>
-                <w:b/>
-              </w:rPr>
-              <w:t>Thu 24/09</w:t>
-            </w:r>
-          </w:p>
-        </w:tc>
-        <w:tc>
-          <w:tcPr>
-            <w:tcW w:type="dxa" w:w="864"/>
-            <w:shd w:fill="FFFFFF"/>
-            <w:tcMar>
-              <w:top w:w="100" w:type="dxa"/>
-              <w:bottom w:w="100" w:type="dxa"/>
-              <w:left w:w="120" w:type="dxa"/>
-              <w:right w:w="120" w:type="dxa"/>
-            </w:tcMar>
-            <w:tcBorders>
-              <w:top w:val="single" w:sz="4" w:space="0" w:color="CCCCCC"/>
-              <w:bottom w:val="single" w:sz="4" w:space="0" w:color="CCCCCC"/>
-              <w:left w:val="single" w:sz="4" w:space="0" w:color="CCCCCC"/>
-              <w:right w:val="single" w:sz="4" w:space="0" w:color="CCCCCC"/>
-            </w:tcBorders>
-          </w:tcPr>
-          <w:p>
-            <w:pPr>
-              <w:spacing w:before="60" w:after="60" w:line="252" w:lineRule="auto"/>
-              <w:jc w:val="left"/>
-            </w:pPr>
-            <w:r/>
-            <w:r>
-              <w:t>NY Close 23-01</w:t>
-            </w:r>
-          </w:p>
-        </w:tc>
-        <w:tc>
-          <w:tcPr>
-            <w:tcW w:type="dxa" w:w="1440"/>
-            <w:shd w:fill="FFFFFF"/>
-            <w:tcMar>
-              <w:top w:w="100" w:type="dxa"/>
-              <w:bottom w:w="100" w:type="dxa"/>
-              <w:left w:w="120" w:type="dxa"/>
-              <w:right w:w="120" w:type="dxa"/>
-            </w:tcMar>
-            <w:tcBorders>
-              <w:top w:val="single" w:sz="4" w:space="0" w:color="CCCCCC"/>
-              <w:bottom w:val="single" w:sz="4" w:space="0" w:color="CCCCCC"/>
-              <w:left w:val="single" w:sz="4" w:space="0" w:color="CCCCCC"/>
-              <w:right w:val="single" w:sz="4" w:space="0" w:color="CCCCCC"/>
-            </w:tcBorders>
-          </w:tcPr>
-          <w:p>
-            <w:pPr>
-              <w:spacing w:before="60" w:after="60" w:line="252" w:lineRule="auto"/>
-              <w:jc w:val="left"/>
-            </w:pPr>
-            <w:r/>
-            <w:r>
-              <w:t>744.25</w:t>
-            </w:r>
-          </w:p>
-        </w:tc>
-        <w:tc>
-          <w:tcPr>
-            <w:tcW w:type="dxa" w:w="2016"/>
-            <w:shd w:fill="FFFFFF"/>
-            <w:tcMar>
-              <w:top w:w="100" w:type="dxa"/>
-              <w:bottom w:w="100" w:type="dxa"/>
-              <w:left w:w="120" w:type="dxa"/>
-              <w:right w:w="120" w:type="dxa"/>
-            </w:tcMar>
-            <w:tcBorders>
-              <w:top w:val="single" w:sz="4" w:space="0" w:color="CCCCCC"/>
-              <w:bottom w:val="single" w:sz="4" w:space="0" w:color="CCCCCC"/>
-              <w:left w:val="single" w:sz="4" w:space="0" w:color="CCCCCC"/>
-              <w:right w:val="single" w:sz="4" w:space="0" w:color="CCCCCC"/>
-            </w:tcBorders>
-          </w:tcPr>
-          <w:p>
-            <w:pPr>
-              <w:spacing w:before="60" w:after="60" w:line="252" w:lineRule="auto"/>
-              <w:jc w:val="left"/>
-            </w:pPr>
-            <w:r/>
-            <w:r>
-              <w:t>749.75</w:t>
-            </w:r>
-          </w:p>
-        </w:tc>
-        <w:tc>
-          <w:tcPr>
-            <w:tcW w:type="dxa" w:w="1152"/>
-            <w:shd w:fill="FFFFFF"/>
-            <w:tcMar>
-              <w:top w:w="100" w:type="dxa"/>
-              <w:bottom w:w="100" w:type="dxa"/>
-              <w:left w:w="120" w:type="dxa"/>
-              <w:right w:w="120" w:type="dxa"/>
-            </w:tcMar>
-            <w:tcBorders>
-              <w:top w:val="single" w:sz="4" w:space="0" w:color="CCCCCC"/>
-              <w:bottom w:val="single" w:sz="4" w:space="0" w:color="CCCCCC"/>
-              <w:left w:val="single" w:sz="4" w:space="0" w:color="CCCCCC"/>
-              <w:right w:val="single" w:sz="4" w:space="0" w:color="CCCCCC"/>
-            </w:tcBorders>
-          </w:tcPr>
-          <w:p>
-            <w:pPr>
-              <w:spacing w:before="60" w:after="60" w:line="252" w:lineRule="auto"/>
-              <w:jc w:val="left"/>
-            </w:pPr>
-            <w:r/>
-            <w:r>
-              <w:t>736.50</w:t>
-            </w:r>
-          </w:p>
-        </w:tc>
-        <w:tc>
-          <w:tcPr>
-            <w:tcW w:type="dxa" w:w="1728"/>
-            <w:shd w:fill="FFFFFF"/>
-            <w:tcMar>
-              <w:top w:w="100" w:type="dxa"/>
-              <w:bottom w:w="100" w:type="dxa"/>
-              <w:left w:w="120" w:type="dxa"/>
-              <w:right w:w="120" w:type="dxa"/>
-            </w:tcMar>
-            <w:tcBorders>
-              <w:top w:val="single" w:sz="4" w:space="0" w:color="CCCCCC"/>
-              <w:bottom w:val="single" w:sz="4" w:space="0" w:color="CCCCCC"/>
-              <w:left w:val="single" w:sz="4" w:space="0" w:color="CCCCCC"/>
-              <w:right w:val="single" w:sz="4" w:space="0" w:color="CCCCCC"/>
-            </w:tcBorders>
-          </w:tcPr>
-          <w:p>
-            <w:pPr>
-              <w:spacing w:before="60" w:after="60" w:line="252" w:lineRule="auto"/>
-              <w:jc w:val="left"/>
-            </w:pPr>
-            <w:r/>
-            <w:r>
-              <w:rPr>
-                <w:b/>
-              </w:rPr>
-              <w:t>745.00</w:t>
-            </w:r>
-          </w:p>
-        </w:tc>
-        <w:tc>
-          <w:tcPr>
-            <w:tcW w:type="dxa" w:w="3456"/>
-            <w:shd w:fill="FFFFFF"/>
-            <w:tcMar>
-              <w:top w:w="100" w:type="dxa"/>
-              <w:bottom w:w="100" w:type="dxa"/>
-              <w:left w:w="120" w:type="dxa"/>
-              <w:right w:w="120" w:type="dxa"/>
-            </w:tcMar>
-            <w:tcBorders>
-              <w:top w:val="single" w:sz="4" w:space="0" w:color="CCCCCC"/>
-              <w:bottom w:val="single" w:sz="4" w:space="0" w:color="CCCCCC"/>
-              <w:left w:val="single" w:sz="4" w:space="0" w:color="CCCCCC"/>
-              <w:right w:val="single" w:sz="4" w:space="0" w:color="CCCCCC"/>
-            </w:tcBorders>
-          </w:tcPr>
-          <w:p>
-            <w:pPr>
-              <w:spacing w:before="60" w:after="60" w:line="252" w:lineRule="auto"/>
-              <w:jc w:val="left"/>
-            </w:pPr>
-            <w:r/>
-            <w:r>
-              <w:rPr>
-                <w:b/>
-              </w:rPr>
-              <w:t>+0.75</w:t>
-            </w:r>
-          </w:p>
-        </w:tc>
-        <w:tc>
-          <w:tcPr>
-            <w:tcW w:type="dxa" w:w="1440"/>
-            <w:shd w:fill="FFFFFF"/>
-            <w:tcMar>
-              <w:top w:w="100" w:type="dxa"/>
-              <w:bottom w:w="100" w:type="dxa"/>
-              <w:left w:w="120" w:type="dxa"/>
-              <w:right w:w="120" w:type="dxa"/>
-            </w:tcMar>
-            <w:tcBorders>
-              <w:top w:val="single" w:sz="4" w:space="0" w:color="CCCCCC"/>
-              <w:bottom w:val="single" w:sz="4" w:space="0" w:color="CCCCCC"/>
-              <w:left w:val="single" w:sz="4" w:space="0" w:color="CCCCCC"/>
-              <w:right w:val="single" w:sz="4" w:space="0" w:color="CCCCCC"/>
-            </w:tcBorders>
-          </w:tcPr>
-          <w:p>
-            <w:pPr>
-              <w:spacing w:before="60" w:after="60" w:line="252" w:lineRule="auto"/>
-              <w:jc w:val="left"/>
-            </w:pPr>
-            <w:r/>
-            <w:r>
-              <w:t>BULL</w:t>
             </w:r>
           </w:p>
         </w:tc>
@@ -29950,7 +30890,7 @@
             </w:pPr>
             <w:r/>
             <w:r>
-              <w:t>Asia 07-11</w:t>
+              <w:t>NY Open 21-23</w:t>
             </w:r>
           </w:p>
         </w:tc>
@@ -30006,7 +30946,7 @@
             </w:pPr>
             <w:r/>
             <w:r>
-              <w:t>754.25</w:t>
+              <w:t>753.50</w:t>
             </w:r>
           </w:p>
         </w:tc>
@@ -30034,7 +30974,7 @@
             </w:pPr>
             <w:r/>
             <w:r>
-              <w:t>738.50</w:t>
+              <w:t>731.00</w:t>
             </w:r>
           </w:p>
         </w:tc>
@@ -30065,7 +31005,7 @@
               <w:rPr>
                 <w:b/>
               </w:rPr>
-              <w:t>744.25</w:t>
+              <w:t>746.75</w:t>
             </w:r>
           </w:p>
         </w:tc>
@@ -30096,7 +31036,7 @@
               <w:rPr>
                 <w:b/>
               </w:rPr>
-              <w:t>-0.75</w:t>
+              <w:t>+1.75</w:t>
             </w:r>
           </w:p>
         </w:tc>
@@ -30124,7 +31064,7 @@
             </w:pPr>
             <w:r/>
             <w:r>
-              <w:t>BEAR</w:t>
+              <w:t>BULL</w:t>
             </w:r>
           </w:p>
         </w:tc>
@@ -30185,7 +31125,7 @@
             </w:pPr>
             <w:r/>
             <w:r>
-              <w:t>Asia 11-15</w:t>
+              <w:t>NY Close 23-01</w:t>
             </w:r>
           </w:p>
         </w:tc>
@@ -30213,7 +31153,7 @@
             </w:pPr>
             <w:r/>
             <w:r>
-              <w:t>744.25</w:t>
+              <w:t>746.75</w:t>
             </w:r>
           </w:p>
         </w:tc>
@@ -30241,7 +31181,7 @@
             </w:pPr>
             <w:r/>
             <w:r>
-              <w:t>751.75</w:t>
+              <w:t>753.00</w:t>
             </w:r>
           </w:p>
         </w:tc>
@@ -30269,7 +31209,7 @@
             </w:pPr>
             <w:r/>
             <w:r>
-              <w:t>738.25</w:t>
+              <w:t>740.25</w:t>
             </w:r>
           </w:p>
         </w:tc>
@@ -30300,947 +31240,7 @@
               <w:rPr>
                 <w:b/>
               </w:rPr>
-              <w:t>743.25</w:t>
-            </w:r>
-          </w:p>
-        </w:tc>
-        <w:tc>
-          <w:tcPr>
-            <w:tcW w:type="dxa" w:w="3456"/>
-            <w:shd w:fill="FFFFFF"/>
-            <w:tcMar>
-              <w:top w:w="100" w:type="dxa"/>
-              <w:bottom w:w="100" w:type="dxa"/>
-              <w:left w:w="120" w:type="dxa"/>
-              <w:right w:w="120" w:type="dxa"/>
-            </w:tcMar>
-            <w:tcBorders>
-              <w:top w:val="single" w:sz="4" w:space="0" w:color="CCCCCC"/>
-              <w:bottom w:val="single" w:sz="4" w:space="0" w:color="CCCCCC"/>
-              <w:left w:val="single" w:sz="4" w:space="0" w:color="CCCCCC"/>
-              <w:right w:val="single" w:sz="4" w:space="0" w:color="CCCCCC"/>
-            </w:tcBorders>
-          </w:tcPr>
-          <w:p>
-            <w:pPr>
-              <w:spacing w:before="60" w:after="60" w:line="252" w:lineRule="auto"/>
-              <w:jc w:val="left"/>
-            </w:pPr>
-            <w:r/>
-            <w:r>
-              <w:rPr>
-                <w:b/>
-              </w:rPr>
-              <w:t>-1.00</w:t>
-            </w:r>
-          </w:p>
-        </w:tc>
-        <w:tc>
-          <w:tcPr>
-            <w:tcW w:type="dxa" w:w="1440"/>
-            <w:shd w:fill="FFFFFF"/>
-            <w:tcMar>
-              <w:top w:w="100" w:type="dxa"/>
-              <w:bottom w:w="100" w:type="dxa"/>
-              <w:left w:w="120" w:type="dxa"/>
-              <w:right w:w="120" w:type="dxa"/>
-            </w:tcMar>
-            <w:tcBorders>
-              <w:top w:val="single" w:sz="4" w:space="0" w:color="CCCCCC"/>
-              <w:bottom w:val="single" w:sz="4" w:space="0" w:color="CCCCCC"/>
-              <w:left w:val="single" w:sz="4" w:space="0" w:color="CCCCCC"/>
-              <w:right w:val="single" w:sz="4" w:space="0" w:color="CCCCCC"/>
-            </w:tcBorders>
-          </w:tcPr>
-          <w:p>
-            <w:pPr>
-              <w:spacing w:before="60" w:after="60" w:line="252" w:lineRule="auto"/>
-              <w:jc w:val="left"/>
-            </w:pPr>
-            <w:r/>
-            <w:r>
-              <w:t>BEAR</w:t>
-            </w:r>
-          </w:p>
-        </w:tc>
-      </w:tr>
-      <w:tr>
-        <w:tc>
-          <w:tcPr>
-            <w:tcW w:type="dxa" w:w="1584"/>
-            <w:shd w:fill="F8FAFC"/>
-            <w:tcMar>
-              <w:top w:w="100" w:type="dxa"/>
-              <w:bottom w:w="100" w:type="dxa"/>
-              <w:left w:w="120" w:type="dxa"/>
-              <w:right w:w="120" w:type="dxa"/>
-            </w:tcMar>
-            <w:tcBorders>
-              <w:top w:val="single" w:sz="4" w:space="0" w:color="CCCCCC"/>
-              <w:bottom w:val="single" w:sz="4" w:space="0" w:color="CCCCCC"/>
-              <w:left w:val="single" w:sz="4" w:space="0" w:color="CCCCCC"/>
-              <w:right w:val="single" w:sz="4" w:space="0" w:color="CCCCCC"/>
-            </w:tcBorders>
-          </w:tcPr>
-          <w:p>
-            <w:pPr>
-              <w:spacing w:before="60" w:after="60" w:line="252" w:lineRule="auto"/>
-              <w:jc w:val="left"/>
-            </w:pPr>
-            <w:r/>
-            <w:r>
-              <w:rPr>
-                <w:b/>
-              </w:rPr>
-              <w:t>Fri 25/09</w:t>
-            </w:r>
-          </w:p>
-        </w:tc>
-        <w:tc>
-          <w:tcPr>
-            <w:tcW w:type="dxa" w:w="864"/>
-            <w:shd w:fill="F8FAFC"/>
-            <w:tcMar>
-              <w:top w:w="100" w:type="dxa"/>
-              <w:bottom w:w="100" w:type="dxa"/>
-              <w:left w:w="120" w:type="dxa"/>
-              <w:right w:w="120" w:type="dxa"/>
-            </w:tcMar>
-            <w:tcBorders>
-              <w:top w:val="single" w:sz="4" w:space="0" w:color="CCCCCC"/>
-              <w:bottom w:val="single" w:sz="4" w:space="0" w:color="CCCCCC"/>
-              <w:left w:val="single" w:sz="4" w:space="0" w:color="CCCCCC"/>
-              <w:right w:val="single" w:sz="4" w:space="0" w:color="CCCCCC"/>
-            </w:tcBorders>
-          </w:tcPr>
-          <w:p>
-            <w:pPr>
-              <w:spacing w:before="60" w:after="60" w:line="252" w:lineRule="auto"/>
-              <w:jc w:val="left"/>
-            </w:pPr>
-            <w:r/>
-            <w:r>
-              <w:t>London 15-19</w:t>
-            </w:r>
-          </w:p>
-        </w:tc>
-        <w:tc>
-          <w:tcPr>
-            <w:tcW w:type="dxa" w:w="1440"/>
-            <w:shd w:fill="F8FAFC"/>
-            <w:tcMar>
-              <w:top w:w="100" w:type="dxa"/>
-              <w:bottom w:w="100" w:type="dxa"/>
-              <w:left w:w="120" w:type="dxa"/>
-              <w:right w:w="120" w:type="dxa"/>
-            </w:tcMar>
-            <w:tcBorders>
-              <w:top w:val="single" w:sz="4" w:space="0" w:color="CCCCCC"/>
-              <w:bottom w:val="single" w:sz="4" w:space="0" w:color="CCCCCC"/>
-              <w:left w:val="single" w:sz="4" w:space="0" w:color="CCCCCC"/>
-              <w:right w:val="single" w:sz="4" w:space="0" w:color="CCCCCC"/>
-            </w:tcBorders>
-          </w:tcPr>
-          <w:p>
-            <w:pPr>
-              <w:spacing w:before="60" w:after="60" w:line="252" w:lineRule="auto"/>
-              <w:jc w:val="left"/>
-            </w:pPr>
-            <w:r/>
-            <w:r>
-              <w:t>743.25</w:t>
-            </w:r>
-          </w:p>
-        </w:tc>
-        <w:tc>
-          <w:tcPr>
-            <w:tcW w:type="dxa" w:w="2016"/>
-            <w:shd w:fill="F8FAFC"/>
-            <w:tcMar>
-              <w:top w:w="100" w:type="dxa"/>
-              <w:bottom w:w="100" w:type="dxa"/>
-              <w:left w:w="120" w:type="dxa"/>
-              <w:right w:w="120" w:type="dxa"/>
-            </w:tcMar>
-            <w:tcBorders>
-              <w:top w:val="single" w:sz="4" w:space="0" w:color="CCCCCC"/>
-              <w:bottom w:val="single" w:sz="4" w:space="0" w:color="CCCCCC"/>
-              <w:left w:val="single" w:sz="4" w:space="0" w:color="CCCCCC"/>
-              <w:right w:val="single" w:sz="4" w:space="0" w:color="CCCCCC"/>
-            </w:tcBorders>
-          </w:tcPr>
-          <w:p>
-            <w:pPr>
-              <w:spacing w:before="60" w:after="60" w:line="252" w:lineRule="auto"/>
-              <w:jc w:val="left"/>
-            </w:pPr>
-            <w:r/>
-            <w:r>
-              <w:t>750.25</w:t>
-            </w:r>
-          </w:p>
-        </w:tc>
-        <w:tc>
-          <w:tcPr>
-            <w:tcW w:type="dxa" w:w="1152"/>
-            <w:shd w:fill="F8FAFC"/>
-            <w:tcMar>
-              <w:top w:w="100" w:type="dxa"/>
-              <w:bottom w:w="100" w:type="dxa"/>
-              <w:left w:w="120" w:type="dxa"/>
-              <w:right w:w="120" w:type="dxa"/>
-            </w:tcMar>
-            <w:tcBorders>
-              <w:top w:val="single" w:sz="4" w:space="0" w:color="CCCCCC"/>
-              <w:bottom w:val="single" w:sz="4" w:space="0" w:color="CCCCCC"/>
-              <w:left w:val="single" w:sz="4" w:space="0" w:color="CCCCCC"/>
-              <w:right w:val="single" w:sz="4" w:space="0" w:color="CCCCCC"/>
-            </w:tcBorders>
-          </w:tcPr>
-          <w:p>
-            <w:pPr>
-              <w:spacing w:before="60" w:after="60" w:line="252" w:lineRule="auto"/>
-              <w:jc w:val="left"/>
-            </w:pPr>
-            <w:r/>
-            <w:r>
-              <w:t>729.75</w:t>
-            </w:r>
-          </w:p>
-        </w:tc>
-        <w:tc>
-          <w:tcPr>
-            <w:tcW w:type="dxa" w:w="1728"/>
-            <w:shd w:fill="F8FAFC"/>
-            <w:tcMar>
-              <w:top w:w="100" w:type="dxa"/>
-              <w:bottom w:w="100" w:type="dxa"/>
-              <w:left w:w="120" w:type="dxa"/>
-              <w:right w:w="120" w:type="dxa"/>
-            </w:tcMar>
-            <w:tcBorders>
-              <w:top w:val="single" w:sz="4" w:space="0" w:color="CCCCCC"/>
-              <w:bottom w:val="single" w:sz="4" w:space="0" w:color="CCCCCC"/>
-              <w:left w:val="single" w:sz="4" w:space="0" w:color="CCCCCC"/>
-              <w:right w:val="single" w:sz="4" w:space="0" w:color="CCCCCC"/>
-            </w:tcBorders>
-          </w:tcPr>
-          <w:p>
-            <w:pPr>
-              <w:spacing w:before="60" w:after="60" w:line="252" w:lineRule="auto"/>
-              <w:jc w:val="left"/>
-            </w:pPr>
-            <w:r/>
-            <w:r>
-              <w:rPr>
-                <w:b/>
-              </w:rPr>
-              <w:t>744.00</w:t>
-            </w:r>
-          </w:p>
-        </w:tc>
-        <w:tc>
-          <w:tcPr>
-            <w:tcW w:type="dxa" w:w="3456"/>
-            <w:shd w:fill="F8FAFC"/>
-            <w:tcMar>
-              <w:top w:w="100" w:type="dxa"/>
-              <w:bottom w:w="100" w:type="dxa"/>
-              <w:left w:w="120" w:type="dxa"/>
-              <w:right w:w="120" w:type="dxa"/>
-            </w:tcMar>
-            <w:tcBorders>
-              <w:top w:val="single" w:sz="4" w:space="0" w:color="CCCCCC"/>
-              <w:bottom w:val="single" w:sz="4" w:space="0" w:color="CCCCCC"/>
-              <w:left w:val="single" w:sz="4" w:space="0" w:color="CCCCCC"/>
-              <w:right w:val="single" w:sz="4" w:space="0" w:color="CCCCCC"/>
-            </w:tcBorders>
-          </w:tcPr>
-          <w:p>
-            <w:pPr>
-              <w:spacing w:before="60" w:after="60" w:line="252" w:lineRule="auto"/>
-              <w:jc w:val="left"/>
-            </w:pPr>
-            <w:r/>
-            <w:r>
-              <w:rPr>
-                <w:b/>
-              </w:rPr>
-              <w:t>+0.75</w:t>
-            </w:r>
-          </w:p>
-        </w:tc>
-        <w:tc>
-          <w:tcPr>
-            <w:tcW w:type="dxa" w:w="1440"/>
-            <w:shd w:fill="F8FAFC"/>
-            <w:tcMar>
-              <w:top w:w="100" w:type="dxa"/>
-              <w:bottom w:w="100" w:type="dxa"/>
-              <w:left w:w="120" w:type="dxa"/>
-              <w:right w:w="120" w:type="dxa"/>
-            </w:tcMar>
-            <w:tcBorders>
-              <w:top w:val="single" w:sz="4" w:space="0" w:color="CCCCCC"/>
-              <w:bottom w:val="single" w:sz="4" w:space="0" w:color="CCCCCC"/>
-              <w:left w:val="single" w:sz="4" w:space="0" w:color="CCCCCC"/>
-              <w:right w:val="single" w:sz="4" w:space="0" w:color="CCCCCC"/>
-            </w:tcBorders>
-          </w:tcPr>
-          <w:p>
-            <w:pPr>
-              <w:spacing w:before="60" w:after="60" w:line="252" w:lineRule="auto"/>
-              <w:jc w:val="left"/>
-            </w:pPr>
-            <w:r/>
-            <w:r>
-              <w:t>BULL</w:t>
-            </w:r>
-          </w:p>
-        </w:tc>
-      </w:tr>
-      <w:tr>
-        <w:tc>
-          <w:tcPr>
-            <w:tcW w:type="dxa" w:w="1584"/>
-            <w:shd w:fill="FFFFFF"/>
-            <w:tcMar>
-              <w:top w:w="100" w:type="dxa"/>
-              <w:bottom w:w="100" w:type="dxa"/>
-              <w:left w:w="120" w:type="dxa"/>
-              <w:right w:w="120" w:type="dxa"/>
-            </w:tcMar>
-            <w:tcBorders>
-              <w:top w:val="single" w:sz="4" w:space="0" w:color="CCCCCC"/>
-              <w:bottom w:val="single" w:sz="4" w:space="0" w:color="CCCCCC"/>
-              <w:left w:val="single" w:sz="4" w:space="0" w:color="CCCCCC"/>
-              <w:right w:val="single" w:sz="4" w:space="0" w:color="CCCCCC"/>
-            </w:tcBorders>
-          </w:tcPr>
-          <w:p>
-            <w:pPr>
-              <w:spacing w:before="60" w:after="60" w:line="252" w:lineRule="auto"/>
-              <w:jc w:val="left"/>
-            </w:pPr>
-            <w:r/>
-            <w:r>
-              <w:rPr>
-                <w:b/>
-              </w:rPr>
-              <w:t>Fri 25/09</w:t>
-            </w:r>
-          </w:p>
-        </w:tc>
-        <w:tc>
-          <w:tcPr>
-            <w:tcW w:type="dxa" w:w="864"/>
-            <w:shd w:fill="FFFFFF"/>
-            <w:tcMar>
-              <w:top w:w="100" w:type="dxa"/>
-              <w:bottom w:w="100" w:type="dxa"/>
-              <w:left w:w="120" w:type="dxa"/>
-              <w:right w:w="120" w:type="dxa"/>
-            </w:tcMar>
-            <w:tcBorders>
-              <w:top w:val="single" w:sz="4" w:space="0" w:color="CCCCCC"/>
-              <w:bottom w:val="single" w:sz="4" w:space="0" w:color="CCCCCC"/>
-              <w:left w:val="single" w:sz="4" w:space="0" w:color="CCCCCC"/>
-              <w:right w:val="single" w:sz="4" w:space="0" w:color="CCCCCC"/>
-            </w:tcBorders>
-          </w:tcPr>
-          <w:p>
-            <w:pPr>
-              <w:spacing w:before="60" w:after="60" w:line="252" w:lineRule="auto"/>
-              <w:jc w:val="left"/>
-            </w:pPr>
-            <w:r/>
-            <w:r>
-              <w:t>Pre-NY 19-21</w:t>
-            </w:r>
-          </w:p>
-        </w:tc>
-        <w:tc>
-          <w:tcPr>
-            <w:tcW w:type="dxa" w:w="1440"/>
-            <w:shd w:fill="FFFFFF"/>
-            <w:tcMar>
-              <w:top w:w="100" w:type="dxa"/>
-              <w:bottom w:w="100" w:type="dxa"/>
-              <w:left w:w="120" w:type="dxa"/>
-              <w:right w:w="120" w:type="dxa"/>
-            </w:tcMar>
-            <w:tcBorders>
-              <w:top w:val="single" w:sz="4" w:space="0" w:color="CCCCCC"/>
-              <w:bottom w:val="single" w:sz="4" w:space="0" w:color="CCCCCC"/>
-              <w:left w:val="single" w:sz="4" w:space="0" w:color="CCCCCC"/>
-              <w:right w:val="single" w:sz="4" w:space="0" w:color="CCCCCC"/>
-            </w:tcBorders>
-          </w:tcPr>
-          <w:p>
-            <w:pPr>
-              <w:spacing w:before="60" w:after="60" w:line="252" w:lineRule="auto"/>
-              <w:jc w:val="left"/>
-            </w:pPr>
-            <w:r/>
-            <w:r>
-              <w:t>744.00</w:t>
-            </w:r>
-          </w:p>
-        </w:tc>
-        <w:tc>
-          <w:tcPr>
-            <w:tcW w:type="dxa" w:w="2016"/>
-            <w:shd w:fill="FFFFFF"/>
-            <w:tcMar>
-              <w:top w:w="100" w:type="dxa"/>
-              <w:bottom w:w="100" w:type="dxa"/>
-              <w:left w:w="120" w:type="dxa"/>
-              <w:right w:w="120" w:type="dxa"/>
-            </w:tcMar>
-            <w:tcBorders>
-              <w:top w:val="single" w:sz="4" w:space="0" w:color="CCCCCC"/>
-              <w:bottom w:val="single" w:sz="4" w:space="0" w:color="CCCCCC"/>
-              <w:left w:val="single" w:sz="4" w:space="0" w:color="CCCCCC"/>
-              <w:right w:val="single" w:sz="4" w:space="0" w:color="CCCCCC"/>
-            </w:tcBorders>
-          </w:tcPr>
-          <w:p>
-            <w:pPr>
-              <w:spacing w:before="60" w:after="60" w:line="252" w:lineRule="auto"/>
-              <w:jc w:val="left"/>
-            </w:pPr>
-            <w:r/>
-            <w:r>
-              <w:t>753.25</w:t>
-            </w:r>
-          </w:p>
-        </w:tc>
-        <w:tc>
-          <w:tcPr>
-            <w:tcW w:type="dxa" w:w="1152"/>
-            <w:shd w:fill="FFFFFF"/>
-            <w:tcMar>
-              <w:top w:w="100" w:type="dxa"/>
-              <w:bottom w:w="100" w:type="dxa"/>
-              <w:left w:w="120" w:type="dxa"/>
-              <w:right w:w="120" w:type="dxa"/>
-            </w:tcMar>
-            <w:tcBorders>
-              <w:top w:val="single" w:sz="4" w:space="0" w:color="CCCCCC"/>
-              <w:bottom w:val="single" w:sz="4" w:space="0" w:color="CCCCCC"/>
-              <w:left w:val="single" w:sz="4" w:space="0" w:color="CCCCCC"/>
-              <w:right w:val="single" w:sz="4" w:space="0" w:color="CCCCCC"/>
-            </w:tcBorders>
-          </w:tcPr>
-          <w:p>
-            <w:pPr>
-              <w:spacing w:before="60" w:after="60" w:line="252" w:lineRule="auto"/>
-              <w:jc w:val="left"/>
-            </w:pPr>
-            <w:r/>
-            <w:r>
-              <w:t>736.75</w:t>
-            </w:r>
-          </w:p>
-        </w:tc>
-        <w:tc>
-          <w:tcPr>
-            <w:tcW w:type="dxa" w:w="1728"/>
-            <w:shd w:fill="FFFFFF"/>
-            <w:tcMar>
-              <w:top w:w="100" w:type="dxa"/>
-              <w:bottom w:w="100" w:type="dxa"/>
-              <w:left w:w="120" w:type="dxa"/>
-              <w:right w:w="120" w:type="dxa"/>
-            </w:tcMar>
-            <w:tcBorders>
-              <w:top w:val="single" w:sz="4" w:space="0" w:color="CCCCCC"/>
-              <w:bottom w:val="single" w:sz="4" w:space="0" w:color="CCCCCC"/>
-              <w:left w:val="single" w:sz="4" w:space="0" w:color="CCCCCC"/>
-              <w:right w:val="single" w:sz="4" w:space="0" w:color="CCCCCC"/>
-            </w:tcBorders>
-          </w:tcPr>
-          <w:p>
-            <w:pPr>
-              <w:spacing w:before="60" w:after="60" w:line="252" w:lineRule="auto"/>
-              <w:jc w:val="left"/>
-            </w:pPr>
-            <w:r/>
-            <w:r>
-              <w:rPr>
-                <w:b/>
-              </w:rPr>
-              <w:t>743.75</w:t>
-            </w:r>
-          </w:p>
-        </w:tc>
-        <w:tc>
-          <w:tcPr>
-            <w:tcW w:type="dxa" w:w="3456"/>
-            <w:shd w:fill="FFFFFF"/>
-            <w:tcMar>
-              <w:top w:w="100" w:type="dxa"/>
-              <w:bottom w:w="100" w:type="dxa"/>
-              <w:left w:w="120" w:type="dxa"/>
-              <w:right w:w="120" w:type="dxa"/>
-            </w:tcMar>
-            <w:tcBorders>
-              <w:top w:val="single" w:sz="4" w:space="0" w:color="CCCCCC"/>
-              <w:bottom w:val="single" w:sz="4" w:space="0" w:color="CCCCCC"/>
-              <w:left w:val="single" w:sz="4" w:space="0" w:color="CCCCCC"/>
-              <w:right w:val="single" w:sz="4" w:space="0" w:color="CCCCCC"/>
-            </w:tcBorders>
-          </w:tcPr>
-          <w:p>
-            <w:pPr>
-              <w:spacing w:before="60" w:after="60" w:line="252" w:lineRule="auto"/>
-              <w:jc w:val="left"/>
-            </w:pPr>
-            <w:r/>
-            <w:r>
-              <w:rPr>
-                <w:b/>
-              </w:rPr>
-              <w:t>-0.25</w:t>
-            </w:r>
-          </w:p>
-        </w:tc>
-        <w:tc>
-          <w:tcPr>
-            <w:tcW w:type="dxa" w:w="1440"/>
-            <w:shd w:fill="FFFFFF"/>
-            <w:tcMar>
-              <w:top w:w="100" w:type="dxa"/>
-              <w:bottom w:w="100" w:type="dxa"/>
-              <w:left w:w="120" w:type="dxa"/>
-              <w:right w:w="120" w:type="dxa"/>
-            </w:tcMar>
-            <w:tcBorders>
-              <w:top w:val="single" w:sz="4" w:space="0" w:color="CCCCCC"/>
-              <w:bottom w:val="single" w:sz="4" w:space="0" w:color="CCCCCC"/>
-              <w:left w:val="single" w:sz="4" w:space="0" w:color="CCCCCC"/>
-              <w:right w:val="single" w:sz="4" w:space="0" w:color="CCCCCC"/>
-            </w:tcBorders>
-          </w:tcPr>
-          <w:p>
-            <w:pPr>
-              <w:spacing w:before="60" w:after="60" w:line="252" w:lineRule="auto"/>
-              <w:jc w:val="left"/>
-            </w:pPr>
-            <w:r/>
-            <w:r>
-              <w:t>BEAR</w:t>
-            </w:r>
-          </w:p>
-        </w:tc>
-      </w:tr>
-      <w:tr>
-        <w:tc>
-          <w:tcPr>
-            <w:tcW w:type="dxa" w:w="1584"/>
-            <w:shd w:fill="F8FAFC"/>
-            <w:tcMar>
-              <w:top w:w="100" w:type="dxa"/>
-              <w:bottom w:w="100" w:type="dxa"/>
-              <w:left w:w="120" w:type="dxa"/>
-              <w:right w:w="120" w:type="dxa"/>
-            </w:tcMar>
-            <w:tcBorders>
-              <w:top w:val="single" w:sz="4" w:space="0" w:color="CCCCCC"/>
-              <w:bottom w:val="single" w:sz="4" w:space="0" w:color="CCCCCC"/>
-              <w:left w:val="single" w:sz="4" w:space="0" w:color="CCCCCC"/>
-              <w:right w:val="single" w:sz="4" w:space="0" w:color="CCCCCC"/>
-            </w:tcBorders>
-          </w:tcPr>
-          <w:p>
-            <w:pPr>
-              <w:spacing w:before="60" w:after="60" w:line="252" w:lineRule="auto"/>
-              <w:jc w:val="left"/>
-            </w:pPr>
-            <w:r/>
-            <w:r>
-              <w:rPr>
-                <w:b/>
-              </w:rPr>
-              <w:t>Fri 25/09</w:t>
-            </w:r>
-          </w:p>
-        </w:tc>
-        <w:tc>
-          <w:tcPr>
-            <w:tcW w:type="dxa" w:w="864"/>
-            <w:shd w:fill="F8FAFC"/>
-            <w:tcMar>
-              <w:top w:w="100" w:type="dxa"/>
-              <w:bottom w:w="100" w:type="dxa"/>
-              <w:left w:w="120" w:type="dxa"/>
-              <w:right w:w="120" w:type="dxa"/>
-            </w:tcMar>
-            <w:tcBorders>
-              <w:top w:val="single" w:sz="4" w:space="0" w:color="CCCCCC"/>
-              <w:bottom w:val="single" w:sz="4" w:space="0" w:color="CCCCCC"/>
-              <w:left w:val="single" w:sz="4" w:space="0" w:color="CCCCCC"/>
-              <w:right w:val="single" w:sz="4" w:space="0" w:color="CCCCCC"/>
-            </w:tcBorders>
-          </w:tcPr>
-          <w:p>
-            <w:pPr>
-              <w:spacing w:before="60" w:after="60" w:line="252" w:lineRule="auto"/>
-              <w:jc w:val="left"/>
-            </w:pPr>
-            <w:r/>
-            <w:r>
-              <w:t>NY Open 21-23</w:t>
-            </w:r>
-          </w:p>
-        </w:tc>
-        <w:tc>
-          <w:tcPr>
-            <w:tcW w:type="dxa" w:w="1440"/>
-            <w:shd w:fill="F8FAFC"/>
-            <w:tcMar>
-              <w:top w:w="100" w:type="dxa"/>
-              <w:bottom w:w="100" w:type="dxa"/>
-              <w:left w:w="120" w:type="dxa"/>
-              <w:right w:w="120" w:type="dxa"/>
-            </w:tcMar>
-            <w:tcBorders>
-              <w:top w:val="single" w:sz="4" w:space="0" w:color="CCCCCC"/>
-              <w:bottom w:val="single" w:sz="4" w:space="0" w:color="CCCCCC"/>
-              <w:left w:val="single" w:sz="4" w:space="0" w:color="CCCCCC"/>
-              <w:right w:val="single" w:sz="4" w:space="0" w:color="CCCCCC"/>
-            </w:tcBorders>
-          </w:tcPr>
-          <w:p>
-            <w:pPr>
-              <w:spacing w:before="60" w:after="60" w:line="252" w:lineRule="auto"/>
-              <w:jc w:val="left"/>
-            </w:pPr>
-            <w:r/>
-            <w:r>
-              <w:t>743.75</w:t>
-            </w:r>
-          </w:p>
-        </w:tc>
-        <w:tc>
-          <w:tcPr>
-            <w:tcW w:type="dxa" w:w="2016"/>
-            <w:shd w:fill="F8FAFC"/>
-            <w:tcMar>
-              <w:top w:w="100" w:type="dxa"/>
-              <w:bottom w:w="100" w:type="dxa"/>
-              <w:left w:w="120" w:type="dxa"/>
-              <w:right w:w="120" w:type="dxa"/>
-            </w:tcMar>
-            <w:tcBorders>
-              <w:top w:val="single" w:sz="4" w:space="0" w:color="CCCCCC"/>
-              <w:bottom w:val="single" w:sz="4" w:space="0" w:color="CCCCCC"/>
-              <w:left w:val="single" w:sz="4" w:space="0" w:color="CCCCCC"/>
-              <w:right w:val="single" w:sz="4" w:space="0" w:color="CCCCCC"/>
-            </w:tcBorders>
-          </w:tcPr>
-          <w:p>
-            <w:pPr>
-              <w:spacing w:before="60" w:after="60" w:line="252" w:lineRule="auto"/>
-              <w:jc w:val="left"/>
-            </w:pPr>
-            <w:r/>
-            <w:r>
-              <w:t>752.25</w:t>
-            </w:r>
-          </w:p>
-        </w:tc>
-        <w:tc>
-          <w:tcPr>
-            <w:tcW w:type="dxa" w:w="1152"/>
-            <w:shd w:fill="F8FAFC"/>
-            <w:tcMar>
-              <w:top w:w="100" w:type="dxa"/>
-              <w:bottom w:w="100" w:type="dxa"/>
-              <w:left w:w="120" w:type="dxa"/>
-              <w:right w:w="120" w:type="dxa"/>
-            </w:tcMar>
-            <w:tcBorders>
-              <w:top w:val="single" w:sz="4" w:space="0" w:color="CCCCCC"/>
-              <w:bottom w:val="single" w:sz="4" w:space="0" w:color="CCCCCC"/>
-              <w:left w:val="single" w:sz="4" w:space="0" w:color="CCCCCC"/>
-              <w:right w:val="single" w:sz="4" w:space="0" w:color="CCCCCC"/>
-            </w:tcBorders>
-          </w:tcPr>
-          <w:p>
-            <w:pPr>
-              <w:spacing w:before="60" w:after="60" w:line="252" w:lineRule="auto"/>
-              <w:jc w:val="left"/>
-            </w:pPr>
-            <w:r/>
-            <w:r>
-              <w:t>729.75</w:t>
-            </w:r>
-          </w:p>
-        </w:tc>
-        <w:tc>
-          <w:tcPr>
-            <w:tcW w:type="dxa" w:w="1728"/>
-            <w:shd w:fill="F8FAFC"/>
-            <w:tcMar>
-              <w:top w:w="100" w:type="dxa"/>
-              <w:bottom w:w="100" w:type="dxa"/>
-              <w:left w:w="120" w:type="dxa"/>
-              <w:right w:w="120" w:type="dxa"/>
-            </w:tcMar>
-            <w:tcBorders>
-              <w:top w:val="single" w:sz="4" w:space="0" w:color="CCCCCC"/>
-              <w:bottom w:val="single" w:sz="4" w:space="0" w:color="CCCCCC"/>
-              <w:left w:val="single" w:sz="4" w:space="0" w:color="CCCCCC"/>
-              <w:right w:val="single" w:sz="4" w:space="0" w:color="CCCCCC"/>
-            </w:tcBorders>
-          </w:tcPr>
-          <w:p>
-            <w:pPr>
-              <w:spacing w:before="60" w:after="60" w:line="252" w:lineRule="auto"/>
-              <w:jc w:val="left"/>
-            </w:pPr>
-            <w:r/>
-            <w:r>
-              <w:rPr>
-                <w:b/>
-              </w:rPr>
-              <w:t>745.50</w:t>
-            </w:r>
-          </w:p>
-        </w:tc>
-        <w:tc>
-          <w:tcPr>
-            <w:tcW w:type="dxa" w:w="3456"/>
-            <w:shd w:fill="F8FAFC"/>
-            <w:tcMar>
-              <w:top w:w="100" w:type="dxa"/>
-              <w:bottom w:w="100" w:type="dxa"/>
-              <w:left w:w="120" w:type="dxa"/>
-              <w:right w:w="120" w:type="dxa"/>
-            </w:tcMar>
-            <w:tcBorders>
-              <w:top w:val="single" w:sz="4" w:space="0" w:color="CCCCCC"/>
-              <w:bottom w:val="single" w:sz="4" w:space="0" w:color="CCCCCC"/>
-              <w:left w:val="single" w:sz="4" w:space="0" w:color="CCCCCC"/>
-              <w:right w:val="single" w:sz="4" w:space="0" w:color="CCCCCC"/>
-            </w:tcBorders>
-          </w:tcPr>
-          <w:p>
-            <w:pPr>
-              <w:spacing w:before="60" w:after="60" w:line="252" w:lineRule="auto"/>
-              <w:jc w:val="left"/>
-            </w:pPr>
-            <w:r/>
-            <w:r>
-              <w:rPr>
-                <w:b/>
-              </w:rPr>
-              <w:t>+1.75</w:t>
-            </w:r>
-          </w:p>
-        </w:tc>
-        <w:tc>
-          <w:tcPr>
-            <w:tcW w:type="dxa" w:w="1440"/>
-            <w:shd w:fill="F8FAFC"/>
-            <w:tcMar>
-              <w:top w:w="100" w:type="dxa"/>
-              <w:bottom w:w="100" w:type="dxa"/>
-              <w:left w:w="120" w:type="dxa"/>
-              <w:right w:w="120" w:type="dxa"/>
-            </w:tcMar>
-            <w:tcBorders>
-              <w:top w:val="single" w:sz="4" w:space="0" w:color="CCCCCC"/>
-              <w:bottom w:val="single" w:sz="4" w:space="0" w:color="CCCCCC"/>
-              <w:left w:val="single" w:sz="4" w:space="0" w:color="CCCCCC"/>
-              <w:right w:val="single" w:sz="4" w:space="0" w:color="CCCCCC"/>
-            </w:tcBorders>
-          </w:tcPr>
-          <w:p>
-            <w:pPr>
-              <w:spacing w:before="60" w:after="60" w:line="252" w:lineRule="auto"/>
-              <w:jc w:val="left"/>
-            </w:pPr>
-            <w:r/>
-            <w:r>
-              <w:t>BULL</w:t>
-            </w:r>
-          </w:p>
-        </w:tc>
-      </w:tr>
-      <w:tr>
-        <w:tc>
-          <w:tcPr>
-            <w:tcW w:type="dxa" w:w="1584"/>
-            <w:shd w:fill="FFFFFF"/>
-            <w:tcMar>
-              <w:top w:w="100" w:type="dxa"/>
-              <w:bottom w:w="100" w:type="dxa"/>
-              <w:left w:w="120" w:type="dxa"/>
-              <w:right w:w="120" w:type="dxa"/>
-            </w:tcMar>
-            <w:tcBorders>
-              <w:top w:val="single" w:sz="4" w:space="0" w:color="CCCCCC"/>
-              <w:bottom w:val="single" w:sz="4" w:space="0" w:color="CCCCCC"/>
-              <w:left w:val="single" w:sz="4" w:space="0" w:color="CCCCCC"/>
-              <w:right w:val="single" w:sz="4" w:space="0" w:color="CCCCCC"/>
-            </w:tcBorders>
-          </w:tcPr>
-          <w:p>
-            <w:pPr>
-              <w:spacing w:before="60" w:after="60" w:line="252" w:lineRule="auto"/>
-              <w:jc w:val="left"/>
-            </w:pPr>
-            <w:r/>
-            <w:r>
-              <w:rPr>
-                <w:b/>
-              </w:rPr>
-              <w:t>Fri 25/09</w:t>
-            </w:r>
-          </w:p>
-        </w:tc>
-        <w:tc>
-          <w:tcPr>
-            <w:tcW w:type="dxa" w:w="864"/>
-            <w:shd w:fill="FFFFFF"/>
-            <w:tcMar>
-              <w:top w:w="100" w:type="dxa"/>
-              <w:bottom w:w="100" w:type="dxa"/>
-              <w:left w:w="120" w:type="dxa"/>
-              <w:right w:w="120" w:type="dxa"/>
-            </w:tcMar>
-            <w:tcBorders>
-              <w:top w:val="single" w:sz="4" w:space="0" w:color="CCCCCC"/>
-              <w:bottom w:val="single" w:sz="4" w:space="0" w:color="CCCCCC"/>
-              <w:left w:val="single" w:sz="4" w:space="0" w:color="CCCCCC"/>
-              <w:right w:val="single" w:sz="4" w:space="0" w:color="CCCCCC"/>
-            </w:tcBorders>
-          </w:tcPr>
-          <w:p>
-            <w:pPr>
-              <w:spacing w:before="60" w:after="60" w:line="252" w:lineRule="auto"/>
-              <w:jc w:val="left"/>
-            </w:pPr>
-            <w:r/>
-            <w:r>
-              <w:t>NY Close 23-01</w:t>
-            </w:r>
-          </w:p>
-        </w:tc>
-        <w:tc>
-          <w:tcPr>
-            <w:tcW w:type="dxa" w:w="1440"/>
-            <w:shd w:fill="FFFFFF"/>
-            <w:tcMar>
-              <w:top w:w="100" w:type="dxa"/>
-              <w:bottom w:w="100" w:type="dxa"/>
-              <w:left w:w="120" w:type="dxa"/>
-              <w:right w:w="120" w:type="dxa"/>
-            </w:tcMar>
-            <w:tcBorders>
-              <w:top w:val="single" w:sz="4" w:space="0" w:color="CCCCCC"/>
-              <w:bottom w:val="single" w:sz="4" w:space="0" w:color="CCCCCC"/>
-              <w:left w:val="single" w:sz="4" w:space="0" w:color="CCCCCC"/>
-              <w:right w:val="single" w:sz="4" w:space="0" w:color="CCCCCC"/>
-            </w:tcBorders>
-          </w:tcPr>
-          <w:p>
-            <w:pPr>
-              <w:spacing w:before="60" w:after="60" w:line="252" w:lineRule="auto"/>
-              <w:jc w:val="left"/>
-            </w:pPr>
-            <w:r/>
-            <w:r>
-              <w:t>745.50</w:t>
-            </w:r>
-          </w:p>
-        </w:tc>
-        <w:tc>
-          <w:tcPr>
-            <w:tcW w:type="dxa" w:w="2016"/>
-            <w:shd w:fill="FFFFFF"/>
-            <w:tcMar>
-              <w:top w:w="100" w:type="dxa"/>
-              <w:bottom w:w="100" w:type="dxa"/>
-              <w:left w:w="120" w:type="dxa"/>
-              <w:right w:w="120" w:type="dxa"/>
-            </w:tcMar>
-            <w:tcBorders>
-              <w:top w:val="single" w:sz="4" w:space="0" w:color="CCCCCC"/>
-              <w:bottom w:val="single" w:sz="4" w:space="0" w:color="CCCCCC"/>
-              <w:left w:val="single" w:sz="4" w:space="0" w:color="CCCCCC"/>
-              <w:right w:val="single" w:sz="4" w:space="0" w:color="CCCCCC"/>
-            </w:tcBorders>
-          </w:tcPr>
-          <w:p>
-            <w:pPr>
-              <w:spacing w:before="60" w:after="60" w:line="252" w:lineRule="auto"/>
-              <w:jc w:val="left"/>
-            </w:pPr>
-            <w:r/>
-            <w:r>
-              <w:t>751.75</w:t>
-            </w:r>
-          </w:p>
-        </w:tc>
-        <w:tc>
-          <w:tcPr>
-            <w:tcW w:type="dxa" w:w="1152"/>
-            <w:shd w:fill="FFFFFF"/>
-            <w:tcMar>
-              <w:top w:w="100" w:type="dxa"/>
-              <w:bottom w:w="100" w:type="dxa"/>
-              <w:left w:w="120" w:type="dxa"/>
-              <w:right w:w="120" w:type="dxa"/>
-            </w:tcMar>
-            <w:tcBorders>
-              <w:top w:val="single" w:sz="4" w:space="0" w:color="CCCCCC"/>
-              <w:bottom w:val="single" w:sz="4" w:space="0" w:color="CCCCCC"/>
-              <w:left w:val="single" w:sz="4" w:space="0" w:color="CCCCCC"/>
-              <w:right w:val="single" w:sz="4" w:space="0" w:color="CCCCCC"/>
-            </w:tcBorders>
-          </w:tcPr>
-          <w:p>
-            <w:pPr>
-              <w:spacing w:before="60" w:after="60" w:line="252" w:lineRule="auto"/>
-              <w:jc w:val="left"/>
-            </w:pPr>
-            <w:r/>
-            <w:r>
-              <w:t>739.00</w:t>
-            </w:r>
-          </w:p>
-        </w:tc>
-        <w:tc>
-          <w:tcPr>
-            <w:tcW w:type="dxa" w:w="1728"/>
-            <w:shd w:fill="FFFFFF"/>
-            <w:tcMar>
-              <w:top w:w="100" w:type="dxa"/>
-              <w:bottom w:w="100" w:type="dxa"/>
-              <w:left w:w="120" w:type="dxa"/>
-              <w:right w:w="120" w:type="dxa"/>
-            </w:tcMar>
-            <w:tcBorders>
-              <w:top w:val="single" w:sz="4" w:space="0" w:color="CCCCCC"/>
-              <w:bottom w:val="single" w:sz="4" w:space="0" w:color="CCCCCC"/>
-              <w:left w:val="single" w:sz="4" w:space="0" w:color="CCCCCC"/>
-              <w:right w:val="single" w:sz="4" w:space="0" w:color="CCCCCC"/>
-            </w:tcBorders>
-          </w:tcPr>
-          <w:p>
-            <w:pPr>
-              <w:spacing w:before="60" w:after="60" w:line="252" w:lineRule="auto"/>
-              <w:jc w:val="left"/>
-            </w:pPr>
-            <w:r/>
-            <w:r>
-              <w:rPr>
-                <w:b/>
-              </w:rPr>
-              <w:t>744.75</w:t>
+              <w:t>746.00</w:t>
             </w:r>
           </w:p>
         </w:tc>
